--- a/Documentação - Voiture.docx
+++ b/Documentação - Voiture.docx
@@ -8901,16 +8901,6 @@
           <w:lang w:val="pt-BR"/>
         </w:rPr>
       </w:pPr>
-    </w:p>
-    <w:p>
-      <w:pPr>
-        <w:ind w:left="708"/>
-        <w:rPr>
-          <w:b/>
-          <w:bCs/>
-          <w:lang w:val="pt-BR"/>
-        </w:rPr>
-      </w:pPr>
       <w:r>
         <w:rPr>
           <w:b/>
@@ -8919,9 +8909,9 @@
           <w:lang w:val="pt-BR"/>
         </w:rPr>
         <w:drawing>
-          <wp:inline distT="0" distB="0" distL="0" distR="0" wp14:anchorId="63398F7F" wp14:editId="33D5BFBA">
-            <wp:extent cx="5248507" cy="2952032"/>
-            <wp:effectExtent l="0" t="0" r="0" b="1270"/>
+          <wp:inline distT="0" distB="0" distL="0" distR="0" wp14:anchorId="63398F7F" wp14:editId="316A0569">
+            <wp:extent cx="3622755" cy="3144644"/>
+            <wp:effectExtent l="0" t="0" r="0" b="0"/>
             <wp:docPr id="341094701" name="Imagem 11"/>
             <wp:cNvGraphicFramePr>
               <a:graphicFrameLocks xmlns:a="http://schemas.openxmlformats.org/drawingml/2006/main" noChangeAspect="1"/>
@@ -8935,7 +8925,7 @@
                       <a:picLocks noChangeAspect="1" noChangeArrowheads="1"/>
                     </pic:cNvPicPr>
                   </pic:nvPicPr>
-                  <pic:blipFill>
+                  <pic:blipFill rotWithShape="1">
                     <a:blip r:embed="rId14" cstate="print">
                       <a:extLst>
                         <a:ext uri="{28A0092B-C50C-407E-A947-70E740481C1C}">
@@ -8943,7 +8933,7 @@
                         </a:ext>
                       </a:extLst>
                     </a:blip>
-                    <a:srcRect/>
+                    <a:srcRect l="16429" r="18774"/>
                     <a:stretch>
                       <a:fillRect/>
                     </a:stretch>
@@ -8951,7 +8941,7 @@
                   <pic:spPr bwMode="auto">
                     <a:xfrm>
                       <a:off x="0" y="0"/>
-                      <a:ext cx="5259228" cy="2958062"/>
+                      <a:ext cx="3673011" cy="3188268"/>
                     </a:xfrm>
                     <a:prstGeom prst="rect">
                       <a:avLst/>
@@ -8960,6 +8950,11 @@
                     <a:ln>
                       <a:noFill/>
                     </a:ln>
+                    <a:extLst>
+                      <a:ext uri="{53640926-AAD7-44D8-BBD7-CCE9431645EC}">
+                        <a14:shadowObscured xmlns:a14="http://schemas.microsoft.com/office/drawing/2010/main"/>
+                      </a:ext>
+                    </a:extLst>
                   </pic:spPr>
                 </pic:pic>
               </a:graphicData>
@@ -8970,26 +8965,18 @@
     </w:p>
     <w:p>
       <w:pPr>
-        <w:ind w:left="708"/>
-        <w:rPr>
-          <w:b/>
-          <w:bCs/>
-          <w:lang w:val="pt-BR"/>
-        </w:rPr>
-      </w:pPr>
-    </w:p>
-    <w:p>
-      <w:pPr>
-        <w:ind w:left="708"/>
-        <w:rPr>
-          <w:b/>
-          <w:bCs/>
-          <w:lang w:val="pt-BR"/>
-        </w:rPr>
-      </w:pPr>
-    </w:p>
-    <w:p>
-      <w:pPr>
+        <w:spacing w:line="360" w:lineRule="auto"/>
+        <w:ind w:left="708"/>
+        <w:rPr>
+          <w:b/>
+          <w:bCs/>
+          <w:lang w:val="pt-BR"/>
+        </w:rPr>
+      </w:pPr>
+    </w:p>
+    <w:p>
+      <w:pPr>
+        <w:spacing w:line="360" w:lineRule="auto"/>
         <w:ind w:left="708"/>
         <w:rPr>
           <w:b/>
@@ -9008,23 +8995,56 @@
     </w:p>
     <w:p>
       <w:pPr>
-        <w:ind w:left="708"/>
-        <w:rPr>
-          <w:b/>
-          <w:bCs/>
-          <w:lang w:val="pt-BR"/>
-        </w:rPr>
-      </w:pPr>
-    </w:p>
-    <w:p>
-      <w:pPr>
-        <w:ind w:left="708"/>
-        <w:rPr>
-          <w:b/>
-          <w:bCs/>
-          <w:lang w:val="pt-BR"/>
-        </w:rPr>
-      </w:pPr>
+        <w:spacing w:line="360" w:lineRule="auto"/>
+        <w:ind w:firstLine="708"/>
+        <w:rPr>
+          <w:b/>
+          <w:bCs/>
+          <w:lang w:val="pt-BR"/>
+        </w:rPr>
+      </w:pPr>
+      <w:r>
+        <w:rPr>
+          <w:b/>
+          <w:bCs/>
+          <w:lang w:val="pt-BR"/>
+        </w:rPr>
+        <w:drawing>
+          <wp:inline distT="0" distB="0" distL="0" distR="0" wp14:anchorId="6DB10707" wp14:editId="5249B8EF">
+            <wp:extent cx="3620429" cy="2922765"/>
+            <wp:effectExtent l="0" t="0" r="0" b="0"/>
+            <wp:docPr id="625692062" name="Imagem 1"/>
+            <wp:cNvGraphicFramePr>
+              <a:graphicFrameLocks xmlns:a="http://schemas.openxmlformats.org/drawingml/2006/main" noChangeAspect="1"/>
+            </wp:cNvGraphicFramePr>
+            <a:graphic xmlns:a="http://schemas.openxmlformats.org/drawingml/2006/main">
+              <a:graphicData uri="http://schemas.openxmlformats.org/drawingml/2006/picture">
+                <pic:pic xmlns:pic="http://schemas.openxmlformats.org/drawingml/2006/picture">
+                  <pic:nvPicPr>
+                    <pic:cNvPr id="625692062" name=""/>
+                    <pic:cNvPicPr/>
+                  </pic:nvPicPr>
+                  <pic:blipFill>
+                    <a:blip r:embed="rId15"/>
+                    <a:stretch>
+                      <a:fillRect/>
+                    </a:stretch>
+                  </pic:blipFill>
+                  <pic:spPr>
+                    <a:xfrm>
+                      <a:off x="0" y="0"/>
+                      <a:ext cx="3661353" cy="2955803"/>
+                    </a:xfrm>
+                    <a:prstGeom prst="rect">
+                      <a:avLst/>
+                    </a:prstGeom>
+                  </pic:spPr>
+                </pic:pic>
+              </a:graphicData>
+            </a:graphic>
+          </wp:inline>
+        </w:drawing>
+      </w:r>
     </w:p>
     <w:p>
       <w:pPr>
@@ -9144,7 +9164,7 @@
                     </pic:cNvPicPr>
                   </pic:nvPicPr>
                   <pic:blipFill>
-                    <a:blip r:embed="rId15" cstate="print">
+                    <a:blip r:embed="rId16" cstate="print">
                       <a:extLst>
                         <a:ext uri="{28A0092B-C50C-407E-A947-70E740481C1C}">
                           <a14:useLocalDpi xmlns:a14="http://schemas.microsoft.com/office/drawing/2010/main" val="0"/>
@@ -9235,7 +9255,7 @@
                     </pic:cNvPicPr>
                   </pic:nvPicPr>
                   <pic:blipFill>
-                    <a:blip r:embed="rId16" cstate="print">
+                    <a:blip r:embed="rId17" cstate="print">
                       <a:extLst>
                         <a:ext uri="{28A0092B-C50C-407E-A947-70E740481C1C}">
                           <a14:useLocalDpi xmlns:a14="http://schemas.microsoft.com/office/drawing/2010/main" val="0"/>
@@ -9283,6 +9303,20 @@
         <w:widowControl/>
         <w:autoSpaceDE/>
         <w:autoSpaceDN/>
+        <w:spacing w:after="160" w:line="278" w:lineRule="auto"/>
+        <w:jc w:val="left"/>
+        <w:rPr>
+          <w:b/>
+          <w:bCs/>
+          <w:lang w:val="pt-BR"/>
+        </w:rPr>
+      </w:pPr>
+    </w:p>
+    <w:p>
+      <w:pPr>
+        <w:widowControl/>
+        <w:autoSpaceDE/>
+        <w:autoSpaceDN/>
         <w:spacing w:after="160" w:line="360" w:lineRule="auto"/>
         <w:ind w:firstLine="708"/>
         <w:rPr>
@@ -9297,6 +9331,7 @@
           <w:bCs/>
           <w:lang w:val="pt-BR"/>
         </w:rPr>
+        <w:lastRenderedPageBreak/>
         <w:t>4.6 Cadastro de produtos</w:t>
       </w:r>
     </w:p>
@@ -9312,7 +9347,6 @@
         <w:rPr>
           <w:lang w:val="pt-BR"/>
         </w:rPr>
-        <w:lastRenderedPageBreak/>
         <w:t>Para realizar o cadastro</w:t>
       </w:r>
       <w:r>
@@ -9393,7 +9427,7 @@
                     </pic:cNvPicPr>
                   </pic:nvPicPr>
                   <pic:blipFill>
-                    <a:blip r:embed="rId17" cstate="print">
+                    <a:blip r:embed="rId18" cstate="print">
                       <a:extLst>
                         <a:ext uri="{28A0092B-C50C-407E-A947-70E740481C1C}">
                           <a14:useLocalDpi xmlns:a14="http://schemas.microsoft.com/office/drawing/2010/main" val="0"/>
@@ -9796,7 +9830,7 @@
                     </pic:cNvPicPr>
                   </pic:nvPicPr>
                   <pic:blipFill>
-                    <a:blip r:embed="rId18" cstate="print">
+                    <a:blip r:embed="rId19" cstate="print">
                       <a:extLst>
                         <a:ext uri="{28A0092B-C50C-407E-A947-70E740481C1C}">
                           <a14:useLocalDpi xmlns:a14="http://schemas.microsoft.com/office/drawing/2010/main" val="0"/>
@@ -9897,7 +9931,7 @@
                     </pic:cNvPicPr>
                   </pic:nvPicPr>
                   <pic:blipFill>
-                    <a:blip r:embed="rId19" cstate="print">
+                    <a:blip r:embed="rId20" cstate="print">
                       <a:extLst>
                         <a:ext uri="{28A0092B-C50C-407E-A947-70E740481C1C}">
                           <a14:useLocalDpi xmlns:a14="http://schemas.microsoft.com/office/drawing/2010/main" val="0"/>
@@ -10064,7 +10098,7 @@
                     </pic:cNvPicPr>
                   </pic:nvPicPr>
                   <pic:blipFill>
-                    <a:blip r:embed="rId20" cstate="print">
+                    <a:blip r:embed="rId21" cstate="print">
                       <a:extLst>
                         <a:ext uri="{28A0092B-C50C-407E-A947-70E740481C1C}">
                           <a14:useLocalDpi xmlns:a14="http://schemas.microsoft.com/office/drawing/2010/main" val="0"/>
@@ -10165,7 +10199,7 @@
                     </pic:cNvPicPr>
                   </pic:nvPicPr>
                   <pic:blipFill rotWithShape="1">
-                    <a:blip r:embed="rId21" cstate="print">
+                    <a:blip r:embed="rId22" cstate="print">
                       <a:extLst>
                         <a:ext uri="{28A0092B-C50C-407E-A947-70E740481C1C}">
                           <a14:useLocalDpi xmlns:a14="http://schemas.microsoft.com/office/drawing/2010/main" val="0"/>
@@ -10374,7 +10408,7 @@
                     </pic:cNvPicPr>
                   </pic:nvPicPr>
                   <pic:blipFill>
-                    <a:blip r:embed="rId22" cstate="print">
+                    <a:blip r:embed="rId23" cstate="print">
                       <a:extLst>
                         <a:ext uri="{28A0092B-C50C-407E-A947-70E740481C1C}">
                           <a14:useLocalDpi xmlns:a14="http://schemas.microsoft.com/office/drawing/2010/main" val="0"/>
@@ -10475,7 +10509,7 @@
                     </pic:cNvPicPr>
                   </pic:nvPicPr>
                   <pic:blipFill rotWithShape="1">
-                    <a:blip r:embed="rId23" cstate="print">
+                    <a:blip r:embed="rId24" cstate="print">
                       <a:extLst>
                         <a:ext uri="{28A0092B-C50C-407E-A947-70E740481C1C}">
                           <a14:useLocalDpi xmlns:a14="http://schemas.microsoft.com/office/drawing/2010/main" val="0"/>
@@ -10648,7 +10682,7 @@
                     </pic:cNvPicPr>
                   </pic:nvPicPr>
                   <pic:blipFill>
-                    <a:blip r:embed="rId24" cstate="print">
+                    <a:blip r:embed="rId25" cstate="print">
                       <a:extLst>
                         <a:ext uri="{28A0092B-C50C-407E-A947-70E740481C1C}">
                           <a14:useLocalDpi xmlns:a14="http://schemas.microsoft.com/office/drawing/2010/main" val="0"/>
@@ -10749,7 +10783,7 @@
                     </pic:cNvPicPr>
                   </pic:nvPicPr>
                   <pic:blipFill rotWithShape="1">
-                    <a:blip r:embed="rId25" cstate="print">
+                    <a:blip r:embed="rId26" cstate="print">
                       <a:extLst>
                         <a:ext uri="{28A0092B-C50C-407E-A947-70E740481C1C}">
                           <a14:useLocalDpi xmlns:a14="http://schemas.microsoft.com/office/drawing/2010/main" val="0"/>
@@ -10912,7 +10946,7 @@
                     </pic:cNvPicPr>
                   </pic:nvPicPr>
                   <pic:blipFill>
-                    <a:blip r:embed="rId26" cstate="print">
+                    <a:blip r:embed="rId27" cstate="print">
                       <a:extLst>
                         <a:ext uri="{28A0092B-C50C-407E-A947-70E740481C1C}">
                           <a14:useLocalDpi xmlns:a14="http://schemas.microsoft.com/office/drawing/2010/main" val="0"/>
@@ -11013,7 +11047,7 @@
                     </pic:cNvPicPr>
                   </pic:nvPicPr>
                   <pic:blipFill>
-                    <a:blip r:embed="rId27" cstate="print">
+                    <a:blip r:embed="rId28" cstate="print">
                       <a:extLst>
                         <a:ext uri="{28A0092B-C50C-407E-A947-70E740481C1C}">
                           <a14:useLocalDpi xmlns:a14="http://schemas.microsoft.com/office/drawing/2010/main" val="0"/>
@@ -11198,7 +11232,7 @@
                     </pic:cNvPicPr>
                   </pic:nvPicPr>
                   <pic:blipFill>
-                    <a:blip r:embed="rId28" cstate="print">
+                    <a:blip r:embed="rId29" cstate="print">
                       <a:extLst>
                         <a:ext uri="{28A0092B-C50C-407E-A947-70E740481C1C}">
                           <a14:useLocalDpi xmlns:a14="http://schemas.microsoft.com/office/drawing/2010/main" val="0"/>
@@ -11307,7 +11341,7 @@
                     </pic:cNvPicPr>
                   </pic:nvPicPr>
                   <pic:blipFill rotWithShape="1">
-                    <a:blip r:embed="rId29" cstate="print">
+                    <a:blip r:embed="rId30" cstate="print">
                       <a:extLst>
                         <a:ext uri="{28A0092B-C50C-407E-A947-70E740481C1C}">
                           <a14:useLocalDpi xmlns:a14="http://schemas.microsoft.com/office/drawing/2010/main" val="0"/>
@@ -11456,7 +11490,7 @@
                     </pic:cNvPicPr>
                   </pic:nvPicPr>
                   <pic:blipFill>
-                    <a:blip r:embed="rId26" cstate="print">
+                    <a:blip r:embed="rId27" cstate="print">
                       <a:extLst>
                         <a:ext uri="{28A0092B-C50C-407E-A947-70E740481C1C}">
                           <a14:useLocalDpi xmlns:a14="http://schemas.microsoft.com/office/drawing/2010/main" val="0"/>
@@ -11557,7 +11591,7 @@
                     </pic:cNvPicPr>
                   </pic:nvPicPr>
                   <pic:blipFill>
-                    <a:blip r:embed="rId30" cstate="print">
+                    <a:blip r:embed="rId31" cstate="print">
                       <a:extLst>
                         <a:ext uri="{28A0092B-C50C-407E-A947-70E740481C1C}">
                           <a14:useLocalDpi xmlns:a14="http://schemas.microsoft.com/office/drawing/2010/main" val="0"/>
@@ -11718,7 +11752,7 @@
                     </pic:cNvPicPr>
                   </pic:nvPicPr>
                   <pic:blipFill>
-                    <a:blip r:embed="rId31" cstate="print">
+                    <a:blip r:embed="rId32" cstate="print">
                       <a:extLst>
                         <a:ext uri="{28A0092B-C50C-407E-A947-70E740481C1C}">
                           <a14:useLocalDpi xmlns:a14="http://schemas.microsoft.com/office/drawing/2010/main" val="0"/>
@@ -11819,7 +11853,7 @@
                     </pic:cNvPicPr>
                   </pic:nvPicPr>
                   <pic:blipFill>
-                    <a:blip r:embed="rId32" cstate="print">
+                    <a:blip r:embed="rId33" cstate="print">
                       <a:extLst>
                         <a:ext uri="{28A0092B-C50C-407E-A947-70E740481C1C}">
                           <a14:useLocalDpi xmlns:a14="http://schemas.microsoft.com/office/drawing/2010/main" val="0"/>

--- a/Documentação - Voiture.docx
+++ b/Documentação - Voiture.docx
@@ -56,25 +56,7 @@
           <w:bCs/>
           <w:lang w:val="pt-BR"/>
         </w:rPr>
-        <w:t xml:space="preserve">Maria Clara </w:t>
-      </w:r>
-      <w:proofErr w:type="spellStart"/>
-      <w:r>
-        <w:rPr>
-          <w:b/>
-          <w:bCs/>
-          <w:lang w:val="pt-BR"/>
-        </w:rPr>
-        <w:t>Corsette</w:t>
-      </w:r>
-      <w:proofErr w:type="spellEnd"/>
-      <w:r>
-        <w:rPr>
-          <w:b/>
-          <w:bCs/>
-          <w:lang w:val="pt-BR"/>
-        </w:rPr>
-        <w:t xml:space="preserve"> Belli</w:t>
+        <w:t>Maria Clara Corsette Belli</w:t>
       </w:r>
     </w:p>
     <w:p>
@@ -384,21 +366,12 @@
         </w:rPr>
         <w:t xml:space="preserve">orientado por </w:t>
       </w:r>
-      <w:proofErr w:type="spellStart"/>
-      <w:r>
-        <w:rPr>
-          <w:szCs w:val="24"/>
-          <w:lang w:val="pt-BR"/>
-        </w:rPr>
-        <w:t>Antonio</w:t>
-      </w:r>
-      <w:proofErr w:type="spellEnd"/>
-      <w:r>
-        <w:rPr>
-          <w:szCs w:val="24"/>
-          <w:lang w:val="pt-BR"/>
-        </w:rPr>
-        <w:t xml:space="preserve"> Donisete Antunes</w:t>
+      <w:r>
+        <w:rPr>
+          <w:szCs w:val="24"/>
+          <w:lang w:val="pt-BR"/>
+        </w:rPr>
+        <w:t>Antonio Donisete Antunes</w:t>
       </w:r>
       <w:r>
         <w:rPr>
@@ -490,7 +463,6 @@
         </w:rPr>
         <w:t xml:space="preserve"> </w:t>
       </w:r>
-      <w:proofErr w:type="spellStart"/>
       <w:r>
         <w:rPr>
           <w:szCs w:val="24"/>
@@ -498,7 +470,6 @@
         </w:rPr>
         <w:t>Peramo</w:t>
       </w:r>
-      <w:proofErr w:type="spellEnd"/>
       <w:r>
         <w:rPr>
           <w:szCs w:val="24"/>
@@ -1727,27 +1698,7 @@
           <w:szCs w:val="24"/>
           <w:lang w:val="pt-BR"/>
         </w:rPr>
-        <w:t xml:space="preserve">sistema </w:t>
-      </w:r>
-      <w:proofErr w:type="spellStart"/>
-      <w:r>
-        <w:rPr>
-          <w:rFonts w:eastAsia="Arial" w:cs="Times New Roman"/>
-          <w:color w:val="000000" w:themeColor="text1"/>
-          <w:szCs w:val="24"/>
-          <w:lang w:val="pt-BR"/>
-        </w:rPr>
-        <w:t>Voiture</w:t>
-      </w:r>
-      <w:proofErr w:type="spellEnd"/>
-      <w:r>
-        <w:rPr>
-          <w:rFonts w:eastAsia="Arial" w:cs="Times New Roman"/>
-          <w:color w:val="000000" w:themeColor="text1"/>
-          <w:szCs w:val="24"/>
-          <w:lang w:val="pt-BR"/>
-        </w:rPr>
-        <w:t>,</w:t>
+        <w:t>sistema Voiture,</w:t>
       </w:r>
       <w:r>
         <w:rPr>
@@ -1926,25 +1877,14 @@
         </w:rPr>
         <w:t xml:space="preserve">2.1.1 </w:t>
       </w:r>
-      <w:proofErr w:type="spellStart"/>
-      <w:r>
-        <w:rPr>
-          <w:rFonts w:cs="Times New Roman"/>
-          <w:b/>
-          <w:bCs/>
-          <w:lang w:val="pt-BR"/>
-        </w:rPr>
-        <w:t>funcionario</w:t>
-      </w:r>
-      <w:proofErr w:type="spellEnd"/>
-      <w:r>
-        <w:rPr>
-          <w:rFonts w:cs="Times New Roman"/>
-          <w:b/>
-          <w:bCs/>
-          <w:lang w:val="pt-BR"/>
-        </w:rPr>
-        <w:t xml:space="preserve"> </w:t>
+      <w:r>
+        <w:rPr>
+          <w:rFonts w:cs="Times New Roman"/>
+          <w:b/>
+          <w:bCs/>
+          <w:lang w:val="pt-BR"/>
+        </w:rPr>
+        <w:t xml:space="preserve">funcionario </w:t>
       </w:r>
       <w:r>
         <w:rPr>
@@ -1987,43 +1927,19 @@
           <w:rFonts w:cs="Times New Roman"/>
         </w:rPr>
       </w:pPr>
-      <w:proofErr w:type="spellStart"/>
-      <w:r>
-        <w:rPr>
-          <w:rFonts w:cs="Times New Roman"/>
-          <w:b/>
-          <w:bCs/>
-        </w:rPr>
-        <w:t>funcionario_nome</w:t>
-      </w:r>
-      <w:proofErr w:type="spellEnd"/>
-      <w:r>
-        <w:rPr>
-          <w:rFonts w:cs="Times New Roman"/>
-          <w:b/>
-          <w:bCs/>
-        </w:rPr>
-        <w:t xml:space="preserve"> </w:t>
-      </w:r>
-      <w:r>
-        <w:rPr>
-          <w:rFonts w:cs="Times New Roman"/>
-        </w:rPr>
-        <w:t xml:space="preserve">(VARCHAR (50), </w:t>
-      </w:r>
-      <w:proofErr w:type="spellStart"/>
-      <w:r>
-        <w:rPr>
-          <w:rFonts w:cs="Times New Roman"/>
-        </w:rPr>
-        <w:t>Not</w:t>
-      </w:r>
-      <w:proofErr w:type="spellEnd"/>
-      <w:r>
-        <w:rPr>
-          <w:rFonts w:cs="Times New Roman"/>
-        </w:rPr>
-        <w:t xml:space="preserve"> Null), é o nome do funcionário;</w:t>
+      <w:r>
+        <w:rPr>
+          <w:rFonts w:cs="Times New Roman"/>
+          <w:b/>
+          <w:bCs/>
+        </w:rPr>
+        <w:t xml:space="preserve">funcionario_nome </w:t>
+      </w:r>
+      <w:r>
+        <w:rPr>
+          <w:rFonts w:cs="Times New Roman"/>
+        </w:rPr>
+        <w:t>(VARCHAR (50), Not Null), é o nome do funcionário;</w:t>
       </w:r>
     </w:p>
     <w:p>
@@ -2035,57 +1951,19 @@
           <w:rFonts w:cs="Times New Roman"/>
         </w:rPr>
       </w:pPr>
-      <w:proofErr w:type="spellStart"/>
-      <w:r>
-        <w:rPr>
-          <w:rFonts w:cs="Times New Roman"/>
-          <w:b/>
-          <w:bCs/>
-        </w:rPr>
-        <w:t>funcionario_senha</w:t>
-      </w:r>
-      <w:proofErr w:type="spellEnd"/>
-      <w:r>
-        <w:rPr>
-          <w:rFonts w:cs="Times New Roman"/>
-          <w:b/>
-          <w:bCs/>
-        </w:rPr>
-        <w:t xml:space="preserve"> </w:t>
-      </w:r>
-      <w:r>
-        <w:rPr>
-          <w:rFonts w:cs="Times New Roman"/>
-        </w:rPr>
-        <w:t xml:space="preserve">(VARCHAR (200), </w:t>
-      </w:r>
-      <w:proofErr w:type="spellStart"/>
-      <w:r>
-        <w:rPr>
-          <w:rFonts w:cs="Times New Roman"/>
-        </w:rPr>
-        <w:t>Not</w:t>
-      </w:r>
-      <w:proofErr w:type="spellEnd"/>
-      <w:r>
-        <w:rPr>
-          <w:rFonts w:cs="Times New Roman"/>
-        </w:rPr>
-        <w:t xml:space="preserve"> </w:t>
-      </w:r>
-      <w:proofErr w:type="spellStart"/>
-      <w:r>
-        <w:rPr>
-          <w:rFonts w:cs="Times New Roman"/>
-        </w:rPr>
-        <w:t>Null</w:t>
-      </w:r>
-      <w:proofErr w:type="spellEnd"/>
-      <w:r>
-        <w:rPr>
-          <w:rFonts w:cs="Times New Roman"/>
-        </w:rPr>
-        <w:t>), é a senha do funcionário;</w:t>
+      <w:r>
+        <w:rPr>
+          <w:rFonts w:cs="Times New Roman"/>
+          <w:b/>
+          <w:bCs/>
+        </w:rPr>
+        <w:t xml:space="preserve">funcionario_senha </w:t>
+      </w:r>
+      <w:r>
+        <w:rPr>
+          <w:rFonts w:cs="Times New Roman"/>
+        </w:rPr>
+        <w:t>(VARCHAR (200), Not Null), é a senha do funcionário;</w:t>
       </w:r>
       <w:r>
         <w:rPr>
@@ -2093,43 +1971,19 @@
         </w:rPr>
         <w:br/>
       </w:r>
-      <w:proofErr w:type="spellStart"/>
-      <w:r>
-        <w:rPr>
-          <w:rFonts w:cs="Times New Roman"/>
-          <w:b/>
-          <w:bCs/>
-        </w:rPr>
-        <w:t>funcionario_cpf</w:t>
-      </w:r>
-      <w:proofErr w:type="spellEnd"/>
-      <w:r>
-        <w:rPr>
-          <w:rFonts w:cs="Times New Roman"/>
-          <w:b/>
-          <w:bCs/>
-        </w:rPr>
-        <w:t xml:space="preserve"> </w:t>
-      </w:r>
-      <w:r>
-        <w:rPr>
-          <w:rFonts w:cs="Times New Roman"/>
-        </w:rPr>
-        <w:t xml:space="preserve">(VARCHAR (11), </w:t>
-      </w:r>
-      <w:proofErr w:type="spellStart"/>
-      <w:r>
-        <w:rPr>
-          <w:rFonts w:cs="Times New Roman"/>
-        </w:rPr>
-        <w:t>Not</w:t>
-      </w:r>
-      <w:proofErr w:type="spellEnd"/>
-      <w:r>
-        <w:rPr>
-          <w:rFonts w:cs="Times New Roman"/>
-        </w:rPr>
-        <w:t xml:space="preserve"> Null), é o CPF do funcionário;</w:t>
+      <w:r>
+        <w:rPr>
+          <w:rFonts w:cs="Times New Roman"/>
+          <w:b/>
+          <w:bCs/>
+        </w:rPr>
+        <w:t xml:space="preserve">funcionario_cpf </w:t>
+      </w:r>
+      <w:r>
+        <w:rPr>
+          <w:rFonts w:cs="Times New Roman"/>
+        </w:rPr>
+        <w:t>(VARCHAR (11), Not Null), é o CPF do funcionário;</w:t>
       </w:r>
     </w:p>
     <w:p>
@@ -2141,43 +1995,19 @@
           <w:rFonts w:cs="Times New Roman"/>
         </w:rPr>
       </w:pPr>
-      <w:proofErr w:type="spellStart"/>
-      <w:r>
-        <w:rPr>
-          <w:rFonts w:cs="Times New Roman"/>
-          <w:b/>
-          <w:bCs/>
-        </w:rPr>
-        <w:t>funcionario_cep</w:t>
-      </w:r>
-      <w:proofErr w:type="spellEnd"/>
-      <w:r>
-        <w:rPr>
-          <w:rFonts w:cs="Times New Roman"/>
-          <w:b/>
-          <w:bCs/>
-        </w:rPr>
-        <w:t xml:space="preserve"> </w:t>
-      </w:r>
-      <w:r>
-        <w:rPr>
-          <w:rFonts w:cs="Times New Roman"/>
-        </w:rPr>
-        <w:t xml:space="preserve">(VARCHAR (8), </w:t>
-      </w:r>
-      <w:proofErr w:type="spellStart"/>
-      <w:r>
-        <w:rPr>
-          <w:rFonts w:cs="Times New Roman"/>
-        </w:rPr>
-        <w:t>Not</w:t>
-      </w:r>
-      <w:proofErr w:type="spellEnd"/>
-      <w:r>
-        <w:rPr>
-          <w:rFonts w:cs="Times New Roman"/>
-        </w:rPr>
-        <w:t xml:space="preserve"> Null), é o CEP do funcionário;</w:t>
+      <w:r>
+        <w:rPr>
+          <w:rFonts w:cs="Times New Roman"/>
+          <w:b/>
+          <w:bCs/>
+        </w:rPr>
+        <w:t xml:space="preserve">funcionario_cep </w:t>
+      </w:r>
+      <w:r>
+        <w:rPr>
+          <w:rFonts w:cs="Times New Roman"/>
+        </w:rPr>
+        <w:t>(VARCHAR (8), Not Null), é o CEP do funcionário;</w:t>
       </w:r>
     </w:p>
     <w:p>
@@ -2189,43 +2019,19 @@
           <w:rFonts w:cs="Times New Roman"/>
         </w:rPr>
       </w:pPr>
-      <w:proofErr w:type="spellStart"/>
-      <w:r>
-        <w:rPr>
-          <w:rFonts w:cs="Times New Roman"/>
-          <w:b/>
-          <w:bCs/>
-        </w:rPr>
-        <w:t>funcionario_email</w:t>
-      </w:r>
-      <w:proofErr w:type="spellEnd"/>
-      <w:r>
-        <w:rPr>
-          <w:rFonts w:cs="Times New Roman"/>
-          <w:b/>
-          <w:bCs/>
-        </w:rPr>
-        <w:t xml:space="preserve"> </w:t>
-      </w:r>
-      <w:r>
-        <w:rPr>
-          <w:rFonts w:cs="Times New Roman"/>
-        </w:rPr>
-        <w:t xml:space="preserve">(VARCHAR (100), </w:t>
-      </w:r>
-      <w:proofErr w:type="spellStart"/>
-      <w:r>
-        <w:rPr>
-          <w:rFonts w:cs="Times New Roman"/>
-        </w:rPr>
-        <w:t>Not</w:t>
-      </w:r>
-      <w:proofErr w:type="spellEnd"/>
-      <w:r>
-        <w:rPr>
-          <w:rFonts w:cs="Times New Roman"/>
-        </w:rPr>
-        <w:t xml:space="preserve"> Null), é o email do funcionário;</w:t>
+      <w:r>
+        <w:rPr>
+          <w:rFonts w:cs="Times New Roman"/>
+          <w:b/>
+          <w:bCs/>
+        </w:rPr>
+        <w:t xml:space="preserve">funcionario_email </w:t>
+      </w:r>
+      <w:r>
+        <w:rPr>
+          <w:rFonts w:cs="Times New Roman"/>
+        </w:rPr>
+        <w:t>(VARCHAR (100), Not Null), é o email do funcionário;</w:t>
       </w:r>
     </w:p>
     <w:p>
@@ -2237,7 +2043,6 @@
           <w:rFonts w:cs="Times New Roman"/>
         </w:rPr>
       </w:pPr>
-      <w:proofErr w:type="spellStart"/>
       <w:r>
         <w:rPr>
           <w:rFonts w:cs="Times New Roman"/>
@@ -2246,40 +2051,11 @@
         </w:rPr>
         <w:t>funcionario_ddi</w:t>
       </w:r>
-      <w:proofErr w:type="spellEnd"/>
-      <w:r>
-        <w:rPr>
-          <w:rFonts w:cs="Times New Roman"/>
-        </w:rPr>
-        <w:t xml:space="preserve">(VARCHAR (2), </w:t>
-      </w:r>
-      <w:proofErr w:type="spellStart"/>
-      <w:r>
-        <w:rPr>
-          <w:rFonts w:cs="Times New Roman"/>
-        </w:rPr>
-        <w:t>Not</w:t>
-      </w:r>
-      <w:proofErr w:type="spellEnd"/>
-      <w:r>
-        <w:rPr>
-          <w:rFonts w:cs="Times New Roman"/>
-        </w:rPr>
-        <w:t xml:space="preserve"> </w:t>
-      </w:r>
-      <w:proofErr w:type="spellStart"/>
-      <w:r>
-        <w:rPr>
-          <w:rFonts w:cs="Times New Roman"/>
-        </w:rPr>
-        <w:t>Null</w:t>
-      </w:r>
-      <w:proofErr w:type="spellEnd"/>
-      <w:r>
-        <w:rPr>
-          <w:rFonts w:cs="Times New Roman"/>
-        </w:rPr>
-        <w:t>), é o código internacional do telefone do funcionário;</w:t>
+      <w:r>
+        <w:rPr>
+          <w:rFonts w:cs="Times New Roman"/>
+        </w:rPr>
+        <w:t>(VARCHAR (2), Not Null), é o código internacional do telefone do funcionário;</w:t>
       </w:r>
     </w:p>
     <w:p>
@@ -3279,7 +3055,6 @@
           <w:rFonts w:cs="Times New Roman"/>
         </w:rPr>
       </w:pPr>
-      <w:proofErr w:type="spellStart"/>
       <w:r>
         <w:rPr>
           <w:rFonts w:cs="Times New Roman"/>
@@ -3288,7 +3063,6 @@
         </w:rPr>
         <w:t>estoque_produto</w:t>
       </w:r>
-      <w:proofErr w:type="spellEnd"/>
       <w:r>
         <w:rPr>
           <w:rFonts w:cs="Times New Roman"/>
@@ -3396,23 +3170,13 @@
           <w:rFonts w:cs="Times New Roman"/>
         </w:rPr>
       </w:pPr>
-      <w:proofErr w:type="spellStart"/>
-      <w:r>
-        <w:rPr>
-          <w:rFonts w:cs="Times New Roman"/>
-          <w:b/>
-          <w:bCs/>
-        </w:rPr>
-        <w:t>uso_empilhadeira</w:t>
-      </w:r>
-      <w:proofErr w:type="spellEnd"/>
-      <w:r>
-        <w:rPr>
-          <w:rFonts w:cs="Times New Roman"/>
-          <w:b/>
-          <w:bCs/>
-        </w:rPr>
-        <w:t xml:space="preserve"> </w:t>
+      <w:r>
+        <w:rPr>
+          <w:rFonts w:cs="Times New Roman"/>
+          <w:b/>
+          <w:bCs/>
+        </w:rPr>
+        <w:t xml:space="preserve">uso_empilhadeira </w:t>
       </w:r>
       <w:r>
         <w:rPr>
@@ -3539,23 +3303,13 @@
           <w:rFonts w:cs="Times New Roman"/>
         </w:rPr>
       </w:pPr>
-      <w:proofErr w:type="spellStart"/>
-      <w:r>
-        <w:rPr>
-          <w:rFonts w:cs="Times New Roman"/>
-          <w:b/>
-          <w:bCs/>
-        </w:rPr>
-        <w:t>pedido_entrada</w:t>
-      </w:r>
-      <w:proofErr w:type="spellEnd"/>
-      <w:r>
-        <w:rPr>
-          <w:rFonts w:cs="Times New Roman"/>
-          <w:b/>
-          <w:bCs/>
-        </w:rPr>
-        <w:t xml:space="preserve"> </w:t>
+      <w:r>
+        <w:rPr>
+          <w:rFonts w:cs="Times New Roman"/>
+          <w:b/>
+          <w:bCs/>
+        </w:rPr>
+        <w:t xml:space="preserve">pedido_entrada </w:t>
       </w:r>
       <w:r>
         <w:rPr>
@@ -3658,23 +3412,13 @@
           <w:rFonts w:cs="Times New Roman"/>
         </w:rPr>
       </w:pPr>
-      <w:proofErr w:type="spellStart"/>
-      <w:r>
-        <w:rPr>
-          <w:rFonts w:cs="Times New Roman"/>
-          <w:b/>
-          <w:bCs/>
-        </w:rPr>
-        <w:t>detalhe_entrada</w:t>
-      </w:r>
-      <w:proofErr w:type="spellEnd"/>
-      <w:r>
-        <w:rPr>
-          <w:rFonts w:cs="Times New Roman"/>
-          <w:b/>
-          <w:bCs/>
-        </w:rPr>
-        <w:t xml:space="preserve"> </w:t>
+      <w:r>
+        <w:rPr>
+          <w:rFonts w:cs="Times New Roman"/>
+          <w:b/>
+          <w:bCs/>
+        </w:rPr>
+        <w:t xml:space="preserve">detalhe_entrada </w:t>
       </w:r>
       <w:r>
         <w:rPr>
@@ -3801,23 +3545,13 @@
           <w:rFonts w:cs="Times New Roman"/>
         </w:rPr>
       </w:pPr>
-      <w:proofErr w:type="spellStart"/>
-      <w:r>
-        <w:rPr>
-          <w:rFonts w:cs="Times New Roman"/>
-          <w:b/>
-          <w:bCs/>
-        </w:rPr>
-        <w:t>movimentacao_entrada</w:t>
-      </w:r>
-      <w:proofErr w:type="spellEnd"/>
-      <w:r>
-        <w:rPr>
-          <w:rFonts w:cs="Times New Roman"/>
-          <w:b/>
-          <w:bCs/>
-        </w:rPr>
-        <w:t xml:space="preserve"> </w:t>
+      <w:r>
+        <w:rPr>
+          <w:rFonts w:cs="Times New Roman"/>
+          <w:b/>
+          <w:bCs/>
+        </w:rPr>
+        <w:t xml:space="preserve">movimentacao_entrada </w:t>
       </w:r>
       <w:r>
         <w:rPr>
@@ -3847,49 +3581,7 @@
         <w:rPr>
           <w:rFonts w:cs="Times New Roman"/>
         </w:rPr>
-        <w:t xml:space="preserve">(INT, Primary Key, Auto </w:t>
-      </w:r>
-      <w:proofErr w:type="spellStart"/>
-      <w:r>
-        <w:rPr>
-          <w:rFonts w:cs="Times New Roman"/>
-        </w:rPr>
-        <w:t>Increment</w:t>
-      </w:r>
-      <w:proofErr w:type="spellEnd"/>
-      <w:r>
-        <w:rPr>
-          <w:rFonts w:cs="Times New Roman"/>
-        </w:rPr>
-        <w:t xml:space="preserve">, </w:t>
-      </w:r>
-      <w:proofErr w:type="spellStart"/>
-      <w:r>
-        <w:rPr>
-          <w:rFonts w:cs="Times New Roman"/>
-        </w:rPr>
-        <w:t>Not</w:t>
-      </w:r>
-      <w:proofErr w:type="spellEnd"/>
-      <w:r>
-        <w:rPr>
-          <w:rFonts w:cs="Times New Roman"/>
-        </w:rPr>
-        <w:t xml:space="preserve"> </w:t>
-      </w:r>
-      <w:proofErr w:type="spellStart"/>
-      <w:r>
-        <w:rPr>
-          <w:rFonts w:cs="Times New Roman"/>
-        </w:rPr>
-        <w:t>Null</w:t>
-      </w:r>
-      <w:proofErr w:type="spellEnd"/>
-      <w:r>
-        <w:rPr>
-          <w:rFonts w:cs="Times New Roman"/>
-        </w:rPr>
-        <w:t>), é o identificador da tabela de movimentação de entrada;</w:t>
+        <w:t>(INT, Primary Key, Auto Increment, Not Null), é o identificador da tabela de movimentação de entrada;</w:t>
       </w:r>
     </w:p>
     <w:p>
@@ -4002,23 +3694,13 @@
           <w:rFonts w:cs="Times New Roman"/>
         </w:rPr>
       </w:pPr>
-      <w:proofErr w:type="spellStart"/>
-      <w:r>
-        <w:rPr>
-          <w:rFonts w:cs="Times New Roman"/>
-          <w:b/>
-          <w:bCs/>
-        </w:rPr>
-        <w:t>pedido_saida</w:t>
-      </w:r>
-      <w:proofErr w:type="spellEnd"/>
-      <w:r>
-        <w:rPr>
-          <w:rFonts w:cs="Times New Roman"/>
-          <w:b/>
-          <w:bCs/>
-        </w:rPr>
-        <w:t xml:space="preserve"> </w:t>
+      <w:r>
+        <w:rPr>
+          <w:rFonts w:cs="Times New Roman"/>
+          <w:b/>
+          <w:bCs/>
+        </w:rPr>
+        <w:t xml:space="preserve">pedido_saida </w:t>
       </w:r>
       <w:r>
         <w:rPr>
@@ -4120,23 +3802,13 @@
           <w:rFonts w:cs="Times New Roman"/>
         </w:rPr>
       </w:pPr>
-      <w:proofErr w:type="spellStart"/>
-      <w:r>
-        <w:rPr>
-          <w:rFonts w:cs="Times New Roman"/>
-          <w:b/>
-          <w:bCs/>
-        </w:rPr>
-        <w:t>detalhe_saida</w:t>
-      </w:r>
-      <w:proofErr w:type="spellEnd"/>
-      <w:r>
-        <w:rPr>
-          <w:rFonts w:cs="Times New Roman"/>
-          <w:b/>
-          <w:bCs/>
-        </w:rPr>
-        <w:t xml:space="preserve"> </w:t>
+      <w:r>
+        <w:rPr>
+          <w:rFonts w:cs="Times New Roman"/>
+          <w:b/>
+          <w:bCs/>
+        </w:rPr>
+        <w:t xml:space="preserve">detalhe_saida </w:t>
       </w:r>
       <w:r>
         <w:rPr>
@@ -4263,23 +3935,13 @@
           <w:rFonts w:cs="Times New Roman"/>
         </w:rPr>
       </w:pPr>
-      <w:proofErr w:type="spellStart"/>
-      <w:r>
-        <w:rPr>
-          <w:rFonts w:cs="Times New Roman"/>
-          <w:b/>
-          <w:bCs/>
-        </w:rPr>
-        <w:t>movimentacao_saida</w:t>
-      </w:r>
-      <w:proofErr w:type="spellEnd"/>
-      <w:r>
-        <w:rPr>
-          <w:rFonts w:cs="Times New Roman"/>
-          <w:b/>
-          <w:bCs/>
-        </w:rPr>
-        <w:t xml:space="preserve"> </w:t>
+      <w:r>
+        <w:rPr>
+          <w:rFonts w:cs="Times New Roman"/>
+          <w:b/>
+          <w:bCs/>
+        </w:rPr>
+        <w:t xml:space="preserve">movimentacao_saida </w:t>
       </w:r>
       <w:r>
         <w:rPr>
@@ -4309,49 +3971,7 @@
         <w:rPr>
           <w:rFonts w:cs="Times New Roman"/>
         </w:rPr>
-        <w:t xml:space="preserve">(INT, Primary Key, Auto </w:t>
-      </w:r>
-      <w:proofErr w:type="spellStart"/>
-      <w:r>
-        <w:rPr>
-          <w:rFonts w:cs="Times New Roman"/>
-        </w:rPr>
-        <w:t>Increment</w:t>
-      </w:r>
-      <w:proofErr w:type="spellEnd"/>
-      <w:r>
-        <w:rPr>
-          <w:rFonts w:cs="Times New Roman"/>
-        </w:rPr>
-        <w:t xml:space="preserve">, </w:t>
-      </w:r>
-      <w:proofErr w:type="spellStart"/>
-      <w:r>
-        <w:rPr>
-          <w:rFonts w:cs="Times New Roman"/>
-        </w:rPr>
-        <w:t>Not</w:t>
-      </w:r>
-      <w:proofErr w:type="spellEnd"/>
-      <w:r>
-        <w:rPr>
-          <w:rFonts w:cs="Times New Roman"/>
-        </w:rPr>
-        <w:t xml:space="preserve"> </w:t>
-      </w:r>
-      <w:proofErr w:type="spellStart"/>
-      <w:r>
-        <w:rPr>
-          <w:rFonts w:cs="Times New Roman"/>
-        </w:rPr>
-        <w:t>Null</w:t>
-      </w:r>
-      <w:proofErr w:type="spellEnd"/>
-      <w:r>
-        <w:rPr>
-          <w:rFonts w:cs="Times New Roman"/>
-        </w:rPr>
-        <w:t>), é o identificador da tabela de movimentação de entrada;</w:t>
+        <w:t>(INT, Primary Key, Auto Increment, Not Null), é o identificador da tabela de movimentação de entrada;</w:t>
       </w:r>
     </w:p>
     <w:p>
@@ -4403,7 +4023,6 @@
           <w:rFonts w:cs="Times New Roman"/>
         </w:rPr>
       </w:pPr>
-      <w:proofErr w:type="spellStart"/>
       <w:r>
         <w:rPr>
           <w:rFonts w:cs="Times New Roman"/>
@@ -4412,40 +4031,11 @@
         </w:rPr>
         <w:t>detalhe_saida_id</w:t>
       </w:r>
-      <w:proofErr w:type="spellEnd"/>
-      <w:r>
-        <w:rPr>
-          <w:rFonts w:cs="Times New Roman"/>
-        </w:rPr>
-        <w:t xml:space="preserve">(INT, </w:t>
-      </w:r>
-      <w:proofErr w:type="spellStart"/>
-      <w:r>
-        <w:rPr>
-          <w:rFonts w:cs="Times New Roman"/>
-        </w:rPr>
-        <w:t>Foreign</w:t>
-      </w:r>
-      <w:proofErr w:type="spellEnd"/>
-      <w:r>
-        <w:rPr>
-          <w:rFonts w:cs="Times New Roman"/>
-        </w:rPr>
-        <w:t xml:space="preserve"> Key, </w:t>
-      </w:r>
-      <w:proofErr w:type="spellStart"/>
-      <w:r>
-        <w:rPr>
-          <w:rFonts w:cs="Times New Roman"/>
-        </w:rPr>
-        <w:t>Not</w:t>
-      </w:r>
-      <w:proofErr w:type="spellEnd"/>
-      <w:r>
-        <w:rPr>
-          <w:rFonts w:cs="Times New Roman"/>
-        </w:rPr>
-        <w:t xml:space="preserve"> Null), é o identificador das quantidades e dos produtos relacionados àquela movimentação;</w:t>
+      <w:r>
+        <w:rPr>
+          <w:rFonts w:cs="Times New Roman"/>
+        </w:rPr>
+        <w:t>(INT, Foreign Key, Not Null), é o identificador das quantidades e dos produtos relacionados àquela movimentação;</w:t>
       </w:r>
     </w:p>
     <w:p>
@@ -4457,7 +4047,6 @@
           <w:rFonts w:cs="Times New Roman"/>
         </w:rPr>
       </w:pPr>
-      <w:proofErr w:type="spellStart"/>
       <w:r>
         <w:rPr>
           <w:rFonts w:cs="Times New Roman"/>
@@ -4466,40 +4055,11 @@
         </w:rPr>
         <w:t>detalhe_entrada_pedido_saida_id</w:t>
       </w:r>
-      <w:proofErr w:type="spellEnd"/>
-      <w:r>
-        <w:rPr>
-          <w:rFonts w:cs="Times New Roman"/>
-        </w:rPr>
-        <w:t xml:space="preserve">(INT, </w:t>
-      </w:r>
-      <w:proofErr w:type="spellStart"/>
-      <w:r>
-        <w:rPr>
-          <w:rFonts w:cs="Times New Roman"/>
-        </w:rPr>
-        <w:t>Foreign</w:t>
-      </w:r>
-      <w:proofErr w:type="spellEnd"/>
-      <w:r>
-        <w:rPr>
-          <w:rFonts w:cs="Times New Roman"/>
-        </w:rPr>
-        <w:t xml:space="preserve"> Key, </w:t>
-      </w:r>
-      <w:proofErr w:type="spellStart"/>
-      <w:r>
-        <w:rPr>
-          <w:rFonts w:cs="Times New Roman"/>
-        </w:rPr>
-        <w:t>Not</w:t>
-      </w:r>
-      <w:proofErr w:type="spellEnd"/>
-      <w:r>
-        <w:rPr>
-          <w:rFonts w:cs="Times New Roman"/>
-        </w:rPr>
-        <w:t xml:space="preserve"> Null), é o identificador das quantidades e dos produtos relacionados àquela movimentação.</w:t>
+      <w:r>
+        <w:rPr>
+          <w:rFonts w:cs="Times New Roman"/>
+        </w:rPr>
+        <w:t>(INT, Foreign Key, Not Null), é o identificador das quantidades e dos produtos relacionados àquela movimentação.</w:t>
       </w:r>
     </w:p>
     <w:p>
@@ -4525,19 +4085,11 @@
           <w:rFonts w:cs="Times New Roman"/>
         </w:rPr>
       </w:pPr>
-      <w:proofErr w:type="spellStart"/>
-      <w:r>
-        <w:rPr>
-          <w:rFonts w:cs="Times New Roman"/>
-        </w:rPr>
-        <w:t>iot</w:t>
-      </w:r>
-      <w:proofErr w:type="spellEnd"/>
-      <w:r>
-        <w:rPr>
-          <w:rFonts w:cs="Times New Roman"/>
-        </w:rPr>
-        <w:t xml:space="preserve"> (tabelas que serão inseridas no futuro)</w:t>
+      <w:r>
+        <w:rPr>
+          <w:rFonts w:cs="Times New Roman"/>
+        </w:rPr>
+        <w:t>iot (tabelas que serão inseridas no futuro)</w:t>
       </w:r>
     </w:p>
     <w:p>
@@ -6481,25 +6033,7 @@
           <w:szCs w:val="24"/>
           <w:lang w:val="pt-BR"/>
         </w:rPr>
-        <w:t xml:space="preserve">RNF06 – O sistema deve ser desenvolvido em Python com </w:t>
-      </w:r>
-      <w:proofErr w:type="spellStart"/>
-      <w:r>
-        <w:rPr>
-          <w:bCs/>
-          <w:szCs w:val="24"/>
-          <w:lang w:val="pt-BR"/>
-        </w:rPr>
-        <w:t>Flask</w:t>
-      </w:r>
-      <w:proofErr w:type="spellEnd"/>
-      <w:r>
-        <w:rPr>
-          <w:bCs/>
-          <w:szCs w:val="24"/>
-          <w:lang w:val="pt-BR"/>
-        </w:rPr>
-        <w:t>.</w:t>
+        <w:t>RNF06 – O sistema deve ser desenvolvido em Python com Flask.</w:t>
       </w:r>
     </w:p>
     <w:p>
@@ -7981,6 +7515,9 @@
         <w:t>4. Interface gráfica</w:t>
       </w:r>
       <w:bookmarkEnd w:id="10"/>
+      <w:r>
+        <w:t xml:space="preserve"> desktop</w:t>
+      </w:r>
     </w:p>
     <w:p>
       <w:pPr>
@@ -8032,16 +7569,8 @@
         <w:rPr>
           <w:lang w:val="pt-BR"/>
         </w:rPr>
-        <w:t xml:space="preserve"> </w:t>
-      </w:r>
-      <w:proofErr w:type="spellStart"/>
-      <w:r>
-        <w:rPr>
-          <w:lang w:val="pt-BR"/>
-        </w:rPr>
-        <w:t>email</w:t>
-      </w:r>
-      <w:proofErr w:type="spellEnd"/>
+        <w:t xml:space="preserve"> email</w:t>
+      </w:r>
       <w:r>
         <w:rPr>
           <w:lang w:val="pt-BR"/>
@@ -8074,7 +7603,6 @@
           <w:lang w:val="pt-BR"/>
         </w:rPr>
       </w:pPr>
-      <w:proofErr w:type="spellStart"/>
       <w:r>
         <w:rPr>
           <w:b/>
@@ -8083,7 +7611,6 @@
         </w:rPr>
         <w:t>Wireframe</w:t>
       </w:r>
-      <w:proofErr w:type="spellEnd"/>
     </w:p>
     <w:p>
       <w:pPr>
@@ -8290,7 +7817,6 @@
           <w:lang w:val="pt-BR"/>
         </w:rPr>
       </w:pPr>
-      <w:proofErr w:type="spellStart"/>
       <w:r>
         <w:rPr>
           <w:b/>
@@ -8299,7 +7825,6 @@
         </w:rPr>
         <w:t>Wireframe</w:t>
       </w:r>
-      <w:proofErr w:type="spellEnd"/>
     </w:p>
     <w:p>
       <w:pPr>
@@ -8602,7 +8127,6 @@
           <w:lang w:val="pt-BR"/>
         </w:rPr>
       </w:pPr>
-      <w:proofErr w:type="spellStart"/>
       <w:r>
         <w:rPr>
           <w:b/>
@@ -8611,7 +8135,6 @@
         </w:rPr>
         <w:t>Wireframe</w:t>
       </w:r>
-      <w:proofErr w:type="spellEnd"/>
     </w:p>
     <w:p>
       <w:pPr>
@@ -8881,7 +8404,6 @@
           <w:lang w:val="pt-BR"/>
         </w:rPr>
       </w:pPr>
-      <w:proofErr w:type="spellStart"/>
       <w:r>
         <w:rPr>
           <w:b/>
@@ -8890,7 +8412,6 @@
         </w:rPr>
         <w:t>Wireframe</w:t>
       </w:r>
-      <w:proofErr w:type="spellEnd"/>
     </w:p>
     <w:p>
       <w:pPr>
@@ -9122,7 +8643,6 @@
           <w:lang w:val="pt-BR"/>
         </w:rPr>
       </w:pPr>
-      <w:proofErr w:type="spellStart"/>
       <w:r>
         <w:rPr>
           <w:b/>
@@ -9131,7 +8651,6 @@
         </w:rPr>
         <w:t>Wireframe</w:t>
       </w:r>
-      <w:proofErr w:type="spellEnd"/>
     </w:p>
     <w:p>
       <w:pPr>
@@ -9381,7 +8900,6 @@
           <w:lang w:val="pt-BR"/>
         </w:rPr>
       </w:pPr>
-      <w:proofErr w:type="spellStart"/>
       <w:r>
         <w:rPr>
           <w:b/>
@@ -9390,7 +8908,6 @@
         </w:rPr>
         <w:t>Wireframe</w:t>
       </w:r>
-      <w:proofErr w:type="spellEnd"/>
     </w:p>
     <w:p>
       <w:pPr>
@@ -9502,6 +9019,59 @@
           <w:lang w:val="pt-BR"/>
         </w:rPr>
       </w:pPr>
+      <w:r>
+        <w:rPr>
+          <w:b/>
+          <w:bCs/>
+          <w:noProof/>
+          <w:lang w:val="pt-BR"/>
+        </w:rPr>
+        <w:drawing>
+          <wp:inline distT="0" distB="0" distL="0" distR="0" wp14:anchorId="475C79B9" wp14:editId="55917D4A">
+            <wp:extent cx="5257800" cy="2875359"/>
+            <wp:effectExtent l="0" t="0" r="0" b="1270"/>
+            <wp:docPr id="387439359" name="Imagem 19"/>
+            <wp:cNvGraphicFramePr>
+              <a:graphicFrameLocks xmlns:a="http://schemas.openxmlformats.org/drawingml/2006/main" noChangeAspect="1"/>
+            </wp:cNvGraphicFramePr>
+            <a:graphic xmlns:a="http://schemas.openxmlformats.org/drawingml/2006/main">
+              <a:graphicData uri="http://schemas.openxmlformats.org/drawingml/2006/picture">
+                <pic:pic xmlns:pic="http://schemas.openxmlformats.org/drawingml/2006/picture">
+                  <pic:nvPicPr>
+                    <pic:cNvPr id="0" name="Picture 2"/>
+                    <pic:cNvPicPr>
+                      <a:picLocks noChangeAspect="1" noChangeArrowheads="1"/>
+                    </pic:cNvPicPr>
+                  </pic:nvPicPr>
+                  <pic:blipFill>
+                    <a:blip r:embed="rId19">
+                      <a:extLst>
+                        <a:ext uri="{28A0092B-C50C-407E-A947-70E740481C1C}">
+                          <a14:useLocalDpi xmlns:a14="http://schemas.microsoft.com/office/drawing/2010/main" val="0"/>
+                        </a:ext>
+                      </a:extLst>
+                    </a:blip>
+                    <a:srcRect/>
+                    <a:stretch>
+                      <a:fillRect/>
+                    </a:stretch>
+                  </pic:blipFill>
+                  <pic:spPr bwMode="auto">
+                    <a:xfrm>
+                      <a:off x="0" y="0"/>
+                      <a:ext cx="5280351" cy="2887691"/>
+                    </a:xfrm>
+                    <a:prstGeom prst="rect">
+                      <a:avLst/>
+                    </a:prstGeom>
+                    <a:noFill/>
+                  </pic:spPr>
+                </pic:pic>
+              </a:graphicData>
+            </a:graphic>
+          </wp:inline>
+        </w:drawing>
+      </w:r>
     </w:p>
     <w:p>
       <w:pPr>
@@ -9784,7 +9354,6 @@
           <w:lang w:val="pt-BR"/>
         </w:rPr>
       </w:pPr>
-      <w:proofErr w:type="spellStart"/>
       <w:r>
         <w:rPr>
           <w:b/>
@@ -9793,7 +9362,6 @@
         </w:rPr>
         <w:t>Wireframe</w:t>
       </w:r>
-      <w:proofErr w:type="spellEnd"/>
     </w:p>
     <w:p>
       <w:pPr>
@@ -9830,7 +9398,7 @@
                     </pic:cNvPicPr>
                   </pic:nvPicPr>
                   <pic:blipFill>
-                    <a:blip r:embed="rId19" cstate="print">
+                    <a:blip r:embed="rId20" cstate="print">
                       <a:extLst>
                         <a:ext uri="{28A0092B-C50C-407E-A947-70E740481C1C}">
                           <a14:useLocalDpi xmlns:a14="http://schemas.microsoft.com/office/drawing/2010/main" val="0"/>
@@ -9931,7 +9499,7 @@
                     </pic:cNvPicPr>
                   </pic:nvPicPr>
                   <pic:blipFill>
-                    <a:blip r:embed="rId20" cstate="print">
+                    <a:blip r:embed="rId21" cstate="print">
                       <a:extLst>
                         <a:ext uri="{28A0092B-C50C-407E-A947-70E740481C1C}">
                           <a14:useLocalDpi xmlns:a14="http://schemas.microsoft.com/office/drawing/2010/main" val="0"/>
@@ -10052,7 +9620,6 @@
           <w:lang w:val="pt-BR"/>
         </w:rPr>
       </w:pPr>
-      <w:proofErr w:type="spellStart"/>
       <w:r>
         <w:rPr>
           <w:b/>
@@ -10061,7 +9628,6 @@
         </w:rPr>
         <w:t>Wireframe</w:t>
       </w:r>
-      <w:proofErr w:type="spellEnd"/>
     </w:p>
     <w:p>
       <w:pPr>
@@ -10098,7 +9664,7 @@
                     </pic:cNvPicPr>
                   </pic:nvPicPr>
                   <pic:blipFill>
-                    <a:blip r:embed="rId21" cstate="print">
+                    <a:blip r:embed="rId22" cstate="print">
                       <a:extLst>
                         <a:ext uri="{28A0092B-C50C-407E-A947-70E740481C1C}">
                           <a14:useLocalDpi xmlns:a14="http://schemas.microsoft.com/office/drawing/2010/main" val="0"/>
@@ -10199,7 +9765,7 @@
                     </pic:cNvPicPr>
                   </pic:nvPicPr>
                   <pic:blipFill rotWithShape="1">
-                    <a:blip r:embed="rId22" cstate="print">
+                    <a:blip r:embed="rId23" cstate="print">
                       <a:extLst>
                         <a:ext uri="{28A0092B-C50C-407E-A947-70E740481C1C}">
                           <a14:useLocalDpi xmlns:a14="http://schemas.microsoft.com/office/drawing/2010/main" val="0"/>
@@ -10362,7 +9928,6 @@
           <w:lang w:val="pt-BR"/>
         </w:rPr>
       </w:pPr>
-      <w:proofErr w:type="spellStart"/>
       <w:r>
         <w:rPr>
           <w:b/>
@@ -10371,7 +9936,6 @@
         </w:rPr>
         <w:t>Wireframe</w:t>
       </w:r>
-      <w:proofErr w:type="spellEnd"/>
     </w:p>
     <w:p>
       <w:pPr>
@@ -10408,7 +9972,7 @@
                     </pic:cNvPicPr>
                   </pic:nvPicPr>
                   <pic:blipFill>
-                    <a:blip r:embed="rId23" cstate="print">
+                    <a:blip r:embed="rId24" cstate="print">
                       <a:extLst>
                         <a:ext uri="{28A0092B-C50C-407E-A947-70E740481C1C}">
                           <a14:useLocalDpi xmlns:a14="http://schemas.microsoft.com/office/drawing/2010/main" val="0"/>
@@ -10509,7 +10073,7 @@
                     </pic:cNvPicPr>
                   </pic:nvPicPr>
                   <pic:blipFill rotWithShape="1">
-                    <a:blip r:embed="rId24" cstate="print">
+                    <a:blip r:embed="rId25" cstate="print">
                       <a:extLst>
                         <a:ext uri="{28A0092B-C50C-407E-A947-70E740481C1C}">
                           <a14:useLocalDpi xmlns:a14="http://schemas.microsoft.com/office/drawing/2010/main" val="0"/>
@@ -10636,7 +10200,6 @@
           <w:lang w:val="pt-BR"/>
         </w:rPr>
       </w:pPr>
-      <w:proofErr w:type="spellStart"/>
       <w:r>
         <w:rPr>
           <w:b/>
@@ -10645,7 +10208,6 @@
         </w:rPr>
         <w:t>Wireframe</w:t>
       </w:r>
-      <w:proofErr w:type="spellEnd"/>
     </w:p>
     <w:p>
       <w:pPr>
@@ -10682,7 +10244,7 @@
                     </pic:cNvPicPr>
                   </pic:nvPicPr>
                   <pic:blipFill>
-                    <a:blip r:embed="rId25" cstate="print">
+                    <a:blip r:embed="rId26" cstate="print">
                       <a:extLst>
                         <a:ext uri="{28A0092B-C50C-407E-A947-70E740481C1C}">
                           <a14:useLocalDpi xmlns:a14="http://schemas.microsoft.com/office/drawing/2010/main" val="0"/>
@@ -10783,7 +10345,7 @@
                     </pic:cNvPicPr>
                   </pic:nvPicPr>
                   <pic:blipFill rotWithShape="1">
-                    <a:blip r:embed="rId26" cstate="print">
+                    <a:blip r:embed="rId27" cstate="print">
                       <a:extLst>
                         <a:ext uri="{28A0092B-C50C-407E-A947-70E740481C1C}">
                           <a14:useLocalDpi xmlns:a14="http://schemas.microsoft.com/office/drawing/2010/main" val="0"/>
@@ -10900,7 +10462,6 @@
           <w:lang w:val="pt-BR"/>
         </w:rPr>
       </w:pPr>
-      <w:proofErr w:type="spellStart"/>
       <w:r>
         <w:rPr>
           <w:b/>
@@ -10909,7 +10470,6 @@
         </w:rPr>
         <w:t>Wireframe</w:t>
       </w:r>
-      <w:proofErr w:type="spellEnd"/>
     </w:p>
     <w:p>
       <w:pPr>
@@ -10946,7 +10506,7 @@
                     </pic:cNvPicPr>
                   </pic:nvPicPr>
                   <pic:blipFill>
-                    <a:blip r:embed="rId27" cstate="print">
+                    <a:blip r:embed="rId28" cstate="print">
                       <a:extLst>
                         <a:ext uri="{28A0092B-C50C-407E-A947-70E740481C1C}">
                           <a14:useLocalDpi xmlns:a14="http://schemas.microsoft.com/office/drawing/2010/main" val="0"/>
@@ -11047,7 +10607,7 @@
                     </pic:cNvPicPr>
                   </pic:nvPicPr>
                   <pic:blipFill>
-                    <a:blip r:embed="rId28" cstate="print">
+                    <a:blip r:embed="rId29" cstate="print">
                       <a:extLst>
                         <a:ext uri="{28A0092B-C50C-407E-A947-70E740481C1C}">
                           <a14:useLocalDpi xmlns:a14="http://schemas.microsoft.com/office/drawing/2010/main" val="0"/>
@@ -11182,7 +10742,6 @@
           <w:lang w:val="pt-BR"/>
         </w:rPr>
       </w:pPr>
-      <w:proofErr w:type="spellStart"/>
       <w:r>
         <w:rPr>
           <w:b/>
@@ -11191,7 +10750,6 @@
         </w:rPr>
         <w:t>Wireframe</w:t>
       </w:r>
-      <w:proofErr w:type="spellEnd"/>
     </w:p>
     <w:p>
       <w:pPr>
@@ -11232,7 +10790,7 @@
                     </pic:cNvPicPr>
                   </pic:nvPicPr>
                   <pic:blipFill>
-                    <a:blip r:embed="rId29" cstate="print">
+                    <a:blip r:embed="rId30" cstate="print">
                       <a:extLst>
                         <a:ext uri="{28A0092B-C50C-407E-A947-70E740481C1C}">
                           <a14:useLocalDpi xmlns:a14="http://schemas.microsoft.com/office/drawing/2010/main" val="0"/>
@@ -11341,7 +10899,7 @@
                     </pic:cNvPicPr>
                   </pic:nvPicPr>
                   <pic:blipFill rotWithShape="1">
-                    <a:blip r:embed="rId30" cstate="print">
+                    <a:blip r:embed="rId31" cstate="print">
                       <a:extLst>
                         <a:ext uri="{28A0092B-C50C-407E-A947-70E740481C1C}">
                           <a14:useLocalDpi xmlns:a14="http://schemas.microsoft.com/office/drawing/2010/main" val="0"/>
@@ -11444,7 +11002,6 @@
           <w:lang w:val="pt-BR"/>
         </w:rPr>
       </w:pPr>
-      <w:proofErr w:type="spellStart"/>
       <w:r>
         <w:rPr>
           <w:b/>
@@ -11453,7 +11010,6 @@
         </w:rPr>
         <w:t>Wireframe</w:t>
       </w:r>
-      <w:proofErr w:type="spellEnd"/>
     </w:p>
     <w:p>
       <w:pPr>
@@ -11490,7 +11046,7 @@
                     </pic:cNvPicPr>
                   </pic:nvPicPr>
                   <pic:blipFill>
-                    <a:blip r:embed="rId27" cstate="print">
+                    <a:blip r:embed="rId28" cstate="print">
                       <a:extLst>
                         <a:ext uri="{28A0092B-C50C-407E-A947-70E740481C1C}">
                           <a14:useLocalDpi xmlns:a14="http://schemas.microsoft.com/office/drawing/2010/main" val="0"/>
@@ -11591,7 +11147,7 @@
                     </pic:cNvPicPr>
                   </pic:nvPicPr>
                   <pic:blipFill>
-                    <a:blip r:embed="rId31" cstate="print">
+                    <a:blip r:embed="rId32" cstate="print">
                       <a:extLst>
                         <a:ext uri="{28A0092B-C50C-407E-A947-70E740481C1C}">
                           <a14:useLocalDpi xmlns:a14="http://schemas.microsoft.com/office/drawing/2010/main" val="0"/>
@@ -11706,7 +11262,6 @@
           <w:lang w:val="pt-BR"/>
         </w:rPr>
       </w:pPr>
-      <w:proofErr w:type="spellStart"/>
       <w:r>
         <w:rPr>
           <w:b/>
@@ -11715,7 +11270,6 @@
         </w:rPr>
         <w:t>Wireframe</w:t>
       </w:r>
-      <w:proofErr w:type="spellEnd"/>
     </w:p>
     <w:p>
       <w:pPr>
@@ -11752,7 +11306,7 @@
                     </pic:cNvPicPr>
                   </pic:nvPicPr>
                   <pic:blipFill>
-                    <a:blip r:embed="rId32" cstate="print">
+                    <a:blip r:embed="rId33" cstate="print">
                       <a:extLst>
                         <a:ext uri="{28A0092B-C50C-407E-A947-70E740481C1C}">
                           <a14:useLocalDpi xmlns:a14="http://schemas.microsoft.com/office/drawing/2010/main" val="0"/>
@@ -11853,7 +11407,7 @@
                     </pic:cNvPicPr>
                   </pic:nvPicPr>
                   <pic:blipFill>
-                    <a:blip r:embed="rId33" cstate="print">
+                    <a:blip r:embed="rId34" cstate="print">
                       <a:extLst>
                         <a:ext uri="{28A0092B-C50C-407E-A947-70E740481C1C}">
                           <a14:useLocalDpi xmlns:a14="http://schemas.microsoft.com/office/drawing/2010/main" val="0"/>
@@ -11881,6 +11435,1184 @@
           </wp:inline>
         </w:drawing>
       </w:r>
+    </w:p>
+    <w:p>
+      <w:pPr>
+        <w:widowControl/>
+        <w:autoSpaceDE/>
+        <w:autoSpaceDN/>
+        <w:spacing w:after="160" w:line="278" w:lineRule="auto"/>
+        <w:ind w:firstLine="708"/>
+        <w:jc w:val="left"/>
+        <w:rPr>
+          <w:b/>
+          <w:bCs/>
+          <w:lang w:val="pt-BR"/>
+        </w:rPr>
+      </w:pPr>
+    </w:p>
+    <w:p>
+      <w:pPr>
+        <w:widowControl/>
+        <w:autoSpaceDE/>
+        <w:autoSpaceDN/>
+        <w:spacing w:after="160" w:line="278" w:lineRule="auto"/>
+        <w:ind w:firstLine="708"/>
+        <w:jc w:val="left"/>
+        <w:rPr>
+          <w:b/>
+          <w:bCs/>
+          <w:lang w:val="pt-BR"/>
+        </w:rPr>
+      </w:pPr>
+    </w:p>
+    <w:p>
+      <w:pPr>
+        <w:widowControl/>
+        <w:autoSpaceDE/>
+        <w:autoSpaceDN/>
+        <w:spacing w:after="160" w:line="278" w:lineRule="auto"/>
+        <w:ind w:firstLine="708"/>
+        <w:jc w:val="left"/>
+        <w:rPr>
+          <w:b/>
+          <w:bCs/>
+          <w:lang w:val="pt-BR"/>
+        </w:rPr>
+      </w:pPr>
+    </w:p>
+    <w:p>
+      <w:pPr>
+        <w:pStyle w:val="Ttulo1"/>
+        <w:spacing w:line="360" w:lineRule="auto"/>
+      </w:pPr>
+      <w:r>
+        <w:lastRenderedPageBreak/>
+        <w:t>5. Interface gráfica mobile</w:t>
+      </w:r>
+    </w:p>
+    <w:p>
+      <w:pPr>
+        <w:pStyle w:val="Ttulo2"/>
+        <w:spacing w:line="360" w:lineRule="auto"/>
+        <w:ind w:firstLine="708"/>
+      </w:pPr>
+      <w:r>
+        <w:t>5.1 Tela de login</w:t>
+      </w:r>
+    </w:p>
+    <w:p>
+      <w:pPr>
+        <w:spacing w:line="360" w:lineRule="auto"/>
+        <w:ind w:left="708"/>
+        <w:rPr>
+          <w:lang w:val="pt-BR"/>
+        </w:rPr>
+      </w:pPr>
+      <w:r>
+        <w:rPr>
+          <w:lang w:val="pt-BR"/>
+        </w:rPr>
+        <w:t xml:space="preserve">A tela de Login tem como finalidade controlar e restringir o acesso ao sistema por meio da </w:t>
+      </w:r>
+      <w:r>
+        <w:rPr>
+          <w:lang w:val="pt-BR"/>
+        </w:rPr>
+        <w:t>verificação</w:t>
+      </w:r>
+      <w:r>
+        <w:rPr>
+          <w:lang w:val="pt-BR"/>
+        </w:rPr>
+        <w:t xml:space="preserve"> dos usuários. Para acessar as funcionalidades disponíveis, o usuário deverá informar suas credenciais de acesso, compostas por</w:t>
+      </w:r>
+      <w:r>
+        <w:rPr>
+          <w:lang w:val="pt-BR"/>
+        </w:rPr>
+        <w:t xml:space="preserve"> email</w:t>
+      </w:r>
+      <w:r>
+        <w:rPr>
+          <w:lang w:val="pt-BR"/>
+        </w:rPr>
+        <w:t xml:space="preserve"> e senha.</w:t>
+      </w:r>
+    </w:p>
+    <w:p>
+      <w:pPr>
+        <w:spacing w:line="360" w:lineRule="auto"/>
+        <w:ind w:left="708"/>
+        <w:rPr>
+          <w:lang w:val="pt-BR"/>
+        </w:rPr>
+      </w:pPr>
+    </w:p>
+    <w:p>
+      <w:pPr>
+        <w:spacing w:line="360" w:lineRule="auto"/>
+        <w:ind w:left="708"/>
+        <w:jc w:val="left"/>
+        <w:rPr>
+          <w:b/>
+          <w:bCs/>
+          <w:lang w:val="pt-BR"/>
+        </w:rPr>
+      </w:pPr>
+      <w:r>
+        <w:rPr>
+          <w:b/>
+          <w:bCs/>
+          <w:lang w:val="pt-BR"/>
+        </w:rPr>
+        <w:t>Wireframe                                                            Interface</w:t>
+      </w:r>
+    </w:p>
+    <w:p>
+      <w:pPr>
+        <w:spacing w:line="360" w:lineRule="auto"/>
+        <w:ind w:left="708"/>
+        <w:rPr>
+          <w:lang w:val="pt-BR"/>
+        </w:rPr>
+      </w:pPr>
+      <w:r>
+        <w:rPr>
+          <w:lang w:val="pt-BR"/>
+        </w:rPr>
+        <w:drawing>
+          <wp:inline distT="0" distB="0" distL="0" distR="0" wp14:anchorId="51D63495" wp14:editId="00939636">
+            <wp:extent cx="2463056" cy="4378594"/>
+            <wp:effectExtent l="0" t="0" r="0" b="3175"/>
+            <wp:docPr id="1341287031" name="Imagem 3"/>
+            <wp:cNvGraphicFramePr>
+              <a:graphicFrameLocks xmlns:a="http://schemas.openxmlformats.org/drawingml/2006/main" noChangeAspect="1"/>
+            </wp:cNvGraphicFramePr>
+            <a:graphic xmlns:a="http://schemas.openxmlformats.org/drawingml/2006/main">
+              <a:graphicData uri="http://schemas.openxmlformats.org/drawingml/2006/picture">
+                <pic:pic xmlns:pic="http://schemas.openxmlformats.org/drawingml/2006/picture">
+                  <pic:nvPicPr>
+                    <pic:cNvPr id="0" name="Picture 6"/>
+                    <pic:cNvPicPr>
+                      <a:picLocks noChangeAspect="1" noChangeArrowheads="1"/>
+                    </pic:cNvPicPr>
+                  </pic:nvPicPr>
+                  <pic:blipFill>
+                    <a:blip r:embed="rId35" cstate="print">
+                      <a:extLst>
+                        <a:ext uri="{28A0092B-C50C-407E-A947-70E740481C1C}">
+                          <a14:useLocalDpi xmlns:a14="http://schemas.microsoft.com/office/drawing/2010/main" val="0"/>
+                        </a:ext>
+                      </a:extLst>
+                    </a:blip>
+                    <a:srcRect/>
+                    <a:stretch>
+                      <a:fillRect/>
+                    </a:stretch>
+                  </pic:blipFill>
+                  <pic:spPr bwMode="auto">
+                    <a:xfrm>
+                      <a:off x="0" y="0"/>
+                      <a:ext cx="2508165" cy="4458784"/>
+                    </a:xfrm>
+                    <a:prstGeom prst="rect">
+                      <a:avLst/>
+                    </a:prstGeom>
+                    <a:noFill/>
+                    <a:ln>
+                      <a:noFill/>
+                    </a:ln>
+                  </pic:spPr>
+                </pic:pic>
+              </a:graphicData>
+            </a:graphic>
+          </wp:inline>
+        </w:drawing>
+      </w:r>
+    </w:p>
+    <w:p>
+      <w:pPr>
+        <w:spacing w:line="360" w:lineRule="auto"/>
+        <w:ind w:left="708"/>
+        <w:rPr>
+          <w:lang w:val="pt-BR"/>
+        </w:rPr>
+      </w:pPr>
+    </w:p>
+    <w:p>
+      <w:pPr>
+        <w:rPr>
+          <w:lang w:val="pt-BR"/>
+        </w:rPr>
+      </w:pPr>
+    </w:p>
+    <w:p>
+      <w:pPr>
+        <w:widowControl/>
+        <w:autoSpaceDE/>
+        <w:autoSpaceDN/>
+        <w:spacing w:after="160" w:line="278" w:lineRule="auto"/>
+        <w:jc w:val="left"/>
+        <w:rPr>
+          <w:rFonts w:eastAsiaTheme="majorEastAsia" w:cstheme="majorBidi"/>
+          <w:b/>
+          <w:color w:val="000000" w:themeColor="text1"/>
+          <w:kern w:val="2"/>
+          <w:szCs w:val="32"/>
+          <w:lang w:val="pt-BR"/>
+          <w14:ligatures w14:val="standardContextual"/>
+        </w:rPr>
+      </w:pPr>
+      <w:r>
+        <w:br w:type="page"/>
+      </w:r>
+    </w:p>
+    <w:p>
+      <w:pPr>
+        <w:pStyle w:val="Ttulo2"/>
+        <w:spacing w:line="360" w:lineRule="auto"/>
+        <w:ind w:firstLine="708"/>
+      </w:pPr>
+      <w:r>
+        <w:lastRenderedPageBreak/>
+        <w:t>5.</w:t>
+      </w:r>
+      <w:r>
+        <w:t>2</w:t>
+      </w:r>
+      <w:r>
+        <w:t xml:space="preserve"> Tela de </w:t>
+      </w:r>
+      <w:r>
+        <w:t>dashboard</w:t>
+      </w:r>
+    </w:p>
+    <w:p>
+      <w:pPr>
+        <w:spacing w:line="360" w:lineRule="auto"/>
+        <w:ind w:left="708"/>
+        <w:rPr>
+          <w:lang w:val="pt-BR"/>
+        </w:rPr>
+      </w:pPr>
+      <w:r>
+        <w:rPr>
+          <w:lang w:val="pt-BR"/>
+        </w:rPr>
+        <w:t>A tela de Dashboard apresentará informações relevantes para o gerenciamento geral do sistema, proporcionando uma visão consolidada e atualizada das principais operações. Entre essas informações, estarão incluídos produtos com estoque baixo, pedidos realizados recentemente, gráficos demonstrativos e indicadores rápidos relacionados às movimentações do sistema.</w:t>
+      </w:r>
+    </w:p>
+    <w:p>
+      <w:pPr>
+        <w:spacing w:line="360" w:lineRule="auto"/>
+        <w:ind w:left="708"/>
+        <w:rPr>
+          <w:lang w:val="pt-BR"/>
+        </w:rPr>
+      </w:pPr>
+    </w:p>
+    <w:p>
+      <w:pPr>
+        <w:spacing w:line="360" w:lineRule="auto"/>
+        <w:ind w:left="708"/>
+        <w:jc w:val="left"/>
+        <w:rPr>
+          <w:b/>
+          <w:bCs/>
+          <w:lang w:val="pt-BR"/>
+        </w:rPr>
+      </w:pPr>
+      <w:r>
+        <w:rPr>
+          <w:b/>
+          <w:bCs/>
+          <w:lang w:val="pt-BR"/>
+        </w:rPr>
+        <w:t>Wireframe                                                            Interface</w:t>
+      </w:r>
+    </w:p>
+    <w:p>
+      <w:pPr>
+        <w:ind w:firstLine="708"/>
+        <w:rPr>
+          <w:lang w:val="pt-BR"/>
+        </w:rPr>
+      </w:pPr>
+      <w:r>
+        <w:rPr>
+          <w:lang w:val="pt-BR"/>
+        </w:rPr>
+        <w:drawing>
+          <wp:inline distT="0" distB="0" distL="0" distR="0" wp14:anchorId="05FF62CC" wp14:editId="2A4FB3C4">
+            <wp:extent cx="2442213" cy="4341541"/>
+            <wp:effectExtent l="0" t="0" r="0" b="1905"/>
+            <wp:docPr id="399779257" name="Imagem 5"/>
+            <wp:cNvGraphicFramePr>
+              <a:graphicFrameLocks xmlns:a="http://schemas.openxmlformats.org/drawingml/2006/main" noChangeAspect="1"/>
+            </wp:cNvGraphicFramePr>
+            <a:graphic xmlns:a="http://schemas.openxmlformats.org/drawingml/2006/main">
+              <a:graphicData uri="http://schemas.openxmlformats.org/drawingml/2006/picture">
+                <pic:pic xmlns:pic="http://schemas.openxmlformats.org/drawingml/2006/picture">
+                  <pic:nvPicPr>
+                    <pic:cNvPr id="0" name="Picture 13"/>
+                    <pic:cNvPicPr>
+                      <a:picLocks noChangeAspect="1" noChangeArrowheads="1"/>
+                    </pic:cNvPicPr>
+                  </pic:nvPicPr>
+                  <pic:blipFill>
+                    <a:blip r:embed="rId36" cstate="print">
+                      <a:extLst>
+                        <a:ext uri="{28A0092B-C50C-407E-A947-70E740481C1C}">
+                          <a14:useLocalDpi xmlns:a14="http://schemas.microsoft.com/office/drawing/2010/main" val="0"/>
+                        </a:ext>
+                      </a:extLst>
+                    </a:blip>
+                    <a:srcRect/>
+                    <a:stretch>
+                      <a:fillRect/>
+                    </a:stretch>
+                  </pic:blipFill>
+                  <pic:spPr bwMode="auto">
+                    <a:xfrm>
+                      <a:off x="0" y="0"/>
+                      <a:ext cx="2456771" cy="4367421"/>
+                    </a:xfrm>
+                    <a:prstGeom prst="rect">
+                      <a:avLst/>
+                    </a:prstGeom>
+                    <a:noFill/>
+                    <a:ln>
+                      <a:noFill/>
+                    </a:ln>
+                  </pic:spPr>
+                </pic:pic>
+              </a:graphicData>
+            </a:graphic>
+          </wp:inline>
+        </w:drawing>
+      </w:r>
+    </w:p>
+    <w:p>
+      <w:pPr>
+        <w:rPr>
+          <w:lang w:val="pt-BR"/>
+        </w:rPr>
+      </w:pPr>
+    </w:p>
+    <w:p>
+      <w:pPr>
+        <w:widowControl/>
+        <w:autoSpaceDE/>
+        <w:autoSpaceDN/>
+        <w:spacing w:after="160" w:line="278" w:lineRule="auto"/>
+        <w:jc w:val="left"/>
+        <w:rPr>
+          <w:rFonts w:eastAsiaTheme="majorEastAsia" w:cstheme="majorBidi"/>
+          <w:b/>
+          <w:color w:val="000000" w:themeColor="text1"/>
+          <w:kern w:val="2"/>
+          <w:szCs w:val="32"/>
+          <w:lang w:val="pt-BR"/>
+          <w14:ligatures w14:val="standardContextual"/>
+        </w:rPr>
+      </w:pPr>
+      <w:r>
+        <w:br w:type="page"/>
+      </w:r>
+    </w:p>
+    <w:p>
+      <w:pPr>
+        <w:pStyle w:val="Ttulo2"/>
+        <w:spacing w:line="360" w:lineRule="auto"/>
+        <w:ind w:firstLine="708"/>
+      </w:pPr>
+      <w:r>
+        <w:lastRenderedPageBreak/>
+        <w:t>5.</w:t>
+      </w:r>
+      <w:r>
+        <w:t>3</w:t>
+      </w:r>
+      <w:r>
+        <w:t xml:space="preserve"> Tela de </w:t>
+      </w:r>
+      <w:r>
+        <w:t>produtos</w:t>
+      </w:r>
+    </w:p>
+    <w:p>
+      <w:pPr>
+        <w:spacing w:line="360" w:lineRule="auto"/>
+        <w:ind w:left="708"/>
+        <w:rPr>
+          <w:lang w:val="pt-BR"/>
+        </w:rPr>
+      </w:pPr>
+      <w:r>
+        <w:rPr>
+          <w:lang w:val="pt-BR"/>
+        </w:rPr>
+        <w:t xml:space="preserve">Esta tela permite o gerenciamento dos produtos cadastrados no sistema. Nela, o usuário pode visualizar uma lista contendo as principais informações dos produtos, como nome, estoque mínimo </w:t>
+      </w:r>
+      <w:r>
+        <w:rPr>
+          <w:lang w:val="pt-BR"/>
+        </w:rPr>
+        <w:t>e estoque atual.</w:t>
+      </w:r>
+    </w:p>
+    <w:p>
+      <w:pPr>
+        <w:spacing w:line="360" w:lineRule="auto"/>
+        <w:ind w:left="708"/>
+        <w:rPr>
+          <w:lang w:val="pt-BR"/>
+        </w:rPr>
+      </w:pPr>
+    </w:p>
+    <w:p>
+      <w:pPr>
+        <w:spacing w:line="360" w:lineRule="auto"/>
+        <w:ind w:left="708"/>
+        <w:jc w:val="left"/>
+        <w:rPr>
+          <w:b/>
+          <w:bCs/>
+          <w:lang w:val="pt-BR"/>
+        </w:rPr>
+      </w:pPr>
+      <w:r>
+        <w:rPr>
+          <w:b/>
+          <w:bCs/>
+          <w:lang w:val="pt-BR"/>
+        </w:rPr>
+        <w:t>Wireframe                                                            Interface</w:t>
+      </w:r>
+    </w:p>
+    <w:p>
+      <w:pPr>
+        <w:ind w:firstLine="708"/>
+        <w:rPr>
+          <w:lang w:val="pt-BR"/>
+        </w:rPr>
+      </w:pPr>
+      <w:r>
+        <w:rPr>
+          <w:lang w:val="pt-BR"/>
+        </w:rPr>
+        <w:drawing>
+          <wp:inline distT="0" distB="0" distL="0" distR="0" wp14:anchorId="3436E099" wp14:editId="7877DAC5">
+            <wp:extent cx="2601951" cy="4625506"/>
+            <wp:effectExtent l="0" t="0" r="8255" b="3810"/>
+            <wp:docPr id="1403457737" name="Imagem 7"/>
+            <wp:cNvGraphicFramePr>
+              <a:graphicFrameLocks xmlns:a="http://schemas.openxmlformats.org/drawingml/2006/main" noChangeAspect="1"/>
+            </wp:cNvGraphicFramePr>
+            <a:graphic xmlns:a="http://schemas.openxmlformats.org/drawingml/2006/main">
+              <a:graphicData uri="http://schemas.openxmlformats.org/drawingml/2006/picture">
+                <pic:pic xmlns:pic="http://schemas.openxmlformats.org/drawingml/2006/picture">
+                  <pic:nvPicPr>
+                    <pic:cNvPr id="0" name="Picture 20"/>
+                    <pic:cNvPicPr>
+                      <a:picLocks noChangeAspect="1" noChangeArrowheads="1"/>
+                    </pic:cNvPicPr>
+                  </pic:nvPicPr>
+                  <pic:blipFill>
+                    <a:blip r:embed="rId37" cstate="print">
+                      <a:extLst>
+                        <a:ext uri="{28A0092B-C50C-407E-A947-70E740481C1C}">
+                          <a14:useLocalDpi xmlns:a14="http://schemas.microsoft.com/office/drawing/2010/main" val="0"/>
+                        </a:ext>
+                      </a:extLst>
+                    </a:blip>
+                    <a:srcRect/>
+                    <a:stretch>
+                      <a:fillRect/>
+                    </a:stretch>
+                  </pic:blipFill>
+                  <pic:spPr bwMode="auto">
+                    <a:xfrm>
+                      <a:off x="0" y="0"/>
+                      <a:ext cx="2618250" cy="4654481"/>
+                    </a:xfrm>
+                    <a:prstGeom prst="rect">
+                      <a:avLst/>
+                    </a:prstGeom>
+                    <a:noFill/>
+                    <a:ln>
+                      <a:noFill/>
+                    </a:ln>
+                  </pic:spPr>
+                </pic:pic>
+              </a:graphicData>
+            </a:graphic>
+          </wp:inline>
+        </w:drawing>
+      </w:r>
+    </w:p>
+    <w:p>
+      <w:pPr>
+        <w:rPr>
+          <w:lang w:val="pt-BR"/>
+        </w:rPr>
+      </w:pPr>
+    </w:p>
+    <w:p>
+      <w:pPr>
+        <w:widowControl/>
+        <w:autoSpaceDE/>
+        <w:autoSpaceDN/>
+        <w:spacing w:after="160" w:line="278" w:lineRule="auto"/>
+        <w:jc w:val="left"/>
+        <w:rPr>
+          <w:rFonts w:eastAsiaTheme="majorEastAsia" w:cstheme="majorBidi"/>
+          <w:b/>
+          <w:color w:val="000000" w:themeColor="text1"/>
+          <w:kern w:val="2"/>
+          <w:szCs w:val="32"/>
+          <w:lang w:val="pt-BR"/>
+          <w14:ligatures w14:val="standardContextual"/>
+        </w:rPr>
+      </w:pPr>
+      <w:r>
+        <w:br w:type="page"/>
+      </w:r>
+    </w:p>
+    <w:p>
+      <w:pPr>
+        <w:pStyle w:val="Ttulo2"/>
+        <w:spacing w:line="360" w:lineRule="auto"/>
+        <w:ind w:firstLine="708"/>
+      </w:pPr>
+      <w:r>
+        <w:lastRenderedPageBreak/>
+        <w:t>5.</w:t>
+      </w:r>
+      <w:r>
+        <w:t>4</w:t>
+      </w:r>
+      <w:r>
+        <w:t xml:space="preserve"> </w:t>
+      </w:r>
+      <w:r>
+        <w:t>Stack de produto</w:t>
+      </w:r>
+    </w:p>
+    <w:p>
+      <w:pPr>
+        <w:spacing w:line="360" w:lineRule="auto"/>
+        <w:ind w:left="708"/>
+        <w:rPr>
+          <w:b/>
+          <w:bCs/>
+          <w:lang w:val="pt-BR"/>
+        </w:rPr>
+      </w:pPr>
+      <w:r>
+        <w:rPr>
+          <w:lang w:val="pt-BR"/>
+        </w:rPr>
+        <w:t xml:space="preserve">Caso o usuário deseje consultar informações completas de um produto, poderá </w:t>
+      </w:r>
+      <w:r>
+        <w:rPr>
+          <w:lang w:val="pt-BR"/>
+        </w:rPr>
+        <w:t>seguir da tela de produto para o Stack</w:t>
+      </w:r>
+      <w:r>
+        <w:rPr>
+          <w:lang w:val="pt-BR"/>
+        </w:rPr>
+        <w:t xml:space="preserve">. Ao realizar essa ação, o sistema exibirá </w:t>
+      </w:r>
+      <w:r>
+        <w:rPr>
+          <w:lang w:val="pt-BR"/>
+        </w:rPr>
+        <w:t xml:space="preserve">os </w:t>
+      </w:r>
+      <w:r>
+        <w:rPr>
+          <w:lang w:val="pt-BR"/>
+        </w:rPr>
+        <w:t>detalhes do produto, contendo todas as informações cadastradas para o item selecionado.</w:t>
+      </w:r>
+    </w:p>
+    <w:p>
+      <w:pPr>
+        <w:spacing w:line="360" w:lineRule="auto"/>
+        <w:ind w:left="708"/>
+        <w:rPr>
+          <w:lang w:val="pt-BR"/>
+        </w:rPr>
+      </w:pPr>
+    </w:p>
+    <w:p>
+      <w:pPr>
+        <w:spacing w:line="360" w:lineRule="auto"/>
+        <w:ind w:left="708"/>
+        <w:jc w:val="left"/>
+        <w:rPr>
+          <w:b/>
+          <w:bCs/>
+          <w:lang w:val="pt-BR"/>
+        </w:rPr>
+      </w:pPr>
+      <w:r>
+        <w:rPr>
+          <w:b/>
+          <w:bCs/>
+          <w:lang w:val="pt-BR"/>
+        </w:rPr>
+        <w:t>Wireframe                                                            Interface</w:t>
+      </w:r>
+    </w:p>
+    <w:p>
+      <w:pPr>
+        <w:rPr>
+          <w:lang w:val="pt-BR"/>
+        </w:rPr>
+      </w:pPr>
+      <w:r>
+        <w:rPr>
+          <w:lang w:val="pt-BR"/>
+        </w:rPr>
+        <w:tab/>
+      </w:r>
+      <w:r>
+        <w:rPr>
+          <w:lang w:val="pt-BR"/>
+        </w:rPr>
+        <w:drawing>
+          <wp:inline distT="0" distB="0" distL="0" distR="0" wp14:anchorId="1A3BC566" wp14:editId="1DADC81C">
+            <wp:extent cx="2364059" cy="4202606"/>
+            <wp:effectExtent l="0" t="0" r="0" b="7620"/>
+            <wp:docPr id="1187711187" name="Imagem 11"/>
+            <wp:cNvGraphicFramePr>
+              <a:graphicFrameLocks xmlns:a="http://schemas.openxmlformats.org/drawingml/2006/main" noChangeAspect="1"/>
+            </wp:cNvGraphicFramePr>
+            <a:graphic xmlns:a="http://schemas.openxmlformats.org/drawingml/2006/main">
+              <a:graphicData uri="http://schemas.openxmlformats.org/drawingml/2006/picture">
+                <pic:pic xmlns:pic="http://schemas.openxmlformats.org/drawingml/2006/picture">
+                  <pic:nvPicPr>
+                    <pic:cNvPr id="0" name="Picture 37"/>
+                    <pic:cNvPicPr>
+                      <a:picLocks noChangeAspect="1" noChangeArrowheads="1"/>
+                    </pic:cNvPicPr>
+                  </pic:nvPicPr>
+                  <pic:blipFill>
+                    <a:blip r:embed="rId38" cstate="print">
+                      <a:extLst>
+                        <a:ext uri="{28A0092B-C50C-407E-A947-70E740481C1C}">
+                          <a14:useLocalDpi xmlns:a14="http://schemas.microsoft.com/office/drawing/2010/main" val="0"/>
+                        </a:ext>
+                      </a:extLst>
+                    </a:blip>
+                    <a:srcRect/>
+                    <a:stretch>
+                      <a:fillRect/>
+                    </a:stretch>
+                  </pic:blipFill>
+                  <pic:spPr bwMode="auto">
+                    <a:xfrm>
+                      <a:off x="0" y="0"/>
+                      <a:ext cx="2383395" cy="4236979"/>
+                    </a:xfrm>
+                    <a:prstGeom prst="rect">
+                      <a:avLst/>
+                    </a:prstGeom>
+                    <a:noFill/>
+                    <a:ln>
+                      <a:noFill/>
+                    </a:ln>
+                  </pic:spPr>
+                </pic:pic>
+              </a:graphicData>
+            </a:graphic>
+          </wp:inline>
+        </w:drawing>
+      </w:r>
+    </w:p>
+    <w:p>
+      <w:pPr>
+        <w:rPr>
+          <w:lang w:val="pt-BR"/>
+        </w:rPr>
+      </w:pPr>
+    </w:p>
+    <w:p>
+      <w:pPr>
+        <w:widowControl/>
+        <w:autoSpaceDE/>
+        <w:autoSpaceDN/>
+        <w:spacing w:after="160" w:line="278" w:lineRule="auto"/>
+        <w:jc w:val="left"/>
+        <w:rPr>
+          <w:rFonts w:eastAsiaTheme="majorEastAsia" w:cstheme="majorBidi"/>
+          <w:b/>
+          <w:color w:val="000000" w:themeColor="text1"/>
+          <w:kern w:val="2"/>
+          <w:szCs w:val="32"/>
+          <w:lang w:val="pt-BR"/>
+          <w14:ligatures w14:val="standardContextual"/>
+        </w:rPr>
+      </w:pPr>
+      <w:r>
+        <w:br w:type="page"/>
+      </w:r>
+    </w:p>
+    <w:p>
+      <w:pPr>
+        <w:pStyle w:val="Ttulo2"/>
+        <w:spacing w:line="360" w:lineRule="auto"/>
+        <w:ind w:firstLine="708"/>
+      </w:pPr>
+      <w:r>
+        <w:lastRenderedPageBreak/>
+        <w:t>5.</w:t>
+      </w:r>
+      <w:r>
+        <w:t>5</w:t>
+      </w:r>
+      <w:r>
+        <w:t xml:space="preserve"> </w:t>
+      </w:r>
+      <w:r>
+        <w:t>Tela de empilhadeira</w:t>
+      </w:r>
+    </w:p>
+    <w:p>
+      <w:pPr>
+        <w:spacing w:line="360" w:lineRule="auto"/>
+        <w:ind w:left="708"/>
+        <w:rPr>
+          <w:lang w:val="pt-BR"/>
+        </w:rPr>
+      </w:pPr>
+      <w:r>
+        <w:rPr>
+          <w:lang w:val="pt-BR"/>
+        </w:rPr>
+        <w:t>A tela de empilhadeira permite ao usuário visualizar informações básicas da empilhadeira e verificar se ela está ocupada ou desocupada.</w:t>
+      </w:r>
+    </w:p>
+    <w:p>
+      <w:pPr>
+        <w:spacing w:line="360" w:lineRule="auto"/>
+        <w:ind w:left="708"/>
+        <w:rPr>
+          <w:lang w:val="pt-BR"/>
+        </w:rPr>
+      </w:pPr>
+    </w:p>
+    <w:p>
+      <w:pPr>
+        <w:spacing w:line="360" w:lineRule="auto"/>
+        <w:ind w:left="708"/>
+        <w:jc w:val="left"/>
+        <w:rPr>
+          <w:b/>
+          <w:bCs/>
+          <w:lang w:val="pt-BR"/>
+        </w:rPr>
+      </w:pPr>
+      <w:r>
+        <w:rPr>
+          <w:b/>
+          <w:bCs/>
+          <w:lang w:val="pt-BR"/>
+        </w:rPr>
+        <w:t>Wireframe                                                            Interface</w:t>
+      </w:r>
+    </w:p>
+    <w:p>
+      <w:pPr>
+        <w:ind w:firstLine="708"/>
+        <w:rPr>
+          <w:lang w:val="pt-BR"/>
+        </w:rPr>
+      </w:pPr>
+      <w:r>
+        <w:rPr>
+          <w:lang w:val="pt-BR"/>
+        </w:rPr>
+        <w:drawing>
+          <wp:inline distT="0" distB="0" distL="0" distR="0" wp14:anchorId="5573A647" wp14:editId="6C76794A">
+            <wp:extent cx="2474259" cy="4398507"/>
+            <wp:effectExtent l="0" t="0" r="2540" b="2540"/>
+            <wp:docPr id="441836161" name="Imagem 13"/>
+            <wp:cNvGraphicFramePr>
+              <a:graphicFrameLocks xmlns:a="http://schemas.openxmlformats.org/drawingml/2006/main" noChangeAspect="1"/>
+            </wp:cNvGraphicFramePr>
+            <a:graphic xmlns:a="http://schemas.openxmlformats.org/drawingml/2006/main">
+              <a:graphicData uri="http://schemas.openxmlformats.org/drawingml/2006/picture">
+                <pic:pic xmlns:pic="http://schemas.openxmlformats.org/drawingml/2006/picture">
+                  <pic:nvPicPr>
+                    <pic:cNvPr id="0" name="Picture 44"/>
+                    <pic:cNvPicPr>
+                      <a:picLocks noChangeAspect="1" noChangeArrowheads="1"/>
+                    </pic:cNvPicPr>
+                  </pic:nvPicPr>
+                  <pic:blipFill>
+                    <a:blip r:embed="rId39" cstate="print">
+                      <a:extLst>
+                        <a:ext uri="{28A0092B-C50C-407E-A947-70E740481C1C}">
+                          <a14:useLocalDpi xmlns:a14="http://schemas.microsoft.com/office/drawing/2010/main" val="0"/>
+                        </a:ext>
+                      </a:extLst>
+                    </a:blip>
+                    <a:srcRect/>
+                    <a:stretch>
+                      <a:fillRect/>
+                    </a:stretch>
+                  </pic:blipFill>
+                  <pic:spPr bwMode="auto">
+                    <a:xfrm>
+                      <a:off x="0" y="0"/>
+                      <a:ext cx="2491138" cy="4428513"/>
+                    </a:xfrm>
+                    <a:prstGeom prst="rect">
+                      <a:avLst/>
+                    </a:prstGeom>
+                    <a:noFill/>
+                    <a:ln>
+                      <a:noFill/>
+                    </a:ln>
+                  </pic:spPr>
+                </pic:pic>
+              </a:graphicData>
+            </a:graphic>
+          </wp:inline>
+        </w:drawing>
+      </w:r>
+    </w:p>
+    <w:p>
+      <w:pPr>
+        <w:rPr>
+          <w:lang w:val="pt-BR"/>
+        </w:rPr>
+      </w:pPr>
+    </w:p>
+    <w:p>
+      <w:pPr>
+        <w:widowControl/>
+        <w:autoSpaceDE/>
+        <w:autoSpaceDN/>
+        <w:spacing w:after="160" w:line="278" w:lineRule="auto"/>
+        <w:jc w:val="left"/>
+        <w:rPr>
+          <w:rFonts w:eastAsiaTheme="majorEastAsia" w:cstheme="majorBidi"/>
+          <w:b/>
+          <w:color w:val="000000" w:themeColor="text1"/>
+          <w:kern w:val="2"/>
+          <w:szCs w:val="32"/>
+          <w:lang w:val="pt-BR"/>
+          <w14:ligatures w14:val="standardContextual"/>
+        </w:rPr>
+      </w:pPr>
+      <w:r>
+        <w:br w:type="page"/>
+      </w:r>
+    </w:p>
+    <w:p>
+      <w:pPr>
+        <w:pStyle w:val="Ttulo2"/>
+        <w:spacing w:line="360" w:lineRule="auto"/>
+        <w:ind w:firstLine="708"/>
+      </w:pPr>
+      <w:r>
+        <w:lastRenderedPageBreak/>
+        <w:t>5.</w:t>
+      </w:r>
+      <w:r>
+        <w:t>6</w:t>
+      </w:r>
+      <w:r>
+        <w:t xml:space="preserve"> Tela de </w:t>
+      </w:r>
+      <w:r>
+        <w:t>movimentações</w:t>
+      </w:r>
+    </w:p>
+    <w:p>
+      <w:pPr>
+        <w:spacing w:line="360" w:lineRule="auto"/>
+        <w:ind w:left="708"/>
+        <w:rPr>
+          <w:lang w:val="pt-BR"/>
+        </w:rPr>
+      </w:pPr>
+      <w:r>
+        <w:rPr>
+          <w:lang w:val="pt-BR"/>
+        </w:rPr>
+        <w:t xml:space="preserve">A tela de </w:t>
+      </w:r>
+      <w:r>
+        <w:rPr>
+          <w:lang w:val="pt-BR"/>
+        </w:rPr>
+        <w:t>movimentações permite ao usuário visualizar as entradas e saídas do sistema,</w:t>
+      </w:r>
+      <w:r>
+        <w:rPr>
+          <w:lang w:val="pt-BR"/>
+        </w:rPr>
+        <w:t xml:space="preserve"> os campos da tabela incluem o nome do produto, a quantidade e o tipo de ação do pedido.</w:t>
+      </w:r>
+    </w:p>
+    <w:p>
+      <w:pPr>
+        <w:spacing w:line="360" w:lineRule="auto"/>
+        <w:ind w:left="708"/>
+        <w:rPr>
+          <w:lang w:val="pt-BR"/>
+        </w:rPr>
+      </w:pPr>
+    </w:p>
+    <w:p>
+      <w:pPr>
+        <w:spacing w:line="360" w:lineRule="auto"/>
+        <w:ind w:left="708"/>
+        <w:jc w:val="left"/>
+        <w:rPr>
+          <w:b/>
+          <w:bCs/>
+          <w:lang w:val="pt-BR"/>
+        </w:rPr>
+      </w:pPr>
+      <w:r>
+        <w:rPr>
+          <w:b/>
+          <w:bCs/>
+          <w:lang w:val="pt-BR"/>
+        </w:rPr>
+        <w:t>Wireframe                                                            Interface</w:t>
+      </w:r>
+    </w:p>
+    <w:p>
+      <w:pPr>
+        <w:rPr>
+          <w:lang w:val="pt-BR"/>
+        </w:rPr>
+      </w:pPr>
+      <w:r>
+        <w:rPr>
+          <w:lang w:val="pt-BR"/>
+        </w:rPr>
+        <w:tab/>
+      </w:r>
+      <w:r>
+        <w:rPr>
+          <w:lang w:val="pt-BR"/>
+        </w:rPr>
+        <w:drawing>
+          <wp:inline distT="0" distB="0" distL="0" distR="0" wp14:anchorId="2788CF43" wp14:editId="4903C5BB">
+            <wp:extent cx="2494019" cy="4433636"/>
+            <wp:effectExtent l="0" t="0" r="1905" b="5080"/>
+            <wp:docPr id="1988029803" name="Imagem 15"/>
+            <wp:cNvGraphicFramePr>
+              <a:graphicFrameLocks xmlns:a="http://schemas.openxmlformats.org/drawingml/2006/main" noChangeAspect="1"/>
+            </wp:cNvGraphicFramePr>
+            <a:graphic xmlns:a="http://schemas.openxmlformats.org/drawingml/2006/main">
+              <a:graphicData uri="http://schemas.openxmlformats.org/drawingml/2006/picture">
+                <pic:pic xmlns:pic="http://schemas.openxmlformats.org/drawingml/2006/picture">
+                  <pic:nvPicPr>
+                    <pic:cNvPr id="0" name="Picture 51"/>
+                    <pic:cNvPicPr>
+                      <a:picLocks noChangeAspect="1" noChangeArrowheads="1"/>
+                    </pic:cNvPicPr>
+                  </pic:nvPicPr>
+                  <pic:blipFill>
+                    <a:blip r:embed="rId40" cstate="print">
+                      <a:extLst>
+                        <a:ext uri="{28A0092B-C50C-407E-A947-70E740481C1C}">
+                          <a14:useLocalDpi xmlns:a14="http://schemas.microsoft.com/office/drawing/2010/main" val="0"/>
+                        </a:ext>
+                      </a:extLst>
+                    </a:blip>
+                    <a:srcRect/>
+                    <a:stretch>
+                      <a:fillRect/>
+                    </a:stretch>
+                  </pic:blipFill>
+                  <pic:spPr bwMode="auto">
+                    <a:xfrm>
+                      <a:off x="0" y="0"/>
+                      <a:ext cx="2509301" cy="4460803"/>
+                    </a:xfrm>
+                    <a:prstGeom prst="rect">
+                      <a:avLst/>
+                    </a:prstGeom>
+                    <a:noFill/>
+                    <a:ln>
+                      <a:noFill/>
+                    </a:ln>
+                  </pic:spPr>
+                </pic:pic>
+              </a:graphicData>
+            </a:graphic>
+          </wp:inline>
+        </w:drawing>
+      </w:r>
+    </w:p>
+    <w:p>
+      <w:pPr>
+        <w:rPr>
+          <w:lang w:val="pt-BR"/>
+        </w:rPr>
+      </w:pPr>
+    </w:p>
+    <w:p>
+      <w:pPr>
+        <w:widowControl/>
+        <w:autoSpaceDE/>
+        <w:autoSpaceDN/>
+        <w:spacing w:after="160" w:line="278" w:lineRule="auto"/>
+        <w:jc w:val="left"/>
+        <w:rPr>
+          <w:rFonts w:eastAsiaTheme="majorEastAsia" w:cstheme="majorBidi"/>
+          <w:b/>
+          <w:color w:val="000000" w:themeColor="text1"/>
+          <w:kern w:val="2"/>
+          <w:szCs w:val="32"/>
+          <w:lang w:val="pt-BR"/>
+          <w14:ligatures w14:val="standardContextual"/>
+        </w:rPr>
+      </w:pPr>
+      <w:r>
+        <w:br w:type="page"/>
+      </w:r>
+    </w:p>
+    <w:p>
+      <w:pPr>
+        <w:pStyle w:val="Ttulo2"/>
+        <w:spacing w:line="360" w:lineRule="auto"/>
+        <w:ind w:firstLine="708"/>
+      </w:pPr>
+      <w:r>
+        <w:lastRenderedPageBreak/>
+        <w:t xml:space="preserve">5.6 Tela de </w:t>
+      </w:r>
+      <w:r>
+        <w:t>QRcode</w:t>
+      </w:r>
+    </w:p>
+    <w:p>
+      <w:pPr>
+        <w:spacing w:line="360" w:lineRule="auto"/>
+        <w:ind w:left="708"/>
+        <w:rPr>
+          <w:lang w:val="pt-BR"/>
+        </w:rPr>
+      </w:pPr>
+      <w:r>
+        <w:rPr>
+          <w:lang w:val="pt-BR"/>
+        </w:rPr>
+        <w:t>A tela abre a câmera do celular para fazer a leitura do QRcode de um produto ou pacote, ele trará as informações dos produtos em questão junto da opção de realizar um pedido de entrada ou de saída.</w:t>
+      </w:r>
+    </w:p>
+    <w:p>
+      <w:pPr>
+        <w:spacing w:line="360" w:lineRule="auto"/>
+        <w:ind w:left="708"/>
+        <w:rPr>
+          <w:lang w:val="pt-BR"/>
+        </w:rPr>
+      </w:pPr>
+    </w:p>
+    <w:p>
+      <w:pPr>
+        <w:spacing w:line="360" w:lineRule="auto"/>
+        <w:ind w:left="708"/>
+        <w:jc w:val="left"/>
+        <w:rPr>
+          <w:b/>
+          <w:bCs/>
+          <w:lang w:val="pt-BR"/>
+        </w:rPr>
+      </w:pPr>
+      <w:r>
+        <w:rPr>
+          <w:b/>
+          <w:bCs/>
+          <w:lang w:val="pt-BR"/>
+        </w:rPr>
+        <w:t>Wireframe                                                            Interface</w:t>
+      </w:r>
+    </w:p>
+    <w:p>
+      <w:pPr>
+        <w:ind w:firstLine="708"/>
+        <w:rPr>
+          <w:u w:val="single"/>
+          <w:lang w:val="pt-BR"/>
+        </w:rPr>
+      </w:pPr>
+      <w:r>
+        <w:rPr>
+          <w:lang w:val="pt-BR"/>
+        </w:rPr>
+        <w:drawing>
+          <wp:inline distT="0" distB="0" distL="0" distR="0" wp14:anchorId="4CC4DE6E" wp14:editId="4D1ACEDE">
+            <wp:extent cx="2544780" cy="4523874"/>
+            <wp:effectExtent l="0" t="0" r="8255" b="0"/>
+            <wp:docPr id="1918388089" name="Imagem 17"/>
+            <wp:cNvGraphicFramePr>
+              <a:graphicFrameLocks xmlns:a="http://schemas.openxmlformats.org/drawingml/2006/main" noChangeAspect="1"/>
+            </wp:cNvGraphicFramePr>
+            <a:graphic xmlns:a="http://schemas.openxmlformats.org/drawingml/2006/main">
+              <a:graphicData uri="http://schemas.openxmlformats.org/drawingml/2006/picture">
+                <pic:pic xmlns:pic="http://schemas.openxmlformats.org/drawingml/2006/picture">
+                  <pic:nvPicPr>
+                    <pic:cNvPr id="0" name="Picture 58"/>
+                    <pic:cNvPicPr>
+                      <a:picLocks noChangeAspect="1" noChangeArrowheads="1"/>
+                    </pic:cNvPicPr>
+                  </pic:nvPicPr>
+                  <pic:blipFill>
+                    <a:blip r:embed="rId41" cstate="print">
+                      <a:extLst>
+                        <a:ext uri="{28A0092B-C50C-407E-A947-70E740481C1C}">
+                          <a14:useLocalDpi xmlns:a14="http://schemas.microsoft.com/office/drawing/2010/main" val="0"/>
+                        </a:ext>
+                      </a:extLst>
+                    </a:blip>
+                    <a:srcRect/>
+                    <a:stretch>
+                      <a:fillRect/>
+                    </a:stretch>
+                  </pic:blipFill>
+                  <pic:spPr bwMode="auto">
+                    <a:xfrm>
+                      <a:off x="0" y="0"/>
+                      <a:ext cx="2554683" cy="4541479"/>
+                    </a:xfrm>
+                    <a:prstGeom prst="rect">
+                      <a:avLst/>
+                    </a:prstGeom>
+                    <a:noFill/>
+                    <a:ln>
+                      <a:noFill/>
+                    </a:ln>
+                  </pic:spPr>
+                </pic:pic>
+              </a:graphicData>
+            </a:graphic>
+          </wp:inline>
+        </w:drawing>
+      </w:r>
+    </w:p>
+    <w:p>
+      <w:pPr>
+        <w:rPr>
+          <w:lang w:val="pt-BR"/>
+        </w:rPr>
+      </w:pPr>
     </w:p>
     <w:sectPr>
       <w:pgSz w:w="11906" w:h="16838"/>
@@ -13171,7 +13903,7 @@
   <w:style w:type="paragraph" w:default="1" w:styleId="Normal">
     <w:name w:val="Normal"/>
     <w:qFormat/>
-    <w:rsid w:val="0053060D"/>
+    <w:rsid w:val="000C7B40"/>
     <w:pPr>
       <w:widowControl w:val="0"/>
       <w:autoSpaceDE w:val="0"/>
@@ -13449,7 +14181,6 @@
   <w:style w:type="character" w:default="1" w:styleId="Fontepargpadro">
     <w:name w:val="Default Paragraph Font"/>
     <w:uiPriority w:val="1"/>
-    <w:semiHidden/>
     <w:unhideWhenUsed/>
   </w:style>
   <w:style w:type="table" w:default="1" w:styleId="Tabelanormal">
@@ -13911,6 +14642,18 @@
       <w:ind w:left="240"/>
     </w:pPr>
   </w:style>
+  <w:style w:type="paragraph" w:styleId="NormalWeb">
+    <w:name w:val="Normal (Web)"/>
+    <w:basedOn w:val="Normal"/>
+    <w:uiPriority w:val="99"/>
+    <w:semiHidden/>
+    <w:unhideWhenUsed/>
+    <w:rsid w:val="006E7A27"/>
+    <w:rPr>
+      <w:rFonts w:cs="Times New Roman"/>
+      <w:szCs w:val="24"/>
+    </w:rPr>
+  </w:style>
 </w:styles>
 </file>
 

--- a/Documentação - Voiture.docx
+++ b/Documentação - Voiture.docx
@@ -56,7 +56,25 @@
           <w:bCs/>
           <w:lang w:val="pt-BR"/>
         </w:rPr>
-        <w:t>Maria Clara Corsette Belli</w:t>
+        <w:t xml:space="preserve">Maria Clara </w:t>
+      </w:r>
+      <w:proofErr w:type="spellStart"/>
+      <w:r>
+        <w:rPr>
+          <w:b/>
+          <w:bCs/>
+          <w:lang w:val="pt-BR"/>
+        </w:rPr>
+        <w:t>Corsette</w:t>
+      </w:r>
+      <w:proofErr w:type="spellEnd"/>
+      <w:r>
+        <w:rPr>
+          <w:b/>
+          <w:bCs/>
+          <w:lang w:val="pt-BR"/>
+        </w:rPr>
+        <w:t xml:space="preserve"> Belli</w:t>
       </w:r>
     </w:p>
     <w:p>
@@ -152,10 +170,12 @@
         <w:jc w:val="center"/>
       </w:pPr>
       <w:bookmarkStart w:id="0" w:name="_Toc232082115"/>
+      <w:bookmarkStart w:id="1" w:name="_Toc232503598"/>
       <w:r>
         <w:t>DOCUMENTAÇÃO TÉCNICA</w:t>
       </w:r>
       <w:bookmarkEnd w:id="0"/>
+      <w:bookmarkEnd w:id="1"/>
     </w:p>
     <w:p>
       <w:pPr>
@@ -163,7 +183,8 @@
         <w:spacing w:line="360" w:lineRule="auto"/>
         <w:jc w:val="center"/>
       </w:pPr>
-      <w:bookmarkStart w:id="1" w:name="_Toc232082116"/>
+      <w:bookmarkStart w:id="2" w:name="_Toc232082116"/>
+      <w:bookmarkStart w:id="3" w:name="_Toc232503599"/>
       <w:r>
         <w:t>VOITURE</w:t>
       </w:r>
@@ -173,7 +194,8 @@
       <w:r>
         <w:t xml:space="preserve"> GESTÃO DE ESTOQUE</w:t>
       </w:r>
-      <w:bookmarkEnd w:id="1"/>
+      <w:bookmarkEnd w:id="2"/>
+      <w:bookmarkEnd w:id="3"/>
     </w:p>
     <w:p>
       <w:pPr>
@@ -366,12 +388,21 @@
         </w:rPr>
         <w:t xml:space="preserve">orientado por </w:t>
       </w:r>
-      <w:r>
-        <w:rPr>
-          <w:szCs w:val="24"/>
-          <w:lang w:val="pt-BR"/>
-        </w:rPr>
-        <w:t>Antonio Donisete Antunes</w:t>
+      <w:proofErr w:type="spellStart"/>
+      <w:r>
+        <w:rPr>
+          <w:szCs w:val="24"/>
+          <w:lang w:val="pt-BR"/>
+        </w:rPr>
+        <w:t>Antonio</w:t>
+      </w:r>
+      <w:proofErr w:type="spellEnd"/>
+      <w:r>
+        <w:rPr>
+          <w:szCs w:val="24"/>
+          <w:lang w:val="pt-BR"/>
+        </w:rPr>
+        <w:t xml:space="preserve"> Donisete Antunes</w:t>
       </w:r>
       <w:r>
         <w:rPr>
@@ -463,6 +494,7 @@
         </w:rPr>
         <w:t xml:space="preserve"> </w:t>
       </w:r>
+      <w:proofErr w:type="spellStart"/>
       <w:r>
         <w:rPr>
           <w:szCs w:val="24"/>
@@ -470,6 +502,7 @@
         </w:rPr>
         <w:t>Peramo</w:t>
       </w:r>
+      <w:proofErr w:type="spellEnd"/>
       <w:r>
         <w:rPr>
           <w:szCs w:val="24"/>
@@ -605,9 +638,7 @@
             <w:pStyle w:val="CabealhodoSumrio"/>
             <w:spacing w:line="360" w:lineRule="auto"/>
             <w:rPr>
-              <w:bCs/>
-              <w:sz w:val="28"/>
-              <w:szCs w:val="40"/>
+              <w:noProof/>
             </w:rPr>
           </w:pPr>
           <w:r>
@@ -657,7 +688,153 @@
               <w14:ligatures w14:val="standardContextual"/>
             </w:rPr>
           </w:pPr>
-          <w:hyperlink w:anchor="_Toc232082117" w:history="1">
+          <w:hyperlink w:anchor="_Toc232503598" w:history="1">
+            <w:r>
+              <w:rPr>
+                <w:rStyle w:val="Hyperlink"/>
+                <w:noProof/>
+              </w:rPr>
+              <w:t>DOCUMENTAÇÃO TÉCNICA</w:t>
+            </w:r>
+            <w:r>
+              <w:rPr>
+                <w:noProof/>
+                <w:webHidden/>
+              </w:rPr>
+              <w:tab/>
+            </w:r>
+            <w:r>
+              <w:rPr>
+                <w:noProof/>
+                <w:webHidden/>
+              </w:rPr>
+              <w:fldChar w:fldCharType="begin"/>
+            </w:r>
+            <w:r>
+              <w:rPr>
+                <w:noProof/>
+                <w:webHidden/>
+              </w:rPr>
+              <w:instrText xml:space="preserve"> PAGEREF _Toc232503598 \h </w:instrText>
+            </w:r>
+            <w:r>
+              <w:rPr>
+                <w:noProof/>
+                <w:webHidden/>
+              </w:rPr>
+            </w:r>
+            <w:r>
+              <w:rPr>
+                <w:noProof/>
+                <w:webHidden/>
+              </w:rPr>
+              <w:fldChar w:fldCharType="separate"/>
+            </w:r>
+            <w:r>
+              <w:rPr>
+                <w:noProof/>
+                <w:webHidden/>
+              </w:rPr>
+              <w:t>1</w:t>
+            </w:r>
+            <w:r>
+              <w:rPr>
+                <w:noProof/>
+                <w:webHidden/>
+              </w:rPr>
+              <w:fldChar w:fldCharType="end"/>
+            </w:r>
+          </w:hyperlink>
+        </w:p>
+        <w:p>
+          <w:pPr>
+            <w:pStyle w:val="Sumrio1"/>
+            <w:tabs>
+              <w:tab w:val="right" w:leader="dot" w:pos="9061"/>
+            </w:tabs>
+            <w:rPr>
+              <w:rFonts w:asciiTheme="minorHAnsi" w:eastAsiaTheme="minorEastAsia" w:hAnsiTheme="minorHAnsi"/>
+              <w:noProof/>
+              <w:kern w:val="2"/>
+              <w:szCs w:val="24"/>
+              <w:lang w:val="pt-BR" w:eastAsia="pt-BR"/>
+              <w14:ligatures w14:val="standardContextual"/>
+            </w:rPr>
+          </w:pPr>
+          <w:hyperlink w:anchor="_Toc232503599" w:history="1">
+            <w:r>
+              <w:rPr>
+                <w:rStyle w:val="Hyperlink"/>
+                <w:noProof/>
+              </w:rPr>
+              <w:t>VOITURE - GESTÃO DE ESTOQUE</w:t>
+            </w:r>
+            <w:r>
+              <w:rPr>
+                <w:noProof/>
+                <w:webHidden/>
+              </w:rPr>
+              <w:tab/>
+            </w:r>
+            <w:r>
+              <w:rPr>
+                <w:noProof/>
+                <w:webHidden/>
+              </w:rPr>
+              <w:fldChar w:fldCharType="begin"/>
+            </w:r>
+            <w:r>
+              <w:rPr>
+                <w:noProof/>
+                <w:webHidden/>
+              </w:rPr>
+              <w:instrText xml:space="preserve"> PAGEREF _Toc232503599 \h </w:instrText>
+            </w:r>
+            <w:r>
+              <w:rPr>
+                <w:noProof/>
+                <w:webHidden/>
+              </w:rPr>
+            </w:r>
+            <w:r>
+              <w:rPr>
+                <w:noProof/>
+                <w:webHidden/>
+              </w:rPr>
+              <w:fldChar w:fldCharType="separate"/>
+            </w:r>
+            <w:r>
+              <w:rPr>
+                <w:noProof/>
+                <w:webHidden/>
+              </w:rPr>
+              <w:t>1</w:t>
+            </w:r>
+            <w:r>
+              <w:rPr>
+                <w:noProof/>
+                <w:webHidden/>
+              </w:rPr>
+              <w:fldChar w:fldCharType="end"/>
+            </w:r>
+          </w:hyperlink>
+        </w:p>
+        <w:p>
+          <w:pPr>
+            <w:pStyle w:val="Sumrio1"/>
+            <w:tabs>
+              <w:tab w:val="right" w:leader="dot" w:pos="9061"/>
+            </w:tabs>
+            <w:rPr>
+              <w:rFonts w:asciiTheme="minorHAnsi" w:eastAsiaTheme="minorEastAsia" w:hAnsiTheme="minorHAnsi"/>
+              <w:noProof/>
+              <w:kern w:val="2"/>
+              <w:szCs w:val="24"/>
+              <w:lang w:val="pt-BR" w:eastAsia="pt-BR"/>
+              <w14:ligatures w14:val="standardContextual"/>
+            </w:rPr>
+          </w:pPr>
+          <w:hyperlink w:anchor="_Toc232503600" w:history="1">
             <w:r>
               <w:rPr>
                 <w:rStyle w:val="Hyperlink"/>
@@ -684,80 +861,7 @@
                 <w:noProof/>
                 <w:webHidden/>
               </w:rPr>
-              <w:instrText xml:space="preserve"> PAGEREF _Toc232082117 \h </w:instrText>
-            </w:r>
-            <w:r>
-              <w:rPr>
-                <w:noProof/>
-                <w:webHidden/>
-              </w:rPr>
-            </w:r>
-            <w:r>
-              <w:rPr>
-                <w:noProof/>
-                <w:webHidden/>
-              </w:rPr>
-              <w:fldChar w:fldCharType="separate"/>
-            </w:r>
-            <w:r>
-              <w:rPr>
-                <w:noProof/>
-                <w:webHidden/>
-              </w:rPr>
-              <w:t>3</w:t>
-            </w:r>
-            <w:r>
-              <w:rPr>
-                <w:noProof/>
-                <w:webHidden/>
-              </w:rPr>
-              <w:fldChar w:fldCharType="end"/>
-            </w:r>
-          </w:hyperlink>
-        </w:p>
-        <w:p>
-          <w:pPr>
-            <w:pStyle w:val="Sumrio1"/>
-            <w:tabs>
-              <w:tab w:val="right" w:leader="dot" w:pos="9061"/>
-            </w:tabs>
-            <w:rPr>
-              <w:rFonts w:asciiTheme="minorHAnsi" w:eastAsiaTheme="minorEastAsia" w:hAnsiTheme="minorHAnsi"/>
-              <w:noProof/>
-              <w:kern w:val="2"/>
-              <w:szCs w:val="24"/>
-              <w:lang w:val="pt-BR" w:eastAsia="pt-BR"/>
-              <w14:ligatures w14:val="standardContextual"/>
-            </w:rPr>
-          </w:pPr>
-          <w:hyperlink w:anchor="_Toc232082118" w:history="1">
-            <w:r>
-              <w:rPr>
-                <w:rStyle w:val="Hyperlink"/>
-                <w:noProof/>
-              </w:rPr>
-              <w:t>2. Banco de dados</w:t>
-            </w:r>
-            <w:r>
-              <w:rPr>
-                <w:noProof/>
-                <w:webHidden/>
-              </w:rPr>
-              <w:tab/>
-            </w:r>
-            <w:r>
-              <w:rPr>
-                <w:noProof/>
-                <w:webHidden/>
-              </w:rPr>
-              <w:fldChar w:fldCharType="begin"/>
-            </w:r>
-            <w:r>
-              <w:rPr>
-                <w:noProof/>
-                <w:webHidden/>
-              </w:rPr>
-              <w:instrText xml:space="preserve"> PAGEREF _Toc232082118 \h </w:instrText>
+              <w:instrText xml:space="preserve"> PAGEREF _Toc232503600 \h </w:instrText>
             </w:r>
             <w:r>
               <w:rPr>
@@ -790,9 +894,8 @@
         </w:p>
         <w:p>
           <w:pPr>
-            <w:pStyle w:val="Sumrio2"/>
+            <w:pStyle w:val="Sumrio1"/>
             <w:tabs>
-              <w:tab w:val="left" w:pos="960"/>
               <w:tab w:val="right" w:leader="dot" w:pos="9061"/>
             </w:tabs>
             <w:rPr>
@@ -804,31 +907,13 @@
               <w14:ligatures w14:val="standardContextual"/>
             </w:rPr>
           </w:pPr>
-          <w:hyperlink w:anchor="_Toc232082119" w:history="1">
+          <w:hyperlink w:anchor="_Toc232503601" w:history="1">
             <w:r>
               <w:rPr>
                 <w:rStyle w:val="Hyperlink"/>
                 <w:noProof/>
               </w:rPr>
-              <w:t>2.1</w:t>
-            </w:r>
-            <w:r>
-              <w:rPr>
-                <w:rFonts w:asciiTheme="minorHAnsi" w:eastAsiaTheme="minorEastAsia" w:hAnsiTheme="minorHAnsi"/>
-                <w:noProof/>
-                <w:kern w:val="2"/>
-                <w:szCs w:val="24"/>
-                <w:lang w:val="pt-BR" w:eastAsia="pt-BR"/>
-                <w14:ligatures w14:val="standardContextual"/>
-              </w:rPr>
-              <w:t xml:space="preserve"> </w:t>
-            </w:r>
-            <w:r>
-              <w:rPr>
-                <w:rStyle w:val="Hyperlink"/>
-                <w:noProof/>
-              </w:rPr>
-              <w:t>Tabelas</w:t>
+              <w:t>2. Banco de dados</w:t>
             </w:r>
             <w:r>
               <w:rPr>
@@ -849,7 +934,7 @@
                 <w:noProof/>
                 <w:webHidden/>
               </w:rPr>
-              <w:instrText xml:space="preserve"> PAGEREF _Toc232082119 \h </w:instrText>
+              <w:instrText xml:space="preserve"> PAGEREF _Toc232503601 \h </w:instrText>
             </w:r>
             <w:r>
               <w:rPr>
@@ -869,7 +954,81 @@
                 <w:noProof/>
                 <w:webHidden/>
               </w:rPr>
-              <w:t>4</w:t>
+              <w:t>5</w:t>
+            </w:r>
+            <w:r>
+              <w:rPr>
+                <w:noProof/>
+                <w:webHidden/>
+              </w:rPr>
+              <w:fldChar w:fldCharType="end"/>
+            </w:r>
+          </w:hyperlink>
+        </w:p>
+        <w:p>
+          <w:pPr>
+            <w:pStyle w:val="Sumrio2"/>
+            <w:tabs>
+              <w:tab w:val="left" w:pos="960"/>
+              <w:tab w:val="right" w:leader="dot" w:pos="9061"/>
+            </w:tabs>
+            <w:rPr>
+              <w:rFonts w:asciiTheme="minorHAnsi" w:eastAsiaTheme="minorEastAsia" w:hAnsiTheme="minorHAnsi"/>
+              <w:noProof/>
+              <w:kern w:val="2"/>
+              <w:szCs w:val="24"/>
+              <w:lang w:val="pt-BR" w:eastAsia="pt-BR"/>
+              <w14:ligatures w14:val="standardContextual"/>
+            </w:rPr>
+          </w:pPr>
+          <w:hyperlink w:anchor="_Toc232503602" w:history="1">
+            <w:r>
+              <w:rPr>
+                <w:rStyle w:val="Hyperlink"/>
+                <w:noProof/>
+              </w:rPr>
+              <w:t>2.1Tabelas</w:t>
+            </w:r>
+            <w:r>
+              <w:rPr>
+                <w:noProof/>
+                <w:webHidden/>
+              </w:rPr>
+              <w:tab/>
+            </w:r>
+            <w:r>
+              <w:rPr>
+                <w:noProof/>
+                <w:webHidden/>
+              </w:rPr>
+              <w:fldChar w:fldCharType="begin"/>
+            </w:r>
+            <w:r>
+              <w:rPr>
+                <w:noProof/>
+                <w:webHidden/>
+              </w:rPr>
+              <w:instrText xml:space="preserve"> PAGEREF _Toc232503602 \h </w:instrText>
+            </w:r>
+            <w:r>
+              <w:rPr>
+                <w:noProof/>
+                <w:webHidden/>
+              </w:rPr>
+            </w:r>
+            <w:r>
+              <w:rPr>
+                <w:noProof/>
+                <w:webHidden/>
+              </w:rPr>
+              <w:fldChar w:fldCharType="separate"/>
+            </w:r>
+            <w:r>
+              <w:rPr>
+                <w:noProof/>
+                <w:webHidden/>
+              </w:rPr>
+              <w:t>5</w:t>
             </w:r>
             <w:r>
               <w:rPr>
@@ -895,7 +1054,7 @@
               <w14:ligatures w14:val="standardContextual"/>
             </w:rPr>
           </w:pPr>
-          <w:hyperlink w:anchor="_Toc232082120" w:history="1">
+          <w:hyperlink w:anchor="_Toc232503603" w:history="1">
             <w:r>
               <w:rPr>
                 <w:rStyle w:val="Hyperlink"/>
@@ -922,80 +1081,7 @@
                 <w:noProof/>
                 <w:webHidden/>
               </w:rPr>
-              <w:instrText xml:space="preserve"> PAGEREF _Toc232082120 \h </w:instrText>
-            </w:r>
-            <w:r>
-              <w:rPr>
-                <w:noProof/>
-                <w:webHidden/>
-              </w:rPr>
-            </w:r>
-            <w:r>
-              <w:rPr>
-                <w:noProof/>
-                <w:webHidden/>
-              </w:rPr>
-              <w:fldChar w:fldCharType="separate"/>
-            </w:r>
-            <w:r>
-              <w:rPr>
-                <w:noProof/>
-                <w:webHidden/>
-              </w:rPr>
-              <w:t>9</w:t>
-            </w:r>
-            <w:r>
-              <w:rPr>
-                <w:noProof/>
-                <w:webHidden/>
-              </w:rPr>
-              <w:fldChar w:fldCharType="end"/>
-            </w:r>
-          </w:hyperlink>
-        </w:p>
-        <w:p>
-          <w:pPr>
-            <w:pStyle w:val="Sumrio1"/>
-            <w:tabs>
-              <w:tab w:val="right" w:leader="dot" w:pos="9061"/>
-            </w:tabs>
-            <w:rPr>
-              <w:rFonts w:asciiTheme="minorHAnsi" w:eastAsiaTheme="minorEastAsia" w:hAnsiTheme="minorHAnsi"/>
-              <w:noProof/>
-              <w:kern w:val="2"/>
-              <w:szCs w:val="24"/>
-              <w:lang w:val="pt-BR" w:eastAsia="pt-BR"/>
-              <w14:ligatures w14:val="standardContextual"/>
-            </w:rPr>
-          </w:pPr>
-          <w:hyperlink w:anchor="_Toc232082121" w:history="1">
-            <w:r>
-              <w:rPr>
-                <w:rStyle w:val="Hyperlink"/>
-                <w:noProof/>
-              </w:rPr>
-              <w:t>3. Documento de Requisitos do Sistema</w:t>
-            </w:r>
-            <w:r>
-              <w:rPr>
-                <w:noProof/>
-                <w:webHidden/>
-              </w:rPr>
-              <w:tab/>
-            </w:r>
-            <w:r>
-              <w:rPr>
-                <w:noProof/>
-                <w:webHidden/>
-              </w:rPr>
-              <w:fldChar w:fldCharType="begin"/>
-            </w:r>
-            <w:r>
-              <w:rPr>
-                <w:noProof/>
-                <w:webHidden/>
-              </w:rPr>
-              <w:instrText xml:space="preserve"> PAGEREF _Toc232082121 \h </w:instrText>
+              <w:instrText xml:space="preserve"> PAGEREF _Toc232503603 \h </w:instrText>
             </w:r>
             <w:r>
               <w:rPr>
@@ -1028,6 +1114,79 @@
         </w:p>
         <w:p>
           <w:pPr>
+            <w:pStyle w:val="Sumrio1"/>
+            <w:tabs>
+              <w:tab w:val="right" w:leader="dot" w:pos="9061"/>
+            </w:tabs>
+            <w:rPr>
+              <w:rFonts w:asciiTheme="minorHAnsi" w:eastAsiaTheme="minorEastAsia" w:hAnsiTheme="minorHAnsi"/>
+              <w:noProof/>
+              <w:kern w:val="2"/>
+              <w:szCs w:val="24"/>
+              <w:lang w:val="pt-BR" w:eastAsia="pt-BR"/>
+              <w14:ligatures w14:val="standardContextual"/>
+            </w:rPr>
+          </w:pPr>
+          <w:hyperlink w:anchor="_Toc232503604" w:history="1">
+            <w:r>
+              <w:rPr>
+                <w:rStyle w:val="Hyperlink"/>
+                <w:noProof/>
+              </w:rPr>
+              <w:t>3. Documento de Requisitos do Sistema</w:t>
+            </w:r>
+            <w:r>
+              <w:rPr>
+                <w:noProof/>
+                <w:webHidden/>
+              </w:rPr>
+              <w:tab/>
+            </w:r>
+            <w:r>
+              <w:rPr>
+                <w:noProof/>
+                <w:webHidden/>
+              </w:rPr>
+              <w:fldChar w:fldCharType="begin"/>
+            </w:r>
+            <w:r>
+              <w:rPr>
+                <w:noProof/>
+                <w:webHidden/>
+              </w:rPr>
+              <w:instrText xml:space="preserve"> PAGEREF _Toc232503604 \h </w:instrText>
+            </w:r>
+            <w:r>
+              <w:rPr>
+                <w:noProof/>
+                <w:webHidden/>
+              </w:rPr>
+            </w:r>
+            <w:r>
+              <w:rPr>
+                <w:noProof/>
+                <w:webHidden/>
+              </w:rPr>
+              <w:fldChar w:fldCharType="separate"/>
+            </w:r>
+            <w:r>
+              <w:rPr>
+                <w:noProof/>
+                <w:webHidden/>
+              </w:rPr>
+              <w:t>11</w:t>
+            </w:r>
+            <w:r>
+              <w:rPr>
+                <w:noProof/>
+                <w:webHidden/>
+              </w:rPr>
+              <w:fldChar w:fldCharType="end"/>
+            </w:r>
+          </w:hyperlink>
+        </w:p>
+        <w:p>
+          <w:pPr>
             <w:pStyle w:val="Sumrio2"/>
             <w:tabs>
               <w:tab w:val="right" w:leader="dot" w:pos="9061"/>
@@ -1041,7 +1200,7 @@
               <w14:ligatures w14:val="standardContextual"/>
             </w:rPr>
           </w:pPr>
-          <w:hyperlink w:anchor="_Toc232082122" w:history="1">
+          <w:hyperlink w:anchor="_Toc232503605" w:history="1">
             <w:r>
               <w:rPr>
                 <w:rStyle w:val="Hyperlink"/>
@@ -1068,7 +1227,7 @@
                 <w:noProof/>
                 <w:webHidden/>
               </w:rPr>
-              <w:instrText xml:space="preserve"> PAGEREF _Toc232082122 \h </w:instrText>
+              <w:instrText xml:space="preserve"> PAGEREF _Toc232503605 \h </w:instrText>
             </w:r>
             <w:r>
               <w:rPr>
@@ -1088,7 +1247,7 @@
                 <w:noProof/>
                 <w:webHidden/>
               </w:rPr>
-              <w:t>10</w:t>
+              <w:t>11</w:t>
             </w:r>
             <w:r>
               <w:rPr>
@@ -1114,7 +1273,7 @@
               <w14:ligatures w14:val="standardContextual"/>
             </w:rPr>
           </w:pPr>
-          <w:hyperlink w:anchor="_Toc232082123" w:history="1">
+          <w:hyperlink w:anchor="_Toc232503606" w:history="1">
             <w:r>
               <w:rPr>
                 <w:rStyle w:val="Hyperlink"/>
@@ -1141,80 +1300,7 @@
                 <w:noProof/>
                 <w:webHidden/>
               </w:rPr>
-              <w:instrText xml:space="preserve"> PAGEREF _Toc232082123 \h </w:instrText>
-            </w:r>
-            <w:r>
-              <w:rPr>
-                <w:noProof/>
-                <w:webHidden/>
-              </w:rPr>
-            </w:r>
-            <w:r>
-              <w:rPr>
-                <w:noProof/>
-                <w:webHidden/>
-              </w:rPr>
-              <w:fldChar w:fldCharType="separate"/>
-            </w:r>
-            <w:r>
-              <w:rPr>
-                <w:noProof/>
-                <w:webHidden/>
-              </w:rPr>
-              <w:t>13</w:t>
-            </w:r>
-            <w:r>
-              <w:rPr>
-                <w:noProof/>
-                <w:webHidden/>
-              </w:rPr>
-              <w:fldChar w:fldCharType="end"/>
-            </w:r>
-          </w:hyperlink>
-        </w:p>
-        <w:p>
-          <w:pPr>
-            <w:pStyle w:val="Sumrio2"/>
-            <w:tabs>
-              <w:tab w:val="right" w:leader="dot" w:pos="9061"/>
-            </w:tabs>
-            <w:rPr>
-              <w:rFonts w:asciiTheme="minorHAnsi" w:eastAsiaTheme="minorEastAsia" w:hAnsiTheme="minorHAnsi"/>
-              <w:noProof/>
-              <w:kern w:val="2"/>
-              <w:szCs w:val="24"/>
-              <w:lang w:val="pt-BR" w:eastAsia="pt-BR"/>
-              <w14:ligatures w14:val="standardContextual"/>
-            </w:rPr>
-          </w:pPr>
-          <w:hyperlink w:anchor="_Toc232082124" w:history="1">
-            <w:r>
-              <w:rPr>
-                <w:rStyle w:val="Hyperlink"/>
-                <w:noProof/>
-              </w:rPr>
-              <w:t>3.3 REGRAS DE NEGÓCIO (RN)</w:t>
-            </w:r>
-            <w:r>
-              <w:rPr>
-                <w:noProof/>
-                <w:webHidden/>
-              </w:rPr>
-              <w:tab/>
-            </w:r>
-            <w:r>
-              <w:rPr>
-                <w:noProof/>
-                <w:webHidden/>
-              </w:rPr>
-              <w:fldChar w:fldCharType="begin"/>
-            </w:r>
-            <w:r>
-              <w:rPr>
-                <w:noProof/>
-                <w:webHidden/>
-              </w:rPr>
-              <w:instrText xml:space="preserve"> PAGEREF _Toc232082124 \h </w:instrText>
+              <w:instrText xml:space="preserve"> PAGEREF _Toc232503606 \h </w:instrText>
             </w:r>
             <w:r>
               <w:rPr>
@@ -1247,7 +1333,7 @@
         </w:p>
         <w:p>
           <w:pPr>
-            <w:pStyle w:val="Sumrio1"/>
+            <w:pStyle w:val="Sumrio2"/>
             <w:tabs>
               <w:tab w:val="right" w:leader="dot" w:pos="9061"/>
             </w:tabs>
@@ -1260,13 +1346,13 @@
               <w14:ligatures w14:val="standardContextual"/>
             </w:rPr>
           </w:pPr>
-          <w:hyperlink w:anchor="_Toc232082125" w:history="1">
+          <w:hyperlink w:anchor="_Toc232503607" w:history="1">
             <w:r>
               <w:rPr>
                 <w:rStyle w:val="Hyperlink"/>
                 <w:noProof/>
               </w:rPr>
-              <w:t>4. Interface gráfica</w:t>
+              <w:t>3.3 REGRAS DE NEGÓCIO (RN)</w:t>
             </w:r>
             <w:r>
               <w:rPr>
@@ -1287,7 +1373,7 @@
                 <w:noProof/>
                 <w:webHidden/>
               </w:rPr>
-              <w:instrText xml:space="preserve"> PAGEREF _Toc232082125 \h </w:instrText>
+              <w:instrText xml:space="preserve"> PAGEREF _Toc232503607 \h </w:instrText>
             </w:r>
             <w:r>
               <w:rPr>
@@ -1307,7 +1393,7 @@
                 <w:noProof/>
                 <w:webHidden/>
               </w:rPr>
-              <w:t>17</w:t>
+              <w:t>15</w:t>
             </w:r>
             <w:r>
               <w:rPr>
@@ -1320,7 +1406,7 @@
         </w:p>
         <w:p>
           <w:pPr>
-            <w:pStyle w:val="Sumrio2"/>
+            <w:pStyle w:val="Sumrio1"/>
             <w:tabs>
               <w:tab w:val="right" w:leader="dot" w:pos="9061"/>
             </w:tabs>
@@ -1333,6 +1419,136 @@
               <w14:ligatures w14:val="standardContextual"/>
             </w:rPr>
           </w:pPr>
+          <w:hyperlink w:anchor="_Toc232503608" w:history="1">
+            <w:r>
+              <w:rPr>
+                <w:rStyle w:val="Hyperlink"/>
+                <w:noProof/>
+              </w:rPr>
+              <w:t>4. Interface gráfica desktop</w:t>
+            </w:r>
+            <w:r>
+              <w:rPr>
+                <w:noProof/>
+                <w:webHidden/>
+              </w:rPr>
+              <w:tab/>
+            </w:r>
+            <w:r>
+              <w:rPr>
+                <w:noProof/>
+                <w:webHidden/>
+              </w:rPr>
+              <w:fldChar w:fldCharType="begin"/>
+            </w:r>
+            <w:r>
+              <w:rPr>
+                <w:noProof/>
+                <w:webHidden/>
+              </w:rPr>
+              <w:instrText xml:space="preserve"> PAGEREF _Toc232503608 \h </w:instrText>
+            </w:r>
+            <w:r>
+              <w:rPr>
+                <w:noProof/>
+                <w:webHidden/>
+              </w:rPr>
+            </w:r>
+            <w:r>
+              <w:rPr>
+                <w:noProof/>
+                <w:webHidden/>
+              </w:rPr>
+              <w:fldChar w:fldCharType="separate"/>
+            </w:r>
+            <w:r>
+              <w:rPr>
+                <w:noProof/>
+                <w:webHidden/>
+              </w:rPr>
+              <w:t>18</w:t>
+            </w:r>
+            <w:r>
+              <w:rPr>
+                <w:noProof/>
+                <w:webHidden/>
+              </w:rPr>
+              <w:fldChar w:fldCharType="end"/>
+            </w:r>
+          </w:hyperlink>
+        </w:p>
+        <w:p>
+          <w:pPr>
+            <w:pStyle w:val="Sumrio1"/>
+            <w:tabs>
+              <w:tab w:val="right" w:leader="dot" w:pos="9061"/>
+            </w:tabs>
+            <w:rPr>
+              <w:rFonts w:asciiTheme="minorHAnsi" w:eastAsiaTheme="minorEastAsia" w:hAnsiTheme="minorHAnsi"/>
+              <w:noProof/>
+              <w:kern w:val="2"/>
+              <w:szCs w:val="24"/>
+              <w:lang w:val="pt-BR" w:eastAsia="pt-BR"/>
+              <w14:ligatures w14:val="standardContextual"/>
+            </w:rPr>
+          </w:pPr>
+          <w:hyperlink w:anchor="_Toc232503611" w:history="1">
+            <w:r>
+              <w:rPr>
+                <w:rStyle w:val="Hyperlink"/>
+                <w:noProof/>
+              </w:rPr>
+              <w:t>5. Interface gráfica mobile</w:t>
+            </w:r>
+            <w:r>
+              <w:rPr>
+                <w:noProof/>
+                <w:webHidden/>
+              </w:rPr>
+              <w:tab/>
+            </w:r>
+            <w:r>
+              <w:rPr>
+                <w:noProof/>
+                <w:webHidden/>
+              </w:rPr>
+              <w:fldChar w:fldCharType="begin"/>
+            </w:r>
+            <w:r>
+              <w:rPr>
+                <w:noProof/>
+                <w:webHidden/>
+              </w:rPr>
+              <w:instrText xml:space="preserve"> PAGEREF _Toc232503611 \h </w:instrText>
+            </w:r>
+            <w:r>
+              <w:rPr>
+                <w:noProof/>
+                <w:webHidden/>
+              </w:rPr>
+            </w:r>
+            <w:r>
+              <w:rPr>
+                <w:noProof/>
+                <w:webHidden/>
+              </w:rPr>
+              <w:fldChar w:fldCharType="separate"/>
+            </w:r>
+            <w:r>
+              <w:rPr>
+                <w:noProof/>
+                <w:webHidden/>
+              </w:rPr>
+              <w:t>38</w:t>
+            </w:r>
+            <w:r>
+              <w:rPr>
+                <w:noProof/>
+                <w:webHidden/>
+              </w:rPr>
+              <w:fldChar w:fldCharType="end"/>
+            </w:r>
+          </w:hyperlink>
         </w:p>
         <w:p>
           <w:pPr>
@@ -1659,7 +1875,7 @@
         <w:pStyle w:val="Ttulo1"/>
         <w:spacing w:line="360" w:lineRule="auto"/>
       </w:pPr>
-      <w:bookmarkStart w:id="2" w:name="_Toc232082117"/>
+      <w:bookmarkStart w:id="4" w:name="_Toc232503600"/>
       <w:r>
         <w:lastRenderedPageBreak/>
         <w:t>1</w:t>
@@ -1670,7 +1886,7 @@
       <w:r>
         <w:t xml:space="preserve"> Introdução</w:t>
       </w:r>
-      <w:bookmarkEnd w:id="2"/>
+      <w:bookmarkEnd w:id="4"/>
     </w:p>
     <w:p>
       <w:pPr>
@@ -1698,7 +1914,27 @@
           <w:szCs w:val="24"/>
           <w:lang w:val="pt-BR"/>
         </w:rPr>
-        <w:t>sistema Voiture,</w:t>
+        <w:t xml:space="preserve">sistema </w:t>
+      </w:r>
+      <w:proofErr w:type="spellStart"/>
+      <w:r>
+        <w:rPr>
+          <w:rFonts w:eastAsia="Arial" w:cs="Times New Roman"/>
+          <w:color w:val="000000" w:themeColor="text1"/>
+          <w:szCs w:val="24"/>
+          <w:lang w:val="pt-BR"/>
+        </w:rPr>
+        <w:t>Voiture</w:t>
+      </w:r>
+      <w:proofErr w:type="spellEnd"/>
+      <w:r>
+        <w:rPr>
+          <w:rFonts w:eastAsia="Arial" w:cs="Times New Roman"/>
+          <w:color w:val="000000" w:themeColor="text1"/>
+          <w:szCs w:val="24"/>
+          <w:lang w:val="pt-BR"/>
+        </w:rPr>
+        <w:t>,</w:t>
       </w:r>
       <w:r>
         <w:rPr>
@@ -1829,7 +2065,7 @@
       <w:pPr>
         <w:pStyle w:val="Ttulo1"/>
       </w:pPr>
-      <w:bookmarkStart w:id="3" w:name="_Toc232082118"/>
+      <w:bookmarkStart w:id="5" w:name="_Toc232503601"/>
       <w:r>
         <w:lastRenderedPageBreak/>
         <w:t>2</w:t>
@@ -1843,7 +2079,7 @@
       <w:r>
         <w:t>anco de dados</w:t>
       </w:r>
-      <w:bookmarkEnd w:id="3"/>
+      <w:bookmarkEnd w:id="5"/>
     </w:p>
     <w:p>
       <w:pPr>
@@ -1853,11 +2089,11 @@
           <w:numId w:val="6"/>
         </w:numPr>
       </w:pPr>
-      <w:bookmarkStart w:id="4" w:name="_Toc232082119"/>
+      <w:bookmarkStart w:id="6" w:name="_Toc232503602"/>
       <w:r>
         <w:t>Tabelas</w:t>
       </w:r>
-      <w:bookmarkEnd w:id="4"/>
+      <w:bookmarkEnd w:id="6"/>
     </w:p>
     <w:p>
       <w:pPr>
@@ -1877,14 +2113,25 @@
         </w:rPr>
         <w:t xml:space="preserve">2.1.1 </w:t>
       </w:r>
-      <w:r>
-        <w:rPr>
-          <w:rFonts w:cs="Times New Roman"/>
-          <w:b/>
-          <w:bCs/>
-          <w:lang w:val="pt-BR"/>
-        </w:rPr>
-        <w:t xml:space="preserve">funcionario </w:t>
+      <w:proofErr w:type="spellStart"/>
+      <w:r>
+        <w:rPr>
+          <w:rFonts w:cs="Times New Roman"/>
+          <w:b/>
+          <w:bCs/>
+          <w:lang w:val="pt-BR"/>
+        </w:rPr>
+        <w:t>funcionario</w:t>
+      </w:r>
+      <w:proofErr w:type="spellEnd"/>
+      <w:r>
+        <w:rPr>
+          <w:rFonts w:cs="Times New Roman"/>
+          <w:b/>
+          <w:bCs/>
+          <w:lang w:val="pt-BR"/>
+        </w:rPr>
+        <w:t xml:space="preserve"> </w:t>
       </w:r>
       <w:r>
         <w:rPr>
@@ -1915,7 +2162,49 @@
         <w:rPr>
           <w:rFonts w:cs="Times New Roman"/>
         </w:rPr>
-        <w:t>(INT, Primary Key, Auto Increment, Not Null), é o identificador da tabela funcionário;</w:t>
+        <w:t xml:space="preserve">(INT, Primary Key, Auto </w:t>
+      </w:r>
+      <w:proofErr w:type="spellStart"/>
+      <w:r>
+        <w:rPr>
+          <w:rFonts w:cs="Times New Roman"/>
+        </w:rPr>
+        <w:t>Increment</w:t>
+      </w:r>
+      <w:proofErr w:type="spellEnd"/>
+      <w:r>
+        <w:rPr>
+          <w:rFonts w:cs="Times New Roman"/>
+        </w:rPr>
+        <w:t xml:space="preserve">, </w:t>
+      </w:r>
+      <w:proofErr w:type="spellStart"/>
+      <w:r>
+        <w:rPr>
+          <w:rFonts w:cs="Times New Roman"/>
+        </w:rPr>
+        <w:t>Not</w:t>
+      </w:r>
+      <w:proofErr w:type="spellEnd"/>
+      <w:r>
+        <w:rPr>
+          <w:rFonts w:cs="Times New Roman"/>
+        </w:rPr>
+        <w:t xml:space="preserve"> </w:t>
+      </w:r>
+      <w:proofErr w:type="spellStart"/>
+      <w:r>
+        <w:rPr>
+          <w:rFonts w:cs="Times New Roman"/>
+        </w:rPr>
+        <w:t>Null</w:t>
+      </w:r>
+      <w:proofErr w:type="spellEnd"/>
+      <w:r>
+        <w:rPr>
+          <w:rFonts w:cs="Times New Roman"/>
+        </w:rPr>
+        <w:t>), é o identificador da tabela funcionário;</w:t>
       </w:r>
     </w:p>
     <w:p>
@@ -1927,19 +2216,57 @@
           <w:rFonts w:cs="Times New Roman"/>
         </w:rPr>
       </w:pPr>
-      <w:r>
-        <w:rPr>
-          <w:rFonts w:cs="Times New Roman"/>
-          <w:b/>
-          <w:bCs/>
-        </w:rPr>
-        <w:t xml:space="preserve">funcionario_nome </w:t>
-      </w:r>
-      <w:r>
-        <w:rPr>
-          <w:rFonts w:cs="Times New Roman"/>
-        </w:rPr>
-        <w:t>(VARCHAR (50), Not Null), é o nome do funcionário;</w:t>
+      <w:proofErr w:type="spellStart"/>
+      <w:r>
+        <w:rPr>
+          <w:rFonts w:cs="Times New Roman"/>
+          <w:b/>
+          <w:bCs/>
+        </w:rPr>
+        <w:t>funcionario_nome</w:t>
+      </w:r>
+      <w:proofErr w:type="spellEnd"/>
+      <w:r>
+        <w:rPr>
+          <w:rFonts w:cs="Times New Roman"/>
+          <w:b/>
+          <w:bCs/>
+        </w:rPr>
+        <w:t xml:space="preserve"> </w:t>
+      </w:r>
+      <w:r>
+        <w:rPr>
+          <w:rFonts w:cs="Times New Roman"/>
+        </w:rPr>
+        <w:t xml:space="preserve">(VARCHAR (50), </w:t>
+      </w:r>
+      <w:proofErr w:type="spellStart"/>
+      <w:r>
+        <w:rPr>
+          <w:rFonts w:cs="Times New Roman"/>
+        </w:rPr>
+        <w:t>Not</w:t>
+      </w:r>
+      <w:proofErr w:type="spellEnd"/>
+      <w:r>
+        <w:rPr>
+          <w:rFonts w:cs="Times New Roman"/>
+        </w:rPr>
+        <w:t xml:space="preserve"> </w:t>
+      </w:r>
+      <w:proofErr w:type="spellStart"/>
+      <w:r>
+        <w:rPr>
+          <w:rFonts w:cs="Times New Roman"/>
+        </w:rPr>
+        <w:t>Null</w:t>
+      </w:r>
+      <w:proofErr w:type="spellEnd"/>
+      <w:r>
+        <w:rPr>
+          <w:rFonts w:cs="Times New Roman"/>
+        </w:rPr>
+        <w:t>), é o nome do funcionário;</w:t>
       </w:r>
     </w:p>
     <w:p>
@@ -1951,19 +2278,57 @@
           <w:rFonts w:cs="Times New Roman"/>
         </w:rPr>
       </w:pPr>
-      <w:r>
-        <w:rPr>
-          <w:rFonts w:cs="Times New Roman"/>
-          <w:b/>
-          <w:bCs/>
-        </w:rPr>
-        <w:t xml:space="preserve">funcionario_senha </w:t>
-      </w:r>
-      <w:r>
-        <w:rPr>
-          <w:rFonts w:cs="Times New Roman"/>
-        </w:rPr>
-        <w:t>(VARCHAR (200), Not Null), é a senha do funcionário;</w:t>
+      <w:proofErr w:type="spellStart"/>
+      <w:r>
+        <w:rPr>
+          <w:rFonts w:cs="Times New Roman"/>
+          <w:b/>
+          <w:bCs/>
+        </w:rPr>
+        <w:t>funcionario_senha</w:t>
+      </w:r>
+      <w:proofErr w:type="spellEnd"/>
+      <w:r>
+        <w:rPr>
+          <w:rFonts w:cs="Times New Roman"/>
+          <w:b/>
+          <w:bCs/>
+        </w:rPr>
+        <w:t xml:space="preserve"> </w:t>
+      </w:r>
+      <w:r>
+        <w:rPr>
+          <w:rFonts w:cs="Times New Roman"/>
+        </w:rPr>
+        <w:t xml:space="preserve">(VARCHAR (200), </w:t>
+      </w:r>
+      <w:proofErr w:type="spellStart"/>
+      <w:r>
+        <w:rPr>
+          <w:rFonts w:cs="Times New Roman"/>
+        </w:rPr>
+        <w:t>Not</w:t>
+      </w:r>
+      <w:proofErr w:type="spellEnd"/>
+      <w:r>
+        <w:rPr>
+          <w:rFonts w:cs="Times New Roman"/>
+        </w:rPr>
+        <w:t xml:space="preserve"> </w:t>
+      </w:r>
+      <w:proofErr w:type="spellStart"/>
+      <w:r>
+        <w:rPr>
+          <w:rFonts w:cs="Times New Roman"/>
+        </w:rPr>
+        <w:t>Null</w:t>
+      </w:r>
+      <w:proofErr w:type="spellEnd"/>
+      <w:r>
+        <w:rPr>
+          <w:rFonts w:cs="Times New Roman"/>
+        </w:rPr>
+        <w:t>), é a senha do funcionário;</w:t>
       </w:r>
       <w:r>
         <w:rPr>
@@ -1971,19 +2336,57 @@
         </w:rPr>
         <w:br/>
       </w:r>
-      <w:r>
-        <w:rPr>
-          <w:rFonts w:cs="Times New Roman"/>
-          <w:b/>
-          <w:bCs/>
-        </w:rPr>
-        <w:t xml:space="preserve">funcionario_cpf </w:t>
-      </w:r>
-      <w:r>
-        <w:rPr>
-          <w:rFonts w:cs="Times New Roman"/>
-        </w:rPr>
-        <w:t>(VARCHAR (11), Not Null), é o CPF do funcionário;</w:t>
+      <w:proofErr w:type="spellStart"/>
+      <w:r>
+        <w:rPr>
+          <w:rFonts w:cs="Times New Roman"/>
+          <w:b/>
+          <w:bCs/>
+        </w:rPr>
+        <w:t>funcionario_cpf</w:t>
+      </w:r>
+      <w:proofErr w:type="spellEnd"/>
+      <w:r>
+        <w:rPr>
+          <w:rFonts w:cs="Times New Roman"/>
+          <w:b/>
+          <w:bCs/>
+        </w:rPr>
+        <w:t xml:space="preserve"> </w:t>
+      </w:r>
+      <w:r>
+        <w:rPr>
+          <w:rFonts w:cs="Times New Roman"/>
+        </w:rPr>
+        <w:t xml:space="preserve">(VARCHAR (11), </w:t>
+      </w:r>
+      <w:proofErr w:type="spellStart"/>
+      <w:r>
+        <w:rPr>
+          <w:rFonts w:cs="Times New Roman"/>
+        </w:rPr>
+        <w:t>Not</w:t>
+      </w:r>
+      <w:proofErr w:type="spellEnd"/>
+      <w:r>
+        <w:rPr>
+          <w:rFonts w:cs="Times New Roman"/>
+        </w:rPr>
+        <w:t xml:space="preserve"> </w:t>
+      </w:r>
+      <w:proofErr w:type="spellStart"/>
+      <w:r>
+        <w:rPr>
+          <w:rFonts w:cs="Times New Roman"/>
+        </w:rPr>
+        <w:t>Null</w:t>
+      </w:r>
+      <w:proofErr w:type="spellEnd"/>
+      <w:r>
+        <w:rPr>
+          <w:rFonts w:cs="Times New Roman"/>
+        </w:rPr>
+        <w:t>), é o CPF do funcionário;</w:t>
       </w:r>
     </w:p>
     <w:p>
@@ -1995,19 +2398,57 @@
           <w:rFonts w:cs="Times New Roman"/>
         </w:rPr>
       </w:pPr>
-      <w:r>
-        <w:rPr>
-          <w:rFonts w:cs="Times New Roman"/>
-          <w:b/>
-          <w:bCs/>
-        </w:rPr>
-        <w:t xml:space="preserve">funcionario_cep </w:t>
-      </w:r>
-      <w:r>
-        <w:rPr>
-          <w:rFonts w:cs="Times New Roman"/>
-        </w:rPr>
-        <w:t>(VARCHAR (8), Not Null), é o CEP do funcionário;</w:t>
+      <w:proofErr w:type="spellStart"/>
+      <w:r>
+        <w:rPr>
+          <w:rFonts w:cs="Times New Roman"/>
+          <w:b/>
+          <w:bCs/>
+        </w:rPr>
+        <w:t>funcionario_cep</w:t>
+      </w:r>
+      <w:proofErr w:type="spellEnd"/>
+      <w:r>
+        <w:rPr>
+          <w:rFonts w:cs="Times New Roman"/>
+          <w:b/>
+          <w:bCs/>
+        </w:rPr>
+        <w:t xml:space="preserve"> </w:t>
+      </w:r>
+      <w:r>
+        <w:rPr>
+          <w:rFonts w:cs="Times New Roman"/>
+        </w:rPr>
+        <w:t xml:space="preserve">(VARCHAR (8), </w:t>
+      </w:r>
+      <w:proofErr w:type="spellStart"/>
+      <w:r>
+        <w:rPr>
+          <w:rFonts w:cs="Times New Roman"/>
+        </w:rPr>
+        <w:t>Not</w:t>
+      </w:r>
+      <w:proofErr w:type="spellEnd"/>
+      <w:r>
+        <w:rPr>
+          <w:rFonts w:cs="Times New Roman"/>
+        </w:rPr>
+        <w:t xml:space="preserve"> </w:t>
+      </w:r>
+      <w:proofErr w:type="spellStart"/>
+      <w:r>
+        <w:rPr>
+          <w:rFonts w:cs="Times New Roman"/>
+        </w:rPr>
+        <w:t>Null</w:t>
+      </w:r>
+      <w:proofErr w:type="spellEnd"/>
+      <w:r>
+        <w:rPr>
+          <w:rFonts w:cs="Times New Roman"/>
+        </w:rPr>
+        <w:t>), é o CEP do funcionário;</w:t>
       </w:r>
     </w:p>
     <w:p>
@@ -2019,19 +2460,71 @@
           <w:rFonts w:cs="Times New Roman"/>
         </w:rPr>
       </w:pPr>
-      <w:r>
-        <w:rPr>
-          <w:rFonts w:cs="Times New Roman"/>
-          <w:b/>
-          <w:bCs/>
-        </w:rPr>
-        <w:t xml:space="preserve">funcionario_email </w:t>
-      </w:r>
-      <w:r>
-        <w:rPr>
-          <w:rFonts w:cs="Times New Roman"/>
-        </w:rPr>
-        <w:t>(VARCHAR (100), Not Null), é o email do funcionário;</w:t>
+      <w:proofErr w:type="spellStart"/>
+      <w:r>
+        <w:rPr>
+          <w:rFonts w:cs="Times New Roman"/>
+          <w:b/>
+          <w:bCs/>
+        </w:rPr>
+        <w:t>funcionario_email</w:t>
+      </w:r>
+      <w:proofErr w:type="spellEnd"/>
+      <w:r>
+        <w:rPr>
+          <w:rFonts w:cs="Times New Roman"/>
+          <w:b/>
+          <w:bCs/>
+        </w:rPr>
+        <w:t xml:space="preserve"> </w:t>
+      </w:r>
+      <w:r>
+        <w:rPr>
+          <w:rFonts w:cs="Times New Roman"/>
+        </w:rPr>
+        <w:t xml:space="preserve">(VARCHAR (100), </w:t>
+      </w:r>
+      <w:proofErr w:type="spellStart"/>
+      <w:r>
+        <w:rPr>
+          <w:rFonts w:cs="Times New Roman"/>
+        </w:rPr>
+        <w:t>Not</w:t>
+      </w:r>
+      <w:proofErr w:type="spellEnd"/>
+      <w:r>
+        <w:rPr>
+          <w:rFonts w:cs="Times New Roman"/>
+        </w:rPr>
+        <w:t xml:space="preserve"> </w:t>
+      </w:r>
+      <w:proofErr w:type="spellStart"/>
+      <w:r>
+        <w:rPr>
+          <w:rFonts w:cs="Times New Roman"/>
+        </w:rPr>
+        <w:t>Null</w:t>
+      </w:r>
+      <w:proofErr w:type="spellEnd"/>
+      <w:r>
+        <w:rPr>
+          <w:rFonts w:cs="Times New Roman"/>
+        </w:rPr>
+        <w:t xml:space="preserve">), é o </w:t>
+      </w:r>
+      <w:proofErr w:type="spellStart"/>
+      <w:r>
+        <w:rPr>
+          <w:rFonts w:cs="Times New Roman"/>
+        </w:rPr>
+        <w:t>email</w:t>
+      </w:r>
+      <w:proofErr w:type="spellEnd"/>
+      <w:r>
+        <w:rPr>
+          <w:rFonts w:cs="Times New Roman"/>
+        </w:rPr>
+        <w:t xml:space="preserve"> do funcionário;</w:t>
       </w:r>
     </w:p>
     <w:p>
@@ -2043,6 +2536,7 @@
           <w:rFonts w:cs="Times New Roman"/>
         </w:rPr>
       </w:pPr>
+      <w:proofErr w:type="spellStart"/>
       <w:r>
         <w:rPr>
           <w:rFonts w:cs="Times New Roman"/>
@@ -2051,11 +2545,40 @@
         </w:rPr>
         <w:t>funcionario_ddi</w:t>
       </w:r>
-      <w:r>
-        <w:rPr>
-          <w:rFonts w:cs="Times New Roman"/>
-        </w:rPr>
-        <w:t>(VARCHAR (2), Not Null), é o código internacional do telefone do funcionário;</w:t>
+      <w:proofErr w:type="spellEnd"/>
+      <w:r>
+        <w:rPr>
+          <w:rFonts w:cs="Times New Roman"/>
+        </w:rPr>
+        <w:t xml:space="preserve">(VARCHAR (2), </w:t>
+      </w:r>
+      <w:proofErr w:type="spellStart"/>
+      <w:r>
+        <w:rPr>
+          <w:rFonts w:cs="Times New Roman"/>
+        </w:rPr>
+        <w:t>Not</w:t>
+      </w:r>
+      <w:proofErr w:type="spellEnd"/>
+      <w:r>
+        <w:rPr>
+          <w:rFonts w:cs="Times New Roman"/>
+        </w:rPr>
+        <w:t xml:space="preserve"> </w:t>
+      </w:r>
+      <w:proofErr w:type="spellStart"/>
+      <w:r>
+        <w:rPr>
+          <w:rFonts w:cs="Times New Roman"/>
+        </w:rPr>
+        <w:t>Null</w:t>
+      </w:r>
+      <w:proofErr w:type="spellEnd"/>
+      <w:r>
+        <w:rPr>
+          <w:rFonts w:cs="Times New Roman"/>
+        </w:rPr>
+        <w:t>), é o código internacional do telefone do funcionário;</w:t>
       </w:r>
     </w:p>
     <w:p>
@@ -2067,6 +2590,7 @@
           <w:rFonts w:cs="Times New Roman"/>
         </w:rPr>
       </w:pPr>
+      <w:proofErr w:type="spellStart"/>
       <w:r>
         <w:rPr>
           <w:rFonts w:cs="Times New Roman"/>
@@ -2075,11 +2599,40 @@
         </w:rPr>
         <w:t>funcionario_ddd</w:t>
       </w:r>
-      <w:r>
-        <w:rPr>
-          <w:rFonts w:cs="Times New Roman"/>
-        </w:rPr>
-        <w:t>(VARCHAR (2), Not Null), é o código de área do telefone do funcionário;</w:t>
+      <w:proofErr w:type="spellEnd"/>
+      <w:r>
+        <w:rPr>
+          <w:rFonts w:cs="Times New Roman"/>
+        </w:rPr>
+        <w:t xml:space="preserve">(VARCHAR (2), </w:t>
+      </w:r>
+      <w:proofErr w:type="spellStart"/>
+      <w:r>
+        <w:rPr>
+          <w:rFonts w:cs="Times New Roman"/>
+        </w:rPr>
+        <w:t>Not</w:t>
+      </w:r>
+      <w:proofErr w:type="spellEnd"/>
+      <w:r>
+        <w:rPr>
+          <w:rFonts w:cs="Times New Roman"/>
+        </w:rPr>
+        <w:t xml:space="preserve"> </w:t>
+      </w:r>
+      <w:proofErr w:type="spellStart"/>
+      <w:r>
+        <w:rPr>
+          <w:rFonts w:cs="Times New Roman"/>
+        </w:rPr>
+        <w:t>Null</w:t>
+      </w:r>
+      <w:proofErr w:type="spellEnd"/>
+      <w:r>
+        <w:rPr>
+          <w:rFonts w:cs="Times New Roman"/>
+        </w:rPr>
+        <w:t>), é o código de área do telefone do funcionário;</w:t>
       </w:r>
     </w:p>
     <w:p>
@@ -2091,19 +2644,57 @@
           <w:rFonts w:cs="Times New Roman"/>
         </w:rPr>
       </w:pPr>
-      <w:r>
-        <w:rPr>
-          <w:rFonts w:cs="Times New Roman"/>
-          <w:b/>
-          <w:bCs/>
-        </w:rPr>
-        <w:t xml:space="preserve">funcionario_telefone </w:t>
-      </w:r>
-      <w:r>
-        <w:rPr>
-          <w:rFonts w:cs="Times New Roman"/>
-        </w:rPr>
-        <w:t>(VARCHAR (20), Not Null), é o telefone do funcionário;</w:t>
+      <w:proofErr w:type="spellStart"/>
+      <w:r>
+        <w:rPr>
+          <w:rFonts w:cs="Times New Roman"/>
+          <w:b/>
+          <w:bCs/>
+        </w:rPr>
+        <w:t>funcionario_telefone</w:t>
+      </w:r>
+      <w:proofErr w:type="spellEnd"/>
+      <w:r>
+        <w:rPr>
+          <w:rFonts w:cs="Times New Roman"/>
+          <w:b/>
+          <w:bCs/>
+        </w:rPr>
+        <w:t xml:space="preserve"> </w:t>
+      </w:r>
+      <w:r>
+        <w:rPr>
+          <w:rFonts w:cs="Times New Roman"/>
+        </w:rPr>
+        <w:t xml:space="preserve">(VARCHAR (20), </w:t>
+      </w:r>
+      <w:proofErr w:type="spellStart"/>
+      <w:r>
+        <w:rPr>
+          <w:rFonts w:cs="Times New Roman"/>
+        </w:rPr>
+        <w:t>Not</w:t>
+      </w:r>
+      <w:proofErr w:type="spellEnd"/>
+      <w:r>
+        <w:rPr>
+          <w:rFonts w:cs="Times New Roman"/>
+        </w:rPr>
+        <w:t xml:space="preserve"> </w:t>
+      </w:r>
+      <w:proofErr w:type="spellStart"/>
+      <w:r>
+        <w:rPr>
+          <w:rFonts w:cs="Times New Roman"/>
+        </w:rPr>
+        <w:t>Null</w:t>
+      </w:r>
+      <w:proofErr w:type="spellEnd"/>
+      <w:r>
+        <w:rPr>
+          <w:rFonts w:cs="Times New Roman"/>
+        </w:rPr>
+        <w:t>), é o telefone do funcionário;</w:t>
       </w:r>
     </w:p>
     <w:p>
@@ -2115,19 +2706,57 @@
           <w:rFonts w:cs="Times New Roman"/>
         </w:rPr>
       </w:pPr>
-      <w:r>
-        <w:rPr>
-          <w:rFonts w:cs="Times New Roman"/>
-          <w:b/>
-          <w:bCs/>
-        </w:rPr>
-        <w:t xml:space="preserve">funcionario_cargo </w:t>
-      </w:r>
-      <w:r>
-        <w:rPr>
-          <w:rFonts w:cs="Times New Roman"/>
-        </w:rPr>
-        <w:t>(VARCHAR (50), Not Null), é o cargo do funcionário.</w:t>
+      <w:proofErr w:type="spellStart"/>
+      <w:r>
+        <w:rPr>
+          <w:rFonts w:cs="Times New Roman"/>
+          <w:b/>
+          <w:bCs/>
+        </w:rPr>
+        <w:t>funcionario_cargo</w:t>
+      </w:r>
+      <w:proofErr w:type="spellEnd"/>
+      <w:r>
+        <w:rPr>
+          <w:rFonts w:cs="Times New Roman"/>
+          <w:b/>
+          <w:bCs/>
+        </w:rPr>
+        <w:t xml:space="preserve"> </w:t>
+      </w:r>
+      <w:r>
+        <w:rPr>
+          <w:rFonts w:cs="Times New Roman"/>
+        </w:rPr>
+        <w:t xml:space="preserve">(VARCHAR (50), </w:t>
+      </w:r>
+      <w:proofErr w:type="spellStart"/>
+      <w:r>
+        <w:rPr>
+          <w:rFonts w:cs="Times New Roman"/>
+        </w:rPr>
+        <w:t>Not</w:t>
+      </w:r>
+      <w:proofErr w:type="spellEnd"/>
+      <w:r>
+        <w:rPr>
+          <w:rFonts w:cs="Times New Roman"/>
+        </w:rPr>
+        <w:t xml:space="preserve"> </w:t>
+      </w:r>
+      <w:proofErr w:type="spellStart"/>
+      <w:r>
+        <w:rPr>
+          <w:rFonts w:cs="Times New Roman"/>
+        </w:rPr>
+        <w:t>Null</w:t>
+      </w:r>
+      <w:proofErr w:type="spellEnd"/>
+      <w:r>
+        <w:rPr>
+          <w:rFonts w:cs="Times New Roman"/>
+        </w:rPr>
+        <w:t>), é o cargo do funcionário.</w:t>
       </w:r>
     </w:p>
     <w:p>
@@ -2188,7 +2817,49 @@
         <w:rPr>
           <w:rFonts w:cs="Times New Roman"/>
         </w:rPr>
-        <w:t>(Primary Key, Auto Increment, Not Null), é o identificador da tabela cliente;</w:t>
+        <w:t xml:space="preserve">(Primary Key, Auto </w:t>
+      </w:r>
+      <w:proofErr w:type="spellStart"/>
+      <w:r>
+        <w:rPr>
+          <w:rFonts w:cs="Times New Roman"/>
+        </w:rPr>
+        <w:t>Increment</w:t>
+      </w:r>
+      <w:proofErr w:type="spellEnd"/>
+      <w:r>
+        <w:rPr>
+          <w:rFonts w:cs="Times New Roman"/>
+        </w:rPr>
+        <w:t xml:space="preserve">, </w:t>
+      </w:r>
+      <w:proofErr w:type="spellStart"/>
+      <w:r>
+        <w:rPr>
+          <w:rFonts w:cs="Times New Roman"/>
+        </w:rPr>
+        <w:t>Not</w:t>
+      </w:r>
+      <w:proofErr w:type="spellEnd"/>
+      <w:r>
+        <w:rPr>
+          <w:rFonts w:cs="Times New Roman"/>
+        </w:rPr>
+        <w:t xml:space="preserve"> </w:t>
+      </w:r>
+      <w:proofErr w:type="spellStart"/>
+      <w:r>
+        <w:rPr>
+          <w:rFonts w:cs="Times New Roman"/>
+        </w:rPr>
+        <w:t>Null</w:t>
+      </w:r>
+      <w:proofErr w:type="spellEnd"/>
+      <w:r>
+        <w:rPr>
+          <w:rFonts w:cs="Times New Roman"/>
+        </w:rPr>
+        <w:t>), é o identificador da tabela cliente;</w:t>
       </w:r>
     </w:p>
     <w:p>
@@ -2200,19 +2871,57 @@
           <w:rFonts w:cs="Times New Roman"/>
         </w:rPr>
       </w:pPr>
-      <w:r>
-        <w:rPr>
-          <w:rFonts w:cs="Times New Roman"/>
-          <w:b/>
-          <w:bCs/>
-        </w:rPr>
-        <w:t xml:space="preserve">cliente_nome </w:t>
-      </w:r>
-      <w:r>
-        <w:rPr>
-          <w:rFonts w:cs="Times New Roman"/>
-        </w:rPr>
-        <w:t>(VARCHAR (50), Not Null), é o nome da empresa do cliente;</w:t>
+      <w:proofErr w:type="spellStart"/>
+      <w:r>
+        <w:rPr>
+          <w:rFonts w:cs="Times New Roman"/>
+          <w:b/>
+          <w:bCs/>
+        </w:rPr>
+        <w:t>cliente_nome</w:t>
+      </w:r>
+      <w:proofErr w:type="spellEnd"/>
+      <w:r>
+        <w:rPr>
+          <w:rFonts w:cs="Times New Roman"/>
+          <w:b/>
+          <w:bCs/>
+        </w:rPr>
+        <w:t xml:space="preserve"> </w:t>
+      </w:r>
+      <w:r>
+        <w:rPr>
+          <w:rFonts w:cs="Times New Roman"/>
+        </w:rPr>
+        <w:t xml:space="preserve">(VARCHAR (50), </w:t>
+      </w:r>
+      <w:proofErr w:type="spellStart"/>
+      <w:r>
+        <w:rPr>
+          <w:rFonts w:cs="Times New Roman"/>
+        </w:rPr>
+        <w:t>Not</w:t>
+      </w:r>
+      <w:proofErr w:type="spellEnd"/>
+      <w:r>
+        <w:rPr>
+          <w:rFonts w:cs="Times New Roman"/>
+        </w:rPr>
+        <w:t xml:space="preserve"> </w:t>
+      </w:r>
+      <w:proofErr w:type="spellStart"/>
+      <w:r>
+        <w:rPr>
+          <w:rFonts w:cs="Times New Roman"/>
+        </w:rPr>
+        <w:t>Null</w:t>
+      </w:r>
+      <w:proofErr w:type="spellEnd"/>
+      <w:r>
+        <w:rPr>
+          <w:rFonts w:cs="Times New Roman"/>
+        </w:rPr>
+        <w:t>), é o nome da empresa do cliente;</w:t>
       </w:r>
       <w:r>
         <w:rPr>
@@ -2220,19 +2929,57 @@
         </w:rPr>
         <w:br/>
       </w:r>
-      <w:r>
-        <w:rPr>
-          <w:rFonts w:cs="Times New Roman"/>
-          <w:b/>
-          <w:bCs/>
-        </w:rPr>
-        <w:t xml:space="preserve">cliente_cnpj </w:t>
-      </w:r>
-      <w:r>
-        <w:rPr>
-          <w:rFonts w:cs="Times New Roman"/>
-        </w:rPr>
-        <w:t>(VARCHAR (14), Not Null), é o CNPJ do cliente;</w:t>
+      <w:proofErr w:type="spellStart"/>
+      <w:r>
+        <w:rPr>
+          <w:rFonts w:cs="Times New Roman"/>
+          <w:b/>
+          <w:bCs/>
+        </w:rPr>
+        <w:t>cliente_cnpj</w:t>
+      </w:r>
+      <w:proofErr w:type="spellEnd"/>
+      <w:r>
+        <w:rPr>
+          <w:rFonts w:cs="Times New Roman"/>
+          <w:b/>
+          <w:bCs/>
+        </w:rPr>
+        <w:t xml:space="preserve"> </w:t>
+      </w:r>
+      <w:r>
+        <w:rPr>
+          <w:rFonts w:cs="Times New Roman"/>
+        </w:rPr>
+        <w:t xml:space="preserve">(VARCHAR (14), </w:t>
+      </w:r>
+      <w:proofErr w:type="spellStart"/>
+      <w:r>
+        <w:rPr>
+          <w:rFonts w:cs="Times New Roman"/>
+        </w:rPr>
+        <w:t>Not</w:t>
+      </w:r>
+      <w:proofErr w:type="spellEnd"/>
+      <w:r>
+        <w:rPr>
+          <w:rFonts w:cs="Times New Roman"/>
+        </w:rPr>
+        <w:t xml:space="preserve"> </w:t>
+      </w:r>
+      <w:proofErr w:type="spellStart"/>
+      <w:r>
+        <w:rPr>
+          <w:rFonts w:cs="Times New Roman"/>
+        </w:rPr>
+        <w:t>Null</w:t>
+      </w:r>
+      <w:proofErr w:type="spellEnd"/>
+      <w:r>
+        <w:rPr>
+          <w:rFonts w:cs="Times New Roman"/>
+        </w:rPr>
+        <w:t>), é o CNPJ do cliente;</w:t>
       </w:r>
     </w:p>
     <w:p>
@@ -2244,19 +2991,57 @@
           <w:rFonts w:cs="Times New Roman"/>
         </w:rPr>
       </w:pPr>
-      <w:r>
-        <w:rPr>
-          <w:rFonts w:cs="Times New Roman"/>
-          <w:b/>
-          <w:bCs/>
-        </w:rPr>
-        <w:t xml:space="preserve">cliente_cep </w:t>
-      </w:r>
-      <w:r>
-        <w:rPr>
-          <w:rFonts w:cs="Times New Roman"/>
-        </w:rPr>
-        <w:t>(VARCHAR (8), Not Null), é o CEP do cliente;</w:t>
+      <w:proofErr w:type="spellStart"/>
+      <w:r>
+        <w:rPr>
+          <w:rFonts w:cs="Times New Roman"/>
+          <w:b/>
+          <w:bCs/>
+        </w:rPr>
+        <w:t>cliente_cep</w:t>
+      </w:r>
+      <w:proofErr w:type="spellEnd"/>
+      <w:r>
+        <w:rPr>
+          <w:rFonts w:cs="Times New Roman"/>
+          <w:b/>
+          <w:bCs/>
+        </w:rPr>
+        <w:t xml:space="preserve"> </w:t>
+      </w:r>
+      <w:r>
+        <w:rPr>
+          <w:rFonts w:cs="Times New Roman"/>
+        </w:rPr>
+        <w:t xml:space="preserve">(VARCHAR (8), </w:t>
+      </w:r>
+      <w:proofErr w:type="spellStart"/>
+      <w:r>
+        <w:rPr>
+          <w:rFonts w:cs="Times New Roman"/>
+        </w:rPr>
+        <w:t>Not</w:t>
+      </w:r>
+      <w:proofErr w:type="spellEnd"/>
+      <w:r>
+        <w:rPr>
+          <w:rFonts w:cs="Times New Roman"/>
+        </w:rPr>
+        <w:t xml:space="preserve"> </w:t>
+      </w:r>
+      <w:proofErr w:type="spellStart"/>
+      <w:r>
+        <w:rPr>
+          <w:rFonts w:cs="Times New Roman"/>
+        </w:rPr>
+        <w:t>Null</w:t>
+      </w:r>
+      <w:proofErr w:type="spellEnd"/>
+      <w:r>
+        <w:rPr>
+          <w:rFonts w:cs="Times New Roman"/>
+        </w:rPr>
+        <w:t>), é o CEP do cliente;</w:t>
       </w:r>
     </w:p>
     <w:p>
@@ -2268,19 +3053,71 @@
           <w:rFonts w:cs="Times New Roman"/>
         </w:rPr>
       </w:pPr>
-      <w:r>
-        <w:rPr>
-          <w:rFonts w:cs="Times New Roman"/>
-          <w:b/>
-          <w:bCs/>
-        </w:rPr>
-        <w:t xml:space="preserve">cliente_email </w:t>
-      </w:r>
-      <w:r>
-        <w:rPr>
-          <w:rFonts w:cs="Times New Roman"/>
-        </w:rPr>
-        <w:t>(VARCHAR (100), Not Null), é o email do cliente;</w:t>
+      <w:proofErr w:type="spellStart"/>
+      <w:r>
+        <w:rPr>
+          <w:rFonts w:cs="Times New Roman"/>
+          <w:b/>
+          <w:bCs/>
+        </w:rPr>
+        <w:t>cliente_email</w:t>
+      </w:r>
+      <w:proofErr w:type="spellEnd"/>
+      <w:r>
+        <w:rPr>
+          <w:rFonts w:cs="Times New Roman"/>
+          <w:b/>
+          <w:bCs/>
+        </w:rPr>
+        <w:t xml:space="preserve"> </w:t>
+      </w:r>
+      <w:r>
+        <w:rPr>
+          <w:rFonts w:cs="Times New Roman"/>
+        </w:rPr>
+        <w:t xml:space="preserve">(VARCHAR (100), </w:t>
+      </w:r>
+      <w:proofErr w:type="spellStart"/>
+      <w:r>
+        <w:rPr>
+          <w:rFonts w:cs="Times New Roman"/>
+        </w:rPr>
+        <w:t>Not</w:t>
+      </w:r>
+      <w:proofErr w:type="spellEnd"/>
+      <w:r>
+        <w:rPr>
+          <w:rFonts w:cs="Times New Roman"/>
+        </w:rPr>
+        <w:t xml:space="preserve"> </w:t>
+      </w:r>
+      <w:proofErr w:type="spellStart"/>
+      <w:r>
+        <w:rPr>
+          <w:rFonts w:cs="Times New Roman"/>
+        </w:rPr>
+        <w:t>Null</w:t>
+      </w:r>
+      <w:proofErr w:type="spellEnd"/>
+      <w:r>
+        <w:rPr>
+          <w:rFonts w:cs="Times New Roman"/>
+        </w:rPr>
+        <w:t xml:space="preserve">), é o </w:t>
+      </w:r>
+      <w:proofErr w:type="spellStart"/>
+      <w:r>
+        <w:rPr>
+          <w:rFonts w:cs="Times New Roman"/>
+        </w:rPr>
+        <w:t>email</w:t>
+      </w:r>
+      <w:proofErr w:type="spellEnd"/>
+      <w:r>
+        <w:rPr>
+          <w:rFonts w:cs="Times New Roman"/>
+        </w:rPr>
+        <w:t xml:space="preserve"> do cliente;</w:t>
       </w:r>
     </w:p>
     <w:p>
@@ -2292,6 +3129,7 @@
           <w:rFonts w:cs="Times New Roman"/>
         </w:rPr>
       </w:pPr>
+      <w:proofErr w:type="spellStart"/>
       <w:r>
         <w:rPr>
           <w:rFonts w:cs="Times New Roman"/>
@@ -2300,11 +3138,40 @@
         </w:rPr>
         <w:t>cliente_ddi</w:t>
       </w:r>
-      <w:r>
-        <w:rPr>
-          <w:rFonts w:cs="Times New Roman"/>
-        </w:rPr>
-        <w:t>(VARCHAR (2), Not Null), é o código internacional do telefone do cliente;</w:t>
+      <w:proofErr w:type="spellEnd"/>
+      <w:r>
+        <w:rPr>
+          <w:rFonts w:cs="Times New Roman"/>
+        </w:rPr>
+        <w:t xml:space="preserve">(VARCHAR (2), </w:t>
+      </w:r>
+      <w:proofErr w:type="spellStart"/>
+      <w:r>
+        <w:rPr>
+          <w:rFonts w:cs="Times New Roman"/>
+        </w:rPr>
+        <w:t>Not</w:t>
+      </w:r>
+      <w:proofErr w:type="spellEnd"/>
+      <w:r>
+        <w:rPr>
+          <w:rFonts w:cs="Times New Roman"/>
+        </w:rPr>
+        <w:t xml:space="preserve"> </w:t>
+      </w:r>
+      <w:proofErr w:type="spellStart"/>
+      <w:r>
+        <w:rPr>
+          <w:rFonts w:cs="Times New Roman"/>
+        </w:rPr>
+        <w:t>Null</w:t>
+      </w:r>
+      <w:proofErr w:type="spellEnd"/>
+      <w:r>
+        <w:rPr>
+          <w:rFonts w:cs="Times New Roman"/>
+        </w:rPr>
+        <w:t>), é o código internacional do telefone do cliente;</w:t>
       </w:r>
     </w:p>
     <w:p>
@@ -2316,6 +3183,7 @@
           <w:rFonts w:cs="Times New Roman"/>
         </w:rPr>
       </w:pPr>
+      <w:proofErr w:type="spellStart"/>
       <w:r>
         <w:rPr>
           <w:rFonts w:cs="Times New Roman"/>
@@ -2325,11 +3193,40 @@
         <w:lastRenderedPageBreak/>
         <w:t>cliente_ddd</w:t>
       </w:r>
-      <w:r>
-        <w:rPr>
-          <w:rFonts w:cs="Times New Roman"/>
-        </w:rPr>
-        <w:t>(VARCHAR (2), Not Null), é o código de área do telefone do cliente;</w:t>
+      <w:proofErr w:type="spellEnd"/>
+      <w:r>
+        <w:rPr>
+          <w:rFonts w:cs="Times New Roman"/>
+        </w:rPr>
+        <w:t xml:space="preserve">(VARCHAR (2), </w:t>
+      </w:r>
+      <w:proofErr w:type="spellStart"/>
+      <w:r>
+        <w:rPr>
+          <w:rFonts w:cs="Times New Roman"/>
+        </w:rPr>
+        <w:t>Not</w:t>
+      </w:r>
+      <w:proofErr w:type="spellEnd"/>
+      <w:r>
+        <w:rPr>
+          <w:rFonts w:cs="Times New Roman"/>
+        </w:rPr>
+        <w:t xml:space="preserve"> </w:t>
+      </w:r>
+      <w:proofErr w:type="spellStart"/>
+      <w:r>
+        <w:rPr>
+          <w:rFonts w:cs="Times New Roman"/>
+        </w:rPr>
+        <w:t>Null</w:t>
+      </w:r>
+      <w:proofErr w:type="spellEnd"/>
+      <w:r>
+        <w:rPr>
+          <w:rFonts w:cs="Times New Roman"/>
+        </w:rPr>
+        <w:t>), é o código de área do telefone do cliente;</w:t>
       </w:r>
     </w:p>
     <w:p>
@@ -2341,19 +3238,57 @@
           <w:rFonts w:cs="Times New Roman"/>
         </w:rPr>
       </w:pPr>
-      <w:r>
-        <w:rPr>
-          <w:rFonts w:cs="Times New Roman"/>
-          <w:b/>
-          <w:bCs/>
-        </w:rPr>
-        <w:t xml:space="preserve">cliente_telefone </w:t>
-      </w:r>
-      <w:r>
-        <w:rPr>
-          <w:rFonts w:cs="Times New Roman"/>
-        </w:rPr>
-        <w:t>(VARCHAR (20), Not Null), é o telefone do cliente.</w:t>
+      <w:proofErr w:type="spellStart"/>
+      <w:r>
+        <w:rPr>
+          <w:rFonts w:cs="Times New Roman"/>
+          <w:b/>
+          <w:bCs/>
+        </w:rPr>
+        <w:t>cliente_telefone</w:t>
+      </w:r>
+      <w:proofErr w:type="spellEnd"/>
+      <w:r>
+        <w:rPr>
+          <w:rFonts w:cs="Times New Roman"/>
+          <w:b/>
+          <w:bCs/>
+        </w:rPr>
+        <w:t xml:space="preserve"> </w:t>
+      </w:r>
+      <w:r>
+        <w:rPr>
+          <w:rFonts w:cs="Times New Roman"/>
+        </w:rPr>
+        <w:t xml:space="preserve">(VARCHAR (20), </w:t>
+      </w:r>
+      <w:proofErr w:type="spellStart"/>
+      <w:r>
+        <w:rPr>
+          <w:rFonts w:cs="Times New Roman"/>
+        </w:rPr>
+        <w:t>Not</w:t>
+      </w:r>
+      <w:proofErr w:type="spellEnd"/>
+      <w:r>
+        <w:rPr>
+          <w:rFonts w:cs="Times New Roman"/>
+        </w:rPr>
+        <w:t xml:space="preserve"> </w:t>
+      </w:r>
+      <w:proofErr w:type="spellStart"/>
+      <w:r>
+        <w:rPr>
+          <w:rFonts w:cs="Times New Roman"/>
+        </w:rPr>
+        <w:t>Null</w:t>
+      </w:r>
+      <w:proofErr w:type="spellEnd"/>
+      <w:r>
+        <w:rPr>
+          <w:rFonts w:cs="Times New Roman"/>
+        </w:rPr>
+        <w:t>), é o telefone do cliente.</w:t>
       </w:r>
     </w:p>
     <w:p>
@@ -2365,6 +3300,7 @@
           <w:rFonts w:cs="Times New Roman"/>
         </w:rPr>
       </w:pPr>
+      <w:proofErr w:type="spellStart"/>
       <w:r>
         <w:rPr>
           <w:rFonts w:cs="Times New Roman"/>
@@ -2373,11 +3309,40 @@
         </w:rPr>
         <w:t>cliente_descricao</w:t>
       </w:r>
-      <w:r>
-        <w:rPr>
-          <w:rFonts w:cs="Times New Roman"/>
-        </w:rPr>
-        <w:t>(VARCHAR (700), Not Null), é a descrição do trabalho do cliente para nossa empresa.</w:t>
+      <w:proofErr w:type="spellEnd"/>
+      <w:r>
+        <w:rPr>
+          <w:rFonts w:cs="Times New Roman"/>
+        </w:rPr>
+        <w:t xml:space="preserve">(VARCHAR (700), </w:t>
+      </w:r>
+      <w:proofErr w:type="spellStart"/>
+      <w:r>
+        <w:rPr>
+          <w:rFonts w:cs="Times New Roman"/>
+        </w:rPr>
+        <w:t>Not</w:t>
+      </w:r>
+      <w:proofErr w:type="spellEnd"/>
+      <w:r>
+        <w:rPr>
+          <w:rFonts w:cs="Times New Roman"/>
+        </w:rPr>
+        <w:t xml:space="preserve"> </w:t>
+      </w:r>
+      <w:proofErr w:type="spellStart"/>
+      <w:r>
+        <w:rPr>
+          <w:rFonts w:cs="Times New Roman"/>
+        </w:rPr>
+        <w:t>Null</w:t>
+      </w:r>
+      <w:proofErr w:type="spellEnd"/>
+      <w:r>
+        <w:rPr>
+          <w:rFonts w:cs="Times New Roman"/>
+        </w:rPr>
+        <w:t>), é a descrição do trabalho do cliente para nossa empresa.</w:t>
       </w:r>
     </w:p>
     <w:p>
@@ -2440,7 +3405,49 @@
         <w:rPr>
           <w:rFonts w:cs="Times New Roman"/>
         </w:rPr>
-        <w:t>(Primary Key, Auto Increment, Not Null), é o identificador da tabela fornecedor;</w:t>
+        <w:t xml:space="preserve">(Primary Key, Auto </w:t>
+      </w:r>
+      <w:proofErr w:type="spellStart"/>
+      <w:r>
+        <w:rPr>
+          <w:rFonts w:cs="Times New Roman"/>
+        </w:rPr>
+        <w:t>Increment</w:t>
+      </w:r>
+      <w:proofErr w:type="spellEnd"/>
+      <w:r>
+        <w:rPr>
+          <w:rFonts w:cs="Times New Roman"/>
+        </w:rPr>
+        <w:t xml:space="preserve">, </w:t>
+      </w:r>
+      <w:proofErr w:type="spellStart"/>
+      <w:r>
+        <w:rPr>
+          <w:rFonts w:cs="Times New Roman"/>
+        </w:rPr>
+        <w:t>Not</w:t>
+      </w:r>
+      <w:proofErr w:type="spellEnd"/>
+      <w:r>
+        <w:rPr>
+          <w:rFonts w:cs="Times New Roman"/>
+        </w:rPr>
+        <w:t xml:space="preserve"> </w:t>
+      </w:r>
+      <w:proofErr w:type="spellStart"/>
+      <w:r>
+        <w:rPr>
+          <w:rFonts w:cs="Times New Roman"/>
+        </w:rPr>
+        <w:t>Null</w:t>
+      </w:r>
+      <w:proofErr w:type="spellEnd"/>
+      <w:r>
+        <w:rPr>
+          <w:rFonts w:cs="Times New Roman"/>
+        </w:rPr>
+        <w:t>), é o identificador da tabela fornecedor;</w:t>
       </w:r>
     </w:p>
     <w:p>
@@ -2452,19 +3459,57 @@
           <w:rFonts w:cs="Times New Roman"/>
         </w:rPr>
       </w:pPr>
-      <w:r>
-        <w:rPr>
-          <w:rFonts w:cs="Times New Roman"/>
-          <w:b/>
-          <w:bCs/>
-        </w:rPr>
-        <w:t xml:space="preserve">fornecedor_nome </w:t>
-      </w:r>
-      <w:r>
-        <w:rPr>
-          <w:rFonts w:cs="Times New Roman"/>
-        </w:rPr>
-        <w:t>(VARCHAR (50), Not Null), é o nome do fornecedor;</w:t>
+      <w:proofErr w:type="spellStart"/>
+      <w:r>
+        <w:rPr>
+          <w:rFonts w:cs="Times New Roman"/>
+          <w:b/>
+          <w:bCs/>
+        </w:rPr>
+        <w:t>fornecedor_nome</w:t>
+      </w:r>
+      <w:proofErr w:type="spellEnd"/>
+      <w:r>
+        <w:rPr>
+          <w:rFonts w:cs="Times New Roman"/>
+          <w:b/>
+          <w:bCs/>
+        </w:rPr>
+        <w:t xml:space="preserve"> </w:t>
+      </w:r>
+      <w:r>
+        <w:rPr>
+          <w:rFonts w:cs="Times New Roman"/>
+        </w:rPr>
+        <w:t xml:space="preserve">(VARCHAR (50), </w:t>
+      </w:r>
+      <w:proofErr w:type="spellStart"/>
+      <w:r>
+        <w:rPr>
+          <w:rFonts w:cs="Times New Roman"/>
+        </w:rPr>
+        <w:t>Not</w:t>
+      </w:r>
+      <w:proofErr w:type="spellEnd"/>
+      <w:r>
+        <w:rPr>
+          <w:rFonts w:cs="Times New Roman"/>
+        </w:rPr>
+        <w:t xml:space="preserve"> </w:t>
+      </w:r>
+      <w:proofErr w:type="spellStart"/>
+      <w:r>
+        <w:rPr>
+          <w:rFonts w:cs="Times New Roman"/>
+        </w:rPr>
+        <w:t>Null</w:t>
+      </w:r>
+      <w:proofErr w:type="spellEnd"/>
+      <w:r>
+        <w:rPr>
+          <w:rFonts w:cs="Times New Roman"/>
+        </w:rPr>
+        <w:t>), é o nome do fornecedor;</w:t>
       </w:r>
       <w:r>
         <w:rPr>
@@ -2472,19 +3517,57 @@
         </w:rPr>
         <w:br/>
       </w:r>
-      <w:r>
-        <w:rPr>
-          <w:rFonts w:cs="Times New Roman"/>
-          <w:b/>
-          <w:bCs/>
-        </w:rPr>
-        <w:t xml:space="preserve">fornecedor_cnpj </w:t>
-      </w:r>
-      <w:r>
-        <w:rPr>
-          <w:rFonts w:cs="Times New Roman"/>
-        </w:rPr>
-        <w:t>(VARCHAR (14), Not Null), é o CNPJ do fornecedor;</w:t>
+      <w:proofErr w:type="spellStart"/>
+      <w:r>
+        <w:rPr>
+          <w:rFonts w:cs="Times New Roman"/>
+          <w:b/>
+          <w:bCs/>
+        </w:rPr>
+        <w:t>fornecedor_cnpj</w:t>
+      </w:r>
+      <w:proofErr w:type="spellEnd"/>
+      <w:r>
+        <w:rPr>
+          <w:rFonts w:cs="Times New Roman"/>
+          <w:b/>
+          <w:bCs/>
+        </w:rPr>
+        <w:t xml:space="preserve"> </w:t>
+      </w:r>
+      <w:r>
+        <w:rPr>
+          <w:rFonts w:cs="Times New Roman"/>
+        </w:rPr>
+        <w:t xml:space="preserve">(VARCHAR (14), </w:t>
+      </w:r>
+      <w:proofErr w:type="spellStart"/>
+      <w:r>
+        <w:rPr>
+          <w:rFonts w:cs="Times New Roman"/>
+        </w:rPr>
+        <w:t>Not</w:t>
+      </w:r>
+      <w:proofErr w:type="spellEnd"/>
+      <w:r>
+        <w:rPr>
+          <w:rFonts w:cs="Times New Roman"/>
+        </w:rPr>
+        <w:t xml:space="preserve"> </w:t>
+      </w:r>
+      <w:proofErr w:type="spellStart"/>
+      <w:r>
+        <w:rPr>
+          <w:rFonts w:cs="Times New Roman"/>
+        </w:rPr>
+        <w:t>Null</w:t>
+      </w:r>
+      <w:proofErr w:type="spellEnd"/>
+      <w:r>
+        <w:rPr>
+          <w:rFonts w:cs="Times New Roman"/>
+        </w:rPr>
+        <w:t>), é o CNPJ do fornecedor;</w:t>
       </w:r>
     </w:p>
     <w:p>
@@ -2496,19 +3579,57 @@
           <w:rFonts w:cs="Times New Roman"/>
         </w:rPr>
       </w:pPr>
-      <w:r>
-        <w:rPr>
-          <w:rFonts w:cs="Times New Roman"/>
-          <w:b/>
-          <w:bCs/>
-        </w:rPr>
-        <w:t xml:space="preserve">fornecedor_cep </w:t>
-      </w:r>
-      <w:r>
-        <w:rPr>
-          <w:rFonts w:cs="Times New Roman"/>
-        </w:rPr>
-        <w:t>(VARCHAR (8), Not Null l), é o CEP do fornecedor;</w:t>
+      <w:proofErr w:type="spellStart"/>
+      <w:r>
+        <w:rPr>
+          <w:rFonts w:cs="Times New Roman"/>
+          <w:b/>
+          <w:bCs/>
+        </w:rPr>
+        <w:t>fornecedor_cep</w:t>
+      </w:r>
+      <w:proofErr w:type="spellEnd"/>
+      <w:r>
+        <w:rPr>
+          <w:rFonts w:cs="Times New Roman"/>
+          <w:b/>
+          <w:bCs/>
+        </w:rPr>
+        <w:t xml:space="preserve"> </w:t>
+      </w:r>
+      <w:r>
+        <w:rPr>
+          <w:rFonts w:cs="Times New Roman"/>
+        </w:rPr>
+        <w:t xml:space="preserve">(VARCHAR (8), </w:t>
+      </w:r>
+      <w:proofErr w:type="spellStart"/>
+      <w:r>
+        <w:rPr>
+          <w:rFonts w:cs="Times New Roman"/>
+        </w:rPr>
+        <w:t>Not</w:t>
+      </w:r>
+      <w:proofErr w:type="spellEnd"/>
+      <w:r>
+        <w:rPr>
+          <w:rFonts w:cs="Times New Roman"/>
+        </w:rPr>
+        <w:t xml:space="preserve"> </w:t>
+      </w:r>
+      <w:proofErr w:type="spellStart"/>
+      <w:r>
+        <w:rPr>
+          <w:rFonts w:cs="Times New Roman"/>
+        </w:rPr>
+        <w:t>Null</w:t>
+      </w:r>
+      <w:proofErr w:type="spellEnd"/>
+      <w:r>
+        <w:rPr>
+          <w:rFonts w:cs="Times New Roman"/>
+        </w:rPr>
+        <w:t xml:space="preserve"> l), é o CEP do fornecedor;</w:t>
       </w:r>
     </w:p>
     <w:p>
@@ -2520,19 +3641,71 @@
           <w:rFonts w:cs="Times New Roman"/>
         </w:rPr>
       </w:pPr>
-      <w:r>
-        <w:rPr>
-          <w:rFonts w:cs="Times New Roman"/>
-          <w:b/>
-          <w:bCs/>
-        </w:rPr>
-        <w:t xml:space="preserve">fornecedor_email </w:t>
-      </w:r>
-      <w:r>
-        <w:rPr>
-          <w:rFonts w:cs="Times New Roman"/>
-        </w:rPr>
-        <w:t>(VARCHAR (100), Not Null), é o email do fornecedor;</w:t>
+      <w:proofErr w:type="spellStart"/>
+      <w:r>
+        <w:rPr>
+          <w:rFonts w:cs="Times New Roman"/>
+          <w:b/>
+          <w:bCs/>
+        </w:rPr>
+        <w:t>fornecedor_email</w:t>
+      </w:r>
+      <w:proofErr w:type="spellEnd"/>
+      <w:r>
+        <w:rPr>
+          <w:rFonts w:cs="Times New Roman"/>
+          <w:b/>
+          <w:bCs/>
+        </w:rPr>
+        <w:t xml:space="preserve"> </w:t>
+      </w:r>
+      <w:r>
+        <w:rPr>
+          <w:rFonts w:cs="Times New Roman"/>
+        </w:rPr>
+        <w:t xml:space="preserve">(VARCHAR (100), </w:t>
+      </w:r>
+      <w:proofErr w:type="spellStart"/>
+      <w:r>
+        <w:rPr>
+          <w:rFonts w:cs="Times New Roman"/>
+        </w:rPr>
+        <w:t>Not</w:t>
+      </w:r>
+      <w:proofErr w:type="spellEnd"/>
+      <w:r>
+        <w:rPr>
+          <w:rFonts w:cs="Times New Roman"/>
+        </w:rPr>
+        <w:t xml:space="preserve"> </w:t>
+      </w:r>
+      <w:proofErr w:type="spellStart"/>
+      <w:r>
+        <w:rPr>
+          <w:rFonts w:cs="Times New Roman"/>
+        </w:rPr>
+        <w:t>Null</w:t>
+      </w:r>
+      <w:proofErr w:type="spellEnd"/>
+      <w:r>
+        <w:rPr>
+          <w:rFonts w:cs="Times New Roman"/>
+        </w:rPr>
+        <w:t xml:space="preserve">), é o </w:t>
+      </w:r>
+      <w:proofErr w:type="spellStart"/>
+      <w:r>
+        <w:rPr>
+          <w:rFonts w:cs="Times New Roman"/>
+        </w:rPr>
+        <w:t>email</w:t>
+      </w:r>
+      <w:proofErr w:type="spellEnd"/>
+      <w:r>
+        <w:rPr>
+          <w:rFonts w:cs="Times New Roman"/>
+        </w:rPr>
+        <w:t xml:space="preserve"> do fornecedor;</w:t>
       </w:r>
     </w:p>
     <w:p>
@@ -2544,6 +3717,7 @@
           <w:rFonts w:cs="Times New Roman"/>
         </w:rPr>
       </w:pPr>
+      <w:proofErr w:type="spellStart"/>
       <w:r>
         <w:rPr>
           <w:rFonts w:cs="Times New Roman"/>
@@ -2552,11 +3726,40 @@
         </w:rPr>
         <w:t>fornecedor_ddi</w:t>
       </w:r>
-      <w:r>
-        <w:rPr>
-          <w:rFonts w:cs="Times New Roman"/>
-        </w:rPr>
-        <w:t>(VARCHAR (2), Not Null), é o código internacional do telefone do fornecedor;</w:t>
+      <w:proofErr w:type="spellEnd"/>
+      <w:r>
+        <w:rPr>
+          <w:rFonts w:cs="Times New Roman"/>
+        </w:rPr>
+        <w:t xml:space="preserve">(VARCHAR (2), </w:t>
+      </w:r>
+      <w:proofErr w:type="spellStart"/>
+      <w:r>
+        <w:rPr>
+          <w:rFonts w:cs="Times New Roman"/>
+        </w:rPr>
+        <w:t>Not</w:t>
+      </w:r>
+      <w:proofErr w:type="spellEnd"/>
+      <w:r>
+        <w:rPr>
+          <w:rFonts w:cs="Times New Roman"/>
+        </w:rPr>
+        <w:t xml:space="preserve"> </w:t>
+      </w:r>
+      <w:proofErr w:type="spellStart"/>
+      <w:r>
+        <w:rPr>
+          <w:rFonts w:cs="Times New Roman"/>
+        </w:rPr>
+        <w:t>Null</w:t>
+      </w:r>
+      <w:proofErr w:type="spellEnd"/>
+      <w:r>
+        <w:rPr>
+          <w:rFonts w:cs="Times New Roman"/>
+        </w:rPr>
+        <w:t>), é o código internacional do telefone do fornecedor;</w:t>
       </w:r>
     </w:p>
     <w:p>
@@ -2568,6 +3771,7 @@
           <w:rFonts w:cs="Times New Roman"/>
         </w:rPr>
       </w:pPr>
+      <w:proofErr w:type="spellStart"/>
       <w:r>
         <w:rPr>
           <w:rFonts w:cs="Times New Roman"/>
@@ -2576,11 +3780,40 @@
         </w:rPr>
         <w:t>fornecedor_ddd</w:t>
       </w:r>
-      <w:r>
-        <w:rPr>
-          <w:rFonts w:cs="Times New Roman"/>
-        </w:rPr>
-        <w:t>(VARCHAR (2), Not Null), é o código de área do telefone do fornecedor;</w:t>
+      <w:proofErr w:type="spellEnd"/>
+      <w:r>
+        <w:rPr>
+          <w:rFonts w:cs="Times New Roman"/>
+        </w:rPr>
+        <w:t xml:space="preserve">(VARCHAR (2), </w:t>
+      </w:r>
+      <w:proofErr w:type="spellStart"/>
+      <w:r>
+        <w:rPr>
+          <w:rFonts w:cs="Times New Roman"/>
+        </w:rPr>
+        <w:t>Not</w:t>
+      </w:r>
+      <w:proofErr w:type="spellEnd"/>
+      <w:r>
+        <w:rPr>
+          <w:rFonts w:cs="Times New Roman"/>
+        </w:rPr>
+        <w:t xml:space="preserve"> </w:t>
+      </w:r>
+      <w:proofErr w:type="spellStart"/>
+      <w:r>
+        <w:rPr>
+          <w:rFonts w:cs="Times New Roman"/>
+        </w:rPr>
+        <w:t>Null</w:t>
+      </w:r>
+      <w:proofErr w:type="spellEnd"/>
+      <w:r>
+        <w:rPr>
+          <w:rFonts w:cs="Times New Roman"/>
+        </w:rPr>
+        <w:t>), é o código de área do telefone do fornecedor;</w:t>
       </w:r>
     </w:p>
     <w:p>
@@ -2592,19 +3825,57 @@
           <w:rFonts w:cs="Times New Roman"/>
         </w:rPr>
       </w:pPr>
-      <w:r>
-        <w:rPr>
-          <w:rFonts w:cs="Times New Roman"/>
-          <w:b/>
-          <w:bCs/>
-        </w:rPr>
-        <w:t xml:space="preserve">fornecedor_telefone </w:t>
-      </w:r>
-      <w:r>
-        <w:rPr>
-          <w:rFonts w:cs="Times New Roman"/>
-        </w:rPr>
-        <w:t>(VARCHAR (20), Not Null), é o telefone do fornecedor.</w:t>
+      <w:proofErr w:type="spellStart"/>
+      <w:r>
+        <w:rPr>
+          <w:rFonts w:cs="Times New Roman"/>
+          <w:b/>
+          <w:bCs/>
+        </w:rPr>
+        <w:t>fornecedor_telefone</w:t>
+      </w:r>
+      <w:proofErr w:type="spellEnd"/>
+      <w:r>
+        <w:rPr>
+          <w:rFonts w:cs="Times New Roman"/>
+          <w:b/>
+          <w:bCs/>
+        </w:rPr>
+        <w:t xml:space="preserve"> </w:t>
+      </w:r>
+      <w:r>
+        <w:rPr>
+          <w:rFonts w:cs="Times New Roman"/>
+        </w:rPr>
+        <w:t xml:space="preserve">(VARCHAR (20), </w:t>
+      </w:r>
+      <w:proofErr w:type="spellStart"/>
+      <w:r>
+        <w:rPr>
+          <w:rFonts w:cs="Times New Roman"/>
+        </w:rPr>
+        <w:t>Not</w:t>
+      </w:r>
+      <w:proofErr w:type="spellEnd"/>
+      <w:r>
+        <w:rPr>
+          <w:rFonts w:cs="Times New Roman"/>
+        </w:rPr>
+        <w:t xml:space="preserve"> </w:t>
+      </w:r>
+      <w:proofErr w:type="spellStart"/>
+      <w:r>
+        <w:rPr>
+          <w:rFonts w:cs="Times New Roman"/>
+        </w:rPr>
+        <w:t>Null</w:t>
+      </w:r>
+      <w:proofErr w:type="spellEnd"/>
+      <w:r>
+        <w:rPr>
+          <w:rFonts w:cs="Times New Roman"/>
+        </w:rPr>
+        <w:t>), é o telefone do fornecedor.</w:t>
       </w:r>
     </w:p>
     <w:p>
@@ -2616,6 +3887,7 @@
           <w:rFonts w:cs="Times New Roman"/>
         </w:rPr>
       </w:pPr>
+      <w:proofErr w:type="spellStart"/>
       <w:r>
         <w:rPr>
           <w:rFonts w:cs="Times New Roman"/>
@@ -2624,11 +3896,40 @@
         </w:rPr>
         <w:t>fornecedor_descricao</w:t>
       </w:r>
-      <w:r>
-        <w:rPr>
-          <w:rFonts w:cs="Times New Roman"/>
-        </w:rPr>
-        <w:t>(VARCHAR(700), Not Null), é a descrição do trabalho do fornecedor para nossa empresa.</w:t>
+      <w:proofErr w:type="spellEnd"/>
+      <w:r>
+        <w:rPr>
+          <w:rFonts w:cs="Times New Roman"/>
+        </w:rPr>
+        <w:t xml:space="preserve">(VARCHAR(700), </w:t>
+      </w:r>
+      <w:proofErr w:type="spellStart"/>
+      <w:r>
+        <w:rPr>
+          <w:rFonts w:cs="Times New Roman"/>
+        </w:rPr>
+        <w:t>Not</w:t>
+      </w:r>
+      <w:proofErr w:type="spellEnd"/>
+      <w:r>
+        <w:rPr>
+          <w:rFonts w:cs="Times New Roman"/>
+        </w:rPr>
+        <w:t xml:space="preserve"> </w:t>
+      </w:r>
+      <w:proofErr w:type="spellStart"/>
+      <w:r>
+        <w:rPr>
+          <w:rFonts w:cs="Times New Roman"/>
+        </w:rPr>
+        <w:t>Null</w:t>
+      </w:r>
+      <w:proofErr w:type="spellEnd"/>
+      <w:r>
+        <w:rPr>
+          <w:rFonts w:cs="Times New Roman"/>
+        </w:rPr>
+        <w:t>), é a descrição do trabalho do fornecedor para nossa empresa.</w:t>
       </w:r>
     </w:p>
     <w:p>
@@ -2689,7 +3990,49 @@
         <w:rPr>
           <w:rFonts w:cs="Times New Roman"/>
         </w:rPr>
-        <w:t>(Primary Key, Auto Increment, Not Null), é o identificador da tabela produto;</w:t>
+        <w:t xml:space="preserve">(Primary Key, Auto </w:t>
+      </w:r>
+      <w:proofErr w:type="spellStart"/>
+      <w:r>
+        <w:rPr>
+          <w:rFonts w:cs="Times New Roman"/>
+        </w:rPr>
+        <w:t>Increment</w:t>
+      </w:r>
+      <w:proofErr w:type="spellEnd"/>
+      <w:r>
+        <w:rPr>
+          <w:rFonts w:cs="Times New Roman"/>
+        </w:rPr>
+        <w:t xml:space="preserve">, </w:t>
+      </w:r>
+      <w:proofErr w:type="spellStart"/>
+      <w:r>
+        <w:rPr>
+          <w:rFonts w:cs="Times New Roman"/>
+        </w:rPr>
+        <w:t>Not</w:t>
+      </w:r>
+      <w:proofErr w:type="spellEnd"/>
+      <w:r>
+        <w:rPr>
+          <w:rFonts w:cs="Times New Roman"/>
+        </w:rPr>
+        <w:t xml:space="preserve"> </w:t>
+      </w:r>
+      <w:proofErr w:type="spellStart"/>
+      <w:r>
+        <w:rPr>
+          <w:rFonts w:cs="Times New Roman"/>
+        </w:rPr>
+        <w:t>Null</w:t>
+      </w:r>
+      <w:proofErr w:type="spellEnd"/>
+      <w:r>
+        <w:rPr>
+          <w:rFonts w:cs="Times New Roman"/>
+        </w:rPr>
+        <w:t>), é o identificador da tabela produto;</w:t>
       </w:r>
     </w:p>
     <w:p>
@@ -2701,6 +4044,7 @@
           <w:rFonts w:cs="Times New Roman"/>
         </w:rPr>
       </w:pPr>
+      <w:proofErr w:type="spellStart"/>
       <w:r>
         <w:rPr>
           <w:rFonts w:cs="Times New Roman"/>
@@ -2709,11 +4053,40 @@
         </w:rPr>
         <w:t>produto_nome</w:t>
       </w:r>
-      <w:r>
-        <w:rPr>
-          <w:rFonts w:cs="Times New Roman"/>
-        </w:rPr>
-        <w:t>(VARCHAR (50), Not Null), é o nome do produto;</w:t>
+      <w:proofErr w:type="spellEnd"/>
+      <w:r>
+        <w:rPr>
+          <w:rFonts w:cs="Times New Roman"/>
+        </w:rPr>
+        <w:t xml:space="preserve">(VARCHAR (50), </w:t>
+      </w:r>
+      <w:proofErr w:type="spellStart"/>
+      <w:r>
+        <w:rPr>
+          <w:rFonts w:cs="Times New Roman"/>
+        </w:rPr>
+        <w:t>Not</w:t>
+      </w:r>
+      <w:proofErr w:type="spellEnd"/>
+      <w:r>
+        <w:rPr>
+          <w:rFonts w:cs="Times New Roman"/>
+        </w:rPr>
+        <w:t xml:space="preserve"> </w:t>
+      </w:r>
+      <w:proofErr w:type="spellStart"/>
+      <w:r>
+        <w:rPr>
+          <w:rFonts w:cs="Times New Roman"/>
+        </w:rPr>
+        <w:t>Null</w:t>
+      </w:r>
+      <w:proofErr w:type="spellEnd"/>
+      <w:r>
+        <w:rPr>
+          <w:rFonts w:cs="Times New Roman"/>
+        </w:rPr>
+        <w:t>), é o nome do produto;</w:t>
       </w:r>
     </w:p>
     <w:p>
@@ -2725,6 +4098,7 @@
           <w:rFonts w:cs="Times New Roman"/>
         </w:rPr>
       </w:pPr>
+      <w:proofErr w:type="spellStart"/>
       <w:r>
         <w:rPr>
           <w:rFonts w:cs="Times New Roman"/>
@@ -2733,11 +4107,40 @@
         </w:rPr>
         <w:t>produto_descricao</w:t>
       </w:r>
-      <w:r>
-        <w:rPr>
-          <w:rFonts w:cs="Times New Roman"/>
-        </w:rPr>
-        <w:t xml:space="preserve"> (VARCHAR (600), Not Null), é a descrição do produto;</w:t>
+      <w:proofErr w:type="spellEnd"/>
+      <w:r>
+        <w:rPr>
+          <w:rFonts w:cs="Times New Roman"/>
+        </w:rPr>
+        <w:t xml:space="preserve"> (VARCHAR (600), </w:t>
+      </w:r>
+      <w:proofErr w:type="spellStart"/>
+      <w:r>
+        <w:rPr>
+          <w:rFonts w:cs="Times New Roman"/>
+        </w:rPr>
+        <w:t>Not</w:t>
+      </w:r>
+      <w:proofErr w:type="spellEnd"/>
+      <w:r>
+        <w:rPr>
+          <w:rFonts w:cs="Times New Roman"/>
+        </w:rPr>
+        <w:t xml:space="preserve"> </w:t>
+      </w:r>
+      <w:proofErr w:type="spellStart"/>
+      <w:r>
+        <w:rPr>
+          <w:rFonts w:cs="Times New Roman"/>
+        </w:rPr>
+        <w:t>Null</w:t>
+      </w:r>
+      <w:proofErr w:type="spellEnd"/>
+      <w:r>
+        <w:rPr>
+          <w:rFonts w:cs="Times New Roman"/>
+        </w:rPr>
+        <w:t>), é a descrição do produto;</w:t>
       </w:r>
     </w:p>
     <w:p>
@@ -2749,19 +4152,57 @@
           <w:rFonts w:cs="Times New Roman"/>
         </w:rPr>
       </w:pPr>
-      <w:r>
-        <w:rPr>
-          <w:rFonts w:cs="Times New Roman"/>
-          <w:b/>
-          <w:bCs/>
-        </w:rPr>
-        <w:t xml:space="preserve">produto_categoria </w:t>
-      </w:r>
-      <w:r>
-        <w:rPr>
-          <w:rFonts w:cs="Times New Roman"/>
-        </w:rPr>
-        <w:t>(VARCHAR (50), Not Null), é a categoria do produto;</w:t>
+      <w:proofErr w:type="spellStart"/>
+      <w:r>
+        <w:rPr>
+          <w:rFonts w:cs="Times New Roman"/>
+          <w:b/>
+          <w:bCs/>
+        </w:rPr>
+        <w:t>produto_categoria</w:t>
+      </w:r>
+      <w:proofErr w:type="spellEnd"/>
+      <w:r>
+        <w:rPr>
+          <w:rFonts w:cs="Times New Roman"/>
+          <w:b/>
+          <w:bCs/>
+        </w:rPr>
+        <w:t xml:space="preserve"> </w:t>
+      </w:r>
+      <w:r>
+        <w:rPr>
+          <w:rFonts w:cs="Times New Roman"/>
+        </w:rPr>
+        <w:t xml:space="preserve">(VARCHAR (50), </w:t>
+      </w:r>
+      <w:proofErr w:type="spellStart"/>
+      <w:r>
+        <w:rPr>
+          <w:rFonts w:cs="Times New Roman"/>
+        </w:rPr>
+        <w:t>Not</w:t>
+      </w:r>
+      <w:proofErr w:type="spellEnd"/>
+      <w:r>
+        <w:rPr>
+          <w:rFonts w:cs="Times New Roman"/>
+        </w:rPr>
+        <w:t xml:space="preserve"> </w:t>
+      </w:r>
+      <w:proofErr w:type="spellStart"/>
+      <w:r>
+        <w:rPr>
+          <w:rFonts w:cs="Times New Roman"/>
+        </w:rPr>
+        <w:t>Null</w:t>
+      </w:r>
+      <w:proofErr w:type="spellEnd"/>
+      <w:r>
+        <w:rPr>
+          <w:rFonts w:cs="Times New Roman"/>
+        </w:rPr>
+        <w:t>), é a categoria do produto;</w:t>
       </w:r>
     </w:p>
     <w:p>
@@ -2773,6 +4214,7 @@
           <w:rFonts w:cs="Times New Roman"/>
         </w:rPr>
       </w:pPr>
+      <w:proofErr w:type="spellStart"/>
       <w:r>
         <w:rPr>
           <w:rFonts w:cs="Times New Roman"/>
@@ -2780,13 +4222,50 @@
           <w:bCs/>
         </w:rPr>
         <w:lastRenderedPageBreak/>
-        <w:t xml:space="preserve">produto_quantidade_minima </w:t>
-      </w:r>
-      <w:r>
-        <w:rPr>
-          <w:rFonts w:cs="Times New Roman"/>
-        </w:rPr>
-        <w:t>(INT, Not Null), é a quantidade mínima do produto em estoque;</w:t>
+        <w:t>produto_quantidade_minima</w:t>
+      </w:r>
+      <w:proofErr w:type="spellEnd"/>
+      <w:r>
+        <w:rPr>
+          <w:rFonts w:cs="Times New Roman"/>
+          <w:b/>
+          <w:bCs/>
+        </w:rPr>
+        <w:t xml:space="preserve"> </w:t>
+      </w:r>
+      <w:r>
+        <w:rPr>
+          <w:rFonts w:cs="Times New Roman"/>
+        </w:rPr>
+        <w:t xml:space="preserve">(INT, </w:t>
+      </w:r>
+      <w:proofErr w:type="spellStart"/>
+      <w:r>
+        <w:rPr>
+          <w:rFonts w:cs="Times New Roman"/>
+        </w:rPr>
+        <w:t>Not</w:t>
+      </w:r>
+      <w:proofErr w:type="spellEnd"/>
+      <w:r>
+        <w:rPr>
+          <w:rFonts w:cs="Times New Roman"/>
+        </w:rPr>
+        <w:t xml:space="preserve"> </w:t>
+      </w:r>
+      <w:proofErr w:type="spellStart"/>
+      <w:r>
+        <w:rPr>
+          <w:rFonts w:cs="Times New Roman"/>
+        </w:rPr>
+        <w:t>Null</w:t>
+      </w:r>
+      <w:proofErr w:type="spellEnd"/>
+      <w:r>
+        <w:rPr>
+          <w:rFonts w:cs="Times New Roman"/>
+        </w:rPr>
+        <w:t>), é a quantidade mínima do produto em estoque;</w:t>
       </w:r>
     </w:p>
     <w:p>
@@ -2798,19 +4277,57 @@
           <w:rFonts w:cs="Times New Roman"/>
         </w:rPr>
       </w:pPr>
-      <w:r>
-        <w:rPr>
-          <w:rFonts w:cs="Times New Roman"/>
-          <w:b/>
-          <w:bCs/>
-        </w:rPr>
-        <w:t xml:space="preserve">produto_preco_custo </w:t>
-      </w:r>
-      <w:r>
-        <w:rPr>
-          <w:rFonts w:cs="Times New Roman"/>
-        </w:rPr>
-        <w:t>(DECIMAL (10,2), Not Null), é o preço de custo do produto;</w:t>
+      <w:proofErr w:type="spellStart"/>
+      <w:r>
+        <w:rPr>
+          <w:rFonts w:cs="Times New Roman"/>
+          <w:b/>
+          <w:bCs/>
+        </w:rPr>
+        <w:t>produto_preco_custo</w:t>
+      </w:r>
+      <w:proofErr w:type="spellEnd"/>
+      <w:r>
+        <w:rPr>
+          <w:rFonts w:cs="Times New Roman"/>
+          <w:b/>
+          <w:bCs/>
+        </w:rPr>
+        <w:t xml:space="preserve"> </w:t>
+      </w:r>
+      <w:r>
+        <w:rPr>
+          <w:rFonts w:cs="Times New Roman"/>
+        </w:rPr>
+        <w:t xml:space="preserve">(DECIMAL (10,2), </w:t>
+      </w:r>
+      <w:proofErr w:type="spellStart"/>
+      <w:r>
+        <w:rPr>
+          <w:rFonts w:cs="Times New Roman"/>
+        </w:rPr>
+        <w:t>Not</w:t>
+      </w:r>
+      <w:proofErr w:type="spellEnd"/>
+      <w:r>
+        <w:rPr>
+          <w:rFonts w:cs="Times New Roman"/>
+        </w:rPr>
+        <w:t xml:space="preserve"> </w:t>
+      </w:r>
+      <w:proofErr w:type="spellStart"/>
+      <w:r>
+        <w:rPr>
+          <w:rFonts w:cs="Times New Roman"/>
+        </w:rPr>
+        <w:t>Null</w:t>
+      </w:r>
+      <w:proofErr w:type="spellEnd"/>
+      <w:r>
+        <w:rPr>
+          <w:rFonts w:cs="Times New Roman"/>
+        </w:rPr>
+        <w:t>), é o preço de custo do produto;</w:t>
       </w:r>
     </w:p>
     <w:p>
@@ -2822,19 +4339,57 @@
           <w:rFonts w:cs="Times New Roman"/>
         </w:rPr>
       </w:pPr>
-      <w:r>
-        <w:rPr>
-          <w:rFonts w:cs="Times New Roman"/>
-          <w:b/>
-          <w:bCs/>
-        </w:rPr>
-        <w:t xml:space="preserve">produto_preco_venda </w:t>
-      </w:r>
-      <w:r>
-        <w:rPr>
-          <w:rFonts w:cs="Times New Roman"/>
-        </w:rPr>
-        <w:t>(DECIMAL (10,2), Not Null), é o preço de venda do produto;</w:t>
+      <w:proofErr w:type="spellStart"/>
+      <w:r>
+        <w:rPr>
+          <w:rFonts w:cs="Times New Roman"/>
+          <w:b/>
+          <w:bCs/>
+        </w:rPr>
+        <w:t>produto_preco_venda</w:t>
+      </w:r>
+      <w:proofErr w:type="spellEnd"/>
+      <w:r>
+        <w:rPr>
+          <w:rFonts w:cs="Times New Roman"/>
+          <w:b/>
+          <w:bCs/>
+        </w:rPr>
+        <w:t xml:space="preserve"> </w:t>
+      </w:r>
+      <w:r>
+        <w:rPr>
+          <w:rFonts w:cs="Times New Roman"/>
+        </w:rPr>
+        <w:t xml:space="preserve">(DECIMAL (10,2), </w:t>
+      </w:r>
+      <w:proofErr w:type="spellStart"/>
+      <w:r>
+        <w:rPr>
+          <w:rFonts w:cs="Times New Roman"/>
+        </w:rPr>
+        <w:t>Not</w:t>
+      </w:r>
+      <w:proofErr w:type="spellEnd"/>
+      <w:r>
+        <w:rPr>
+          <w:rFonts w:cs="Times New Roman"/>
+        </w:rPr>
+        <w:t xml:space="preserve"> </w:t>
+      </w:r>
+      <w:proofErr w:type="spellStart"/>
+      <w:r>
+        <w:rPr>
+          <w:rFonts w:cs="Times New Roman"/>
+        </w:rPr>
+        <w:t>Null</w:t>
+      </w:r>
+      <w:proofErr w:type="spellEnd"/>
+      <w:r>
+        <w:rPr>
+          <w:rFonts w:cs="Times New Roman"/>
+        </w:rPr>
+        <w:t>), é o preço de venda do produto;</w:t>
       </w:r>
       <w:r>
         <w:rPr>
@@ -2842,19 +4397,57 @@
         </w:rPr>
         <w:br/>
       </w:r>
-      <w:r>
-        <w:rPr>
-          <w:rFonts w:cs="Times New Roman"/>
-          <w:b/>
-          <w:bCs/>
-        </w:rPr>
-        <w:t xml:space="preserve">produto_peso </w:t>
-      </w:r>
-      <w:r>
-        <w:rPr>
-          <w:rFonts w:cs="Times New Roman"/>
-        </w:rPr>
-        <w:t>(DECIMAL (10,3), Not Null), é o peso do produto;</w:t>
+      <w:proofErr w:type="spellStart"/>
+      <w:r>
+        <w:rPr>
+          <w:rFonts w:cs="Times New Roman"/>
+          <w:b/>
+          <w:bCs/>
+        </w:rPr>
+        <w:t>produto_peso</w:t>
+      </w:r>
+      <w:proofErr w:type="spellEnd"/>
+      <w:r>
+        <w:rPr>
+          <w:rFonts w:cs="Times New Roman"/>
+          <w:b/>
+          <w:bCs/>
+        </w:rPr>
+        <w:t xml:space="preserve"> </w:t>
+      </w:r>
+      <w:r>
+        <w:rPr>
+          <w:rFonts w:cs="Times New Roman"/>
+        </w:rPr>
+        <w:t xml:space="preserve">(DECIMAL (10,3), </w:t>
+      </w:r>
+      <w:proofErr w:type="spellStart"/>
+      <w:r>
+        <w:rPr>
+          <w:rFonts w:cs="Times New Roman"/>
+        </w:rPr>
+        <w:t>Not</w:t>
+      </w:r>
+      <w:proofErr w:type="spellEnd"/>
+      <w:r>
+        <w:rPr>
+          <w:rFonts w:cs="Times New Roman"/>
+        </w:rPr>
+        <w:t xml:space="preserve"> </w:t>
+      </w:r>
+      <w:proofErr w:type="spellStart"/>
+      <w:r>
+        <w:rPr>
+          <w:rFonts w:cs="Times New Roman"/>
+        </w:rPr>
+        <w:t>Null</w:t>
+      </w:r>
+      <w:proofErr w:type="spellEnd"/>
+      <w:r>
+        <w:rPr>
+          <w:rFonts w:cs="Times New Roman"/>
+        </w:rPr>
+        <w:t>), é o peso do produto;</w:t>
       </w:r>
     </w:p>
     <w:p>
@@ -2866,19 +4459,57 @@
           <w:rFonts w:cs="Times New Roman"/>
         </w:rPr>
       </w:pPr>
-      <w:r>
-        <w:rPr>
-          <w:rFonts w:cs="Times New Roman"/>
-          <w:b/>
-          <w:bCs/>
-        </w:rPr>
-        <w:t xml:space="preserve">produto_localizacao </w:t>
-      </w:r>
-      <w:r>
-        <w:rPr>
-          <w:rFonts w:cs="Times New Roman"/>
-        </w:rPr>
-        <w:t xml:space="preserve">(VARCHAR (50), Not Null), é a localização do produto no estoque;  </w:t>
+      <w:proofErr w:type="spellStart"/>
+      <w:r>
+        <w:rPr>
+          <w:rFonts w:cs="Times New Roman"/>
+          <w:b/>
+          <w:bCs/>
+        </w:rPr>
+        <w:t>produto_localizacao</w:t>
+      </w:r>
+      <w:proofErr w:type="spellEnd"/>
+      <w:r>
+        <w:rPr>
+          <w:rFonts w:cs="Times New Roman"/>
+          <w:b/>
+          <w:bCs/>
+        </w:rPr>
+        <w:t xml:space="preserve"> </w:t>
+      </w:r>
+      <w:r>
+        <w:rPr>
+          <w:rFonts w:cs="Times New Roman"/>
+        </w:rPr>
+        <w:t xml:space="preserve">(VARCHAR (50), </w:t>
+      </w:r>
+      <w:proofErr w:type="spellStart"/>
+      <w:r>
+        <w:rPr>
+          <w:rFonts w:cs="Times New Roman"/>
+        </w:rPr>
+        <w:t>Not</w:t>
+      </w:r>
+      <w:proofErr w:type="spellEnd"/>
+      <w:r>
+        <w:rPr>
+          <w:rFonts w:cs="Times New Roman"/>
+        </w:rPr>
+        <w:t xml:space="preserve"> </w:t>
+      </w:r>
+      <w:proofErr w:type="spellStart"/>
+      <w:r>
+        <w:rPr>
+          <w:rFonts w:cs="Times New Roman"/>
+        </w:rPr>
+        <w:t>Null</w:t>
+      </w:r>
+      <w:proofErr w:type="spellEnd"/>
+      <w:r>
+        <w:rPr>
+          <w:rFonts w:cs="Times New Roman"/>
+        </w:rPr>
+        <w:t xml:space="preserve">), é a localização do produto no estoque;  </w:t>
       </w:r>
     </w:p>
     <w:p>
@@ -2939,7 +4570,49 @@
         <w:rPr>
           <w:rFonts w:cs="Times New Roman"/>
         </w:rPr>
-        <w:t>(Primary Key, Auto Increment, Not Null), é o identificador da tabela empilhadeira;</w:t>
+        <w:t xml:space="preserve">(Primary Key, Auto </w:t>
+      </w:r>
+      <w:proofErr w:type="spellStart"/>
+      <w:r>
+        <w:rPr>
+          <w:rFonts w:cs="Times New Roman"/>
+        </w:rPr>
+        <w:t>Increment</w:t>
+      </w:r>
+      <w:proofErr w:type="spellEnd"/>
+      <w:r>
+        <w:rPr>
+          <w:rFonts w:cs="Times New Roman"/>
+        </w:rPr>
+        <w:t xml:space="preserve">, </w:t>
+      </w:r>
+      <w:proofErr w:type="spellStart"/>
+      <w:r>
+        <w:rPr>
+          <w:rFonts w:cs="Times New Roman"/>
+        </w:rPr>
+        <w:t>Not</w:t>
+      </w:r>
+      <w:proofErr w:type="spellEnd"/>
+      <w:r>
+        <w:rPr>
+          <w:rFonts w:cs="Times New Roman"/>
+        </w:rPr>
+        <w:t xml:space="preserve"> </w:t>
+      </w:r>
+      <w:proofErr w:type="spellStart"/>
+      <w:r>
+        <w:rPr>
+          <w:rFonts w:cs="Times New Roman"/>
+        </w:rPr>
+        <w:t>Null</w:t>
+      </w:r>
+      <w:proofErr w:type="spellEnd"/>
+      <w:r>
+        <w:rPr>
+          <w:rFonts w:cs="Times New Roman"/>
+        </w:rPr>
+        <w:t>), é o identificador da tabela empilhadeira;</w:t>
       </w:r>
     </w:p>
     <w:p>
@@ -2951,19 +4624,57 @@
           <w:rFonts w:cs="Times New Roman"/>
         </w:rPr>
       </w:pPr>
-      <w:r>
-        <w:rPr>
-          <w:rFonts w:cs="Times New Roman"/>
-          <w:b/>
-          <w:bCs/>
-        </w:rPr>
-        <w:t xml:space="preserve">empilhadeira_chassi </w:t>
-      </w:r>
-      <w:r>
-        <w:rPr>
-          <w:rFonts w:cs="Times New Roman"/>
-        </w:rPr>
-        <w:t>(INT (20), Not Null), é o número de chassi da empilhadeira;</w:t>
+      <w:proofErr w:type="spellStart"/>
+      <w:r>
+        <w:rPr>
+          <w:rFonts w:cs="Times New Roman"/>
+          <w:b/>
+          <w:bCs/>
+        </w:rPr>
+        <w:t>empilhadeira_chassi</w:t>
+      </w:r>
+      <w:proofErr w:type="spellEnd"/>
+      <w:r>
+        <w:rPr>
+          <w:rFonts w:cs="Times New Roman"/>
+          <w:b/>
+          <w:bCs/>
+        </w:rPr>
+        <w:t xml:space="preserve"> </w:t>
+      </w:r>
+      <w:r>
+        <w:rPr>
+          <w:rFonts w:cs="Times New Roman"/>
+        </w:rPr>
+        <w:t xml:space="preserve">(INT (20), </w:t>
+      </w:r>
+      <w:proofErr w:type="spellStart"/>
+      <w:r>
+        <w:rPr>
+          <w:rFonts w:cs="Times New Roman"/>
+        </w:rPr>
+        <w:t>Not</w:t>
+      </w:r>
+      <w:proofErr w:type="spellEnd"/>
+      <w:r>
+        <w:rPr>
+          <w:rFonts w:cs="Times New Roman"/>
+        </w:rPr>
+        <w:t xml:space="preserve"> </w:t>
+      </w:r>
+      <w:proofErr w:type="spellStart"/>
+      <w:r>
+        <w:rPr>
+          <w:rFonts w:cs="Times New Roman"/>
+        </w:rPr>
+        <w:t>Null</w:t>
+      </w:r>
+      <w:proofErr w:type="spellEnd"/>
+      <w:r>
+        <w:rPr>
+          <w:rFonts w:cs="Times New Roman"/>
+        </w:rPr>
+        <w:t>), é o número de chassi da empilhadeira;</w:t>
       </w:r>
       <w:r>
         <w:rPr>
@@ -2971,19 +4682,57 @@
         </w:rPr>
         <w:br/>
       </w:r>
-      <w:r>
-        <w:rPr>
-          <w:rFonts w:cs="Times New Roman"/>
-          <w:b/>
-          <w:bCs/>
-        </w:rPr>
-        <w:t xml:space="preserve">empilhadeira_status </w:t>
-      </w:r>
-      <w:r>
-        <w:rPr>
-          <w:rFonts w:cs="Times New Roman"/>
-        </w:rPr>
-        <w:t>(VARCHAR (10), Not Null), é o status da empilhadeira, ou seja, se ela está ativa ou inativa para uso;</w:t>
+      <w:proofErr w:type="spellStart"/>
+      <w:r>
+        <w:rPr>
+          <w:rFonts w:cs="Times New Roman"/>
+          <w:b/>
+          <w:bCs/>
+        </w:rPr>
+        <w:t>empilhadeira_status</w:t>
+      </w:r>
+      <w:proofErr w:type="spellEnd"/>
+      <w:r>
+        <w:rPr>
+          <w:rFonts w:cs="Times New Roman"/>
+          <w:b/>
+          <w:bCs/>
+        </w:rPr>
+        <w:t xml:space="preserve"> </w:t>
+      </w:r>
+      <w:r>
+        <w:rPr>
+          <w:rFonts w:cs="Times New Roman"/>
+        </w:rPr>
+        <w:t xml:space="preserve">(VARCHAR (10), </w:t>
+      </w:r>
+      <w:proofErr w:type="spellStart"/>
+      <w:r>
+        <w:rPr>
+          <w:rFonts w:cs="Times New Roman"/>
+        </w:rPr>
+        <w:t>Not</w:t>
+      </w:r>
+      <w:proofErr w:type="spellEnd"/>
+      <w:r>
+        <w:rPr>
+          <w:rFonts w:cs="Times New Roman"/>
+        </w:rPr>
+        <w:t xml:space="preserve"> </w:t>
+      </w:r>
+      <w:proofErr w:type="spellStart"/>
+      <w:r>
+        <w:rPr>
+          <w:rFonts w:cs="Times New Roman"/>
+        </w:rPr>
+        <w:t>Null</w:t>
+      </w:r>
+      <w:proofErr w:type="spellEnd"/>
+      <w:r>
+        <w:rPr>
+          <w:rFonts w:cs="Times New Roman"/>
+        </w:rPr>
+        <w:t>), é o status da empilhadeira, ou seja, se ela está ativa ou inativa para uso;</w:t>
       </w:r>
     </w:p>
     <w:p>
@@ -2995,6 +4744,7 @@
           <w:rFonts w:cs="Times New Roman"/>
         </w:rPr>
       </w:pPr>
+      <w:proofErr w:type="spellStart"/>
       <w:r>
         <w:rPr>
           <w:rFonts w:cs="Times New Roman"/>
@@ -3003,11 +4753,40 @@
         </w:rPr>
         <w:t>empilhadeira_modelo</w:t>
       </w:r>
-      <w:r>
-        <w:rPr>
-          <w:rFonts w:cs="Times New Roman"/>
-        </w:rPr>
-        <w:t xml:space="preserve"> (VARCHAR (30), Not Null), é o modelo da empilhadeira;</w:t>
+      <w:proofErr w:type="spellEnd"/>
+      <w:r>
+        <w:rPr>
+          <w:rFonts w:cs="Times New Roman"/>
+        </w:rPr>
+        <w:t xml:space="preserve"> (VARCHAR (30), </w:t>
+      </w:r>
+      <w:proofErr w:type="spellStart"/>
+      <w:r>
+        <w:rPr>
+          <w:rFonts w:cs="Times New Roman"/>
+        </w:rPr>
+        <w:t>Not</w:t>
+      </w:r>
+      <w:proofErr w:type="spellEnd"/>
+      <w:r>
+        <w:rPr>
+          <w:rFonts w:cs="Times New Roman"/>
+        </w:rPr>
+        <w:t xml:space="preserve"> </w:t>
+      </w:r>
+      <w:proofErr w:type="spellStart"/>
+      <w:r>
+        <w:rPr>
+          <w:rFonts w:cs="Times New Roman"/>
+        </w:rPr>
+        <w:t>Null</w:t>
+      </w:r>
+      <w:proofErr w:type="spellEnd"/>
+      <w:r>
+        <w:rPr>
+          <w:rFonts w:cs="Times New Roman"/>
+        </w:rPr>
+        <w:t>), é o modelo da empilhadeira;</w:t>
       </w:r>
     </w:p>
     <w:p>
@@ -3019,19 +4798,57 @@
           <w:rFonts w:cs="Times New Roman"/>
         </w:rPr>
       </w:pPr>
-      <w:r>
-        <w:rPr>
-          <w:rFonts w:cs="Times New Roman"/>
-          <w:b/>
-          <w:bCs/>
-        </w:rPr>
-        <w:t xml:space="preserve">empilhadeira_marca </w:t>
-      </w:r>
-      <w:r>
-        <w:rPr>
-          <w:rFonts w:cs="Times New Roman"/>
-        </w:rPr>
-        <w:t>(VARCHAR (30), Not Null), é a marca da empilhadeira.</w:t>
+      <w:proofErr w:type="spellStart"/>
+      <w:r>
+        <w:rPr>
+          <w:rFonts w:cs="Times New Roman"/>
+          <w:b/>
+          <w:bCs/>
+        </w:rPr>
+        <w:t>empilhadeira_marca</w:t>
+      </w:r>
+      <w:proofErr w:type="spellEnd"/>
+      <w:r>
+        <w:rPr>
+          <w:rFonts w:cs="Times New Roman"/>
+          <w:b/>
+          <w:bCs/>
+        </w:rPr>
+        <w:t xml:space="preserve"> </w:t>
+      </w:r>
+      <w:r>
+        <w:rPr>
+          <w:rFonts w:cs="Times New Roman"/>
+        </w:rPr>
+        <w:t xml:space="preserve">(VARCHAR (30), </w:t>
+      </w:r>
+      <w:proofErr w:type="spellStart"/>
+      <w:r>
+        <w:rPr>
+          <w:rFonts w:cs="Times New Roman"/>
+        </w:rPr>
+        <w:t>Not</w:t>
+      </w:r>
+      <w:proofErr w:type="spellEnd"/>
+      <w:r>
+        <w:rPr>
+          <w:rFonts w:cs="Times New Roman"/>
+        </w:rPr>
+        <w:t xml:space="preserve"> </w:t>
+      </w:r>
+      <w:proofErr w:type="spellStart"/>
+      <w:r>
+        <w:rPr>
+          <w:rFonts w:cs="Times New Roman"/>
+        </w:rPr>
+        <w:t>Null</w:t>
+      </w:r>
+      <w:proofErr w:type="spellEnd"/>
+      <w:r>
+        <w:rPr>
+          <w:rFonts w:cs="Times New Roman"/>
+        </w:rPr>
+        <w:t>), é a marca da empilhadeira.</w:t>
       </w:r>
     </w:p>
     <w:p>
@@ -3055,6 +4872,7 @@
           <w:rFonts w:cs="Times New Roman"/>
         </w:rPr>
       </w:pPr>
+      <w:proofErr w:type="spellStart"/>
       <w:r>
         <w:rPr>
           <w:rFonts w:cs="Times New Roman"/>
@@ -3063,6 +4881,7 @@
         </w:rPr>
         <w:t>estoque_produto</w:t>
       </w:r>
+      <w:proofErr w:type="spellEnd"/>
       <w:r>
         <w:rPr>
           <w:rFonts w:cs="Times New Roman"/>
@@ -3091,7 +4910,49 @@
         <w:rPr>
           <w:rFonts w:cs="Times New Roman"/>
         </w:rPr>
-        <w:t>(Primary Key, Auto Increment, Not Null), é o identificador da tabela estoque;</w:t>
+        <w:t xml:space="preserve">(Primary Key, Auto </w:t>
+      </w:r>
+      <w:proofErr w:type="spellStart"/>
+      <w:r>
+        <w:rPr>
+          <w:rFonts w:cs="Times New Roman"/>
+        </w:rPr>
+        <w:t>Increment</w:t>
+      </w:r>
+      <w:proofErr w:type="spellEnd"/>
+      <w:r>
+        <w:rPr>
+          <w:rFonts w:cs="Times New Roman"/>
+        </w:rPr>
+        <w:t xml:space="preserve">, </w:t>
+      </w:r>
+      <w:proofErr w:type="spellStart"/>
+      <w:r>
+        <w:rPr>
+          <w:rFonts w:cs="Times New Roman"/>
+        </w:rPr>
+        <w:t>Not</w:t>
+      </w:r>
+      <w:proofErr w:type="spellEnd"/>
+      <w:r>
+        <w:rPr>
+          <w:rFonts w:cs="Times New Roman"/>
+        </w:rPr>
+        <w:t xml:space="preserve"> </w:t>
+      </w:r>
+      <w:proofErr w:type="spellStart"/>
+      <w:r>
+        <w:rPr>
+          <w:rFonts w:cs="Times New Roman"/>
+        </w:rPr>
+        <w:t>Null</w:t>
+      </w:r>
+      <w:proofErr w:type="spellEnd"/>
+      <w:r>
+        <w:rPr>
+          <w:rFonts w:cs="Times New Roman"/>
+        </w:rPr>
+        <w:t>), é o identificador da tabela estoque;</w:t>
       </w:r>
     </w:p>
     <w:p>
@@ -3103,19 +4964,57 @@
           <w:rFonts w:cs="Times New Roman"/>
         </w:rPr>
       </w:pPr>
-      <w:r>
-        <w:rPr>
-          <w:rFonts w:cs="Times New Roman"/>
-          <w:b/>
-          <w:bCs/>
-        </w:rPr>
-        <w:t xml:space="preserve">estoque_quantidade </w:t>
-      </w:r>
-      <w:r>
-        <w:rPr>
-          <w:rFonts w:cs="Times New Roman"/>
-        </w:rPr>
-        <w:t>(INT, Not Null), é a quantidade de peças de determinado produto;</w:t>
+      <w:proofErr w:type="spellStart"/>
+      <w:r>
+        <w:rPr>
+          <w:rFonts w:cs="Times New Roman"/>
+          <w:b/>
+          <w:bCs/>
+        </w:rPr>
+        <w:t>estoque_quantidade</w:t>
+      </w:r>
+      <w:proofErr w:type="spellEnd"/>
+      <w:r>
+        <w:rPr>
+          <w:rFonts w:cs="Times New Roman"/>
+          <w:b/>
+          <w:bCs/>
+        </w:rPr>
+        <w:t xml:space="preserve"> </w:t>
+      </w:r>
+      <w:r>
+        <w:rPr>
+          <w:rFonts w:cs="Times New Roman"/>
+        </w:rPr>
+        <w:t xml:space="preserve">(INT, </w:t>
+      </w:r>
+      <w:proofErr w:type="spellStart"/>
+      <w:r>
+        <w:rPr>
+          <w:rFonts w:cs="Times New Roman"/>
+        </w:rPr>
+        <w:t>Not</w:t>
+      </w:r>
+      <w:proofErr w:type="spellEnd"/>
+      <w:r>
+        <w:rPr>
+          <w:rFonts w:cs="Times New Roman"/>
+        </w:rPr>
+        <w:t xml:space="preserve"> </w:t>
+      </w:r>
+      <w:proofErr w:type="spellStart"/>
+      <w:r>
+        <w:rPr>
+          <w:rFonts w:cs="Times New Roman"/>
+        </w:rPr>
+        <w:t>Null</w:t>
+      </w:r>
+      <w:proofErr w:type="spellEnd"/>
+      <w:r>
+        <w:rPr>
+          <w:rFonts w:cs="Times New Roman"/>
+        </w:rPr>
+        <w:t>), é a quantidade de peças de determinado produto;</w:t>
       </w:r>
       <w:r>
         <w:rPr>
@@ -3123,19 +5022,71 @@
         </w:rPr>
         <w:br/>
       </w:r>
-      <w:r>
-        <w:rPr>
-          <w:rFonts w:cs="Times New Roman"/>
-          <w:b/>
-          <w:bCs/>
-        </w:rPr>
-        <w:t xml:space="preserve">produto_id </w:t>
-      </w:r>
-      <w:r>
-        <w:rPr>
-          <w:rFonts w:cs="Times New Roman"/>
-        </w:rPr>
-        <w:t>(INT, Foreign Key, Not Null), é o identificador do produto;</w:t>
+      <w:proofErr w:type="spellStart"/>
+      <w:r>
+        <w:rPr>
+          <w:rFonts w:cs="Times New Roman"/>
+          <w:b/>
+          <w:bCs/>
+        </w:rPr>
+        <w:t>produto_id</w:t>
+      </w:r>
+      <w:proofErr w:type="spellEnd"/>
+      <w:r>
+        <w:rPr>
+          <w:rFonts w:cs="Times New Roman"/>
+          <w:b/>
+          <w:bCs/>
+        </w:rPr>
+        <w:t xml:space="preserve"> </w:t>
+      </w:r>
+      <w:r>
+        <w:rPr>
+          <w:rFonts w:cs="Times New Roman"/>
+        </w:rPr>
+        <w:t xml:space="preserve">(INT, </w:t>
+      </w:r>
+      <w:proofErr w:type="spellStart"/>
+      <w:r>
+        <w:rPr>
+          <w:rFonts w:cs="Times New Roman"/>
+        </w:rPr>
+        <w:t>Foreign</w:t>
+      </w:r>
+      <w:proofErr w:type="spellEnd"/>
+      <w:r>
+        <w:rPr>
+          <w:rFonts w:cs="Times New Roman"/>
+        </w:rPr>
+        <w:t xml:space="preserve"> Key, </w:t>
+      </w:r>
+      <w:proofErr w:type="spellStart"/>
+      <w:r>
+        <w:rPr>
+          <w:rFonts w:cs="Times New Roman"/>
+        </w:rPr>
+        <w:t>Not</w:t>
+      </w:r>
+      <w:proofErr w:type="spellEnd"/>
+      <w:r>
+        <w:rPr>
+          <w:rFonts w:cs="Times New Roman"/>
+        </w:rPr>
+        <w:t xml:space="preserve"> </w:t>
+      </w:r>
+      <w:proofErr w:type="spellStart"/>
+      <w:r>
+        <w:rPr>
+          <w:rFonts w:cs="Times New Roman"/>
+        </w:rPr>
+        <w:t>Null</w:t>
+      </w:r>
+      <w:proofErr w:type="spellEnd"/>
+      <w:r>
+        <w:rPr>
+          <w:rFonts w:cs="Times New Roman"/>
+        </w:rPr>
+        <w:t>), é o identificador do produto;</w:t>
       </w:r>
     </w:p>
     <w:p>
@@ -3170,13 +5121,23 @@
           <w:rFonts w:cs="Times New Roman"/>
         </w:rPr>
       </w:pPr>
-      <w:r>
-        <w:rPr>
-          <w:rFonts w:cs="Times New Roman"/>
-          <w:b/>
-          <w:bCs/>
-        </w:rPr>
-        <w:t xml:space="preserve">uso_empilhadeira </w:t>
+      <w:proofErr w:type="spellStart"/>
+      <w:r>
+        <w:rPr>
+          <w:rFonts w:cs="Times New Roman"/>
+          <w:b/>
+          <w:bCs/>
+        </w:rPr>
+        <w:t>uso_empilhadeira</w:t>
+      </w:r>
+      <w:proofErr w:type="spellEnd"/>
+      <w:r>
+        <w:rPr>
+          <w:rFonts w:cs="Times New Roman"/>
+          <w:b/>
+          <w:bCs/>
+        </w:rPr>
+        <w:t xml:space="preserve"> </w:t>
       </w:r>
       <w:r>
         <w:rPr>
@@ -3206,7 +5167,49 @@
         <w:rPr>
           <w:rFonts w:cs="Times New Roman"/>
         </w:rPr>
-        <w:t>(INT, Primary Key, Auto Increment, Not Null), é o identificador da tabela uso;</w:t>
+        <w:t xml:space="preserve">(INT, Primary Key, Auto </w:t>
+      </w:r>
+      <w:proofErr w:type="spellStart"/>
+      <w:r>
+        <w:rPr>
+          <w:rFonts w:cs="Times New Roman"/>
+        </w:rPr>
+        <w:t>Increment</w:t>
+      </w:r>
+      <w:proofErr w:type="spellEnd"/>
+      <w:r>
+        <w:rPr>
+          <w:rFonts w:cs="Times New Roman"/>
+        </w:rPr>
+        <w:t xml:space="preserve">, </w:t>
+      </w:r>
+      <w:proofErr w:type="spellStart"/>
+      <w:r>
+        <w:rPr>
+          <w:rFonts w:cs="Times New Roman"/>
+        </w:rPr>
+        <w:t>Not</w:t>
+      </w:r>
+      <w:proofErr w:type="spellEnd"/>
+      <w:r>
+        <w:rPr>
+          <w:rFonts w:cs="Times New Roman"/>
+        </w:rPr>
+        <w:t xml:space="preserve"> </w:t>
+      </w:r>
+      <w:proofErr w:type="spellStart"/>
+      <w:r>
+        <w:rPr>
+          <w:rFonts w:cs="Times New Roman"/>
+        </w:rPr>
+        <w:t>Null</w:t>
+      </w:r>
+      <w:proofErr w:type="spellEnd"/>
+      <w:r>
+        <w:rPr>
+          <w:rFonts w:cs="Times New Roman"/>
+        </w:rPr>
+        <w:t>), é o identificador da tabela uso;</w:t>
       </w:r>
     </w:p>
     <w:p>
@@ -3218,6 +5221,7 @@
           <w:rFonts w:cs="Times New Roman"/>
         </w:rPr>
       </w:pPr>
+      <w:proofErr w:type="spellStart"/>
       <w:r>
         <w:rPr>
           <w:rFonts w:cs="Times New Roman"/>
@@ -3227,11 +5231,40 @@
         <w:lastRenderedPageBreak/>
         <w:t>uso_empilhadeira_datahora</w:t>
       </w:r>
-      <w:r>
-        <w:rPr>
-          <w:rFonts w:cs="Times New Roman"/>
-        </w:rPr>
-        <w:t>(DATETIME, Not Null), é a data e a hora em que a empilhadeira foi utilizada;</w:t>
+      <w:proofErr w:type="spellEnd"/>
+      <w:r>
+        <w:rPr>
+          <w:rFonts w:cs="Times New Roman"/>
+        </w:rPr>
+        <w:t xml:space="preserve">(DATETIME, </w:t>
+      </w:r>
+      <w:proofErr w:type="spellStart"/>
+      <w:r>
+        <w:rPr>
+          <w:rFonts w:cs="Times New Roman"/>
+        </w:rPr>
+        <w:t>Not</w:t>
+      </w:r>
+      <w:proofErr w:type="spellEnd"/>
+      <w:r>
+        <w:rPr>
+          <w:rFonts w:cs="Times New Roman"/>
+        </w:rPr>
+        <w:t xml:space="preserve"> </w:t>
+      </w:r>
+      <w:proofErr w:type="spellStart"/>
+      <w:r>
+        <w:rPr>
+          <w:rFonts w:cs="Times New Roman"/>
+        </w:rPr>
+        <w:t>Null</w:t>
+      </w:r>
+      <w:proofErr w:type="spellEnd"/>
+      <w:r>
+        <w:rPr>
+          <w:rFonts w:cs="Times New Roman"/>
+        </w:rPr>
+        <w:t>), é a data e a hora em que a empilhadeira foi utilizada;</w:t>
       </w:r>
     </w:p>
     <w:p>
@@ -3243,19 +5276,85 @@
           <w:rFonts w:cs="Times New Roman"/>
         </w:rPr>
       </w:pPr>
-      <w:r>
-        <w:rPr>
-          <w:rFonts w:cs="Times New Roman"/>
-          <w:b/>
-          <w:bCs/>
-        </w:rPr>
-        <w:t xml:space="preserve">funcionario_id </w:t>
-      </w:r>
-      <w:r>
-        <w:rPr>
-          <w:rFonts w:cs="Times New Roman"/>
-        </w:rPr>
-        <w:t>(INT, Foreign Key, Not Null), é o identificador do funcionario que está operando a empilhadeira;</w:t>
+      <w:proofErr w:type="spellStart"/>
+      <w:r>
+        <w:rPr>
+          <w:rFonts w:cs="Times New Roman"/>
+          <w:b/>
+          <w:bCs/>
+        </w:rPr>
+        <w:t>funcionario_id</w:t>
+      </w:r>
+      <w:proofErr w:type="spellEnd"/>
+      <w:r>
+        <w:rPr>
+          <w:rFonts w:cs="Times New Roman"/>
+          <w:b/>
+          <w:bCs/>
+        </w:rPr>
+        <w:t xml:space="preserve"> </w:t>
+      </w:r>
+      <w:r>
+        <w:rPr>
+          <w:rFonts w:cs="Times New Roman"/>
+        </w:rPr>
+        <w:t xml:space="preserve">(INT, </w:t>
+      </w:r>
+      <w:proofErr w:type="spellStart"/>
+      <w:r>
+        <w:rPr>
+          <w:rFonts w:cs="Times New Roman"/>
+        </w:rPr>
+        <w:t>Foreign</w:t>
+      </w:r>
+      <w:proofErr w:type="spellEnd"/>
+      <w:r>
+        <w:rPr>
+          <w:rFonts w:cs="Times New Roman"/>
+        </w:rPr>
+        <w:t xml:space="preserve"> Key, </w:t>
+      </w:r>
+      <w:proofErr w:type="spellStart"/>
+      <w:r>
+        <w:rPr>
+          <w:rFonts w:cs="Times New Roman"/>
+        </w:rPr>
+        <w:t>Not</w:t>
+      </w:r>
+      <w:proofErr w:type="spellEnd"/>
+      <w:r>
+        <w:rPr>
+          <w:rFonts w:cs="Times New Roman"/>
+        </w:rPr>
+        <w:t xml:space="preserve"> </w:t>
+      </w:r>
+      <w:proofErr w:type="spellStart"/>
+      <w:r>
+        <w:rPr>
+          <w:rFonts w:cs="Times New Roman"/>
+        </w:rPr>
+        <w:t>Null</w:t>
+      </w:r>
+      <w:proofErr w:type="spellEnd"/>
+      <w:r>
+        <w:rPr>
+          <w:rFonts w:cs="Times New Roman"/>
+        </w:rPr>
+        <w:t xml:space="preserve">), é o identificador do </w:t>
+      </w:r>
+      <w:proofErr w:type="spellStart"/>
+      <w:r>
+        <w:rPr>
+          <w:rFonts w:cs="Times New Roman"/>
+        </w:rPr>
+        <w:t>funcionario</w:t>
+      </w:r>
+      <w:proofErr w:type="spellEnd"/>
+      <w:r>
+        <w:rPr>
+          <w:rFonts w:cs="Times New Roman"/>
+        </w:rPr>
+        <w:t xml:space="preserve"> que está operando a empilhadeira;</w:t>
       </w:r>
     </w:p>
     <w:p>
@@ -3267,19 +5366,71 @@
           <w:rFonts w:cs="Times New Roman"/>
         </w:rPr>
       </w:pPr>
-      <w:r>
-        <w:rPr>
-          <w:rFonts w:cs="Times New Roman"/>
-          <w:b/>
-          <w:bCs/>
-        </w:rPr>
-        <w:t xml:space="preserve">empilhadeira_id </w:t>
-      </w:r>
-      <w:r>
-        <w:rPr>
-          <w:rFonts w:cs="Times New Roman"/>
-        </w:rPr>
-        <w:t>(INT, Foreign Key, Not Null), é o identificador da empilhadeira que está sendo utilizada;</w:t>
+      <w:proofErr w:type="spellStart"/>
+      <w:r>
+        <w:rPr>
+          <w:rFonts w:cs="Times New Roman"/>
+          <w:b/>
+          <w:bCs/>
+        </w:rPr>
+        <w:t>empilhadeira_id</w:t>
+      </w:r>
+      <w:proofErr w:type="spellEnd"/>
+      <w:r>
+        <w:rPr>
+          <w:rFonts w:cs="Times New Roman"/>
+          <w:b/>
+          <w:bCs/>
+        </w:rPr>
+        <w:t xml:space="preserve"> </w:t>
+      </w:r>
+      <w:r>
+        <w:rPr>
+          <w:rFonts w:cs="Times New Roman"/>
+        </w:rPr>
+        <w:t xml:space="preserve">(INT, </w:t>
+      </w:r>
+      <w:proofErr w:type="spellStart"/>
+      <w:r>
+        <w:rPr>
+          <w:rFonts w:cs="Times New Roman"/>
+        </w:rPr>
+        <w:t>Foreign</w:t>
+      </w:r>
+      <w:proofErr w:type="spellEnd"/>
+      <w:r>
+        <w:rPr>
+          <w:rFonts w:cs="Times New Roman"/>
+        </w:rPr>
+        <w:t xml:space="preserve"> Key, </w:t>
+      </w:r>
+      <w:proofErr w:type="spellStart"/>
+      <w:r>
+        <w:rPr>
+          <w:rFonts w:cs="Times New Roman"/>
+        </w:rPr>
+        <w:t>Not</w:t>
+      </w:r>
+      <w:proofErr w:type="spellEnd"/>
+      <w:r>
+        <w:rPr>
+          <w:rFonts w:cs="Times New Roman"/>
+        </w:rPr>
+        <w:t xml:space="preserve"> </w:t>
+      </w:r>
+      <w:proofErr w:type="spellStart"/>
+      <w:r>
+        <w:rPr>
+          <w:rFonts w:cs="Times New Roman"/>
+        </w:rPr>
+        <w:t>Null</w:t>
+      </w:r>
+      <w:proofErr w:type="spellEnd"/>
+      <w:r>
+        <w:rPr>
+          <w:rFonts w:cs="Times New Roman"/>
+        </w:rPr>
+        <w:t>), é o identificador da empilhadeira que está sendo utilizada;</w:t>
       </w:r>
     </w:p>
     <w:p>
@@ -3303,13 +5454,23 @@
           <w:rFonts w:cs="Times New Roman"/>
         </w:rPr>
       </w:pPr>
-      <w:r>
-        <w:rPr>
-          <w:rFonts w:cs="Times New Roman"/>
-          <w:b/>
-          <w:bCs/>
-        </w:rPr>
-        <w:t xml:space="preserve">pedido_entrada </w:t>
+      <w:proofErr w:type="spellStart"/>
+      <w:r>
+        <w:rPr>
+          <w:rFonts w:cs="Times New Roman"/>
+          <w:b/>
+          <w:bCs/>
+        </w:rPr>
+        <w:t>pedido_entrada</w:t>
+      </w:r>
+      <w:proofErr w:type="spellEnd"/>
+      <w:r>
+        <w:rPr>
+          <w:rFonts w:cs="Times New Roman"/>
+          <w:b/>
+          <w:bCs/>
+        </w:rPr>
+        <w:t xml:space="preserve"> </w:t>
       </w:r>
       <w:r>
         <w:rPr>
@@ -3339,7 +5500,63 @@
         <w:rPr>
           <w:rFonts w:cs="Times New Roman"/>
         </w:rPr>
-        <w:t>(INT, Primary Key, Auto Increment, Not Null), é o identificador da tabela pedido_entrada;</w:t>
+        <w:t xml:space="preserve">(INT, Primary Key, Auto </w:t>
+      </w:r>
+      <w:proofErr w:type="spellStart"/>
+      <w:r>
+        <w:rPr>
+          <w:rFonts w:cs="Times New Roman"/>
+        </w:rPr>
+        <w:t>Increment</w:t>
+      </w:r>
+      <w:proofErr w:type="spellEnd"/>
+      <w:r>
+        <w:rPr>
+          <w:rFonts w:cs="Times New Roman"/>
+        </w:rPr>
+        <w:t xml:space="preserve">, </w:t>
+      </w:r>
+      <w:proofErr w:type="spellStart"/>
+      <w:r>
+        <w:rPr>
+          <w:rFonts w:cs="Times New Roman"/>
+        </w:rPr>
+        <w:t>Not</w:t>
+      </w:r>
+      <w:proofErr w:type="spellEnd"/>
+      <w:r>
+        <w:rPr>
+          <w:rFonts w:cs="Times New Roman"/>
+        </w:rPr>
+        <w:t xml:space="preserve"> </w:t>
+      </w:r>
+      <w:proofErr w:type="spellStart"/>
+      <w:r>
+        <w:rPr>
+          <w:rFonts w:cs="Times New Roman"/>
+        </w:rPr>
+        <w:t>Null</w:t>
+      </w:r>
+      <w:proofErr w:type="spellEnd"/>
+      <w:r>
+        <w:rPr>
+          <w:rFonts w:cs="Times New Roman"/>
+        </w:rPr>
+        <w:t xml:space="preserve">), é o identificador da tabela </w:t>
+      </w:r>
+      <w:proofErr w:type="spellStart"/>
+      <w:r>
+        <w:rPr>
+          <w:rFonts w:cs="Times New Roman"/>
+        </w:rPr>
+        <w:t>pedido_entrada</w:t>
+      </w:r>
+      <w:proofErr w:type="spellEnd"/>
+      <w:r>
+        <w:rPr>
+          <w:rFonts w:cs="Times New Roman"/>
+        </w:rPr>
+        <w:t>;</w:t>
       </w:r>
     </w:p>
     <w:p>
@@ -3351,19 +5568,57 @@
           <w:rFonts w:cs="Times New Roman"/>
         </w:rPr>
       </w:pPr>
-      <w:r>
-        <w:rPr>
-          <w:rFonts w:cs="Times New Roman"/>
-          <w:b/>
-          <w:bCs/>
-        </w:rPr>
-        <w:t xml:space="preserve">status_pedido_entrada </w:t>
-      </w:r>
-      <w:r>
-        <w:rPr>
-          <w:rFonts w:cs="Times New Roman"/>
-        </w:rPr>
-        <w:t>(VARCHAR (10), Not Null), é o status da movimentação;</w:t>
+      <w:proofErr w:type="spellStart"/>
+      <w:r>
+        <w:rPr>
+          <w:rFonts w:cs="Times New Roman"/>
+          <w:b/>
+          <w:bCs/>
+        </w:rPr>
+        <w:t>status_pedido_entrada</w:t>
+      </w:r>
+      <w:proofErr w:type="spellEnd"/>
+      <w:r>
+        <w:rPr>
+          <w:rFonts w:cs="Times New Roman"/>
+          <w:b/>
+          <w:bCs/>
+        </w:rPr>
+        <w:t xml:space="preserve"> </w:t>
+      </w:r>
+      <w:r>
+        <w:rPr>
+          <w:rFonts w:cs="Times New Roman"/>
+        </w:rPr>
+        <w:t xml:space="preserve">(VARCHAR (10), </w:t>
+      </w:r>
+      <w:proofErr w:type="spellStart"/>
+      <w:r>
+        <w:rPr>
+          <w:rFonts w:cs="Times New Roman"/>
+        </w:rPr>
+        <w:t>Not</w:t>
+      </w:r>
+      <w:proofErr w:type="spellEnd"/>
+      <w:r>
+        <w:rPr>
+          <w:rFonts w:cs="Times New Roman"/>
+        </w:rPr>
+        <w:t xml:space="preserve"> </w:t>
+      </w:r>
+      <w:proofErr w:type="spellStart"/>
+      <w:r>
+        <w:rPr>
+          <w:rFonts w:cs="Times New Roman"/>
+        </w:rPr>
+        <w:t>Null</w:t>
+      </w:r>
+      <w:proofErr w:type="spellEnd"/>
+      <w:r>
+        <w:rPr>
+          <w:rFonts w:cs="Times New Roman"/>
+        </w:rPr>
+        <w:t>), é o status da movimentação;</w:t>
       </w:r>
     </w:p>
     <w:p>
@@ -3375,6 +5630,7 @@
           <w:rFonts w:cs="Times New Roman"/>
         </w:rPr>
       </w:pPr>
+      <w:proofErr w:type="spellStart"/>
       <w:r>
         <w:rPr>
           <w:rFonts w:cs="Times New Roman"/>
@@ -3383,11 +5639,54 @@
         </w:rPr>
         <w:t>fornecedor_id</w:t>
       </w:r>
-      <w:r>
-        <w:rPr>
-          <w:rFonts w:cs="Times New Roman"/>
-        </w:rPr>
-        <w:t>(INT, Foreign Key, Not Null), é o identificador do fornecedor que está fornecendo as peças.</w:t>
+      <w:proofErr w:type="spellEnd"/>
+      <w:r>
+        <w:rPr>
+          <w:rFonts w:cs="Times New Roman"/>
+        </w:rPr>
+        <w:t xml:space="preserve">(INT, </w:t>
+      </w:r>
+      <w:proofErr w:type="spellStart"/>
+      <w:r>
+        <w:rPr>
+          <w:rFonts w:cs="Times New Roman"/>
+        </w:rPr>
+        <w:t>Foreign</w:t>
+      </w:r>
+      <w:proofErr w:type="spellEnd"/>
+      <w:r>
+        <w:rPr>
+          <w:rFonts w:cs="Times New Roman"/>
+        </w:rPr>
+        <w:t xml:space="preserve"> Key, </w:t>
+      </w:r>
+      <w:proofErr w:type="spellStart"/>
+      <w:r>
+        <w:rPr>
+          <w:rFonts w:cs="Times New Roman"/>
+        </w:rPr>
+        <w:t>Not</w:t>
+      </w:r>
+      <w:proofErr w:type="spellEnd"/>
+      <w:r>
+        <w:rPr>
+          <w:rFonts w:cs="Times New Roman"/>
+        </w:rPr>
+        <w:t xml:space="preserve"> </w:t>
+      </w:r>
+      <w:proofErr w:type="spellStart"/>
+      <w:r>
+        <w:rPr>
+          <w:rFonts w:cs="Times New Roman"/>
+        </w:rPr>
+        <w:t>Null</w:t>
+      </w:r>
+      <w:proofErr w:type="spellEnd"/>
+      <w:r>
+        <w:rPr>
+          <w:rFonts w:cs="Times New Roman"/>
+        </w:rPr>
+        <w:t>), é o identificador do fornecedor que está fornecendo as peças.</w:t>
       </w:r>
     </w:p>
     <w:p>
@@ -3412,13 +5711,23 @@
           <w:rFonts w:cs="Times New Roman"/>
         </w:rPr>
       </w:pPr>
-      <w:r>
-        <w:rPr>
-          <w:rFonts w:cs="Times New Roman"/>
-          <w:b/>
-          <w:bCs/>
-        </w:rPr>
-        <w:t xml:space="preserve">detalhe_entrada </w:t>
+      <w:proofErr w:type="spellStart"/>
+      <w:r>
+        <w:rPr>
+          <w:rFonts w:cs="Times New Roman"/>
+          <w:b/>
+          <w:bCs/>
+        </w:rPr>
+        <w:t>detalhe_entrada</w:t>
+      </w:r>
+      <w:proofErr w:type="spellEnd"/>
+      <w:r>
+        <w:rPr>
+          <w:rFonts w:cs="Times New Roman"/>
+          <w:b/>
+          <w:bCs/>
+        </w:rPr>
+        <w:t xml:space="preserve"> </w:t>
       </w:r>
       <w:r>
         <w:rPr>
@@ -3448,7 +5757,63 @@
         <w:rPr>
           <w:rFonts w:cs="Times New Roman"/>
         </w:rPr>
-        <w:t>(INT, Primary Key, Auto Increment, Not Null), é o identificador da tabela pedido_entrada;</w:t>
+        <w:t xml:space="preserve">(INT, Primary Key, Auto </w:t>
+      </w:r>
+      <w:proofErr w:type="spellStart"/>
+      <w:r>
+        <w:rPr>
+          <w:rFonts w:cs="Times New Roman"/>
+        </w:rPr>
+        <w:t>Increment</w:t>
+      </w:r>
+      <w:proofErr w:type="spellEnd"/>
+      <w:r>
+        <w:rPr>
+          <w:rFonts w:cs="Times New Roman"/>
+        </w:rPr>
+        <w:t xml:space="preserve">, </w:t>
+      </w:r>
+      <w:proofErr w:type="spellStart"/>
+      <w:r>
+        <w:rPr>
+          <w:rFonts w:cs="Times New Roman"/>
+        </w:rPr>
+        <w:t>Not</w:t>
+      </w:r>
+      <w:proofErr w:type="spellEnd"/>
+      <w:r>
+        <w:rPr>
+          <w:rFonts w:cs="Times New Roman"/>
+        </w:rPr>
+        <w:t xml:space="preserve"> </w:t>
+      </w:r>
+      <w:proofErr w:type="spellStart"/>
+      <w:r>
+        <w:rPr>
+          <w:rFonts w:cs="Times New Roman"/>
+        </w:rPr>
+        <w:t>Null</w:t>
+      </w:r>
+      <w:proofErr w:type="spellEnd"/>
+      <w:r>
+        <w:rPr>
+          <w:rFonts w:cs="Times New Roman"/>
+        </w:rPr>
+        <w:t xml:space="preserve">), é o identificador da tabela </w:t>
+      </w:r>
+      <w:proofErr w:type="spellStart"/>
+      <w:r>
+        <w:rPr>
+          <w:rFonts w:cs="Times New Roman"/>
+        </w:rPr>
+        <w:t>pedido_entrada</w:t>
+      </w:r>
+      <w:proofErr w:type="spellEnd"/>
+      <w:r>
+        <w:rPr>
+          <w:rFonts w:cs="Times New Roman"/>
+        </w:rPr>
+        <w:t>;</w:t>
       </w:r>
     </w:p>
     <w:p>
@@ -3460,6 +5825,7 @@
           <w:rFonts w:cs="Times New Roman"/>
         </w:rPr>
       </w:pPr>
+      <w:proofErr w:type="spellStart"/>
       <w:r>
         <w:rPr>
           <w:rFonts w:cs="Times New Roman"/>
@@ -3468,11 +5834,40 @@
         </w:rPr>
         <w:t>detalhe_entrada_quantidade</w:t>
       </w:r>
-      <w:r>
-        <w:rPr>
-          <w:rFonts w:cs="Times New Roman"/>
-        </w:rPr>
-        <w:t>(INT, Not Null), é a quantidade dos produtos do pedido</w:t>
+      <w:proofErr w:type="spellEnd"/>
+      <w:r>
+        <w:rPr>
+          <w:rFonts w:cs="Times New Roman"/>
+        </w:rPr>
+        <w:t xml:space="preserve">(INT, </w:t>
+      </w:r>
+      <w:proofErr w:type="spellStart"/>
+      <w:r>
+        <w:rPr>
+          <w:rFonts w:cs="Times New Roman"/>
+        </w:rPr>
+        <w:t>Not</w:t>
+      </w:r>
+      <w:proofErr w:type="spellEnd"/>
+      <w:r>
+        <w:rPr>
+          <w:rFonts w:cs="Times New Roman"/>
+        </w:rPr>
+        <w:t xml:space="preserve"> </w:t>
+      </w:r>
+      <w:proofErr w:type="spellStart"/>
+      <w:r>
+        <w:rPr>
+          <w:rFonts w:cs="Times New Roman"/>
+        </w:rPr>
+        <w:t>Null</w:t>
+      </w:r>
+      <w:proofErr w:type="spellEnd"/>
+      <w:r>
+        <w:rPr>
+          <w:rFonts w:cs="Times New Roman"/>
+        </w:rPr>
+        <w:t>), é a quantidade dos produtos do pedido</w:t>
       </w:r>
     </w:p>
     <w:p>
@@ -3484,6 +5879,7 @@
           <w:rFonts w:cs="Times New Roman"/>
         </w:rPr>
       </w:pPr>
+      <w:proofErr w:type="spellStart"/>
       <w:r>
         <w:rPr>
           <w:rFonts w:cs="Times New Roman"/>
@@ -3492,11 +5888,54 @@
         </w:rPr>
         <w:t>estoque_id</w:t>
       </w:r>
-      <w:r>
-        <w:rPr>
-          <w:rFonts w:cs="Times New Roman"/>
-        </w:rPr>
-        <w:t>(INT, Foreign Key, Not Null), é o identificador do estoque daqueles produtos;</w:t>
+      <w:proofErr w:type="spellEnd"/>
+      <w:r>
+        <w:rPr>
+          <w:rFonts w:cs="Times New Roman"/>
+        </w:rPr>
+        <w:t xml:space="preserve">(INT, </w:t>
+      </w:r>
+      <w:proofErr w:type="spellStart"/>
+      <w:r>
+        <w:rPr>
+          <w:rFonts w:cs="Times New Roman"/>
+        </w:rPr>
+        <w:t>Foreign</w:t>
+      </w:r>
+      <w:proofErr w:type="spellEnd"/>
+      <w:r>
+        <w:rPr>
+          <w:rFonts w:cs="Times New Roman"/>
+        </w:rPr>
+        <w:t xml:space="preserve"> Key, </w:t>
+      </w:r>
+      <w:proofErr w:type="spellStart"/>
+      <w:r>
+        <w:rPr>
+          <w:rFonts w:cs="Times New Roman"/>
+        </w:rPr>
+        <w:t>Not</w:t>
+      </w:r>
+      <w:proofErr w:type="spellEnd"/>
+      <w:r>
+        <w:rPr>
+          <w:rFonts w:cs="Times New Roman"/>
+        </w:rPr>
+        <w:t xml:space="preserve"> </w:t>
+      </w:r>
+      <w:proofErr w:type="spellStart"/>
+      <w:r>
+        <w:rPr>
+          <w:rFonts w:cs="Times New Roman"/>
+        </w:rPr>
+        <w:t>Null</w:t>
+      </w:r>
+      <w:proofErr w:type="spellEnd"/>
+      <w:r>
+        <w:rPr>
+          <w:rFonts w:cs="Times New Roman"/>
+        </w:rPr>
+        <w:t>), é o identificador do estoque daqueles produtos;</w:t>
       </w:r>
     </w:p>
     <w:p>
@@ -3508,6 +5947,7 @@
           <w:rFonts w:cs="Times New Roman"/>
         </w:rPr>
       </w:pPr>
+      <w:proofErr w:type="spellStart"/>
       <w:r>
         <w:rPr>
           <w:rFonts w:cs="Times New Roman"/>
@@ -3516,11 +5956,40 @@
         </w:rPr>
         <w:t>pedido_entrada_id</w:t>
       </w:r>
-      <w:r>
-        <w:rPr>
-          <w:rFonts w:cs="Times New Roman"/>
-        </w:rPr>
-        <w:t>(INT, Primary Key, Not Null), é o identificador do pedido em questão.</w:t>
+      <w:proofErr w:type="spellEnd"/>
+      <w:r>
+        <w:rPr>
+          <w:rFonts w:cs="Times New Roman"/>
+        </w:rPr>
+        <w:t xml:space="preserve">(INT, Primary Key, </w:t>
+      </w:r>
+      <w:proofErr w:type="spellStart"/>
+      <w:r>
+        <w:rPr>
+          <w:rFonts w:cs="Times New Roman"/>
+        </w:rPr>
+        <w:t>Not</w:t>
+      </w:r>
+      <w:proofErr w:type="spellEnd"/>
+      <w:r>
+        <w:rPr>
+          <w:rFonts w:cs="Times New Roman"/>
+        </w:rPr>
+        <w:t xml:space="preserve"> </w:t>
+      </w:r>
+      <w:proofErr w:type="spellStart"/>
+      <w:r>
+        <w:rPr>
+          <w:rFonts w:cs="Times New Roman"/>
+        </w:rPr>
+        <w:t>Null</w:t>
+      </w:r>
+      <w:proofErr w:type="spellEnd"/>
+      <w:r>
+        <w:rPr>
+          <w:rFonts w:cs="Times New Roman"/>
+        </w:rPr>
+        <w:t>), é o identificador do pedido em questão.</w:t>
       </w:r>
     </w:p>
     <w:p>
@@ -3545,13 +6014,23 @@
           <w:rFonts w:cs="Times New Roman"/>
         </w:rPr>
       </w:pPr>
-      <w:r>
-        <w:rPr>
-          <w:rFonts w:cs="Times New Roman"/>
-          <w:b/>
-          <w:bCs/>
-        </w:rPr>
-        <w:t xml:space="preserve">movimentacao_entrada </w:t>
+      <w:proofErr w:type="spellStart"/>
+      <w:r>
+        <w:rPr>
+          <w:rFonts w:cs="Times New Roman"/>
+          <w:b/>
+          <w:bCs/>
+        </w:rPr>
+        <w:t>movimentacao_entrada</w:t>
+      </w:r>
+      <w:proofErr w:type="spellEnd"/>
+      <w:r>
+        <w:rPr>
+          <w:rFonts w:cs="Times New Roman"/>
+          <w:b/>
+          <w:bCs/>
+        </w:rPr>
+        <w:t xml:space="preserve"> </w:t>
       </w:r>
       <w:r>
         <w:rPr>
@@ -3581,7 +6060,49 @@
         <w:rPr>
           <w:rFonts w:cs="Times New Roman"/>
         </w:rPr>
-        <w:t>(INT, Primary Key, Auto Increment, Not Null), é o identificador da tabela de movimentação de entrada;</w:t>
+        <w:t xml:space="preserve">(INT, Primary Key, Auto </w:t>
+      </w:r>
+      <w:proofErr w:type="spellStart"/>
+      <w:r>
+        <w:rPr>
+          <w:rFonts w:cs="Times New Roman"/>
+        </w:rPr>
+        <w:t>Increment</w:t>
+      </w:r>
+      <w:proofErr w:type="spellEnd"/>
+      <w:r>
+        <w:rPr>
+          <w:rFonts w:cs="Times New Roman"/>
+        </w:rPr>
+        <w:t xml:space="preserve">, </w:t>
+      </w:r>
+      <w:proofErr w:type="spellStart"/>
+      <w:r>
+        <w:rPr>
+          <w:rFonts w:cs="Times New Roman"/>
+        </w:rPr>
+        <w:t>Not</w:t>
+      </w:r>
+      <w:proofErr w:type="spellEnd"/>
+      <w:r>
+        <w:rPr>
+          <w:rFonts w:cs="Times New Roman"/>
+        </w:rPr>
+        <w:t xml:space="preserve"> </w:t>
+      </w:r>
+      <w:proofErr w:type="spellStart"/>
+      <w:r>
+        <w:rPr>
+          <w:rFonts w:cs="Times New Roman"/>
+        </w:rPr>
+        <w:t>Null</w:t>
+      </w:r>
+      <w:proofErr w:type="spellEnd"/>
+      <w:r>
+        <w:rPr>
+          <w:rFonts w:cs="Times New Roman"/>
+        </w:rPr>
+        <w:t>), é o identificador da tabela de movimentação de entrada;</w:t>
       </w:r>
     </w:p>
     <w:p>
@@ -3593,6 +6114,7 @@
           <w:rFonts w:cs="Times New Roman"/>
         </w:rPr>
       </w:pPr>
+      <w:proofErr w:type="spellStart"/>
       <w:r>
         <w:rPr>
           <w:rFonts w:cs="Times New Roman"/>
@@ -3601,11 +6123,40 @@
         </w:rPr>
         <w:t>datahora_movimentacao_entrada</w:t>
       </w:r>
-      <w:r>
-        <w:rPr>
-          <w:rFonts w:cs="Times New Roman"/>
-        </w:rPr>
-        <w:t xml:space="preserve"> (DATETIME, Not Null),</w:t>
+      <w:proofErr w:type="spellEnd"/>
+      <w:r>
+        <w:rPr>
+          <w:rFonts w:cs="Times New Roman"/>
+        </w:rPr>
+        <w:t xml:space="preserve"> (DATETIME, </w:t>
+      </w:r>
+      <w:proofErr w:type="spellStart"/>
+      <w:r>
+        <w:rPr>
+          <w:rFonts w:cs="Times New Roman"/>
+        </w:rPr>
+        <w:t>Not</w:t>
+      </w:r>
+      <w:proofErr w:type="spellEnd"/>
+      <w:r>
+        <w:rPr>
+          <w:rFonts w:cs="Times New Roman"/>
+        </w:rPr>
+        <w:t xml:space="preserve"> </w:t>
+      </w:r>
+      <w:proofErr w:type="spellStart"/>
+      <w:r>
+        <w:rPr>
+          <w:rFonts w:cs="Times New Roman"/>
+        </w:rPr>
+        <w:t>Null</w:t>
+      </w:r>
+      <w:proofErr w:type="spellEnd"/>
+      <w:r>
+        <w:rPr>
+          <w:rFonts w:cs="Times New Roman"/>
+        </w:rPr>
+        <w:t>),</w:t>
       </w:r>
     </w:p>
     <w:p>
@@ -3633,6 +6184,7 @@
           <w:rFonts w:cs="Times New Roman"/>
         </w:rPr>
       </w:pPr>
+      <w:proofErr w:type="spellStart"/>
       <w:r>
         <w:rPr>
           <w:rFonts w:cs="Times New Roman"/>
@@ -3641,11 +6193,54 @@
         </w:rPr>
         <w:t>detalhe_entrada_id</w:t>
       </w:r>
-      <w:r>
-        <w:rPr>
-          <w:rFonts w:cs="Times New Roman"/>
-        </w:rPr>
-        <w:t>(INT, Foreign Key, Not Null), é o identificador das quantidades e dos produtos relacionados àquela movimentação;</w:t>
+      <w:proofErr w:type="spellEnd"/>
+      <w:r>
+        <w:rPr>
+          <w:rFonts w:cs="Times New Roman"/>
+        </w:rPr>
+        <w:t xml:space="preserve">(INT, </w:t>
+      </w:r>
+      <w:proofErr w:type="spellStart"/>
+      <w:r>
+        <w:rPr>
+          <w:rFonts w:cs="Times New Roman"/>
+        </w:rPr>
+        <w:t>Foreign</w:t>
+      </w:r>
+      <w:proofErr w:type="spellEnd"/>
+      <w:r>
+        <w:rPr>
+          <w:rFonts w:cs="Times New Roman"/>
+        </w:rPr>
+        <w:t xml:space="preserve"> Key, </w:t>
+      </w:r>
+      <w:proofErr w:type="spellStart"/>
+      <w:r>
+        <w:rPr>
+          <w:rFonts w:cs="Times New Roman"/>
+        </w:rPr>
+        <w:t>Not</w:t>
+      </w:r>
+      <w:proofErr w:type="spellEnd"/>
+      <w:r>
+        <w:rPr>
+          <w:rFonts w:cs="Times New Roman"/>
+        </w:rPr>
+        <w:t xml:space="preserve"> </w:t>
+      </w:r>
+      <w:proofErr w:type="spellStart"/>
+      <w:r>
+        <w:rPr>
+          <w:rFonts w:cs="Times New Roman"/>
+        </w:rPr>
+        <w:t>Null</w:t>
+      </w:r>
+      <w:proofErr w:type="spellEnd"/>
+      <w:r>
+        <w:rPr>
+          <w:rFonts w:cs="Times New Roman"/>
+        </w:rPr>
+        <w:t>), é o identificador das quantidades e dos produtos relacionados àquela movimentação;</w:t>
       </w:r>
     </w:p>
     <w:p>
@@ -3657,6 +6252,7 @@
           <w:rFonts w:cs="Times New Roman"/>
         </w:rPr>
       </w:pPr>
+      <w:proofErr w:type="spellStart"/>
       <w:r>
         <w:rPr>
           <w:rFonts w:cs="Times New Roman"/>
@@ -3666,11 +6262,54 @@
         <w:lastRenderedPageBreak/>
         <w:t>detalhe_entrada_pedido_entrada_id</w:t>
       </w:r>
-      <w:r>
-        <w:rPr>
-          <w:rFonts w:cs="Times New Roman"/>
-        </w:rPr>
-        <w:t>(INT, Foreign Key, Not Null), é o identificador das quantidades e dos produtos relacionados àquela movimentação.</w:t>
+      <w:proofErr w:type="spellEnd"/>
+      <w:r>
+        <w:rPr>
+          <w:rFonts w:cs="Times New Roman"/>
+        </w:rPr>
+        <w:t xml:space="preserve">(INT, </w:t>
+      </w:r>
+      <w:proofErr w:type="spellStart"/>
+      <w:r>
+        <w:rPr>
+          <w:rFonts w:cs="Times New Roman"/>
+        </w:rPr>
+        <w:t>Foreign</w:t>
+      </w:r>
+      <w:proofErr w:type="spellEnd"/>
+      <w:r>
+        <w:rPr>
+          <w:rFonts w:cs="Times New Roman"/>
+        </w:rPr>
+        <w:t xml:space="preserve"> Key, </w:t>
+      </w:r>
+      <w:proofErr w:type="spellStart"/>
+      <w:r>
+        <w:rPr>
+          <w:rFonts w:cs="Times New Roman"/>
+        </w:rPr>
+        <w:t>Not</w:t>
+      </w:r>
+      <w:proofErr w:type="spellEnd"/>
+      <w:r>
+        <w:rPr>
+          <w:rFonts w:cs="Times New Roman"/>
+        </w:rPr>
+        <w:t xml:space="preserve"> </w:t>
+      </w:r>
+      <w:proofErr w:type="spellStart"/>
+      <w:r>
+        <w:rPr>
+          <w:rFonts w:cs="Times New Roman"/>
+        </w:rPr>
+        <w:t>Null</w:t>
+      </w:r>
+      <w:proofErr w:type="spellEnd"/>
+      <w:r>
+        <w:rPr>
+          <w:rFonts w:cs="Times New Roman"/>
+        </w:rPr>
+        <w:t>), é o identificador das quantidades e dos produtos relacionados àquela movimentação.</w:t>
       </w:r>
     </w:p>
     <w:p>
@@ -3694,13 +6333,23 @@
           <w:rFonts w:cs="Times New Roman"/>
         </w:rPr>
       </w:pPr>
-      <w:r>
-        <w:rPr>
-          <w:rFonts w:cs="Times New Roman"/>
-          <w:b/>
-          <w:bCs/>
-        </w:rPr>
-        <w:t xml:space="preserve">pedido_saida </w:t>
+      <w:proofErr w:type="spellStart"/>
+      <w:r>
+        <w:rPr>
+          <w:rFonts w:cs="Times New Roman"/>
+          <w:b/>
+          <w:bCs/>
+        </w:rPr>
+        <w:t>pedido_saida</w:t>
+      </w:r>
+      <w:proofErr w:type="spellEnd"/>
+      <w:r>
+        <w:rPr>
+          <w:rFonts w:cs="Times New Roman"/>
+          <w:b/>
+          <w:bCs/>
+        </w:rPr>
+        <w:t xml:space="preserve"> </w:t>
       </w:r>
       <w:r>
         <w:rPr>
@@ -3730,7 +6379,63 @@
         <w:rPr>
           <w:rFonts w:cs="Times New Roman"/>
         </w:rPr>
-        <w:t>(INT, Primary Key, Auto Increment, Not Null), é o identificador da tabela pedido_saida;</w:t>
+        <w:t xml:space="preserve">(INT, Primary Key, Auto </w:t>
+      </w:r>
+      <w:proofErr w:type="spellStart"/>
+      <w:r>
+        <w:rPr>
+          <w:rFonts w:cs="Times New Roman"/>
+        </w:rPr>
+        <w:t>Increment</w:t>
+      </w:r>
+      <w:proofErr w:type="spellEnd"/>
+      <w:r>
+        <w:rPr>
+          <w:rFonts w:cs="Times New Roman"/>
+        </w:rPr>
+        <w:t xml:space="preserve">, </w:t>
+      </w:r>
+      <w:proofErr w:type="spellStart"/>
+      <w:r>
+        <w:rPr>
+          <w:rFonts w:cs="Times New Roman"/>
+        </w:rPr>
+        <w:t>Not</w:t>
+      </w:r>
+      <w:proofErr w:type="spellEnd"/>
+      <w:r>
+        <w:rPr>
+          <w:rFonts w:cs="Times New Roman"/>
+        </w:rPr>
+        <w:t xml:space="preserve"> </w:t>
+      </w:r>
+      <w:proofErr w:type="spellStart"/>
+      <w:r>
+        <w:rPr>
+          <w:rFonts w:cs="Times New Roman"/>
+        </w:rPr>
+        <w:t>Null</w:t>
+      </w:r>
+      <w:proofErr w:type="spellEnd"/>
+      <w:r>
+        <w:rPr>
+          <w:rFonts w:cs="Times New Roman"/>
+        </w:rPr>
+        <w:t xml:space="preserve">), é o identificador da tabela </w:t>
+      </w:r>
+      <w:proofErr w:type="spellStart"/>
+      <w:r>
+        <w:rPr>
+          <w:rFonts w:cs="Times New Roman"/>
+        </w:rPr>
+        <w:t>pedido_saida</w:t>
+      </w:r>
+      <w:proofErr w:type="spellEnd"/>
+      <w:r>
+        <w:rPr>
+          <w:rFonts w:cs="Times New Roman"/>
+        </w:rPr>
+        <w:t>;</w:t>
       </w:r>
     </w:p>
     <w:p>
@@ -3742,6 +6447,7 @@
           <w:rFonts w:cs="Times New Roman"/>
         </w:rPr>
       </w:pPr>
+      <w:proofErr w:type="spellStart"/>
       <w:r>
         <w:rPr>
           <w:rFonts w:cs="Times New Roman"/>
@@ -3750,11 +6456,54 @@
         </w:rPr>
         <w:t>cliente_id</w:t>
       </w:r>
-      <w:r>
-        <w:rPr>
-          <w:rFonts w:cs="Times New Roman"/>
-        </w:rPr>
-        <w:t>(INT, Foreign Key, Not Null), é o identificador do cliente que está comprando as peças;</w:t>
+      <w:proofErr w:type="spellEnd"/>
+      <w:r>
+        <w:rPr>
+          <w:rFonts w:cs="Times New Roman"/>
+        </w:rPr>
+        <w:t xml:space="preserve">(INT, </w:t>
+      </w:r>
+      <w:proofErr w:type="spellStart"/>
+      <w:r>
+        <w:rPr>
+          <w:rFonts w:cs="Times New Roman"/>
+        </w:rPr>
+        <w:t>Foreign</w:t>
+      </w:r>
+      <w:proofErr w:type="spellEnd"/>
+      <w:r>
+        <w:rPr>
+          <w:rFonts w:cs="Times New Roman"/>
+        </w:rPr>
+        <w:t xml:space="preserve"> Key, </w:t>
+      </w:r>
+      <w:proofErr w:type="spellStart"/>
+      <w:r>
+        <w:rPr>
+          <w:rFonts w:cs="Times New Roman"/>
+        </w:rPr>
+        <w:t>Not</w:t>
+      </w:r>
+      <w:proofErr w:type="spellEnd"/>
+      <w:r>
+        <w:rPr>
+          <w:rFonts w:cs="Times New Roman"/>
+        </w:rPr>
+        <w:t xml:space="preserve"> </w:t>
+      </w:r>
+      <w:proofErr w:type="spellStart"/>
+      <w:r>
+        <w:rPr>
+          <w:rFonts w:cs="Times New Roman"/>
+        </w:rPr>
+        <w:t>Null</w:t>
+      </w:r>
+      <w:proofErr w:type="spellEnd"/>
+      <w:r>
+        <w:rPr>
+          <w:rFonts w:cs="Times New Roman"/>
+        </w:rPr>
+        <w:t>), é o identificador do cliente que está comprando as peças;</w:t>
       </w:r>
     </w:p>
     <w:p>
@@ -3766,19 +6515,57 @@
           <w:rFonts w:cs="Times New Roman"/>
         </w:rPr>
       </w:pPr>
-      <w:r>
-        <w:rPr>
-          <w:rFonts w:cs="Times New Roman"/>
-          <w:b/>
-          <w:bCs/>
-        </w:rPr>
-        <w:t xml:space="preserve">status_pedido_saida </w:t>
-      </w:r>
-      <w:r>
-        <w:rPr>
-          <w:rFonts w:cs="Times New Roman"/>
-        </w:rPr>
-        <w:t>(VARCHAR (10), Not Null), é o status da movimentação.</w:t>
+      <w:proofErr w:type="spellStart"/>
+      <w:r>
+        <w:rPr>
+          <w:rFonts w:cs="Times New Roman"/>
+          <w:b/>
+          <w:bCs/>
+        </w:rPr>
+        <w:t>status_pedido_saida</w:t>
+      </w:r>
+      <w:proofErr w:type="spellEnd"/>
+      <w:r>
+        <w:rPr>
+          <w:rFonts w:cs="Times New Roman"/>
+          <w:b/>
+          <w:bCs/>
+        </w:rPr>
+        <w:t xml:space="preserve"> </w:t>
+      </w:r>
+      <w:r>
+        <w:rPr>
+          <w:rFonts w:cs="Times New Roman"/>
+        </w:rPr>
+        <w:t xml:space="preserve">(VARCHAR (10), </w:t>
+      </w:r>
+      <w:proofErr w:type="spellStart"/>
+      <w:r>
+        <w:rPr>
+          <w:rFonts w:cs="Times New Roman"/>
+        </w:rPr>
+        <w:t>Not</w:t>
+      </w:r>
+      <w:proofErr w:type="spellEnd"/>
+      <w:r>
+        <w:rPr>
+          <w:rFonts w:cs="Times New Roman"/>
+        </w:rPr>
+        <w:t xml:space="preserve"> </w:t>
+      </w:r>
+      <w:proofErr w:type="spellStart"/>
+      <w:r>
+        <w:rPr>
+          <w:rFonts w:cs="Times New Roman"/>
+        </w:rPr>
+        <w:t>Null</w:t>
+      </w:r>
+      <w:proofErr w:type="spellEnd"/>
+      <w:r>
+        <w:rPr>
+          <w:rFonts w:cs="Times New Roman"/>
+        </w:rPr>
+        <w:t>), é o status da movimentação.</w:t>
       </w:r>
     </w:p>
     <w:p>
@@ -3802,13 +6589,23 @@
           <w:rFonts w:cs="Times New Roman"/>
         </w:rPr>
       </w:pPr>
-      <w:r>
-        <w:rPr>
-          <w:rFonts w:cs="Times New Roman"/>
-          <w:b/>
-          <w:bCs/>
-        </w:rPr>
-        <w:t xml:space="preserve">detalhe_saida </w:t>
+      <w:proofErr w:type="spellStart"/>
+      <w:r>
+        <w:rPr>
+          <w:rFonts w:cs="Times New Roman"/>
+          <w:b/>
+          <w:bCs/>
+        </w:rPr>
+        <w:t>detalhe_saida</w:t>
+      </w:r>
+      <w:proofErr w:type="spellEnd"/>
+      <w:r>
+        <w:rPr>
+          <w:rFonts w:cs="Times New Roman"/>
+          <w:b/>
+          <w:bCs/>
+        </w:rPr>
+        <w:t xml:space="preserve"> </w:t>
       </w:r>
       <w:r>
         <w:rPr>
@@ -3838,7 +6635,63 @@
         <w:rPr>
           <w:rFonts w:cs="Times New Roman"/>
         </w:rPr>
-        <w:t>(INT, Primary Key, Auto Increment, Not Null), é o identificador da tabela pedido_saida;</w:t>
+        <w:t xml:space="preserve">(INT, Primary Key, Auto </w:t>
+      </w:r>
+      <w:proofErr w:type="spellStart"/>
+      <w:r>
+        <w:rPr>
+          <w:rFonts w:cs="Times New Roman"/>
+        </w:rPr>
+        <w:t>Increment</w:t>
+      </w:r>
+      <w:proofErr w:type="spellEnd"/>
+      <w:r>
+        <w:rPr>
+          <w:rFonts w:cs="Times New Roman"/>
+        </w:rPr>
+        <w:t xml:space="preserve">, </w:t>
+      </w:r>
+      <w:proofErr w:type="spellStart"/>
+      <w:r>
+        <w:rPr>
+          <w:rFonts w:cs="Times New Roman"/>
+        </w:rPr>
+        <w:t>Not</w:t>
+      </w:r>
+      <w:proofErr w:type="spellEnd"/>
+      <w:r>
+        <w:rPr>
+          <w:rFonts w:cs="Times New Roman"/>
+        </w:rPr>
+        <w:t xml:space="preserve"> </w:t>
+      </w:r>
+      <w:proofErr w:type="spellStart"/>
+      <w:r>
+        <w:rPr>
+          <w:rFonts w:cs="Times New Roman"/>
+        </w:rPr>
+        <w:t>Null</w:t>
+      </w:r>
+      <w:proofErr w:type="spellEnd"/>
+      <w:r>
+        <w:rPr>
+          <w:rFonts w:cs="Times New Roman"/>
+        </w:rPr>
+        <w:t xml:space="preserve">), é o identificador da tabela </w:t>
+      </w:r>
+      <w:proofErr w:type="spellStart"/>
+      <w:r>
+        <w:rPr>
+          <w:rFonts w:cs="Times New Roman"/>
+        </w:rPr>
+        <w:t>pedido_saida</w:t>
+      </w:r>
+      <w:proofErr w:type="spellEnd"/>
+      <w:r>
+        <w:rPr>
+          <w:rFonts w:cs="Times New Roman"/>
+        </w:rPr>
+        <w:t>;</w:t>
       </w:r>
     </w:p>
     <w:p>
@@ -3850,6 +6703,7 @@
           <w:rFonts w:cs="Times New Roman"/>
         </w:rPr>
       </w:pPr>
+      <w:proofErr w:type="spellStart"/>
       <w:r>
         <w:rPr>
           <w:rFonts w:cs="Times New Roman"/>
@@ -3858,11 +6712,40 @@
         </w:rPr>
         <w:t>detalhe_saida_quantidade</w:t>
       </w:r>
-      <w:r>
-        <w:rPr>
-          <w:rFonts w:cs="Times New Roman"/>
-        </w:rPr>
-        <w:t>(INT, Not Null), é a quantidade dos produtos do pedido;</w:t>
+      <w:proofErr w:type="spellEnd"/>
+      <w:r>
+        <w:rPr>
+          <w:rFonts w:cs="Times New Roman"/>
+        </w:rPr>
+        <w:t xml:space="preserve">(INT, </w:t>
+      </w:r>
+      <w:proofErr w:type="spellStart"/>
+      <w:r>
+        <w:rPr>
+          <w:rFonts w:cs="Times New Roman"/>
+        </w:rPr>
+        <w:t>Not</w:t>
+      </w:r>
+      <w:proofErr w:type="spellEnd"/>
+      <w:r>
+        <w:rPr>
+          <w:rFonts w:cs="Times New Roman"/>
+        </w:rPr>
+        <w:t xml:space="preserve"> </w:t>
+      </w:r>
+      <w:proofErr w:type="spellStart"/>
+      <w:r>
+        <w:rPr>
+          <w:rFonts w:cs="Times New Roman"/>
+        </w:rPr>
+        <w:t>Null</w:t>
+      </w:r>
+      <w:proofErr w:type="spellEnd"/>
+      <w:r>
+        <w:rPr>
+          <w:rFonts w:cs="Times New Roman"/>
+        </w:rPr>
+        <w:t>), é a quantidade dos produtos do pedido;</w:t>
       </w:r>
     </w:p>
     <w:p>
@@ -3874,6 +6757,7 @@
           <w:rFonts w:cs="Times New Roman"/>
         </w:rPr>
       </w:pPr>
+      <w:proofErr w:type="spellStart"/>
       <w:r>
         <w:rPr>
           <w:rFonts w:cs="Times New Roman"/>
@@ -3882,11 +6766,40 @@
         </w:rPr>
         <w:t>pedido_saida_id</w:t>
       </w:r>
-      <w:r>
-        <w:rPr>
-          <w:rFonts w:cs="Times New Roman"/>
-        </w:rPr>
-        <w:t>(INT, Primary Key, Not Null), é o identificador do pedido em questão;</w:t>
+      <w:proofErr w:type="spellEnd"/>
+      <w:r>
+        <w:rPr>
+          <w:rFonts w:cs="Times New Roman"/>
+        </w:rPr>
+        <w:t xml:space="preserve">(INT, Primary Key, </w:t>
+      </w:r>
+      <w:proofErr w:type="spellStart"/>
+      <w:r>
+        <w:rPr>
+          <w:rFonts w:cs="Times New Roman"/>
+        </w:rPr>
+        <w:t>Not</w:t>
+      </w:r>
+      <w:proofErr w:type="spellEnd"/>
+      <w:r>
+        <w:rPr>
+          <w:rFonts w:cs="Times New Roman"/>
+        </w:rPr>
+        <w:t xml:space="preserve"> </w:t>
+      </w:r>
+      <w:proofErr w:type="spellStart"/>
+      <w:r>
+        <w:rPr>
+          <w:rFonts w:cs="Times New Roman"/>
+        </w:rPr>
+        <w:t>Null</w:t>
+      </w:r>
+      <w:proofErr w:type="spellEnd"/>
+      <w:r>
+        <w:rPr>
+          <w:rFonts w:cs="Times New Roman"/>
+        </w:rPr>
+        <w:t>), é o identificador do pedido em questão;</w:t>
       </w:r>
     </w:p>
     <w:p>
@@ -3898,6 +6811,7 @@
           <w:rFonts w:cs="Times New Roman"/>
         </w:rPr>
       </w:pPr>
+      <w:proofErr w:type="spellStart"/>
       <w:r>
         <w:rPr>
           <w:rFonts w:cs="Times New Roman"/>
@@ -3906,11 +6820,54 @@
         </w:rPr>
         <w:t>estoque_id</w:t>
       </w:r>
-      <w:r>
-        <w:rPr>
-          <w:rFonts w:cs="Times New Roman"/>
-        </w:rPr>
-        <w:t>(INT, Foreign Key, Not Null), é o identificador do estoque daqueles produtos;</w:t>
+      <w:proofErr w:type="spellEnd"/>
+      <w:r>
+        <w:rPr>
+          <w:rFonts w:cs="Times New Roman"/>
+        </w:rPr>
+        <w:t xml:space="preserve">(INT, </w:t>
+      </w:r>
+      <w:proofErr w:type="spellStart"/>
+      <w:r>
+        <w:rPr>
+          <w:rFonts w:cs="Times New Roman"/>
+        </w:rPr>
+        <w:t>Foreign</w:t>
+      </w:r>
+      <w:proofErr w:type="spellEnd"/>
+      <w:r>
+        <w:rPr>
+          <w:rFonts w:cs="Times New Roman"/>
+        </w:rPr>
+        <w:t xml:space="preserve"> Key, </w:t>
+      </w:r>
+      <w:proofErr w:type="spellStart"/>
+      <w:r>
+        <w:rPr>
+          <w:rFonts w:cs="Times New Roman"/>
+        </w:rPr>
+        <w:t>Not</w:t>
+      </w:r>
+      <w:proofErr w:type="spellEnd"/>
+      <w:r>
+        <w:rPr>
+          <w:rFonts w:cs="Times New Roman"/>
+        </w:rPr>
+        <w:t xml:space="preserve"> </w:t>
+      </w:r>
+      <w:proofErr w:type="spellStart"/>
+      <w:r>
+        <w:rPr>
+          <w:rFonts w:cs="Times New Roman"/>
+        </w:rPr>
+        <w:t>Null</w:t>
+      </w:r>
+      <w:proofErr w:type="spellEnd"/>
+      <w:r>
+        <w:rPr>
+          <w:rFonts w:cs="Times New Roman"/>
+        </w:rPr>
+        <w:t>), é o identificador do estoque daqueles produtos;</w:t>
       </w:r>
     </w:p>
     <w:p>
@@ -3935,13 +6892,23 @@
           <w:rFonts w:cs="Times New Roman"/>
         </w:rPr>
       </w:pPr>
-      <w:r>
-        <w:rPr>
-          <w:rFonts w:cs="Times New Roman"/>
-          <w:b/>
-          <w:bCs/>
-        </w:rPr>
-        <w:t xml:space="preserve">movimentacao_saida </w:t>
+      <w:proofErr w:type="spellStart"/>
+      <w:r>
+        <w:rPr>
+          <w:rFonts w:cs="Times New Roman"/>
+          <w:b/>
+          <w:bCs/>
+        </w:rPr>
+        <w:t>movimentacao_saida</w:t>
+      </w:r>
+      <w:proofErr w:type="spellEnd"/>
+      <w:r>
+        <w:rPr>
+          <w:rFonts w:cs="Times New Roman"/>
+          <w:b/>
+          <w:bCs/>
+        </w:rPr>
+        <w:t xml:space="preserve"> </w:t>
       </w:r>
       <w:r>
         <w:rPr>
@@ -3971,7 +6938,49 @@
         <w:rPr>
           <w:rFonts w:cs="Times New Roman"/>
         </w:rPr>
-        <w:t>(INT, Primary Key, Auto Increment, Not Null), é o identificador da tabela de movimentação de entrada;</w:t>
+        <w:t xml:space="preserve">(INT, Primary Key, Auto </w:t>
+      </w:r>
+      <w:proofErr w:type="spellStart"/>
+      <w:r>
+        <w:rPr>
+          <w:rFonts w:cs="Times New Roman"/>
+        </w:rPr>
+        <w:t>Increment</w:t>
+      </w:r>
+      <w:proofErr w:type="spellEnd"/>
+      <w:r>
+        <w:rPr>
+          <w:rFonts w:cs="Times New Roman"/>
+        </w:rPr>
+        <w:t xml:space="preserve">, </w:t>
+      </w:r>
+      <w:proofErr w:type="spellStart"/>
+      <w:r>
+        <w:rPr>
+          <w:rFonts w:cs="Times New Roman"/>
+        </w:rPr>
+        <w:t>Not</w:t>
+      </w:r>
+      <w:proofErr w:type="spellEnd"/>
+      <w:r>
+        <w:rPr>
+          <w:rFonts w:cs="Times New Roman"/>
+        </w:rPr>
+        <w:t xml:space="preserve"> </w:t>
+      </w:r>
+      <w:proofErr w:type="spellStart"/>
+      <w:r>
+        <w:rPr>
+          <w:rFonts w:cs="Times New Roman"/>
+        </w:rPr>
+        <w:t>Null</w:t>
+      </w:r>
+      <w:proofErr w:type="spellEnd"/>
+      <w:r>
+        <w:rPr>
+          <w:rFonts w:cs="Times New Roman"/>
+        </w:rPr>
+        <w:t>), é o identificador da tabela de movimentação de entrada;</w:t>
       </w:r>
     </w:p>
     <w:p>
@@ -3983,6 +6992,7 @@
           <w:rFonts w:cs="Times New Roman"/>
         </w:rPr>
       </w:pPr>
+      <w:proofErr w:type="spellStart"/>
       <w:r>
         <w:rPr>
           <w:rFonts w:cs="Times New Roman"/>
@@ -3991,11 +7001,40 @@
         </w:rPr>
         <w:t>datahora_movimentacao_saida</w:t>
       </w:r>
-      <w:r>
-        <w:rPr>
-          <w:rFonts w:cs="Times New Roman"/>
-        </w:rPr>
-        <w:t>(DATETIME, Not Null),</w:t>
+      <w:proofErr w:type="spellEnd"/>
+      <w:r>
+        <w:rPr>
+          <w:rFonts w:cs="Times New Roman"/>
+        </w:rPr>
+        <w:t xml:space="preserve">(DATETIME, </w:t>
+      </w:r>
+      <w:proofErr w:type="spellStart"/>
+      <w:r>
+        <w:rPr>
+          <w:rFonts w:cs="Times New Roman"/>
+        </w:rPr>
+        <w:t>Not</w:t>
+      </w:r>
+      <w:proofErr w:type="spellEnd"/>
+      <w:r>
+        <w:rPr>
+          <w:rFonts w:cs="Times New Roman"/>
+        </w:rPr>
+        <w:t xml:space="preserve"> </w:t>
+      </w:r>
+      <w:proofErr w:type="spellStart"/>
+      <w:r>
+        <w:rPr>
+          <w:rFonts w:cs="Times New Roman"/>
+        </w:rPr>
+        <w:t>Null</w:t>
+      </w:r>
+      <w:proofErr w:type="spellEnd"/>
+      <w:r>
+        <w:rPr>
+          <w:rFonts w:cs="Times New Roman"/>
+        </w:rPr>
+        <w:t>),</w:t>
       </w:r>
     </w:p>
     <w:p>
@@ -4023,6 +7062,7 @@
           <w:rFonts w:cs="Times New Roman"/>
         </w:rPr>
       </w:pPr>
+      <w:proofErr w:type="spellStart"/>
       <w:r>
         <w:rPr>
           <w:rFonts w:cs="Times New Roman"/>
@@ -4031,11 +7071,54 @@
         </w:rPr>
         <w:t>detalhe_saida_id</w:t>
       </w:r>
-      <w:r>
-        <w:rPr>
-          <w:rFonts w:cs="Times New Roman"/>
-        </w:rPr>
-        <w:t>(INT, Foreign Key, Not Null), é o identificador das quantidades e dos produtos relacionados àquela movimentação;</w:t>
+      <w:proofErr w:type="spellEnd"/>
+      <w:r>
+        <w:rPr>
+          <w:rFonts w:cs="Times New Roman"/>
+        </w:rPr>
+        <w:t xml:space="preserve">(INT, </w:t>
+      </w:r>
+      <w:proofErr w:type="spellStart"/>
+      <w:r>
+        <w:rPr>
+          <w:rFonts w:cs="Times New Roman"/>
+        </w:rPr>
+        <w:t>Foreign</w:t>
+      </w:r>
+      <w:proofErr w:type="spellEnd"/>
+      <w:r>
+        <w:rPr>
+          <w:rFonts w:cs="Times New Roman"/>
+        </w:rPr>
+        <w:t xml:space="preserve"> Key, </w:t>
+      </w:r>
+      <w:proofErr w:type="spellStart"/>
+      <w:r>
+        <w:rPr>
+          <w:rFonts w:cs="Times New Roman"/>
+        </w:rPr>
+        <w:t>Not</w:t>
+      </w:r>
+      <w:proofErr w:type="spellEnd"/>
+      <w:r>
+        <w:rPr>
+          <w:rFonts w:cs="Times New Roman"/>
+        </w:rPr>
+        <w:t xml:space="preserve"> </w:t>
+      </w:r>
+      <w:proofErr w:type="spellStart"/>
+      <w:r>
+        <w:rPr>
+          <w:rFonts w:cs="Times New Roman"/>
+        </w:rPr>
+        <w:t>Null</w:t>
+      </w:r>
+      <w:proofErr w:type="spellEnd"/>
+      <w:r>
+        <w:rPr>
+          <w:rFonts w:cs="Times New Roman"/>
+        </w:rPr>
+        <w:t>), é o identificador das quantidades e dos produtos relacionados àquela movimentação;</w:t>
       </w:r>
     </w:p>
     <w:p>
@@ -4047,6 +7130,7 @@
           <w:rFonts w:cs="Times New Roman"/>
         </w:rPr>
       </w:pPr>
+      <w:proofErr w:type="spellStart"/>
       <w:r>
         <w:rPr>
           <w:rFonts w:cs="Times New Roman"/>
@@ -4055,11 +7139,54 @@
         </w:rPr>
         <w:t>detalhe_entrada_pedido_saida_id</w:t>
       </w:r>
-      <w:r>
-        <w:rPr>
-          <w:rFonts w:cs="Times New Roman"/>
-        </w:rPr>
-        <w:t>(INT, Foreign Key, Not Null), é o identificador das quantidades e dos produtos relacionados àquela movimentação.</w:t>
+      <w:proofErr w:type="spellEnd"/>
+      <w:r>
+        <w:rPr>
+          <w:rFonts w:cs="Times New Roman"/>
+        </w:rPr>
+        <w:t xml:space="preserve">(INT, </w:t>
+      </w:r>
+      <w:proofErr w:type="spellStart"/>
+      <w:r>
+        <w:rPr>
+          <w:rFonts w:cs="Times New Roman"/>
+        </w:rPr>
+        <w:t>Foreign</w:t>
+      </w:r>
+      <w:proofErr w:type="spellEnd"/>
+      <w:r>
+        <w:rPr>
+          <w:rFonts w:cs="Times New Roman"/>
+        </w:rPr>
+        <w:t xml:space="preserve"> Key, </w:t>
+      </w:r>
+      <w:proofErr w:type="spellStart"/>
+      <w:r>
+        <w:rPr>
+          <w:rFonts w:cs="Times New Roman"/>
+        </w:rPr>
+        <w:t>Not</w:t>
+      </w:r>
+      <w:proofErr w:type="spellEnd"/>
+      <w:r>
+        <w:rPr>
+          <w:rFonts w:cs="Times New Roman"/>
+        </w:rPr>
+        <w:t xml:space="preserve"> </w:t>
+      </w:r>
+      <w:proofErr w:type="spellStart"/>
+      <w:r>
+        <w:rPr>
+          <w:rFonts w:cs="Times New Roman"/>
+        </w:rPr>
+        <w:t>Null</w:t>
+      </w:r>
+      <w:proofErr w:type="spellEnd"/>
+      <w:r>
+        <w:rPr>
+          <w:rFonts w:cs="Times New Roman"/>
+        </w:rPr>
+        <w:t>), é o identificador das quantidades e dos produtos relacionados àquela movimentação.</w:t>
       </w:r>
     </w:p>
     <w:p>
@@ -4085,11 +7212,19 @@
           <w:rFonts w:cs="Times New Roman"/>
         </w:rPr>
       </w:pPr>
-      <w:r>
-        <w:rPr>
-          <w:rFonts w:cs="Times New Roman"/>
-        </w:rPr>
-        <w:t>iot (tabelas que serão inseridas no futuro)</w:t>
+      <w:proofErr w:type="spellStart"/>
+      <w:r>
+        <w:rPr>
+          <w:rFonts w:cs="Times New Roman"/>
+        </w:rPr>
+        <w:t>iot</w:t>
+      </w:r>
+      <w:proofErr w:type="spellEnd"/>
+      <w:r>
+        <w:rPr>
+          <w:rFonts w:cs="Times New Roman"/>
+        </w:rPr>
+        <w:t xml:space="preserve"> (tabelas que serão inseridas no futuro)</w:t>
       </w:r>
     </w:p>
     <w:p>
@@ -4110,11 +7245,11 @@
           <w:rFonts w:cs="Times New Roman"/>
         </w:rPr>
       </w:pPr>
-      <w:bookmarkStart w:id="5" w:name="_Toc232082120"/>
+      <w:bookmarkStart w:id="7" w:name="_Toc232503603"/>
       <w:r>
         <w:t>2.2 Diagrama</w:t>
       </w:r>
-      <w:bookmarkEnd w:id="5"/>
+      <w:bookmarkEnd w:id="7"/>
       <w:r>
         <w:br w:type="page"/>
       </w:r>
@@ -4123,7 +7258,7 @@
       <w:pPr>
         <w:pStyle w:val="Ttulo1"/>
       </w:pPr>
-      <w:bookmarkStart w:id="6" w:name="_Toc232082121"/>
+      <w:bookmarkStart w:id="8" w:name="_Toc232503604"/>
       <w:r>
         <w:lastRenderedPageBreak/>
         <w:t xml:space="preserve">3. </w:t>
@@ -4131,7 +7266,7 @@
       <w:r>
         <w:t>Documento de Requisitos do Sistema</w:t>
       </w:r>
-      <w:bookmarkEnd w:id="6"/>
+      <w:bookmarkEnd w:id="8"/>
     </w:p>
     <w:p>
       <w:pPr>
@@ -4139,14 +7274,14 @@
         <w:spacing w:line="360" w:lineRule="auto"/>
         <w:ind w:firstLine="708"/>
       </w:pPr>
-      <w:bookmarkStart w:id="7" w:name="_Toc232082122"/>
+      <w:bookmarkStart w:id="9" w:name="_Toc232503605"/>
       <w:r>
         <w:t xml:space="preserve">3.1 </w:t>
       </w:r>
       <w:r>
         <w:t>REQUISITOS FUNCIONAIS (RF)</w:t>
       </w:r>
-      <w:bookmarkEnd w:id="7"/>
+      <w:bookmarkEnd w:id="9"/>
     </w:p>
     <w:p>
       <w:pPr>
@@ -5910,7 +9045,7 @@
         <w:spacing w:line="360" w:lineRule="auto"/>
         <w:ind w:firstLine="708"/>
       </w:pPr>
-      <w:bookmarkStart w:id="8" w:name="_Toc232082123"/>
+      <w:bookmarkStart w:id="10" w:name="_Toc232503606"/>
       <w:r>
         <w:t>3</w:t>
       </w:r>
@@ -5920,7 +9055,7 @@
       <w:r>
         <w:t>REQUISITOS NÃO FUNCIONAIS (RNF)</w:t>
       </w:r>
-      <w:bookmarkEnd w:id="8"/>
+      <w:bookmarkEnd w:id="10"/>
     </w:p>
     <w:p>
       <w:pPr>
@@ -6033,7 +9168,25 @@
           <w:szCs w:val="24"/>
           <w:lang w:val="pt-BR"/>
         </w:rPr>
-        <w:t>RNF06 – O sistema deve ser desenvolvido em Python com Flask.</w:t>
+        <w:t xml:space="preserve">RNF06 – O sistema deve ser desenvolvido em Python com </w:t>
+      </w:r>
+      <w:proofErr w:type="spellStart"/>
+      <w:r>
+        <w:rPr>
+          <w:bCs/>
+          <w:szCs w:val="24"/>
+          <w:lang w:val="pt-BR"/>
+        </w:rPr>
+        <w:t>Flask</w:t>
+      </w:r>
+      <w:proofErr w:type="spellEnd"/>
+      <w:r>
+        <w:rPr>
+          <w:bCs/>
+          <w:szCs w:val="24"/>
+          <w:lang w:val="pt-BR"/>
+        </w:rPr>
+        <w:t>.</w:t>
       </w:r>
     </w:p>
     <w:p>
@@ -6263,14 +9416,14 @@
         <w:spacing w:line="360" w:lineRule="auto"/>
         <w:ind w:left="708"/>
       </w:pPr>
-      <w:bookmarkStart w:id="9" w:name="_Toc232082124"/>
+      <w:bookmarkStart w:id="11" w:name="_Toc232503607"/>
       <w:r>
         <w:t xml:space="preserve">3.3 </w:t>
       </w:r>
       <w:r>
         <w:t>REGRAS DE NEGÓCIO (RN)</w:t>
       </w:r>
-      <w:bookmarkEnd w:id="9"/>
+      <w:bookmarkEnd w:id="11"/>
     </w:p>
     <w:p>
       <w:pPr>
@@ -7509,15 +10662,15 @@
       <w:pPr>
         <w:pStyle w:val="Ttulo1"/>
       </w:pPr>
-      <w:bookmarkStart w:id="10" w:name="_Toc232082125"/>
+      <w:bookmarkStart w:id="12" w:name="_Toc232503608"/>
       <w:r>
         <w:lastRenderedPageBreak/>
         <w:t>4. Interface gráfica</w:t>
       </w:r>
-      <w:bookmarkEnd w:id="10"/>
       <w:r>
         <w:t xml:space="preserve"> desktop</w:t>
       </w:r>
+      <w:bookmarkEnd w:id="12"/>
     </w:p>
     <w:p>
       <w:pPr>
@@ -7525,8 +10678,9 @@
         <w:spacing w:line="360" w:lineRule="auto"/>
         <w:ind w:firstLine="708"/>
       </w:pPr>
-      <w:bookmarkStart w:id="11" w:name="_Toc232081778"/>
-      <w:bookmarkStart w:id="12" w:name="_Toc232082126"/>
+      <w:bookmarkStart w:id="13" w:name="_Toc232081778"/>
+      <w:bookmarkStart w:id="14" w:name="_Toc232082126"/>
+      <w:bookmarkStart w:id="15" w:name="_Toc232503609"/>
       <w:r>
         <w:t xml:space="preserve">4.1 </w:t>
       </w:r>
@@ -7536,8 +10690,9 @@
       <w:r>
         <w:t>ogin</w:t>
       </w:r>
-      <w:bookmarkEnd w:id="11"/>
-      <w:bookmarkEnd w:id="12"/>
+      <w:bookmarkEnd w:id="13"/>
+      <w:bookmarkEnd w:id="14"/>
+      <w:bookmarkEnd w:id="15"/>
     </w:p>
     <w:p>
       <w:pPr>
@@ -7569,8 +10724,16 @@
         <w:rPr>
           <w:lang w:val="pt-BR"/>
         </w:rPr>
-        <w:t xml:space="preserve"> email</w:t>
-      </w:r>
+        <w:t xml:space="preserve"> </w:t>
+      </w:r>
+      <w:proofErr w:type="spellStart"/>
+      <w:r>
+        <w:rPr>
+          <w:lang w:val="pt-BR"/>
+        </w:rPr>
+        <w:t>email</w:t>
+      </w:r>
+      <w:proofErr w:type="spellEnd"/>
       <w:r>
         <w:rPr>
           <w:lang w:val="pt-BR"/>
@@ -7603,6 +10766,7 @@
           <w:lang w:val="pt-BR"/>
         </w:rPr>
       </w:pPr>
+      <w:proofErr w:type="spellStart"/>
       <w:r>
         <w:rPr>
           <w:b/>
@@ -7611,6 +10775,7 @@
         </w:rPr>
         <w:t>Wireframe</w:t>
       </w:r>
+      <w:proofErr w:type="spellEnd"/>
     </w:p>
     <w:p>
       <w:pPr>
@@ -7766,8 +10931,9 @@
         <w:pStyle w:val="Ttulo2"/>
         <w:ind w:firstLine="708"/>
       </w:pPr>
-      <w:bookmarkStart w:id="13" w:name="_Toc232081779"/>
-      <w:bookmarkStart w:id="14" w:name="_Toc232082127"/>
+      <w:bookmarkStart w:id="16" w:name="_Toc232081779"/>
+      <w:bookmarkStart w:id="17" w:name="_Toc232082127"/>
+      <w:bookmarkStart w:id="18" w:name="_Toc232503610"/>
       <w:r>
         <w:lastRenderedPageBreak/>
         <w:t xml:space="preserve">4.2 </w:t>
@@ -7778,8 +10944,9 @@
       <w:r>
         <w:t>ashboard</w:t>
       </w:r>
-      <w:bookmarkEnd w:id="13"/>
-      <w:bookmarkEnd w:id="14"/>
+      <w:bookmarkEnd w:id="16"/>
+      <w:bookmarkEnd w:id="17"/>
+      <w:bookmarkEnd w:id="18"/>
     </w:p>
     <w:p>
       <w:pPr>
@@ -7817,6 +10984,7 @@
           <w:lang w:val="pt-BR"/>
         </w:rPr>
       </w:pPr>
+      <w:proofErr w:type="spellStart"/>
       <w:r>
         <w:rPr>
           <w:b/>
@@ -7825,6 +10993,7 @@
         </w:rPr>
         <w:t>Wireframe</w:t>
       </w:r>
+      <w:proofErr w:type="spellEnd"/>
     </w:p>
     <w:p>
       <w:pPr>
@@ -8127,6 +11296,7 @@
           <w:lang w:val="pt-BR"/>
         </w:rPr>
       </w:pPr>
+      <w:proofErr w:type="spellStart"/>
       <w:r>
         <w:rPr>
           <w:b/>
@@ -8135,6 +11305,7 @@
         </w:rPr>
         <w:t>Wireframe</w:t>
       </w:r>
+      <w:proofErr w:type="spellEnd"/>
     </w:p>
     <w:p>
       <w:pPr>
@@ -8404,6 +11575,7 @@
           <w:lang w:val="pt-BR"/>
         </w:rPr>
       </w:pPr>
+      <w:proofErr w:type="spellStart"/>
       <w:r>
         <w:rPr>
           <w:b/>
@@ -8412,6 +11584,7 @@
         </w:rPr>
         <w:t>Wireframe</w:t>
       </w:r>
+      <w:proofErr w:type="spellEnd"/>
     </w:p>
     <w:p>
       <w:pPr>
@@ -8528,6 +11701,7 @@
         <w:rPr>
           <w:b/>
           <w:bCs/>
+          <w:noProof/>
           <w:lang w:val="pt-BR"/>
         </w:rPr>
         <w:drawing>
@@ -8643,6 +11817,7 @@
           <w:lang w:val="pt-BR"/>
         </w:rPr>
       </w:pPr>
+      <w:proofErr w:type="spellStart"/>
       <w:r>
         <w:rPr>
           <w:b/>
@@ -8651,6 +11826,7 @@
         </w:rPr>
         <w:t>Wireframe</w:t>
       </w:r>
+      <w:proofErr w:type="spellEnd"/>
     </w:p>
     <w:p>
       <w:pPr>
@@ -8900,6 +12076,7 @@
           <w:lang w:val="pt-BR"/>
         </w:rPr>
       </w:pPr>
+      <w:proofErr w:type="spellStart"/>
       <w:r>
         <w:rPr>
           <w:b/>
@@ -8908,6 +12085,7 @@
         </w:rPr>
         <w:t>Wireframe</w:t>
       </w:r>
+      <w:proofErr w:type="spellEnd"/>
     </w:p>
     <w:p>
       <w:pPr>
@@ -9354,6 +12532,7 @@
           <w:lang w:val="pt-BR"/>
         </w:rPr>
       </w:pPr>
+      <w:proofErr w:type="spellStart"/>
       <w:r>
         <w:rPr>
           <w:b/>
@@ -9362,6 +12541,7 @@
         </w:rPr>
         <w:t>Wireframe</w:t>
       </w:r>
+      <w:proofErr w:type="spellEnd"/>
     </w:p>
     <w:p>
       <w:pPr>
@@ -9620,6 +12800,7 @@
           <w:lang w:val="pt-BR"/>
         </w:rPr>
       </w:pPr>
+      <w:proofErr w:type="spellStart"/>
       <w:r>
         <w:rPr>
           <w:b/>
@@ -9628,6 +12809,7 @@
         </w:rPr>
         <w:t>Wireframe</w:t>
       </w:r>
+      <w:proofErr w:type="spellEnd"/>
     </w:p>
     <w:p>
       <w:pPr>
@@ -9928,6 +13110,7 @@
           <w:lang w:val="pt-BR"/>
         </w:rPr>
       </w:pPr>
+      <w:proofErr w:type="spellStart"/>
       <w:r>
         <w:rPr>
           <w:b/>
@@ -9936,6 +13119,7 @@
         </w:rPr>
         <w:t>Wireframe</w:t>
       </w:r>
+      <w:proofErr w:type="spellEnd"/>
     </w:p>
     <w:p>
       <w:pPr>
@@ -10200,6 +13384,7 @@
           <w:lang w:val="pt-BR"/>
         </w:rPr>
       </w:pPr>
+      <w:proofErr w:type="spellStart"/>
       <w:r>
         <w:rPr>
           <w:b/>
@@ -10208,6 +13393,7 @@
         </w:rPr>
         <w:t>Wireframe</w:t>
       </w:r>
+      <w:proofErr w:type="spellEnd"/>
     </w:p>
     <w:p>
       <w:pPr>
@@ -10462,6 +13648,7 @@
           <w:lang w:val="pt-BR"/>
         </w:rPr>
       </w:pPr>
+      <w:proofErr w:type="spellStart"/>
       <w:r>
         <w:rPr>
           <w:b/>
@@ -10470,6 +13657,7 @@
         </w:rPr>
         <w:t>Wireframe</w:t>
       </w:r>
+      <w:proofErr w:type="spellEnd"/>
     </w:p>
     <w:p>
       <w:pPr>
@@ -10742,6 +13930,7 @@
           <w:lang w:val="pt-BR"/>
         </w:rPr>
       </w:pPr>
+      <w:proofErr w:type="spellStart"/>
       <w:r>
         <w:rPr>
           <w:b/>
@@ -10750,6 +13939,7 @@
         </w:rPr>
         <w:t>Wireframe</w:t>
       </w:r>
+      <w:proofErr w:type="spellEnd"/>
     </w:p>
     <w:p>
       <w:pPr>
@@ -11002,6 +14192,7 @@
           <w:lang w:val="pt-BR"/>
         </w:rPr>
       </w:pPr>
+      <w:proofErr w:type="spellStart"/>
       <w:r>
         <w:rPr>
           <w:b/>
@@ -11010,6 +14201,7 @@
         </w:rPr>
         <w:t>Wireframe</w:t>
       </w:r>
+      <w:proofErr w:type="spellEnd"/>
     </w:p>
     <w:p>
       <w:pPr>
@@ -11262,6 +14454,7 @@
           <w:lang w:val="pt-BR"/>
         </w:rPr>
       </w:pPr>
+      <w:proofErr w:type="spellStart"/>
       <w:r>
         <w:rPr>
           <w:b/>
@@ -11270,6 +14463,7 @@
         </w:rPr>
         <w:t>Wireframe</w:t>
       </w:r>
+      <w:proofErr w:type="spellEnd"/>
     </w:p>
     <w:p>
       <w:pPr>
@@ -11486,10 +14680,12 @@
         <w:pStyle w:val="Ttulo1"/>
         <w:spacing w:line="360" w:lineRule="auto"/>
       </w:pPr>
+      <w:bookmarkStart w:id="19" w:name="_Toc232503611"/>
       <w:r>
         <w:lastRenderedPageBreak/>
         <w:t>5. Interface gráfica mobile</w:t>
       </w:r>
+      <w:bookmarkEnd w:id="19"/>
     </w:p>
     <w:p>
       <w:pPr>
@@ -11497,9 +14693,11 @@
         <w:spacing w:line="360" w:lineRule="auto"/>
         <w:ind w:firstLine="708"/>
       </w:pPr>
+      <w:bookmarkStart w:id="20" w:name="_Toc232503612"/>
       <w:r>
         <w:t>5.1 Tela de login</w:t>
       </w:r>
+      <w:bookmarkEnd w:id="20"/>
     </w:p>
     <w:p>
       <w:pPr>
@@ -11531,8 +14729,16 @@
         <w:rPr>
           <w:lang w:val="pt-BR"/>
         </w:rPr>
-        <w:t xml:space="preserve"> email</w:t>
-      </w:r>
+        <w:t xml:space="preserve"> </w:t>
+      </w:r>
+      <w:proofErr w:type="spellStart"/>
+      <w:r>
+        <w:rPr>
+          <w:lang w:val="pt-BR"/>
+        </w:rPr>
+        <w:t>email</w:t>
+      </w:r>
+      <w:proofErr w:type="spellEnd"/>
       <w:r>
         <w:rPr>
           <w:lang w:val="pt-BR"/>
@@ -11560,25 +14766,36 @@
           <w:lang w:val="pt-BR"/>
         </w:rPr>
       </w:pPr>
-      <w:r>
-        <w:rPr>
-          <w:b/>
-          <w:bCs/>
-          <w:lang w:val="pt-BR"/>
-        </w:rPr>
-        <w:t>Wireframe                                                            Interface</w:t>
-      </w:r>
-    </w:p>
-    <w:p>
-      <w:pPr>
-        <w:spacing w:line="360" w:lineRule="auto"/>
-        <w:ind w:left="708"/>
-        <w:rPr>
-          <w:lang w:val="pt-BR"/>
-        </w:rPr>
-      </w:pPr>
-      <w:r>
-        <w:rPr>
+      <w:proofErr w:type="spellStart"/>
+      <w:r>
+        <w:rPr>
+          <w:b/>
+          <w:bCs/>
+          <w:lang w:val="pt-BR"/>
+        </w:rPr>
+        <w:t>Wireframe</w:t>
+      </w:r>
+      <w:proofErr w:type="spellEnd"/>
+      <w:r>
+        <w:rPr>
+          <w:b/>
+          <w:bCs/>
+          <w:lang w:val="pt-BR"/>
+        </w:rPr>
+        <w:t xml:space="preserve">                                                            Interface</w:t>
+      </w:r>
+    </w:p>
+    <w:p>
+      <w:pPr>
+        <w:spacing w:line="360" w:lineRule="auto"/>
+        <w:ind w:left="708"/>
+        <w:rPr>
+          <w:lang w:val="pt-BR"/>
+        </w:rPr>
+      </w:pPr>
+      <w:r>
+        <w:rPr>
+          <w:noProof/>
           <w:lang w:val="pt-BR"/>
         </w:rPr>
         <w:drawing>
@@ -11674,19 +14891,12 @@
         <w:spacing w:line="360" w:lineRule="auto"/>
         <w:ind w:firstLine="708"/>
       </w:pPr>
+      <w:bookmarkStart w:id="21" w:name="_Toc232503613"/>
       <w:r>
         <w:lastRenderedPageBreak/>
-        <w:t>5.</w:t>
-      </w:r>
-      <w:r>
-        <w:t>2</w:t>
-      </w:r>
-      <w:r>
-        <w:t xml:space="preserve"> Tela de </w:t>
-      </w:r>
-      <w:r>
-        <w:t>dashboard</w:t>
-      </w:r>
+        <w:t>5.2 Tela de dashboard</w:t>
+      </w:r>
+      <w:bookmarkEnd w:id="21"/>
     </w:p>
     <w:p>
       <w:pPr>
@@ -11723,13 +14933,23 @@
           <w:lang w:val="pt-BR"/>
         </w:rPr>
       </w:pPr>
-      <w:r>
-        <w:rPr>
-          <w:b/>
-          <w:bCs/>
-          <w:lang w:val="pt-BR"/>
-        </w:rPr>
-        <w:t>Wireframe                                                            Interface</w:t>
+      <w:proofErr w:type="spellStart"/>
+      <w:r>
+        <w:rPr>
+          <w:b/>
+          <w:bCs/>
+          <w:lang w:val="pt-BR"/>
+        </w:rPr>
+        <w:t>Wireframe</w:t>
+      </w:r>
+      <w:proofErr w:type="spellEnd"/>
+      <w:r>
+        <w:rPr>
+          <w:b/>
+          <w:bCs/>
+          <w:lang w:val="pt-BR"/>
+        </w:rPr>
+        <w:t xml:space="preserve">                                                            Interface</w:t>
       </w:r>
     </w:p>
     <w:p>
@@ -11741,6 +14961,7 @@
       </w:pPr>
       <w:r>
         <w:rPr>
+          <w:noProof/>
           <w:lang w:val="pt-BR"/>
         </w:rPr>
         <w:drawing>
@@ -11827,19 +15048,12 @@
         <w:spacing w:line="360" w:lineRule="auto"/>
         <w:ind w:firstLine="708"/>
       </w:pPr>
+      <w:bookmarkStart w:id="22" w:name="_Toc232503614"/>
       <w:r>
         <w:lastRenderedPageBreak/>
-        <w:t>5.</w:t>
-      </w:r>
-      <w:r>
-        <w:t>3</w:t>
-      </w:r>
-      <w:r>
-        <w:t xml:space="preserve"> Tela de </w:t>
-      </w:r>
-      <w:r>
-        <w:t>produtos</w:t>
-      </w:r>
+        <w:t>5.3 Tela de produtos</w:t>
+      </w:r>
+      <w:bookmarkEnd w:id="22"/>
     </w:p>
     <w:p>
       <w:pPr>
@@ -11882,13 +15096,23 @@
           <w:lang w:val="pt-BR"/>
         </w:rPr>
       </w:pPr>
-      <w:r>
-        <w:rPr>
-          <w:b/>
-          <w:bCs/>
-          <w:lang w:val="pt-BR"/>
-        </w:rPr>
-        <w:t>Wireframe                                                            Interface</w:t>
+      <w:proofErr w:type="spellStart"/>
+      <w:r>
+        <w:rPr>
+          <w:b/>
+          <w:bCs/>
+          <w:lang w:val="pt-BR"/>
+        </w:rPr>
+        <w:t>Wireframe</w:t>
+      </w:r>
+      <w:proofErr w:type="spellEnd"/>
+      <w:r>
+        <w:rPr>
+          <w:b/>
+          <w:bCs/>
+          <w:lang w:val="pt-BR"/>
+        </w:rPr>
+        <w:t xml:space="preserve">                                                            Interface</w:t>
       </w:r>
     </w:p>
     <w:p>
@@ -11900,6 +15124,7 @@
       </w:pPr>
       <w:r>
         <w:rPr>
+          <w:noProof/>
           <w:lang w:val="pt-BR"/>
         </w:rPr>
         <w:drawing>
@@ -11986,19 +15211,12 @@
         <w:spacing w:line="360" w:lineRule="auto"/>
         <w:ind w:firstLine="708"/>
       </w:pPr>
+      <w:bookmarkStart w:id="23" w:name="_Toc232503615"/>
       <w:r>
         <w:lastRenderedPageBreak/>
-        <w:t>5.</w:t>
-      </w:r>
-      <w:r>
-        <w:t>4</w:t>
-      </w:r>
-      <w:r>
-        <w:t xml:space="preserve"> </w:t>
-      </w:r>
-      <w:r>
-        <w:t>Stack de produto</w:t>
-      </w:r>
+        <w:t>5.4 Stack de produto</w:t>
+      </w:r>
+      <w:bookmarkEnd w:id="23"/>
     </w:p>
     <w:p>
       <w:pPr>
@@ -12061,13 +15279,23 @@
           <w:lang w:val="pt-BR"/>
         </w:rPr>
       </w:pPr>
-      <w:r>
-        <w:rPr>
-          <w:b/>
-          <w:bCs/>
-          <w:lang w:val="pt-BR"/>
-        </w:rPr>
-        <w:t>Wireframe                                                            Interface</w:t>
+      <w:proofErr w:type="spellStart"/>
+      <w:r>
+        <w:rPr>
+          <w:b/>
+          <w:bCs/>
+          <w:lang w:val="pt-BR"/>
+        </w:rPr>
+        <w:t>Wireframe</w:t>
+      </w:r>
+      <w:proofErr w:type="spellEnd"/>
+      <w:r>
+        <w:rPr>
+          <w:b/>
+          <w:bCs/>
+          <w:lang w:val="pt-BR"/>
+        </w:rPr>
+        <w:t xml:space="preserve">                                                            Interface</w:t>
       </w:r>
     </w:p>
     <w:p>
@@ -12084,6 +15312,7 @@
       </w:r>
       <w:r>
         <w:rPr>
+          <w:noProof/>
           <w:lang w:val="pt-BR"/>
         </w:rPr>
         <w:drawing>
@@ -12170,19 +15399,12 @@
         <w:spacing w:line="360" w:lineRule="auto"/>
         <w:ind w:firstLine="708"/>
       </w:pPr>
+      <w:bookmarkStart w:id="24" w:name="_Toc232503616"/>
       <w:r>
         <w:lastRenderedPageBreak/>
-        <w:t>5.</w:t>
-      </w:r>
-      <w:r>
-        <w:t>5</w:t>
-      </w:r>
-      <w:r>
-        <w:t xml:space="preserve"> </w:t>
-      </w:r>
-      <w:r>
-        <w:t>Tela de empilhadeira</w:t>
-      </w:r>
+        <w:t>5.5 Tela de empilhadeira</w:t>
+      </w:r>
+      <w:bookmarkEnd w:id="24"/>
     </w:p>
     <w:p>
       <w:pPr>
@@ -12219,13 +15441,23 @@
           <w:lang w:val="pt-BR"/>
         </w:rPr>
       </w:pPr>
-      <w:r>
-        <w:rPr>
-          <w:b/>
-          <w:bCs/>
-          <w:lang w:val="pt-BR"/>
-        </w:rPr>
-        <w:t>Wireframe                                                            Interface</w:t>
+      <w:proofErr w:type="spellStart"/>
+      <w:r>
+        <w:rPr>
+          <w:b/>
+          <w:bCs/>
+          <w:lang w:val="pt-BR"/>
+        </w:rPr>
+        <w:t>Wireframe</w:t>
+      </w:r>
+      <w:proofErr w:type="spellEnd"/>
+      <w:r>
+        <w:rPr>
+          <w:b/>
+          <w:bCs/>
+          <w:lang w:val="pt-BR"/>
+        </w:rPr>
+        <w:t xml:space="preserve">                                                            Interface</w:t>
       </w:r>
     </w:p>
     <w:p>
@@ -12237,6 +15469,7 @@
       </w:pPr>
       <w:r>
         <w:rPr>
+          <w:noProof/>
           <w:lang w:val="pt-BR"/>
         </w:rPr>
         <w:drawing>
@@ -12323,39 +15556,26 @@
         <w:spacing w:line="360" w:lineRule="auto"/>
         <w:ind w:firstLine="708"/>
       </w:pPr>
+      <w:bookmarkStart w:id="25" w:name="_Toc232503617"/>
       <w:r>
         <w:lastRenderedPageBreak/>
-        <w:t>5.</w:t>
-      </w:r>
-      <w:r>
-        <w:t>6</w:t>
-      </w:r>
-      <w:r>
-        <w:t xml:space="preserve"> Tela de </w:t>
-      </w:r>
-      <w:r>
-        <w:t>movimentações</w:t>
-      </w:r>
-    </w:p>
-    <w:p>
-      <w:pPr>
-        <w:spacing w:line="360" w:lineRule="auto"/>
-        <w:ind w:left="708"/>
-        <w:rPr>
-          <w:lang w:val="pt-BR"/>
-        </w:rPr>
-      </w:pPr>
-      <w:r>
-        <w:rPr>
-          <w:lang w:val="pt-BR"/>
-        </w:rPr>
-        <w:t xml:space="preserve">A tela de </w:t>
-      </w:r>
-      <w:r>
-        <w:rPr>
-          <w:lang w:val="pt-BR"/>
-        </w:rPr>
-        <w:t>movimentações permite ao usuário visualizar as entradas e saídas do sistema,</w:t>
+        <w:t>5.6 Tela de movimentações</w:t>
+      </w:r>
+      <w:bookmarkEnd w:id="25"/>
+    </w:p>
+    <w:p>
+      <w:pPr>
+        <w:spacing w:line="360" w:lineRule="auto"/>
+        <w:ind w:left="708"/>
+        <w:rPr>
+          <w:lang w:val="pt-BR"/>
+        </w:rPr>
+      </w:pPr>
+      <w:r>
+        <w:rPr>
+          <w:lang w:val="pt-BR"/>
+        </w:rPr>
+        <w:t>A tela de movimentações permite ao usuário visualizar as entradas e saídas do sistema,</w:t>
       </w:r>
       <w:r>
         <w:rPr>
@@ -12384,13 +15604,23 @@
           <w:lang w:val="pt-BR"/>
         </w:rPr>
       </w:pPr>
-      <w:r>
-        <w:rPr>
-          <w:b/>
-          <w:bCs/>
-          <w:lang w:val="pt-BR"/>
-        </w:rPr>
-        <w:t>Wireframe                                                            Interface</w:t>
+      <w:proofErr w:type="spellStart"/>
+      <w:r>
+        <w:rPr>
+          <w:b/>
+          <w:bCs/>
+          <w:lang w:val="pt-BR"/>
+        </w:rPr>
+        <w:t>Wireframe</w:t>
+      </w:r>
+      <w:proofErr w:type="spellEnd"/>
+      <w:r>
+        <w:rPr>
+          <w:b/>
+          <w:bCs/>
+          <w:lang w:val="pt-BR"/>
+        </w:rPr>
+        <w:t xml:space="preserve">                                                            Interface</w:t>
       </w:r>
     </w:p>
     <w:p>
@@ -12407,6 +15637,7 @@
       </w:r>
       <w:r>
         <w:rPr>
+          <w:noProof/>
           <w:lang w:val="pt-BR"/>
         </w:rPr>
         <w:drawing>
@@ -12493,27 +15724,45 @@
         <w:spacing w:line="360" w:lineRule="auto"/>
         <w:ind w:firstLine="708"/>
       </w:pPr>
+      <w:bookmarkStart w:id="26" w:name="_Toc232503618"/>
       <w:r>
         <w:lastRenderedPageBreak/>
         <w:t xml:space="preserve">5.6 Tela de </w:t>
       </w:r>
+      <w:proofErr w:type="spellStart"/>
       <w:r>
         <w:t>QRcode</w:t>
       </w:r>
-    </w:p>
-    <w:p>
-      <w:pPr>
-        <w:spacing w:line="360" w:lineRule="auto"/>
-        <w:ind w:left="708"/>
-        <w:rPr>
-          <w:lang w:val="pt-BR"/>
-        </w:rPr>
-      </w:pPr>
-      <w:r>
-        <w:rPr>
-          <w:lang w:val="pt-BR"/>
-        </w:rPr>
-        <w:t>A tela abre a câmera do celular para fazer a leitura do QRcode de um produto ou pacote, ele trará as informações dos produtos em questão junto da opção de realizar um pedido de entrada ou de saída.</w:t>
+      <w:bookmarkEnd w:id="26"/>
+      <w:proofErr w:type="spellEnd"/>
+    </w:p>
+    <w:p>
+      <w:pPr>
+        <w:spacing w:line="360" w:lineRule="auto"/>
+        <w:ind w:left="708"/>
+        <w:rPr>
+          <w:lang w:val="pt-BR"/>
+        </w:rPr>
+      </w:pPr>
+      <w:r>
+        <w:rPr>
+          <w:lang w:val="pt-BR"/>
+        </w:rPr>
+        <w:t xml:space="preserve">A tela abre a câmera do celular para fazer a leitura do </w:t>
+      </w:r>
+      <w:proofErr w:type="spellStart"/>
+      <w:r>
+        <w:rPr>
+          <w:lang w:val="pt-BR"/>
+        </w:rPr>
+        <w:t>QRcode</w:t>
+      </w:r>
+      <w:proofErr w:type="spellEnd"/>
+      <w:r>
+        <w:rPr>
+          <w:lang w:val="pt-BR"/>
+        </w:rPr>
+        <w:t xml:space="preserve"> de um produto ou pacote, ele trará as informações dos produtos em questão junto da opção de realizar um pedido de entrada ou de saída.</w:t>
       </w:r>
     </w:p>
     <w:p>
@@ -12536,13 +15785,23 @@
           <w:lang w:val="pt-BR"/>
         </w:rPr>
       </w:pPr>
-      <w:r>
-        <w:rPr>
-          <w:b/>
-          <w:bCs/>
-          <w:lang w:val="pt-BR"/>
-        </w:rPr>
-        <w:t>Wireframe                                                            Interface</w:t>
+      <w:proofErr w:type="spellStart"/>
+      <w:r>
+        <w:rPr>
+          <w:b/>
+          <w:bCs/>
+          <w:lang w:val="pt-BR"/>
+        </w:rPr>
+        <w:t>Wireframe</w:t>
+      </w:r>
+      <w:proofErr w:type="spellEnd"/>
+      <w:r>
+        <w:rPr>
+          <w:b/>
+          <w:bCs/>
+          <w:lang w:val="pt-BR"/>
+        </w:rPr>
+        <w:t xml:space="preserve">                                                            Interface</w:t>
       </w:r>
     </w:p>
     <w:p>
@@ -12555,6 +15814,7 @@
       </w:pPr>
       <w:r>
         <w:rPr>
+          <w:noProof/>
           <w:lang w:val="pt-BR"/>
         </w:rPr>
         <w:drawing>
@@ -14181,6 +17441,7 @@
   <w:style w:type="character" w:default="1" w:styleId="Fontepargpadro">
     <w:name w:val="Default Paragraph Font"/>
     <w:uiPriority w:val="1"/>
+    <w:semiHidden/>
     <w:unhideWhenUsed/>
   </w:style>
   <w:style w:type="table" w:default="1" w:styleId="Tabelanormal">

--- a/Documentação - Voiture.docx
+++ b/Documentação - Voiture.docx
@@ -10766,7 +10766,6 @@
           <w:lang w:val="pt-BR"/>
         </w:rPr>
       </w:pPr>
-      <w:proofErr w:type="spellStart"/>
       <w:r>
         <w:rPr>
           <w:b/>
@@ -10775,7 +10774,6 @@
         </w:rPr>
         <w:t>Wireframe</w:t>
       </w:r>
-      <w:proofErr w:type="spellEnd"/>
     </w:p>
     <w:p>
       <w:pPr>
@@ -10984,7 +10982,6 @@
           <w:lang w:val="pt-BR"/>
         </w:rPr>
       </w:pPr>
-      <w:proofErr w:type="spellStart"/>
       <w:r>
         <w:rPr>
           <w:b/>
@@ -10993,7 +10990,6 @@
         </w:rPr>
         <w:t>Wireframe</w:t>
       </w:r>
-      <w:proofErr w:type="spellEnd"/>
     </w:p>
     <w:p>
       <w:pPr>
@@ -11296,7 +11292,6 @@
           <w:lang w:val="pt-BR"/>
         </w:rPr>
       </w:pPr>
-      <w:proofErr w:type="spellStart"/>
       <w:r>
         <w:rPr>
           <w:b/>
@@ -11305,7 +11300,6 @@
         </w:rPr>
         <w:t>Wireframe</w:t>
       </w:r>
-      <w:proofErr w:type="spellEnd"/>
     </w:p>
     <w:p>
       <w:pPr>
@@ -11575,7 +11569,6 @@
           <w:lang w:val="pt-BR"/>
         </w:rPr>
       </w:pPr>
-      <w:proofErr w:type="spellStart"/>
       <w:r>
         <w:rPr>
           <w:b/>
@@ -11584,7 +11577,6 @@
         </w:rPr>
         <w:t>Wireframe</w:t>
       </w:r>
-      <w:proofErr w:type="spellEnd"/>
     </w:p>
     <w:p>
       <w:pPr>
@@ -11817,7 +11809,6 @@
           <w:lang w:val="pt-BR"/>
         </w:rPr>
       </w:pPr>
-      <w:proofErr w:type="spellStart"/>
       <w:r>
         <w:rPr>
           <w:b/>
@@ -11826,7 +11817,6 @@
         </w:rPr>
         <w:t>Wireframe</w:t>
       </w:r>
-      <w:proofErr w:type="spellEnd"/>
     </w:p>
     <w:p>
       <w:pPr>
@@ -12076,7 +12066,6 @@
           <w:lang w:val="pt-BR"/>
         </w:rPr>
       </w:pPr>
-      <w:proofErr w:type="spellStart"/>
       <w:r>
         <w:rPr>
           <w:b/>
@@ -12085,7 +12074,6 @@
         </w:rPr>
         <w:t>Wireframe</w:t>
       </w:r>
-      <w:proofErr w:type="spellEnd"/>
     </w:p>
     <w:p>
       <w:pPr>
@@ -12257,7 +12245,6 @@
         <w:autoSpaceDE/>
         <w:autoSpaceDN/>
         <w:spacing w:after="160" w:line="278" w:lineRule="auto"/>
-        <w:ind w:firstLine="708"/>
         <w:jc w:val="left"/>
         <w:rPr>
           <w:b/>
@@ -12265,28 +12252,6 @@
           <w:lang w:val="pt-BR"/>
         </w:rPr>
       </w:pPr>
-    </w:p>
-    <w:p>
-      <w:pPr>
-        <w:widowControl/>
-        <w:autoSpaceDE/>
-        <w:autoSpaceDN/>
-        <w:spacing w:after="160" w:line="278" w:lineRule="auto"/>
-        <w:jc w:val="left"/>
-        <w:rPr>
-          <w:b/>
-          <w:bCs/>
-          <w:lang w:val="pt-BR"/>
-        </w:rPr>
-      </w:pPr>
-      <w:r>
-        <w:rPr>
-          <w:b/>
-          <w:bCs/>
-          <w:lang w:val="pt-BR"/>
-        </w:rPr>
-        <w:br w:type="page"/>
-      </w:r>
     </w:p>
     <w:p>
       <w:pPr>
@@ -12308,7 +12273,6 @@
           <w:bCs/>
           <w:lang w:val="pt-BR"/>
         </w:rPr>
-        <w:lastRenderedPageBreak/>
         <w:t>4.7 Listagem de pedidos de entrada</w:t>
       </w:r>
     </w:p>
@@ -12532,7 +12496,6 @@
           <w:lang w:val="pt-BR"/>
         </w:rPr>
       </w:pPr>
-      <w:proofErr w:type="spellStart"/>
       <w:r>
         <w:rPr>
           <w:b/>
@@ -12541,7 +12504,6 @@
         </w:rPr>
         <w:t>Wireframe</w:t>
       </w:r>
-      <w:proofErr w:type="spellEnd"/>
     </w:p>
     <w:p>
       <w:pPr>
@@ -12800,7 +12762,6 @@
           <w:lang w:val="pt-BR"/>
         </w:rPr>
       </w:pPr>
-      <w:proofErr w:type="spellStart"/>
       <w:r>
         <w:rPr>
           <w:b/>
@@ -12809,7 +12770,6 @@
         </w:rPr>
         <w:t>Wireframe</w:t>
       </w:r>
-      <w:proofErr w:type="spellEnd"/>
     </w:p>
     <w:p>
       <w:pPr>
@@ -13038,6 +12998,194 @@
         <w:spacing w:after="160" w:line="278" w:lineRule="auto"/>
         <w:jc w:val="left"/>
         <w:rPr>
+          <w:lang w:val="pt-BR"/>
+        </w:rPr>
+      </w:pPr>
+      <w:r>
+        <w:rPr>
+          <w:lang w:val="pt-BR"/>
+        </w:rPr>
+        <w:t>Essa tela permite que o usuário possa ocupar uma empilhadeira para uso, adicionando a empilhadeira que será utilizada, e o devido funcionário que irá manuseá-la. Após o registro do uso, as informações apareceram na tabela de empilhadeiras, com a ocupação agora alterado para “ocupado”, o ID do funcionário que está usando a empilhadeira, e a data e hora do registro do uso da empilhadeira. Com a opção de desocupação da empilhadeira caso o funcionário pare de manuseá-la, voltando assim a empilhadeira para o modo padrão de quando foi cadastrada no sistema.</w:t>
+      </w:r>
+    </w:p>
+    <w:p>
+      <w:pPr>
+        <w:widowControl/>
+        <w:autoSpaceDE/>
+        <w:autoSpaceDN/>
+        <w:spacing w:after="160" w:line="278" w:lineRule="auto"/>
+        <w:jc w:val="left"/>
+        <w:rPr>
+          <w:lang w:val="pt-BR"/>
+        </w:rPr>
+      </w:pPr>
+    </w:p>
+    <w:p>
+      <w:pPr>
+        <w:widowControl/>
+        <w:autoSpaceDE/>
+        <w:autoSpaceDN/>
+        <w:spacing w:after="160" w:line="278" w:lineRule="auto"/>
+        <w:jc w:val="left"/>
+        <w:rPr>
+          <w:b/>
+          <w:bCs/>
+          <w:lang w:val="pt-BR"/>
+        </w:rPr>
+      </w:pPr>
+      <w:r>
+        <w:rPr>
+          <w:b/>
+          <w:bCs/>
+          <w:lang w:val="pt-BR"/>
+        </w:rPr>
+        <w:t>Wireframe:</w:t>
+      </w:r>
+      <w:r>
+        <w:rPr>
+          <w:b/>
+          <w:bCs/>
+          <w:noProof/>
+          <w:lang w:val="pt-BR"/>
+          <w14:ligatures w14:val="standardContextual"/>
+        </w:rPr>
+        <w:drawing>
+          <wp:inline distT="0" distB="0" distL="0" distR="0" wp14:anchorId="6DC12C39" wp14:editId="5AB2EB0E">
+            <wp:extent cx="5760085" cy="2834640"/>
+            <wp:effectExtent l="0" t="0" r="0" b="3810"/>
+            <wp:docPr id="1133937278" name="Imagem 2"/>
+            <wp:cNvGraphicFramePr>
+              <a:graphicFrameLocks xmlns:a="http://schemas.openxmlformats.org/drawingml/2006/main" noChangeAspect="1"/>
+            </wp:cNvGraphicFramePr>
+            <a:graphic xmlns:a="http://schemas.openxmlformats.org/drawingml/2006/main">
+              <a:graphicData uri="http://schemas.openxmlformats.org/drawingml/2006/picture">
+                <pic:pic xmlns:pic="http://schemas.openxmlformats.org/drawingml/2006/picture">
+                  <pic:nvPicPr>
+                    <pic:cNvPr id="1133937278" name="Imagem 1133937278"/>
+                    <pic:cNvPicPr/>
+                  </pic:nvPicPr>
+                  <pic:blipFill>
+                    <a:blip r:embed="rId24" cstate="print">
+                      <a:extLst>
+                        <a:ext uri="{28A0092B-C50C-407E-A947-70E740481C1C}">
+                          <a14:useLocalDpi xmlns:a14="http://schemas.microsoft.com/office/drawing/2010/main" val="0"/>
+                        </a:ext>
+                      </a:extLst>
+                    </a:blip>
+                    <a:stretch>
+                      <a:fillRect/>
+                    </a:stretch>
+                  </pic:blipFill>
+                  <pic:spPr>
+                    <a:xfrm>
+                      <a:off x="0" y="0"/>
+                      <a:ext cx="5760085" cy="2834640"/>
+                    </a:xfrm>
+                    <a:prstGeom prst="rect">
+                      <a:avLst/>
+                    </a:prstGeom>
+                  </pic:spPr>
+                </pic:pic>
+              </a:graphicData>
+            </a:graphic>
+          </wp:inline>
+        </w:drawing>
+      </w:r>
+    </w:p>
+    <w:p>
+      <w:pPr>
+        <w:widowControl/>
+        <w:autoSpaceDE/>
+        <w:autoSpaceDN/>
+        <w:spacing w:after="160" w:line="278" w:lineRule="auto"/>
+        <w:jc w:val="left"/>
+        <w:rPr>
+          <w:b/>
+          <w:bCs/>
+          <w:lang w:val="pt-BR"/>
+        </w:rPr>
+      </w:pPr>
+      <w:r>
+        <w:rPr>
+          <w:b/>
+          <w:bCs/>
+          <w:lang w:val="pt-BR"/>
+        </w:rPr>
+        <w:t>Interface:</w:t>
+      </w:r>
+    </w:p>
+    <w:p>
+      <w:pPr>
+        <w:widowControl/>
+        <w:autoSpaceDE/>
+        <w:autoSpaceDN/>
+        <w:spacing w:after="160" w:line="278" w:lineRule="auto"/>
+        <w:jc w:val="left"/>
+        <w:rPr>
+          <w:b/>
+          <w:bCs/>
+          <w:lang w:val="pt-BR"/>
+        </w:rPr>
+      </w:pPr>
+      <w:r>
+        <w:rPr>
+          <w:b/>
+          <w:bCs/>
+          <w:noProof/>
+          <w:lang w:val="pt-BR"/>
+          <w14:ligatures w14:val="standardContextual"/>
+        </w:rPr>
+        <w:drawing>
+          <wp:inline distT="0" distB="0" distL="0" distR="0" wp14:anchorId="0A38FCB5" wp14:editId="53756BBC">
+            <wp:extent cx="5760085" cy="2671445"/>
+            <wp:effectExtent l="0" t="0" r="0" b="0"/>
+            <wp:docPr id="1463249271" name="Imagem 4"/>
+            <wp:cNvGraphicFramePr>
+              <a:graphicFrameLocks xmlns:a="http://schemas.openxmlformats.org/drawingml/2006/main" noChangeAspect="1"/>
+            </wp:cNvGraphicFramePr>
+            <a:graphic xmlns:a="http://schemas.openxmlformats.org/drawingml/2006/main">
+              <a:graphicData uri="http://schemas.openxmlformats.org/drawingml/2006/picture">
+                <pic:pic xmlns:pic="http://schemas.openxmlformats.org/drawingml/2006/picture">
+                  <pic:nvPicPr>
+                    <pic:cNvPr id="1463249271" name="Imagem 1463249271"/>
+                    <pic:cNvPicPr/>
+                  </pic:nvPicPr>
+                  <pic:blipFill>
+                    <a:blip r:embed="rId25" cstate="print">
+                      <a:extLst>
+                        <a:ext uri="{28A0092B-C50C-407E-A947-70E740481C1C}">
+                          <a14:useLocalDpi xmlns:a14="http://schemas.microsoft.com/office/drawing/2010/main" val="0"/>
+                        </a:ext>
+                      </a:extLst>
+                    </a:blip>
+                    <a:stretch>
+                      <a:fillRect/>
+                    </a:stretch>
+                  </pic:blipFill>
+                  <pic:spPr>
+                    <a:xfrm>
+                      <a:off x="0" y="0"/>
+                      <a:ext cx="5760085" cy="2671445"/>
+                    </a:xfrm>
+                    <a:prstGeom prst="rect">
+                      <a:avLst/>
+                    </a:prstGeom>
+                  </pic:spPr>
+                </pic:pic>
+              </a:graphicData>
+            </a:graphic>
+          </wp:inline>
+        </w:drawing>
+      </w:r>
+    </w:p>
+    <w:p>
+      <w:pPr>
+        <w:widowControl/>
+        <w:autoSpaceDE/>
+        <w:autoSpaceDN/>
+        <w:spacing w:after="160" w:line="278" w:lineRule="auto"/>
+        <w:jc w:val="left"/>
+        <w:rPr>
           <w:b/>
           <w:bCs/>
           <w:lang w:val="pt-BR"/>
@@ -13110,7 +13258,6 @@
           <w:lang w:val="pt-BR"/>
         </w:rPr>
       </w:pPr>
-      <w:proofErr w:type="spellStart"/>
       <w:r>
         <w:rPr>
           <w:b/>
@@ -13119,7 +13266,6 @@
         </w:rPr>
         <w:t>Wireframe</w:t>
       </w:r>
-      <w:proofErr w:type="spellEnd"/>
     </w:p>
     <w:p>
       <w:pPr>
@@ -13156,7 +13302,7 @@
                     </pic:cNvPicPr>
                   </pic:nvPicPr>
                   <pic:blipFill>
-                    <a:blip r:embed="rId24" cstate="print">
+                    <a:blip r:embed="rId26" cstate="print">
                       <a:extLst>
                         <a:ext uri="{28A0092B-C50C-407E-A947-70E740481C1C}">
                           <a14:useLocalDpi xmlns:a14="http://schemas.microsoft.com/office/drawing/2010/main" val="0"/>
@@ -13257,7 +13403,7 @@
                     </pic:cNvPicPr>
                   </pic:nvPicPr>
                   <pic:blipFill rotWithShape="1">
-                    <a:blip r:embed="rId25" cstate="print">
+                    <a:blip r:embed="rId27" cstate="print">
                       <a:extLst>
                         <a:ext uri="{28A0092B-C50C-407E-A947-70E740481C1C}">
                           <a14:useLocalDpi xmlns:a14="http://schemas.microsoft.com/office/drawing/2010/main" val="0"/>
@@ -13384,7 +13530,6 @@
           <w:lang w:val="pt-BR"/>
         </w:rPr>
       </w:pPr>
-      <w:proofErr w:type="spellStart"/>
       <w:r>
         <w:rPr>
           <w:b/>
@@ -13393,7 +13538,6 @@
         </w:rPr>
         <w:t>Wireframe</w:t>
       </w:r>
-      <w:proofErr w:type="spellEnd"/>
     </w:p>
     <w:p>
       <w:pPr>
@@ -13430,7 +13574,7 @@
                     </pic:cNvPicPr>
                   </pic:nvPicPr>
                   <pic:blipFill>
-                    <a:blip r:embed="rId26" cstate="print">
+                    <a:blip r:embed="rId28" cstate="print">
                       <a:extLst>
                         <a:ext uri="{28A0092B-C50C-407E-A947-70E740481C1C}">
                           <a14:useLocalDpi xmlns:a14="http://schemas.microsoft.com/office/drawing/2010/main" val="0"/>
@@ -13531,7 +13675,7 @@
                     </pic:cNvPicPr>
                   </pic:nvPicPr>
                   <pic:blipFill rotWithShape="1">
-                    <a:blip r:embed="rId27" cstate="print">
+                    <a:blip r:embed="rId29" cstate="print">
                       <a:extLst>
                         <a:ext uri="{28A0092B-C50C-407E-A947-70E740481C1C}">
                           <a14:useLocalDpi xmlns:a14="http://schemas.microsoft.com/office/drawing/2010/main" val="0"/>
@@ -13648,7 +13792,6 @@
           <w:lang w:val="pt-BR"/>
         </w:rPr>
       </w:pPr>
-      <w:proofErr w:type="spellStart"/>
       <w:r>
         <w:rPr>
           <w:b/>
@@ -13657,7 +13800,6 @@
         </w:rPr>
         <w:t>Wireframe</w:t>
       </w:r>
-      <w:proofErr w:type="spellEnd"/>
     </w:p>
     <w:p>
       <w:pPr>
@@ -13694,7 +13836,7 @@
                     </pic:cNvPicPr>
                   </pic:nvPicPr>
                   <pic:blipFill>
-                    <a:blip r:embed="rId28" cstate="print">
+                    <a:blip r:embed="rId30" cstate="print">
                       <a:extLst>
                         <a:ext uri="{28A0092B-C50C-407E-A947-70E740481C1C}">
                           <a14:useLocalDpi xmlns:a14="http://schemas.microsoft.com/office/drawing/2010/main" val="0"/>
@@ -13795,7 +13937,7 @@
                     </pic:cNvPicPr>
                   </pic:nvPicPr>
                   <pic:blipFill>
-                    <a:blip r:embed="rId29" cstate="print">
+                    <a:blip r:embed="rId31" cstate="print">
                       <a:extLst>
                         <a:ext uri="{28A0092B-C50C-407E-A947-70E740481C1C}">
                           <a14:useLocalDpi xmlns:a14="http://schemas.microsoft.com/office/drawing/2010/main" val="0"/>
@@ -13930,7 +14072,6 @@
           <w:lang w:val="pt-BR"/>
         </w:rPr>
       </w:pPr>
-      <w:proofErr w:type="spellStart"/>
       <w:r>
         <w:rPr>
           <w:b/>
@@ -13939,7 +14080,6 @@
         </w:rPr>
         <w:t>Wireframe</w:t>
       </w:r>
-      <w:proofErr w:type="spellEnd"/>
     </w:p>
     <w:p>
       <w:pPr>
@@ -13980,7 +14120,7 @@
                     </pic:cNvPicPr>
                   </pic:nvPicPr>
                   <pic:blipFill>
-                    <a:blip r:embed="rId30" cstate="print">
+                    <a:blip r:embed="rId32" cstate="print">
                       <a:extLst>
                         <a:ext uri="{28A0092B-C50C-407E-A947-70E740481C1C}">
                           <a14:useLocalDpi xmlns:a14="http://schemas.microsoft.com/office/drawing/2010/main" val="0"/>
@@ -14089,7 +14229,7 @@
                     </pic:cNvPicPr>
                   </pic:nvPicPr>
                   <pic:blipFill rotWithShape="1">
-                    <a:blip r:embed="rId31" cstate="print">
+                    <a:blip r:embed="rId33" cstate="print">
                       <a:extLst>
                         <a:ext uri="{28A0092B-C50C-407E-A947-70E740481C1C}">
                           <a14:useLocalDpi xmlns:a14="http://schemas.microsoft.com/office/drawing/2010/main" val="0"/>
@@ -14192,7 +14332,6 @@
           <w:lang w:val="pt-BR"/>
         </w:rPr>
       </w:pPr>
-      <w:proofErr w:type="spellStart"/>
       <w:r>
         <w:rPr>
           <w:b/>
@@ -14201,7 +14340,6 @@
         </w:rPr>
         <w:t>Wireframe</w:t>
       </w:r>
-      <w:proofErr w:type="spellEnd"/>
     </w:p>
     <w:p>
       <w:pPr>
@@ -14238,7 +14376,7 @@
                     </pic:cNvPicPr>
                   </pic:nvPicPr>
                   <pic:blipFill>
-                    <a:blip r:embed="rId28" cstate="print">
+                    <a:blip r:embed="rId30" cstate="print">
                       <a:extLst>
                         <a:ext uri="{28A0092B-C50C-407E-A947-70E740481C1C}">
                           <a14:useLocalDpi xmlns:a14="http://schemas.microsoft.com/office/drawing/2010/main" val="0"/>
@@ -14339,7 +14477,7 @@
                     </pic:cNvPicPr>
                   </pic:nvPicPr>
                   <pic:blipFill>
-                    <a:blip r:embed="rId32" cstate="print">
+                    <a:blip r:embed="rId34" cstate="print">
                       <a:extLst>
                         <a:ext uri="{28A0092B-C50C-407E-A947-70E740481C1C}">
                           <a14:useLocalDpi xmlns:a14="http://schemas.microsoft.com/office/drawing/2010/main" val="0"/>
@@ -14454,7 +14592,6 @@
           <w:lang w:val="pt-BR"/>
         </w:rPr>
       </w:pPr>
-      <w:proofErr w:type="spellStart"/>
       <w:r>
         <w:rPr>
           <w:b/>
@@ -14463,7 +14600,6 @@
         </w:rPr>
         <w:t>Wireframe</w:t>
       </w:r>
-      <w:proofErr w:type="spellEnd"/>
     </w:p>
     <w:p>
       <w:pPr>
@@ -14500,7 +14636,7 @@
                     </pic:cNvPicPr>
                   </pic:nvPicPr>
                   <pic:blipFill>
-                    <a:blip r:embed="rId33" cstate="print">
+                    <a:blip r:embed="rId35" cstate="print">
                       <a:extLst>
                         <a:ext uri="{28A0092B-C50C-407E-A947-70E740481C1C}">
                           <a14:useLocalDpi xmlns:a14="http://schemas.microsoft.com/office/drawing/2010/main" val="0"/>
@@ -14601,7 +14737,7 @@
                     </pic:cNvPicPr>
                   </pic:nvPicPr>
                   <pic:blipFill>
-                    <a:blip r:embed="rId34" cstate="print">
+                    <a:blip r:embed="rId36" cstate="print">
                       <a:extLst>
                         <a:ext uri="{28A0092B-C50C-407E-A947-70E740481C1C}">
                           <a14:useLocalDpi xmlns:a14="http://schemas.microsoft.com/office/drawing/2010/main" val="0"/>
@@ -14766,23 +14902,13 @@
           <w:lang w:val="pt-BR"/>
         </w:rPr>
       </w:pPr>
-      <w:proofErr w:type="spellStart"/>
-      <w:r>
-        <w:rPr>
-          <w:b/>
-          <w:bCs/>
-          <w:lang w:val="pt-BR"/>
-        </w:rPr>
-        <w:t>Wireframe</w:t>
-      </w:r>
-      <w:proofErr w:type="spellEnd"/>
-      <w:r>
-        <w:rPr>
-          <w:b/>
-          <w:bCs/>
-          <w:lang w:val="pt-BR"/>
-        </w:rPr>
-        <w:t xml:space="preserve">                                                            Interface</w:t>
+      <w:r>
+        <w:rPr>
+          <w:b/>
+          <w:bCs/>
+          <w:lang w:val="pt-BR"/>
+        </w:rPr>
+        <w:t>Wireframe                                                            Interface</w:t>
       </w:r>
     </w:p>
     <w:p>
@@ -14816,7 +14942,7 @@
                     </pic:cNvPicPr>
                   </pic:nvPicPr>
                   <pic:blipFill>
-                    <a:blip r:embed="rId35" cstate="print">
+                    <a:blip r:embed="rId37" cstate="print">
                       <a:extLst>
                         <a:ext uri="{28A0092B-C50C-407E-A947-70E740481C1C}">
                           <a14:useLocalDpi xmlns:a14="http://schemas.microsoft.com/office/drawing/2010/main" val="0"/>
@@ -14933,23 +15059,13 @@
           <w:lang w:val="pt-BR"/>
         </w:rPr>
       </w:pPr>
-      <w:proofErr w:type="spellStart"/>
-      <w:r>
-        <w:rPr>
-          <w:b/>
-          <w:bCs/>
-          <w:lang w:val="pt-BR"/>
-        </w:rPr>
-        <w:t>Wireframe</w:t>
-      </w:r>
-      <w:proofErr w:type="spellEnd"/>
-      <w:r>
-        <w:rPr>
-          <w:b/>
-          <w:bCs/>
-          <w:lang w:val="pt-BR"/>
-        </w:rPr>
-        <w:t xml:space="preserve">                                                            Interface</w:t>
+      <w:r>
+        <w:rPr>
+          <w:b/>
+          <w:bCs/>
+          <w:lang w:val="pt-BR"/>
+        </w:rPr>
+        <w:t>Wireframe                                                            Interface</w:t>
       </w:r>
     </w:p>
     <w:p>
@@ -14982,7 +15098,7 @@
                     </pic:cNvPicPr>
                   </pic:nvPicPr>
                   <pic:blipFill>
-                    <a:blip r:embed="rId36" cstate="print">
+                    <a:blip r:embed="rId38" cstate="print">
                       <a:extLst>
                         <a:ext uri="{28A0092B-C50C-407E-A947-70E740481C1C}">
                           <a14:useLocalDpi xmlns:a14="http://schemas.microsoft.com/office/drawing/2010/main" val="0"/>
@@ -15096,23 +15212,13 @@
           <w:lang w:val="pt-BR"/>
         </w:rPr>
       </w:pPr>
-      <w:proofErr w:type="spellStart"/>
-      <w:r>
-        <w:rPr>
-          <w:b/>
-          <w:bCs/>
-          <w:lang w:val="pt-BR"/>
-        </w:rPr>
-        <w:t>Wireframe</w:t>
-      </w:r>
-      <w:proofErr w:type="spellEnd"/>
-      <w:r>
-        <w:rPr>
-          <w:b/>
-          <w:bCs/>
-          <w:lang w:val="pt-BR"/>
-        </w:rPr>
-        <w:t xml:space="preserve">                                                            Interface</w:t>
+      <w:r>
+        <w:rPr>
+          <w:b/>
+          <w:bCs/>
+          <w:lang w:val="pt-BR"/>
+        </w:rPr>
+        <w:t>Wireframe                                                            Interface</w:t>
       </w:r>
     </w:p>
     <w:p>
@@ -15145,7 +15251,7 @@
                     </pic:cNvPicPr>
                   </pic:nvPicPr>
                   <pic:blipFill>
-                    <a:blip r:embed="rId37" cstate="print">
+                    <a:blip r:embed="rId39" cstate="print">
                       <a:extLst>
                         <a:ext uri="{28A0092B-C50C-407E-A947-70E740481C1C}">
                           <a14:useLocalDpi xmlns:a14="http://schemas.microsoft.com/office/drawing/2010/main" val="0"/>
@@ -15279,23 +15385,13 @@
           <w:lang w:val="pt-BR"/>
         </w:rPr>
       </w:pPr>
-      <w:proofErr w:type="spellStart"/>
-      <w:r>
-        <w:rPr>
-          <w:b/>
-          <w:bCs/>
-          <w:lang w:val="pt-BR"/>
-        </w:rPr>
-        <w:t>Wireframe</w:t>
-      </w:r>
-      <w:proofErr w:type="spellEnd"/>
-      <w:r>
-        <w:rPr>
-          <w:b/>
-          <w:bCs/>
-          <w:lang w:val="pt-BR"/>
-        </w:rPr>
-        <w:t xml:space="preserve">                                                            Interface</w:t>
+      <w:r>
+        <w:rPr>
+          <w:b/>
+          <w:bCs/>
+          <w:lang w:val="pt-BR"/>
+        </w:rPr>
+        <w:t>Wireframe                                                            Interface</w:t>
       </w:r>
     </w:p>
     <w:p>
@@ -15333,7 +15429,7 @@
                     </pic:cNvPicPr>
                   </pic:nvPicPr>
                   <pic:blipFill>
-                    <a:blip r:embed="rId38" cstate="print">
+                    <a:blip r:embed="rId40" cstate="print">
                       <a:extLst>
                         <a:ext uri="{28A0092B-C50C-407E-A947-70E740481C1C}">
                           <a14:useLocalDpi xmlns:a14="http://schemas.microsoft.com/office/drawing/2010/main" val="0"/>
@@ -15441,23 +15537,13 @@
           <w:lang w:val="pt-BR"/>
         </w:rPr>
       </w:pPr>
-      <w:proofErr w:type="spellStart"/>
-      <w:r>
-        <w:rPr>
-          <w:b/>
-          <w:bCs/>
-          <w:lang w:val="pt-BR"/>
-        </w:rPr>
-        <w:t>Wireframe</w:t>
-      </w:r>
-      <w:proofErr w:type="spellEnd"/>
-      <w:r>
-        <w:rPr>
-          <w:b/>
-          <w:bCs/>
-          <w:lang w:val="pt-BR"/>
-        </w:rPr>
-        <w:t xml:space="preserve">                                                            Interface</w:t>
+      <w:r>
+        <w:rPr>
+          <w:b/>
+          <w:bCs/>
+          <w:lang w:val="pt-BR"/>
+        </w:rPr>
+        <w:t>Wireframe                                                            Interface</w:t>
       </w:r>
     </w:p>
     <w:p>
@@ -15490,7 +15576,7 @@
                     </pic:cNvPicPr>
                   </pic:nvPicPr>
                   <pic:blipFill>
-                    <a:blip r:embed="rId39" cstate="print">
+                    <a:blip r:embed="rId41" cstate="print">
                       <a:extLst>
                         <a:ext uri="{28A0092B-C50C-407E-A947-70E740481C1C}">
                           <a14:useLocalDpi xmlns:a14="http://schemas.microsoft.com/office/drawing/2010/main" val="0"/>
@@ -15604,23 +15690,13 @@
           <w:lang w:val="pt-BR"/>
         </w:rPr>
       </w:pPr>
-      <w:proofErr w:type="spellStart"/>
-      <w:r>
-        <w:rPr>
-          <w:b/>
-          <w:bCs/>
-          <w:lang w:val="pt-BR"/>
-        </w:rPr>
-        <w:t>Wireframe</w:t>
-      </w:r>
-      <w:proofErr w:type="spellEnd"/>
-      <w:r>
-        <w:rPr>
-          <w:b/>
-          <w:bCs/>
-          <w:lang w:val="pt-BR"/>
-        </w:rPr>
-        <w:t xml:space="preserve">                                                            Interface</w:t>
+      <w:r>
+        <w:rPr>
+          <w:b/>
+          <w:bCs/>
+          <w:lang w:val="pt-BR"/>
+        </w:rPr>
+        <w:t>Wireframe                                                            Interface</w:t>
       </w:r>
     </w:p>
     <w:p>
@@ -15658,7 +15734,7 @@
                     </pic:cNvPicPr>
                   </pic:nvPicPr>
                   <pic:blipFill>
-                    <a:blip r:embed="rId40" cstate="print">
+                    <a:blip r:embed="rId42" cstate="print">
                       <a:extLst>
                         <a:ext uri="{28A0092B-C50C-407E-A947-70E740481C1C}">
                           <a14:useLocalDpi xmlns:a14="http://schemas.microsoft.com/office/drawing/2010/main" val="0"/>
@@ -15785,23 +15861,13 @@
           <w:lang w:val="pt-BR"/>
         </w:rPr>
       </w:pPr>
-      <w:proofErr w:type="spellStart"/>
-      <w:r>
-        <w:rPr>
-          <w:b/>
-          <w:bCs/>
-          <w:lang w:val="pt-BR"/>
-        </w:rPr>
-        <w:t>Wireframe</w:t>
-      </w:r>
-      <w:proofErr w:type="spellEnd"/>
-      <w:r>
-        <w:rPr>
-          <w:b/>
-          <w:bCs/>
-          <w:lang w:val="pt-BR"/>
-        </w:rPr>
-        <w:t xml:space="preserve">                                                            Interface</w:t>
+      <w:r>
+        <w:rPr>
+          <w:b/>
+          <w:bCs/>
+          <w:lang w:val="pt-BR"/>
+        </w:rPr>
+        <w:t>Wireframe                                                            Interface</w:t>
       </w:r>
     </w:p>
     <w:p>
@@ -15835,7 +15901,7 @@
                     </pic:cNvPicPr>
                   </pic:nvPicPr>
                   <pic:blipFill>
-                    <a:blip r:embed="rId41" cstate="print">
+                    <a:blip r:embed="rId43" cstate="print">
                       <a:extLst>
                         <a:ext uri="{28A0092B-C50C-407E-A947-70E740481C1C}">
                           <a14:useLocalDpi xmlns:a14="http://schemas.microsoft.com/office/drawing/2010/main" val="0"/>

--- a/Documentação - Voiture.docx
+++ b/Documentação - Voiture.docx
@@ -170,10 +170,12 @@
         <w:jc w:val="center"/>
       </w:pPr>
       <w:bookmarkStart w:id="0" w:name="_Toc232082115"/>
+      <w:bookmarkStart w:id="1" w:name="_Toc232503598"/>
       <w:r>
         <w:t>DOCUMENTAÇÃO TÉCNICA</w:t>
       </w:r>
       <w:bookmarkEnd w:id="0"/>
+      <w:bookmarkEnd w:id="1"/>
     </w:p>
     <w:p>
       <w:pPr>
@@ -181,7 +183,8 @@
         <w:spacing w:line="360" w:lineRule="auto"/>
         <w:jc w:val="center"/>
       </w:pPr>
-      <w:bookmarkStart w:id="1" w:name="_Toc232082116"/>
+      <w:bookmarkStart w:id="2" w:name="_Toc232082116"/>
+      <w:bookmarkStart w:id="3" w:name="_Toc232503599"/>
       <w:r>
         <w:t>VOITURE</w:t>
       </w:r>
@@ -191,7 +194,8 @@
       <w:r>
         <w:t xml:space="preserve"> GESTÃO DE ESTOQUE</w:t>
       </w:r>
-      <w:bookmarkEnd w:id="1"/>
+      <w:bookmarkEnd w:id="2"/>
+      <w:bookmarkEnd w:id="3"/>
     </w:p>
     <w:p>
       <w:pPr>
@@ -634,9 +638,7 @@
             <w:pStyle w:val="CabealhodoSumrio"/>
             <w:spacing w:line="360" w:lineRule="auto"/>
             <w:rPr>
-              <w:bCs/>
-              <w:sz w:val="28"/>
-              <w:szCs w:val="40"/>
+              <w:noProof/>
             </w:rPr>
           </w:pPr>
           <w:r>
@@ -686,7 +688,153 @@
               <w14:ligatures w14:val="standardContextual"/>
             </w:rPr>
           </w:pPr>
-          <w:hyperlink w:anchor="_Toc232082117" w:history="1">
+          <w:hyperlink w:anchor="_Toc232503598" w:history="1">
+            <w:r>
+              <w:rPr>
+                <w:rStyle w:val="Hyperlink"/>
+                <w:noProof/>
+              </w:rPr>
+              <w:t>DOCUMENTAÇÃO TÉCNICA</w:t>
+            </w:r>
+            <w:r>
+              <w:rPr>
+                <w:noProof/>
+                <w:webHidden/>
+              </w:rPr>
+              <w:tab/>
+            </w:r>
+            <w:r>
+              <w:rPr>
+                <w:noProof/>
+                <w:webHidden/>
+              </w:rPr>
+              <w:fldChar w:fldCharType="begin"/>
+            </w:r>
+            <w:r>
+              <w:rPr>
+                <w:noProof/>
+                <w:webHidden/>
+              </w:rPr>
+              <w:instrText xml:space="preserve"> PAGEREF _Toc232503598 \h </w:instrText>
+            </w:r>
+            <w:r>
+              <w:rPr>
+                <w:noProof/>
+                <w:webHidden/>
+              </w:rPr>
+            </w:r>
+            <w:r>
+              <w:rPr>
+                <w:noProof/>
+                <w:webHidden/>
+              </w:rPr>
+              <w:fldChar w:fldCharType="separate"/>
+            </w:r>
+            <w:r>
+              <w:rPr>
+                <w:noProof/>
+                <w:webHidden/>
+              </w:rPr>
+              <w:t>1</w:t>
+            </w:r>
+            <w:r>
+              <w:rPr>
+                <w:noProof/>
+                <w:webHidden/>
+              </w:rPr>
+              <w:fldChar w:fldCharType="end"/>
+            </w:r>
+          </w:hyperlink>
+        </w:p>
+        <w:p>
+          <w:pPr>
+            <w:pStyle w:val="Sumrio1"/>
+            <w:tabs>
+              <w:tab w:val="right" w:leader="dot" w:pos="9061"/>
+            </w:tabs>
+            <w:rPr>
+              <w:rFonts w:asciiTheme="minorHAnsi" w:eastAsiaTheme="minorEastAsia" w:hAnsiTheme="minorHAnsi"/>
+              <w:noProof/>
+              <w:kern w:val="2"/>
+              <w:szCs w:val="24"/>
+              <w:lang w:val="pt-BR" w:eastAsia="pt-BR"/>
+              <w14:ligatures w14:val="standardContextual"/>
+            </w:rPr>
+          </w:pPr>
+          <w:hyperlink w:anchor="_Toc232503599" w:history="1">
+            <w:r>
+              <w:rPr>
+                <w:rStyle w:val="Hyperlink"/>
+                <w:noProof/>
+              </w:rPr>
+              <w:t>VOITURE - GESTÃO DE ESTOQUE</w:t>
+            </w:r>
+            <w:r>
+              <w:rPr>
+                <w:noProof/>
+                <w:webHidden/>
+              </w:rPr>
+              <w:tab/>
+            </w:r>
+            <w:r>
+              <w:rPr>
+                <w:noProof/>
+                <w:webHidden/>
+              </w:rPr>
+              <w:fldChar w:fldCharType="begin"/>
+            </w:r>
+            <w:r>
+              <w:rPr>
+                <w:noProof/>
+                <w:webHidden/>
+              </w:rPr>
+              <w:instrText xml:space="preserve"> PAGEREF _Toc232503599 \h </w:instrText>
+            </w:r>
+            <w:r>
+              <w:rPr>
+                <w:noProof/>
+                <w:webHidden/>
+              </w:rPr>
+            </w:r>
+            <w:r>
+              <w:rPr>
+                <w:noProof/>
+                <w:webHidden/>
+              </w:rPr>
+              <w:fldChar w:fldCharType="separate"/>
+            </w:r>
+            <w:r>
+              <w:rPr>
+                <w:noProof/>
+                <w:webHidden/>
+              </w:rPr>
+              <w:t>1</w:t>
+            </w:r>
+            <w:r>
+              <w:rPr>
+                <w:noProof/>
+                <w:webHidden/>
+              </w:rPr>
+              <w:fldChar w:fldCharType="end"/>
+            </w:r>
+          </w:hyperlink>
+        </w:p>
+        <w:p>
+          <w:pPr>
+            <w:pStyle w:val="Sumrio1"/>
+            <w:tabs>
+              <w:tab w:val="right" w:leader="dot" w:pos="9061"/>
+            </w:tabs>
+            <w:rPr>
+              <w:rFonts w:asciiTheme="minorHAnsi" w:eastAsiaTheme="minorEastAsia" w:hAnsiTheme="minorHAnsi"/>
+              <w:noProof/>
+              <w:kern w:val="2"/>
+              <w:szCs w:val="24"/>
+              <w:lang w:val="pt-BR" w:eastAsia="pt-BR"/>
+              <w14:ligatures w14:val="standardContextual"/>
+            </w:rPr>
+          </w:pPr>
+          <w:hyperlink w:anchor="_Toc232503600" w:history="1">
             <w:r>
               <w:rPr>
                 <w:rStyle w:val="Hyperlink"/>
@@ -713,80 +861,7 @@
                 <w:noProof/>
                 <w:webHidden/>
               </w:rPr>
-              <w:instrText xml:space="preserve"> PAGEREF _Toc232082117 \h </w:instrText>
-            </w:r>
-            <w:r>
-              <w:rPr>
-                <w:noProof/>
-                <w:webHidden/>
-              </w:rPr>
-            </w:r>
-            <w:r>
-              <w:rPr>
-                <w:noProof/>
-                <w:webHidden/>
-              </w:rPr>
-              <w:fldChar w:fldCharType="separate"/>
-            </w:r>
-            <w:r>
-              <w:rPr>
-                <w:noProof/>
-                <w:webHidden/>
-              </w:rPr>
-              <w:t>3</w:t>
-            </w:r>
-            <w:r>
-              <w:rPr>
-                <w:noProof/>
-                <w:webHidden/>
-              </w:rPr>
-              <w:fldChar w:fldCharType="end"/>
-            </w:r>
-          </w:hyperlink>
-        </w:p>
-        <w:p>
-          <w:pPr>
-            <w:pStyle w:val="Sumrio1"/>
-            <w:tabs>
-              <w:tab w:val="right" w:leader="dot" w:pos="9061"/>
-            </w:tabs>
-            <w:rPr>
-              <w:rFonts w:asciiTheme="minorHAnsi" w:eastAsiaTheme="minorEastAsia" w:hAnsiTheme="minorHAnsi"/>
-              <w:noProof/>
-              <w:kern w:val="2"/>
-              <w:szCs w:val="24"/>
-              <w:lang w:val="pt-BR" w:eastAsia="pt-BR"/>
-              <w14:ligatures w14:val="standardContextual"/>
-            </w:rPr>
-          </w:pPr>
-          <w:hyperlink w:anchor="_Toc232082118" w:history="1">
-            <w:r>
-              <w:rPr>
-                <w:rStyle w:val="Hyperlink"/>
-                <w:noProof/>
-              </w:rPr>
-              <w:t>2. Banco de dados</w:t>
-            </w:r>
-            <w:r>
-              <w:rPr>
-                <w:noProof/>
-                <w:webHidden/>
-              </w:rPr>
-              <w:tab/>
-            </w:r>
-            <w:r>
-              <w:rPr>
-                <w:noProof/>
-                <w:webHidden/>
-              </w:rPr>
-              <w:fldChar w:fldCharType="begin"/>
-            </w:r>
-            <w:r>
-              <w:rPr>
-                <w:noProof/>
-                <w:webHidden/>
-              </w:rPr>
-              <w:instrText xml:space="preserve"> PAGEREF _Toc232082118 \h </w:instrText>
+              <w:instrText xml:space="preserve"> PAGEREF _Toc232503600 \h </w:instrText>
             </w:r>
             <w:r>
               <w:rPr>
@@ -819,9 +894,8 @@
         </w:p>
         <w:p>
           <w:pPr>
-            <w:pStyle w:val="Sumrio2"/>
+            <w:pStyle w:val="Sumrio1"/>
             <w:tabs>
-              <w:tab w:val="left" w:pos="960"/>
               <w:tab w:val="right" w:leader="dot" w:pos="9061"/>
             </w:tabs>
             <w:rPr>
@@ -833,31 +907,13 @@
               <w14:ligatures w14:val="standardContextual"/>
             </w:rPr>
           </w:pPr>
-          <w:hyperlink w:anchor="_Toc232082119" w:history="1">
+          <w:hyperlink w:anchor="_Toc232503601" w:history="1">
             <w:r>
               <w:rPr>
                 <w:rStyle w:val="Hyperlink"/>
                 <w:noProof/>
               </w:rPr>
-              <w:t>2.1</w:t>
-            </w:r>
-            <w:r>
-              <w:rPr>
-                <w:rFonts w:asciiTheme="minorHAnsi" w:eastAsiaTheme="minorEastAsia" w:hAnsiTheme="minorHAnsi"/>
-                <w:noProof/>
-                <w:kern w:val="2"/>
-                <w:szCs w:val="24"/>
-                <w:lang w:val="pt-BR" w:eastAsia="pt-BR"/>
-                <w14:ligatures w14:val="standardContextual"/>
-              </w:rPr>
-              <w:t xml:space="preserve"> </w:t>
-            </w:r>
-            <w:r>
-              <w:rPr>
-                <w:rStyle w:val="Hyperlink"/>
-                <w:noProof/>
-              </w:rPr>
-              <w:t>Tabelas</w:t>
+              <w:t>2. Banco de dados</w:t>
             </w:r>
             <w:r>
               <w:rPr>
@@ -878,7 +934,7 @@
                 <w:noProof/>
                 <w:webHidden/>
               </w:rPr>
-              <w:instrText xml:space="preserve"> PAGEREF _Toc232082119 \h </w:instrText>
+              <w:instrText xml:space="preserve"> PAGEREF _Toc232503601 \h </w:instrText>
             </w:r>
             <w:r>
               <w:rPr>
@@ -898,7 +954,81 @@
                 <w:noProof/>
                 <w:webHidden/>
               </w:rPr>
-              <w:t>4</w:t>
+              <w:t>5</w:t>
+            </w:r>
+            <w:r>
+              <w:rPr>
+                <w:noProof/>
+                <w:webHidden/>
+              </w:rPr>
+              <w:fldChar w:fldCharType="end"/>
+            </w:r>
+          </w:hyperlink>
+        </w:p>
+        <w:p>
+          <w:pPr>
+            <w:pStyle w:val="Sumrio2"/>
+            <w:tabs>
+              <w:tab w:val="left" w:pos="960"/>
+              <w:tab w:val="right" w:leader="dot" w:pos="9061"/>
+            </w:tabs>
+            <w:rPr>
+              <w:rFonts w:asciiTheme="minorHAnsi" w:eastAsiaTheme="minorEastAsia" w:hAnsiTheme="minorHAnsi"/>
+              <w:noProof/>
+              <w:kern w:val="2"/>
+              <w:szCs w:val="24"/>
+              <w:lang w:val="pt-BR" w:eastAsia="pt-BR"/>
+              <w14:ligatures w14:val="standardContextual"/>
+            </w:rPr>
+          </w:pPr>
+          <w:hyperlink w:anchor="_Toc232503602" w:history="1">
+            <w:r>
+              <w:rPr>
+                <w:rStyle w:val="Hyperlink"/>
+                <w:noProof/>
+              </w:rPr>
+              <w:t>2.1Tabelas</w:t>
+            </w:r>
+            <w:r>
+              <w:rPr>
+                <w:noProof/>
+                <w:webHidden/>
+              </w:rPr>
+              <w:tab/>
+            </w:r>
+            <w:r>
+              <w:rPr>
+                <w:noProof/>
+                <w:webHidden/>
+              </w:rPr>
+              <w:fldChar w:fldCharType="begin"/>
+            </w:r>
+            <w:r>
+              <w:rPr>
+                <w:noProof/>
+                <w:webHidden/>
+              </w:rPr>
+              <w:instrText xml:space="preserve"> PAGEREF _Toc232503602 \h </w:instrText>
+            </w:r>
+            <w:r>
+              <w:rPr>
+                <w:noProof/>
+                <w:webHidden/>
+              </w:rPr>
+            </w:r>
+            <w:r>
+              <w:rPr>
+                <w:noProof/>
+                <w:webHidden/>
+              </w:rPr>
+              <w:fldChar w:fldCharType="separate"/>
+            </w:r>
+            <w:r>
+              <w:rPr>
+                <w:noProof/>
+                <w:webHidden/>
+              </w:rPr>
+              <w:t>5</w:t>
             </w:r>
             <w:r>
               <w:rPr>
@@ -924,7 +1054,7 @@
               <w14:ligatures w14:val="standardContextual"/>
             </w:rPr>
           </w:pPr>
-          <w:hyperlink w:anchor="_Toc232082120" w:history="1">
+          <w:hyperlink w:anchor="_Toc232503603" w:history="1">
             <w:r>
               <w:rPr>
                 <w:rStyle w:val="Hyperlink"/>
@@ -951,80 +1081,7 @@
                 <w:noProof/>
                 <w:webHidden/>
               </w:rPr>
-              <w:instrText xml:space="preserve"> PAGEREF _Toc232082120 \h </w:instrText>
-            </w:r>
-            <w:r>
-              <w:rPr>
-                <w:noProof/>
-                <w:webHidden/>
-              </w:rPr>
-            </w:r>
-            <w:r>
-              <w:rPr>
-                <w:noProof/>
-                <w:webHidden/>
-              </w:rPr>
-              <w:fldChar w:fldCharType="separate"/>
-            </w:r>
-            <w:r>
-              <w:rPr>
-                <w:noProof/>
-                <w:webHidden/>
-              </w:rPr>
-              <w:t>9</w:t>
-            </w:r>
-            <w:r>
-              <w:rPr>
-                <w:noProof/>
-                <w:webHidden/>
-              </w:rPr>
-              <w:fldChar w:fldCharType="end"/>
-            </w:r>
-          </w:hyperlink>
-        </w:p>
-        <w:p>
-          <w:pPr>
-            <w:pStyle w:val="Sumrio1"/>
-            <w:tabs>
-              <w:tab w:val="right" w:leader="dot" w:pos="9061"/>
-            </w:tabs>
-            <w:rPr>
-              <w:rFonts w:asciiTheme="minorHAnsi" w:eastAsiaTheme="minorEastAsia" w:hAnsiTheme="minorHAnsi"/>
-              <w:noProof/>
-              <w:kern w:val="2"/>
-              <w:szCs w:val="24"/>
-              <w:lang w:val="pt-BR" w:eastAsia="pt-BR"/>
-              <w14:ligatures w14:val="standardContextual"/>
-            </w:rPr>
-          </w:pPr>
-          <w:hyperlink w:anchor="_Toc232082121" w:history="1">
-            <w:r>
-              <w:rPr>
-                <w:rStyle w:val="Hyperlink"/>
-                <w:noProof/>
-              </w:rPr>
-              <w:t>3. Documento de Requisitos do Sistema</w:t>
-            </w:r>
-            <w:r>
-              <w:rPr>
-                <w:noProof/>
-                <w:webHidden/>
-              </w:rPr>
-              <w:tab/>
-            </w:r>
-            <w:r>
-              <w:rPr>
-                <w:noProof/>
-                <w:webHidden/>
-              </w:rPr>
-              <w:fldChar w:fldCharType="begin"/>
-            </w:r>
-            <w:r>
-              <w:rPr>
-                <w:noProof/>
-                <w:webHidden/>
-              </w:rPr>
-              <w:instrText xml:space="preserve"> PAGEREF _Toc232082121 \h </w:instrText>
+              <w:instrText xml:space="preserve"> PAGEREF _Toc232503603 \h </w:instrText>
             </w:r>
             <w:r>
               <w:rPr>
@@ -1057,6 +1114,79 @@
         </w:p>
         <w:p>
           <w:pPr>
+            <w:pStyle w:val="Sumrio1"/>
+            <w:tabs>
+              <w:tab w:val="right" w:leader="dot" w:pos="9061"/>
+            </w:tabs>
+            <w:rPr>
+              <w:rFonts w:asciiTheme="minorHAnsi" w:eastAsiaTheme="minorEastAsia" w:hAnsiTheme="minorHAnsi"/>
+              <w:noProof/>
+              <w:kern w:val="2"/>
+              <w:szCs w:val="24"/>
+              <w:lang w:val="pt-BR" w:eastAsia="pt-BR"/>
+              <w14:ligatures w14:val="standardContextual"/>
+            </w:rPr>
+          </w:pPr>
+          <w:hyperlink w:anchor="_Toc232503604" w:history="1">
+            <w:r>
+              <w:rPr>
+                <w:rStyle w:val="Hyperlink"/>
+                <w:noProof/>
+              </w:rPr>
+              <w:t>3. Documento de Requisitos do Sistema</w:t>
+            </w:r>
+            <w:r>
+              <w:rPr>
+                <w:noProof/>
+                <w:webHidden/>
+              </w:rPr>
+              <w:tab/>
+            </w:r>
+            <w:r>
+              <w:rPr>
+                <w:noProof/>
+                <w:webHidden/>
+              </w:rPr>
+              <w:fldChar w:fldCharType="begin"/>
+            </w:r>
+            <w:r>
+              <w:rPr>
+                <w:noProof/>
+                <w:webHidden/>
+              </w:rPr>
+              <w:instrText xml:space="preserve"> PAGEREF _Toc232503604 \h </w:instrText>
+            </w:r>
+            <w:r>
+              <w:rPr>
+                <w:noProof/>
+                <w:webHidden/>
+              </w:rPr>
+            </w:r>
+            <w:r>
+              <w:rPr>
+                <w:noProof/>
+                <w:webHidden/>
+              </w:rPr>
+              <w:fldChar w:fldCharType="separate"/>
+            </w:r>
+            <w:r>
+              <w:rPr>
+                <w:noProof/>
+                <w:webHidden/>
+              </w:rPr>
+              <w:t>11</w:t>
+            </w:r>
+            <w:r>
+              <w:rPr>
+                <w:noProof/>
+                <w:webHidden/>
+              </w:rPr>
+              <w:fldChar w:fldCharType="end"/>
+            </w:r>
+          </w:hyperlink>
+        </w:p>
+        <w:p>
+          <w:pPr>
             <w:pStyle w:val="Sumrio2"/>
             <w:tabs>
               <w:tab w:val="right" w:leader="dot" w:pos="9061"/>
@@ -1070,7 +1200,7 @@
               <w14:ligatures w14:val="standardContextual"/>
             </w:rPr>
           </w:pPr>
-          <w:hyperlink w:anchor="_Toc232082122" w:history="1">
+          <w:hyperlink w:anchor="_Toc232503605" w:history="1">
             <w:r>
               <w:rPr>
                 <w:rStyle w:val="Hyperlink"/>
@@ -1097,7 +1227,7 @@
                 <w:noProof/>
                 <w:webHidden/>
               </w:rPr>
-              <w:instrText xml:space="preserve"> PAGEREF _Toc232082122 \h </w:instrText>
+              <w:instrText xml:space="preserve"> PAGEREF _Toc232503605 \h </w:instrText>
             </w:r>
             <w:r>
               <w:rPr>
@@ -1117,7 +1247,7 @@
                 <w:noProof/>
                 <w:webHidden/>
               </w:rPr>
-              <w:t>10</w:t>
+              <w:t>11</w:t>
             </w:r>
             <w:r>
               <w:rPr>
@@ -1143,7 +1273,7 @@
               <w14:ligatures w14:val="standardContextual"/>
             </w:rPr>
           </w:pPr>
-          <w:hyperlink w:anchor="_Toc232082123" w:history="1">
+          <w:hyperlink w:anchor="_Toc232503606" w:history="1">
             <w:r>
               <w:rPr>
                 <w:rStyle w:val="Hyperlink"/>
@@ -1170,80 +1300,7 @@
                 <w:noProof/>
                 <w:webHidden/>
               </w:rPr>
-              <w:instrText xml:space="preserve"> PAGEREF _Toc232082123 \h </w:instrText>
-            </w:r>
-            <w:r>
-              <w:rPr>
-                <w:noProof/>
-                <w:webHidden/>
-              </w:rPr>
-            </w:r>
-            <w:r>
-              <w:rPr>
-                <w:noProof/>
-                <w:webHidden/>
-              </w:rPr>
-              <w:fldChar w:fldCharType="separate"/>
-            </w:r>
-            <w:r>
-              <w:rPr>
-                <w:noProof/>
-                <w:webHidden/>
-              </w:rPr>
-              <w:t>13</w:t>
-            </w:r>
-            <w:r>
-              <w:rPr>
-                <w:noProof/>
-                <w:webHidden/>
-              </w:rPr>
-              <w:fldChar w:fldCharType="end"/>
-            </w:r>
-          </w:hyperlink>
-        </w:p>
-        <w:p>
-          <w:pPr>
-            <w:pStyle w:val="Sumrio2"/>
-            <w:tabs>
-              <w:tab w:val="right" w:leader="dot" w:pos="9061"/>
-            </w:tabs>
-            <w:rPr>
-              <w:rFonts w:asciiTheme="minorHAnsi" w:eastAsiaTheme="minorEastAsia" w:hAnsiTheme="minorHAnsi"/>
-              <w:noProof/>
-              <w:kern w:val="2"/>
-              <w:szCs w:val="24"/>
-              <w:lang w:val="pt-BR" w:eastAsia="pt-BR"/>
-              <w14:ligatures w14:val="standardContextual"/>
-            </w:rPr>
-          </w:pPr>
-          <w:hyperlink w:anchor="_Toc232082124" w:history="1">
-            <w:r>
-              <w:rPr>
-                <w:rStyle w:val="Hyperlink"/>
-                <w:noProof/>
-              </w:rPr>
-              <w:t>3.3 REGRAS DE NEGÓCIO (RN)</w:t>
-            </w:r>
-            <w:r>
-              <w:rPr>
-                <w:noProof/>
-                <w:webHidden/>
-              </w:rPr>
-              <w:tab/>
-            </w:r>
-            <w:r>
-              <w:rPr>
-                <w:noProof/>
-                <w:webHidden/>
-              </w:rPr>
-              <w:fldChar w:fldCharType="begin"/>
-            </w:r>
-            <w:r>
-              <w:rPr>
-                <w:noProof/>
-                <w:webHidden/>
-              </w:rPr>
-              <w:instrText xml:space="preserve"> PAGEREF _Toc232082124 \h </w:instrText>
+              <w:instrText xml:space="preserve"> PAGEREF _Toc232503606 \h </w:instrText>
             </w:r>
             <w:r>
               <w:rPr>
@@ -1276,7 +1333,7 @@
         </w:p>
         <w:p>
           <w:pPr>
-            <w:pStyle w:val="Sumrio1"/>
+            <w:pStyle w:val="Sumrio2"/>
             <w:tabs>
               <w:tab w:val="right" w:leader="dot" w:pos="9061"/>
             </w:tabs>
@@ -1289,13 +1346,13 @@
               <w14:ligatures w14:val="standardContextual"/>
             </w:rPr>
           </w:pPr>
-          <w:hyperlink w:anchor="_Toc232082125" w:history="1">
+          <w:hyperlink w:anchor="_Toc232503607" w:history="1">
             <w:r>
               <w:rPr>
                 <w:rStyle w:val="Hyperlink"/>
                 <w:noProof/>
               </w:rPr>
-              <w:t>4. Interface gráfica</w:t>
+              <w:t>3.3 REGRAS DE NEGÓCIO (RN)</w:t>
             </w:r>
             <w:r>
               <w:rPr>
@@ -1316,7 +1373,7 @@
                 <w:noProof/>
                 <w:webHidden/>
               </w:rPr>
-              <w:instrText xml:space="preserve"> PAGEREF _Toc232082125 \h </w:instrText>
+              <w:instrText xml:space="preserve"> PAGEREF _Toc232503607 \h </w:instrText>
             </w:r>
             <w:r>
               <w:rPr>
@@ -1336,7 +1393,7 @@
                 <w:noProof/>
                 <w:webHidden/>
               </w:rPr>
-              <w:t>17</w:t>
+              <w:t>15</w:t>
             </w:r>
             <w:r>
               <w:rPr>
@@ -1349,7 +1406,7 @@
         </w:p>
         <w:p>
           <w:pPr>
-            <w:pStyle w:val="Sumrio2"/>
+            <w:pStyle w:val="Sumrio1"/>
             <w:tabs>
               <w:tab w:val="right" w:leader="dot" w:pos="9061"/>
             </w:tabs>
@@ -1362,6 +1419,136 @@
               <w14:ligatures w14:val="standardContextual"/>
             </w:rPr>
           </w:pPr>
+          <w:hyperlink w:anchor="_Toc232503608" w:history="1">
+            <w:r>
+              <w:rPr>
+                <w:rStyle w:val="Hyperlink"/>
+                <w:noProof/>
+              </w:rPr>
+              <w:t>4. Interface gráfica desktop</w:t>
+            </w:r>
+            <w:r>
+              <w:rPr>
+                <w:noProof/>
+                <w:webHidden/>
+              </w:rPr>
+              <w:tab/>
+            </w:r>
+            <w:r>
+              <w:rPr>
+                <w:noProof/>
+                <w:webHidden/>
+              </w:rPr>
+              <w:fldChar w:fldCharType="begin"/>
+            </w:r>
+            <w:r>
+              <w:rPr>
+                <w:noProof/>
+                <w:webHidden/>
+              </w:rPr>
+              <w:instrText xml:space="preserve"> PAGEREF _Toc232503608 \h </w:instrText>
+            </w:r>
+            <w:r>
+              <w:rPr>
+                <w:noProof/>
+                <w:webHidden/>
+              </w:rPr>
+            </w:r>
+            <w:r>
+              <w:rPr>
+                <w:noProof/>
+                <w:webHidden/>
+              </w:rPr>
+              <w:fldChar w:fldCharType="separate"/>
+            </w:r>
+            <w:r>
+              <w:rPr>
+                <w:noProof/>
+                <w:webHidden/>
+              </w:rPr>
+              <w:t>18</w:t>
+            </w:r>
+            <w:r>
+              <w:rPr>
+                <w:noProof/>
+                <w:webHidden/>
+              </w:rPr>
+              <w:fldChar w:fldCharType="end"/>
+            </w:r>
+          </w:hyperlink>
+        </w:p>
+        <w:p>
+          <w:pPr>
+            <w:pStyle w:val="Sumrio1"/>
+            <w:tabs>
+              <w:tab w:val="right" w:leader="dot" w:pos="9061"/>
+            </w:tabs>
+            <w:rPr>
+              <w:rFonts w:asciiTheme="minorHAnsi" w:eastAsiaTheme="minorEastAsia" w:hAnsiTheme="minorHAnsi"/>
+              <w:noProof/>
+              <w:kern w:val="2"/>
+              <w:szCs w:val="24"/>
+              <w:lang w:val="pt-BR" w:eastAsia="pt-BR"/>
+              <w14:ligatures w14:val="standardContextual"/>
+            </w:rPr>
+          </w:pPr>
+          <w:hyperlink w:anchor="_Toc232503611" w:history="1">
+            <w:r>
+              <w:rPr>
+                <w:rStyle w:val="Hyperlink"/>
+                <w:noProof/>
+              </w:rPr>
+              <w:t>5. Interface gráfica mobile</w:t>
+            </w:r>
+            <w:r>
+              <w:rPr>
+                <w:noProof/>
+                <w:webHidden/>
+              </w:rPr>
+              <w:tab/>
+            </w:r>
+            <w:r>
+              <w:rPr>
+                <w:noProof/>
+                <w:webHidden/>
+              </w:rPr>
+              <w:fldChar w:fldCharType="begin"/>
+            </w:r>
+            <w:r>
+              <w:rPr>
+                <w:noProof/>
+                <w:webHidden/>
+              </w:rPr>
+              <w:instrText xml:space="preserve"> PAGEREF _Toc232503611 \h </w:instrText>
+            </w:r>
+            <w:r>
+              <w:rPr>
+                <w:noProof/>
+                <w:webHidden/>
+              </w:rPr>
+            </w:r>
+            <w:r>
+              <w:rPr>
+                <w:noProof/>
+                <w:webHidden/>
+              </w:rPr>
+              <w:fldChar w:fldCharType="separate"/>
+            </w:r>
+            <w:r>
+              <w:rPr>
+                <w:noProof/>
+                <w:webHidden/>
+              </w:rPr>
+              <w:t>38</w:t>
+            </w:r>
+            <w:r>
+              <w:rPr>
+                <w:noProof/>
+                <w:webHidden/>
+              </w:rPr>
+              <w:fldChar w:fldCharType="end"/>
+            </w:r>
+          </w:hyperlink>
         </w:p>
         <w:p>
           <w:pPr>
@@ -1688,7 +1875,7 @@
         <w:pStyle w:val="Ttulo1"/>
         <w:spacing w:line="360" w:lineRule="auto"/>
       </w:pPr>
-      <w:bookmarkStart w:id="2" w:name="_Toc232082117"/>
+      <w:bookmarkStart w:id="4" w:name="_Toc232503600"/>
       <w:r>
         <w:lastRenderedPageBreak/>
         <w:t>1</w:t>
@@ -1699,7 +1886,7 @@
       <w:r>
         <w:t xml:space="preserve"> Introdução</w:t>
       </w:r>
-      <w:bookmarkEnd w:id="2"/>
+      <w:bookmarkEnd w:id="4"/>
     </w:p>
     <w:p>
       <w:pPr>
@@ -1878,7 +2065,7 @@
       <w:pPr>
         <w:pStyle w:val="Ttulo1"/>
       </w:pPr>
-      <w:bookmarkStart w:id="3" w:name="_Toc232082118"/>
+      <w:bookmarkStart w:id="5" w:name="_Toc232503601"/>
       <w:r>
         <w:lastRenderedPageBreak/>
         <w:t>2</w:t>
@@ -1892,7 +2079,7 @@
       <w:r>
         <w:t>anco de dados</w:t>
       </w:r>
-      <w:bookmarkEnd w:id="3"/>
+      <w:bookmarkEnd w:id="5"/>
     </w:p>
     <w:p>
       <w:pPr>
@@ -1902,11 +2089,11 @@
           <w:numId w:val="6"/>
         </w:numPr>
       </w:pPr>
-      <w:bookmarkStart w:id="4" w:name="_Toc232082119"/>
+      <w:bookmarkStart w:id="6" w:name="_Toc232503602"/>
       <w:r>
         <w:t>Tabelas</w:t>
       </w:r>
-      <w:bookmarkEnd w:id="4"/>
+      <w:bookmarkEnd w:id="6"/>
     </w:p>
     <w:p>
       <w:pPr>
@@ -1975,7 +2162,49 @@
         <w:rPr>
           <w:rFonts w:cs="Times New Roman"/>
         </w:rPr>
-        <w:t>(INT, Primary Key, Auto Increment, Not Null), é o identificador da tabela funcionário;</w:t>
+        <w:t xml:space="preserve">(INT, Primary Key, Auto </w:t>
+      </w:r>
+      <w:proofErr w:type="spellStart"/>
+      <w:r>
+        <w:rPr>
+          <w:rFonts w:cs="Times New Roman"/>
+        </w:rPr>
+        <w:t>Increment</w:t>
+      </w:r>
+      <w:proofErr w:type="spellEnd"/>
+      <w:r>
+        <w:rPr>
+          <w:rFonts w:cs="Times New Roman"/>
+        </w:rPr>
+        <w:t xml:space="preserve">, </w:t>
+      </w:r>
+      <w:proofErr w:type="spellStart"/>
+      <w:r>
+        <w:rPr>
+          <w:rFonts w:cs="Times New Roman"/>
+        </w:rPr>
+        <w:t>Not</w:t>
+      </w:r>
+      <w:proofErr w:type="spellEnd"/>
+      <w:r>
+        <w:rPr>
+          <w:rFonts w:cs="Times New Roman"/>
+        </w:rPr>
+        <w:t xml:space="preserve"> </w:t>
+      </w:r>
+      <w:proofErr w:type="spellStart"/>
+      <w:r>
+        <w:rPr>
+          <w:rFonts w:cs="Times New Roman"/>
+        </w:rPr>
+        <w:t>Null</w:t>
+      </w:r>
+      <w:proofErr w:type="spellEnd"/>
+      <w:r>
+        <w:rPr>
+          <w:rFonts w:cs="Times New Roman"/>
+        </w:rPr>
+        <w:t>), é o identificador da tabela funcionário;</w:t>
       </w:r>
     </w:p>
     <w:p>
@@ -2023,7 +2252,21 @@
         <w:rPr>
           <w:rFonts w:cs="Times New Roman"/>
         </w:rPr>
-        <w:t xml:space="preserve"> Null), é o nome do funcionário;</w:t>
+        <w:t xml:space="preserve"> </w:t>
+      </w:r>
+      <w:proofErr w:type="spellStart"/>
+      <w:r>
+        <w:rPr>
+          <w:rFonts w:cs="Times New Roman"/>
+        </w:rPr>
+        <w:t>Null</w:t>
+      </w:r>
+      <w:proofErr w:type="spellEnd"/>
+      <w:r>
+        <w:rPr>
+          <w:rFonts w:cs="Times New Roman"/>
+        </w:rPr>
+        <w:t>), é o nome do funcionário;</w:t>
       </w:r>
     </w:p>
     <w:p>
@@ -2129,7 +2372,21 @@
         <w:rPr>
           <w:rFonts w:cs="Times New Roman"/>
         </w:rPr>
-        <w:t xml:space="preserve"> Null), é o CPF do funcionário;</w:t>
+        <w:t xml:space="preserve"> </w:t>
+      </w:r>
+      <w:proofErr w:type="spellStart"/>
+      <w:r>
+        <w:rPr>
+          <w:rFonts w:cs="Times New Roman"/>
+        </w:rPr>
+        <w:t>Null</w:t>
+      </w:r>
+      <w:proofErr w:type="spellEnd"/>
+      <w:r>
+        <w:rPr>
+          <w:rFonts w:cs="Times New Roman"/>
+        </w:rPr>
+        <w:t>), é o CPF do funcionário;</w:t>
       </w:r>
     </w:p>
     <w:p>
@@ -2177,7 +2434,21 @@
         <w:rPr>
           <w:rFonts w:cs="Times New Roman"/>
         </w:rPr>
-        <w:t xml:space="preserve"> Null), é o CEP do funcionário;</w:t>
+        <w:t xml:space="preserve"> </w:t>
+      </w:r>
+      <w:proofErr w:type="spellStart"/>
+      <w:r>
+        <w:rPr>
+          <w:rFonts w:cs="Times New Roman"/>
+        </w:rPr>
+        <w:t>Null</w:t>
+      </w:r>
+      <w:proofErr w:type="spellEnd"/>
+      <w:r>
+        <w:rPr>
+          <w:rFonts w:cs="Times New Roman"/>
+        </w:rPr>
+        <w:t>), é o CEP do funcionário;</w:t>
       </w:r>
     </w:p>
     <w:p>
@@ -2225,7 +2496,35 @@
         <w:rPr>
           <w:rFonts w:cs="Times New Roman"/>
         </w:rPr>
-        <w:t xml:space="preserve"> Null), é o email do funcionário;</w:t>
+        <w:t xml:space="preserve"> </w:t>
+      </w:r>
+      <w:proofErr w:type="spellStart"/>
+      <w:r>
+        <w:rPr>
+          <w:rFonts w:cs="Times New Roman"/>
+        </w:rPr>
+        <w:t>Null</w:t>
+      </w:r>
+      <w:proofErr w:type="spellEnd"/>
+      <w:r>
+        <w:rPr>
+          <w:rFonts w:cs="Times New Roman"/>
+        </w:rPr>
+        <w:t xml:space="preserve">), é o </w:t>
+      </w:r>
+      <w:proofErr w:type="spellStart"/>
+      <w:r>
+        <w:rPr>
+          <w:rFonts w:cs="Times New Roman"/>
+        </w:rPr>
+        <w:t>email</w:t>
+      </w:r>
+      <w:proofErr w:type="spellEnd"/>
+      <w:r>
+        <w:rPr>
+          <w:rFonts w:cs="Times New Roman"/>
+        </w:rPr>
+        <w:t xml:space="preserve"> do funcionário;</w:t>
       </w:r>
     </w:p>
     <w:p>
@@ -2291,6 +2590,7 @@
           <w:rFonts w:cs="Times New Roman"/>
         </w:rPr>
       </w:pPr>
+      <w:proofErr w:type="spellStart"/>
       <w:r>
         <w:rPr>
           <w:rFonts w:cs="Times New Roman"/>
@@ -2299,11 +2599,40 @@
         </w:rPr>
         <w:t>funcionario_ddd</w:t>
       </w:r>
-      <w:r>
-        <w:rPr>
-          <w:rFonts w:cs="Times New Roman"/>
-        </w:rPr>
-        <w:t>(VARCHAR (2), Not Null), é o código de área do telefone do funcionário;</w:t>
+      <w:proofErr w:type="spellEnd"/>
+      <w:r>
+        <w:rPr>
+          <w:rFonts w:cs="Times New Roman"/>
+        </w:rPr>
+        <w:t xml:space="preserve">(VARCHAR (2), </w:t>
+      </w:r>
+      <w:proofErr w:type="spellStart"/>
+      <w:r>
+        <w:rPr>
+          <w:rFonts w:cs="Times New Roman"/>
+        </w:rPr>
+        <w:t>Not</w:t>
+      </w:r>
+      <w:proofErr w:type="spellEnd"/>
+      <w:r>
+        <w:rPr>
+          <w:rFonts w:cs="Times New Roman"/>
+        </w:rPr>
+        <w:t xml:space="preserve"> </w:t>
+      </w:r>
+      <w:proofErr w:type="spellStart"/>
+      <w:r>
+        <w:rPr>
+          <w:rFonts w:cs="Times New Roman"/>
+        </w:rPr>
+        <w:t>Null</w:t>
+      </w:r>
+      <w:proofErr w:type="spellEnd"/>
+      <w:r>
+        <w:rPr>
+          <w:rFonts w:cs="Times New Roman"/>
+        </w:rPr>
+        <w:t>), é o código de área do telefone do funcionário;</w:t>
       </w:r>
     </w:p>
     <w:p>
@@ -2315,19 +2644,57 @@
           <w:rFonts w:cs="Times New Roman"/>
         </w:rPr>
       </w:pPr>
-      <w:r>
-        <w:rPr>
-          <w:rFonts w:cs="Times New Roman"/>
-          <w:b/>
-          <w:bCs/>
-        </w:rPr>
-        <w:t xml:space="preserve">funcionario_telefone </w:t>
-      </w:r>
-      <w:r>
-        <w:rPr>
-          <w:rFonts w:cs="Times New Roman"/>
-        </w:rPr>
-        <w:t>(VARCHAR (20), Not Null), é o telefone do funcionário;</w:t>
+      <w:proofErr w:type="spellStart"/>
+      <w:r>
+        <w:rPr>
+          <w:rFonts w:cs="Times New Roman"/>
+          <w:b/>
+          <w:bCs/>
+        </w:rPr>
+        <w:t>funcionario_telefone</w:t>
+      </w:r>
+      <w:proofErr w:type="spellEnd"/>
+      <w:r>
+        <w:rPr>
+          <w:rFonts w:cs="Times New Roman"/>
+          <w:b/>
+          <w:bCs/>
+        </w:rPr>
+        <w:t xml:space="preserve"> </w:t>
+      </w:r>
+      <w:r>
+        <w:rPr>
+          <w:rFonts w:cs="Times New Roman"/>
+        </w:rPr>
+        <w:t xml:space="preserve">(VARCHAR (20), </w:t>
+      </w:r>
+      <w:proofErr w:type="spellStart"/>
+      <w:r>
+        <w:rPr>
+          <w:rFonts w:cs="Times New Roman"/>
+        </w:rPr>
+        <w:t>Not</w:t>
+      </w:r>
+      <w:proofErr w:type="spellEnd"/>
+      <w:r>
+        <w:rPr>
+          <w:rFonts w:cs="Times New Roman"/>
+        </w:rPr>
+        <w:t xml:space="preserve"> </w:t>
+      </w:r>
+      <w:proofErr w:type="spellStart"/>
+      <w:r>
+        <w:rPr>
+          <w:rFonts w:cs="Times New Roman"/>
+        </w:rPr>
+        <w:t>Null</w:t>
+      </w:r>
+      <w:proofErr w:type="spellEnd"/>
+      <w:r>
+        <w:rPr>
+          <w:rFonts w:cs="Times New Roman"/>
+        </w:rPr>
+        <w:t>), é o telefone do funcionário;</w:t>
       </w:r>
     </w:p>
     <w:p>
@@ -2339,19 +2706,57 @@
           <w:rFonts w:cs="Times New Roman"/>
         </w:rPr>
       </w:pPr>
-      <w:r>
-        <w:rPr>
-          <w:rFonts w:cs="Times New Roman"/>
-          <w:b/>
-          <w:bCs/>
-        </w:rPr>
-        <w:t xml:space="preserve">funcionario_cargo </w:t>
-      </w:r>
-      <w:r>
-        <w:rPr>
-          <w:rFonts w:cs="Times New Roman"/>
-        </w:rPr>
-        <w:t>(VARCHAR (50), Not Null), é o cargo do funcionário.</w:t>
+      <w:proofErr w:type="spellStart"/>
+      <w:r>
+        <w:rPr>
+          <w:rFonts w:cs="Times New Roman"/>
+          <w:b/>
+          <w:bCs/>
+        </w:rPr>
+        <w:t>funcionario_cargo</w:t>
+      </w:r>
+      <w:proofErr w:type="spellEnd"/>
+      <w:r>
+        <w:rPr>
+          <w:rFonts w:cs="Times New Roman"/>
+          <w:b/>
+          <w:bCs/>
+        </w:rPr>
+        <w:t xml:space="preserve"> </w:t>
+      </w:r>
+      <w:r>
+        <w:rPr>
+          <w:rFonts w:cs="Times New Roman"/>
+        </w:rPr>
+        <w:t xml:space="preserve">(VARCHAR (50), </w:t>
+      </w:r>
+      <w:proofErr w:type="spellStart"/>
+      <w:r>
+        <w:rPr>
+          <w:rFonts w:cs="Times New Roman"/>
+        </w:rPr>
+        <w:t>Not</w:t>
+      </w:r>
+      <w:proofErr w:type="spellEnd"/>
+      <w:r>
+        <w:rPr>
+          <w:rFonts w:cs="Times New Roman"/>
+        </w:rPr>
+        <w:t xml:space="preserve"> </w:t>
+      </w:r>
+      <w:proofErr w:type="spellStart"/>
+      <w:r>
+        <w:rPr>
+          <w:rFonts w:cs="Times New Roman"/>
+        </w:rPr>
+        <w:t>Null</w:t>
+      </w:r>
+      <w:proofErr w:type="spellEnd"/>
+      <w:r>
+        <w:rPr>
+          <w:rFonts w:cs="Times New Roman"/>
+        </w:rPr>
+        <w:t>), é o cargo do funcionário.</w:t>
       </w:r>
     </w:p>
     <w:p>
@@ -2412,7 +2817,49 @@
         <w:rPr>
           <w:rFonts w:cs="Times New Roman"/>
         </w:rPr>
-        <w:t>(Primary Key, Auto Increment, Not Null), é o identificador da tabela cliente;</w:t>
+        <w:t xml:space="preserve">(Primary Key, Auto </w:t>
+      </w:r>
+      <w:proofErr w:type="spellStart"/>
+      <w:r>
+        <w:rPr>
+          <w:rFonts w:cs="Times New Roman"/>
+        </w:rPr>
+        <w:t>Increment</w:t>
+      </w:r>
+      <w:proofErr w:type="spellEnd"/>
+      <w:r>
+        <w:rPr>
+          <w:rFonts w:cs="Times New Roman"/>
+        </w:rPr>
+        <w:t xml:space="preserve">, </w:t>
+      </w:r>
+      <w:proofErr w:type="spellStart"/>
+      <w:r>
+        <w:rPr>
+          <w:rFonts w:cs="Times New Roman"/>
+        </w:rPr>
+        <w:t>Not</w:t>
+      </w:r>
+      <w:proofErr w:type="spellEnd"/>
+      <w:r>
+        <w:rPr>
+          <w:rFonts w:cs="Times New Roman"/>
+        </w:rPr>
+        <w:t xml:space="preserve"> </w:t>
+      </w:r>
+      <w:proofErr w:type="spellStart"/>
+      <w:r>
+        <w:rPr>
+          <w:rFonts w:cs="Times New Roman"/>
+        </w:rPr>
+        <w:t>Null</w:t>
+      </w:r>
+      <w:proofErr w:type="spellEnd"/>
+      <w:r>
+        <w:rPr>
+          <w:rFonts w:cs="Times New Roman"/>
+        </w:rPr>
+        <w:t>), é o identificador da tabela cliente;</w:t>
       </w:r>
     </w:p>
     <w:p>
@@ -2424,19 +2871,57 @@
           <w:rFonts w:cs="Times New Roman"/>
         </w:rPr>
       </w:pPr>
-      <w:r>
-        <w:rPr>
-          <w:rFonts w:cs="Times New Roman"/>
-          <w:b/>
-          <w:bCs/>
-        </w:rPr>
-        <w:t xml:space="preserve">cliente_nome </w:t>
-      </w:r>
-      <w:r>
-        <w:rPr>
-          <w:rFonts w:cs="Times New Roman"/>
-        </w:rPr>
-        <w:t>(VARCHAR (50), Not Null), é o nome da empresa do cliente;</w:t>
+      <w:proofErr w:type="spellStart"/>
+      <w:r>
+        <w:rPr>
+          <w:rFonts w:cs="Times New Roman"/>
+          <w:b/>
+          <w:bCs/>
+        </w:rPr>
+        <w:t>cliente_nome</w:t>
+      </w:r>
+      <w:proofErr w:type="spellEnd"/>
+      <w:r>
+        <w:rPr>
+          <w:rFonts w:cs="Times New Roman"/>
+          <w:b/>
+          <w:bCs/>
+        </w:rPr>
+        <w:t xml:space="preserve"> </w:t>
+      </w:r>
+      <w:r>
+        <w:rPr>
+          <w:rFonts w:cs="Times New Roman"/>
+        </w:rPr>
+        <w:t xml:space="preserve">(VARCHAR (50), </w:t>
+      </w:r>
+      <w:proofErr w:type="spellStart"/>
+      <w:r>
+        <w:rPr>
+          <w:rFonts w:cs="Times New Roman"/>
+        </w:rPr>
+        <w:t>Not</w:t>
+      </w:r>
+      <w:proofErr w:type="spellEnd"/>
+      <w:r>
+        <w:rPr>
+          <w:rFonts w:cs="Times New Roman"/>
+        </w:rPr>
+        <w:t xml:space="preserve"> </w:t>
+      </w:r>
+      <w:proofErr w:type="spellStart"/>
+      <w:r>
+        <w:rPr>
+          <w:rFonts w:cs="Times New Roman"/>
+        </w:rPr>
+        <w:t>Null</w:t>
+      </w:r>
+      <w:proofErr w:type="spellEnd"/>
+      <w:r>
+        <w:rPr>
+          <w:rFonts w:cs="Times New Roman"/>
+        </w:rPr>
+        <w:t>), é o nome da empresa do cliente;</w:t>
       </w:r>
       <w:r>
         <w:rPr>
@@ -2444,19 +2929,57 @@
         </w:rPr>
         <w:br/>
       </w:r>
-      <w:r>
-        <w:rPr>
-          <w:rFonts w:cs="Times New Roman"/>
-          <w:b/>
-          <w:bCs/>
-        </w:rPr>
-        <w:t xml:space="preserve">cliente_cnpj </w:t>
-      </w:r>
-      <w:r>
-        <w:rPr>
-          <w:rFonts w:cs="Times New Roman"/>
-        </w:rPr>
-        <w:t>(VARCHAR (14), Not Null), é o CNPJ do cliente;</w:t>
+      <w:proofErr w:type="spellStart"/>
+      <w:r>
+        <w:rPr>
+          <w:rFonts w:cs="Times New Roman"/>
+          <w:b/>
+          <w:bCs/>
+        </w:rPr>
+        <w:t>cliente_cnpj</w:t>
+      </w:r>
+      <w:proofErr w:type="spellEnd"/>
+      <w:r>
+        <w:rPr>
+          <w:rFonts w:cs="Times New Roman"/>
+          <w:b/>
+          <w:bCs/>
+        </w:rPr>
+        <w:t xml:space="preserve"> </w:t>
+      </w:r>
+      <w:r>
+        <w:rPr>
+          <w:rFonts w:cs="Times New Roman"/>
+        </w:rPr>
+        <w:t xml:space="preserve">(VARCHAR (14), </w:t>
+      </w:r>
+      <w:proofErr w:type="spellStart"/>
+      <w:r>
+        <w:rPr>
+          <w:rFonts w:cs="Times New Roman"/>
+        </w:rPr>
+        <w:t>Not</w:t>
+      </w:r>
+      <w:proofErr w:type="spellEnd"/>
+      <w:r>
+        <w:rPr>
+          <w:rFonts w:cs="Times New Roman"/>
+        </w:rPr>
+        <w:t xml:space="preserve"> </w:t>
+      </w:r>
+      <w:proofErr w:type="spellStart"/>
+      <w:r>
+        <w:rPr>
+          <w:rFonts w:cs="Times New Roman"/>
+        </w:rPr>
+        <w:t>Null</w:t>
+      </w:r>
+      <w:proofErr w:type="spellEnd"/>
+      <w:r>
+        <w:rPr>
+          <w:rFonts w:cs="Times New Roman"/>
+        </w:rPr>
+        <w:t>), é o CNPJ do cliente;</w:t>
       </w:r>
     </w:p>
     <w:p>
@@ -2468,19 +2991,57 @@
           <w:rFonts w:cs="Times New Roman"/>
         </w:rPr>
       </w:pPr>
-      <w:r>
-        <w:rPr>
-          <w:rFonts w:cs="Times New Roman"/>
-          <w:b/>
-          <w:bCs/>
-        </w:rPr>
-        <w:t xml:space="preserve">cliente_cep </w:t>
-      </w:r>
-      <w:r>
-        <w:rPr>
-          <w:rFonts w:cs="Times New Roman"/>
-        </w:rPr>
-        <w:t>(VARCHAR (8), Not Null), é o CEP do cliente;</w:t>
+      <w:proofErr w:type="spellStart"/>
+      <w:r>
+        <w:rPr>
+          <w:rFonts w:cs="Times New Roman"/>
+          <w:b/>
+          <w:bCs/>
+        </w:rPr>
+        <w:t>cliente_cep</w:t>
+      </w:r>
+      <w:proofErr w:type="spellEnd"/>
+      <w:r>
+        <w:rPr>
+          <w:rFonts w:cs="Times New Roman"/>
+          <w:b/>
+          <w:bCs/>
+        </w:rPr>
+        <w:t xml:space="preserve"> </w:t>
+      </w:r>
+      <w:r>
+        <w:rPr>
+          <w:rFonts w:cs="Times New Roman"/>
+        </w:rPr>
+        <w:t xml:space="preserve">(VARCHAR (8), </w:t>
+      </w:r>
+      <w:proofErr w:type="spellStart"/>
+      <w:r>
+        <w:rPr>
+          <w:rFonts w:cs="Times New Roman"/>
+        </w:rPr>
+        <w:t>Not</w:t>
+      </w:r>
+      <w:proofErr w:type="spellEnd"/>
+      <w:r>
+        <w:rPr>
+          <w:rFonts w:cs="Times New Roman"/>
+        </w:rPr>
+        <w:t xml:space="preserve"> </w:t>
+      </w:r>
+      <w:proofErr w:type="spellStart"/>
+      <w:r>
+        <w:rPr>
+          <w:rFonts w:cs="Times New Roman"/>
+        </w:rPr>
+        <w:t>Null</w:t>
+      </w:r>
+      <w:proofErr w:type="spellEnd"/>
+      <w:r>
+        <w:rPr>
+          <w:rFonts w:cs="Times New Roman"/>
+        </w:rPr>
+        <w:t>), é o CEP do cliente;</w:t>
       </w:r>
     </w:p>
     <w:p>
@@ -2492,19 +3053,71 @@
           <w:rFonts w:cs="Times New Roman"/>
         </w:rPr>
       </w:pPr>
-      <w:r>
-        <w:rPr>
-          <w:rFonts w:cs="Times New Roman"/>
-          <w:b/>
-          <w:bCs/>
-        </w:rPr>
-        <w:t xml:space="preserve">cliente_email </w:t>
-      </w:r>
-      <w:r>
-        <w:rPr>
-          <w:rFonts w:cs="Times New Roman"/>
-        </w:rPr>
-        <w:t>(VARCHAR (100), Not Null), é o email do cliente;</w:t>
+      <w:proofErr w:type="spellStart"/>
+      <w:r>
+        <w:rPr>
+          <w:rFonts w:cs="Times New Roman"/>
+          <w:b/>
+          <w:bCs/>
+        </w:rPr>
+        <w:t>cliente_email</w:t>
+      </w:r>
+      <w:proofErr w:type="spellEnd"/>
+      <w:r>
+        <w:rPr>
+          <w:rFonts w:cs="Times New Roman"/>
+          <w:b/>
+          <w:bCs/>
+        </w:rPr>
+        <w:t xml:space="preserve"> </w:t>
+      </w:r>
+      <w:r>
+        <w:rPr>
+          <w:rFonts w:cs="Times New Roman"/>
+        </w:rPr>
+        <w:t xml:space="preserve">(VARCHAR (100), </w:t>
+      </w:r>
+      <w:proofErr w:type="spellStart"/>
+      <w:r>
+        <w:rPr>
+          <w:rFonts w:cs="Times New Roman"/>
+        </w:rPr>
+        <w:t>Not</w:t>
+      </w:r>
+      <w:proofErr w:type="spellEnd"/>
+      <w:r>
+        <w:rPr>
+          <w:rFonts w:cs="Times New Roman"/>
+        </w:rPr>
+        <w:t xml:space="preserve"> </w:t>
+      </w:r>
+      <w:proofErr w:type="spellStart"/>
+      <w:r>
+        <w:rPr>
+          <w:rFonts w:cs="Times New Roman"/>
+        </w:rPr>
+        <w:t>Null</w:t>
+      </w:r>
+      <w:proofErr w:type="spellEnd"/>
+      <w:r>
+        <w:rPr>
+          <w:rFonts w:cs="Times New Roman"/>
+        </w:rPr>
+        <w:t xml:space="preserve">), é o </w:t>
+      </w:r>
+      <w:proofErr w:type="spellStart"/>
+      <w:r>
+        <w:rPr>
+          <w:rFonts w:cs="Times New Roman"/>
+        </w:rPr>
+        <w:t>email</w:t>
+      </w:r>
+      <w:proofErr w:type="spellEnd"/>
+      <w:r>
+        <w:rPr>
+          <w:rFonts w:cs="Times New Roman"/>
+        </w:rPr>
+        <w:t xml:space="preserve"> do cliente;</w:t>
       </w:r>
     </w:p>
     <w:p>
@@ -2516,6 +3129,7 @@
           <w:rFonts w:cs="Times New Roman"/>
         </w:rPr>
       </w:pPr>
+      <w:proofErr w:type="spellStart"/>
       <w:r>
         <w:rPr>
           <w:rFonts w:cs="Times New Roman"/>
@@ -2524,11 +3138,40 @@
         </w:rPr>
         <w:t>cliente_ddi</w:t>
       </w:r>
-      <w:r>
-        <w:rPr>
-          <w:rFonts w:cs="Times New Roman"/>
-        </w:rPr>
-        <w:t>(VARCHAR (2), Not Null), é o código internacional do telefone do cliente;</w:t>
+      <w:proofErr w:type="spellEnd"/>
+      <w:r>
+        <w:rPr>
+          <w:rFonts w:cs="Times New Roman"/>
+        </w:rPr>
+        <w:t xml:space="preserve">(VARCHAR (2), </w:t>
+      </w:r>
+      <w:proofErr w:type="spellStart"/>
+      <w:r>
+        <w:rPr>
+          <w:rFonts w:cs="Times New Roman"/>
+        </w:rPr>
+        <w:t>Not</w:t>
+      </w:r>
+      <w:proofErr w:type="spellEnd"/>
+      <w:r>
+        <w:rPr>
+          <w:rFonts w:cs="Times New Roman"/>
+        </w:rPr>
+        <w:t xml:space="preserve"> </w:t>
+      </w:r>
+      <w:proofErr w:type="spellStart"/>
+      <w:r>
+        <w:rPr>
+          <w:rFonts w:cs="Times New Roman"/>
+        </w:rPr>
+        <w:t>Null</w:t>
+      </w:r>
+      <w:proofErr w:type="spellEnd"/>
+      <w:r>
+        <w:rPr>
+          <w:rFonts w:cs="Times New Roman"/>
+        </w:rPr>
+        <w:t>), é o código internacional do telefone do cliente;</w:t>
       </w:r>
     </w:p>
     <w:p>
@@ -2540,6 +3183,7 @@
           <w:rFonts w:cs="Times New Roman"/>
         </w:rPr>
       </w:pPr>
+      <w:proofErr w:type="spellStart"/>
       <w:r>
         <w:rPr>
           <w:rFonts w:cs="Times New Roman"/>
@@ -2549,11 +3193,40 @@
         <w:lastRenderedPageBreak/>
         <w:t>cliente_ddd</w:t>
       </w:r>
-      <w:r>
-        <w:rPr>
-          <w:rFonts w:cs="Times New Roman"/>
-        </w:rPr>
-        <w:t>(VARCHAR (2), Not Null), é o código de área do telefone do cliente;</w:t>
+      <w:proofErr w:type="spellEnd"/>
+      <w:r>
+        <w:rPr>
+          <w:rFonts w:cs="Times New Roman"/>
+        </w:rPr>
+        <w:t xml:space="preserve">(VARCHAR (2), </w:t>
+      </w:r>
+      <w:proofErr w:type="spellStart"/>
+      <w:r>
+        <w:rPr>
+          <w:rFonts w:cs="Times New Roman"/>
+        </w:rPr>
+        <w:t>Not</w:t>
+      </w:r>
+      <w:proofErr w:type="spellEnd"/>
+      <w:r>
+        <w:rPr>
+          <w:rFonts w:cs="Times New Roman"/>
+        </w:rPr>
+        <w:t xml:space="preserve"> </w:t>
+      </w:r>
+      <w:proofErr w:type="spellStart"/>
+      <w:r>
+        <w:rPr>
+          <w:rFonts w:cs="Times New Roman"/>
+        </w:rPr>
+        <w:t>Null</w:t>
+      </w:r>
+      <w:proofErr w:type="spellEnd"/>
+      <w:r>
+        <w:rPr>
+          <w:rFonts w:cs="Times New Roman"/>
+        </w:rPr>
+        <w:t>), é o código de área do telefone do cliente;</w:t>
       </w:r>
     </w:p>
     <w:p>
@@ -2565,19 +3238,57 @@
           <w:rFonts w:cs="Times New Roman"/>
         </w:rPr>
       </w:pPr>
-      <w:r>
-        <w:rPr>
-          <w:rFonts w:cs="Times New Roman"/>
-          <w:b/>
-          <w:bCs/>
-        </w:rPr>
-        <w:t xml:space="preserve">cliente_telefone </w:t>
-      </w:r>
-      <w:r>
-        <w:rPr>
-          <w:rFonts w:cs="Times New Roman"/>
-        </w:rPr>
-        <w:t>(VARCHAR (20), Not Null), é o telefone do cliente.</w:t>
+      <w:proofErr w:type="spellStart"/>
+      <w:r>
+        <w:rPr>
+          <w:rFonts w:cs="Times New Roman"/>
+          <w:b/>
+          <w:bCs/>
+        </w:rPr>
+        <w:t>cliente_telefone</w:t>
+      </w:r>
+      <w:proofErr w:type="spellEnd"/>
+      <w:r>
+        <w:rPr>
+          <w:rFonts w:cs="Times New Roman"/>
+          <w:b/>
+          <w:bCs/>
+        </w:rPr>
+        <w:t xml:space="preserve"> </w:t>
+      </w:r>
+      <w:r>
+        <w:rPr>
+          <w:rFonts w:cs="Times New Roman"/>
+        </w:rPr>
+        <w:t xml:space="preserve">(VARCHAR (20), </w:t>
+      </w:r>
+      <w:proofErr w:type="spellStart"/>
+      <w:r>
+        <w:rPr>
+          <w:rFonts w:cs="Times New Roman"/>
+        </w:rPr>
+        <w:t>Not</w:t>
+      </w:r>
+      <w:proofErr w:type="spellEnd"/>
+      <w:r>
+        <w:rPr>
+          <w:rFonts w:cs="Times New Roman"/>
+        </w:rPr>
+        <w:t xml:space="preserve"> </w:t>
+      </w:r>
+      <w:proofErr w:type="spellStart"/>
+      <w:r>
+        <w:rPr>
+          <w:rFonts w:cs="Times New Roman"/>
+        </w:rPr>
+        <w:t>Null</w:t>
+      </w:r>
+      <w:proofErr w:type="spellEnd"/>
+      <w:r>
+        <w:rPr>
+          <w:rFonts w:cs="Times New Roman"/>
+        </w:rPr>
+        <w:t>), é o telefone do cliente.</w:t>
       </w:r>
     </w:p>
     <w:p>
@@ -2589,6 +3300,7 @@
           <w:rFonts w:cs="Times New Roman"/>
         </w:rPr>
       </w:pPr>
+      <w:proofErr w:type="spellStart"/>
       <w:r>
         <w:rPr>
           <w:rFonts w:cs="Times New Roman"/>
@@ -2597,11 +3309,40 @@
         </w:rPr>
         <w:t>cliente_descricao</w:t>
       </w:r>
-      <w:r>
-        <w:rPr>
-          <w:rFonts w:cs="Times New Roman"/>
-        </w:rPr>
-        <w:t>(VARCHAR (700), Not Null), é a descrição do trabalho do cliente para nossa empresa.</w:t>
+      <w:proofErr w:type="spellEnd"/>
+      <w:r>
+        <w:rPr>
+          <w:rFonts w:cs="Times New Roman"/>
+        </w:rPr>
+        <w:t xml:space="preserve">(VARCHAR (700), </w:t>
+      </w:r>
+      <w:proofErr w:type="spellStart"/>
+      <w:r>
+        <w:rPr>
+          <w:rFonts w:cs="Times New Roman"/>
+        </w:rPr>
+        <w:t>Not</w:t>
+      </w:r>
+      <w:proofErr w:type="spellEnd"/>
+      <w:r>
+        <w:rPr>
+          <w:rFonts w:cs="Times New Roman"/>
+        </w:rPr>
+        <w:t xml:space="preserve"> </w:t>
+      </w:r>
+      <w:proofErr w:type="spellStart"/>
+      <w:r>
+        <w:rPr>
+          <w:rFonts w:cs="Times New Roman"/>
+        </w:rPr>
+        <w:t>Null</w:t>
+      </w:r>
+      <w:proofErr w:type="spellEnd"/>
+      <w:r>
+        <w:rPr>
+          <w:rFonts w:cs="Times New Roman"/>
+        </w:rPr>
+        <w:t>), é a descrição do trabalho do cliente para nossa empresa.</w:t>
       </w:r>
     </w:p>
     <w:p>
@@ -2664,7 +3405,49 @@
         <w:rPr>
           <w:rFonts w:cs="Times New Roman"/>
         </w:rPr>
-        <w:t>(Primary Key, Auto Increment, Not Null), é o identificador da tabela fornecedor;</w:t>
+        <w:t xml:space="preserve">(Primary Key, Auto </w:t>
+      </w:r>
+      <w:proofErr w:type="spellStart"/>
+      <w:r>
+        <w:rPr>
+          <w:rFonts w:cs="Times New Roman"/>
+        </w:rPr>
+        <w:t>Increment</w:t>
+      </w:r>
+      <w:proofErr w:type="spellEnd"/>
+      <w:r>
+        <w:rPr>
+          <w:rFonts w:cs="Times New Roman"/>
+        </w:rPr>
+        <w:t xml:space="preserve">, </w:t>
+      </w:r>
+      <w:proofErr w:type="spellStart"/>
+      <w:r>
+        <w:rPr>
+          <w:rFonts w:cs="Times New Roman"/>
+        </w:rPr>
+        <w:t>Not</w:t>
+      </w:r>
+      <w:proofErr w:type="spellEnd"/>
+      <w:r>
+        <w:rPr>
+          <w:rFonts w:cs="Times New Roman"/>
+        </w:rPr>
+        <w:t xml:space="preserve"> </w:t>
+      </w:r>
+      <w:proofErr w:type="spellStart"/>
+      <w:r>
+        <w:rPr>
+          <w:rFonts w:cs="Times New Roman"/>
+        </w:rPr>
+        <w:t>Null</w:t>
+      </w:r>
+      <w:proofErr w:type="spellEnd"/>
+      <w:r>
+        <w:rPr>
+          <w:rFonts w:cs="Times New Roman"/>
+        </w:rPr>
+        <w:t>), é o identificador da tabela fornecedor;</w:t>
       </w:r>
     </w:p>
     <w:p>
@@ -2676,19 +3459,57 @@
           <w:rFonts w:cs="Times New Roman"/>
         </w:rPr>
       </w:pPr>
-      <w:r>
-        <w:rPr>
-          <w:rFonts w:cs="Times New Roman"/>
-          <w:b/>
-          <w:bCs/>
-        </w:rPr>
-        <w:t xml:space="preserve">fornecedor_nome </w:t>
-      </w:r>
-      <w:r>
-        <w:rPr>
-          <w:rFonts w:cs="Times New Roman"/>
-        </w:rPr>
-        <w:t>(VARCHAR (50), Not Null), é o nome do fornecedor;</w:t>
+      <w:proofErr w:type="spellStart"/>
+      <w:r>
+        <w:rPr>
+          <w:rFonts w:cs="Times New Roman"/>
+          <w:b/>
+          <w:bCs/>
+        </w:rPr>
+        <w:t>fornecedor_nome</w:t>
+      </w:r>
+      <w:proofErr w:type="spellEnd"/>
+      <w:r>
+        <w:rPr>
+          <w:rFonts w:cs="Times New Roman"/>
+          <w:b/>
+          <w:bCs/>
+        </w:rPr>
+        <w:t xml:space="preserve"> </w:t>
+      </w:r>
+      <w:r>
+        <w:rPr>
+          <w:rFonts w:cs="Times New Roman"/>
+        </w:rPr>
+        <w:t xml:space="preserve">(VARCHAR (50), </w:t>
+      </w:r>
+      <w:proofErr w:type="spellStart"/>
+      <w:r>
+        <w:rPr>
+          <w:rFonts w:cs="Times New Roman"/>
+        </w:rPr>
+        <w:t>Not</w:t>
+      </w:r>
+      <w:proofErr w:type="spellEnd"/>
+      <w:r>
+        <w:rPr>
+          <w:rFonts w:cs="Times New Roman"/>
+        </w:rPr>
+        <w:t xml:space="preserve"> </w:t>
+      </w:r>
+      <w:proofErr w:type="spellStart"/>
+      <w:r>
+        <w:rPr>
+          <w:rFonts w:cs="Times New Roman"/>
+        </w:rPr>
+        <w:t>Null</w:t>
+      </w:r>
+      <w:proofErr w:type="spellEnd"/>
+      <w:r>
+        <w:rPr>
+          <w:rFonts w:cs="Times New Roman"/>
+        </w:rPr>
+        <w:t>), é o nome do fornecedor;</w:t>
       </w:r>
       <w:r>
         <w:rPr>
@@ -2696,19 +3517,57 @@
         </w:rPr>
         <w:br/>
       </w:r>
-      <w:r>
-        <w:rPr>
-          <w:rFonts w:cs="Times New Roman"/>
-          <w:b/>
-          <w:bCs/>
-        </w:rPr>
-        <w:t xml:space="preserve">fornecedor_cnpj </w:t>
-      </w:r>
-      <w:r>
-        <w:rPr>
-          <w:rFonts w:cs="Times New Roman"/>
-        </w:rPr>
-        <w:t>(VARCHAR (14), Not Null), é o CNPJ do fornecedor;</w:t>
+      <w:proofErr w:type="spellStart"/>
+      <w:r>
+        <w:rPr>
+          <w:rFonts w:cs="Times New Roman"/>
+          <w:b/>
+          <w:bCs/>
+        </w:rPr>
+        <w:t>fornecedor_cnpj</w:t>
+      </w:r>
+      <w:proofErr w:type="spellEnd"/>
+      <w:r>
+        <w:rPr>
+          <w:rFonts w:cs="Times New Roman"/>
+          <w:b/>
+          <w:bCs/>
+        </w:rPr>
+        <w:t xml:space="preserve"> </w:t>
+      </w:r>
+      <w:r>
+        <w:rPr>
+          <w:rFonts w:cs="Times New Roman"/>
+        </w:rPr>
+        <w:t xml:space="preserve">(VARCHAR (14), </w:t>
+      </w:r>
+      <w:proofErr w:type="spellStart"/>
+      <w:r>
+        <w:rPr>
+          <w:rFonts w:cs="Times New Roman"/>
+        </w:rPr>
+        <w:t>Not</w:t>
+      </w:r>
+      <w:proofErr w:type="spellEnd"/>
+      <w:r>
+        <w:rPr>
+          <w:rFonts w:cs="Times New Roman"/>
+        </w:rPr>
+        <w:t xml:space="preserve"> </w:t>
+      </w:r>
+      <w:proofErr w:type="spellStart"/>
+      <w:r>
+        <w:rPr>
+          <w:rFonts w:cs="Times New Roman"/>
+        </w:rPr>
+        <w:t>Null</w:t>
+      </w:r>
+      <w:proofErr w:type="spellEnd"/>
+      <w:r>
+        <w:rPr>
+          <w:rFonts w:cs="Times New Roman"/>
+        </w:rPr>
+        <w:t>), é o CNPJ do fornecedor;</w:t>
       </w:r>
     </w:p>
     <w:p>
@@ -2720,19 +3579,57 @@
           <w:rFonts w:cs="Times New Roman"/>
         </w:rPr>
       </w:pPr>
-      <w:r>
-        <w:rPr>
-          <w:rFonts w:cs="Times New Roman"/>
-          <w:b/>
-          <w:bCs/>
-        </w:rPr>
-        <w:t xml:space="preserve">fornecedor_cep </w:t>
-      </w:r>
-      <w:r>
-        <w:rPr>
-          <w:rFonts w:cs="Times New Roman"/>
-        </w:rPr>
-        <w:t>(VARCHAR (8), Not Null l), é o CEP do fornecedor;</w:t>
+      <w:proofErr w:type="spellStart"/>
+      <w:r>
+        <w:rPr>
+          <w:rFonts w:cs="Times New Roman"/>
+          <w:b/>
+          <w:bCs/>
+        </w:rPr>
+        <w:t>fornecedor_cep</w:t>
+      </w:r>
+      <w:proofErr w:type="spellEnd"/>
+      <w:r>
+        <w:rPr>
+          <w:rFonts w:cs="Times New Roman"/>
+          <w:b/>
+          <w:bCs/>
+        </w:rPr>
+        <w:t xml:space="preserve"> </w:t>
+      </w:r>
+      <w:r>
+        <w:rPr>
+          <w:rFonts w:cs="Times New Roman"/>
+        </w:rPr>
+        <w:t xml:space="preserve">(VARCHAR (8), </w:t>
+      </w:r>
+      <w:proofErr w:type="spellStart"/>
+      <w:r>
+        <w:rPr>
+          <w:rFonts w:cs="Times New Roman"/>
+        </w:rPr>
+        <w:t>Not</w:t>
+      </w:r>
+      <w:proofErr w:type="spellEnd"/>
+      <w:r>
+        <w:rPr>
+          <w:rFonts w:cs="Times New Roman"/>
+        </w:rPr>
+        <w:t xml:space="preserve"> </w:t>
+      </w:r>
+      <w:proofErr w:type="spellStart"/>
+      <w:r>
+        <w:rPr>
+          <w:rFonts w:cs="Times New Roman"/>
+        </w:rPr>
+        <w:t>Null</w:t>
+      </w:r>
+      <w:proofErr w:type="spellEnd"/>
+      <w:r>
+        <w:rPr>
+          <w:rFonts w:cs="Times New Roman"/>
+        </w:rPr>
+        <w:t xml:space="preserve"> l), é o CEP do fornecedor;</w:t>
       </w:r>
     </w:p>
     <w:p>
@@ -2744,19 +3641,71 @@
           <w:rFonts w:cs="Times New Roman"/>
         </w:rPr>
       </w:pPr>
-      <w:r>
-        <w:rPr>
-          <w:rFonts w:cs="Times New Roman"/>
-          <w:b/>
-          <w:bCs/>
-        </w:rPr>
-        <w:t xml:space="preserve">fornecedor_email </w:t>
-      </w:r>
-      <w:r>
-        <w:rPr>
-          <w:rFonts w:cs="Times New Roman"/>
-        </w:rPr>
-        <w:t>(VARCHAR (100), Not Null), é o email do fornecedor;</w:t>
+      <w:proofErr w:type="spellStart"/>
+      <w:r>
+        <w:rPr>
+          <w:rFonts w:cs="Times New Roman"/>
+          <w:b/>
+          <w:bCs/>
+        </w:rPr>
+        <w:t>fornecedor_email</w:t>
+      </w:r>
+      <w:proofErr w:type="spellEnd"/>
+      <w:r>
+        <w:rPr>
+          <w:rFonts w:cs="Times New Roman"/>
+          <w:b/>
+          <w:bCs/>
+        </w:rPr>
+        <w:t xml:space="preserve"> </w:t>
+      </w:r>
+      <w:r>
+        <w:rPr>
+          <w:rFonts w:cs="Times New Roman"/>
+        </w:rPr>
+        <w:t xml:space="preserve">(VARCHAR (100), </w:t>
+      </w:r>
+      <w:proofErr w:type="spellStart"/>
+      <w:r>
+        <w:rPr>
+          <w:rFonts w:cs="Times New Roman"/>
+        </w:rPr>
+        <w:t>Not</w:t>
+      </w:r>
+      <w:proofErr w:type="spellEnd"/>
+      <w:r>
+        <w:rPr>
+          <w:rFonts w:cs="Times New Roman"/>
+        </w:rPr>
+        <w:t xml:space="preserve"> </w:t>
+      </w:r>
+      <w:proofErr w:type="spellStart"/>
+      <w:r>
+        <w:rPr>
+          <w:rFonts w:cs="Times New Roman"/>
+        </w:rPr>
+        <w:t>Null</w:t>
+      </w:r>
+      <w:proofErr w:type="spellEnd"/>
+      <w:r>
+        <w:rPr>
+          <w:rFonts w:cs="Times New Roman"/>
+        </w:rPr>
+        <w:t xml:space="preserve">), é o </w:t>
+      </w:r>
+      <w:proofErr w:type="spellStart"/>
+      <w:r>
+        <w:rPr>
+          <w:rFonts w:cs="Times New Roman"/>
+        </w:rPr>
+        <w:t>email</w:t>
+      </w:r>
+      <w:proofErr w:type="spellEnd"/>
+      <w:r>
+        <w:rPr>
+          <w:rFonts w:cs="Times New Roman"/>
+        </w:rPr>
+        <w:t xml:space="preserve"> do fornecedor;</w:t>
       </w:r>
     </w:p>
     <w:p>
@@ -2768,6 +3717,7 @@
           <w:rFonts w:cs="Times New Roman"/>
         </w:rPr>
       </w:pPr>
+      <w:proofErr w:type="spellStart"/>
       <w:r>
         <w:rPr>
           <w:rFonts w:cs="Times New Roman"/>
@@ -2776,11 +3726,40 @@
         </w:rPr>
         <w:t>fornecedor_ddi</w:t>
       </w:r>
-      <w:r>
-        <w:rPr>
-          <w:rFonts w:cs="Times New Roman"/>
-        </w:rPr>
-        <w:t>(VARCHAR (2), Not Null), é o código internacional do telefone do fornecedor;</w:t>
+      <w:proofErr w:type="spellEnd"/>
+      <w:r>
+        <w:rPr>
+          <w:rFonts w:cs="Times New Roman"/>
+        </w:rPr>
+        <w:t xml:space="preserve">(VARCHAR (2), </w:t>
+      </w:r>
+      <w:proofErr w:type="spellStart"/>
+      <w:r>
+        <w:rPr>
+          <w:rFonts w:cs="Times New Roman"/>
+        </w:rPr>
+        <w:t>Not</w:t>
+      </w:r>
+      <w:proofErr w:type="spellEnd"/>
+      <w:r>
+        <w:rPr>
+          <w:rFonts w:cs="Times New Roman"/>
+        </w:rPr>
+        <w:t xml:space="preserve"> </w:t>
+      </w:r>
+      <w:proofErr w:type="spellStart"/>
+      <w:r>
+        <w:rPr>
+          <w:rFonts w:cs="Times New Roman"/>
+        </w:rPr>
+        <w:t>Null</w:t>
+      </w:r>
+      <w:proofErr w:type="spellEnd"/>
+      <w:r>
+        <w:rPr>
+          <w:rFonts w:cs="Times New Roman"/>
+        </w:rPr>
+        <w:t>), é o código internacional do telefone do fornecedor;</w:t>
       </w:r>
     </w:p>
     <w:p>
@@ -2792,6 +3771,7 @@
           <w:rFonts w:cs="Times New Roman"/>
         </w:rPr>
       </w:pPr>
+      <w:proofErr w:type="spellStart"/>
       <w:r>
         <w:rPr>
           <w:rFonts w:cs="Times New Roman"/>
@@ -2800,11 +3780,40 @@
         </w:rPr>
         <w:t>fornecedor_ddd</w:t>
       </w:r>
-      <w:r>
-        <w:rPr>
-          <w:rFonts w:cs="Times New Roman"/>
-        </w:rPr>
-        <w:t>(VARCHAR (2), Not Null), é o código de área do telefone do fornecedor;</w:t>
+      <w:proofErr w:type="spellEnd"/>
+      <w:r>
+        <w:rPr>
+          <w:rFonts w:cs="Times New Roman"/>
+        </w:rPr>
+        <w:t xml:space="preserve">(VARCHAR (2), </w:t>
+      </w:r>
+      <w:proofErr w:type="spellStart"/>
+      <w:r>
+        <w:rPr>
+          <w:rFonts w:cs="Times New Roman"/>
+        </w:rPr>
+        <w:t>Not</w:t>
+      </w:r>
+      <w:proofErr w:type="spellEnd"/>
+      <w:r>
+        <w:rPr>
+          <w:rFonts w:cs="Times New Roman"/>
+        </w:rPr>
+        <w:t xml:space="preserve"> </w:t>
+      </w:r>
+      <w:proofErr w:type="spellStart"/>
+      <w:r>
+        <w:rPr>
+          <w:rFonts w:cs="Times New Roman"/>
+        </w:rPr>
+        <w:t>Null</w:t>
+      </w:r>
+      <w:proofErr w:type="spellEnd"/>
+      <w:r>
+        <w:rPr>
+          <w:rFonts w:cs="Times New Roman"/>
+        </w:rPr>
+        <w:t>), é o código de área do telefone do fornecedor;</w:t>
       </w:r>
     </w:p>
     <w:p>
@@ -2816,19 +3825,57 @@
           <w:rFonts w:cs="Times New Roman"/>
         </w:rPr>
       </w:pPr>
-      <w:r>
-        <w:rPr>
-          <w:rFonts w:cs="Times New Roman"/>
-          <w:b/>
-          <w:bCs/>
-        </w:rPr>
-        <w:t xml:space="preserve">fornecedor_telefone </w:t>
-      </w:r>
-      <w:r>
-        <w:rPr>
-          <w:rFonts w:cs="Times New Roman"/>
-        </w:rPr>
-        <w:t>(VARCHAR (20), Not Null), é o telefone do fornecedor.</w:t>
+      <w:proofErr w:type="spellStart"/>
+      <w:r>
+        <w:rPr>
+          <w:rFonts w:cs="Times New Roman"/>
+          <w:b/>
+          <w:bCs/>
+        </w:rPr>
+        <w:t>fornecedor_telefone</w:t>
+      </w:r>
+      <w:proofErr w:type="spellEnd"/>
+      <w:r>
+        <w:rPr>
+          <w:rFonts w:cs="Times New Roman"/>
+          <w:b/>
+          <w:bCs/>
+        </w:rPr>
+        <w:t xml:space="preserve"> </w:t>
+      </w:r>
+      <w:r>
+        <w:rPr>
+          <w:rFonts w:cs="Times New Roman"/>
+        </w:rPr>
+        <w:t xml:space="preserve">(VARCHAR (20), </w:t>
+      </w:r>
+      <w:proofErr w:type="spellStart"/>
+      <w:r>
+        <w:rPr>
+          <w:rFonts w:cs="Times New Roman"/>
+        </w:rPr>
+        <w:t>Not</w:t>
+      </w:r>
+      <w:proofErr w:type="spellEnd"/>
+      <w:r>
+        <w:rPr>
+          <w:rFonts w:cs="Times New Roman"/>
+        </w:rPr>
+        <w:t xml:space="preserve"> </w:t>
+      </w:r>
+      <w:proofErr w:type="spellStart"/>
+      <w:r>
+        <w:rPr>
+          <w:rFonts w:cs="Times New Roman"/>
+        </w:rPr>
+        <w:t>Null</w:t>
+      </w:r>
+      <w:proofErr w:type="spellEnd"/>
+      <w:r>
+        <w:rPr>
+          <w:rFonts w:cs="Times New Roman"/>
+        </w:rPr>
+        <w:t>), é o telefone do fornecedor.</w:t>
       </w:r>
     </w:p>
     <w:p>
@@ -2840,6 +3887,7 @@
           <w:rFonts w:cs="Times New Roman"/>
         </w:rPr>
       </w:pPr>
+      <w:proofErr w:type="spellStart"/>
       <w:r>
         <w:rPr>
           <w:rFonts w:cs="Times New Roman"/>
@@ -2848,11 +3896,40 @@
         </w:rPr>
         <w:t>fornecedor_descricao</w:t>
       </w:r>
-      <w:r>
-        <w:rPr>
-          <w:rFonts w:cs="Times New Roman"/>
-        </w:rPr>
-        <w:t>(VARCHAR(700), Not Null), é a descrição do trabalho do fornecedor para nossa empresa.</w:t>
+      <w:proofErr w:type="spellEnd"/>
+      <w:r>
+        <w:rPr>
+          <w:rFonts w:cs="Times New Roman"/>
+        </w:rPr>
+        <w:t xml:space="preserve">(VARCHAR(700), </w:t>
+      </w:r>
+      <w:proofErr w:type="spellStart"/>
+      <w:r>
+        <w:rPr>
+          <w:rFonts w:cs="Times New Roman"/>
+        </w:rPr>
+        <w:t>Not</w:t>
+      </w:r>
+      <w:proofErr w:type="spellEnd"/>
+      <w:r>
+        <w:rPr>
+          <w:rFonts w:cs="Times New Roman"/>
+        </w:rPr>
+        <w:t xml:space="preserve"> </w:t>
+      </w:r>
+      <w:proofErr w:type="spellStart"/>
+      <w:r>
+        <w:rPr>
+          <w:rFonts w:cs="Times New Roman"/>
+        </w:rPr>
+        <w:t>Null</w:t>
+      </w:r>
+      <w:proofErr w:type="spellEnd"/>
+      <w:r>
+        <w:rPr>
+          <w:rFonts w:cs="Times New Roman"/>
+        </w:rPr>
+        <w:t>), é a descrição do trabalho do fornecedor para nossa empresa.</w:t>
       </w:r>
     </w:p>
     <w:p>
@@ -2913,7 +3990,49 @@
         <w:rPr>
           <w:rFonts w:cs="Times New Roman"/>
         </w:rPr>
-        <w:t>(Primary Key, Auto Increment, Not Null), é o identificador da tabela produto;</w:t>
+        <w:t xml:space="preserve">(Primary Key, Auto </w:t>
+      </w:r>
+      <w:proofErr w:type="spellStart"/>
+      <w:r>
+        <w:rPr>
+          <w:rFonts w:cs="Times New Roman"/>
+        </w:rPr>
+        <w:t>Increment</w:t>
+      </w:r>
+      <w:proofErr w:type="spellEnd"/>
+      <w:r>
+        <w:rPr>
+          <w:rFonts w:cs="Times New Roman"/>
+        </w:rPr>
+        <w:t xml:space="preserve">, </w:t>
+      </w:r>
+      <w:proofErr w:type="spellStart"/>
+      <w:r>
+        <w:rPr>
+          <w:rFonts w:cs="Times New Roman"/>
+        </w:rPr>
+        <w:t>Not</w:t>
+      </w:r>
+      <w:proofErr w:type="spellEnd"/>
+      <w:r>
+        <w:rPr>
+          <w:rFonts w:cs="Times New Roman"/>
+        </w:rPr>
+        <w:t xml:space="preserve"> </w:t>
+      </w:r>
+      <w:proofErr w:type="spellStart"/>
+      <w:r>
+        <w:rPr>
+          <w:rFonts w:cs="Times New Roman"/>
+        </w:rPr>
+        <w:t>Null</w:t>
+      </w:r>
+      <w:proofErr w:type="spellEnd"/>
+      <w:r>
+        <w:rPr>
+          <w:rFonts w:cs="Times New Roman"/>
+        </w:rPr>
+        <w:t>), é o identificador da tabela produto;</w:t>
       </w:r>
     </w:p>
     <w:p>
@@ -2925,6 +4044,7 @@
           <w:rFonts w:cs="Times New Roman"/>
         </w:rPr>
       </w:pPr>
+      <w:proofErr w:type="spellStart"/>
       <w:r>
         <w:rPr>
           <w:rFonts w:cs="Times New Roman"/>
@@ -2933,11 +4053,40 @@
         </w:rPr>
         <w:t>produto_nome</w:t>
       </w:r>
-      <w:r>
-        <w:rPr>
-          <w:rFonts w:cs="Times New Roman"/>
-        </w:rPr>
-        <w:t>(VARCHAR (50), Not Null), é o nome do produto;</w:t>
+      <w:proofErr w:type="spellEnd"/>
+      <w:r>
+        <w:rPr>
+          <w:rFonts w:cs="Times New Roman"/>
+        </w:rPr>
+        <w:t xml:space="preserve">(VARCHAR (50), </w:t>
+      </w:r>
+      <w:proofErr w:type="spellStart"/>
+      <w:r>
+        <w:rPr>
+          <w:rFonts w:cs="Times New Roman"/>
+        </w:rPr>
+        <w:t>Not</w:t>
+      </w:r>
+      <w:proofErr w:type="spellEnd"/>
+      <w:r>
+        <w:rPr>
+          <w:rFonts w:cs="Times New Roman"/>
+        </w:rPr>
+        <w:t xml:space="preserve"> </w:t>
+      </w:r>
+      <w:proofErr w:type="spellStart"/>
+      <w:r>
+        <w:rPr>
+          <w:rFonts w:cs="Times New Roman"/>
+        </w:rPr>
+        <w:t>Null</w:t>
+      </w:r>
+      <w:proofErr w:type="spellEnd"/>
+      <w:r>
+        <w:rPr>
+          <w:rFonts w:cs="Times New Roman"/>
+        </w:rPr>
+        <w:t>), é o nome do produto;</w:t>
       </w:r>
     </w:p>
     <w:p>
@@ -2949,6 +4098,7 @@
           <w:rFonts w:cs="Times New Roman"/>
         </w:rPr>
       </w:pPr>
+      <w:proofErr w:type="spellStart"/>
       <w:r>
         <w:rPr>
           <w:rFonts w:cs="Times New Roman"/>
@@ -2957,11 +4107,40 @@
         </w:rPr>
         <w:t>produto_descricao</w:t>
       </w:r>
-      <w:r>
-        <w:rPr>
-          <w:rFonts w:cs="Times New Roman"/>
-        </w:rPr>
-        <w:t xml:space="preserve"> (VARCHAR (600), Not Null), é a descrição do produto;</w:t>
+      <w:proofErr w:type="spellEnd"/>
+      <w:r>
+        <w:rPr>
+          <w:rFonts w:cs="Times New Roman"/>
+        </w:rPr>
+        <w:t xml:space="preserve"> (VARCHAR (600), </w:t>
+      </w:r>
+      <w:proofErr w:type="spellStart"/>
+      <w:r>
+        <w:rPr>
+          <w:rFonts w:cs="Times New Roman"/>
+        </w:rPr>
+        <w:t>Not</w:t>
+      </w:r>
+      <w:proofErr w:type="spellEnd"/>
+      <w:r>
+        <w:rPr>
+          <w:rFonts w:cs="Times New Roman"/>
+        </w:rPr>
+        <w:t xml:space="preserve"> </w:t>
+      </w:r>
+      <w:proofErr w:type="spellStart"/>
+      <w:r>
+        <w:rPr>
+          <w:rFonts w:cs="Times New Roman"/>
+        </w:rPr>
+        <w:t>Null</w:t>
+      </w:r>
+      <w:proofErr w:type="spellEnd"/>
+      <w:r>
+        <w:rPr>
+          <w:rFonts w:cs="Times New Roman"/>
+        </w:rPr>
+        <w:t>), é a descrição do produto;</w:t>
       </w:r>
     </w:p>
     <w:p>
@@ -2973,19 +4152,57 @@
           <w:rFonts w:cs="Times New Roman"/>
         </w:rPr>
       </w:pPr>
-      <w:r>
-        <w:rPr>
-          <w:rFonts w:cs="Times New Roman"/>
-          <w:b/>
-          <w:bCs/>
-        </w:rPr>
-        <w:t xml:space="preserve">produto_categoria </w:t>
-      </w:r>
-      <w:r>
-        <w:rPr>
-          <w:rFonts w:cs="Times New Roman"/>
-        </w:rPr>
-        <w:t>(VARCHAR (50), Not Null), é a categoria do produto;</w:t>
+      <w:proofErr w:type="spellStart"/>
+      <w:r>
+        <w:rPr>
+          <w:rFonts w:cs="Times New Roman"/>
+          <w:b/>
+          <w:bCs/>
+        </w:rPr>
+        <w:t>produto_categoria</w:t>
+      </w:r>
+      <w:proofErr w:type="spellEnd"/>
+      <w:r>
+        <w:rPr>
+          <w:rFonts w:cs="Times New Roman"/>
+          <w:b/>
+          <w:bCs/>
+        </w:rPr>
+        <w:t xml:space="preserve"> </w:t>
+      </w:r>
+      <w:r>
+        <w:rPr>
+          <w:rFonts w:cs="Times New Roman"/>
+        </w:rPr>
+        <w:t xml:space="preserve">(VARCHAR (50), </w:t>
+      </w:r>
+      <w:proofErr w:type="spellStart"/>
+      <w:r>
+        <w:rPr>
+          <w:rFonts w:cs="Times New Roman"/>
+        </w:rPr>
+        <w:t>Not</w:t>
+      </w:r>
+      <w:proofErr w:type="spellEnd"/>
+      <w:r>
+        <w:rPr>
+          <w:rFonts w:cs="Times New Roman"/>
+        </w:rPr>
+        <w:t xml:space="preserve"> </w:t>
+      </w:r>
+      <w:proofErr w:type="spellStart"/>
+      <w:r>
+        <w:rPr>
+          <w:rFonts w:cs="Times New Roman"/>
+        </w:rPr>
+        <w:t>Null</w:t>
+      </w:r>
+      <w:proofErr w:type="spellEnd"/>
+      <w:r>
+        <w:rPr>
+          <w:rFonts w:cs="Times New Roman"/>
+        </w:rPr>
+        <w:t>), é a categoria do produto;</w:t>
       </w:r>
     </w:p>
     <w:p>
@@ -2997,6 +4214,7 @@
           <w:rFonts w:cs="Times New Roman"/>
         </w:rPr>
       </w:pPr>
+      <w:proofErr w:type="spellStart"/>
       <w:r>
         <w:rPr>
           <w:rFonts w:cs="Times New Roman"/>
@@ -3004,13 +4222,50 @@
           <w:bCs/>
         </w:rPr>
         <w:lastRenderedPageBreak/>
-        <w:t xml:space="preserve">produto_quantidade_minima </w:t>
-      </w:r>
-      <w:r>
-        <w:rPr>
-          <w:rFonts w:cs="Times New Roman"/>
-        </w:rPr>
-        <w:t>(INT, Not Null), é a quantidade mínima do produto em estoque;</w:t>
+        <w:t>produto_quantidade_minima</w:t>
+      </w:r>
+      <w:proofErr w:type="spellEnd"/>
+      <w:r>
+        <w:rPr>
+          <w:rFonts w:cs="Times New Roman"/>
+          <w:b/>
+          <w:bCs/>
+        </w:rPr>
+        <w:t xml:space="preserve"> </w:t>
+      </w:r>
+      <w:r>
+        <w:rPr>
+          <w:rFonts w:cs="Times New Roman"/>
+        </w:rPr>
+        <w:t xml:space="preserve">(INT, </w:t>
+      </w:r>
+      <w:proofErr w:type="spellStart"/>
+      <w:r>
+        <w:rPr>
+          <w:rFonts w:cs="Times New Roman"/>
+        </w:rPr>
+        <w:t>Not</w:t>
+      </w:r>
+      <w:proofErr w:type="spellEnd"/>
+      <w:r>
+        <w:rPr>
+          <w:rFonts w:cs="Times New Roman"/>
+        </w:rPr>
+        <w:t xml:space="preserve"> </w:t>
+      </w:r>
+      <w:proofErr w:type="spellStart"/>
+      <w:r>
+        <w:rPr>
+          <w:rFonts w:cs="Times New Roman"/>
+        </w:rPr>
+        <w:t>Null</w:t>
+      </w:r>
+      <w:proofErr w:type="spellEnd"/>
+      <w:r>
+        <w:rPr>
+          <w:rFonts w:cs="Times New Roman"/>
+        </w:rPr>
+        <w:t>), é a quantidade mínima do produto em estoque;</w:t>
       </w:r>
     </w:p>
     <w:p>
@@ -3022,19 +4277,57 @@
           <w:rFonts w:cs="Times New Roman"/>
         </w:rPr>
       </w:pPr>
-      <w:r>
-        <w:rPr>
-          <w:rFonts w:cs="Times New Roman"/>
-          <w:b/>
-          <w:bCs/>
-        </w:rPr>
-        <w:t xml:space="preserve">produto_preco_custo </w:t>
-      </w:r>
-      <w:r>
-        <w:rPr>
-          <w:rFonts w:cs="Times New Roman"/>
-        </w:rPr>
-        <w:t>(DECIMAL (10,2), Not Null), é o preço de custo do produto;</w:t>
+      <w:proofErr w:type="spellStart"/>
+      <w:r>
+        <w:rPr>
+          <w:rFonts w:cs="Times New Roman"/>
+          <w:b/>
+          <w:bCs/>
+        </w:rPr>
+        <w:t>produto_preco_custo</w:t>
+      </w:r>
+      <w:proofErr w:type="spellEnd"/>
+      <w:r>
+        <w:rPr>
+          <w:rFonts w:cs="Times New Roman"/>
+          <w:b/>
+          <w:bCs/>
+        </w:rPr>
+        <w:t xml:space="preserve"> </w:t>
+      </w:r>
+      <w:r>
+        <w:rPr>
+          <w:rFonts w:cs="Times New Roman"/>
+        </w:rPr>
+        <w:t xml:space="preserve">(DECIMAL (10,2), </w:t>
+      </w:r>
+      <w:proofErr w:type="spellStart"/>
+      <w:r>
+        <w:rPr>
+          <w:rFonts w:cs="Times New Roman"/>
+        </w:rPr>
+        <w:t>Not</w:t>
+      </w:r>
+      <w:proofErr w:type="spellEnd"/>
+      <w:r>
+        <w:rPr>
+          <w:rFonts w:cs="Times New Roman"/>
+        </w:rPr>
+        <w:t xml:space="preserve"> </w:t>
+      </w:r>
+      <w:proofErr w:type="spellStart"/>
+      <w:r>
+        <w:rPr>
+          <w:rFonts w:cs="Times New Roman"/>
+        </w:rPr>
+        <w:t>Null</w:t>
+      </w:r>
+      <w:proofErr w:type="spellEnd"/>
+      <w:r>
+        <w:rPr>
+          <w:rFonts w:cs="Times New Roman"/>
+        </w:rPr>
+        <w:t>), é o preço de custo do produto;</w:t>
       </w:r>
     </w:p>
     <w:p>
@@ -3046,19 +4339,57 @@
           <w:rFonts w:cs="Times New Roman"/>
         </w:rPr>
       </w:pPr>
-      <w:r>
-        <w:rPr>
-          <w:rFonts w:cs="Times New Roman"/>
-          <w:b/>
-          <w:bCs/>
-        </w:rPr>
-        <w:t xml:space="preserve">produto_preco_venda </w:t>
-      </w:r>
-      <w:r>
-        <w:rPr>
-          <w:rFonts w:cs="Times New Roman"/>
-        </w:rPr>
-        <w:t>(DECIMAL (10,2), Not Null), é o preço de venda do produto;</w:t>
+      <w:proofErr w:type="spellStart"/>
+      <w:r>
+        <w:rPr>
+          <w:rFonts w:cs="Times New Roman"/>
+          <w:b/>
+          <w:bCs/>
+        </w:rPr>
+        <w:t>produto_preco_venda</w:t>
+      </w:r>
+      <w:proofErr w:type="spellEnd"/>
+      <w:r>
+        <w:rPr>
+          <w:rFonts w:cs="Times New Roman"/>
+          <w:b/>
+          <w:bCs/>
+        </w:rPr>
+        <w:t xml:space="preserve"> </w:t>
+      </w:r>
+      <w:r>
+        <w:rPr>
+          <w:rFonts w:cs="Times New Roman"/>
+        </w:rPr>
+        <w:t xml:space="preserve">(DECIMAL (10,2), </w:t>
+      </w:r>
+      <w:proofErr w:type="spellStart"/>
+      <w:r>
+        <w:rPr>
+          <w:rFonts w:cs="Times New Roman"/>
+        </w:rPr>
+        <w:t>Not</w:t>
+      </w:r>
+      <w:proofErr w:type="spellEnd"/>
+      <w:r>
+        <w:rPr>
+          <w:rFonts w:cs="Times New Roman"/>
+        </w:rPr>
+        <w:t xml:space="preserve"> </w:t>
+      </w:r>
+      <w:proofErr w:type="spellStart"/>
+      <w:r>
+        <w:rPr>
+          <w:rFonts w:cs="Times New Roman"/>
+        </w:rPr>
+        <w:t>Null</w:t>
+      </w:r>
+      <w:proofErr w:type="spellEnd"/>
+      <w:r>
+        <w:rPr>
+          <w:rFonts w:cs="Times New Roman"/>
+        </w:rPr>
+        <w:t>), é o preço de venda do produto;</w:t>
       </w:r>
       <w:r>
         <w:rPr>
@@ -3066,19 +4397,57 @@
         </w:rPr>
         <w:br/>
       </w:r>
-      <w:r>
-        <w:rPr>
-          <w:rFonts w:cs="Times New Roman"/>
-          <w:b/>
-          <w:bCs/>
-        </w:rPr>
-        <w:t xml:space="preserve">produto_peso </w:t>
-      </w:r>
-      <w:r>
-        <w:rPr>
-          <w:rFonts w:cs="Times New Roman"/>
-        </w:rPr>
-        <w:t>(DECIMAL (10,3), Not Null), é o peso do produto;</w:t>
+      <w:proofErr w:type="spellStart"/>
+      <w:r>
+        <w:rPr>
+          <w:rFonts w:cs="Times New Roman"/>
+          <w:b/>
+          <w:bCs/>
+        </w:rPr>
+        <w:t>produto_peso</w:t>
+      </w:r>
+      <w:proofErr w:type="spellEnd"/>
+      <w:r>
+        <w:rPr>
+          <w:rFonts w:cs="Times New Roman"/>
+          <w:b/>
+          <w:bCs/>
+        </w:rPr>
+        <w:t xml:space="preserve"> </w:t>
+      </w:r>
+      <w:r>
+        <w:rPr>
+          <w:rFonts w:cs="Times New Roman"/>
+        </w:rPr>
+        <w:t xml:space="preserve">(DECIMAL (10,3), </w:t>
+      </w:r>
+      <w:proofErr w:type="spellStart"/>
+      <w:r>
+        <w:rPr>
+          <w:rFonts w:cs="Times New Roman"/>
+        </w:rPr>
+        <w:t>Not</w:t>
+      </w:r>
+      <w:proofErr w:type="spellEnd"/>
+      <w:r>
+        <w:rPr>
+          <w:rFonts w:cs="Times New Roman"/>
+        </w:rPr>
+        <w:t xml:space="preserve"> </w:t>
+      </w:r>
+      <w:proofErr w:type="spellStart"/>
+      <w:r>
+        <w:rPr>
+          <w:rFonts w:cs="Times New Roman"/>
+        </w:rPr>
+        <w:t>Null</w:t>
+      </w:r>
+      <w:proofErr w:type="spellEnd"/>
+      <w:r>
+        <w:rPr>
+          <w:rFonts w:cs="Times New Roman"/>
+        </w:rPr>
+        <w:t>), é o peso do produto;</w:t>
       </w:r>
     </w:p>
     <w:p>
@@ -3090,19 +4459,57 @@
           <w:rFonts w:cs="Times New Roman"/>
         </w:rPr>
       </w:pPr>
-      <w:r>
-        <w:rPr>
-          <w:rFonts w:cs="Times New Roman"/>
-          <w:b/>
-          <w:bCs/>
-        </w:rPr>
-        <w:t xml:space="preserve">produto_localizacao </w:t>
-      </w:r>
-      <w:r>
-        <w:rPr>
-          <w:rFonts w:cs="Times New Roman"/>
-        </w:rPr>
-        <w:t xml:space="preserve">(VARCHAR (50), Not Null), é a localização do produto no estoque;  </w:t>
+      <w:proofErr w:type="spellStart"/>
+      <w:r>
+        <w:rPr>
+          <w:rFonts w:cs="Times New Roman"/>
+          <w:b/>
+          <w:bCs/>
+        </w:rPr>
+        <w:t>produto_localizacao</w:t>
+      </w:r>
+      <w:proofErr w:type="spellEnd"/>
+      <w:r>
+        <w:rPr>
+          <w:rFonts w:cs="Times New Roman"/>
+          <w:b/>
+          <w:bCs/>
+        </w:rPr>
+        <w:t xml:space="preserve"> </w:t>
+      </w:r>
+      <w:r>
+        <w:rPr>
+          <w:rFonts w:cs="Times New Roman"/>
+        </w:rPr>
+        <w:t xml:space="preserve">(VARCHAR (50), </w:t>
+      </w:r>
+      <w:proofErr w:type="spellStart"/>
+      <w:r>
+        <w:rPr>
+          <w:rFonts w:cs="Times New Roman"/>
+        </w:rPr>
+        <w:t>Not</w:t>
+      </w:r>
+      <w:proofErr w:type="spellEnd"/>
+      <w:r>
+        <w:rPr>
+          <w:rFonts w:cs="Times New Roman"/>
+        </w:rPr>
+        <w:t xml:space="preserve"> </w:t>
+      </w:r>
+      <w:proofErr w:type="spellStart"/>
+      <w:r>
+        <w:rPr>
+          <w:rFonts w:cs="Times New Roman"/>
+        </w:rPr>
+        <w:t>Null</w:t>
+      </w:r>
+      <w:proofErr w:type="spellEnd"/>
+      <w:r>
+        <w:rPr>
+          <w:rFonts w:cs="Times New Roman"/>
+        </w:rPr>
+        <w:t xml:space="preserve">), é a localização do produto no estoque;  </w:t>
       </w:r>
     </w:p>
     <w:p>
@@ -3163,7 +4570,49 @@
         <w:rPr>
           <w:rFonts w:cs="Times New Roman"/>
         </w:rPr>
-        <w:t>(Primary Key, Auto Increment, Not Null), é o identificador da tabela empilhadeira;</w:t>
+        <w:t xml:space="preserve">(Primary Key, Auto </w:t>
+      </w:r>
+      <w:proofErr w:type="spellStart"/>
+      <w:r>
+        <w:rPr>
+          <w:rFonts w:cs="Times New Roman"/>
+        </w:rPr>
+        <w:t>Increment</w:t>
+      </w:r>
+      <w:proofErr w:type="spellEnd"/>
+      <w:r>
+        <w:rPr>
+          <w:rFonts w:cs="Times New Roman"/>
+        </w:rPr>
+        <w:t xml:space="preserve">, </w:t>
+      </w:r>
+      <w:proofErr w:type="spellStart"/>
+      <w:r>
+        <w:rPr>
+          <w:rFonts w:cs="Times New Roman"/>
+        </w:rPr>
+        <w:t>Not</w:t>
+      </w:r>
+      <w:proofErr w:type="spellEnd"/>
+      <w:r>
+        <w:rPr>
+          <w:rFonts w:cs="Times New Roman"/>
+        </w:rPr>
+        <w:t xml:space="preserve"> </w:t>
+      </w:r>
+      <w:proofErr w:type="spellStart"/>
+      <w:r>
+        <w:rPr>
+          <w:rFonts w:cs="Times New Roman"/>
+        </w:rPr>
+        <w:t>Null</w:t>
+      </w:r>
+      <w:proofErr w:type="spellEnd"/>
+      <w:r>
+        <w:rPr>
+          <w:rFonts w:cs="Times New Roman"/>
+        </w:rPr>
+        <w:t>), é o identificador da tabela empilhadeira;</w:t>
       </w:r>
     </w:p>
     <w:p>
@@ -3175,19 +4624,57 @@
           <w:rFonts w:cs="Times New Roman"/>
         </w:rPr>
       </w:pPr>
-      <w:r>
-        <w:rPr>
-          <w:rFonts w:cs="Times New Roman"/>
-          <w:b/>
-          <w:bCs/>
-        </w:rPr>
-        <w:t xml:space="preserve">empilhadeira_chassi </w:t>
-      </w:r>
-      <w:r>
-        <w:rPr>
-          <w:rFonts w:cs="Times New Roman"/>
-        </w:rPr>
-        <w:t>(INT (20), Not Null), é o número de chassi da empilhadeira;</w:t>
+      <w:proofErr w:type="spellStart"/>
+      <w:r>
+        <w:rPr>
+          <w:rFonts w:cs="Times New Roman"/>
+          <w:b/>
+          <w:bCs/>
+        </w:rPr>
+        <w:t>empilhadeira_chassi</w:t>
+      </w:r>
+      <w:proofErr w:type="spellEnd"/>
+      <w:r>
+        <w:rPr>
+          <w:rFonts w:cs="Times New Roman"/>
+          <w:b/>
+          <w:bCs/>
+        </w:rPr>
+        <w:t xml:space="preserve"> </w:t>
+      </w:r>
+      <w:r>
+        <w:rPr>
+          <w:rFonts w:cs="Times New Roman"/>
+        </w:rPr>
+        <w:t xml:space="preserve">(INT (20), </w:t>
+      </w:r>
+      <w:proofErr w:type="spellStart"/>
+      <w:r>
+        <w:rPr>
+          <w:rFonts w:cs="Times New Roman"/>
+        </w:rPr>
+        <w:t>Not</w:t>
+      </w:r>
+      <w:proofErr w:type="spellEnd"/>
+      <w:r>
+        <w:rPr>
+          <w:rFonts w:cs="Times New Roman"/>
+        </w:rPr>
+        <w:t xml:space="preserve"> </w:t>
+      </w:r>
+      <w:proofErr w:type="spellStart"/>
+      <w:r>
+        <w:rPr>
+          <w:rFonts w:cs="Times New Roman"/>
+        </w:rPr>
+        <w:t>Null</w:t>
+      </w:r>
+      <w:proofErr w:type="spellEnd"/>
+      <w:r>
+        <w:rPr>
+          <w:rFonts w:cs="Times New Roman"/>
+        </w:rPr>
+        <w:t>), é o número de chassi da empilhadeira;</w:t>
       </w:r>
       <w:r>
         <w:rPr>
@@ -3195,19 +4682,57 @@
         </w:rPr>
         <w:br/>
       </w:r>
-      <w:r>
-        <w:rPr>
-          <w:rFonts w:cs="Times New Roman"/>
-          <w:b/>
-          <w:bCs/>
-        </w:rPr>
-        <w:t xml:space="preserve">empilhadeira_status </w:t>
-      </w:r>
-      <w:r>
-        <w:rPr>
-          <w:rFonts w:cs="Times New Roman"/>
-        </w:rPr>
-        <w:t>(VARCHAR (10), Not Null), é o status da empilhadeira, ou seja, se ela está ativa ou inativa para uso;</w:t>
+      <w:proofErr w:type="spellStart"/>
+      <w:r>
+        <w:rPr>
+          <w:rFonts w:cs="Times New Roman"/>
+          <w:b/>
+          <w:bCs/>
+        </w:rPr>
+        <w:t>empilhadeira_status</w:t>
+      </w:r>
+      <w:proofErr w:type="spellEnd"/>
+      <w:r>
+        <w:rPr>
+          <w:rFonts w:cs="Times New Roman"/>
+          <w:b/>
+          <w:bCs/>
+        </w:rPr>
+        <w:t xml:space="preserve"> </w:t>
+      </w:r>
+      <w:r>
+        <w:rPr>
+          <w:rFonts w:cs="Times New Roman"/>
+        </w:rPr>
+        <w:t xml:space="preserve">(VARCHAR (10), </w:t>
+      </w:r>
+      <w:proofErr w:type="spellStart"/>
+      <w:r>
+        <w:rPr>
+          <w:rFonts w:cs="Times New Roman"/>
+        </w:rPr>
+        <w:t>Not</w:t>
+      </w:r>
+      <w:proofErr w:type="spellEnd"/>
+      <w:r>
+        <w:rPr>
+          <w:rFonts w:cs="Times New Roman"/>
+        </w:rPr>
+        <w:t xml:space="preserve"> </w:t>
+      </w:r>
+      <w:proofErr w:type="spellStart"/>
+      <w:r>
+        <w:rPr>
+          <w:rFonts w:cs="Times New Roman"/>
+        </w:rPr>
+        <w:t>Null</w:t>
+      </w:r>
+      <w:proofErr w:type="spellEnd"/>
+      <w:r>
+        <w:rPr>
+          <w:rFonts w:cs="Times New Roman"/>
+        </w:rPr>
+        <w:t>), é o status da empilhadeira, ou seja, se ela está ativa ou inativa para uso;</w:t>
       </w:r>
     </w:p>
     <w:p>
@@ -3219,6 +4744,7 @@
           <w:rFonts w:cs="Times New Roman"/>
         </w:rPr>
       </w:pPr>
+      <w:proofErr w:type="spellStart"/>
       <w:r>
         <w:rPr>
           <w:rFonts w:cs="Times New Roman"/>
@@ -3227,11 +4753,40 @@
         </w:rPr>
         <w:t>empilhadeira_modelo</w:t>
       </w:r>
-      <w:r>
-        <w:rPr>
-          <w:rFonts w:cs="Times New Roman"/>
-        </w:rPr>
-        <w:t xml:space="preserve"> (VARCHAR (30), Not Null), é o modelo da empilhadeira;</w:t>
+      <w:proofErr w:type="spellEnd"/>
+      <w:r>
+        <w:rPr>
+          <w:rFonts w:cs="Times New Roman"/>
+        </w:rPr>
+        <w:t xml:space="preserve"> (VARCHAR (30), </w:t>
+      </w:r>
+      <w:proofErr w:type="spellStart"/>
+      <w:r>
+        <w:rPr>
+          <w:rFonts w:cs="Times New Roman"/>
+        </w:rPr>
+        <w:t>Not</w:t>
+      </w:r>
+      <w:proofErr w:type="spellEnd"/>
+      <w:r>
+        <w:rPr>
+          <w:rFonts w:cs="Times New Roman"/>
+        </w:rPr>
+        <w:t xml:space="preserve"> </w:t>
+      </w:r>
+      <w:proofErr w:type="spellStart"/>
+      <w:r>
+        <w:rPr>
+          <w:rFonts w:cs="Times New Roman"/>
+        </w:rPr>
+        <w:t>Null</w:t>
+      </w:r>
+      <w:proofErr w:type="spellEnd"/>
+      <w:r>
+        <w:rPr>
+          <w:rFonts w:cs="Times New Roman"/>
+        </w:rPr>
+        <w:t>), é o modelo da empilhadeira;</w:t>
       </w:r>
     </w:p>
     <w:p>
@@ -3243,19 +4798,57 @@
           <w:rFonts w:cs="Times New Roman"/>
         </w:rPr>
       </w:pPr>
-      <w:r>
-        <w:rPr>
-          <w:rFonts w:cs="Times New Roman"/>
-          <w:b/>
-          <w:bCs/>
-        </w:rPr>
-        <w:t xml:space="preserve">empilhadeira_marca </w:t>
-      </w:r>
-      <w:r>
-        <w:rPr>
-          <w:rFonts w:cs="Times New Roman"/>
-        </w:rPr>
-        <w:t>(VARCHAR (30), Not Null), é a marca da empilhadeira.</w:t>
+      <w:proofErr w:type="spellStart"/>
+      <w:r>
+        <w:rPr>
+          <w:rFonts w:cs="Times New Roman"/>
+          <w:b/>
+          <w:bCs/>
+        </w:rPr>
+        <w:t>empilhadeira_marca</w:t>
+      </w:r>
+      <w:proofErr w:type="spellEnd"/>
+      <w:r>
+        <w:rPr>
+          <w:rFonts w:cs="Times New Roman"/>
+          <w:b/>
+          <w:bCs/>
+        </w:rPr>
+        <w:t xml:space="preserve"> </w:t>
+      </w:r>
+      <w:r>
+        <w:rPr>
+          <w:rFonts w:cs="Times New Roman"/>
+        </w:rPr>
+        <w:t xml:space="preserve">(VARCHAR (30), </w:t>
+      </w:r>
+      <w:proofErr w:type="spellStart"/>
+      <w:r>
+        <w:rPr>
+          <w:rFonts w:cs="Times New Roman"/>
+        </w:rPr>
+        <w:t>Not</w:t>
+      </w:r>
+      <w:proofErr w:type="spellEnd"/>
+      <w:r>
+        <w:rPr>
+          <w:rFonts w:cs="Times New Roman"/>
+        </w:rPr>
+        <w:t xml:space="preserve"> </w:t>
+      </w:r>
+      <w:proofErr w:type="spellStart"/>
+      <w:r>
+        <w:rPr>
+          <w:rFonts w:cs="Times New Roman"/>
+        </w:rPr>
+        <w:t>Null</w:t>
+      </w:r>
+      <w:proofErr w:type="spellEnd"/>
+      <w:r>
+        <w:rPr>
+          <w:rFonts w:cs="Times New Roman"/>
+        </w:rPr>
+        <w:t>), é a marca da empilhadeira.</w:t>
       </w:r>
     </w:p>
     <w:p>
@@ -3317,7 +4910,49 @@
         <w:rPr>
           <w:rFonts w:cs="Times New Roman"/>
         </w:rPr>
-        <w:t>(Primary Key, Auto Increment, Not Null), é o identificador da tabela estoque;</w:t>
+        <w:t xml:space="preserve">(Primary Key, Auto </w:t>
+      </w:r>
+      <w:proofErr w:type="spellStart"/>
+      <w:r>
+        <w:rPr>
+          <w:rFonts w:cs="Times New Roman"/>
+        </w:rPr>
+        <w:t>Increment</w:t>
+      </w:r>
+      <w:proofErr w:type="spellEnd"/>
+      <w:r>
+        <w:rPr>
+          <w:rFonts w:cs="Times New Roman"/>
+        </w:rPr>
+        <w:t xml:space="preserve">, </w:t>
+      </w:r>
+      <w:proofErr w:type="spellStart"/>
+      <w:r>
+        <w:rPr>
+          <w:rFonts w:cs="Times New Roman"/>
+        </w:rPr>
+        <w:t>Not</w:t>
+      </w:r>
+      <w:proofErr w:type="spellEnd"/>
+      <w:r>
+        <w:rPr>
+          <w:rFonts w:cs="Times New Roman"/>
+        </w:rPr>
+        <w:t xml:space="preserve"> </w:t>
+      </w:r>
+      <w:proofErr w:type="spellStart"/>
+      <w:r>
+        <w:rPr>
+          <w:rFonts w:cs="Times New Roman"/>
+        </w:rPr>
+        <w:t>Null</w:t>
+      </w:r>
+      <w:proofErr w:type="spellEnd"/>
+      <w:r>
+        <w:rPr>
+          <w:rFonts w:cs="Times New Roman"/>
+        </w:rPr>
+        <w:t>), é o identificador da tabela estoque;</w:t>
       </w:r>
     </w:p>
     <w:p>
@@ -3329,19 +4964,57 @@
           <w:rFonts w:cs="Times New Roman"/>
         </w:rPr>
       </w:pPr>
-      <w:r>
-        <w:rPr>
-          <w:rFonts w:cs="Times New Roman"/>
-          <w:b/>
-          <w:bCs/>
-        </w:rPr>
-        <w:t xml:space="preserve">estoque_quantidade </w:t>
-      </w:r>
-      <w:r>
-        <w:rPr>
-          <w:rFonts w:cs="Times New Roman"/>
-        </w:rPr>
-        <w:t>(INT, Not Null), é a quantidade de peças de determinado produto;</w:t>
+      <w:proofErr w:type="spellStart"/>
+      <w:r>
+        <w:rPr>
+          <w:rFonts w:cs="Times New Roman"/>
+          <w:b/>
+          <w:bCs/>
+        </w:rPr>
+        <w:t>estoque_quantidade</w:t>
+      </w:r>
+      <w:proofErr w:type="spellEnd"/>
+      <w:r>
+        <w:rPr>
+          <w:rFonts w:cs="Times New Roman"/>
+          <w:b/>
+          <w:bCs/>
+        </w:rPr>
+        <w:t xml:space="preserve"> </w:t>
+      </w:r>
+      <w:r>
+        <w:rPr>
+          <w:rFonts w:cs="Times New Roman"/>
+        </w:rPr>
+        <w:t xml:space="preserve">(INT, </w:t>
+      </w:r>
+      <w:proofErr w:type="spellStart"/>
+      <w:r>
+        <w:rPr>
+          <w:rFonts w:cs="Times New Roman"/>
+        </w:rPr>
+        <w:t>Not</w:t>
+      </w:r>
+      <w:proofErr w:type="spellEnd"/>
+      <w:r>
+        <w:rPr>
+          <w:rFonts w:cs="Times New Roman"/>
+        </w:rPr>
+        <w:t xml:space="preserve"> </w:t>
+      </w:r>
+      <w:proofErr w:type="spellStart"/>
+      <w:r>
+        <w:rPr>
+          <w:rFonts w:cs="Times New Roman"/>
+        </w:rPr>
+        <w:t>Null</w:t>
+      </w:r>
+      <w:proofErr w:type="spellEnd"/>
+      <w:r>
+        <w:rPr>
+          <w:rFonts w:cs="Times New Roman"/>
+        </w:rPr>
+        <w:t>), é a quantidade de peças de determinado produto;</w:t>
       </w:r>
       <w:r>
         <w:rPr>
@@ -3349,19 +5022,71 @@
         </w:rPr>
         <w:br/>
       </w:r>
-      <w:r>
-        <w:rPr>
-          <w:rFonts w:cs="Times New Roman"/>
-          <w:b/>
-          <w:bCs/>
-        </w:rPr>
-        <w:t xml:space="preserve">produto_id </w:t>
-      </w:r>
-      <w:r>
-        <w:rPr>
-          <w:rFonts w:cs="Times New Roman"/>
-        </w:rPr>
-        <w:t>(INT, Foreign Key, Not Null), é o identificador do produto;</w:t>
+      <w:proofErr w:type="spellStart"/>
+      <w:r>
+        <w:rPr>
+          <w:rFonts w:cs="Times New Roman"/>
+          <w:b/>
+          <w:bCs/>
+        </w:rPr>
+        <w:t>produto_id</w:t>
+      </w:r>
+      <w:proofErr w:type="spellEnd"/>
+      <w:r>
+        <w:rPr>
+          <w:rFonts w:cs="Times New Roman"/>
+          <w:b/>
+          <w:bCs/>
+        </w:rPr>
+        <w:t xml:space="preserve"> </w:t>
+      </w:r>
+      <w:r>
+        <w:rPr>
+          <w:rFonts w:cs="Times New Roman"/>
+        </w:rPr>
+        <w:t xml:space="preserve">(INT, </w:t>
+      </w:r>
+      <w:proofErr w:type="spellStart"/>
+      <w:r>
+        <w:rPr>
+          <w:rFonts w:cs="Times New Roman"/>
+        </w:rPr>
+        <w:t>Foreign</w:t>
+      </w:r>
+      <w:proofErr w:type="spellEnd"/>
+      <w:r>
+        <w:rPr>
+          <w:rFonts w:cs="Times New Roman"/>
+        </w:rPr>
+        <w:t xml:space="preserve"> Key, </w:t>
+      </w:r>
+      <w:proofErr w:type="spellStart"/>
+      <w:r>
+        <w:rPr>
+          <w:rFonts w:cs="Times New Roman"/>
+        </w:rPr>
+        <w:t>Not</w:t>
+      </w:r>
+      <w:proofErr w:type="spellEnd"/>
+      <w:r>
+        <w:rPr>
+          <w:rFonts w:cs="Times New Roman"/>
+        </w:rPr>
+        <w:t xml:space="preserve"> </w:t>
+      </w:r>
+      <w:proofErr w:type="spellStart"/>
+      <w:r>
+        <w:rPr>
+          <w:rFonts w:cs="Times New Roman"/>
+        </w:rPr>
+        <w:t>Null</w:t>
+      </w:r>
+      <w:proofErr w:type="spellEnd"/>
+      <w:r>
+        <w:rPr>
+          <w:rFonts w:cs="Times New Roman"/>
+        </w:rPr>
+        <w:t>), é o identificador do produto;</w:t>
       </w:r>
     </w:p>
     <w:p>
@@ -3442,7 +5167,49 @@
         <w:rPr>
           <w:rFonts w:cs="Times New Roman"/>
         </w:rPr>
-        <w:t>(INT, Primary Key, Auto Increment, Not Null), é o identificador da tabela uso;</w:t>
+        <w:t xml:space="preserve">(INT, Primary Key, Auto </w:t>
+      </w:r>
+      <w:proofErr w:type="spellStart"/>
+      <w:r>
+        <w:rPr>
+          <w:rFonts w:cs="Times New Roman"/>
+        </w:rPr>
+        <w:t>Increment</w:t>
+      </w:r>
+      <w:proofErr w:type="spellEnd"/>
+      <w:r>
+        <w:rPr>
+          <w:rFonts w:cs="Times New Roman"/>
+        </w:rPr>
+        <w:t xml:space="preserve">, </w:t>
+      </w:r>
+      <w:proofErr w:type="spellStart"/>
+      <w:r>
+        <w:rPr>
+          <w:rFonts w:cs="Times New Roman"/>
+        </w:rPr>
+        <w:t>Not</w:t>
+      </w:r>
+      <w:proofErr w:type="spellEnd"/>
+      <w:r>
+        <w:rPr>
+          <w:rFonts w:cs="Times New Roman"/>
+        </w:rPr>
+        <w:t xml:space="preserve"> </w:t>
+      </w:r>
+      <w:proofErr w:type="spellStart"/>
+      <w:r>
+        <w:rPr>
+          <w:rFonts w:cs="Times New Roman"/>
+        </w:rPr>
+        <w:t>Null</w:t>
+      </w:r>
+      <w:proofErr w:type="spellEnd"/>
+      <w:r>
+        <w:rPr>
+          <w:rFonts w:cs="Times New Roman"/>
+        </w:rPr>
+        <w:t>), é o identificador da tabela uso;</w:t>
       </w:r>
     </w:p>
     <w:p>
@@ -3454,6 +5221,7 @@
           <w:rFonts w:cs="Times New Roman"/>
         </w:rPr>
       </w:pPr>
+      <w:proofErr w:type="spellStart"/>
       <w:r>
         <w:rPr>
           <w:rFonts w:cs="Times New Roman"/>
@@ -3463,11 +5231,40 @@
         <w:lastRenderedPageBreak/>
         <w:t>uso_empilhadeira_datahora</w:t>
       </w:r>
-      <w:r>
-        <w:rPr>
-          <w:rFonts w:cs="Times New Roman"/>
-        </w:rPr>
-        <w:t>(DATETIME, Not Null), é a data e a hora em que a empilhadeira foi utilizada;</w:t>
+      <w:proofErr w:type="spellEnd"/>
+      <w:r>
+        <w:rPr>
+          <w:rFonts w:cs="Times New Roman"/>
+        </w:rPr>
+        <w:t xml:space="preserve">(DATETIME, </w:t>
+      </w:r>
+      <w:proofErr w:type="spellStart"/>
+      <w:r>
+        <w:rPr>
+          <w:rFonts w:cs="Times New Roman"/>
+        </w:rPr>
+        <w:t>Not</w:t>
+      </w:r>
+      <w:proofErr w:type="spellEnd"/>
+      <w:r>
+        <w:rPr>
+          <w:rFonts w:cs="Times New Roman"/>
+        </w:rPr>
+        <w:t xml:space="preserve"> </w:t>
+      </w:r>
+      <w:proofErr w:type="spellStart"/>
+      <w:r>
+        <w:rPr>
+          <w:rFonts w:cs="Times New Roman"/>
+        </w:rPr>
+        <w:t>Null</w:t>
+      </w:r>
+      <w:proofErr w:type="spellEnd"/>
+      <w:r>
+        <w:rPr>
+          <w:rFonts w:cs="Times New Roman"/>
+        </w:rPr>
+        <w:t>), é a data e a hora em que a empilhadeira foi utilizada;</w:t>
       </w:r>
     </w:p>
     <w:p>
@@ -3479,19 +5276,85 @@
           <w:rFonts w:cs="Times New Roman"/>
         </w:rPr>
       </w:pPr>
-      <w:r>
-        <w:rPr>
-          <w:rFonts w:cs="Times New Roman"/>
-          <w:b/>
-          <w:bCs/>
-        </w:rPr>
-        <w:t xml:space="preserve">funcionario_id </w:t>
-      </w:r>
-      <w:r>
-        <w:rPr>
-          <w:rFonts w:cs="Times New Roman"/>
-        </w:rPr>
-        <w:t>(INT, Foreign Key, Not Null), é o identificador do funcionario que está operando a empilhadeira;</w:t>
+      <w:proofErr w:type="spellStart"/>
+      <w:r>
+        <w:rPr>
+          <w:rFonts w:cs="Times New Roman"/>
+          <w:b/>
+          <w:bCs/>
+        </w:rPr>
+        <w:t>funcionario_id</w:t>
+      </w:r>
+      <w:proofErr w:type="spellEnd"/>
+      <w:r>
+        <w:rPr>
+          <w:rFonts w:cs="Times New Roman"/>
+          <w:b/>
+          <w:bCs/>
+        </w:rPr>
+        <w:t xml:space="preserve"> </w:t>
+      </w:r>
+      <w:r>
+        <w:rPr>
+          <w:rFonts w:cs="Times New Roman"/>
+        </w:rPr>
+        <w:t xml:space="preserve">(INT, </w:t>
+      </w:r>
+      <w:proofErr w:type="spellStart"/>
+      <w:r>
+        <w:rPr>
+          <w:rFonts w:cs="Times New Roman"/>
+        </w:rPr>
+        <w:t>Foreign</w:t>
+      </w:r>
+      <w:proofErr w:type="spellEnd"/>
+      <w:r>
+        <w:rPr>
+          <w:rFonts w:cs="Times New Roman"/>
+        </w:rPr>
+        <w:t xml:space="preserve"> Key, </w:t>
+      </w:r>
+      <w:proofErr w:type="spellStart"/>
+      <w:r>
+        <w:rPr>
+          <w:rFonts w:cs="Times New Roman"/>
+        </w:rPr>
+        <w:t>Not</w:t>
+      </w:r>
+      <w:proofErr w:type="spellEnd"/>
+      <w:r>
+        <w:rPr>
+          <w:rFonts w:cs="Times New Roman"/>
+        </w:rPr>
+        <w:t xml:space="preserve"> </w:t>
+      </w:r>
+      <w:proofErr w:type="spellStart"/>
+      <w:r>
+        <w:rPr>
+          <w:rFonts w:cs="Times New Roman"/>
+        </w:rPr>
+        <w:t>Null</w:t>
+      </w:r>
+      <w:proofErr w:type="spellEnd"/>
+      <w:r>
+        <w:rPr>
+          <w:rFonts w:cs="Times New Roman"/>
+        </w:rPr>
+        <w:t xml:space="preserve">), é o identificador do </w:t>
+      </w:r>
+      <w:proofErr w:type="spellStart"/>
+      <w:r>
+        <w:rPr>
+          <w:rFonts w:cs="Times New Roman"/>
+        </w:rPr>
+        <w:t>funcionario</w:t>
+      </w:r>
+      <w:proofErr w:type="spellEnd"/>
+      <w:r>
+        <w:rPr>
+          <w:rFonts w:cs="Times New Roman"/>
+        </w:rPr>
+        <w:t xml:space="preserve"> que está operando a empilhadeira;</w:t>
       </w:r>
     </w:p>
     <w:p>
@@ -3503,19 +5366,71 @@
           <w:rFonts w:cs="Times New Roman"/>
         </w:rPr>
       </w:pPr>
-      <w:r>
-        <w:rPr>
-          <w:rFonts w:cs="Times New Roman"/>
-          <w:b/>
-          <w:bCs/>
-        </w:rPr>
-        <w:t xml:space="preserve">empilhadeira_id </w:t>
-      </w:r>
-      <w:r>
-        <w:rPr>
-          <w:rFonts w:cs="Times New Roman"/>
-        </w:rPr>
-        <w:t>(INT, Foreign Key, Not Null), é o identificador da empilhadeira que está sendo utilizada;</w:t>
+      <w:proofErr w:type="spellStart"/>
+      <w:r>
+        <w:rPr>
+          <w:rFonts w:cs="Times New Roman"/>
+          <w:b/>
+          <w:bCs/>
+        </w:rPr>
+        <w:t>empilhadeira_id</w:t>
+      </w:r>
+      <w:proofErr w:type="spellEnd"/>
+      <w:r>
+        <w:rPr>
+          <w:rFonts w:cs="Times New Roman"/>
+          <w:b/>
+          <w:bCs/>
+        </w:rPr>
+        <w:t xml:space="preserve"> </w:t>
+      </w:r>
+      <w:r>
+        <w:rPr>
+          <w:rFonts w:cs="Times New Roman"/>
+        </w:rPr>
+        <w:t xml:space="preserve">(INT, </w:t>
+      </w:r>
+      <w:proofErr w:type="spellStart"/>
+      <w:r>
+        <w:rPr>
+          <w:rFonts w:cs="Times New Roman"/>
+        </w:rPr>
+        <w:t>Foreign</w:t>
+      </w:r>
+      <w:proofErr w:type="spellEnd"/>
+      <w:r>
+        <w:rPr>
+          <w:rFonts w:cs="Times New Roman"/>
+        </w:rPr>
+        <w:t xml:space="preserve"> Key, </w:t>
+      </w:r>
+      <w:proofErr w:type="spellStart"/>
+      <w:r>
+        <w:rPr>
+          <w:rFonts w:cs="Times New Roman"/>
+        </w:rPr>
+        <w:t>Not</w:t>
+      </w:r>
+      <w:proofErr w:type="spellEnd"/>
+      <w:r>
+        <w:rPr>
+          <w:rFonts w:cs="Times New Roman"/>
+        </w:rPr>
+        <w:t xml:space="preserve"> </w:t>
+      </w:r>
+      <w:proofErr w:type="spellStart"/>
+      <w:r>
+        <w:rPr>
+          <w:rFonts w:cs="Times New Roman"/>
+        </w:rPr>
+        <w:t>Null</w:t>
+      </w:r>
+      <w:proofErr w:type="spellEnd"/>
+      <w:r>
+        <w:rPr>
+          <w:rFonts w:cs="Times New Roman"/>
+        </w:rPr>
+        <w:t>), é o identificador da empilhadeira que está sendo utilizada;</w:t>
       </w:r>
     </w:p>
     <w:p>
@@ -3585,7 +5500,63 @@
         <w:rPr>
           <w:rFonts w:cs="Times New Roman"/>
         </w:rPr>
-        <w:t>(INT, Primary Key, Auto Increment, Not Null), é o identificador da tabela pedido_entrada;</w:t>
+        <w:t xml:space="preserve">(INT, Primary Key, Auto </w:t>
+      </w:r>
+      <w:proofErr w:type="spellStart"/>
+      <w:r>
+        <w:rPr>
+          <w:rFonts w:cs="Times New Roman"/>
+        </w:rPr>
+        <w:t>Increment</w:t>
+      </w:r>
+      <w:proofErr w:type="spellEnd"/>
+      <w:r>
+        <w:rPr>
+          <w:rFonts w:cs="Times New Roman"/>
+        </w:rPr>
+        <w:t xml:space="preserve">, </w:t>
+      </w:r>
+      <w:proofErr w:type="spellStart"/>
+      <w:r>
+        <w:rPr>
+          <w:rFonts w:cs="Times New Roman"/>
+        </w:rPr>
+        <w:t>Not</w:t>
+      </w:r>
+      <w:proofErr w:type="spellEnd"/>
+      <w:r>
+        <w:rPr>
+          <w:rFonts w:cs="Times New Roman"/>
+        </w:rPr>
+        <w:t xml:space="preserve"> </w:t>
+      </w:r>
+      <w:proofErr w:type="spellStart"/>
+      <w:r>
+        <w:rPr>
+          <w:rFonts w:cs="Times New Roman"/>
+        </w:rPr>
+        <w:t>Null</w:t>
+      </w:r>
+      <w:proofErr w:type="spellEnd"/>
+      <w:r>
+        <w:rPr>
+          <w:rFonts w:cs="Times New Roman"/>
+        </w:rPr>
+        <w:t xml:space="preserve">), é o identificador da tabela </w:t>
+      </w:r>
+      <w:proofErr w:type="spellStart"/>
+      <w:r>
+        <w:rPr>
+          <w:rFonts w:cs="Times New Roman"/>
+        </w:rPr>
+        <w:t>pedido_entrada</w:t>
+      </w:r>
+      <w:proofErr w:type="spellEnd"/>
+      <w:r>
+        <w:rPr>
+          <w:rFonts w:cs="Times New Roman"/>
+        </w:rPr>
+        <w:t>;</w:t>
       </w:r>
     </w:p>
     <w:p>
@@ -3597,19 +5568,57 @@
           <w:rFonts w:cs="Times New Roman"/>
         </w:rPr>
       </w:pPr>
-      <w:r>
-        <w:rPr>
-          <w:rFonts w:cs="Times New Roman"/>
-          <w:b/>
-          <w:bCs/>
-        </w:rPr>
-        <w:t xml:space="preserve">status_pedido_entrada </w:t>
-      </w:r>
-      <w:r>
-        <w:rPr>
-          <w:rFonts w:cs="Times New Roman"/>
-        </w:rPr>
-        <w:t>(VARCHAR (10), Not Null), é o status da movimentação;</w:t>
+      <w:proofErr w:type="spellStart"/>
+      <w:r>
+        <w:rPr>
+          <w:rFonts w:cs="Times New Roman"/>
+          <w:b/>
+          <w:bCs/>
+        </w:rPr>
+        <w:t>status_pedido_entrada</w:t>
+      </w:r>
+      <w:proofErr w:type="spellEnd"/>
+      <w:r>
+        <w:rPr>
+          <w:rFonts w:cs="Times New Roman"/>
+          <w:b/>
+          <w:bCs/>
+        </w:rPr>
+        <w:t xml:space="preserve"> </w:t>
+      </w:r>
+      <w:r>
+        <w:rPr>
+          <w:rFonts w:cs="Times New Roman"/>
+        </w:rPr>
+        <w:t xml:space="preserve">(VARCHAR (10), </w:t>
+      </w:r>
+      <w:proofErr w:type="spellStart"/>
+      <w:r>
+        <w:rPr>
+          <w:rFonts w:cs="Times New Roman"/>
+        </w:rPr>
+        <w:t>Not</w:t>
+      </w:r>
+      <w:proofErr w:type="spellEnd"/>
+      <w:r>
+        <w:rPr>
+          <w:rFonts w:cs="Times New Roman"/>
+        </w:rPr>
+        <w:t xml:space="preserve"> </w:t>
+      </w:r>
+      <w:proofErr w:type="spellStart"/>
+      <w:r>
+        <w:rPr>
+          <w:rFonts w:cs="Times New Roman"/>
+        </w:rPr>
+        <w:t>Null</w:t>
+      </w:r>
+      <w:proofErr w:type="spellEnd"/>
+      <w:r>
+        <w:rPr>
+          <w:rFonts w:cs="Times New Roman"/>
+        </w:rPr>
+        <w:t>), é o status da movimentação;</w:t>
       </w:r>
     </w:p>
     <w:p>
@@ -3621,6 +5630,7 @@
           <w:rFonts w:cs="Times New Roman"/>
         </w:rPr>
       </w:pPr>
+      <w:proofErr w:type="spellStart"/>
       <w:r>
         <w:rPr>
           <w:rFonts w:cs="Times New Roman"/>
@@ -3629,11 +5639,54 @@
         </w:rPr>
         <w:t>fornecedor_id</w:t>
       </w:r>
-      <w:r>
-        <w:rPr>
-          <w:rFonts w:cs="Times New Roman"/>
-        </w:rPr>
-        <w:t>(INT, Foreign Key, Not Null), é o identificador do fornecedor que está fornecendo as peças.</w:t>
+      <w:proofErr w:type="spellEnd"/>
+      <w:r>
+        <w:rPr>
+          <w:rFonts w:cs="Times New Roman"/>
+        </w:rPr>
+        <w:t xml:space="preserve">(INT, </w:t>
+      </w:r>
+      <w:proofErr w:type="spellStart"/>
+      <w:r>
+        <w:rPr>
+          <w:rFonts w:cs="Times New Roman"/>
+        </w:rPr>
+        <w:t>Foreign</w:t>
+      </w:r>
+      <w:proofErr w:type="spellEnd"/>
+      <w:r>
+        <w:rPr>
+          <w:rFonts w:cs="Times New Roman"/>
+        </w:rPr>
+        <w:t xml:space="preserve"> Key, </w:t>
+      </w:r>
+      <w:proofErr w:type="spellStart"/>
+      <w:r>
+        <w:rPr>
+          <w:rFonts w:cs="Times New Roman"/>
+        </w:rPr>
+        <w:t>Not</w:t>
+      </w:r>
+      <w:proofErr w:type="spellEnd"/>
+      <w:r>
+        <w:rPr>
+          <w:rFonts w:cs="Times New Roman"/>
+        </w:rPr>
+        <w:t xml:space="preserve"> </w:t>
+      </w:r>
+      <w:proofErr w:type="spellStart"/>
+      <w:r>
+        <w:rPr>
+          <w:rFonts w:cs="Times New Roman"/>
+        </w:rPr>
+        <w:t>Null</w:t>
+      </w:r>
+      <w:proofErr w:type="spellEnd"/>
+      <w:r>
+        <w:rPr>
+          <w:rFonts w:cs="Times New Roman"/>
+        </w:rPr>
+        <w:t>), é o identificador do fornecedor que está fornecendo as peças.</w:t>
       </w:r>
     </w:p>
     <w:p>
@@ -3704,7 +5757,63 @@
         <w:rPr>
           <w:rFonts w:cs="Times New Roman"/>
         </w:rPr>
-        <w:t>(INT, Primary Key, Auto Increment, Not Null), é o identificador da tabela pedido_entrada;</w:t>
+        <w:t xml:space="preserve">(INT, Primary Key, Auto </w:t>
+      </w:r>
+      <w:proofErr w:type="spellStart"/>
+      <w:r>
+        <w:rPr>
+          <w:rFonts w:cs="Times New Roman"/>
+        </w:rPr>
+        <w:t>Increment</w:t>
+      </w:r>
+      <w:proofErr w:type="spellEnd"/>
+      <w:r>
+        <w:rPr>
+          <w:rFonts w:cs="Times New Roman"/>
+        </w:rPr>
+        <w:t xml:space="preserve">, </w:t>
+      </w:r>
+      <w:proofErr w:type="spellStart"/>
+      <w:r>
+        <w:rPr>
+          <w:rFonts w:cs="Times New Roman"/>
+        </w:rPr>
+        <w:t>Not</w:t>
+      </w:r>
+      <w:proofErr w:type="spellEnd"/>
+      <w:r>
+        <w:rPr>
+          <w:rFonts w:cs="Times New Roman"/>
+        </w:rPr>
+        <w:t xml:space="preserve"> </w:t>
+      </w:r>
+      <w:proofErr w:type="spellStart"/>
+      <w:r>
+        <w:rPr>
+          <w:rFonts w:cs="Times New Roman"/>
+        </w:rPr>
+        <w:t>Null</w:t>
+      </w:r>
+      <w:proofErr w:type="spellEnd"/>
+      <w:r>
+        <w:rPr>
+          <w:rFonts w:cs="Times New Roman"/>
+        </w:rPr>
+        <w:t xml:space="preserve">), é o identificador da tabela </w:t>
+      </w:r>
+      <w:proofErr w:type="spellStart"/>
+      <w:r>
+        <w:rPr>
+          <w:rFonts w:cs="Times New Roman"/>
+        </w:rPr>
+        <w:t>pedido_entrada</w:t>
+      </w:r>
+      <w:proofErr w:type="spellEnd"/>
+      <w:r>
+        <w:rPr>
+          <w:rFonts w:cs="Times New Roman"/>
+        </w:rPr>
+        <w:t>;</w:t>
       </w:r>
     </w:p>
     <w:p>
@@ -3716,6 +5825,7 @@
           <w:rFonts w:cs="Times New Roman"/>
         </w:rPr>
       </w:pPr>
+      <w:proofErr w:type="spellStart"/>
       <w:r>
         <w:rPr>
           <w:rFonts w:cs="Times New Roman"/>
@@ -3724,11 +5834,40 @@
         </w:rPr>
         <w:t>detalhe_entrada_quantidade</w:t>
       </w:r>
-      <w:r>
-        <w:rPr>
-          <w:rFonts w:cs="Times New Roman"/>
-        </w:rPr>
-        <w:t>(INT, Not Null), é a quantidade dos produtos do pedido</w:t>
+      <w:proofErr w:type="spellEnd"/>
+      <w:r>
+        <w:rPr>
+          <w:rFonts w:cs="Times New Roman"/>
+        </w:rPr>
+        <w:t xml:space="preserve">(INT, </w:t>
+      </w:r>
+      <w:proofErr w:type="spellStart"/>
+      <w:r>
+        <w:rPr>
+          <w:rFonts w:cs="Times New Roman"/>
+        </w:rPr>
+        <w:t>Not</w:t>
+      </w:r>
+      <w:proofErr w:type="spellEnd"/>
+      <w:r>
+        <w:rPr>
+          <w:rFonts w:cs="Times New Roman"/>
+        </w:rPr>
+        <w:t xml:space="preserve"> </w:t>
+      </w:r>
+      <w:proofErr w:type="spellStart"/>
+      <w:r>
+        <w:rPr>
+          <w:rFonts w:cs="Times New Roman"/>
+        </w:rPr>
+        <w:t>Null</w:t>
+      </w:r>
+      <w:proofErr w:type="spellEnd"/>
+      <w:r>
+        <w:rPr>
+          <w:rFonts w:cs="Times New Roman"/>
+        </w:rPr>
+        <w:t>), é a quantidade dos produtos do pedido</w:t>
       </w:r>
     </w:p>
     <w:p>
@@ -3740,6 +5879,7 @@
           <w:rFonts w:cs="Times New Roman"/>
         </w:rPr>
       </w:pPr>
+      <w:proofErr w:type="spellStart"/>
       <w:r>
         <w:rPr>
           <w:rFonts w:cs="Times New Roman"/>
@@ -3748,11 +5888,54 @@
         </w:rPr>
         <w:t>estoque_id</w:t>
       </w:r>
-      <w:r>
-        <w:rPr>
-          <w:rFonts w:cs="Times New Roman"/>
-        </w:rPr>
-        <w:t>(INT, Foreign Key, Not Null), é o identificador do estoque daqueles produtos;</w:t>
+      <w:proofErr w:type="spellEnd"/>
+      <w:r>
+        <w:rPr>
+          <w:rFonts w:cs="Times New Roman"/>
+        </w:rPr>
+        <w:t xml:space="preserve">(INT, </w:t>
+      </w:r>
+      <w:proofErr w:type="spellStart"/>
+      <w:r>
+        <w:rPr>
+          <w:rFonts w:cs="Times New Roman"/>
+        </w:rPr>
+        <w:t>Foreign</w:t>
+      </w:r>
+      <w:proofErr w:type="spellEnd"/>
+      <w:r>
+        <w:rPr>
+          <w:rFonts w:cs="Times New Roman"/>
+        </w:rPr>
+        <w:t xml:space="preserve"> Key, </w:t>
+      </w:r>
+      <w:proofErr w:type="spellStart"/>
+      <w:r>
+        <w:rPr>
+          <w:rFonts w:cs="Times New Roman"/>
+        </w:rPr>
+        <w:t>Not</w:t>
+      </w:r>
+      <w:proofErr w:type="spellEnd"/>
+      <w:r>
+        <w:rPr>
+          <w:rFonts w:cs="Times New Roman"/>
+        </w:rPr>
+        <w:t xml:space="preserve"> </w:t>
+      </w:r>
+      <w:proofErr w:type="spellStart"/>
+      <w:r>
+        <w:rPr>
+          <w:rFonts w:cs="Times New Roman"/>
+        </w:rPr>
+        <w:t>Null</w:t>
+      </w:r>
+      <w:proofErr w:type="spellEnd"/>
+      <w:r>
+        <w:rPr>
+          <w:rFonts w:cs="Times New Roman"/>
+        </w:rPr>
+        <w:t>), é o identificador do estoque daqueles produtos;</w:t>
       </w:r>
     </w:p>
     <w:p>
@@ -3764,6 +5947,7 @@
           <w:rFonts w:cs="Times New Roman"/>
         </w:rPr>
       </w:pPr>
+      <w:proofErr w:type="spellStart"/>
       <w:r>
         <w:rPr>
           <w:rFonts w:cs="Times New Roman"/>
@@ -3772,11 +5956,40 @@
         </w:rPr>
         <w:t>pedido_entrada_id</w:t>
       </w:r>
-      <w:r>
-        <w:rPr>
-          <w:rFonts w:cs="Times New Roman"/>
-        </w:rPr>
-        <w:t>(INT, Primary Key, Not Null), é o identificador do pedido em questão.</w:t>
+      <w:proofErr w:type="spellEnd"/>
+      <w:r>
+        <w:rPr>
+          <w:rFonts w:cs="Times New Roman"/>
+        </w:rPr>
+        <w:t xml:space="preserve">(INT, Primary Key, </w:t>
+      </w:r>
+      <w:proofErr w:type="spellStart"/>
+      <w:r>
+        <w:rPr>
+          <w:rFonts w:cs="Times New Roman"/>
+        </w:rPr>
+        <w:t>Not</w:t>
+      </w:r>
+      <w:proofErr w:type="spellEnd"/>
+      <w:r>
+        <w:rPr>
+          <w:rFonts w:cs="Times New Roman"/>
+        </w:rPr>
+        <w:t xml:space="preserve"> </w:t>
+      </w:r>
+      <w:proofErr w:type="spellStart"/>
+      <w:r>
+        <w:rPr>
+          <w:rFonts w:cs="Times New Roman"/>
+        </w:rPr>
+        <w:t>Null</w:t>
+      </w:r>
+      <w:proofErr w:type="spellEnd"/>
+      <w:r>
+        <w:rPr>
+          <w:rFonts w:cs="Times New Roman"/>
+        </w:rPr>
+        <w:t>), é o identificador do pedido em questão.</w:t>
       </w:r>
     </w:p>
     <w:p>
@@ -3901,6 +6114,7 @@
           <w:rFonts w:cs="Times New Roman"/>
         </w:rPr>
       </w:pPr>
+      <w:proofErr w:type="spellStart"/>
       <w:r>
         <w:rPr>
           <w:rFonts w:cs="Times New Roman"/>
@@ -3909,11 +6123,40 @@
         </w:rPr>
         <w:t>datahora_movimentacao_entrada</w:t>
       </w:r>
-      <w:r>
-        <w:rPr>
-          <w:rFonts w:cs="Times New Roman"/>
-        </w:rPr>
-        <w:t xml:space="preserve"> (DATETIME, Not Null),</w:t>
+      <w:proofErr w:type="spellEnd"/>
+      <w:r>
+        <w:rPr>
+          <w:rFonts w:cs="Times New Roman"/>
+        </w:rPr>
+        <w:t xml:space="preserve"> (DATETIME, </w:t>
+      </w:r>
+      <w:proofErr w:type="spellStart"/>
+      <w:r>
+        <w:rPr>
+          <w:rFonts w:cs="Times New Roman"/>
+        </w:rPr>
+        <w:t>Not</w:t>
+      </w:r>
+      <w:proofErr w:type="spellEnd"/>
+      <w:r>
+        <w:rPr>
+          <w:rFonts w:cs="Times New Roman"/>
+        </w:rPr>
+        <w:t xml:space="preserve"> </w:t>
+      </w:r>
+      <w:proofErr w:type="spellStart"/>
+      <w:r>
+        <w:rPr>
+          <w:rFonts w:cs="Times New Roman"/>
+        </w:rPr>
+        <w:t>Null</w:t>
+      </w:r>
+      <w:proofErr w:type="spellEnd"/>
+      <w:r>
+        <w:rPr>
+          <w:rFonts w:cs="Times New Roman"/>
+        </w:rPr>
+        <w:t>),</w:t>
       </w:r>
     </w:p>
     <w:p>
@@ -3941,6 +6184,7 @@
           <w:rFonts w:cs="Times New Roman"/>
         </w:rPr>
       </w:pPr>
+      <w:proofErr w:type="spellStart"/>
       <w:r>
         <w:rPr>
           <w:rFonts w:cs="Times New Roman"/>
@@ -3949,11 +6193,54 @@
         </w:rPr>
         <w:t>detalhe_entrada_id</w:t>
       </w:r>
-      <w:r>
-        <w:rPr>
-          <w:rFonts w:cs="Times New Roman"/>
-        </w:rPr>
-        <w:t>(INT, Foreign Key, Not Null), é o identificador das quantidades e dos produtos relacionados àquela movimentação;</w:t>
+      <w:proofErr w:type="spellEnd"/>
+      <w:r>
+        <w:rPr>
+          <w:rFonts w:cs="Times New Roman"/>
+        </w:rPr>
+        <w:t xml:space="preserve">(INT, </w:t>
+      </w:r>
+      <w:proofErr w:type="spellStart"/>
+      <w:r>
+        <w:rPr>
+          <w:rFonts w:cs="Times New Roman"/>
+        </w:rPr>
+        <w:t>Foreign</w:t>
+      </w:r>
+      <w:proofErr w:type="spellEnd"/>
+      <w:r>
+        <w:rPr>
+          <w:rFonts w:cs="Times New Roman"/>
+        </w:rPr>
+        <w:t xml:space="preserve"> Key, </w:t>
+      </w:r>
+      <w:proofErr w:type="spellStart"/>
+      <w:r>
+        <w:rPr>
+          <w:rFonts w:cs="Times New Roman"/>
+        </w:rPr>
+        <w:t>Not</w:t>
+      </w:r>
+      <w:proofErr w:type="spellEnd"/>
+      <w:r>
+        <w:rPr>
+          <w:rFonts w:cs="Times New Roman"/>
+        </w:rPr>
+        <w:t xml:space="preserve"> </w:t>
+      </w:r>
+      <w:proofErr w:type="spellStart"/>
+      <w:r>
+        <w:rPr>
+          <w:rFonts w:cs="Times New Roman"/>
+        </w:rPr>
+        <w:t>Null</w:t>
+      </w:r>
+      <w:proofErr w:type="spellEnd"/>
+      <w:r>
+        <w:rPr>
+          <w:rFonts w:cs="Times New Roman"/>
+        </w:rPr>
+        <w:t>), é o identificador das quantidades e dos produtos relacionados àquela movimentação;</w:t>
       </w:r>
     </w:p>
     <w:p>
@@ -3965,6 +6252,7 @@
           <w:rFonts w:cs="Times New Roman"/>
         </w:rPr>
       </w:pPr>
+      <w:proofErr w:type="spellStart"/>
       <w:r>
         <w:rPr>
           <w:rFonts w:cs="Times New Roman"/>
@@ -3974,11 +6262,54 @@
         <w:lastRenderedPageBreak/>
         <w:t>detalhe_entrada_pedido_entrada_id</w:t>
       </w:r>
-      <w:r>
-        <w:rPr>
-          <w:rFonts w:cs="Times New Roman"/>
-        </w:rPr>
-        <w:t>(INT, Foreign Key, Not Null), é o identificador das quantidades e dos produtos relacionados àquela movimentação.</w:t>
+      <w:proofErr w:type="spellEnd"/>
+      <w:r>
+        <w:rPr>
+          <w:rFonts w:cs="Times New Roman"/>
+        </w:rPr>
+        <w:t xml:space="preserve">(INT, </w:t>
+      </w:r>
+      <w:proofErr w:type="spellStart"/>
+      <w:r>
+        <w:rPr>
+          <w:rFonts w:cs="Times New Roman"/>
+        </w:rPr>
+        <w:t>Foreign</w:t>
+      </w:r>
+      <w:proofErr w:type="spellEnd"/>
+      <w:r>
+        <w:rPr>
+          <w:rFonts w:cs="Times New Roman"/>
+        </w:rPr>
+        <w:t xml:space="preserve"> Key, </w:t>
+      </w:r>
+      <w:proofErr w:type="spellStart"/>
+      <w:r>
+        <w:rPr>
+          <w:rFonts w:cs="Times New Roman"/>
+        </w:rPr>
+        <w:t>Not</w:t>
+      </w:r>
+      <w:proofErr w:type="spellEnd"/>
+      <w:r>
+        <w:rPr>
+          <w:rFonts w:cs="Times New Roman"/>
+        </w:rPr>
+        <w:t xml:space="preserve"> </w:t>
+      </w:r>
+      <w:proofErr w:type="spellStart"/>
+      <w:r>
+        <w:rPr>
+          <w:rFonts w:cs="Times New Roman"/>
+        </w:rPr>
+        <w:t>Null</w:t>
+      </w:r>
+      <w:proofErr w:type="spellEnd"/>
+      <w:r>
+        <w:rPr>
+          <w:rFonts w:cs="Times New Roman"/>
+        </w:rPr>
+        <w:t>), é o identificador das quantidades e dos produtos relacionados àquela movimentação.</w:t>
       </w:r>
     </w:p>
     <w:p>
@@ -4048,7 +6379,63 @@
         <w:rPr>
           <w:rFonts w:cs="Times New Roman"/>
         </w:rPr>
-        <w:t>(INT, Primary Key, Auto Increment, Not Null), é o identificador da tabela pedido_saida;</w:t>
+        <w:t xml:space="preserve">(INT, Primary Key, Auto </w:t>
+      </w:r>
+      <w:proofErr w:type="spellStart"/>
+      <w:r>
+        <w:rPr>
+          <w:rFonts w:cs="Times New Roman"/>
+        </w:rPr>
+        <w:t>Increment</w:t>
+      </w:r>
+      <w:proofErr w:type="spellEnd"/>
+      <w:r>
+        <w:rPr>
+          <w:rFonts w:cs="Times New Roman"/>
+        </w:rPr>
+        <w:t xml:space="preserve">, </w:t>
+      </w:r>
+      <w:proofErr w:type="spellStart"/>
+      <w:r>
+        <w:rPr>
+          <w:rFonts w:cs="Times New Roman"/>
+        </w:rPr>
+        <w:t>Not</w:t>
+      </w:r>
+      <w:proofErr w:type="spellEnd"/>
+      <w:r>
+        <w:rPr>
+          <w:rFonts w:cs="Times New Roman"/>
+        </w:rPr>
+        <w:t xml:space="preserve"> </w:t>
+      </w:r>
+      <w:proofErr w:type="spellStart"/>
+      <w:r>
+        <w:rPr>
+          <w:rFonts w:cs="Times New Roman"/>
+        </w:rPr>
+        <w:t>Null</w:t>
+      </w:r>
+      <w:proofErr w:type="spellEnd"/>
+      <w:r>
+        <w:rPr>
+          <w:rFonts w:cs="Times New Roman"/>
+        </w:rPr>
+        <w:t xml:space="preserve">), é o identificador da tabela </w:t>
+      </w:r>
+      <w:proofErr w:type="spellStart"/>
+      <w:r>
+        <w:rPr>
+          <w:rFonts w:cs="Times New Roman"/>
+        </w:rPr>
+        <w:t>pedido_saida</w:t>
+      </w:r>
+      <w:proofErr w:type="spellEnd"/>
+      <w:r>
+        <w:rPr>
+          <w:rFonts w:cs="Times New Roman"/>
+        </w:rPr>
+        <w:t>;</w:t>
       </w:r>
     </w:p>
     <w:p>
@@ -4060,6 +6447,7 @@
           <w:rFonts w:cs="Times New Roman"/>
         </w:rPr>
       </w:pPr>
+      <w:proofErr w:type="spellStart"/>
       <w:r>
         <w:rPr>
           <w:rFonts w:cs="Times New Roman"/>
@@ -4068,11 +6456,54 @@
         </w:rPr>
         <w:t>cliente_id</w:t>
       </w:r>
-      <w:r>
-        <w:rPr>
-          <w:rFonts w:cs="Times New Roman"/>
-        </w:rPr>
-        <w:t>(INT, Foreign Key, Not Null), é o identificador do cliente que está comprando as peças;</w:t>
+      <w:proofErr w:type="spellEnd"/>
+      <w:r>
+        <w:rPr>
+          <w:rFonts w:cs="Times New Roman"/>
+        </w:rPr>
+        <w:t xml:space="preserve">(INT, </w:t>
+      </w:r>
+      <w:proofErr w:type="spellStart"/>
+      <w:r>
+        <w:rPr>
+          <w:rFonts w:cs="Times New Roman"/>
+        </w:rPr>
+        <w:t>Foreign</w:t>
+      </w:r>
+      <w:proofErr w:type="spellEnd"/>
+      <w:r>
+        <w:rPr>
+          <w:rFonts w:cs="Times New Roman"/>
+        </w:rPr>
+        <w:t xml:space="preserve"> Key, </w:t>
+      </w:r>
+      <w:proofErr w:type="spellStart"/>
+      <w:r>
+        <w:rPr>
+          <w:rFonts w:cs="Times New Roman"/>
+        </w:rPr>
+        <w:t>Not</w:t>
+      </w:r>
+      <w:proofErr w:type="spellEnd"/>
+      <w:r>
+        <w:rPr>
+          <w:rFonts w:cs="Times New Roman"/>
+        </w:rPr>
+        <w:t xml:space="preserve"> </w:t>
+      </w:r>
+      <w:proofErr w:type="spellStart"/>
+      <w:r>
+        <w:rPr>
+          <w:rFonts w:cs="Times New Roman"/>
+        </w:rPr>
+        <w:t>Null</w:t>
+      </w:r>
+      <w:proofErr w:type="spellEnd"/>
+      <w:r>
+        <w:rPr>
+          <w:rFonts w:cs="Times New Roman"/>
+        </w:rPr>
+        <w:t>), é o identificador do cliente que está comprando as peças;</w:t>
       </w:r>
     </w:p>
     <w:p>
@@ -4084,19 +6515,57 @@
           <w:rFonts w:cs="Times New Roman"/>
         </w:rPr>
       </w:pPr>
-      <w:r>
-        <w:rPr>
-          <w:rFonts w:cs="Times New Roman"/>
-          <w:b/>
-          <w:bCs/>
-        </w:rPr>
-        <w:t xml:space="preserve">status_pedido_saida </w:t>
-      </w:r>
-      <w:r>
-        <w:rPr>
-          <w:rFonts w:cs="Times New Roman"/>
-        </w:rPr>
-        <w:t>(VARCHAR (10), Not Null), é o status da movimentação.</w:t>
+      <w:proofErr w:type="spellStart"/>
+      <w:r>
+        <w:rPr>
+          <w:rFonts w:cs="Times New Roman"/>
+          <w:b/>
+          <w:bCs/>
+        </w:rPr>
+        <w:t>status_pedido_saida</w:t>
+      </w:r>
+      <w:proofErr w:type="spellEnd"/>
+      <w:r>
+        <w:rPr>
+          <w:rFonts w:cs="Times New Roman"/>
+          <w:b/>
+          <w:bCs/>
+        </w:rPr>
+        <w:t xml:space="preserve"> </w:t>
+      </w:r>
+      <w:r>
+        <w:rPr>
+          <w:rFonts w:cs="Times New Roman"/>
+        </w:rPr>
+        <w:t xml:space="preserve">(VARCHAR (10), </w:t>
+      </w:r>
+      <w:proofErr w:type="spellStart"/>
+      <w:r>
+        <w:rPr>
+          <w:rFonts w:cs="Times New Roman"/>
+        </w:rPr>
+        <w:t>Not</w:t>
+      </w:r>
+      <w:proofErr w:type="spellEnd"/>
+      <w:r>
+        <w:rPr>
+          <w:rFonts w:cs="Times New Roman"/>
+        </w:rPr>
+        <w:t xml:space="preserve"> </w:t>
+      </w:r>
+      <w:proofErr w:type="spellStart"/>
+      <w:r>
+        <w:rPr>
+          <w:rFonts w:cs="Times New Roman"/>
+        </w:rPr>
+        <w:t>Null</w:t>
+      </w:r>
+      <w:proofErr w:type="spellEnd"/>
+      <w:r>
+        <w:rPr>
+          <w:rFonts w:cs="Times New Roman"/>
+        </w:rPr>
+        <w:t>), é o status da movimentação.</w:t>
       </w:r>
     </w:p>
     <w:p>
@@ -4166,7 +6635,63 @@
         <w:rPr>
           <w:rFonts w:cs="Times New Roman"/>
         </w:rPr>
-        <w:t>(INT, Primary Key, Auto Increment, Not Null), é o identificador da tabela pedido_saida;</w:t>
+        <w:t xml:space="preserve">(INT, Primary Key, Auto </w:t>
+      </w:r>
+      <w:proofErr w:type="spellStart"/>
+      <w:r>
+        <w:rPr>
+          <w:rFonts w:cs="Times New Roman"/>
+        </w:rPr>
+        <w:t>Increment</w:t>
+      </w:r>
+      <w:proofErr w:type="spellEnd"/>
+      <w:r>
+        <w:rPr>
+          <w:rFonts w:cs="Times New Roman"/>
+        </w:rPr>
+        <w:t xml:space="preserve">, </w:t>
+      </w:r>
+      <w:proofErr w:type="spellStart"/>
+      <w:r>
+        <w:rPr>
+          <w:rFonts w:cs="Times New Roman"/>
+        </w:rPr>
+        <w:t>Not</w:t>
+      </w:r>
+      <w:proofErr w:type="spellEnd"/>
+      <w:r>
+        <w:rPr>
+          <w:rFonts w:cs="Times New Roman"/>
+        </w:rPr>
+        <w:t xml:space="preserve"> </w:t>
+      </w:r>
+      <w:proofErr w:type="spellStart"/>
+      <w:r>
+        <w:rPr>
+          <w:rFonts w:cs="Times New Roman"/>
+        </w:rPr>
+        <w:t>Null</w:t>
+      </w:r>
+      <w:proofErr w:type="spellEnd"/>
+      <w:r>
+        <w:rPr>
+          <w:rFonts w:cs="Times New Roman"/>
+        </w:rPr>
+        <w:t xml:space="preserve">), é o identificador da tabela </w:t>
+      </w:r>
+      <w:proofErr w:type="spellStart"/>
+      <w:r>
+        <w:rPr>
+          <w:rFonts w:cs="Times New Roman"/>
+        </w:rPr>
+        <w:t>pedido_saida</w:t>
+      </w:r>
+      <w:proofErr w:type="spellEnd"/>
+      <w:r>
+        <w:rPr>
+          <w:rFonts w:cs="Times New Roman"/>
+        </w:rPr>
+        <w:t>;</w:t>
       </w:r>
     </w:p>
     <w:p>
@@ -4178,6 +6703,7 @@
           <w:rFonts w:cs="Times New Roman"/>
         </w:rPr>
       </w:pPr>
+      <w:proofErr w:type="spellStart"/>
       <w:r>
         <w:rPr>
           <w:rFonts w:cs="Times New Roman"/>
@@ -4186,11 +6712,40 @@
         </w:rPr>
         <w:t>detalhe_saida_quantidade</w:t>
       </w:r>
-      <w:r>
-        <w:rPr>
-          <w:rFonts w:cs="Times New Roman"/>
-        </w:rPr>
-        <w:t>(INT, Not Null), é a quantidade dos produtos do pedido;</w:t>
+      <w:proofErr w:type="spellEnd"/>
+      <w:r>
+        <w:rPr>
+          <w:rFonts w:cs="Times New Roman"/>
+        </w:rPr>
+        <w:t xml:space="preserve">(INT, </w:t>
+      </w:r>
+      <w:proofErr w:type="spellStart"/>
+      <w:r>
+        <w:rPr>
+          <w:rFonts w:cs="Times New Roman"/>
+        </w:rPr>
+        <w:t>Not</w:t>
+      </w:r>
+      <w:proofErr w:type="spellEnd"/>
+      <w:r>
+        <w:rPr>
+          <w:rFonts w:cs="Times New Roman"/>
+        </w:rPr>
+        <w:t xml:space="preserve"> </w:t>
+      </w:r>
+      <w:proofErr w:type="spellStart"/>
+      <w:r>
+        <w:rPr>
+          <w:rFonts w:cs="Times New Roman"/>
+        </w:rPr>
+        <w:t>Null</w:t>
+      </w:r>
+      <w:proofErr w:type="spellEnd"/>
+      <w:r>
+        <w:rPr>
+          <w:rFonts w:cs="Times New Roman"/>
+        </w:rPr>
+        <w:t>), é a quantidade dos produtos do pedido;</w:t>
       </w:r>
     </w:p>
     <w:p>
@@ -4202,6 +6757,7 @@
           <w:rFonts w:cs="Times New Roman"/>
         </w:rPr>
       </w:pPr>
+      <w:proofErr w:type="spellStart"/>
       <w:r>
         <w:rPr>
           <w:rFonts w:cs="Times New Roman"/>
@@ -4210,11 +6766,40 @@
         </w:rPr>
         <w:t>pedido_saida_id</w:t>
       </w:r>
-      <w:r>
-        <w:rPr>
-          <w:rFonts w:cs="Times New Roman"/>
-        </w:rPr>
-        <w:t>(INT, Primary Key, Not Null), é o identificador do pedido em questão;</w:t>
+      <w:proofErr w:type="spellEnd"/>
+      <w:r>
+        <w:rPr>
+          <w:rFonts w:cs="Times New Roman"/>
+        </w:rPr>
+        <w:t xml:space="preserve">(INT, Primary Key, </w:t>
+      </w:r>
+      <w:proofErr w:type="spellStart"/>
+      <w:r>
+        <w:rPr>
+          <w:rFonts w:cs="Times New Roman"/>
+        </w:rPr>
+        <w:t>Not</w:t>
+      </w:r>
+      <w:proofErr w:type="spellEnd"/>
+      <w:r>
+        <w:rPr>
+          <w:rFonts w:cs="Times New Roman"/>
+        </w:rPr>
+        <w:t xml:space="preserve"> </w:t>
+      </w:r>
+      <w:proofErr w:type="spellStart"/>
+      <w:r>
+        <w:rPr>
+          <w:rFonts w:cs="Times New Roman"/>
+        </w:rPr>
+        <w:t>Null</w:t>
+      </w:r>
+      <w:proofErr w:type="spellEnd"/>
+      <w:r>
+        <w:rPr>
+          <w:rFonts w:cs="Times New Roman"/>
+        </w:rPr>
+        <w:t>), é o identificador do pedido em questão;</w:t>
       </w:r>
     </w:p>
     <w:p>
@@ -4226,6 +6811,7 @@
           <w:rFonts w:cs="Times New Roman"/>
         </w:rPr>
       </w:pPr>
+      <w:proofErr w:type="spellStart"/>
       <w:r>
         <w:rPr>
           <w:rFonts w:cs="Times New Roman"/>
@@ -4234,11 +6820,54 @@
         </w:rPr>
         <w:t>estoque_id</w:t>
       </w:r>
-      <w:r>
-        <w:rPr>
-          <w:rFonts w:cs="Times New Roman"/>
-        </w:rPr>
-        <w:t>(INT, Foreign Key, Not Null), é o identificador do estoque daqueles produtos;</w:t>
+      <w:proofErr w:type="spellEnd"/>
+      <w:r>
+        <w:rPr>
+          <w:rFonts w:cs="Times New Roman"/>
+        </w:rPr>
+        <w:t xml:space="preserve">(INT, </w:t>
+      </w:r>
+      <w:proofErr w:type="spellStart"/>
+      <w:r>
+        <w:rPr>
+          <w:rFonts w:cs="Times New Roman"/>
+        </w:rPr>
+        <w:t>Foreign</w:t>
+      </w:r>
+      <w:proofErr w:type="spellEnd"/>
+      <w:r>
+        <w:rPr>
+          <w:rFonts w:cs="Times New Roman"/>
+        </w:rPr>
+        <w:t xml:space="preserve"> Key, </w:t>
+      </w:r>
+      <w:proofErr w:type="spellStart"/>
+      <w:r>
+        <w:rPr>
+          <w:rFonts w:cs="Times New Roman"/>
+        </w:rPr>
+        <w:t>Not</w:t>
+      </w:r>
+      <w:proofErr w:type="spellEnd"/>
+      <w:r>
+        <w:rPr>
+          <w:rFonts w:cs="Times New Roman"/>
+        </w:rPr>
+        <w:t xml:space="preserve"> </w:t>
+      </w:r>
+      <w:proofErr w:type="spellStart"/>
+      <w:r>
+        <w:rPr>
+          <w:rFonts w:cs="Times New Roman"/>
+        </w:rPr>
+        <w:t>Null</w:t>
+      </w:r>
+      <w:proofErr w:type="spellEnd"/>
+      <w:r>
+        <w:rPr>
+          <w:rFonts w:cs="Times New Roman"/>
+        </w:rPr>
+        <w:t>), é o identificador do estoque daqueles produtos;</w:t>
       </w:r>
     </w:p>
     <w:p>
@@ -4363,6 +6992,7 @@
           <w:rFonts w:cs="Times New Roman"/>
         </w:rPr>
       </w:pPr>
+      <w:proofErr w:type="spellStart"/>
       <w:r>
         <w:rPr>
           <w:rFonts w:cs="Times New Roman"/>
@@ -4371,11 +7001,40 @@
         </w:rPr>
         <w:t>datahora_movimentacao_saida</w:t>
       </w:r>
-      <w:r>
-        <w:rPr>
-          <w:rFonts w:cs="Times New Roman"/>
-        </w:rPr>
-        <w:t>(DATETIME, Not Null),</w:t>
+      <w:proofErr w:type="spellEnd"/>
+      <w:r>
+        <w:rPr>
+          <w:rFonts w:cs="Times New Roman"/>
+        </w:rPr>
+        <w:t xml:space="preserve">(DATETIME, </w:t>
+      </w:r>
+      <w:proofErr w:type="spellStart"/>
+      <w:r>
+        <w:rPr>
+          <w:rFonts w:cs="Times New Roman"/>
+        </w:rPr>
+        <w:t>Not</w:t>
+      </w:r>
+      <w:proofErr w:type="spellEnd"/>
+      <w:r>
+        <w:rPr>
+          <w:rFonts w:cs="Times New Roman"/>
+        </w:rPr>
+        <w:t xml:space="preserve"> </w:t>
+      </w:r>
+      <w:proofErr w:type="spellStart"/>
+      <w:r>
+        <w:rPr>
+          <w:rFonts w:cs="Times New Roman"/>
+        </w:rPr>
+        <w:t>Null</w:t>
+      </w:r>
+      <w:proofErr w:type="spellEnd"/>
+      <w:r>
+        <w:rPr>
+          <w:rFonts w:cs="Times New Roman"/>
+        </w:rPr>
+        <w:t>),</w:t>
       </w:r>
     </w:p>
     <w:p>
@@ -4445,7 +7104,21 @@
         <w:rPr>
           <w:rFonts w:cs="Times New Roman"/>
         </w:rPr>
-        <w:t xml:space="preserve"> Null), é o identificador das quantidades e dos produtos relacionados àquela movimentação;</w:t>
+        <w:t xml:space="preserve"> </w:t>
+      </w:r>
+      <w:proofErr w:type="spellStart"/>
+      <w:r>
+        <w:rPr>
+          <w:rFonts w:cs="Times New Roman"/>
+        </w:rPr>
+        <w:t>Null</w:t>
+      </w:r>
+      <w:proofErr w:type="spellEnd"/>
+      <w:r>
+        <w:rPr>
+          <w:rFonts w:cs="Times New Roman"/>
+        </w:rPr>
+        <w:t>), é o identificador das quantidades e dos produtos relacionados àquela movimentação;</w:t>
       </w:r>
     </w:p>
     <w:p>
@@ -4499,7 +7172,21 @@
         <w:rPr>
           <w:rFonts w:cs="Times New Roman"/>
         </w:rPr>
-        <w:t xml:space="preserve"> Null), é o identificador das quantidades e dos produtos relacionados àquela movimentação.</w:t>
+        <w:t xml:space="preserve"> </w:t>
+      </w:r>
+      <w:proofErr w:type="spellStart"/>
+      <w:r>
+        <w:rPr>
+          <w:rFonts w:cs="Times New Roman"/>
+        </w:rPr>
+        <w:t>Null</w:t>
+      </w:r>
+      <w:proofErr w:type="spellEnd"/>
+      <w:r>
+        <w:rPr>
+          <w:rFonts w:cs="Times New Roman"/>
+        </w:rPr>
+        <w:t>), é o identificador das quantidades e dos produtos relacionados àquela movimentação.</w:t>
       </w:r>
     </w:p>
     <w:p>
@@ -4558,11 +7245,11 @@
           <w:rFonts w:cs="Times New Roman"/>
         </w:rPr>
       </w:pPr>
-      <w:bookmarkStart w:id="5" w:name="_Toc232082120"/>
+      <w:bookmarkStart w:id="7" w:name="_Toc232503603"/>
       <w:r>
         <w:t>2.2 Diagrama</w:t>
       </w:r>
-      <w:bookmarkEnd w:id="5"/>
+      <w:bookmarkEnd w:id="7"/>
       <w:r>
         <w:br w:type="page"/>
       </w:r>
@@ -4571,7 +7258,7 @@
       <w:pPr>
         <w:pStyle w:val="Ttulo1"/>
       </w:pPr>
-      <w:bookmarkStart w:id="6" w:name="_Toc232082121"/>
+      <w:bookmarkStart w:id="8" w:name="_Toc232503604"/>
       <w:r>
         <w:lastRenderedPageBreak/>
         <w:t xml:space="preserve">3. </w:t>
@@ -4579,7 +7266,7 @@
       <w:r>
         <w:t>Documento de Requisitos do Sistema</w:t>
       </w:r>
-      <w:bookmarkEnd w:id="6"/>
+      <w:bookmarkEnd w:id="8"/>
     </w:p>
     <w:p>
       <w:pPr>
@@ -4587,14 +7274,14 @@
         <w:spacing w:line="360" w:lineRule="auto"/>
         <w:ind w:firstLine="708"/>
       </w:pPr>
-      <w:bookmarkStart w:id="7" w:name="_Toc232082122"/>
+      <w:bookmarkStart w:id="9" w:name="_Toc232503605"/>
       <w:r>
         <w:t xml:space="preserve">3.1 </w:t>
       </w:r>
       <w:r>
         <w:t>REQUISITOS FUNCIONAIS (RF)</w:t>
       </w:r>
-      <w:bookmarkEnd w:id="7"/>
+      <w:bookmarkEnd w:id="9"/>
     </w:p>
     <w:p>
       <w:pPr>
@@ -6358,7 +9045,7 @@
         <w:spacing w:line="360" w:lineRule="auto"/>
         <w:ind w:firstLine="708"/>
       </w:pPr>
-      <w:bookmarkStart w:id="8" w:name="_Toc232082123"/>
+      <w:bookmarkStart w:id="10" w:name="_Toc232503606"/>
       <w:r>
         <w:t>3</w:t>
       </w:r>
@@ -6368,7 +9055,7 @@
       <w:r>
         <w:t>REQUISITOS NÃO FUNCIONAIS (RNF)</w:t>
       </w:r>
-      <w:bookmarkEnd w:id="8"/>
+      <w:bookmarkEnd w:id="10"/>
     </w:p>
     <w:p>
       <w:pPr>
@@ -6729,14 +9416,14 @@
         <w:spacing w:line="360" w:lineRule="auto"/>
         <w:ind w:left="708"/>
       </w:pPr>
-      <w:bookmarkStart w:id="9" w:name="_Toc232082124"/>
+      <w:bookmarkStart w:id="11" w:name="_Toc232503607"/>
       <w:r>
         <w:t xml:space="preserve">3.3 </w:t>
       </w:r>
       <w:r>
         <w:t>REGRAS DE NEGÓCIO (RN)</w:t>
       </w:r>
-      <w:bookmarkEnd w:id="9"/>
+      <w:bookmarkEnd w:id="11"/>
     </w:p>
     <w:p>
       <w:pPr>
@@ -7975,12 +10662,15 @@
       <w:pPr>
         <w:pStyle w:val="Ttulo1"/>
       </w:pPr>
-      <w:bookmarkStart w:id="10" w:name="_Toc232082125"/>
+      <w:bookmarkStart w:id="12" w:name="_Toc232503608"/>
       <w:r>
         <w:lastRenderedPageBreak/>
         <w:t>4. Interface gráfica</w:t>
       </w:r>
-      <w:bookmarkEnd w:id="10"/>
+      <w:r>
+        <w:t xml:space="preserve"> desktop</w:t>
+      </w:r>
+      <w:bookmarkEnd w:id="12"/>
     </w:p>
     <w:p>
       <w:pPr>
@@ -7988,8 +10678,9 @@
         <w:spacing w:line="360" w:lineRule="auto"/>
         <w:ind w:firstLine="708"/>
       </w:pPr>
-      <w:bookmarkStart w:id="11" w:name="_Toc232081778"/>
-      <w:bookmarkStart w:id="12" w:name="_Toc232082126"/>
+      <w:bookmarkStart w:id="13" w:name="_Toc232081778"/>
+      <w:bookmarkStart w:id="14" w:name="_Toc232082126"/>
+      <w:bookmarkStart w:id="15" w:name="_Toc232503609"/>
       <w:r>
         <w:t xml:space="preserve">4.1 </w:t>
       </w:r>
@@ -7999,8 +10690,9 @@
       <w:r>
         <w:t>ogin</w:t>
       </w:r>
-      <w:bookmarkEnd w:id="11"/>
-      <w:bookmarkEnd w:id="12"/>
+      <w:bookmarkEnd w:id="13"/>
+      <w:bookmarkEnd w:id="14"/>
+      <w:bookmarkEnd w:id="15"/>
     </w:p>
     <w:p>
       <w:pPr>
@@ -8074,7 +10766,6 @@
           <w:lang w:val="pt-BR"/>
         </w:rPr>
       </w:pPr>
-      <w:proofErr w:type="spellStart"/>
       <w:r>
         <w:rPr>
           <w:b/>
@@ -8083,7 +10774,6 @@
         </w:rPr>
         <w:t>Wireframe</w:t>
       </w:r>
-      <w:proofErr w:type="spellEnd"/>
     </w:p>
     <w:p>
       <w:pPr>
@@ -8239,8 +10929,9 @@
         <w:pStyle w:val="Ttulo2"/>
         <w:ind w:firstLine="708"/>
       </w:pPr>
-      <w:bookmarkStart w:id="13" w:name="_Toc232081779"/>
-      <w:bookmarkStart w:id="14" w:name="_Toc232082127"/>
+      <w:bookmarkStart w:id="16" w:name="_Toc232081779"/>
+      <w:bookmarkStart w:id="17" w:name="_Toc232082127"/>
+      <w:bookmarkStart w:id="18" w:name="_Toc232503610"/>
       <w:r>
         <w:lastRenderedPageBreak/>
         <w:t xml:space="preserve">4.2 </w:t>
@@ -8251,8 +10942,9 @@
       <w:r>
         <w:t>ashboard</w:t>
       </w:r>
-      <w:bookmarkEnd w:id="13"/>
-      <w:bookmarkEnd w:id="14"/>
+      <w:bookmarkEnd w:id="16"/>
+      <w:bookmarkEnd w:id="17"/>
+      <w:bookmarkEnd w:id="18"/>
     </w:p>
     <w:p>
       <w:pPr>
@@ -8290,7 +10982,6 @@
           <w:lang w:val="pt-BR"/>
         </w:rPr>
       </w:pPr>
-      <w:proofErr w:type="spellStart"/>
       <w:r>
         <w:rPr>
           <w:b/>
@@ -8299,7 +10990,6 @@
         </w:rPr>
         <w:t>Wireframe</w:t>
       </w:r>
-      <w:proofErr w:type="spellEnd"/>
     </w:p>
     <w:p>
       <w:pPr>
@@ -8602,7 +11292,6 @@
           <w:lang w:val="pt-BR"/>
         </w:rPr>
       </w:pPr>
-      <w:proofErr w:type="spellStart"/>
       <w:r>
         <w:rPr>
           <w:b/>
@@ -8611,7 +11300,6 @@
         </w:rPr>
         <w:t>Wireframe</w:t>
       </w:r>
-      <w:proofErr w:type="spellEnd"/>
     </w:p>
     <w:p>
       <w:pPr>
@@ -8881,7 +11569,6 @@
           <w:lang w:val="pt-BR"/>
         </w:rPr>
       </w:pPr>
-      <w:proofErr w:type="spellStart"/>
       <w:r>
         <w:rPr>
           <w:b/>
@@ -8890,7 +11577,6 @@
         </w:rPr>
         <w:t>Wireframe</w:t>
       </w:r>
-      <w:proofErr w:type="spellEnd"/>
     </w:p>
     <w:p>
       <w:pPr>
@@ -9007,6 +11693,7 @@
         <w:rPr>
           <w:b/>
           <w:bCs/>
+          <w:noProof/>
           <w:lang w:val="pt-BR"/>
         </w:rPr>
         <w:drawing>
@@ -9122,7 +11809,6 @@
           <w:lang w:val="pt-BR"/>
         </w:rPr>
       </w:pPr>
-      <w:proofErr w:type="spellStart"/>
       <w:r>
         <w:rPr>
           <w:b/>
@@ -9131,7 +11817,6 @@
         </w:rPr>
         <w:t>Wireframe</w:t>
       </w:r>
-      <w:proofErr w:type="spellEnd"/>
     </w:p>
     <w:p>
       <w:pPr>
@@ -9381,7 +12066,6 @@
           <w:lang w:val="pt-BR"/>
         </w:rPr>
       </w:pPr>
-      <w:proofErr w:type="spellStart"/>
       <w:r>
         <w:rPr>
           <w:b/>
@@ -9390,7 +12074,6 @@
         </w:rPr>
         <w:t>Wireframe</w:t>
       </w:r>
-      <w:proofErr w:type="spellEnd"/>
     </w:p>
     <w:p>
       <w:pPr>
@@ -9502,6 +12185,73 @@
           <w:lang w:val="pt-BR"/>
         </w:rPr>
       </w:pPr>
+      <w:r>
+        <w:rPr>
+          <w:b/>
+          <w:bCs/>
+          <w:noProof/>
+          <w:lang w:val="pt-BR"/>
+        </w:rPr>
+        <w:drawing>
+          <wp:inline distT="0" distB="0" distL="0" distR="0" wp14:anchorId="475C79B9" wp14:editId="55917D4A">
+            <wp:extent cx="5257800" cy="2875359"/>
+            <wp:effectExtent l="0" t="0" r="0" b="1270"/>
+            <wp:docPr id="387439359" name="Imagem 19"/>
+            <wp:cNvGraphicFramePr>
+              <a:graphicFrameLocks xmlns:a="http://schemas.openxmlformats.org/drawingml/2006/main" noChangeAspect="1"/>
+            </wp:cNvGraphicFramePr>
+            <a:graphic xmlns:a="http://schemas.openxmlformats.org/drawingml/2006/main">
+              <a:graphicData uri="http://schemas.openxmlformats.org/drawingml/2006/picture">
+                <pic:pic xmlns:pic="http://schemas.openxmlformats.org/drawingml/2006/picture">
+                  <pic:nvPicPr>
+                    <pic:cNvPr id="0" name="Picture 2"/>
+                    <pic:cNvPicPr>
+                      <a:picLocks noChangeAspect="1" noChangeArrowheads="1"/>
+                    </pic:cNvPicPr>
+                  </pic:nvPicPr>
+                  <pic:blipFill>
+                    <a:blip r:embed="rId19">
+                      <a:extLst>
+                        <a:ext uri="{28A0092B-C50C-407E-A947-70E740481C1C}">
+                          <a14:useLocalDpi xmlns:a14="http://schemas.microsoft.com/office/drawing/2010/main" val="0"/>
+                        </a:ext>
+                      </a:extLst>
+                    </a:blip>
+                    <a:srcRect/>
+                    <a:stretch>
+                      <a:fillRect/>
+                    </a:stretch>
+                  </pic:blipFill>
+                  <pic:spPr bwMode="auto">
+                    <a:xfrm>
+                      <a:off x="0" y="0"/>
+                      <a:ext cx="5280351" cy="2887691"/>
+                    </a:xfrm>
+                    <a:prstGeom prst="rect">
+                      <a:avLst/>
+                    </a:prstGeom>
+                    <a:noFill/>
+                  </pic:spPr>
+                </pic:pic>
+              </a:graphicData>
+            </a:graphic>
+          </wp:inline>
+        </w:drawing>
+      </w:r>
+    </w:p>
+    <w:p>
+      <w:pPr>
+        <w:widowControl/>
+        <w:autoSpaceDE/>
+        <w:autoSpaceDN/>
+        <w:spacing w:after="160" w:line="278" w:lineRule="auto"/>
+        <w:jc w:val="left"/>
+        <w:rPr>
+          <w:b/>
+          <w:bCs/>
+          <w:lang w:val="pt-BR"/>
+        </w:rPr>
+      </w:pPr>
     </w:p>
     <w:p>
       <w:pPr>
@@ -9517,6 +12267,14 @@
           <w:lang w:val="pt-BR"/>
         </w:rPr>
       </w:pPr>
+      <w:r>
+        <w:rPr>
+          <w:b/>
+          <w:bCs/>
+          <w:lang w:val="pt-BR"/>
+        </w:rPr>
+        <w:t>4.7 Listagem de pedidos de entrada</w:t>
+      </w:r>
     </w:p>
     <w:p>
       <w:pPr>
@@ -9561,7 +12319,7 @@
           <w:lang w:val="pt-BR"/>
         </w:rPr>
         <w:lastRenderedPageBreak/>
-        <w:t>4.7 Listagem de pedidos de entrada</w:t>
+        <w:t>4.8 Registro de pedidos de entrada</w:t>
       </w:r>
     </w:p>
     <w:p>
@@ -9607,7 +12365,7 @@
           <w:lang w:val="pt-BR"/>
         </w:rPr>
         <w:lastRenderedPageBreak/>
-        <w:t>4.8 Registro de pedidos de entrada</w:t>
+        <w:t>4.9 Listagem de pedidos de saída</w:t>
       </w:r>
     </w:p>
     <w:p>
@@ -9653,7 +12411,7 @@
           <w:lang w:val="pt-BR"/>
         </w:rPr>
         <w:lastRenderedPageBreak/>
-        <w:t>4.9 Listagem de pedidos de saída</w:t>
+        <w:t>4.10 Registro de pedidos de saída</w:t>
       </w:r>
     </w:p>
     <w:p>
@@ -9699,52 +12457,6 @@
           <w:lang w:val="pt-BR"/>
         </w:rPr>
         <w:lastRenderedPageBreak/>
-        <w:t>4.10 Registro de pedidos de saída</w:t>
-      </w:r>
-    </w:p>
-    <w:p>
-      <w:pPr>
-        <w:widowControl/>
-        <w:autoSpaceDE/>
-        <w:autoSpaceDN/>
-        <w:spacing w:after="160" w:line="278" w:lineRule="auto"/>
-        <w:jc w:val="left"/>
-        <w:rPr>
-          <w:b/>
-          <w:bCs/>
-          <w:lang w:val="pt-BR"/>
-        </w:rPr>
-      </w:pPr>
-      <w:r>
-        <w:rPr>
-          <w:b/>
-          <w:bCs/>
-          <w:lang w:val="pt-BR"/>
-        </w:rPr>
-        <w:br w:type="page"/>
-      </w:r>
-    </w:p>
-    <w:p>
-      <w:pPr>
-        <w:widowControl/>
-        <w:autoSpaceDE/>
-        <w:autoSpaceDN/>
-        <w:spacing w:after="160" w:line="278" w:lineRule="auto"/>
-        <w:ind w:firstLine="708"/>
-        <w:jc w:val="left"/>
-        <w:rPr>
-          <w:b/>
-          <w:bCs/>
-          <w:lang w:val="pt-BR"/>
-        </w:rPr>
-      </w:pPr>
-      <w:r>
-        <w:rPr>
-          <w:b/>
-          <w:bCs/>
-          <w:lang w:val="pt-BR"/>
-        </w:rPr>
-        <w:lastRenderedPageBreak/>
         <w:t>4.11 Listagem de empilhadeiras</w:t>
       </w:r>
     </w:p>
@@ -9784,7 +12496,6 @@
           <w:lang w:val="pt-BR"/>
         </w:rPr>
       </w:pPr>
-      <w:proofErr w:type="spellStart"/>
       <w:r>
         <w:rPr>
           <w:b/>
@@ -9793,7 +12504,6 @@
         </w:rPr>
         <w:t>Wireframe</w:t>
       </w:r>
-      <w:proofErr w:type="spellEnd"/>
     </w:p>
     <w:p>
       <w:pPr>
@@ -9830,7 +12540,7 @@
                     </pic:cNvPicPr>
                   </pic:nvPicPr>
                   <pic:blipFill>
-                    <a:blip r:embed="rId19" cstate="print">
+                    <a:blip r:embed="rId20" cstate="print">
                       <a:extLst>
                         <a:ext uri="{28A0092B-C50C-407E-A947-70E740481C1C}">
                           <a14:useLocalDpi xmlns:a14="http://schemas.microsoft.com/office/drawing/2010/main" val="0"/>
@@ -9931,7 +12641,7 @@
                     </pic:cNvPicPr>
                   </pic:nvPicPr>
                   <pic:blipFill>
-                    <a:blip r:embed="rId20" cstate="print">
+                    <a:blip r:embed="rId21" cstate="print">
                       <a:extLst>
                         <a:ext uri="{28A0092B-C50C-407E-A947-70E740481C1C}">
                           <a14:useLocalDpi xmlns:a14="http://schemas.microsoft.com/office/drawing/2010/main" val="0"/>
@@ -10052,7 +12762,6 @@
           <w:lang w:val="pt-BR"/>
         </w:rPr>
       </w:pPr>
-      <w:proofErr w:type="spellStart"/>
       <w:r>
         <w:rPr>
           <w:b/>
@@ -10061,7 +12770,6 @@
         </w:rPr>
         <w:t>Wireframe</w:t>
       </w:r>
-      <w:proofErr w:type="spellEnd"/>
     </w:p>
     <w:p>
       <w:pPr>
@@ -10098,7 +12806,7 @@
                     </pic:cNvPicPr>
                   </pic:nvPicPr>
                   <pic:blipFill>
-                    <a:blip r:embed="rId21" cstate="print">
+                    <a:blip r:embed="rId22" cstate="print">
                       <a:extLst>
                         <a:ext uri="{28A0092B-C50C-407E-A947-70E740481C1C}">
                           <a14:useLocalDpi xmlns:a14="http://schemas.microsoft.com/office/drawing/2010/main" val="0"/>
@@ -10199,7 +12907,7 @@
                     </pic:cNvPicPr>
                   </pic:nvPicPr>
                   <pic:blipFill rotWithShape="1">
-                    <a:blip r:embed="rId22" cstate="print">
+                    <a:blip r:embed="rId23" cstate="print">
                       <a:extLst>
                         <a:ext uri="{28A0092B-C50C-407E-A947-70E740481C1C}">
                           <a14:useLocalDpi xmlns:a14="http://schemas.microsoft.com/office/drawing/2010/main" val="0"/>
@@ -10290,6 +12998,194 @@
         <w:spacing w:after="160" w:line="278" w:lineRule="auto"/>
         <w:jc w:val="left"/>
         <w:rPr>
+          <w:lang w:val="pt-BR"/>
+        </w:rPr>
+      </w:pPr>
+      <w:r>
+        <w:rPr>
+          <w:lang w:val="pt-BR"/>
+        </w:rPr>
+        <w:t>Essa tela permite que o usuário possa ocupar uma empilhadeira para uso, adicionando a empilhadeira que será utilizada, e o devido funcionário que irá manuseá-la. Após o registro do uso, as informações apareceram na tabela de empilhadeiras, com a ocupação agora alterado para “ocupado”, o ID do funcionário que está usando a empilhadeira, e a data e hora do registro do uso da empilhadeira. Com a opção de desocupação da empilhadeira caso o funcionário pare de manuseá-la, voltando assim a empilhadeira para o modo padrão de quando foi cadastrada no sistema.</w:t>
+      </w:r>
+    </w:p>
+    <w:p>
+      <w:pPr>
+        <w:widowControl/>
+        <w:autoSpaceDE/>
+        <w:autoSpaceDN/>
+        <w:spacing w:after="160" w:line="278" w:lineRule="auto"/>
+        <w:jc w:val="left"/>
+        <w:rPr>
+          <w:lang w:val="pt-BR"/>
+        </w:rPr>
+      </w:pPr>
+    </w:p>
+    <w:p>
+      <w:pPr>
+        <w:widowControl/>
+        <w:autoSpaceDE/>
+        <w:autoSpaceDN/>
+        <w:spacing w:after="160" w:line="278" w:lineRule="auto"/>
+        <w:jc w:val="left"/>
+        <w:rPr>
+          <w:b/>
+          <w:bCs/>
+          <w:lang w:val="pt-BR"/>
+        </w:rPr>
+      </w:pPr>
+      <w:r>
+        <w:rPr>
+          <w:b/>
+          <w:bCs/>
+          <w:lang w:val="pt-BR"/>
+        </w:rPr>
+        <w:t>Wireframe:</w:t>
+      </w:r>
+      <w:r>
+        <w:rPr>
+          <w:b/>
+          <w:bCs/>
+          <w:noProof/>
+          <w:lang w:val="pt-BR"/>
+          <w14:ligatures w14:val="standardContextual"/>
+        </w:rPr>
+        <w:drawing>
+          <wp:inline distT="0" distB="0" distL="0" distR="0" wp14:anchorId="6DC12C39" wp14:editId="5AB2EB0E">
+            <wp:extent cx="5760085" cy="2834640"/>
+            <wp:effectExtent l="0" t="0" r="0" b="3810"/>
+            <wp:docPr id="1133937278" name="Imagem 2"/>
+            <wp:cNvGraphicFramePr>
+              <a:graphicFrameLocks xmlns:a="http://schemas.openxmlformats.org/drawingml/2006/main" noChangeAspect="1"/>
+            </wp:cNvGraphicFramePr>
+            <a:graphic xmlns:a="http://schemas.openxmlformats.org/drawingml/2006/main">
+              <a:graphicData uri="http://schemas.openxmlformats.org/drawingml/2006/picture">
+                <pic:pic xmlns:pic="http://schemas.openxmlformats.org/drawingml/2006/picture">
+                  <pic:nvPicPr>
+                    <pic:cNvPr id="1133937278" name="Imagem 1133937278"/>
+                    <pic:cNvPicPr/>
+                  </pic:nvPicPr>
+                  <pic:blipFill>
+                    <a:blip r:embed="rId24" cstate="print">
+                      <a:extLst>
+                        <a:ext uri="{28A0092B-C50C-407E-A947-70E740481C1C}">
+                          <a14:useLocalDpi xmlns:a14="http://schemas.microsoft.com/office/drawing/2010/main" val="0"/>
+                        </a:ext>
+                      </a:extLst>
+                    </a:blip>
+                    <a:stretch>
+                      <a:fillRect/>
+                    </a:stretch>
+                  </pic:blipFill>
+                  <pic:spPr>
+                    <a:xfrm>
+                      <a:off x="0" y="0"/>
+                      <a:ext cx="5760085" cy="2834640"/>
+                    </a:xfrm>
+                    <a:prstGeom prst="rect">
+                      <a:avLst/>
+                    </a:prstGeom>
+                  </pic:spPr>
+                </pic:pic>
+              </a:graphicData>
+            </a:graphic>
+          </wp:inline>
+        </w:drawing>
+      </w:r>
+    </w:p>
+    <w:p>
+      <w:pPr>
+        <w:widowControl/>
+        <w:autoSpaceDE/>
+        <w:autoSpaceDN/>
+        <w:spacing w:after="160" w:line="278" w:lineRule="auto"/>
+        <w:jc w:val="left"/>
+        <w:rPr>
+          <w:b/>
+          <w:bCs/>
+          <w:lang w:val="pt-BR"/>
+        </w:rPr>
+      </w:pPr>
+      <w:r>
+        <w:rPr>
+          <w:b/>
+          <w:bCs/>
+          <w:lang w:val="pt-BR"/>
+        </w:rPr>
+        <w:t>Interface:</w:t>
+      </w:r>
+    </w:p>
+    <w:p>
+      <w:pPr>
+        <w:widowControl/>
+        <w:autoSpaceDE/>
+        <w:autoSpaceDN/>
+        <w:spacing w:after="160" w:line="278" w:lineRule="auto"/>
+        <w:jc w:val="left"/>
+        <w:rPr>
+          <w:b/>
+          <w:bCs/>
+          <w:lang w:val="pt-BR"/>
+        </w:rPr>
+      </w:pPr>
+      <w:r>
+        <w:rPr>
+          <w:b/>
+          <w:bCs/>
+          <w:noProof/>
+          <w:lang w:val="pt-BR"/>
+          <w14:ligatures w14:val="standardContextual"/>
+        </w:rPr>
+        <w:drawing>
+          <wp:inline distT="0" distB="0" distL="0" distR="0" wp14:anchorId="0A38FCB5" wp14:editId="53756BBC">
+            <wp:extent cx="5760085" cy="2671445"/>
+            <wp:effectExtent l="0" t="0" r="0" b="0"/>
+            <wp:docPr id="1463249271" name="Imagem 4"/>
+            <wp:cNvGraphicFramePr>
+              <a:graphicFrameLocks xmlns:a="http://schemas.openxmlformats.org/drawingml/2006/main" noChangeAspect="1"/>
+            </wp:cNvGraphicFramePr>
+            <a:graphic xmlns:a="http://schemas.openxmlformats.org/drawingml/2006/main">
+              <a:graphicData uri="http://schemas.openxmlformats.org/drawingml/2006/picture">
+                <pic:pic xmlns:pic="http://schemas.openxmlformats.org/drawingml/2006/picture">
+                  <pic:nvPicPr>
+                    <pic:cNvPr id="1463249271" name="Imagem 1463249271"/>
+                    <pic:cNvPicPr/>
+                  </pic:nvPicPr>
+                  <pic:blipFill>
+                    <a:blip r:embed="rId25" cstate="print">
+                      <a:extLst>
+                        <a:ext uri="{28A0092B-C50C-407E-A947-70E740481C1C}">
+                          <a14:useLocalDpi xmlns:a14="http://schemas.microsoft.com/office/drawing/2010/main" val="0"/>
+                        </a:ext>
+                      </a:extLst>
+                    </a:blip>
+                    <a:stretch>
+                      <a:fillRect/>
+                    </a:stretch>
+                  </pic:blipFill>
+                  <pic:spPr>
+                    <a:xfrm>
+                      <a:off x="0" y="0"/>
+                      <a:ext cx="5760085" cy="2671445"/>
+                    </a:xfrm>
+                    <a:prstGeom prst="rect">
+                      <a:avLst/>
+                    </a:prstGeom>
+                  </pic:spPr>
+                </pic:pic>
+              </a:graphicData>
+            </a:graphic>
+          </wp:inline>
+        </w:drawing>
+      </w:r>
+    </w:p>
+    <w:p>
+      <w:pPr>
+        <w:widowControl/>
+        <w:autoSpaceDE/>
+        <w:autoSpaceDN/>
+        <w:spacing w:after="160" w:line="278" w:lineRule="auto"/>
+        <w:jc w:val="left"/>
+        <w:rPr>
           <w:b/>
           <w:bCs/>
           <w:lang w:val="pt-BR"/>
@@ -10362,7 +13258,6 @@
           <w:lang w:val="pt-BR"/>
         </w:rPr>
       </w:pPr>
-      <w:proofErr w:type="spellStart"/>
       <w:r>
         <w:rPr>
           <w:b/>
@@ -10371,7 +13266,6 @@
         </w:rPr>
         <w:t>Wireframe</w:t>
       </w:r>
-      <w:proofErr w:type="spellEnd"/>
     </w:p>
     <w:p>
       <w:pPr>
@@ -10408,7 +13302,7 @@
                     </pic:cNvPicPr>
                   </pic:nvPicPr>
                   <pic:blipFill>
-                    <a:blip r:embed="rId23" cstate="print">
+                    <a:blip r:embed="rId26" cstate="print">
                       <a:extLst>
                         <a:ext uri="{28A0092B-C50C-407E-A947-70E740481C1C}">
                           <a14:useLocalDpi xmlns:a14="http://schemas.microsoft.com/office/drawing/2010/main" val="0"/>
@@ -10509,7 +13403,7 @@
                     </pic:cNvPicPr>
                   </pic:nvPicPr>
                   <pic:blipFill rotWithShape="1">
-                    <a:blip r:embed="rId24" cstate="print">
+                    <a:blip r:embed="rId27" cstate="print">
                       <a:extLst>
                         <a:ext uri="{28A0092B-C50C-407E-A947-70E740481C1C}">
                           <a14:useLocalDpi xmlns:a14="http://schemas.microsoft.com/office/drawing/2010/main" val="0"/>
@@ -10636,7 +13530,6 @@
           <w:lang w:val="pt-BR"/>
         </w:rPr>
       </w:pPr>
-      <w:proofErr w:type="spellStart"/>
       <w:r>
         <w:rPr>
           <w:b/>
@@ -10645,7 +13538,6 @@
         </w:rPr>
         <w:t>Wireframe</w:t>
       </w:r>
-      <w:proofErr w:type="spellEnd"/>
     </w:p>
     <w:p>
       <w:pPr>
@@ -10682,7 +13574,7 @@
                     </pic:cNvPicPr>
                   </pic:nvPicPr>
                   <pic:blipFill>
-                    <a:blip r:embed="rId25" cstate="print">
+                    <a:blip r:embed="rId28" cstate="print">
                       <a:extLst>
                         <a:ext uri="{28A0092B-C50C-407E-A947-70E740481C1C}">
                           <a14:useLocalDpi xmlns:a14="http://schemas.microsoft.com/office/drawing/2010/main" val="0"/>
@@ -10783,7 +13675,7 @@
                     </pic:cNvPicPr>
                   </pic:nvPicPr>
                   <pic:blipFill rotWithShape="1">
-                    <a:blip r:embed="rId26" cstate="print">
+                    <a:blip r:embed="rId29" cstate="print">
                       <a:extLst>
                         <a:ext uri="{28A0092B-C50C-407E-A947-70E740481C1C}">
                           <a14:useLocalDpi xmlns:a14="http://schemas.microsoft.com/office/drawing/2010/main" val="0"/>
@@ -10900,7 +13792,6 @@
           <w:lang w:val="pt-BR"/>
         </w:rPr>
       </w:pPr>
-      <w:proofErr w:type="spellStart"/>
       <w:r>
         <w:rPr>
           <w:b/>
@@ -10909,7 +13800,6 @@
         </w:rPr>
         <w:t>Wireframe</w:t>
       </w:r>
-      <w:proofErr w:type="spellEnd"/>
     </w:p>
     <w:p>
       <w:pPr>
@@ -10946,7 +13836,7 @@
                     </pic:cNvPicPr>
                   </pic:nvPicPr>
                   <pic:blipFill>
-                    <a:blip r:embed="rId27" cstate="print">
+                    <a:blip r:embed="rId30" cstate="print">
                       <a:extLst>
                         <a:ext uri="{28A0092B-C50C-407E-A947-70E740481C1C}">
                           <a14:useLocalDpi xmlns:a14="http://schemas.microsoft.com/office/drawing/2010/main" val="0"/>
@@ -11047,7 +13937,7 @@
                     </pic:cNvPicPr>
                   </pic:nvPicPr>
                   <pic:blipFill>
-                    <a:blip r:embed="rId28" cstate="print">
+                    <a:blip r:embed="rId31" cstate="print">
                       <a:extLst>
                         <a:ext uri="{28A0092B-C50C-407E-A947-70E740481C1C}">
                           <a14:useLocalDpi xmlns:a14="http://schemas.microsoft.com/office/drawing/2010/main" val="0"/>
@@ -11182,7 +14072,6 @@
           <w:lang w:val="pt-BR"/>
         </w:rPr>
       </w:pPr>
-      <w:proofErr w:type="spellStart"/>
       <w:r>
         <w:rPr>
           <w:b/>
@@ -11191,7 +14080,6 @@
         </w:rPr>
         <w:t>Wireframe</w:t>
       </w:r>
-      <w:proofErr w:type="spellEnd"/>
     </w:p>
     <w:p>
       <w:pPr>
@@ -11232,7 +14120,7 @@
                     </pic:cNvPicPr>
                   </pic:nvPicPr>
                   <pic:blipFill>
-                    <a:blip r:embed="rId29" cstate="print">
+                    <a:blip r:embed="rId32" cstate="print">
                       <a:extLst>
                         <a:ext uri="{28A0092B-C50C-407E-A947-70E740481C1C}">
                           <a14:useLocalDpi xmlns:a14="http://schemas.microsoft.com/office/drawing/2010/main" val="0"/>
@@ -11341,7 +14229,7 @@
                     </pic:cNvPicPr>
                   </pic:nvPicPr>
                   <pic:blipFill rotWithShape="1">
-                    <a:blip r:embed="rId30" cstate="print">
+                    <a:blip r:embed="rId33" cstate="print">
                       <a:extLst>
                         <a:ext uri="{28A0092B-C50C-407E-A947-70E740481C1C}">
                           <a14:useLocalDpi xmlns:a14="http://schemas.microsoft.com/office/drawing/2010/main" val="0"/>
@@ -11444,7 +14332,6 @@
           <w:lang w:val="pt-BR"/>
         </w:rPr>
       </w:pPr>
-      <w:proofErr w:type="spellStart"/>
       <w:r>
         <w:rPr>
           <w:b/>
@@ -11453,7 +14340,6 @@
         </w:rPr>
         <w:t>Wireframe</w:t>
       </w:r>
-      <w:proofErr w:type="spellEnd"/>
     </w:p>
     <w:p>
       <w:pPr>
@@ -11490,7 +14376,7 @@
                     </pic:cNvPicPr>
                   </pic:nvPicPr>
                   <pic:blipFill>
-                    <a:blip r:embed="rId27" cstate="print">
+                    <a:blip r:embed="rId30" cstate="print">
                       <a:extLst>
                         <a:ext uri="{28A0092B-C50C-407E-A947-70E740481C1C}">
                           <a14:useLocalDpi xmlns:a14="http://schemas.microsoft.com/office/drawing/2010/main" val="0"/>
@@ -11591,7 +14477,7 @@
                     </pic:cNvPicPr>
                   </pic:nvPicPr>
                   <pic:blipFill>
-                    <a:blip r:embed="rId31" cstate="print">
+                    <a:blip r:embed="rId34" cstate="print">
                       <a:extLst>
                         <a:ext uri="{28A0092B-C50C-407E-A947-70E740481C1C}">
                           <a14:useLocalDpi xmlns:a14="http://schemas.microsoft.com/office/drawing/2010/main" val="0"/>
@@ -11706,7 +14592,6 @@
           <w:lang w:val="pt-BR"/>
         </w:rPr>
       </w:pPr>
-      <w:proofErr w:type="spellStart"/>
       <w:r>
         <w:rPr>
           <w:b/>
@@ -11715,7 +14600,6 @@
         </w:rPr>
         <w:t>Wireframe</w:t>
       </w:r>
-      <w:proofErr w:type="spellEnd"/>
     </w:p>
     <w:p>
       <w:pPr>
@@ -11752,7 +14636,7 @@
                     </pic:cNvPicPr>
                   </pic:nvPicPr>
                   <pic:blipFill>
-                    <a:blip r:embed="rId32" cstate="print">
+                    <a:blip r:embed="rId35" cstate="print">
                       <a:extLst>
                         <a:ext uri="{28A0092B-C50C-407E-A947-70E740481C1C}">
                           <a14:useLocalDpi xmlns:a14="http://schemas.microsoft.com/office/drawing/2010/main" val="0"/>
@@ -11853,7 +14737,7 @@
                     </pic:cNvPicPr>
                   </pic:nvPicPr>
                   <pic:blipFill>
-                    <a:blip r:embed="rId33" cstate="print">
+                    <a:blip r:embed="rId36" cstate="print">
                       <a:extLst>
                         <a:ext uri="{28A0092B-C50C-407E-A947-70E740481C1C}">
                           <a14:useLocalDpi xmlns:a14="http://schemas.microsoft.com/office/drawing/2010/main" val="0"/>
@@ -11881,6 +14765,1180 @@
           </wp:inline>
         </w:drawing>
       </w:r>
+    </w:p>
+    <w:p>
+      <w:pPr>
+        <w:widowControl/>
+        <w:autoSpaceDE/>
+        <w:autoSpaceDN/>
+        <w:spacing w:after="160" w:line="278" w:lineRule="auto"/>
+        <w:ind w:firstLine="708"/>
+        <w:jc w:val="left"/>
+        <w:rPr>
+          <w:b/>
+          <w:bCs/>
+          <w:lang w:val="pt-BR"/>
+        </w:rPr>
+      </w:pPr>
+    </w:p>
+    <w:p>
+      <w:pPr>
+        <w:widowControl/>
+        <w:autoSpaceDE/>
+        <w:autoSpaceDN/>
+        <w:spacing w:after="160" w:line="278" w:lineRule="auto"/>
+        <w:ind w:firstLine="708"/>
+        <w:jc w:val="left"/>
+        <w:rPr>
+          <w:b/>
+          <w:bCs/>
+          <w:lang w:val="pt-BR"/>
+        </w:rPr>
+      </w:pPr>
+    </w:p>
+    <w:p>
+      <w:pPr>
+        <w:widowControl/>
+        <w:autoSpaceDE/>
+        <w:autoSpaceDN/>
+        <w:spacing w:after="160" w:line="278" w:lineRule="auto"/>
+        <w:ind w:firstLine="708"/>
+        <w:jc w:val="left"/>
+        <w:rPr>
+          <w:b/>
+          <w:bCs/>
+          <w:lang w:val="pt-BR"/>
+        </w:rPr>
+      </w:pPr>
+    </w:p>
+    <w:p>
+      <w:pPr>
+        <w:pStyle w:val="Ttulo1"/>
+        <w:spacing w:line="360" w:lineRule="auto"/>
+      </w:pPr>
+      <w:bookmarkStart w:id="19" w:name="_Toc232503611"/>
+      <w:r>
+        <w:lastRenderedPageBreak/>
+        <w:t>5. Interface gráfica mobile</w:t>
+      </w:r>
+      <w:bookmarkEnd w:id="19"/>
+    </w:p>
+    <w:p>
+      <w:pPr>
+        <w:pStyle w:val="Ttulo2"/>
+        <w:spacing w:line="360" w:lineRule="auto"/>
+        <w:ind w:firstLine="708"/>
+      </w:pPr>
+      <w:bookmarkStart w:id="20" w:name="_Toc232503612"/>
+      <w:r>
+        <w:t>5.1 Tela de login</w:t>
+      </w:r>
+      <w:bookmarkEnd w:id="20"/>
+    </w:p>
+    <w:p>
+      <w:pPr>
+        <w:spacing w:line="360" w:lineRule="auto"/>
+        <w:ind w:left="708"/>
+        <w:rPr>
+          <w:lang w:val="pt-BR"/>
+        </w:rPr>
+      </w:pPr>
+      <w:r>
+        <w:rPr>
+          <w:lang w:val="pt-BR"/>
+        </w:rPr>
+        <w:t xml:space="preserve">A tela de Login tem como finalidade controlar e restringir o acesso ao sistema por meio da </w:t>
+      </w:r>
+      <w:r>
+        <w:rPr>
+          <w:lang w:val="pt-BR"/>
+        </w:rPr>
+        <w:t>verificação</w:t>
+      </w:r>
+      <w:r>
+        <w:rPr>
+          <w:lang w:val="pt-BR"/>
+        </w:rPr>
+        <w:t xml:space="preserve"> dos usuários. Para acessar as funcionalidades disponíveis, o usuário deverá informar suas credenciais de acesso, compostas por</w:t>
+      </w:r>
+      <w:r>
+        <w:rPr>
+          <w:lang w:val="pt-BR"/>
+        </w:rPr>
+        <w:t xml:space="preserve"> </w:t>
+      </w:r>
+      <w:proofErr w:type="spellStart"/>
+      <w:r>
+        <w:rPr>
+          <w:lang w:val="pt-BR"/>
+        </w:rPr>
+        <w:t>email</w:t>
+      </w:r>
+      <w:proofErr w:type="spellEnd"/>
+      <w:r>
+        <w:rPr>
+          <w:lang w:val="pt-BR"/>
+        </w:rPr>
+        <w:t xml:space="preserve"> e senha.</w:t>
+      </w:r>
+    </w:p>
+    <w:p>
+      <w:pPr>
+        <w:spacing w:line="360" w:lineRule="auto"/>
+        <w:ind w:left="708"/>
+        <w:rPr>
+          <w:lang w:val="pt-BR"/>
+        </w:rPr>
+      </w:pPr>
+    </w:p>
+    <w:p>
+      <w:pPr>
+        <w:spacing w:line="360" w:lineRule="auto"/>
+        <w:ind w:left="708"/>
+        <w:jc w:val="left"/>
+        <w:rPr>
+          <w:b/>
+          <w:bCs/>
+          <w:lang w:val="pt-BR"/>
+        </w:rPr>
+      </w:pPr>
+      <w:r>
+        <w:rPr>
+          <w:b/>
+          <w:bCs/>
+          <w:lang w:val="pt-BR"/>
+        </w:rPr>
+        <w:t>Wireframe                                                            Interface</w:t>
+      </w:r>
+    </w:p>
+    <w:p>
+      <w:pPr>
+        <w:spacing w:line="360" w:lineRule="auto"/>
+        <w:ind w:left="708"/>
+        <w:rPr>
+          <w:lang w:val="pt-BR"/>
+        </w:rPr>
+      </w:pPr>
+      <w:r>
+        <w:rPr>
+          <w:noProof/>
+          <w:lang w:val="pt-BR"/>
+        </w:rPr>
+        <w:drawing>
+          <wp:inline distT="0" distB="0" distL="0" distR="0" wp14:anchorId="51D63495" wp14:editId="00939636">
+            <wp:extent cx="2463056" cy="4378594"/>
+            <wp:effectExtent l="0" t="0" r="0" b="3175"/>
+            <wp:docPr id="1341287031" name="Imagem 3"/>
+            <wp:cNvGraphicFramePr>
+              <a:graphicFrameLocks xmlns:a="http://schemas.openxmlformats.org/drawingml/2006/main" noChangeAspect="1"/>
+            </wp:cNvGraphicFramePr>
+            <a:graphic xmlns:a="http://schemas.openxmlformats.org/drawingml/2006/main">
+              <a:graphicData uri="http://schemas.openxmlformats.org/drawingml/2006/picture">
+                <pic:pic xmlns:pic="http://schemas.openxmlformats.org/drawingml/2006/picture">
+                  <pic:nvPicPr>
+                    <pic:cNvPr id="0" name="Picture 6"/>
+                    <pic:cNvPicPr>
+                      <a:picLocks noChangeAspect="1" noChangeArrowheads="1"/>
+                    </pic:cNvPicPr>
+                  </pic:nvPicPr>
+                  <pic:blipFill>
+                    <a:blip r:embed="rId37" cstate="print">
+                      <a:extLst>
+                        <a:ext uri="{28A0092B-C50C-407E-A947-70E740481C1C}">
+                          <a14:useLocalDpi xmlns:a14="http://schemas.microsoft.com/office/drawing/2010/main" val="0"/>
+                        </a:ext>
+                      </a:extLst>
+                    </a:blip>
+                    <a:srcRect/>
+                    <a:stretch>
+                      <a:fillRect/>
+                    </a:stretch>
+                  </pic:blipFill>
+                  <pic:spPr bwMode="auto">
+                    <a:xfrm>
+                      <a:off x="0" y="0"/>
+                      <a:ext cx="2508165" cy="4458784"/>
+                    </a:xfrm>
+                    <a:prstGeom prst="rect">
+                      <a:avLst/>
+                    </a:prstGeom>
+                    <a:noFill/>
+                    <a:ln>
+                      <a:noFill/>
+                    </a:ln>
+                  </pic:spPr>
+                </pic:pic>
+              </a:graphicData>
+            </a:graphic>
+          </wp:inline>
+        </w:drawing>
+      </w:r>
+    </w:p>
+    <w:p>
+      <w:pPr>
+        <w:spacing w:line="360" w:lineRule="auto"/>
+        <w:ind w:left="708"/>
+        <w:rPr>
+          <w:lang w:val="pt-BR"/>
+        </w:rPr>
+      </w:pPr>
+    </w:p>
+    <w:p>
+      <w:pPr>
+        <w:rPr>
+          <w:lang w:val="pt-BR"/>
+        </w:rPr>
+      </w:pPr>
+    </w:p>
+    <w:p>
+      <w:pPr>
+        <w:widowControl/>
+        <w:autoSpaceDE/>
+        <w:autoSpaceDN/>
+        <w:spacing w:after="160" w:line="278" w:lineRule="auto"/>
+        <w:jc w:val="left"/>
+        <w:rPr>
+          <w:rFonts w:eastAsiaTheme="majorEastAsia" w:cstheme="majorBidi"/>
+          <w:b/>
+          <w:color w:val="000000" w:themeColor="text1"/>
+          <w:kern w:val="2"/>
+          <w:szCs w:val="32"/>
+          <w:lang w:val="pt-BR"/>
+          <w14:ligatures w14:val="standardContextual"/>
+        </w:rPr>
+      </w:pPr>
+      <w:r>
+        <w:br w:type="page"/>
+      </w:r>
+    </w:p>
+    <w:p>
+      <w:pPr>
+        <w:pStyle w:val="Ttulo2"/>
+        <w:spacing w:line="360" w:lineRule="auto"/>
+        <w:ind w:firstLine="708"/>
+      </w:pPr>
+      <w:bookmarkStart w:id="21" w:name="_Toc232503613"/>
+      <w:r>
+        <w:lastRenderedPageBreak/>
+        <w:t>5.2 Tela de dashboard</w:t>
+      </w:r>
+      <w:bookmarkEnd w:id="21"/>
+    </w:p>
+    <w:p>
+      <w:pPr>
+        <w:spacing w:line="360" w:lineRule="auto"/>
+        <w:ind w:left="708"/>
+        <w:rPr>
+          <w:lang w:val="pt-BR"/>
+        </w:rPr>
+      </w:pPr>
+      <w:r>
+        <w:rPr>
+          <w:lang w:val="pt-BR"/>
+        </w:rPr>
+        <w:t>A tela de Dashboard apresentará informações relevantes para o gerenciamento geral do sistema, proporcionando uma visão consolidada e atualizada das principais operações. Entre essas informações, estarão incluídos produtos com estoque baixo, pedidos realizados recentemente, gráficos demonstrativos e indicadores rápidos relacionados às movimentações do sistema.</w:t>
+      </w:r>
+    </w:p>
+    <w:p>
+      <w:pPr>
+        <w:spacing w:line="360" w:lineRule="auto"/>
+        <w:ind w:left="708"/>
+        <w:rPr>
+          <w:lang w:val="pt-BR"/>
+        </w:rPr>
+      </w:pPr>
+    </w:p>
+    <w:p>
+      <w:pPr>
+        <w:spacing w:line="360" w:lineRule="auto"/>
+        <w:ind w:left="708"/>
+        <w:jc w:val="left"/>
+        <w:rPr>
+          <w:b/>
+          <w:bCs/>
+          <w:lang w:val="pt-BR"/>
+        </w:rPr>
+      </w:pPr>
+      <w:r>
+        <w:rPr>
+          <w:b/>
+          <w:bCs/>
+          <w:lang w:val="pt-BR"/>
+        </w:rPr>
+        <w:t>Wireframe                                                            Interface</w:t>
+      </w:r>
+    </w:p>
+    <w:p>
+      <w:pPr>
+        <w:ind w:firstLine="708"/>
+        <w:rPr>
+          <w:lang w:val="pt-BR"/>
+        </w:rPr>
+      </w:pPr>
+      <w:r>
+        <w:rPr>
+          <w:noProof/>
+          <w:lang w:val="pt-BR"/>
+        </w:rPr>
+        <w:drawing>
+          <wp:inline distT="0" distB="0" distL="0" distR="0" wp14:anchorId="05FF62CC" wp14:editId="2A4FB3C4">
+            <wp:extent cx="2442213" cy="4341541"/>
+            <wp:effectExtent l="0" t="0" r="0" b="1905"/>
+            <wp:docPr id="399779257" name="Imagem 5"/>
+            <wp:cNvGraphicFramePr>
+              <a:graphicFrameLocks xmlns:a="http://schemas.openxmlformats.org/drawingml/2006/main" noChangeAspect="1"/>
+            </wp:cNvGraphicFramePr>
+            <a:graphic xmlns:a="http://schemas.openxmlformats.org/drawingml/2006/main">
+              <a:graphicData uri="http://schemas.openxmlformats.org/drawingml/2006/picture">
+                <pic:pic xmlns:pic="http://schemas.openxmlformats.org/drawingml/2006/picture">
+                  <pic:nvPicPr>
+                    <pic:cNvPr id="0" name="Picture 13"/>
+                    <pic:cNvPicPr>
+                      <a:picLocks noChangeAspect="1" noChangeArrowheads="1"/>
+                    </pic:cNvPicPr>
+                  </pic:nvPicPr>
+                  <pic:blipFill>
+                    <a:blip r:embed="rId38" cstate="print">
+                      <a:extLst>
+                        <a:ext uri="{28A0092B-C50C-407E-A947-70E740481C1C}">
+                          <a14:useLocalDpi xmlns:a14="http://schemas.microsoft.com/office/drawing/2010/main" val="0"/>
+                        </a:ext>
+                      </a:extLst>
+                    </a:blip>
+                    <a:srcRect/>
+                    <a:stretch>
+                      <a:fillRect/>
+                    </a:stretch>
+                  </pic:blipFill>
+                  <pic:spPr bwMode="auto">
+                    <a:xfrm>
+                      <a:off x="0" y="0"/>
+                      <a:ext cx="2456771" cy="4367421"/>
+                    </a:xfrm>
+                    <a:prstGeom prst="rect">
+                      <a:avLst/>
+                    </a:prstGeom>
+                    <a:noFill/>
+                    <a:ln>
+                      <a:noFill/>
+                    </a:ln>
+                  </pic:spPr>
+                </pic:pic>
+              </a:graphicData>
+            </a:graphic>
+          </wp:inline>
+        </w:drawing>
+      </w:r>
+    </w:p>
+    <w:p>
+      <w:pPr>
+        <w:rPr>
+          <w:lang w:val="pt-BR"/>
+        </w:rPr>
+      </w:pPr>
+    </w:p>
+    <w:p>
+      <w:pPr>
+        <w:widowControl/>
+        <w:autoSpaceDE/>
+        <w:autoSpaceDN/>
+        <w:spacing w:after="160" w:line="278" w:lineRule="auto"/>
+        <w:jc w:val="left"/>
+        <w:rPr>
+          <w:rFonts w:eastAsiaTheme="majorEastAsia" w:cstheme="majorBidi"/>
+          <w:b/>
+          <w:color w:val="000000" w:themeColor="text1"/>
+          <w:kern w:val="2"/>
+          <w:szCs w:val="32"/>
+          <w:lang w:val="pt-BR"/>
+          <w14:ligatures w14:val="standardContextual"/>
+        </w:rPr>
+      </w:pPr>
+      <w:r>
+        <w:br w:type="page"/>
+      </w:r>
+    </w:p>
+    <w:p>
+      <w:pPr>
+        <w:pStyle w:val="Ttulo2"/>
+        <w:spacing w:line="360" w:lineRule="auto"/>
+        <w:ind w:firstLine="708"/>
+      </w:pPr>
+      <w:bookmarkStart w:id="22" w:name="_Toc232503614"/>
+      <w:r>
+        <w:lastRenderedPageBreak/>
+        <w:t>5.3 Tela de produtos</w:t>
+      </w:r>
+      <w:bookmarkEnd w:id="22"/>
+    </w:p>
+    <w:p>
+      <w:pPr>
+        <w:spacing w:line="360" w:lineRule="auto"/>
+        <w:ind w:left="708"/>
+        <w:rPr>
+          <w:lang w:val="pt-BR"/>
+        </w:rPr>
+      </w:pPr>
+      <w:r>
+        <w:rPr>
+          <w:lang w:val="pt-BR"/>
+        </w:rPr>
+        <w:t xml:space="preserve">Esta tela permite o gerenciamento dos produtos cadastrados no sistema. Nela, o usuário pode visualizar uma lista contendo as principais informações dos produtos, como nome, estoque mínimo </w:t>
+      </w:r>
+      <w:r>
+        <w:rPr>
+          <w:lang w:val="pt-BR"/>
+        </w:rPr>
+        <w:t>e estoque atual.</w:t>
+      </w:r>
+    </w:p>
+    <w:p>
+      <w:pPr>
+        <w:spacing w:line="360" w:lineRule="auto"/>
+        <w:ind w:left="708"/>
+        <w:rPr>
+          <w:lang w:val="pt-BR"/>
+        </w:rPr>
+      </w:pPr>
+    </w:p>
+    <w:p>
+      <w:pPr>
+        <w:spacing w:line="360" w:lineRule="auto"/>
+        <w:ind w:left="708"/>
+        <w:jc w:val="left"/>
+        <w:rPr>
+          <w:b/>
+          <w:bCs/>
+          <w:lang w:val="pt-BR"/>
+        </w:rPr>
+      </w:pPr>
+      <w:r>
+        <w:rPr>
+          <w:b/>
+          <w:bCs/>
+          <w:lang w:val="pt-BR"/>
+        </w:rPr>
+        <w:t>Wireframe                                                            Interface</w:t>
+      </w:r>
+    </w:p>
+    <w:p>
+      <w:pPr>
+        <w:ind w:firstLine="708"/>
+        <w:rPr>
+          <w:lang w:val="pt-BR"/>
+        </w:rPr>
+      </w:pPr>
+      <w:r>
+        <w:rPr>
+          <w:noProof/>
+          <w:lang w:val="pt-BR"/>
+        </w:rPr>
+        <w:drawing>
+          <wp:inline distT="0" distB="0" distL="0" distR="0" wp14:anchorId="3436E099" wp14:editId="7877DAC5">
+            <wp:extent cx="2601951" cy="4625506"/>
+            <wp:effectExtent l="0" t="0" r="8255" b="3810"/>
+            <wp:docPr id="1403457737" name="Imagem 7"/>
+            <wp:cNvGraphicFramePr>
+              <a:graphicFrameLocks xmlns:a="http://schemas.openxmlformats.org/drawingml/2006/main" noChangeAspect="1"/>
+            </wp:cNvGraphicFramePr>
+            <a:graphic xmlns:a="http://schemas.openxmlformats.org/drawingml/2006/main">
+              <a:graphicData uri="http://schemas.openxmlformats.org/drawingml/2006/picture">
+                <pic:pic xmlns:pic="http://schemas.openxmlformats.org/drawingml/2006/picture">
+                  <pic:nvPicPr>
+                    <pic:cNvPr id="0" name="Picture 20"/>
+                    <pic:cNvPicPr>
+                      <a:picLocks noChangeAspect="1" noChangeArrowheads="1"/>
+                    </pic:cNvPicPr>
+                  </pic:nvPicPr>
+                  <pic:blipFill>
+                    <a:blip r:embed="rId39" cstate="print">
+                      <a:extLst>
+                        <a:ext uri="{28A0092B-C50C-407E-A947-70E740481C1C}">
+                          <a14:useLocalDpi xmlns:a14="http://schemas.microsoft.com/office/drawing/2010/main" val="0"/>
+                        </a:ext>
+                      </a:extLst>
+                    </a:blip>
+                    <a:srcRect/>
+                    <a:stretch>
+                      <a:fillRect/>
+                    </a:stretch>
+                  </pic:blipFill>
+                  <pic:spPr bwMode="auto">
+                    <a:xfrm>
+                      <a:off x="0" y="0"/>
+                      <a:ext cx="2618250" cy="4654481"/>
+                    </a:xfrm>
+                    <a:prstGeom prst="rect">
+                      <a:avLst/>
+                    </a:prstGeom>
+                    <a:noFill/>
+                    <a:ln>
+                      <a:noFill/>
+                    </a:ln>
+                  </pic:spPr>
+                </pic:pic>
+              </a:graphicData>
+            </a:graphic>
+          </wp:inline>
+        </w:drawing>
+      </w:r>
+    </w:p>
+    <w:p>
+      <w:pPr>
+        <w:rPr>
+          <w:lang w:val="pt-BR"/>
+        </w:rPr>
+      </w:pPr>
+    </w:p>
+    <w:p>
+      <w:pPr>
+        <w:widowControl/>
+        <w:autoSpaceDE/>
+        <w:autoSpaceDN/>
+        <w:spacing w:after="160" w:line="278" w:lineRule="auto"/>
+        <w:jc w:val="left"/>
+        <w:rPr>
+          <w:rFonts w:eastAsiaTheme="majorEastAsia" w:cstheme="majorBidi"/>
+          <w:b/>
+          <w:color w:val="000000" w:themeColor="text1"/>
+          <w:kern w:val="2"/>
+          <w:szCs w:val="32"/>
+          <w:lang w:val="pt-BR"/>
+          <w14:ligatures w14:val="standardContextual"/>
+        </w:rPr>
+      </w:pPr>
+      <w:r>
+        <w:br w:type="page"/>
+      </w:r>
+    </w:p>
+    <w:p>
+      <w:pPr>
+        <w:pStyle w:val="Ttulo2"/>
+        <w:spacing w:line="360" w:lineRule="auto"/>
+        <w:ind w:firstLine="708"/>
+      </w:pPr>
+      <w:bookmarkStart w:id="23" w:name="_Toc232503615"/>
+      <w:r>
+        <w:lastRenderedPageBreak/>
+        <w:t>5.4 Stack de produto</w:t>
+      </w:r>
+      <w:bookmarkEnd w:id="23"/>
+    </w:p>
+    <w:p>
+      <w:pPr>
+        <w:spacing w:line="360" w:lineRule="auto"/>
+        <w:ind w:left="708"/>
+        <w:rPr>
+          <w:b/>
+          <w:bCs/>
+          <w:lang w:val="pt-BR"/>
+        </w:rPr>
+      </w:pPr>
+      <w:r>
+        <w:rPr>
+          <w:lang w:val="pt-BR"/>
+        </w:rPr>
+        <w:t xml:space="preserve">Caso o usuário deseje consultar informações completas de um produto, poderá </w:t>
+      </w:r>
+      <w:r>
+        <w:rPr>
+          <w:lang w:val="pt-BR"/>
+        </w:rPr>
+        <w:t>seguir da tela de produto para o Stack</w:t>
+      </w:r>
+      <w:r>
+        <w:rPr>
+          <w:lang w:val="pt-BR"/>
+        </w:rPr>
+        <w:t xml:space="preserve">. Ao realizar essa ação, o sistema exibirá </w:t>
+      </w:r>
+      <w:r>
+        <w:rPr>
+          <w:lang w:val="pt-BR"/>
+        </w:rPr>
+        <w:t xml:space="preserve">os </w:t>
+      </w:r>
+      <w:r>
+        <w:rPr>
+          <w:lang w:val="pt-BR"/>
+        </w:rPr>
+        <w:t>detalhes do produto, contendo todas as informações cadastradas para o item selecionado.</w:t>
+      </w:r>
+    </w:p>
+    <w:p>
+      <w:pPr>
+        <w:spacing w:line="360" w:lineRule="auto"/>
+        <w:ind w:left="708"/>
+        <w:rPr>
+          <w:lang w:val="pt-BR"/>
+        </w:rPr>
+      </w:pPr>
+    </w:p>
+    <w:p>
+      <w:pPr>
+        <w:spacing w:line="360" w:lineRule="auto"/>
+        <w:ind w:left="708"/>
+        <w:jc w:val="left"/>
+        <w:rPr>
+          <w:b/>
+          <w:bCs/>
+          <w:lang w:val="pt-BR"/>
+        </w:rPr>
+      </w:pPr>
+      <w:r>
+        <w:rPr>
+          <w:b/>
+          <w:bCs/>
+          <w:lang w:val="pt-BR"/>
+        </w:rPr>
+        <w:t>Wireframe                                                            Interface</w:t>
+      </w:r>
+    </w:p>
+    <w:p>
+      <w:pPr>
+        <w:rPr>
+          <w:lang w:val="pt-BR"/>
+        </w:rPr>
+      </w:pPr>
+      <w:r>
+        <w:rPr>
+          <w:lang w:val="pt-BR"/>
+        </w:rPr>
+        <w:tab/>
+      </w:r>
+      <w:r>
+        <w:rPr>
+          <w:noProof/>
+          <w:lang w:val="pt-BR"/>
+        </w:rPr>
+        <w:drawing>
+          <wp:inline distT="0" distB="0" distL="0" distR="0" wp14:anchorId="1A3BC566" wp14:editId="1DADC81C">
+            <wp:extent cx="2364059" cy="4202606"/>
+            <wp:effectExtent l="0" t="0" r="0" b="7620"/>
+            <wp:docPr id="1187711187" name="Imagem 11"/>
+            <wp:cNvGraphicFramePr>
+              <a:graphicFrameLocks xmlns:a="http://schemas.openxmlformats.org/drawingml/2006/main" noChangeAspect="1"/>
+            </wp:cNvGraphicFramePr>
+            <a:graphic xmlns:a="http://schemas.openxmlformats.org/drawingml/2006/main">
+              <a:graphicData uri="http://schemas.openxmlformats.org/drawingml/2006/picture">
+                <pic:pic xmlns:pic="http://schemas.openxmlformats.org/drawingml/2006/picture">
+                  <pic:nvPicPr>
+                    <pic:cNvPr id="0" name="Picture 37"/>
+                    <pic:cNvPicPr>
+                      <a:picLocks noChangeAspect="1" noChangeArrowheads="1"/>
+                    </pic:cNvPicPr>
+                  </pic:nvPicPr>
+                  <pic:blipFill>
+                    <a:blip r:embed="rId40" cstate="print">
+                      <a:extLst>
+                        <a:ext uri="{28A0092B-C50C-407E-A947-70E740481C1C}">
+                          <a14:useLocalDpi xmlns:a14="http://schemas.microsoft.com/office/drawing/2010/main" val="0"/>
+                        </a:ext>
+                      </a:extLst>
+                    </a:blip>
+                    <a:srcRect/>
+                    <a:stretch>
+                      <a:fillRect/>
+                    </a:stretch>
+                  </pic:blipFill>
+                  <pic:spPr bwMode="auto">
+                    <a:xfrm>
+                      <a:off x="0" y="0"/>
+                      <a:ext cx="2383395" cy="4236979"/>
+                    </a:xfrm>
+                    <a:prstGeom prst="rect">
+                      <a:avLst/>
+                    </a:prstGeom>
+                    <a:noFill/>
+                    <a:ln>
+                      <a:noFill/>
+                    </a:ln>
+                  </pic:spPr>
+                </pic:pic>
+              </a:graphicData>
+            </a:graphic>
+          </wp:inline>
+        </w:drawing>
+      </w:r>
+    </w:p>
+    <w:p>
+      <w:pPr>
+        <w:rPr>
+          <w:lang w:val="pt-BR"/>
+        </w:rPr>
+      </w:pPr>
+    </w:p>
+    <w:p>
+      <w:pPr>
+        <w:widowControl/>
+        <w:autoSpaceDE/>
+        <w:autoSpaceDN/>
+        <w:spacing w:after="160" w:line="278" w:lineRule="auto"/>
+        <w:jc w:val="left"/>
+        <w:rPr>
+          <w:rFonts w:eastAsiaTheme="majorEastAsia" w:cstheme="majorBidi"/>
+          <w:b/>
+          <w:color w:val="000000" w:themeColor="text1"/>
+          <w:kern w:val="2"/>
+          <w:szCs w:val="32"/>
+          <w:lang w:val="pt-BR"/>
+          <w14:ligatures w14:val="standardContextual"/>
+        </w:rPr>
+      </w:pPr>
+      <w:r>
+        <w:br w:type="page"/>
+      </w:r>
+    </w:p>
+    <w:p>
+      <w:pPr>
+        <w:pStyle w:val="Ttulo2"/>
+        <w:spacing w:line="360" w:lineRule="auto"/>
+        <w:ind w:firstLine="708"/>
+      </w:pPr>
+      <w:bookmarkStart w:id="24" w:name="_Toc232503616"/>
+      <w:r>
+        <w:lastRenderedPageBreak/>
+        <w:t>5.5 Tela de empilhadeira</w:t>
+      </w:r>
+      <w:bookmarkEnd w:id="24"/>
+    </w:p>
+    <w:p>
+      <w:pPr>
+        <w:spacing w:line="360" w:lineRule="auto"/>
+        <w:ind w:left="708"/>
+        <w:rPr>
+          <w:lang w:val="pt-BR"/>
+        </w:rPr>
+      </w:pPr>
+      <w:r>
+        <w:rPr>
+          <w:lang w:val="pt-BR"/>
+        </w:rPr>
+        <w:t>A tela de empilhadeira permite ao usuário visualizar informações básicas da empilhadeira e verificar se ela está ocupada ou desocupada.</w:t>
+      </w:r>
+    </w:p>
+    <w:p>
+      <w:pPr>
+        <w:spacing w:line="360" w:lineRule="auto"/>
+        <w:ind w:left="708"/>
+        <w:rPr>
+          <w:lang w:val="pt-BR"/>
+        </w:rPr>
+      </w:pPr>
+    </w:p>
+    <w:p>
+      <w:pPr>
+        <w:spacing w:line="360" w:lineRule="auto"/>
+        <w:ind w:left="708"/>
+        <w:jc w:val="left"/>
+        <w:rPr>
+          <w:b/>
+          <w:bCs/>
+          <w:lang w:val="pt-BR"/>
+        </w:rPr>
+      </w:pPr>
+      <w:r>
+        <w:rPr>
+          <w:b/>
+          <w:bCs/>
+          <w:lang w:val="pt-BR"/>
+        </w:rPr>
+        <w:t>Wireframe                                                            Interface</w:t>
+      </w:r>
+    </w:p>
+    <w:p>
+      <w:pPr>
+        <w:ind w:firstLine="708"/>
+        <w:rPr>
+          <w:lang w:val="pt-BR"/>
+        </w:rPr>
+      </w:pPr>
+      <w:r>
+        <w:rPr>
+          <w:noProof/>
+          <w:lang w:val="pt-BR"/>
+        </w:rPr>
+        <w:drawing>
+          <wp:inline distT="0" distB="0" distL="0" distR="0" wp14:anchorId="5573A647" wp14:editId="6C76794A">
+            <wp:extent cx="2474259" cy="4398507"/>
+            <wp:effectExtent l="0" t="0" r="2540" b="2540"/>
+            <wp:docPr id="441836161" name="Imagem 13"/>
+            <wp:cNvGraphicFramePr>
+              <a:graphicFrameLocks xmlns:a="http://schemas.openxmlformats.org/drawingml/2006/main" noChangeAspect="1"/>
+            </wp:cNvGraphicFramePr>
+            <a:graphic xmlns:a="http://schemas.openxmlformats.org/drawingml/2006/main">
+              <a:graphicData uri="http://schemas.openxmlformats.org/drawingml/2006/picture">
+                <pic:pic xmlns:pic="http://schemas.openxmlformats.org/drawingml/2006/picture">
+                  <pic:nvPicPr>
+                    <pic:cNvPr id="0" name="Picture 44"/>
+                    <pic:cNvPicPr>
+                      <a:picLocks noChangeAspect="1" noChangeArrowheads="1"/>
+                    </pic:cNvPicPr>
+                  </pic:nvPicPr>
+                  <pic:blipFill>
+                    <a:blip r:embed="rId41" cstate="print">
+                      <a:extLst>
+                        <a:ext uri="{28A0092B-C50C-407E-A947-70E740481C1C}">
+                          <a14:useLocalDpi xmlns:a14="http://schemas.microsoft.com/office/drawing/2010/main" val="0"/>
+                        </a:ext>
+                      </a:extLst>
+                    </a:blip>
+                    <a:srcRect/>
+                    <a:stretch>
+                      <a:fillRect/>
+                    </a:stretch>
+                  </pic:blipFill>
+                  <pic:spPr bwMode="auto">
+                    <a:xfrm>
+                      <a:off x="0" y="0"/>
+                      <a:ext cx="2491138" cy="4428513"/>
+                    </a:xfrm>
+                    <a:prstGeom prst="rect">
+                      <a:avLst/>
+                    </a:prstGeom>
+                    <a:noFill/>
+                    <a:ln>
+                      <a:noFill/>
+                    </a:ln>
+                  </pic:spPr>
+                </pic:pic>
+              </a:graphicData>
+            </a:graphic>
+          </wp:inline>
+        </w:drawing>
+      </w:r>
+    </w:p>
+    <w:p>
+      <w:pPr>
+        <w:rPr>
+          <w:lang w:val="pt-BR"/>
+        </w:rPr>
+      </w:pPr>
+    </w:p>
+    <w:p>
+      <w:pPr>
+        <w:widowControl/>
+        <w:autoSpaceDE/>
+        <w:autoSpaceDN/>
+        <w:spacing w:after="160" w:line="278" w:lineRule="auto"/>
+        <w:jc w:val="left"/>
+        <w:rPr>
+          <w:rFonts w:eastAsiaTheme="majorEastAsia" w:cstheme="majorBidi"/>
+          <w:b/>
+          <w:color w:val="000000" w:themeColor="text1"/>
+          <w:kern w:val="2"/>
+          <w:szCs w:val="32"/>
+          <w:lang w:val="pt-BR"/>
+          <w14:ligatures w14:val="standardContextual"/>
+        </w:rPr>
+      </w:pPr>
+      <w:r>
+        <w:br w:type="page"/>
+      </w:r>
+    </w:p>
+    <w:p>
+      <w:pPr>
+        <w:pStyle w:val="Ttulo2"/>
+        <w:spacing w:line="360" w:lineRule="auto"/>
+        <w:ind w:firstLine="708"/>
+      </w:pPr>
+      <w:bookmarkStart w:id="25" w:name="_Toc232503617"/>
+      <w:r>
+        <w:lastRenderedPageBreak/>
+        <w:t>5.6 Tela de movimentações</w:t>
+      </w:r>
+      <w:bookmarkEnd w:id="25"/>
+    </w:p>
+    <w:p>
+      <w:pPr>
+        <w:spacing w:line="360" w:lineRule="auto"/>
+        <w:ind w:left="708"/>
+        <w:rPr>
+          <w:lang w:val="pt-BR"/>
+        </w:rPr>
+      </w:pPr>
+      <w:r>
+        <w:rPr>
+          <w:lang w:val="pt-BR"/>
+        </w:rPr>
+        <w:t>A tela de movimentações permite ao usuário visualizar as entradas e saídas do sistema,</w:t>
+      </w:r>
+      <w:r>
+        <w:rPr>
+          <w:lang w:val="pt-BR"/>
+        </w:rPr>
+        <w:t xml:space="preserve"> os campos da tabela incluem o nome do produto, a quantidade e o tipo de ação do pedido.</w:t>
+      </w:r>
+    </w:p>
+    <w:p>
+      <w:pPr>
+        <w:spacing w:line="360" w:lineRule="auto"/>
+        <w:ind w:left="708"/>
+        <w:rPr>
+          <w:lang w:val="pt-BR"/>
+        </w:rPr>
+      </w:pPr>
+    </w:p>
+    <w:p>
+      <w:pPr>
+        <w:spacing w:line="360" w:lineRule="auto"/>
+        <w:ind w:left="708"/>
+        <w:jc w:val="left"/>
+        <w:rPr>
+          <w:b/>
+          <w:bCs/>
+          <w:lang w:val="pt-BR"/>
+        </w:rPr>
+      </w:pPr>
+      <w:r>
+        <w:rPr>
+          <w:b/>
+          <w:bCs/>
+          <w:lang w:val="pt-BR"/>
+        </w:rPr>
+        <w:t>Wireframe                                                            Interface</w:t>
+      </w:r>
+    </w:p>
+    <w:p>
+      <w:pPr>
+        <w:rPr>
+          <w:lang w:val="pt-BR"/>
+        </w:rPr>
+      </w:pPr>
+      <w:r>
+        <w:rPr>
+          <w:lang w:val="pt-BR"/>
+        </w:rPr>
+        <w:tab/>
+      </w:r>
+      <w:r>
+        <w:rPr>
+          <w:noProof/>
+          <w:lang w:val="pt-BR"/>
+        </w:rPr>
+        <w:drawing>
+          <wp:inline distT="0" distB="0" distL="0" distR="0" wp14:anchorId="2788CF43" wp14:editId="4903C5BB">
+            <wp:extent cx="2494019" cy="4433636"/>
+            <wp:effectExtent l="0" t="0" r="1905" b="5080"/>
+            <wp:docPr id="1988029803" name="Imagem 15"/>
+            <wp:cNvGraphicFramePr>
+              <a:graphicFrameLocks xmlns:a="http://schemas.openxmlformats.org/drawingml/2006/main" noChangeAspect="1"/>
+            </wp:cNvGraphicFramePr>
+            <a:graphic xmlns:a="http://schemas.openxmlformats.org/drawingml/2006/main">
+              <a:graphicData uri="http://schemas.openxmlformats.org/drawingml/2006/picture">
+                <pic:pic xmlns:pic="http://schemas.openxmlformats.org/drawingml/2006/picture">
+                  <pic:nvPicPr>
+                    <pic:cNvPr id="0" name="Picture 51"/>
+                    <pic:cNvPicPr>
+                      <a:picLocks noChangeAspect="1" noChangeArrowheads="1"/>
+                    </pic:cNvPicPr>
+                  </pic:nvPicPr>
+                  <pic:blipFill>
+                    <a:blip r:embed="rId42" cstate="print">
+                      <a:extLst>
+                        <a:ext uri="{28A0092B-C50C-407E-A947-70E740481C1C}">
+                          <a14:useLocalDpi xmlns:a14="http://schemas.microsoft.com/office/drawing/2010/main" val="0"/>
+                        </a:ext>
+                      </a:extLst>
+                    </a:blip>
+                    <a:srcRect/>
+                    <a:stretch>
+                      <a:fillRect/>
+                    </a:stretch>
+                  </pic:blipFill>
+                  <pic:spPr bwMode="auto">
+                    <a:xfrm>
+                      <a:off x="0" y="0"/>
+                      <a:ext cx="2509301" cy="4460803"/>
+                    </a:xfrm>
+                    <a:prstGeom prst="rect">
+                      <a:avLst/>
+                    </a:prstGeom>
+                    <a:noFill/>
+                    <a:ln>
+                      <a:noFill/>
+                    </a:ln>
+                  </pic:spPr>
+                </pic:pic>
+              </a:graphicData>
+            </a:graphic>
+          </wp:inline>
+        </w:drawing>
+      </w:r>
+    </w:p>
+    <w:p>
+      <w:pPr>
+        <w:rPr>
+          <w:lang w:val="pt-BR"/>
+        </w:rPr>
+      </w:pPr>
+    </w:p>
+    <w:p>
+      <w:pPr>
+        <w:widowControl/>
+        <w:autoSpaceDE/>
+        <w:autoSpaceDN/>
+        <w:spacing w:after="160" w:line="278" w:lineRule="auto"/>
+        <w:jc w:val="left"/>
+        <w:rPr>
+          <w:rFonts w:eastAsiaTheme="majorEastAsia" w:cstheme="majorBidi"/>
+          <w:b/>
+          <w:color w:val="000000" w:themeColor="text1"/>
+          <w:kern w:val="2"/>
+          <w:szCs w:val="32"/>
+          <w:lang w:val="pt-BR"/>
+          <w14:ligatures w14:val="standardContextual"/>
+        </w:rPr>
+      </w:pPr>
+      <w:r>
+        <w:br w:type="page"/>
+      </w:r>
+    </w:p>
+    <w:p>
+      <w:pPr>
+        <w:pStyle w:val="Ttulo2"/>
+        <w:spacing w:line="360" w:lineRule="auto"/>
+        <w:ind w:firstLine="708"/>
+      </w:pPr>
+      <w:bookmarkStart w:id="26" w:name="_Toc232503618"/>
+      <w:r>
+        <w:lastRenderedPageBreak/>
+        <w:t xml:space="preserve">5.6 Tela de </w:t>
+      </w:r>
+      <w:proofErr w:type="spellStart"/>
+      <w:r>
+        <w:t>QRcode</w:t>
+      </w:r>
+      <w:bookmarkEnd w:id="26"/>
+      <w:proofErr w:type="spellEnd"/>
+    </w:p>
+    <w:p>
+      <w:pPr>
+        <w:spacing w:line="360" w:lineRule="auto"/>
+        <w:ind w:left="708"/>
+        <w:rPr>
+          <w:lang w:val="pt-BR"/>
+        </w:rPr>
+      </w:pPr>
+      <w:r>
+        <w:rPr>
+          <w:lang w:val="pt-BR"/>
+        </w:rPr>
+        <w:t xml:space="preserve">A tela abre a câmera do celular para fazer a leitura do </w:t>
+      </w:r>
+      <w:proofErr w:type="spellStart"/>
+      <w:r>
+        <w:rPr>
+          <w:lang w:val="pt-BR"/>
+        </w:rPr>
+        <w:t>QRcode</w:t>
+      </w:r>
+      <w:proofErr w:type="spellEnd"/>
+      <w:r>
+        <w:rPr>
+          <w:lang w:val="pt-BR"/>
+        </w:rPr>
+        <w:t xml:space="preserve"> de um produto ou pacote, ele trará as informações dos produtos em questão junto da opção de realizar um pedido de entrada ou de saída.</w:t>
+      </w:r>
+    </w:p>
+    <w:p>
+      <w:pPr>
+        <w:spacing w:line="360" w:lineRule="auto"/>
+        <w:ind w:left="708"/>
+        <w:rPr>
+          <w:lang w:val="pt-BR"/>
+        </w:rPr>
+      </w:pPr>
+    </w:p>
+    <w:p>
+      <w:pPr>
+        <w:spacing w:line="360" w:lineRule="auto"/>
+        <w:ind w:left="708"/>
+        <w:jc w:val="left"/>
+        <w:rPr>
+          <w:b/>
+          <w:bCs/>
+          <w:lang w:val="pt-BR"/>
+        </w:rPr>
+      </w:pPr>
+      <w:r>
+        <w:rPr>
+          <w:b/>
+          <w:bCs/>
+          <w:lang w:val="pt-BR"/>
+        </w:rPr>
+        <w:t>Wireframe                                                            Interface</w:t>
+      </w:r>
+    </w:p>
+    <w:p>
+      <w:pPr>
+        <w:ind w:firstLine="708"/>
+        <w:rPr>
+          <w:u w:val="single"/>
+          <w:lang w:val="pt-BR"/>
+        </w:rPr>
+      </w:pPr>
+      <w:r>
+        <w:rPr>
+          <w:noProof/>
+          <w:lang w:val="pt-BR"/>
+        </w:rPr>
+        <w:drawing>
+          <wp:inline distT="0" distB="0" distL="0" distR="0" wp14:anchorId="4CC4DE6E" wp14:editId="4D1ACEDE">
+            <wp:extent cx="2544780" cy="4523874"/>
+            <wp:effectExtent l="0" t="0" r="8255" b="0"/>
+            <wp:docPr id="1918388089" name="Imagem 17"/>
+            <wp:cNvGraphicFramePr>
+              <a:graphicFrameLocks xmlns:a="http://schemas.openxmlformats.org/drawingml/2006/main" noChangeAspect="1"/>
+            </wp:cNvGraphicFramePr>
+            <a:graphic xmlns:a="http://schemas.openxmlformats.org/drawingml/2006/main">
+              <a:graphicData uri="http://schemas.openxmlformats.org/drawingml/2006/picture">
+                <pic:pic xmlns:pic="http://schemas.openxmlformats.org/drawingml/2006/picture">
+                  <pic:nvPicPr>
+                    <pic:cNvPr id="0" name="Picture 58"/>
+                    <pic:cNvPicPr>
+                      <a:picLocks noChangeAspect="1" noChangeArrowheads="1"/>
+                    </pic:cNvPicPr>
+                  </pic:nvPicPr>
+                  <pic:blipFill>
+                    <a:blip r:embed="rId43" cstate="print">
+                      <a:extLst>
+                        <a:ext uri="{28A0092B-C50C-407E-A947-70E740481C1C}">
+                          <a14:useLocalDpi xmlns:a14="http://schemas.microsoft.com/office/drawing/2010/main" val="0"/>
+                        </a:ext>
+                      </a:extLst>
+                    </a:blip>
+                    <a:srcRect/>
+                    <a:stretch>
+                      <a:fillRect/>
+                    </a:stretch>
+                  </pic:blipFill>
+                  <pic:spPr bwMode="auto">
+                    <a:xfrm>
+                      <a:off x="0" y="0"/>
+                      <a:ext cx="2554683" cy="4541479"/>
+                    </a:xfrm>
+                    <a:prstGeom prst="rect">
+                      <a:avLst/>
+                    </a:prstGeom>
+                    <a:noFill/>
+                    <a:ln>
+                      <a:noFill/>
+                    </a:ln>
+                  </pic:spPr>
+                </pic:pic>
+              </a:graphicData>
+            </a:graphic>
+          </wp:inline>
+        </w:drawing>
+      </w:r>
+    </w:p>
+    <w:p>
+      <w:pPr>
+        <w:rPr>
+          <w:lang w:val="pt-BR"/>
+        </w:rPr>
+      </w:pPr>
     </w:p>
     <w:sectPr>
       <w:pgSz w:w="11906" w:h="16838"/>
@@ -13171,7 +17229,7 @@
   <w:style w:type="paragraph" w:default="1" w:styleId="Normal">
     <w:name w:val="Normal"/>
     <w:qFormat/>
-    <w:rsid w:val="0053060D"/>
+    <w:rsid w:val="000C7B40"/>
     <w:pPr>
       <w:widowControl w:val="0"/>
       <w:autoSpaceDE w:val="0"/>
@@ -13911,6 +17969,18 @@
       <w:ind w:left="240"/>
     </w:pPr>
   </w:style>
+  <w:style w:type="paragraph" w:styleId="NormalWeb">
+    <w:name w:val="Normal (Web)"/>
+    <w:basedOn w:val="Normal"/>
+    <w:uiPriority w:val="99"/>
+    <w:semiHidden/>
+    <w:unhideWhenUsed/>
+    <w:rsid w:val="006E7A27"/>
+    <w:rPr>
+      <w:rFonts w:cs="Times New Roman"/>
+      <w:szCs w:val="24"/>
+    </w:rPr>
+  </w:style>
 </w:styles>
 </file>
 

--- a/Documentação - Voiture.docx
+++ b/Documentação - Voiture.docx
@@ -7191,17 +7191,6 @@
     </w:p>
     <w:p>
       <w:pPr>
-        <w:spacing w:line="360" w:lineRule="auto"/>
-        <w:ind w:left="2124"/>
-        <w:rPr>
-          <w:rFonts w:cs="Times New Roman"/>
-          <w:szCs w:val="24"/>
-          <w:lang w:val="pt-BR"/>
-        </w:rPr>
-      </w:pPr>
-    </w:p>
-    <w:p>
-      <w:pPr>
         <w:pStyle w:val="PargrafodaLista"/>
         <w:numPr>
           <w:ilvl w:val="2"/>
@@ -7217,6 +7206,7 @@
         <w:rPr>
           <w:rFonts w:cs="Times New Roman"/>
         </w:rPr>
+        <w:lastRenderedPageBreak/>
         <w:t>iot</w:t>
       </w:r>
       <w:proofErr w:type="spellEnd"/>
@@ -7234,6 +7224,27 @@
         <w:ind w:left="2160"/>
         <w:rPr>
           <w:rFonts w:cs="Times New Roman"/>
+        </w:rPr>
+      </w:pPr>
+    </w:p>
+    <w:p>
+      <w:pPr>
+        <w:pStyle w:val="Ttulo2"/>
+        <w:numPr>
+          <w:ilvl w:val="1"/>
+          <w:numId w:val="7"/>
+        </w:numPr>
+      </w:pPr>
+      <w:bookmarkStart w:id="7" w:name="_Toc232503603"/>
+      <w:r>
+        <w:t>Diagrama</w:t>
+      </w:r>
+      <w:bookmarkEnd w:id="7"/>
+    </w:p>
+    <w:p>
+      <w:pPr>
+        <w:rPr>
+          <w:lang w:val="pt-BR"/>
         </w:rPr>
       </w:pPr>
     </w:p>
@@ -7245,11 +7256,59 @@
           <w:rFonts w:cs="Times New Roman"/>
         </w:rPr>
       </w:pPr>
-      <w:bookmarkStart w:id="7" w:name="_Toc232503603"/>
-      <w:r>
-        <w:t>2.2 Diagrama</w:t>
-      </w:r>
-      <w:bookmarkEnd w:id="7"/>
+      <w:r>
+        <w:rPr>
+          <w:noProof/>
+        </w:rPr>
+        <w:drawing>
+          <wp:inline distT="0" distB="0" distL="0" distR="0" wp14:anchorId="697372D1" wp14:editId="39833351">
+            <wp:extent cx="4823524" cy="4549140"/>
+            <wp:effectExtent l="0" t="0" r="0" b="3810"/>
+            <wp:docPr id="1195402218" name="Imagem 2"/>
+            <wp:cNvGraphicFramePr>
+              <a:graphicFrameLocks xmlns:a="http://schemas.openxmlformats.org/drawingml/2006/main" noChangeAspect="1"/>
+            </wp:cNvGraphicFramePr>
+            <a:graphic xmlns:a="http://schemas.openxmlformats.org/drawingml/2006/main">
+              <a:graphicData uri="http://schemas.openxmlformats.org/drawingml/2006/picture">
+                <pic:pic xmlns:pic="http://schemas.openxmlformats.org/drawingml/2006/picture">
+                  <pic:nvPicPr>
+                    <pic:cNvPr id="0" name="Picture 1"/>
+                    <pic:cNvPicPr>
+                      <a:picLocks noChangeAspect="1" noChangeArrowheads="1"/>
+                    </pic:cNvPicPr>
+                  </pic:nvPicPr>
+                  <pic:blipFill>
+                    <a:blip r:embed="rId8">
+                      <a:extLst>
+                        <a:ext uri="{28A0092B-C50C-407E-A947-70E740481C1C}">
+                          <a14:useLocalDpi xmlns:a14="http://schemas.microsoft.com/office/drawing/2010/main" val="0"/>
+                        </a:ext>
+                      </a:extLst>
+                    </a:blip>
+                    <a:srcRect/>
+                    <a:stretch>
+                      <a:fillRect/>
+                    </a:stretch>
+                  </pic:blipFill>
+                  <pic:spPr bwMode="auto">
+                    <a:xfrm>
+                      <a:off x="0" y="0"/>
+                      <a:ext cx="4840681" cy="4565321"/>
+                    </a:xfrm>
+                    <a:prstGeom prst="rect">
+                      <a:avLst/>
+                    </a:prstGeom>
+                    <a:noFill/>
+                    <a:ln>
+                      <a:noFill/>
+                    </a:ln>
+                  </pic:spPr>
+                </pic:pic>
+              </a:graphicData>
+            </a:graphic>
+          </wp:inline>
+        </w:drawing>
+      </w:r>
       <w:r>
         <w:br w:type="page"/>
       </w:r>
@@ -10766,6 +10825,7 @@
           <w:lang w:val="pt-BR"/>
         </w:rPr>
       </w:pPr>
+      <w:proofErr w:type="spellStart"/>
       <w:r>
         <w:rPr>
           <w:b/>
@@ -10774,6 +10834,7 @@
         </w:rPr>
         <w:t>Wireframe</w:t>
       </w:r>
+      <w:proofErr w:type="spellEnd"/>
     </w:p>
     <w:p>
       <w:pPr>
@@ -10810,7 +10871,7 @@
                     </pic:cNvPicPr>
                   </pic:nvPicPr>
                   <pic:blipFill>
-                    <a:blip r:embed="rId8" cstate="print">
+                    <a:blip r:embed="rId9" cstate="print">
                       <a:extLst>
                         <a:ext uri="{28A0092B-C50C-407E-A947-70E740481C1C}">
                           <a14:useLocalDpi xmlns:a14="http://schemas.microsoft.com/office/drawing/2010/main" val="0"/>
@@ -10894,7 +10955,7 @@
                     <pic:cNvPicPr/>
                   </pic:nvPicPr>
                   <pic:blipFill rotWithShape="1">
-                    <a:blip r:embed="rId9"/>
+                    <a:blip r:embed="rId10"/>
                     <a:srcRect l="8324"/>
                     <a:stretch>
                       <a:fillRect/>
@@ -10982,6 +11043,7 @@
           <w:lang w:val="pt-BR"/>
         </w:rPr>
       </w:pPr>
+      <w:proofErr w:type="spellStart"/>
       <w:r>
         <w:rPr>
           <w:b/>
@@ -10990,6 +11052,7 @@
         </w:rPr>
         <w:t>Wireframe</w:t>
       </w:r>
+      <w:proofErr w:type="spellEnd"/>
     </w:p>
     <w:p>
       <w:pPr>
@@ -11026,7 +11089,7 @@
                     </pic:cNvPicPr>
                   </pic:nvPicPr>
                   <pic:blipFill>
-                    <a:blip r:embed="rId10" cstate="print">
+                    <a:blip r:embed="rId11" cstate="print">
                       <a:extLst>
                         <a:ext uri="{28A0092B-C50C-407E-A947-70E740481C1C}">
                           <a14:useLocalDpi xmlns:a14="http://schemas.microsoft.com/office/drawing/2010/main" val="0"/>
@@ -11120,7 +11183,7 @@
                     </pic:cNvPicPr>
                   </pic:nvPicPr>
                   <pic:blipFill>
-                    <a:blip r:embed="rId11" cstate="print">
+                    <a:blip r:embed="rId12" cstate="print">
                       <a:extLst>
                         <a:ext uri="{28A0092B-C50C-407E-A947-70E740481C1C}">
                           <a14:useLocalDpi xmlns:a14="http://schemas.microsoft.com/office/drawing/2010/main" val="0"/>
@@ -11292,6 +11355,7 @@
           <w:lang w:val="pt-BR"/>
         </w:rPr>
       </w:pPr>
+      <w:proofErr w:type="spellStart"/>
       <w:r>
         <w:rPr>
           <w:b/>
@@ -11300,6 +11364,7 @@
         </w:rPr>
         <w:t>Wireframe</w:t>
       </w:r>
+      <w:proofErr w:type="spellEnd"/>
     </w:p>
     <w:p>
       <w:pPr>
@@ -11340,7 +11405,7 @@
                     </pic:cNvPicPr>
                   </pic:nvPicPr>
                   <pic:blipFill>
-                    <a:blip r:embed="rId12" cstate="print">
+                    <a:blip r:embed="rId13" cstate="print">
                       <a:extLst>
                         <a:ext uri="{28A0092B-C50C-407E-A947-70E740481C1C}">
                           <a14:useLocalDpi xmlns:a14="http://schemas.microsoft.com/office/drawing/2010/main" val="0"/>
@@ -11449,7 +11514,7 @@
                     </pic:cNvPicPr>
                   </pic:nvPicPr>
                   <pic:blipFill>
-                    <a:blip r:embed="rId13" cstate="print">
+                    <a:blip r:embed="rId14" cstate="print">
                       <a:extLst>
                         <a:ext uri="{28A0092B-C50C-407E-A947-70E740481C1C}">
                           <a14:useLocalDpi xmlns:a14="http://schemas.microsoft.com/office/drawing/2010/main" val="0"/>
@@ -11569,6 +11634,7 @@
           <w:lang w:val="pt-BR"/>
         </w:rPr>
       </w:pPr>
+      <w:proofErr w:type="spellStart"/>
       <w:r>
         <w:rPr>
           <w:b/>
@@ -11577,6 +11643,7 @@
         </w:rPr>
         <w:t>Wireframe</w:t>
       </w:r>
+      <w:proofErr w:type="spellEnd"/>
     </w:p>
     <w:p>
       <w:pPr>
@@ -11612,7 +11679,7 @@
                     </pic:cNvPicPr>
                   </pic:nvPicPr>
                   <pic:blipFill rotWithShape="1">
-                    <a:blip r:embed="rId14" cstate="print">
+                    <a:blip r:embed="rId15" cstate="print">
                       <a:extLst>
                         <a:ext uri="{28A0092B-C50C-407E-A947-70E740481C1C}">
                           <a14:useLocalDpi xmlns:a14="http://schemas.microsoft.com/office/drawing/2010/main" val="0"/>
@@ -11712,7 +11779,7 @@
                     <pic:cNvPicPr/>
                   </pic:nvPicPr>
                   <pic:blipFill>
-                    <a:blip r:embed="rId15"/>
+                    <a:blip r:embed="rId16"/>
                     <a:stretch>
                       <a:fillRect/>
                     </a:stretch>
@@ -11809,6 +11876,7 @@
           <w:lang w:val="pt-BR"/>
         </w:rPr>
       </w:pPr>
+      <w:proofErr w:type="spellStart"/>
       <w:r>
         <w:rPr>
           <w:b/>
@@ -11817,6 +11885,7 @@
         </w:rPr>
         <w:t>Wireframe</w:t>
       </w:r>
+      <w:proofErr w:type="spellEnd"/>
     </w:p>
     <w:p>
       <w:pPr>
@@ -11849,7 +11918,7 @@
                     </pic:cNvPicPr>
                   </pic:nvPicPr>
                   <pic:blipFill>
-                    <a:blip r:embed="rId16" cstate="print">
+                    <a:blip r:embed="rId17" cstate="print">
                       <a:extLst>
                         <a:ext uri="{28A0092B-C50C-407E-A947-70E740481C1C}">
                           <a14:useLocalDpi xmlns:a14="http://schemas.microsoft.com/office/drawing/2010/main" val="0"/>
@@ -11940,7 +12009,7 @@
                     </pic:cNvPicPr>
                   </pic:nvPicPr>
                   <pic:blipFill>
-                    <a:blip r:embed="rId17" cstate="print">
+                    <a:blip r:embed="rId18" cstate="print">
                       <a:extLst>
                         <a:ext uri="{28A0092B-C50C-407E-A947-70E740481C1C}">
                           <a14:useLocalDpi xmlns:a14="http://schemas.microsoft.com/office/drawing/2010/main" val="0"/>
@@ -12066,6 +12135,7 @@
           <w:lang w:val="pt-BR"/>
         </w:rPr>
       </w:pPr>
+      <w:proofErr w:type="spellStart"/>
       <w:r>
         <w:rPr>
           <w:b/>
@@ -12074,6 +12144,7 @@
         </w:rPr>
         <w:t>Wireframe</w:t>
       </w:r>
+      <w:proofErr w:type="spellEnd"/>
     </w:p>
     <w:p>
       <w:pPr>
@@ -12110,7 +12181,7 @@
                     </pic:cNvPicPr>
                   </pic:nvPicPr>
                   <pic:blipFill>
-                    <a:blip r:embed="rId18" cstate="print">
+                    <a:blip r:embed="rId19" cstate="print">
                       <a:extLst>
                         <a:ext uri="{28A0092B-C50C-407E-A947-70E740481C1C}">
                           <a14:useLocalDpi xmlns:a14="http://schemas.microsoft.com/office/drawing/2010/main" val="0"/>
@@ -12210,7 +12281,7 @@
                     </pic:cNvPicPr>
                   </pic:nvPicPr>
                   <pic:blipFill>
-                    <a:blip r:embed="rId19">
+                    <a:blip r:embed="rId20">
                       <a:extLst>
                         <a:ext uri="{28A0092B-C50C-407E-A947-70E740481C1C}">
                           <a14:useLocalDpi xmlns:a14="http://schemas.microsoft.com/office/drawing/2010/main" val="0"/>
@@ -12245,6 +12316,7 @@
         <w:autoSpaceDE/>
         <w:autoSpaceDN/>
         <w:spacing w:after="160" w:line="278" w:lineRule="auto"/>
+        <w:ind w:firstLine="708"/>
         <w:jc w:val="left"/>
         <w:rPr>
           <w:b/>
@@ -12252,6 +12324,37 @@
           <w:lang w:val="pt-BR"/>
         </w:rPr>
       </w:pPr>
+      <w:r>
+        <w:rPr>
+          <w:b/>
+          <w:bCs/>
+          <w:lang w:val="pt-BR"/>
+        </w:rPr>
+        <w:lastRenderedPageBreak/>
+        <w:t>4.7 Listagem de pedidos de entrada</w:t>
+      </w:r>
+    </w:p>
+    <w:p>
+      <w:pPr>
+        <w:widowControl/>
+        <w:autoSpaceDE/>
+        <w:autoSpaceDN/>
+        <w:spacing w:after="160" w:line="278" w:lineRule="auto"/>
+        <w:jc w:val="left"/>
+        <w:rPr>
+          <w:b/>
+          <w:bCs/>
+          <w:lang w:val="pt-BR"/>
+        </w:rPr>
+      </w:pPr>
+      <w:r>
+        <w:rPr>
+          <w:b/>
+          <w:bCs/>
+          <w:lang w:val="pt-BR"/>
+        </w:rPr>
+        <w:br w:type="page"/>
+      </w:r>
     </w:p>
     <w:p>
       <w:pPr>
@@ -12273,7 +12376,8 @@
           <w:bCs/>
           <w:lang w:val="pt-BR"/>
         </w:rPr>
-        <w:t>4.7 Listagem de pedidos de entrada</w:t>
+        <w:lastRenderedPageBreak/>
+        <w:t>4.8 Registro de pedidos de entrada</w:t>
       </w:r>
     </w:p>
     <w:p>
@@ -12319,7 +12423,7 @@
           <w:lang w:val="pt-BR"/>
         </w:rPr>
         <w:lastRenderedPageBreak/>
-        <w:t>4.8 Registro de pedidos de entrada</w:t>
+        <w:t>4.9 Listagem de pedidos de saída</w:t>
       </w:r>
     </w:p>
     <w:p>
@@ -12365,7 +12469,7 @@
           <w:lang w:val="pt-BR"/>
         </w:rPr>
         <w:lastRenderedPageBreak/>
-        <w:t>4.9 Listagem de pedidos de saída</w:t>
+        <w:t>4.10 Registro de pedidos de saída</w:t>
       </w:r>
     </w:p>
     <w:p>
@@ -12411,52 +12515,6 @@
           <w:lang w:val="pt-BR"/>
         </w:rPr>
         <w:lastRenderedPageBreak/>
-        <w:t>4.10 Registro de pedidos de saída</w:t>
-      </w:r>
-    </w:p>
-    <w:p>
-      <w:pPr>
-        <w:widowControl/>
-        <w:autoSpaceDE/>
-        <w:autoSpaceDN/>
-        <w:spacing w:after="160" w:line="278" w:lineRule="auto"/>
-        <w:jc w:val="left"/>
-        <w:rPr>
-          <w:b/>
-          <w:bCs/>
-          <w:lang w:val="pt-BR"/>
-        </w:rPr>
-      </w:pPr>
-      <w:r>
-        <w:rPr>
-          <w:b/>
-          <w:bCs/>
-          <w:lang w:val="pt-BR"/>
-        </w:rPr>
-        <w:br w:type="page"/>
-      </w:r>
-    </w:p>
-    <w:p>
-      <w:pPr>
-        <w:widowControl/>
-        <w:autoSpaceDE/>
-        <w:autoSpaceDN/>
-        <w:spacing w:after="160" w:line="278" w:lineRule="auto"/>
-        <w:ind w:firstLine="708"/>
-        <w:jc w:val="left"/>
-        <w:rPr>
-          <w:b/>
-          <w:bCs/>
-          <w:lang w:val="pt-BR"/>
-        </w:rPr>
-      </w:pPr>
-      <w:r>
-        <w:rPr>
-          <w:b/>
-          <w:bCs/>
-          <w:lang w:val="pt-BR"/>
-        </w:rPr>
-        <w:lastRenderedPageBreak/>
         <w:t>4.11 Listagem de empilhadeiras</w:t>
       </w:r>
     </w:p>
@@ -12496,6 +12554,7 @@
           <w:lang w:val="pt-BR"/>
         </w:rPr>
       </w:pPr>
+      <w:proofErr w:type="spellStart"/>
       <w:r>
         <w:rPr>
           <w:b/>
@@ -12504,6 +12563,7 @@
         </w:rPr>
         <w:t>Wireframe</w:t>
       </w:r>
+      <w:proofErr w:type="spellEnd"/>
     </w:p>
     <w:p>
       <w:pPr>
@@ -12540,7 +12600,7 @@
                     </pic:cNvPicPr>
                   </pic:nvPicPr>
                   <pic:blipFill>
-                    <a:blip r:embed="rId20" cstate="print">
+                    <a:blip r:embed="rId21" cstate="print">
                       <a:extLst>
                         <a:ext uri="{28A0092B-C50C-407E-A947-70E740481C1C}">
                           <a14:useLocalDpi xmlns:a14="http://schemas.microsoft.com/office/drawing/2010/main" val="0"/>
@@ -12641,7 +12701,7 @@
                     </pic:cNvPicPr>
                   </pic:nvPicPr>
                   <pic:blipFill>
-                    <a:blip r:embed="rId21" cstate="print">
+                    <a:blip r:embed="rId22" cstate="print">
                       <a:extLst>
                         <a:ext uri="{28A0092B-C50C-407E-A947-70E740481C1C}">
                           <a14:useLocalDpi xmlns:a14="http://schemas.microsoft.com/office/drawing/2010/main" val="0"/>
@@ -12762,6 +12822,7 @@
           <w:lang w:val="pt-BR"/>
         </w:rPr>
       </w:pPr>
+      <w:proofErr w:type="spellStart"/>
       <w:r>
         <w:rPr>
           <w:b/>
@@ -12770,6 +12831,7 @@
         </w:rPr>
         <w:t>Wireframe</w:t>
       </w:r>
+      <w:proofErr w:type="spellEnd"/>
     </w:p>
     <w:p>
       <w:pPr>
@@ -12806,7 +12868,7 @@
                     </pic:cNvPicPr>
                   </pic:nvPicPr>
                   <pic:blipFill>
-                    <a:blip r:embed="rId22" cstate="print">
+                    <a:blip r:embed="rId23" cstate="print">
                       <a:extLst>
                         <a:ext uri="{28A0092B-C50C-407E-A947-70E740481C1C}">
                           <a14:useLocalDpi xmlns:a14="http://schemas.microsoft.com/office/drawing/2010/main" val="0"/>
@@ -12907,7 +12969,7 @@
                     </pic:cNvPicPr>
                   </pic:nvPicPr>
                   <pic:blipFill rotWithShape="1">
-                    <a:blip r:embed="rId23" cstate="print">
+                    <a:blip r:embed="rId24" cstate="print">
                       <a:extLst>
                         <a:ext uri="{28A0092B-C50C-407E-A947-70E740481C1C}">
                           <a14:useLocalDpi xmlns:a14="http://schemas.microsoft.com/office/drawing/2010/main" val="0"/>
@@ -12998,194 +13060,6 @@
         <w:spacing w:after="160" w:line="278" w:lineRule="auto"/>
         <w:jc w:val="left"/>
         <w:rPr>
-          <w:lang w:val="pt-BR"/>
-        </w:rPr>
-      </w:pPr>
-      <w:r>
-        <w:rPr>
-          <w:lang w:val="pt-BR"/>
-        </w:rPr>
-        <w:t>Essa tela permite que o usuário possa ocupar uma empilhadeira para uso, adicionando a empilhadeira que será utilizada, e o devido funcionário que irá manuseá-la. Após o registro do uso, as informações apareceram na tabela de empilhadeiras, com a ocupação agora alterado para “ocupado”, o ID do funcionário que está usando a empilhadeira, e a data e hora do registro do uso da empilhadeira. Com a opção de desocupação da empilhadeira caso o funcionário pare de manuseá-la, voltando assim a empilhadeira para o modo padrão de quando foi cadastrada no sistema.</w:t>
-      </w:r>
-    </w:p>
-    <w:p>
-      <w:pPr>
-        <w:widowControl/>
-        <w:autoSpaceDE/>
-        <w:autoSpaceDN/>
-        <w:spacing w:after="160" w:line="278" w:lineRule="auto"/>
-        <w:jc w:val="left"/>
-        <w:rPr>
-          <w:lang w:val="pt-BR"/>
-        </w:rPr>
-      </w:pPr>
-    </w:p>
-    <w:p>
-      <w:pPr>
-        <w:widowControl/>
-        <w:autoSpaceDE/>
-        <w:autoSpaceDN/>
-        <w:spacing w:after="160" w:line="278" w:lineRule="auto"/>
-        <w:jc w:val="left"/>
-        <w:rPr>
-          <w:b/>
-          <w:bCs/>
-          <w:lang w:val="pt-BR"/>
-        </w:rPr>
-      </w:pPr>
-      <w:r>
-        <w:rPr>
-          <w:b/>
-          <w:bCs/>
-          <w:lang w:val="pt-BR"/>
-        </w:rPr>
-        <w:t>Wireframe:</w:t>
-      </w:r>
-      <w:r>
-        <w:rPr>
-          <w:b/>
-          <w:bCs/>
-          <w:noProof/>
-          <w:lang w:val="pt-BR"/>
-          <w14:ligatures w14:val="standardContextual"/>
-        </w:rPr>
-        <w:drawing>
-          <wp:inline distT="0" distB="0" distL="0" distR="0" wp14:anchorId="6DC12C39" wp14:editId="5AB2EB0E">
-            <wp:extent cx="5760085" cy="2834640"/>
-            <wp:effectExtent l="0" t="0" r="0" b="3810"/>
-            <wp:docPr id="1133937278" name="Imagem 2"/>
-            <wp:cNvGraphicFramePr>
-              <a:graphicFrameLocks xmlns:a="http://schemas.openxmlformats.org/drawingml/2006/main" noChangeAspect="1"/>
-            </wp:cNvGraphicFramePr>
-            <a:graphic xmlns:a="http://schemas.openxmlformats.org/drawingml/2006/main">
-              <a:graphicData uri="http://schemas.openxmlformats.org/drawingml/2006/picture">
-                <pic:pic xmlns:pic="http://schemas.openxmlformats.org/drawingml/2006/picture">
-                  <pic:nvPicPr>
-                    <pic:cNvPr id="1133937278" name="Imagem 1133937278"/>
-                    <pic:cNvPicPr/>
-                  </pic:nvPicPr>
-                  <pic:blipFill>
-                    <a:blip r:embed="rId24" cstate="print">
-                      <a:extLst>
-                        <a:ext uri="{28A0092B-C50C-407E-A947-70E740481C1C}">
-                          <a14:useLocalDpi xmlns:a14="http://schemas.microsoft.com/office/drawing/2010/main" val="0"/>
-                        </a:ext>
-                      </a:extLst>
-                    </a:blip>
-                    <a:stretch>
-                      <a:fillRect/>
-                    </a:stretch>
-                  </pic:blipFill>
-                  <pic:spPr>
-                    <a:xfrm>
-                      <a:off x="0" y="0"/>
-                      <a:ext cx="5760085" cy="2834640"/>
-                    </a:xfrm>
-                    <a:prstGeom prst="rect">
-                      <a:avLst/>
-                    </a:prstGeom>
-                  </pic:spPr>
-                </pic:pic>
-              </a:graphicData>
-            </a:graphic>
-          </wp:inline>
-        </w:drawing>
-      </w:r>
-    </w:p>
-    <w:p>
-      <w:pPr>
-        <w:widowControl/>
-        <w:autoSpaceDE/>
-        <w:autoSpaceDN/>
-        <w:spacing w:after="160" w:line="278" w:lineRule="auto"/>
-        <w:jc w:val="left"/>
-        <w:rPr>
-          <w:b/>
-          <w:bCs/>
-          <w:lang w:val="pt-BR"/>
-        </w:rPr>
-      </w:pPr>
-      <w:r>
-        <w:rPr>
-          <w:b/>
-          <w:bCs/>
-          <w:lang w:val="pt-BR"/>
-        </w:rPr>
-        <w:t>Interface:</w:t>
-      </w:r>
-    </w:p>
-    <w:p>
-      <w:pPr>
-        <w:widowControl/>
-        <w:autoSpaceDE/>
-        <w:autoSpaceDN/>
-        <w:spacing w:after="160" w:line="278" w:lineRule="auto"/>
-        <w:jc w:val="left"/>
-        <w:rPr>
-          <w:b/>
-          <w:bCs/>
-          <w:lang w:val="pt-BR"/>
-        </w:rPr>
-      </w:pPr>
-      <w:r>
-        <w:rPr>
-          <w:b/>
-          <w:bCs/>
-          <w:noProof/>
-          <w:lang w:val="pt-BR"/>
-          <w14:ligatures w14:val="standardContextual"/>
-        </w:rPr>
-        <w:drawing>
-          <wp:inline distT="0" distB="0" distL="0" distR="0" wp14:anchorId="0A38FCB5" wp14:editId="53756BBC">
-            <wp:extent cx="5760085" cy="2671445"/>
-            <wp:effectExtent l="0" t="0" r="0" b="0"/>
-            <wp:docPr id="1463249271" name="Imagem 4"/>
-            <wp:cNvGraphicFramePr>
-              <a:graphicFrameLocks xmlns:a="http://schemas.openxmlformats.org/drawingml/2006/main" noChangeAspect="1"/>
-            </wp:cNvGraphicFramePr>
-            <a:graphic xmlns:a="http://schemas.openxmlformats.org/drawingml/2006/main">
-              <a:graphicData uri="http://schemas.openxmlformats.org/drawingml/2006/picture">
-                <pic:pic xmlns:pic="http://schemas.openxmlformats.org/drawingml/2006/picture">
-                  <pic:nvPicPr>
-                    <pic:cNvPr id="1463249271" name="Imagem 1463249271"/>
-                    <pic:cNvPicPr/>
-                  </pic:nvPicPr>
-                  <pic:blipFill>
-                    <a:blip r:embed="rId25" cstate="print">
-                      <a:extLst>
-                        <a:ext uri="{28A0092B-C50C-407E-A947-70E740481C1C}">
-                          <a14:useLocalDpi xmlns:a14="http://schemas.microsoft.com/office/drawing/2010/main" val="0"/>
-                        </a:ext>
-                      </a:extLst>
-                    </a:blip>
-                    <a:stretch>
-                      <a:fillRect/>
-                    </a:stretch>
-                  </pic:blipFill>
-                  <pic:spPr>
-                    <a:xfrm>
-                      <a:off x="0" y="0"/>
-                      <a:ext cx="5760085" cy="2671445"/>
-                    </a:xfrm>
-                    <a:prstGeom prst="rect">
-                      <a:avLst/>
-                    </a:prstGeom>
-                  </pic:spPr>
-                </pic:pic>
-              </a:graphicData>
-            </a:graphic>
-          </wp:inline>
-        </w:drawing>
-      </w:r>
-    </w:p>
-    <w:p>
-      <w:pPr>
-        <w:widowControl/>
-        <w:autoSpaceDE/>
-        <w:autoSpaceDN/>
-        <w:spacing w:after="160" w:line="278" w:lineRule="auto"/>
-        <w:jc w:val="left"/>
-        <w:rPr>
           <w:b/>
           <w:bCs/>
           <w:lang w:val="pt-BR"/>
@@ -13258,6 +13132,7 @@
           <w:lang w:val="pt-BR"/>
         </w:rPr>
       </w:pPr>
+      <w:proofErr w:type="spellStart"/>
       <w:r>
         <w:rPr>
           <w:b/>
@@ -13266,6 +13141,7 @@
         </w:rPr>
         <w:t>Wireframe</w:t>
       </w:r>
+      <w:proofErr w:type="spellEnd"/>
     </w:p>
     <w:p>
       <w:pPr>
@@ -13302,7 +13178,7 @@
                     </pic:cNvPicPr>
                   </pic:nvPicPr>
                   <pic:blipFill>
-                    <a:blip r:embed="rId26" cstate="print">
+                    <a:blip r:embed="rId25" cstate="print">
                       <a:extLst>
                         <a:ext uri="{28A0092B-C50C-407E-A947-70E740481C1C}">
                           <a14:useLocalDpi xmlns:a14="http://schemas.microsoft.com/office/drawing/2010/main" val="0"/>
@@ -13403,7 +13279,7 @@
                     </pic:cNvPicPr>
                   </pic:nvPicPr>
                   <pic:blipFill rotWithShape="1">
-                    <a:blip r:embed="rId27" cstate="print">
+                    <a:blip r:embed="rId26" cstate="print">
                       <a:extLst>
                         <a:ext uri="{28A0092B-C50C-407E-A947-70E740481C1C}">
                           <a14:useLocalDpi xmlns:a14="http://schemas.microsoft.com/office/drawing/2010/main" val="0"/>
@@ -13530,6 +13406,7 @@
           <w:lang w:val="pt-BR"/>
         </w:rPr>
       </w:pPr>
+      <w:proofErr w:type="spellStart"/>
       <w:r>
         <w:rPr>
           <w:b/>
@@ -13538,6 +13415,7 @@
         </w:rPr>
         <w:t>Wireframe</w:t>
       </w:r>
+      <w:proofErr w:type="spellEnd"/>
     </w:p>
     <w:p>
       <w:pPr>
@@ -13574,7 +13452,7 @@
                     </pic:cNvPicPr>
                   </pic:nvPicPr>
                   <pic:blipFill>
-                    <a:blip r:embed="rId28" cstate="print">
+                    <a:blip r:embed="rId27" cstate="print">
                       <a:extLst>
                         <a:ext uri="{28A0092B-C50C-407E-A947-70E740481C1C}">
                           <a14:useLocalDpi xmlns:a14="http://schemas.microsoft.com/office/drawing/2010/main" val="0"/>
@@ -13675,7 +13553,7 @@
                     </pic:cNvPicPr>
                   </pic:nvPicPr>
                   <pic:blipFill rotWithShape="1">
-                    <a:blip r:embed="rId29" cstate="print">
+                    <a:blip r:embed="rId28" cstate="print">
                       <a:extLst>
                         <a:ext uri="{28A0092B-C50C-407E-A947-70E740481C1C}">
                           <a14:useLocalDpi xmlns:a14="http://schemas.microsoft.com/office/drawing/2010/main" val="0"/>
@@ -13792,6 +13670,7 @@
           <w:lang w:val="pt-BR"/>
         </w:rPr>
       </w:pPr>
+      <w:proofErr w:type="spellStart"/>
       <w:r>
         <w:rPr>
           <w:b/>
@@ -13800,6 +13679,7 @@
         </w:rPr>
         <w:t>Wireframe</w:t>
       </w:r>
+      <w:proofErr w:type="spellEnd"/>
     </w:p>
     <w:p>
       <w:pPr>
@@ -13836,7 +13716,7 @@
                     </pic:cNvPicPr>
                   </pic:nvPicPr>
                   <pic:blipFill>
-                    <a:blip r:embed="rId30" cstate="print">
+                    <a:blip r:embed="rId29" cstate="print">
                       <a:extLst>
                         <a:ext uri="{28A0092B-C50C-407E-A947-70E740481C1C}">
                           <a14:useLocalDpi xmlns:a14="http://schemas.microsoft.com/office/drawing/2010/main" val="0"/>
@@ -13937,7 +13817,7 @@
                     </pic:cNvPicPr>
                   </pic:nvPicPr>
                   <pic:blipFill>
-                    <a:blip r:embed="rId31" cstate="print">
+                    <a:blip r:embed="rId30" cstate="print">
                       <a:extLst>
                         <a:ext uri="{28A0092B-C50C-407E-A947-70E740481C1C}">
                           <a14:useLocalDpi xmlns:a14="http://schemas.microsoft.com/office/drawing/2010/main" val="0"/>
@@ -14072,6 +13952,7 @@
           <w:lang w:val="pt-BR"/>
         </w:rPr>
       </w:pPr>
+      <w:proofErr w:type="spellStart"/>
       <w:r>
         <w:rPr>
           <w:b/>
@@ -14080,6 +13961,7 @@
         </w:rPr>
         <w:t>Wireframe</w:t>
       </w:r>
+      <w:proofErr w:type="spellEnd"/>
     </w:p>
     <w:p>
       <w:pPr>
@@ -14120,7 +14002,7 @@
                     </pic:cNvPicPr>
                   </pic:nvPicPr>
                   <pic:blipFill>
-                    <a:blip r:embed="rId32" cstate="print">
+                    <a:blip r:embed="rId31" cstate="print">
                       <a:extLst>
                         <a:ext uri="{28A0092B-C50C-407E-A947-70E740481C1C}">
                           <a14:useLocalDpi xmlns:a14="http://schemas.microsoft.com/office/drawing/2010/main" val="0"/>
@@ -14229,7 +14111,7 @@
                     </pic:cNvPicPr>
                   </pic:nvPicPr>
                   <pic:blipFill rotWithShape="1">
-                    <a:blip r:embed="rId33" cstate="print">
+                    <a:blip r:embed="rId32" cstate="print">
                       <a:extLst>
                         <a:ext uri="{28A0092B-C50C-407E-A947-70E740481C1C}">
                           <a14:useLocalDpi xmlns:a14="http://schemas.microsoft.com/office/drawing/2010/main" val="0"/>
@@ -14332,6 +14214,7 @@
           <w:lang w:val="pt-BR"/>
         </w:rPr>
       </w:pPr>
+      <w:proofErr w:type="spellStart"/>
       <w:r>
         <w:rPr>
           <w:b/>
@@ -14340,6 +14223,7 @@
         </w:rPr>
         <w:t>Wireframe</w:t>
       </w:r>
+      <w:proofErr w:type="spellEnd"/>
     </w:p>
     <w:p>
       <w:pPr>
@@ -14376,7 +14260,7 @@
                     </pic:cNvPicPr>
                   </pic:nvPicPr>
                   <pic:blipFill>
-                    <a:blip r:embed="rId30" cstate="print">
+                    <a:blip r:embed="rId29" cstate="print">
                       <a:extLst>
                         <a:ext uri="{28A0092B-C50C-407E-A947-70E740481C1C}">
                           <a14:useLocalDpi xmlns:a14="http://schemas.microsoft.com/office/drawing/2010/main" val="0"/>
@@ -14477,7 +14361,7 @@
                     </pic:cNvPicPr>
                   </pic:nvPicPr>
                   <pic:blipFill>
-                    <a:blip r:embed="rId34" cstate="print">
+                    <a:blip r:embed="rId33" cstate="print">
                       <a:extLst>
                         <a:ext uri="{28A0092B-C50C-407E-A947-70E740481C1C}">
                           <a14:useLocalDpi xmlns:a14="http://schemas.microsoft.com/office/drawing/2010/main" val="0"/>
@@ -14592,6 +14476,7 @@
           <w:lang w:val="pt-BR"/>
         </w:rPr>
       </w:pPr>
+      <w:proofErr w:type="spellStart"/>
       <w:r>
         <w:rPr>
           <w:b/>
@@ -14600,6 +14485,7 @@
         </w:rPr>
         <w:t>Wireframe</w:t>
       </w:r>
+      <w:proofErr w:type="spellEnd"/>
     </w:p>
     <w:p>
       <w:pPr>
@@ -14636,7 +14522,7 @@
                     </pic:cNvPicPr>
                   </pic:nvPicPr>
                   <pic:blipFill>
-                    <a:blip r:embed="rId35" cstate="print">
+                    <a:blip r:embed="rId34" cstate="print">
                       <a:extLst>
                         <a:ext uri="{28A0092B-C50C-407E-A947-70E740481C1C}">
                           <a14:useLocalDpi xmlns:a14="http://schemas.microsoft.com/office/drawing/2010/main" val="0"/>
@@ -14737,7 +14623,7 @@
                     </pic:cNvPicPr>
                   </pic:nvPicPr>
                   <pic:blipFill>
-                    <a:blip r:embed="rId36" cstate="print">
+                    <a:blip r:embed="rId35" cstate="print">
                       <a:extLst>
                         <a:ext uri="{28A0092B-C50C-407E-A947-70E740481C1C}">
                           <a14:useLocalDpi xmlns:a14="http://schemas.microsoft.com/office/drawing/2010/main" val="0"/>
@@ -14902,13 +14788,23 @@
           <w:lang w:val="pt-BR"/>
         </w:rPr>
       </w:pPr>
-      <w:r>
-        <w:rPr>
-          <w:b/>
-          <w:bCs/>
-          <w:lang w:val="pt-BR"/>
-        </w:rPr>
-        <w:t>Wireframe                                                            Interface</w:t>
+      <w:proofErr w:type="spellStart"/>
+      <w:r>
+        <w:rPr>
+          <w:b/>
+          <w:bCs/>
+          <w:lang w:val="pt-BR"/>
+        </w:rPr>
+        <w:t>Wireframe</w:t>
+      </w:r>
+      <w:proofErr w:type="spellEnd"/>
+      <w:r>
+        <w:rPr>
+          <w:b/>
+          <w:bCs/>
+          <w:lang w:val="pt-BR"/>
+        </w:rPr>
+        <w:t xml:space="preserve">                                                            Interface</w:t>
       </w:r>
     </w:p>
     <w:p>
@@ -14942,7 +14838,7 @@
                     </pic:cNvPicPr>
                   </pic:nvPicPr>
                   <pic:blipFill>
-                    <a:blip r:embed="rId37" cstate="print">
+                    <a:blip r:embed="rId36" cstate="print">
                       <a:extLst>
                         <a:ext uri="{28A0092B-C50C-407E-A947-70E740481C1C}">
                           <a14:useLocalDpi xmlns:a14="http://schemas.microsoft.com/office/drawing/2010/main" val="0"/>
@@ -15059,13 +14955,23 @@
           <w:lang w:val="pt-BR"/>
         </w:rPr>
       </w:pPr>
-      <w:r>
-        <w:rPr>
-          <w:b/>
-          <w:bCs/>
-          <w:lang w:val="pt-BR"/>
-        </w:rPr>
-        <w:t>Wireframe                                                            Interface</w:t>
+      <w:proofErr w:type="spellStart"/>
+      <w:r>
+        <w:rPr>
+          <w:b/>
+          <w:bCs/>
+          <w:lang w:val="pt-BR"/>
+        </w:rPr>
+        <w:t>Wireframe</w:t>
+      </w:r>
+      <w:proofErr w:type="spellEnd"/>
+      <w:r>
+        <w:rPr>
+          <w:b/>
+          <w:bCs/>
+          <w:lang w:val="pt-BR"/>
+        </w:rPr>
+        <w:t xml:space="preserve">                                                            Interface</w:t>
       </w:r>
     </w:p>
     <w:p>
@@ -15098,7 +15004,7 @@
                     </pic:cNvPicPr>
                   </pic:nvPicPr>
                   <pic:blipFill>
-                    <a:blip r:embed="rId38" cstate="print">
+                    <a:blip r:embed="rId37" cstate="print">
                       <a:extLst>
                         <a:ext uri="{28A0092B-C50C-407E-A947-70E740481C1C}">
                           <a14:useLocalDpi xmlns:a14="http://schemas.microsoft.com/office/drawing/2010/main" val="0"/>
@@ -15212,13 +15118,23 @@
           <w:lang w:val="pt-BR"/>
         </w:rPr>
       </w:pPr>
-      <w:r>
-        <w:rPr>
-          <w:b/>
-          <w:bCs/>
-          <w:lang w:val="pt-BR"/>
-        </w:rPr>
-        <w:t>Wireframe                                                            Interface</w:t>
+      <w:proofErr w:type="spellStart"/>
+      <w:r>
+        <w:rPr>
+          <w:b/>
+          <w:bCs/>
+          <w:lang w:val="pt-BR"/>
+        </w:rPr>
+        <w:t>Wireframe</w:t>
+      </w:r>
+      <w:proofErr w:type="spellEnd"/>
+      <w:r>
+        <w:rPr>
+          <w:b/>
+          <w:bCs/>
+          <w:lang w:val="pt-BR"/>
+        </w:rPr>
+        <w:t xml:space="preserve">                                                            Interface</w:t>
       </w:r>
     </w:p>
     <w:p>
@@ -15251,7 +15167,7 @@
                     </pic:cNvPicPr>
                   </pic:nvPicPr>
                   <pic:blipFill>
-                    <a:blip r:embed="rId39" cstate="print">
+                    <a:blip r:embed="rId38" cstate="print">
                       <a:extLst>
                         <a:ext uri="{28A0092B-C50C-407E-A947-70E740481C1C}">
                           <a14:useLocalDpi xmlns:a14="http://schemas.microsoft.com/office/drawing/2010/main" val="0"/>
@@ -15385,13 +15301,23 @@
           <w:lang w:val="pt-BR"/>
         </w:rPr>
       </w:pPr>
-      <w:r>
-        <w:rPr>
-          <w:b/>
-          <w:bCs/>
-          <w:lang w:val="pt-BR"/>
-        </w:rPr>
-        <w:t>Wireframe                                                            Interface</w:t>
+      <w:proofErr w:type="spellStart"/>
+      <w:r>
+        <w:rPr>
+          <w:b/>
+          <w:bCs/>
+          <w:lang w:val="pt-BR"/>
+        </w:rPr>
+        <w:t>Wireframe</w:t>
+      </w:r>
+      <w:proofErr w:type="spellEnd"/>
+      <w:r>
+        <w:rPr>
+          <w:b/>
+          <w:bCs/>
+          <w:lang w:val="pt-BR"/>
+        </w:rPr>
+        <w:t xml:space="preserve">                                                            Interface</w:t>
       </w:r>
     </w:p>
     <w:p>
@@ -15429,7 +15355,7 @@
                     </pic:cNvPicPr>
                   </pic:nvPicPr>
                   <pic:blipFill>
-                    <a:blip r:embed="rId40" cstate="print">
+                    <a:blip r:embed="rId39" cstate="print">
                       <a:extLst>
                         <a:ext uri="{28A0092B-C50C-407E-A947-70E740481C1C}">
                           <a14:useLocalDpi xmlns:a14="http://schemas.microsoft.com/office/drawing/2010/main" val="0"/>
@@ -15537,13 +15463,23 @@
           <w:lang w:val="pt-BR"/>
         </w:rPr>
       </w:pPr>
-      <w:r>
-        <w:rPr>
-          <w:b/>
-          <w:bCs/>
-          <w:lang w:val="pt-BR"/>
-        </w:rPr>
-        <w:t>Wireframe                                                            Interface</w:t>
+      <w:proofErr w:type="spellStart"/>
+      <w:r>
+        <w:rPr>
+          <w:b/>
+          <w:bCs/>
+          <w:lang w:val="pt-BR"/>
+        </w:rPr>
+        <w:t>Wireframe</w:t>
+      </w:r>
+      <w:proofErr w:type="spellEnd"/>
+      <w:r>
+        <w:rPr>
+          <w:b/>
+          <w:bCs/>
+          <w:lang w:val="pt-BR"/>
+        </w:rPr>
+        <w:t xml:space="preserve">                                                            Interface</w:t>
       </w:r>
     </w:p>
     <w:p>
@@ -15576,7 +15512,7 @@
                     </pic:cNvPicPr>
                   </pic:nvPicPr>
                   <pic:blipFill>
-                    <a:blip r:embed="rId41" cstate="print">
+                    <a:blip r:embed="rId40" cstate="print">
                       <a:extLst>
                         <a:ext uri="{28A0092B-C50C-407E-A947-70E740481C1C}">
                           <a14:useLocalDpi xmlns:a14="http://schemas.microsoft.com/office/drawing/2010/main" val="0"/>
@@ -15690,13 +15626,23 @@
           <w:lang w:val="pt-BR"/>
         </w:rPr>
       </w:pPr>
-      <w:r>
-        <w:rPr>
-          <w:b/>
-          <w:bCs/>
-          <w:lang w:val="pt-BR"/>
-        </w:rPr>
-        <w:t>Wireframe                                                            Interface</w:t>
+      <w:proofErr w:type="spellStart"/>
+      <w:r>
+        <w:rPr>
+          <w:b/>
+          <w:bCs/>
+          <w:lang w:val="pt-BR"/>
+        </w:rPr>
+        <w:t>Wireframe</w:t>
+      </w:r>
+      <w:proofErr w:type="spellEnd"/>
+      <w:r>
+        <w:rPr>
+          <w:b/>
+          <w:bCs/>
+          <w:lang w:val="pt-BR"/>
+        </w:rPr>
+        <w:t xml:space="preserve">                                                            Interface</w:t>
       </w:r>
     </w:p>
     <w:p>
@@ -15734,7 +15680,7 @@
                     </pic:cNvPicPr>
                   </pic:nvPicPr>
                   <pic:blipFill>
-                    <a:blip r:embed="rId42" cstate="print">
+                    <a:blip r:embed="rId41" cstate="print">
                       <a:extLst>
                         <a:ext uri="{28A0092B-C50C-407E-A947-70E740481C1C}">
                           <a14:useLocalDpi xmlns:a14="http://schemas.microsoft.com/office/drawing/2010/main" val="0"/>
@@ -15861,13 +15807,23 @@
           <w:lang w:val="pt-BR"/>
         </w:rPr>
       </w:pPr>
-      <w:r>
-        <w:rPr>
-          <w:b/>
-          <w:bCs/>
-          <w:lang w:val="pt-BR"/>
-        </w:rPr>
-        <w:t>Wireframe                                                            Interface</w:t>
+      <w:proofErr w:type="spellStart"/>
+      <w:r>
+        <w:rPr>
+          <w:b/>
+          <w:bCs/>
+          <w:lang w:val="pt-BR"/>
+        </w:rPr>
+        <w:t>Wireframe</w:t>
+      </w:r>
+      <w:proofErr w:type="spellEnd"/>
+      <w:r>
+        <w:rPr>
+          <w:b/>
+          <w:bCs/>
+          <w:lang w:val="pt-BR"/>
+        </w:rPr>
+        <w:t xml:space="preserve">                                                            Interface</w:t>
       </w:r>
     </w:p>
     <w:p>
@@ -15901,7 +15857,7 @@
                     </pic:cNvPicPr>
                   </pic:nvPicPr>
                   <pic:blipFill>
-                    <a:blip r:embed="rId43" cstate="print">
+                    <a:blip r:embed="rId42" cstate="print">
                       <a:extLst>
                         <a:ext uri="{28A0092B-C50C-407E-A947-70E740481C1C}">
                           <a14:useLocalDpi xmlns:a14="http://schemas.microsoft.com/office/drawing/2010/main" val="0"/>

--- a/Documentação - Voiture.docx
+++ b/Documentação - Voiture.docx
@@ -214,6 +214,7 @@
       <w:r>
         <w:rPr>
           <w:rFonts w:cs="Times New Roman"/>
+          <w:noProof/>
           <w:szCs w:val="24"/>
         </w:rPr>
         <mc:AlternateContent>
@@ -5386,14 +5387,30 @@
           <w:b/>
           <w:bCs/>
         </w:rPr>
-        <w:t>fornecedor_id</w:t>
-      </w:r>
-      <w:proofErr w:type="spellEnd"/>
-      <w:r>
-        <w:rPr>
-          <w:rFonts w:cs="Times New Roman"/>
-        </w:rPr>
-        <w:t xml:space="preserve">(INT, </w:t>
+        <w:t>fornecedor_</w:t>
+      </w:r>
+      <w:proofErr w:type="gramStart"/>
+      <w:r>
+        <w:rPr>
+          <w:rFonts w:cs="Times New Roman"/>
+          <w:b/>
+          <w:bCs/>
+        </w:rPr>
+        <w:t>id</w:t>
+      </w:r>
+      <w:proofErr w:type="spellEnd"/>
+      <w:r>
+        <w:rPr>
+          <w:rFonts w:cs="Times New Roman"/>
+        </w:rPr>
+        <w:t>(</w:t>
+      </w:r>
+      <w:proofErr w:type="gramEnd"/>
+      <w:r>
+        <w:rPr>
+          <w:rFonts w:cs="Times New Roman"/>
+        </w:rPr>
+        <w:t xml:space="preserve">INT, </w:t>
       </w:r>
       <w:proofErr w:type="spellStart"/>
       <w:r>
@@ -5435,7 +5452,61 @@
         <w:rPr>
           <w:rFonts w:cs="Times New Roman"/>
         </w:rPr>
-        <w:t>), é o identificador do fornecedor que está fornecendo as peças.</w:t>
+        <w:t>), é o identificador do fornecedor que está fornecendo as peças</w:t>
+      </w:r>
+      <w:r>
+        <w:rPr>
+          <w:rFonts w:cs="Times New Roman"/>
+        </w:rPr>
+        <w:t>;</w:t>
+      </w:r>
+    </w:p>
+    <w:p>
+      <w:pPr>
+        <w:pStyle w:val="PargrafodaLista"/>
+        <w:spacing w:line="360" w:lineRule="auto"/>
+        <w:ind w:left="2160"/>
+        <w:rPr>
+          <w:rFonts w:cs="Times New Roman"/>
+        </w:rPr>
+      </w:pPr>
+      <w:proofErr w:type="spellStart"/>
+      <w:r>
+        <w:rPr>
+          <w:rFonts w:cs="Times New Roman"/>
+          <w:b/>
+          <w:bCs/>
+        </w:rPr>
+        <w:t>data_pedido_</w:t>
+      </w:r>
+      <w:proofErr w:type="gramStart"/>
+      <w:r>
+        <w:rPr>
+          <w:rFonts w:cs="Times New Roman"/>
+          <w:b/>
+          <w:bCs/>
+        </w:rPr>
+        <w:t>entrada</w:t>
+      </w:r>
+      <w:proofErr w:type="spellEnd"/>
+      <w:r>
+        <w:rPr>
+          <w:rFonts w:cs="Times New Roman"/>
+        </w:rPr>
+        <w:t>(</w:t>
+      </w:r>
+      <w:proofErr w:type="gramEnd"/>
+      <w:r>
+        <w:rPr>
+          <w:rFonts w:cs="Times New Roman"/>
+        </w:rPr>
+        <w:t>TIMESTAMP)</w:t>
+      </w:r>
+      <w:r>
+        <w:rPr>
+          <w:rFonts w:cs="Times New Roman"/>
+        </w:rPr>
+        <w:t>, é a data e a hora do pedido de entrada.</w:t>
       </w:r>
     </w:p>
     <w:p>
@@ -5703,14 +5774,30 @@
           <w:b/>
           <w:bCs/>
         </w:rPr>
-        <w:t>pedido_entrada_id</w:t>
-      </w:r>
-      <w:proofErr w:type="spellEnd"/>
-      <w:r>
-        <w:rPr>
-          <w:rFonts w:cs="Times New Roman"/>
-        </w:rPr>
-        <w:t xml:space="preserve">(INT, Primary Key, </w:t>
+        <w:t>pedido_entrada_</w:t>
+      </w:r>
+      <w:proofErr w:type="gramStart"/>
+      <w:r>
+        <w:rPr>
+          <w:rFonts w:cs="Times New Roman"/>
+          <w:b/>
+          <w:bCs/>
+        </w:rPr>
+        <w:t>id</w:t>
+      </w:r>
+      <w:proofErr w:type="spellEnd"/>
+      <w:r>
+        <w:rPr>
+          <w:rFonts w:cs="Times New Roman"/>
+        </w:rPr>
+        <w:t>(</w:t>
+      </w:r>
+      <w:proofErr w:type="gramEnd"/>
+      <w:r>
+        <w:rPr>
+          <w:rFonts w:cs="Times New Roman"/>
+        </w:rPr>
+        <w:t xml:space="preserve">INT, Primary Key, </w:t>
       </w:r>
       <w:proofErr w:type="spellStart"/>
       <w:r>
@@ -5738,8 +5825,116 @@
         <w:rPr>
           <w:rFonts w:cs="Times New Roman"/>
         </w:rPr>
-        <w:t>), é o identificador do pedido em questão.</w:t>
-      </w:r>
+        <w:t>), é o identificador do pedido em questão</w:t>
+      </w:r>
+      <w:r>
+        <w:rPr>
+          <w:rFonts w:cs="Times New Roman"/>
+        </w:rPr>
+        <w:t>;</w:t>
+      </w:r>
+    </w:p>
+    <w:p>
+      <w:pPr>
+        <w:pStyle w:val="PargrafodaLista"/>
+        <w:spacing w:line="360" w:lineRule="auto"/>
+        <w:ind w:left="2160"/>
+        <w:rPr>
+          <w:rFonts w:cs="Times New Roman"/>
+        </w:rPr>
+      </w:pPr>
+      <w:proofErr w:type="spellStart"/>
+      <w:r>
+        <w:rPr>
+          <w:rFonts w:cs="Times New Roman"/>
+          <w:b/>
+          <w:bCs/>
+        </w:rPr>
+        <w:t>detalhe_</w:t>
+      </w:r>
+      <w:r>
+        <w:rPr>
+          <w:rFonts w:cs="Times New Roman"/>
+          <w:b/>
+          <w:bCs/>
+        </w:rPr>
+        <w:t>entrada</w:t>
+      </w:r>
+      <w:r>
+        <w:rPr>
+          <w:rFonts w:cs="Times New Roman"/>
+          <w:b/>
+          <w:bCs/>
+        </w:rPr>
+        <w:t>_</w:t>
+      </w:r>
+      <w:proofErr w:type="gramStart"/>
+      <w:r>
+        <w:rPr>
+          <w:rFonts w:cs="Times New Roman"/>
+          <w:b/>
+          <w:bCs/>
+        </w:rPr>
+        <w:t>item</w:t>
+      </w:r>
+      <w:proofErr w:type="spellEnd"/>
+      <w:r>
+        <w:rPr>
+          <w:rFonts w:cs="Times New Roman"/>
+        </w:rPr>
+        <w:t>(</w:t>
+      </w:r>
+      <w:proofErr w:type="gramEnd"/>
+      <w:r>
+        <w:rPr>
+          <w:rFonts w:cs="Times New Roman"/>
+        </w:rPr>
+        <w:t xml:space="preserve">INT, </w:t>
+      </w:r>
+      <w:proofErr w:type="spellStart"/>
+      <w:r>
+        <w:rPr>
+          <w:rFonts w:cs="Times New Roman"/>
+        </w:rPr>
+        <w:t>Not</w:t>
+      </w:r>
+      <w:proofErr w:type="spellEnd"/>
+      <w:r>
+        <w:rPr>
+          <w:rFonts w:cs="Times New Roman"/>
+        </w:rPr>
+        <w:t xml:space="preserve"> </w:t>
+      </w:r>
+      <w:proofErr w:type="spellStart"/>
+      <w:r>
+        <w:rPr>
+          <w:rFonts w:cs="Times New Roman"/>
+        </w:rPr>
+        <w:t>Null</w:t>
+      </w:r>
+      <w:proofErr w:type="spellEnd"/>
+      <w:r>
+        <w:rPr>
+          <w:rFonts w:cs="Times New Roman"/>
+        </w:rPr>
+        <w:t>), é o</w:t>
+      </w:r>
+      <w:r>
+        <w:rPr>
+          <w:rFonts w:cs="Times New Roman"/>
+        </w:rPr>
+        <w:t xml:space="preserve"> identificador de um produto em um pedido.</w:t>
+      </w:r>
+    </w:p>
+    <w:p>
+      <w:pPr>
+        <w:pStyle w:val="PargrafodaLista"/>
+        <w:spacing w:line="360" w:lineRule="auto"/>
+        <w:ind w:left="2160"/>
+        <w:rPr>
+          <w:rFonts w:cs="Times New Roman"/>
+        </w:rPr>
+      </w:pPr>
     </w:p>
     <w:p>
       <w:pPr>
@@ -5803,6 +5998,7 @@
           <w:b/>
           <w:bCs/>
         </w:rPr>
+        <w:lastRenderedPageBreak/>
         <w:t xml:space="preserve">id </w:t>
       </w:r>
       <w:r>
@@ -6008,7 +6204,6 @@
           <w:b/>
           <w:bCs/>
         </w:rPr>
-        <w:lastRenderedPageBreak/>
         <w:t>detalhe_entrada_pedido_entrada_id</w:t>
       </w:r>
       <w:proofErr w:type="spellEnd"/>
@@ -6313,8 +6508,84 @@
         <w:rPr>
           <w:rFonts w:cs="Times New Roman"/>
         </w:rPr>
-        <w:t>), é o status da movimentação.</w:t>
-      </w:r>
+        <w:t>), é o status da movimentação</w:t>
+      </w:r>
+      <w:r>
+        <w:rPr>
+          <w:rFonts w:cs="Times New Roman"/>
+        </w:rPr>
+        <w:t>;</w:t>
+      </w:r>
+    </w:p>
+    <w:p>
+      <w:pPr>
+        <w:pStyle w:val="PargrafodaLista"/>
+        <w:spacing w:line="360" w:lineRule="auto"/>
+        <w:ind w:left="2160"/>
+        <w:rPr>
+          <w:rFonts w:cs="Times New Roman"/>
+        </w:rPr>
+      </w:pPr>
+      <w:proofErr w:type="spellStart"/>
+      <w:r>
+        <w:rPr>
+          <w:rFonts w:cs="Times New Roman"/>
+          <w:b/>
+          <w:bCs/>
+        </w:rPr>
+        <w:t>data_pedido_</w:t>
+      </w:r>
+      <w:proofErr w:type="gramStart"/>
+      <w:r>
+        <w:rPr>
+          <w:rFonts w:cs="Times New Roman"/>
+          <w:b/>
+          <w:bCs/>
+        </w:rPr>
+        <w:t>saida</w:t>
+      </w:r>
+      <w:proofErr w:type="spellEnd"/>
+      <w:r>
+        <w:rPr>
+          <w:rFonts w:cs="Times New Roman"/>
+        </w:rPr>
+        <w:t>(</w:t>
+      </w:r>
+      <w:proofErr w:type="gramEnd"/>
+      <w:r>
+        <w:rPr>
+          <w:rFonts w:cs="Times New Roman"/>
+        </w:rPr>
+        <w:t>TIMESTAMP)</w:t>
+      </w:r>
+      <w:r>
+        <w:rPr>
+          <w:rFonts w:cs="Times New Roman"/>
+        </w:rPr>
+        <w:t xml:space="preserve">, é a data e a hora do pedido de </w:t>
+      </w:r>
+      <w:r>
+        <w:rPr>
+          <w:rFonts w:cs="Times New Roman"/>
+        </w:rPr>
+        <w:t>saída</w:t>
+      </w:r>
+      <w:r>
+        <w:rPr>
+          <w:rFonts w:cs="Times New Roman"/>
+        </w:rPr>
+        <w:t>.</w:t>
+      </w:r>
+    </w:p>
+    <w:p>
+      <w:pPr>
+        <w:pStyle w:val="PargrafodaLista"/>
+        <w:spacing w:line="360" w:lineRule="auto"/>
+        <w:ind w:left="2160"/>
+        <w:rPr>
+          <w:rFonts w:cs="Times New Roman"/>
+        </w:rPr>
+      </w:pPr>
     </w:p>
     <w:p>
       <w:pPr>
@@ -6565,14 +6836,30 @@
           <w:b/>
           <w:bCs/>
         </w:rPr>
-        <w:t>estoque_id</w:t>
-      </w:r>
-      <w:proofErr w:type="spellEnd"/>
-      <w:r>
-        <w:rPr>
-          <w:rFonts w:cs="Times New Roman"/>
-        </w:rPr>
-        <w:t xml:space="preserve">(INT, </w:t>
+        <w:t>estoque_</w:t>
+      </w:r>
+      <w:proofErr w:type="gramStart"/>
+      <w:r>
+        <w:rPr>
+          <w:rFonts w:cs="Times New Roman"/>
+          <w:b/>
+          <w:bCs/>
+        </w:rPr>
+        <w:t>id</w:t>
+      </w:r>
+      <w:proofErr w:type="spellEnd"/>
+      <w:r>
+        <w:rPr>
+          <w:rFonts w:cs="Times New Roman"/>
+        </w:rPr>
+        <w:t>(</w:t>
+      </w:r>
+      <w:proofErr w:type="gramEnd"/>
+      <w:r>
+        <w:rPr>
+          <w:rFonts w:cs="Times New Roman"/>
+        </w:rPr>
+        <w:t xml:space="preserve">INT, </w:t>
       </w:r>
       <w:proofErr w:type="spellStart"/>
       <w:r>
@@ -6615,6 +6902,82 @@
           <w:rFonts w:cs="Times New Roman"/>
         </w:rPr>
         <w:t>), é o identificador do estoque daqueles produtos;</w:t>
+      </w:r>
+    </w:p>
+    <w:p>
+      <w:pPr>
+        <w:pStyle w:val="PargrafodaLista"/>
+        <w:spacing w:line="360" w:lineRule="auto"/>
+        <w:ind w:left="2160"/>
+        <w:rPr>
+          <w:rFonts w:cs="Times New Roman"/>
+        </w:rPr>
+      </w:pPr>
+      <w:proofErr w:type="spellStart"/>
+      <w:r>
+        <w:rPr>
+          <w:rFonts w:cs="Times New Roman"/>
+          <w:b/>
+          <w:bCs/>
+        </w:rPr>
+        <w:t>detalhe_saida_</w:t>
+      </w:r>
+      <w:proofErr w:type="gramStart"/>
+      <w:r>
+        <w:rPr>
+          <w:rFonts w:cs="Times New Roman"/>
+          <w:b/>
+          <w:bCs/>
+        </w:rPr>
+        <w:t>item</w:t>
+      </w:r>
+      <w:proofErr w:type="spellEnd"/>
+      <w:r>
+        <w:rPr>
+          <w:rFonts w:cs="Times New Roman"/>
+        </w:rPr>
+        <w:t>(</w:t>
+      </w:r>
+      <w:proofErr w:type="gramEnd"/>
+      <w:r>
+        <w:rPr>
+          <w:rFonts w:cs="Times New Roman"/>
+        </w:rPr>
+        <w:t xml:space="preserve">INT, </w:t>
+      </w:r>
+      <w:proofErr w:type="spellStart"/>
+      <w:r>
+        <w:rPr>
+          <w:rFonts w:cs="Times New Roman"/>
+        </w:rPr>
+        <w:t>Not</w:t>
+      </w:r>
+      <w:proofErr w:type="spellEnd"/>
+      <w:r>
+        <w:rPr>
+          <w:rFonts w:cs="Times New Roman"/>
+        </w:rPr>
+        <w:t xml:space="preserve"> </w:t>
+      </w:r>
+      <w:proofErr w:type="spellStart"/>
+      <w:r>
+        <w:rPr>
+          <w:rFonts w:cs="Times New Roman"/>
+        </w:rPr>
+        <w:t>Null</w:t>
+      </w:r>
+      <w:proofErr w:type="spellEnd"/>
+      <w:r>
+        <w:rPr>
+          <w:rFonts w:cs="Times New Roman"/>
+        </w:rPr>
+        <w:t>), é o</w:t>
+      </w:r>
+      <w:r>
+        <w:rPr>
+          <w:rFonts w:cs="Times New Roman"/>
+        </w:rPr>
+        <w:t xml:space="preserve"> identificador de um produto em um pedido.</w:t>
       </w:r>
     </w:p>
     <w:p>
@@ -6646,6 +7009,7 @@
           <w:b/>
           <w:bCs/>
         </w:rPr>
+        <w:lastRenderedPageBreak/>
         <w:t>movimentacao_saida</w:t>
       </w:r>
       <w:proofErr w:type="spellEnd"/>
@@ -6953,7 +7317,6 @@
         <w:rPr>
           <w:rFonts w:cs="Times New Roman"/>
         </w:rPr>
-        <w:lastRenderedPageBreak/>
         <w:t>iot</w:t>
       </w:r>
       <w:proofErr w:type="spellEnd"/>
@@ -6998,6 +7361,9 @@
         </w:rPr>
       </w:pPr>
       <w:r>
+        <w:rPr>
+          <w:noProof/>
+        </w:rPr>
         <w:drawing>
           <wp:inline distT="0" distB="0" distL="0" distR="0" wp14:anchorId="697372D1" wp14:editId="39833351">
             <wp:extent cx="4823524" cy="4549140"/>
@@ -10192,6 +10558,7 @@
         <w:rPr>
           <w:b/>
           <w:bCs/>
+          <w:noProof/>
         </w:rPr>
         <w:drawing>
           <wp:inline distT="0" distB="0" distL="0" distR="0" wp14:anchorId="2A4A230F" wp14:editId="527F3B30">
@@ -10273,6 +10640,7 @@
         <w:rPr>
           <w:b/>
           <w:bCs/>
+          <w:noProof/>
         </w:rPr>
         <w:drawing>
           <wp:inline distT="0" distB="0" distL="0" distR="0" wp14:anchorId="1D20112F" wp14:editId="0166FEB2">
@@ -10393,6 +10761,7 @@
         <w:rPr>
           <w:b/>
           <w:bCs/>
+          <w:noProof/>
         </w:rPr>
         <w:drawing>
           <wp:inline distT="0" distB="0" distL="0" distR="0" wp14:anchorId="0ABFB2CD" wp14:editId="35F19623">
@@ -10479,6 +10848,7 @@
         <w:rPr>
           <w:b/>
           <w:bCs/>
+          <w:noProof/>
         </w:rPr>
         <w:drawing>
           <wp:inline distT="0" distB="0" distL="0" distR="0" wp14:anchorId="7E209F32" wp14:editId="74831DD9">
@@ -10658,6 +11028,7 @@
         <w:rPr>
           <w:b/>
           <w:bCs/>
+          <w:noProof/>
         </w:rPr>
         <w:drawing>
           <wp:inline distT="0" distB="0" distL="0" distR="0" wp14:anchorId="50A45234" wp14:editId="3EFF5166">
@@ -10761,6 +11132,7 @@
         <w:rPr>
           <w:b/>
           <w:bCs/>
+          <w:noProof/>
         </w:rPr>
         <w:drawing>
           <wp:inline distT="0" distB="0" distL="0" distR="0" wp14:anchorId="4BBBEC4E" wp14:editId="1276D982">
@@ -10911,6 +11283,7 @@
         <w:rPr>
           <w:b/>
           <w:bCs/>
+          <w:noProof/>
         </w:rPr>
         <w:drawing>
           <wp:inline distT="0" distB="0" distL="0" distR="0" wp14:anchorId="63398F7F" wp14:editId="316A0569">
@@ -11007,6 +11380,7 @@
         <w:rPr>
           <w:b/>
           <w:bCs/>
+          <w:noProof/>
         </w:rPr>
         <w:drawing>
           <wp:inline distT="0" distB="0" distL="0" distR="0" wp14:anchorId="6DB10707" wp14:editId="5249B8EF">
@@ -11123,6 +11497,9 @@
         <w:ind w:left="708"/>
       </w:pPr>
       <w:r>
+        <w:rPr>
+          <w:noProof/>
+        </w:rPr>
         <w:drawing>
           <wp:inline distT="0" distB="0" distL="0" distR="0" wp14:anchorId="02E667C9" wp14:editId="65733B7A">
             <wp:extent cx="5382054" cy="3027145"/>
@@ -11202,6 +11579,9 @@
         <w:ind w:left="708"/>
       </w:pPr>
       <w:r>
+        <w:rPr>
+          <w:noProof/>
+        </w:rPr>
         <w:drawing>
           <wp:inline distT="0" distB="0" distL="0" distR="0" wp14:anchorId="55AAE98D" wp14:editId="059A7B3F">
             <wp:extent cx="5313145" cy="2403236"/>
@@ -11343,6 +11723,7 @@
         <w:rPr>
           <w:b/>
           <w:bCs/>
+          <w:noProof/>
         </w:rPr>
         <w:drawing>
           <wp:inline distT="0" distB="0" distL="0" distR="0" wp14:anchorId="7EC81D22" wp14:editId="3033D216">
@@ -11437,6 +11818,7 @@
         <w:rPr>
           <w:b/>
           <w:bCs/>
+          <w:noProof/>
         </w:rPr>
         <w:drawing>
           <wp:inline distT="0" distB="0" distL="0" distR="0" wp14:anchorId="475C79B9" wp14:editId="55917D4A">
@@ -11509,22 +11891,223 @@
     </w:p>
     <w:p>
       <w:pPr>
-        <w:widowControl/>
-        <w:autoSpaceDE/>
-        <w:autoSpaceDN/>
-        <w:spacing w:after="160" w:line="278" w:lineRule="auto"/>
-        <w:jc w:val="left"/>
-        <w:rPr>
-          <w:b/>
-          <w:bCs/>
-        </w:rPr>
-      </w:pPr>
-      <w:r>
-        <w:rPr>
-          <w:b/>
-          <w:bCs/>
-        </w:rPr>
-        <w:br w:type="page"/>
+        <w:spacing w:line="360" w:lineRule="auto"/>
+        <w:ind w:left="708"/>
+      </w:pPr>
+      <w:r>
+        <w:t xml:space="preserve">Esta tela permite o gerenciamento </w:t>
+      </w:r>
+      <w:r>
+        <w:t>de todos os pedidos de entrada</w:t>
+      </w:r>
+      <w:r>
+        <w:t xml:space="preserve"> cadastrados no sistema. Nela, o usuário pode visualizar uma lista contendo as principais informações dos </w:t>
+      </w:r>
+      <w:r>
+        <w:t>pedidos</w:t>
+      </w:r>
+      <w:r>
+        <w:t xml:space="preserve">, como </w:t>
+      </w:r>
+      <w:r>
+        <w:t>id</w:t>
+      </w:r>
+      <w:r>
+        <w:t xml:space="preserve">, </w:t>
+      </w:r>
+      <w:r>
+        <w:t>nome do produto</w:t>
+      </w:r>
+      <w:r>
+        <w:t xml:space="preserve">, </w:t>
+      </w:r>
+      <w:r>
+        <w:t>quantidade</w:t>
+      </w:r>
+      <w:r>
+        <w:t xml:space="preserve">, </w:t>
+      </w:r>
+      <w:r>
+        <w:t>status</w:t>
+      </w:r>
+      <w:r>
+        <w:t xml:space="preserve">, </w:t>
+      </w:r>
+      <w:r>
+        <w:t>data do pedido</w:t>
+      </w:r>
+      <w:r>
+        <w:t xml:space="preserve"> e </w:t>
+      </w:r>
+      <w:r>
+        <w:t>data do processamento</w:t>
+      </w:r>
+      <w:r>
+        <w:t xml:space="preserve">. Além disso, é possível cadastrar um novo </w:t>
+      </w:r>
+      <w:r>
+        <w:t>pedido de entrada</w:t>
+      </w:r>
+      <w:r>
+        <w:t xml:space="preserve"> por meio do botão "Novo</w:t>
+      </w:r>
+      <w:r>
+        <w:t xml:space="preserve"> Pedido de Entrada</w:t>
+      </w:r>
+      <w:r>
+        <w:t xml:space="preserve">", bem como </w:t>
+      </w:r>
+      <w:r>
+        <w:t>processar</w:t>
+      </w:r>
+      <w:r>
+        <w:t xml:space="preserve"> ou </w:t>
+      </w:r>
+      <w:r>
+        <w:t>cancelar pedidos</w:t>
+      </w:r>
+      <w:r>
+        <w:t xml:space="preserve"> já cadastrados através das ações disponíveis na tabela.</w:t>
+      </w:r>
+    </w:p>
+    <w:p>
+      <w:pPr>
+        <w:spacing w:line="360" w:lineRule="auto"/>
+        <w:ind w:left="708"/>
+      </w:pPr>
+    </w:p>
+    <w:p>
+      <w:pPr>
+        <w:spacing w:line="360" w:lineRule="auto"/>
+        <w:ind w:left="708"/>
+        <w:rPr>
+          <w:b/>
+          <w:bCs/>
+        </w:rPr>
+      </w:pPr>
+      <w:proofErr w:type="spellStart"/>
+      <w:r>
+        <w:rPr>
+          <w:b/>
+          <w:bCs/>
+        </w:rPr>
+        <w:t>Wireframe</w:t>
+      </w:r>
+      <w:proofErr w:type="spellEnd"/>
+    </w:p>
+    <w:p>
+      <w:pPr>
+        <w:spacing w:line="360" w:lineRule="auto"/>
+        <w:ind w:left="708"/>
+      </w:pPr>
+      <w:r>
+        <w:rPr>
+          <w:noProof/>
+        </w:rPr>
+        <w:drawing>
+          <wp:inline distT="0" distB="0" distL="0" distR="0" wp14:anchorId="32551889" wp14:editId="4650E55D">
+            <wp:extent cx="5326380" cy="2941810"/>
+            <wp:effectExtent l="0" t="0" r="7620" b="0"/>
+            <wp:docPr id="293111605" name="Imagem 1"/>
+            <wp:cNvGraphicFramePr>
+              <a:graphicFrameLocks xmlns:a="http://schemas.openxmlformats.org/drawingml/2006/main" noChangeAspect="1"/>
+            </wp:cNvGraphicFramePr>
+            <a:graphic xmlns:a="http://schemas.openxmlformats.org/drawingml/2006/main">
+              <a:graphicData uri="http://schemas.openxmlformats.org/drawingml/2006/picture">
+                <pic:pic xmlns:pic="http://schemas.openxmlformats.org/drawingml/2006/picture">
+                  <pic:nvPicPr>
+                    <pic:cNvPr id="293111605" name=""/>
+                    <pic:cNvPicPr/>
+                  </pic:nvPicPr>
+                  <pic:blipFill>
+                    <a:blip r:embed="rId21"/>
+                    <a:stretch>
+                      <a:fillRect/>
+                    </a:stretch>
+                  </pic:blipFill>
+                  <pic:spPr>
+                    <a:xfrm>
+                      <a:off x="0" y="0"/>
+                      <a:ext cx="5338395" cy="2948446"/>
+                    </a:xfrm>
+                    <a:prstGeom prst="rect">
+                      <a:avLst/>
+                    </a:prstGeom>
+                  </pic:spPr>
+                </pic:pic>
+              </a:graphicData>
+            </a:graphic>
+          </wp:inline>
+        </w:drawing>
+      </w:r>
+    </w:p>
+    <w:p>
+      <w:pPr>
+        <w:spacing w:line="360" w:lineRule="auto"/>
+        <w:ind w:left="708"/>
+      </w:pPr>
+    </w:p>
+    <w:p>
+      <w:pPr>
+        <w:spacing w:line="360" w:lineRule="auto"/>
+        <w:ind w:left="708"/>
+        <w:rPr>
+          <w:b/>
+          <w:bCs/>
+        </w:rPr>
+      </w:pPr>
+      <w:r>
+        <w:rPr>
+          <w:b/>
+          <w:bCs/>
+        </w:rPr>
+        <w:t>Interface</w:t>
+      </w:r>
+    </w:p>
+    <w:p>
+      <w:pPr>
+        <w:spacing w:line="360" w:lineRule="auto"/>
+        <w:ind w:left="708"/>
+      </w:pPr>
+      <w:r>
+        <w:rPr>
+          <w:noProof/>
+        </w:rPr>
+        <w:drawing>
+          <wp:inline distT="0" distB="0" distL="0" distR="0" wp14:anchorId="548EF157" wp14:editId="42C21F8A">
+            <wp:extent cx="5372100" cy="2884742"/>
+            <wp:effectExtent l="0" t="0" r="0" b="0"/>
+            <wp:docPr id="841140464" name="Imagem 1"/>
+            <wp:cNvGraphicFramePr>
+              <a:graphicFrameLocks xmlns:a="http://schemas.openxmlformats.org/drawingml/2006/main" noChangeAspect="1"/>
+            </wp:cNvGraphicFramePr>
+            <a:graphic xmlns:a="http://schemas.openxmlformats.org/drawingml/2006/main">
+              <a:graphicData uri="http://schemas.openxmlformats.org/drawingml/2006/picture">
+                <pic:pic xmlns:pic="http://schemas.openxmlformats.org/drawingml/2006/picture">
+                  <pic:nvPicPr>
+                    <pic:cNvPr id="841140464" name=""/>
+                    <pic:cNvPicPr/>
+                  </pic:nvPicPr>
+                  <pic:blipFill>
+                    <a:blip r:embed="rId22"/>
+                    <a:stretch>
+                      <a:fillRect/>
+                    </a:stretch>
+                  </pic:blipFill>
+                  <pic:spPr>
+                    <a:xfrm>
+                      <a:off x="0" y="0"/>
+                      <a:ext cx="5381767" cy="2889933"/>
+                    </a:xfrm>
+                    <a:prstGeom prst="rect">
+                      <a:avLst/>
+                    </a:prstGeom>
+                  </pic:spPr>
+                </pic:pic>
+              </a:graphicData>
+            </a:graphic>
+          </wp:inline>
+        </w:drawing>
       </w:r>
     </w:p>
     <w:p>
@@ -11551,6 +12134,174 @@
     </w:p>
     <w:p>
       <w:pPr>
+        <w:spacing w:line="360" w:lineRule="auto"/>
+        <w:ind w:left="708"/>
+      </w:pPr>
+      <w:r>
+        <w:t xml:space="preserve">Esta tela permite </w:t>
+      </w:r>
+      <w:r>
+        <w:t>que o cadastro de um pedido de entrada seja iniciado</w:t>
+      </w:r>
+      <w:r>
+        <w:t xml:space="preserve"> no sistema. Nela, o usuário</w:t>
+      </w:r>
+      <w:r>
+        <w:t xml:space="preserve"> seleciona um fornecedor, o produto e a quantidade que deseja acrescentar em seu estoque.</w:t>
+      </w:r>
+      <w:r>
+        <w:t xml:space="preserve"> </w:t>
+      </w:r>
+      <w:r>
+        <w:t>Após clicar em “Adicionar item”</w:t>
+      </w:r>
+      <w:r>
+        <w:t xml:space="preserve">, </w:t>
+      </w:r>
+      <w:r>
+        <w:t>as informações serão redirecionadas para uma tabela ao lado e basta clicar em “Salvar pedido” para conseguir abrir todas as informações do pedido e uma tela que possa adicionar mais produtos caso deseje.</w:t>
+      </w:r>
+    </w:p>
+    <w:p>
+      <w:pPr>
+        <w:spacing w:line="360" w:lineRule="auto"/>
+        <w:ind w:left="708"/>
+      </w:pPr>
+    </w:p>
+    <w:p>
+      <w:pPr>
+        <w:spacing w:line="360" w:lineRule="auto"/>
+        <w:ind w:left="708"/>
+        <w:rPr>
+          <w:b/>
+          <w:bCs/>
+        </w:rPr>
+      </w:pPr>
+      <w:proofErr w:type="spellStart"/>
+      <w:r>
+        <w:rPr>
+          <w:b/>
+          <w:bCs/>
+        </w:rPr>
+        <w:t>Wireframe</w:t>
+      </w:r>
+      <w:proofErr w:type="spellEnd"/>
+    </w:p>
+    <w:p>
+      <w:pPr>
+        <w:spacing w:line="360" w:lineRule="auto"/>
+        <w:ind w:left="708"/>
+      </w:pPr>
+      <w:r>
+        <w:rPr>
+          <w:b/>
+          <w:bCs/>
+          <w:noProof/>
+        </w:rPr>
+        <w:drawing>
+          <wp:inline distT="0" distB="0" distL="0" distR="0" wp14:anchorId="384BC1C6" wp14:editId="2321BC3E">
+            <wp:extent cx="5201347" cy="2926080"/>
+            <wp:effectExtent l="0" t="0" r="0" b="7620"/>
+            <wp:docPr id="739337335" name="Imagem 1"/>
+            <wp:cNvGraphicFramePr>
+              <a:graphicFrameLocks xmlns:a="http://schemas.openxmlformats.org/drawingml/2006/main" noChangeAspect="1"/>
+            </wp:cNvGraphicFramePr>
+            <a:graphic xmlns:a="http://schemas.openxmlformats.org/drawingml/2006/main">
+              <a:graphicData uri="http://schemas.openxmlformats.org/drawingml/2006/picture">
+                <pic:pic xmlns:pic="http://schemas.openxmlformats.org/drawingml/2006/picture">
+                  <pic:nvPicPr>
+                    <pic:cNvPr id="739337335" name=""/>
+                    <pic:cNvPicPr/>
+                  </pic:nvPicPr>
+                  <pic:blipFill>
+                    <a:blip r:embed="rId23"/>
+                    <a:stretch>
+                      <a:fillRect/>
+                    </a:stretch>
+                  </pic:blipFill>
+                  <pic:spPr>
+                    <a:xfrm>
+                      <a:off x="0" y="0"/>
+                      <a:ext cx="5214890" cy="2933699"/>
+                    </a:xfrm>
+                    <a:prstGeom prst="rect">
+                      <a:avLst/>
+                    </a:prstGeom>
+                  </pic:spPr>
+                </pic:pic>
+              </a:graphicData>
+            </a:graphic>
+          </wp:inline>
+        </w:drawing>
+      </w:r>
+    </w:p>
+    <w:p>
+      <w:pPr>
+        <w:spacing w:line="360" w:lineRule="auto"/>
+        <w:ind w:left="708"/>
+        <w:rPr>
+          <w:b/>
+          <w:bCs/>
+        </w:rPr>
+      </w:pPr>
+      <w:r>
+        <w:rPr>
+          <w:b/>
+          <w:bCs/>
+        </w:rPr>
+        <w:t>Interface</w:t>
+      </w:r>
+    </w:p>
+    <w:p>
+      <w:pPr>
+        <w:spacing w:line="360" w:lineRule="auto"/>
+        <w:ind w:left="708"/>
+      </w:pPr>
+      <w:r>
+        <w:rPr>
+          <w:b/>
+          <w:bCs/>
+          <w:noProof/>
+        </w:rPr>
+        <w:drawing>
+          <wp:inline distT="0" distB="0" distL="0" distR="0" wp14:anchorId="5F9B49D5" wp14:editId="50DE8461">
+            <wp:extent cx="5212080" cy="2788471"/>
+            <wp:effectExtent l="0" t="0" r="7620" b="0"/>
+            <wp:docPr id="1727459085" name="Imagem 1"/>
+            <wp:cNvGraphicFramePr>
+              <a:graphicFrameLocks xmlns:a="http://schemas.openxmlformats.org/drawingml/2006/main" noChangeAspect="1"/>
+            </wp:cNvGraphicFramePr>
+            <a:graphic xmlns:a="http://schemas.openxmlformats.org/drawingml/2006/main">
+              <a:graphicData uri="http://schemas.openxmlformats.org/drawingml/2006/picture">
+                <pic:pic xmlns:pic="http://schemas.openxmlformats.org/drawingml/2006/picture">
+                  <pic:nvPicPr>
+                    <pic:cNvPr id="1727459085" name=""/>
+                    <pic:cNvPicPr/>
+                  </pic:nvPicPr>
+                  <pic:blipFill>
+                    <a:blip r:embed="rId24"/>
+                    <a:stretch>
+                      <a:fillRect/>
+                    </a:stretch>
+                  </pic:blipFill>
+                  <pic:spPr>
+                    <a:xfrm>
+                      <a:off x="0" y="0"/>
+                      <a:ext cx="5241147" cy="2804022"/>
+                    </a:xfrm>
+                    <a:prstGeom prst="rect">
+                      <a:avLst/>
+                    </a:prstGeom>
+                  </pic:spPr>
+                </pic:pic>
+              </a:graphicData>
+            </a:graphic>
+          </wp:inline>
+        </w:drawing>
+      </w:r>
+    </w:p>
+    <w:p>
+      <w:pPr>
         <w:widowControl/>
         <w:autoSpaceDE/>
         <w:autoSpaceDN/>
@@ -11631,6 +12382,9 @@
         <w:ind w:left="708"/>
       </w:pPr>
       <w:r>
+        <w:rPr>
+          <w:noProof/>
+        </w:rPr>
         <w:drawing>
           <wp:inline distT="0" distB="0" distL="0" distR="0" wp14:anchorId="10EDA7B5" wp14:editId="4DA61D28">
             <wp:extent cx="5295900" cy="2976937"/>
@@ -11649,7 +12403,7 @@
                     </pic:cNvPicPr>
                   </pic:nvPicPr>
                   <pic:blipFill>
-                    <a:blip r:embed="rId21">
+                    <a:blip r:embed="rId25">
                       <a:extLst>
                         <a:ext uri="{28A0092B-C50C-407E-A947-70E740481C1C}">
                           <a14:useLocalDpi xmlns:a14="http://schemas.microsoft.com/office/drawing/2010/main" val="0"/>
@@ -11732,6 +12486,7 @@
         <w:rPr>
           <w:b/>
           <w:bCs/>
+          <w:noProof/>
         </w:rPr>
         <w:drawing>
           <wp:inline distT="0" distB="0" distL="0" distR="0" wp14:anchorId="3B931415" wp14:editId="5235DC9F">
@@ -11749,7 +12504,7 @@
                     <pic:cNvPicPr/>
                   </pic:nvPicPr>
                   <pic:blipFill>
-                    <a:blip r:embed="rId22"/>
+                    <a:blip r:embed="rId26"/>
                     <a:stretch>
                       <a:fillRect/>
                     </a:stretch>
@@ -11851,6 +12606,9 @@
         </w:rPr>
       </w:pPr>
       <w:r>
+        <w:rPr>
+          <w:noProof/>
+        </w:rPr>
         <w:drawing>
           <wp:inline distT="0" distB="0" distL="0" distR="0" wp14:anchorId="66EBAA42" wp14:editId="456229DC">
             <wp:extent cx="5384800" cy="3028950"/>
@@ -11869,7 +12627,7 @@
                     </pic:cNvPicPr>
                   </pic:nvPicPr>
                   <pic:blipFill>
-                    <a:blip r:embed="rId23">
+                    <a:blip r:embed="rId27">
                       <a:extLst>
                         <a:ext uri="{28A0092B-C50C-407E-A947-70E740481C1C}">
                           <a14:useLocalDpi xmlns:a14="http://schemas.microsoft.com/office/drawing/2010/main" val="0"/>
@@ -11928,6 +12686,9 @@
         </w:rPr>
       </w:pPr>
       <w:r>
+        <w:rPr>
+          <w:noProof/>
+        </w:rPr>
         <w:drawing>
           <wp:inline distT="0" distB="0" distL="0" distR="0" wp14:anchorId="38CE5B7A" wp14:editId="6DE56FA6">
             <wp:extent cx="5257800" cy="2494136"/>
@@ -11946,7 +12707,7 @@
                     </pic:cNvPicPr>
                   </pic:nvPicPr>
                   <pic:blipFill>
-                    <a:blip r:embed="rId24">
+                    <a:blip r:embed="rId28">
                       <a:extLst>
                         <a:ext uri="{28A0092B-C50C-407E-A947-70E740481C1C}">
                           <a14:useLocalDpi xmlns:a14="http://schemas.microsoft.com/office/drawing/2010/main" val="0"/>
@@ -12058,6 +12819,7 @@
         <w:rPr>
           <w:b/>
           <w:bCs/>
+          <w:noProof/>
         </w:rPr>
         <w:drawing>
           <wp:inline distT="0" distB="0" distL="0" distR="0" wp14:anchorId="09AE47A7" wp14:editId="768BEC77">
@@ -12077,7 +12839,7 @@
                     </pic:cNvPicPr>
                   </pic:nvPicPr>
                   <pic:blipFill>
-                    <a:blip r:embed="rId25" cstate="print">
+                    <a:blip r:embed="rId29" cstate="print">
                       <a:extLst>
                         <a:ext uri="{28A0092B-C50C-407E-A947-70E740481C1C}">
                           <a14:useLocalDpi xmlns:a14="http://schemas.microsoft.com/office/drawing/2010/main" val="0"/>
@@ -12153,6 +12915,7 @@
         <w:rPr>
           <w:b/>
           <w:bCs/>
+          <w:noProof/>
         </w:rPr>
         <w:drawing>
           <wp:inline distT="0" distB="0" distL="0" distR="0" wp14:anchorId="46AA8C9A" wp14:editId="3AB324E0">
@@ -12172,7 +12935,7 @@
                     </pic:cNvPicPr>
                   </pic:nvPicPr>
                   <pic:blipFill>
-                    <a:blip r:embed="rId26" cstate="print">
+                    <a:blip r:embed="rId30" cstate="print">
                       <a:extLst>
                         <a:ext uri="{28A0092B-C50C-407E-A947-70E740481C1C}">
                           <a14:useLocalDpi xmlns:a14="http://schemas.microsoft.com/office/drawing/2010/main" val="0"/>
@@ -12290,6 +13053,7 @@
         <w:rPr>
           <w:b/>
           <w:bCs/>
+          <w:noProof/>
         </w:rPr>
         <w:drawing>
           <wp:inline distT="0" distB="0" distL="0" distR="0" wp14:anchorId="44EFBB36" wp14:editId="737EAC58">
@@ -12309,7 +13073,7 @@
                     </pic:cNvPicPr>
                   </pic:nvPicPr>
                   <pic:blipFill>
-                    <a:blip r:embed="rId27" cstate="print">
+                    <a:blip r:embed="rId31" cstate="print">
                       <a:extLst>
                         <a:ext uri="{28A0092B-C50C-407E-A947-70E740481C1C}">
                           <a14:useLocalDpi xmlns:a14="http://schemas.microsoft.com/office/drawing/2010/main" val="0"/>
@@ -12385,6 +13149,7 @@
         <w:rPr>
           <w:b/>
           <w:bCs/>
+          <w:noProof/>
         </w:rPr>
         <w:drawing>
           <wp:inline distT="0" distB="0" distL="0" distR="0" wp14:anchorId="6BF4A9B7" wp14:editId="680248E3">
@@ -12404,7 +13169,7 @@
                     </pic:cNvPicPr>
                   </pic:nvPicPr>
                   <pic:blipFill rotWithShape="1">
-                    <a:blip r:embed="rId28" cstate="print">
+                    <a:blip r:embed="rId32" cstate="print">
                       <a:extLst>
                         <a:ext uri="{28A0092B-C50C-407E-A947-70E740481C1C}">
                           <a14:useLocalDpi xmlns:a14="http://schemas.microsoft.com/office/drawing/2010/main" val="0"/>
@@ -12527,6 +13292,9 @@
         </w:rPr>
       </w:pPr>
       <w:r>
+        <w:rPr>
+          <w:noProof/>
+        </w:rPr>
         <w:drawing>
           <wp:inline distT="0" distB="0" distL="0" distR="0" wp14:anchorId="0D4CD78B" wp14:editId="02CFD645">
             <wp:extent cx="5343525" cy="2994283"/>
@@ -12545,7 +13313,7 @@
                     </pic:cNvPicPr>
                   </pic:nvPicPr>
                   <pic:blipFill>
-                    <a:blip r:embed="rId29">
+                    <a:blip r:embed="rId33">
                       <a:extLst>
                         <a:ext uri="{28A0092B-C50C-407E-A947-70E740481C1C}">
                           <a14:useLocalDpi xmlns:a14="http://schemas.microsoft.com/office/drawing/2010/main" val="0"/>
@@ -12634,6 +13402,7 @@
         <w:rPr>
           <w:b/>
           <w:bCs/>
+          <w:noProof/>
         </w:rPr>
         <w:drawing>
           <wp:inline distT="0" distB="0" distL="0" distR="0" wp14:anchorId="2E519CC7" wp14:editId="2B5D5D0D">
@@ -12651,7 +13420,7 @@
                     <pic:cNvPicPr/>
                   </pic:nvPicPr>
                   <pic:blipFill>
-                    <a:blip r:embed="rId30"/>
+                    <a:blip r:embed="rId34"/>
                     <a:stretch>
                       <a:fillRect/>
                     </a:stretch>
@@ -12748,6 +13517,7 @@
         <w:rPr>
           <w:b/>
           <w:bCs/>
+          <w:noProof/>
         </w:rPr>
         <w:drawing>
           <wp:inline distT="0" distB="0" distL="0" distR="0" wp14:anchorId="5A1D93EB" wp14:editId="7661E7BD">
@@ -12767,7 +13537,7 @@
                     </pic:cNvPicPr>
                   </pic:nvPicPr>
                   <pic:blipFill>
-                    <a:blip r:embed="rId31" cstate="print">
+                    <a:blip r:embed="rId35" cstate="print">
                       <a:extLst>
                         <a:ext uri="{28A0092B-C50C-407E-A947-70E740481C1C}">
                           <a14:useLocalDpi xmlns:a14="http://schemas.microsoft.com/office/drawing/2010/main" val="0"/>
@@ -12843,6 +13613,7 @@
         <w:rPr>
           <w:b/>
           <w:bCs/>
+          <w:noProof/>
         </w:rPr>
         <w:drawing>
           <wp:inline distT="0" distB="0" distL="0" distR="0" wp14:anchorId="1E855AEB" wp14:editId="0900351D">
@@ -12862,7 +13633,7 @@
                     </pic:cNvPicPr>
                   </pic:nvPicPr>
                   <pic:blipFill rotWithShape="1">
-                    <a:blip r:embed="rId32" cstate="print">
+                    <a:blip r:embed="rId36" cstate="print">
                       <a:extLst>
                         <a:ext uri="{28A0092B-C50C-407E-A947-70E740481C1C}">
                           <a14:useLocalDpi xmlns:a14="http://schemas.microsoft.com/office/drawing/2010/main" val="0"/>
@@ -12975,6 +13746,7 @@
         <w:rPr>
           <w:b/>
           <w:bCs/>
+          <w:noProof/>
         </w:rPr>
         <w:drawing>
           <wp:inline distT="0" distB="0" distL="0" distR="0" wp14:anchorId="67280E63" wp14:editId="5383C54F">
@@ -12994,7 +13766,7 @@
                     </pic:cNvPicPr>
                   </pic:nvPicPr>
                   <pic:blipFill>
-                    <a:blip r:embed="rId33" cstate="print">
+                    <a:blip r:embed="rId37" cstate="print">
                       <a:extLst>
                         <a:ext uri="{28A0092B-C50C-407E-A947-70E740481C1C}">
                           <a14:useLocalDpi xmlns:a14="http://schemas.microsoft.com/office/drawing/2010/main" val="0"/>
@@ -13070,6 +13842,7 @@
         <w:rPr>
           <w:b/>
           <w:bCs/>
+          <w:noProof/>
         </w:rPr>
         <w:drawing>
           <wp:inline distT="0" distB="0" distL="0" distR="0" wp14:anchorId="13AAC2C4" wp14:editId="512EBC72">
@@ -13089,7 +13862,7 @@
                     </pic:cNvPicPr>
                   </pic:nvPicPr>
                   <pic:blipFill rotWithShape="1">
-                    <a:blip r:embed="rId34" cstate="print">
+                    <a:blip r:embed="rId38" cstate="print">
                       <a:extLst>
                         <a:ext uri="{28A0092B-C50C-407E-A947-70E740481C1C}">
                           <a14:useLocalDpi xmlns:a14="http://schemas.microsoft.com/office/drawing/2010/main" val="0"/>
@@ -13215,6 +13988,7 @@
         <w:rPr>
           <w:b/>
           <w:bCs/>
+          <w:noProof/>
         </w:rPr>
         <w:drawing>
           <wp:inline distT="0" distB="0" distL="0" distR="0" wp14:anchorId="7DF58879" wp14:editId="694079A1">
@@ -13234,7 +14008,7 @@
                     </pic:cNvPicPr>
                   </pic:nvPicPr>
                   <pic:blipFill>
-                    <a:blip r:embed="rId35" cstate="print">
+                    <a:blip r:embed="rId39" cstate="print">
                       <a:extLst>
                         <a:ext uri="{28A0092B-C50C-407E-A947-70E740481C1C}">
                           <a14:useLocalDpi xmlns:a14="http://schemas.microsoft.com/office/drawing/2010/main" val="0"/>
@@ -13310,6 +14084,7 @@
         <w:rPr>
           <w:b/>
           <w:bCs/>
+          <w:noProof/>
         </w:rPr>
         <w:drawing>
           <wp:inline distT="0" distB="0" distL="0" distR="0" wp14:anchorId="10F4AE62" wp14:editId="2FB5168C">
@@ -13329,7 +14104,7 @@
                     </pic:cNvPicPr>
                   </pic:nvPicPr>
                   <pic:blipFill>
-                    <a:blip r:embed="rId36" cstate="print">
+                    <a:blip r:embed="rId40" cstate="print">
                       <a:extLst>
                         <a:ext uri="{28A0092B-C50C-407E-A947-70E740481C1C}">
                           <a14:useLocalDpi xmlns:a14="http://schemas.microsoft.com/office/drawing/2010/main" val="0"/>
@@ -13450,6 +14225,7 @@
         <w:rPr>
           <w:b/>
           <w:bCs/>
+          <w:noProof/>
         </w:rPr>
         <w:drawing>
           <wp:inline distT="0" distB="0" distL="0" distR="0" wp14:anchorId="3AC3B497" wp14:editId="6A658236">
@@ -13469,7 +14245,7 @@
                     </pic:cNvPicPr>
                   </pic:nvPicPr>
                   <pic:blipFill>
-                    <a:blip r:embed="rId37" cstate="print">
+                    <a:blip r:embed="rId41" cstate="print">
                       <a:extLst>
                         <a:ext uri="{28A0092B-C50C-407E-A947-70E740481C1C}">
                           <a14:useLocalDpi xmlns:a14="http://schemas.microsoft.com/office/drawing/2010/main" val="0"/>
@@ -13553,6 +14329,7 @@
         <w:rPr>
           <w:b/>
           <w:bCs/>
+          <w:noProof/>
         </w:rPr>
         <w:drawing>
           <wp:inline distT="0" distB="0" distL="0" distR="0" wp14:anchorId="1E6DB123" wp14:editId="38B26AB9">
@@ -13572,7 +14349,7 @@
                     </pic:cNvPicPr>
                   </pic:nvPicPr>
                   <pic:blipFill rotWithShape="1">
-                    <a:blip r:embed="rId38" cstate="print">
+                    <a:blip r:embed="rId42" cstate="print">
                       <a:extLst>
                         <a:ext uri="{28A0092B-C50C-407E-A947-70E740481C1C}">
                           <a14:useLocalDpi xmlns:a14="http://schemas.microsoft.com/office/drawing/2010/main" val="0"/>
@@ -13685,6 +14462,7 @@
         <w:rPr>
           <w:b/>
           <w:bCs/>
+          <w:noProof/>
         </w:rPr>
         <w:drawing>
           <wp:inline distT="0" distB="0" distL="0" distR="0" wp14:anchorId="29FE367F" wp14:editId="0F1016DF">
@@ -13704,7 +14482,7 @@
                     </pic:cNvPicPr>
                   </pic:nvPicPr>
                   <pic:blipFill>
-                    <a:blip r:embed="rId35" cstate="print">
+                    <a:blip r:embed="rId39" cstate="print">
                       <a:extLst>
                         <a:ext uri="{28A0092B-C50C-407E-A947-70E740481C1C}">
                           <a14:useLocalDpi xmlns:a14="http://schemas.microsoft.com/office/drawing/2010/main" val="0"/>
@@ -13780,6 +14558,7 @@
         <w:rPr>
           <w:b/>
           <w:bCs/>
+          <w:noProof/>
         </w:rPr>
         <w:drawing>
           <wp:inline distT="0" distB="0" distL="0" distR="0" wp14:anchorId="293A9DB1" wp14:editId="7F2139C6">
@@ -13799,7 +14578,7 @@
                     </pic:cNvPicPr>
                   </pic:nvPicPr>
                   <pic:blipFill>
-                    <a:blip r:embed="rId39" cstate="print">
+                    <a:blip r:embed="rId43" cstate="print">
                       <a:extLst>
                         <a:ext uri="{28A0092B-C50C-407E-A947-70E740481C1C}">
                           <a14:useLocalDpi xmlns:a14="http://schemas.microsoft.com/office/drawing/2010/main" val="0"/>
@@ -13911,6 +14690,7 @@
         <w:rPr>
           <w:b/>
           <w:bCs/>
+          <w:noProof/>
         </w:rPr>
         <w:drawing>
           <wp:inline distT="0" distB="0" distL="0" distR="0" wp14:anchorId="44EC0000" wp14:editId="5A136FFF">
@@ -13930,7 +14710,7 @@
                     </pic:cNvPicPr>
                   </pic:nvPicPr>
                   <pic:blipFill>
-                    <a:blip r:embed="rId40" cstate="print">
+                    <a:blip r:embed="rId44" cstate="print">
                       <a:extLst>
                         <a:ext uri="{28A0092B-C50C-407E-A947-70E740481C1C}">
                           <a14:useLocalDpi xmlns:a14="http://schemas.microsoft.com/office/drawing/2010/main" val="0"/>
@@ -14006,6 +14786,7 @@
         <w:rPr>
           <w:b/>
           <w:bCs/>
+          <w:noProof/>
         </w:rPr>
         <w:drawing>
           <wp:inline distT="0" distB="0" distL="0" distR="0" wp14:anchorId="48DEE9E9" wp14:editId="6AEC1CFE">
@@ -14025,7 +14806,7 @@
                     </pic:cNvPicPr>
                   </pic:nvPicPr>
                   <pic:blipFill>
-                    <a:blip r:embed="rId41" cstate="print">
+                    <a:blip r:embed="rId45" cstate="print">
                       <a:extLst>
                         <a:ext uri="{28A0092B-C50C-407E-A947-70E740481C1C}">
                           <a14:useLocalDpi xmlns:a14="http://schemas.microsoft.com/office/drawing/2010/main" val="0"/>
@@ -14176,6 +14957,9 @@
         <w:ind w:left="708"/>
       </w:pPr>
       <w:r>
+        <w:rPr>
+          <w:noProof/>
+        </w:rPr>
         <w:drawing>
           <wp:inline distT="0" distB="0" distL="0" distR="0" wp14:anchorId="51D63495" wp14:editId="00939636">
             <wp:extent cx="2463056" cy="4378594"/>
@@ -14194,7 +14978,7 @@
                     </pic:cNvPicPr>
                   </pic:nvPicPr>
                   <pic:blipFill>
-                    <a:blip r:embed="rId42" cstate="print">
+                    <a:blip r:embed="rId46" cstate="print">
                       <a:extLst>
                         <a:ext uri="{28A0092B-C50C-407E-A947-70E740481C1C}">
                           <a14:useLocalDpi xmlns:a14="http://schemas.microsoft.com/office/drawing/2010/main" val="0"/>
@@ -14313,6 +15097,9 @@
         <w:ind w:firstLine="708"/>
       </w:pPr>
       <w:r>
+        <w:rPr>
+          <w:noProof/>
+        </w:rPr>
         <w:drawing>
           <wp:inline distT="0" distB="0" distL="0" distR="0" wp14:anchorId="05FF62CC" wp14:editId="2A4FB3C4">
             <wp:extent cx="2442213" cy="4341541"/>
@@ -14331,7 +15118,7 @@
                     </pic:cNvPicPr>
                   </pic:nvPicPr>
                   <pic:blipFill>
-                    <a:blip r:embed="rId43" cstate="print">
+                    <a:blip r:embed="rId47" cstate="print">
                       <a:extLst>
                         <a:ext uri="{28A0092B-C50C-407E-A947-70E740481C1C}">
                           <a14:useLocalDpi xmlns:a14="http://schemas.microsoft.com/office/drawing/2010/main" val="0"/>
@@ -14444,6 +15231,9 @@
         <w:ind w:firstLine="708"/>
       </w:pPr>
       <w:r>
+        <w:rPr>
+          <w:noProof/>
+        </w:rPr>
         <w:drawing>
           <wp:inline distT="0" distB="0" distL="0" distR="0" wp14:anchorId="3436E099" wp14:editId="7877DAC5">
             <wp:extent cx="2601951" cy="4625506"/>
@@ -14462,7 +15252,7 @@
                     </pic:cNvPicPr>
                   </pic:nvPicPr>
                   <pic:blipFill>
-                    <a:blip r:embed="rId44" cstate="print">
+                    <a:blip r:embed="rId48" cstate="print">
                       <a:extLst>
                         <a:ext uri="{28A0092B-C50C-407E-A947-70E740481C1C}">
                           <a14:useLocalDpi xmlns:a14="http://schemas.microsoft.com/office/drawing/2010/main" val="0"/>
@@ -14579,6 +15369,9 @@
         <w:tab/>
       </w:r>
       <w:r>
+        <w:rPr>
+          <w:noProof/>
+        </w:rPr>
         <w:drawing>
           <wp:inline distT="0" distB="0" distL="0" distR="0" wp14:anchorId="1A3BC566" wp14:editId="1DADC81C">
             <wp:extent cx="2364059" cy="4202606"/>
@@ -14597,7 +15390,7 @@
                     </pic:cNvPicPr>
                   </pic:nvPicPr>
                   <pic:blipFill>
-                    <a:blip r:embed="rId45" cstate="print">
+                    <a:blip r:embed="rId49" cstate="print">
                       <a:extLst>
                         <a:ext uri="{28A0092B-C50C-407E-A947-70E740481C1C}">
                           <a14:useLocalDpi xmlns:a14="http://schemas.microsoft.com/office/drawing/2010/main" val="0"/>
@@ -14710,6 +15503,9 @@
         <w:ind w:firstLine="708"/>
       </w:pPr>
       <w:r>
+        <w:rPr>
+          <w:noProof/>
+        </w:rPr>
         <w:drawing>
           <wp:inline distT="0" distB="0" distL="0" distR="0" wp14:anchorId="5573A647" wp14:editId="6C76794A">
             <wp:extent cx="2474259" cy="4398507"/>
@@ -14728,7 +15524,7 @@
                     </pic:cNvPicPr>
                   </pic:nvPicPr>
                   <pic:blipFill>
-                    <a:blip r:embed="rId46" cstate="print">
+                    <a:blip r:embed="rId50" cstate="print">
                       <a:extLst>
                         <a:ext uri="{28A0092B-C50C-407E-A947-70E740481C1C}">
                           <a14:useLocalDpi xmlns:a14="http://schemas.microsoft.com/office/drawing/2010/main" val="0"/>
@@ -14844,6 +15640,9 @@
         <w:tab/>
       </w:r>
       <w:r>
+        <w:rPr>
+          <w:noProof/>
+        </w:rPr>
         <w:drawing>
           <wp:inline distT="0" distB="0" distL="0" distR="0" wp14:anchorId="2788CF43" wp14:editId="4903C5BB">
             <wp:extent cx="2494019" cy="4433636"/>
@@ -14862,7 +15661,7 @@
                     </pic:cNvPicPr>
                   </pic:nvPicPr>
                   <pic:blipFill>
-                    <a:blip r:embed="rId47" cstate="print">
+                    <a:blip r:embed="rId51" cstate="print">
                       <a:extLst>
                         <a:ext uri="{28A0092B-C50C-407E-A947-70E740481C1C}">
                           <a14:useLocalDpi xmlns:a14="http://schemas.microsoft.com/office/drawing/2010/main" val="0"/>
@@ -14991,6 +15790,9 @@
         </w:rPr>
       </w:pPr>
       <w:r>
+        <w:rPr>
+          <w:noProof/>
+        </w:rPr>
         <w:drawing>
           <wp:inline distT="0" distB="0" distL="0" distR="0" wp14:anchorId="4CC4DE6E" wp14:editId="4D1ACEDE">
             <wp:extent cx="2544780" cy="4523874"/>
@@ -15009,7 +15811,7 @@
                     </pic:cNvPicPr>
                   </pic:nvPicPr>
                   <pic:blipFill>
-                    <a:blip r:embed="rId48" cstate="print">
+                    <a:blip r:embed="rId52" cstate="print">
                       <a:extLst>
                         <a:ext uri="{28A0092B-C50C-407E-A947-70E740481C1C}">
                           <a14:useLocalDpi xmlns:a14="http://schemas.microsoft.com/office/drawing/2010/main" val="0"/>
@@ -16599,6 +17401,7 @@
   <w:style w:type="character" w:default="1" w:styleId="Fontepargpadro">
     <w:name w:val="Default Paragraph Font"/>
     <w:uiPriority w:val="1"/>
+    <w:semiHidden/>
     <w:unhideWhenUsed/>
   </w:style>
   <w:style w:type="table" w:default="1" w:styleId="Tabelanormal">

--- a/Documentação - Voiture.docx
+++ b/Documentação - Voiture.docx
@@ -1,6 +1,6 @@
 
 <file path=word/document.xml><?xml version="1.0" encoding="utf-8"?>
-<w:document xmlns:wpc="http://schemas.microsoft.com/office/word/2010/wordprocessingCanvas" xmlns:cx="http://schemas.microsoft.com/office/drawing/2014/chartex" xmlns:cx1="http://schemas.microsoft.com/office/drawing/2015/9/8/chartex" xmlns:cx2="http://schemas.microsoft.com/office/drawing/2015/10/21/chartex" xmlns:cx3="http://schemas.microsoft.com/office/drawing/2016/5/9/chartex" xmlns:cx4="http://schemas.microsoft.com/office/drawing/2016/5/10/chartex" xmlns:cx5="http://schemas.microsoft.com/office/drawing/2016/5/11/chartex" xmlns:cx6="http://schemas.microsoft.com/office/drawing/2016/5/12/chartex" xmlns:cx7="http://schemas.microsoft.com/office/drawing/2016/5/13/chartex" xmlns:cx8="http://schemas.microsoft.com/office/drawing/2016/5/14/chartex" xmlns:mc="http://schemas.openxmlformats.org/markup-compatibility/2006" xmlns:aink="http://schemas.microsoft.com/office/drawing/2016/ink" xmlns:am3d="http://schemas.microsoft.com/office/drawing/2017/model3d" xmlns:o="urn:schemas-microsoft-com:office:office" xmlns:oel="http://schemas.microsoft.com/office/2019/extlst" xmlns:r="http://schemas.openxmlformats.org/officeDocument/2006/relationships" xmlns:m="http://schemas.openxmlformats.org/officeDocument/2006/math" xmlns:v="urn:schemas-microsoft-com:vml" xmlns:wp14="http://schemas.microsoft.com/office/word/2010/wordprocessingDrawing" xmlns:wp="http://schemas.openxmlformats.org/drawingml/2006/wordprocessingDrawing" xmlns:w10="urn:schemas-microsoft-com:office:word" xmlns:w="http://schemas.openxmlformats.org/wordprocessingml/2006/main" xmlns:w14="http://schemas.microsoft.com/office/word/2010/wordml" xmlns:w15="http://schemas.microsoft.com/office/word/2012/wordml" xmlns:w16cei="http://schemas.microsoft.com/office/word/2026/wordml/cei" xmlns:w16cex="http://schemas.microsoft.com/office/word/2018/wordml/cex" xmlns:w16cid="http://schemas.microsoft.com/office/word/2016/wordml/cid" xmlns:w16="http://schemas.microsoft.com/office/word/2018/wordml" xmlns:w16du="http://schemas.microsoft.com/office/word/2023/wordml/word16du" xmlns:w16sdtdh="http://schemas.microsoft.com/office/word/2020/wordml/sdtdatahash" xmlns:w16sdtfl="http://schemas.microsoft.com/office/word/2024/wordml/sdtformatlock" xmlns:w16se="http://schemas.microsoft.com/office/word/2015/wordml/symex" xmlns:wpg="http://schemas.microsoft.com/office/word/2010/wordprocessingGroup" xmlns:wpi="http://schemas.microsoft.com/office/word/2010/wordprocessingInk" xmlns:wne="http://schemas.microsoft.com/office/word/2006/wordml" xmlns:wps="http://schemas.microsoft.com/office/word/2010/wordprocessingShape" mc:Ignorable="w14 w15 w16se w16cid w16 w16cex w16sdtdh w16sdtfl w16du wp14">
+<w:document xmlns:wpc="http://schemas.microsoft.com/office/word/2010/wordprocessingCanvas" xmlns:cx="http://schemas.microsoft.com/office/drawing/2014/chartex" xmlns:cx1="http://schemas.microsoft.com/office/drawing/2015/9/8/chartex" xmlns:cx2="http://schemas.microsoft.com/office/drawing/2015/10/21/chartex" xmlns:cx3="http://schemas.microsoft.com/office/drawing/2016/5/9/chartex" xmlns:cx4="http://schemas.microsoft.com/office/drawing/2016/5/10/chartex" xmlns:cx5="http://schemas.microsoft.com/office/drawing/2016/5/11/chartex" xmlns:cx6="http://schemas.microsoft.com/office/drawing/2016/5/12/chartex" xmlns:cx7="http://schemas.microsoft.com/office/drawing/2016/5/13/chartex" xmlns:cx8="http://schemas.microsoft.com/office/drawing/2016/5/14/chartex" xmlns:mc="http://schemas.openxmlformats.org/markup-compatibility/2006" xmlns:aink="http://schemas.microsoft.com/office/drawing/2016/ink" xmlns:am3d="http://schemas.microsoft.com/office/drawing/2017/model3d" xmlns:o="urn:schemas-microsoft-com:office:office" xmlns:oel="http://schemas.microsoft.com/office/2019/extlst" xmlns:r="http://schemas.openxmlformats.org/officeDocument/2006/relationships" xmlns:m="http://schemas.openxmlformats.org/officeDocument/2006/math" xmlns:v="urn:schemas-microsoft-com:vml" xmlns:wp14="http://schemas.microsoft.com/office/word/2010/wordprocessingDrawing" xmlns:wp="http://schemas.openxmlformats.org/drawingml/2006/wordprocessingDrawing" xmlns:w10="urn:schemas-microsoft-com:office:word" xmlns:w="http://schemas.openxmlformats.org/wordprocessingml/2006/main" xmlns:w14="http://schemas.microsoft.com/office/word/2010/wordml" xmlns:w15="http://schemas.microsoft.com/office/word/2012/wordml" xmlns:w16cex="http://schemas.microsoft.com/office/word/2018/wordml/cex" xmlns:w16cid="http://schemas.microsoft.com/office/word/2016/wordml/cid" xmlns:w16="http://schemas.microsoft.com/office/word/2018/wordml" xmlns:w16du="http://schemas.microsoft.com/office/word/2023/wordml/word16du" xmlns:w16sdtdh="http://schemas.microsoft.com/office/word/2020/wordml/sdtdatahash" xmlns:w16sdtfl="http://schemas.microsoft.com/office/word/2024/wordml/sdtformatlock" xmlns:w16se="http://schemas.microsoft.com/office/word/2015/wordml/symex" xmlns:wpg="http://schemas.microsoft.com/office/word/2010/wordprocessingGroup" xmlns:wpi="http://schemas.microsoft.com/office/word/2010/wordprocessingInk" xmlns:wne="http://schemas.microsoft.com/office/word/2006/wordml" xmlns:wps="http://schemas.microsoft.com/office/word/2010/wordprocessingShape" mc:Ignorable="w14 w15 w16se w16cid w16 w16cex w16sdtdh w16sdtfl w16du wp14">
   <w:body>
     <w:p>
       <w:pPr>
@@ -214,6 +214,7 @@
       <w:r>
         <w:rPr>
           <w:rFonts w:cs="Times New Roman"/>
+          <w:noProof/>
           <w:szCs w:val="24"/>
         </w:rPr>
         <mc:AlternateContent>
@@ -7365,6 +7366,9 @@
         </w:rPr>
       </w:pPr>
       <w:r>
+        <w:rPr>
+          <w:noProof/>
+        </w:rPr>
         <w:drawing>
           <wp:inline distT="0" distB="0" distL="0" distR="0" wp14:anchorId="697372D1" wp14:editId="39833351">
             <wp:extent cx="4823524" cy="4549140"/>
@@ -10817,6 +10821,7 @@
         <w:rPr>
           <w:b/>
           <w:bCs/>
+          <w:noProof/>
         </w:rPr>
         <w:drawing>
           <wp:inline distT="0" distB="0" distL="0" distR="0" wp14:anchorId="2A4A230F" wp14:editId="527F3B30">
@@ -10898,6 +10903,7 @@
         <w:rPr>
           <w:b/>
           <w:bCs/>
+          <w:noProof/>
         </w:rPr>
         <w:drawing>
           <wp:inline distT="0" distB="0" distL="0" distR="0" wp14:anchorId="1D20112F" wp14:editId="0166FEB2">
@@ -11018,6 +11024,7 @@
         <w:rPr>
           <w:b/>
           <w:bCs/>
+          <w:noProof/>
         </w:rPr>
         <w:drawing>
           <wp:inline distT="0" distB="0" distL="0" distR="0" wp14:anchorId="0ABFB2CD" wp14:editId="35F19623">
@@ -11104,6 +11111,7 @@
         <w:rPr>
           <w:b/>
           <w:bCs/>
+          <w:noProof/>
         </w:rPr>
         <w:drawing>
           <wp:inline distT="0" distB="0" distL="0" distR="0" wp14:anchorId="7E209F32" wp14:editId="74831DD9">
@@ -11283,6 +11291,7 @@
         <w:rPr>
           <w:b/>
           <w:bCs/>
+          <w:noProof/>
         </w:rPr>
         <w:drawing>
           <wp:inline distT="0" distB="0" distL="0" distR="0" wp14:anchorId="50A45234" wp14:editId="3EFF5166">
@@ -11386,6 +11395,7 @@
         <w:rPr>
           <w:b/>
           <w:bCs/>
+          <w:noProof/>
         </w:rPr>
         <w:drawing>
           <wp:inline distT="0" distB="0" distL="0" distR="0" wp14:anchorId="4BBBEC4E" wp14:editId="1276D982">
@@ -11536,6 +11546,7 @@
         <w:rPr>
           <w:b/>
           <w:bCs/>
+          <w:noProof/>
         </w:rPr>
         <w:drawing>
           <wp:inline distT="0" distB="0" distL="0" distR="0" wp14:anchorId="63398F7F" wp14:editId="316A0569">
@@ -11632,6 +11643,7 @@
         <w:rPr>
           <w:b/>
           <w:bCs/>
+          <w:noProof/>
         </w:rPr>
         <w:drawing>
           <wp:inline distT="0" distB="0" distL="0" distR="0" wp14:anchorId="6DB10707" wp14:editId="5249B8EF">
@@ -11748,6 +11760,9 @@
         <w:ind w:left="708"/>
       </w:pPr>
       <w:r>
+        <w:rPr>
+          <w:noProof/>
+        </w:rPr>
         <w:drawing>
           <wp:inline distT="0" distB="0" distL="0" distR="0" wp14:anchorId="02E667C9" wp14:editId="65733B7A">
             <wp:extent cx="5382054" cy="3027145"/>
@@ -11827,6 +11842,9 @@
         <w:ind w:left="708"/>
       </w:pPr>
       <w:r>
+        <w:rPr>
+          <w:noProof/>
+        </w:rPr>
         <w:drawing>
           <wp:inline distT="0" distB="0" distL="0" distR="0" wp14:anchorId="55AAE98D" wp14:editId="059A7B3F">
             <wp:extent cx="5313145" cy="2403236"/>
@@ -11968,6 +11986,7 @@
         <w:rPr>
           <w:b/>
           <w:bCs/>
+          <w:noProof/>
         </w:rPr>
         <w:drawing>
           <wp:inline distT="0" distB="0" distL="0" distR="0" wp14:anchorId="7EC81D22" wp14:editId="3033D216">
@@ -12062,6 +12081,7 @@
         <w:rPr>
           <w:b/>
           <w:bCs/>
+          <w:noProof/>
         </w:rPr>
         <w:drawing>
           <wp:inline distT="0" distB="0" distL="0" distR="0" wp14:anchorId="475C79B9" wp14:editId="55917D4A">
@@ -12117,7 +12137,6 @@
         <w:autoSpaceDN/>
         <w:spacing w:after="160" w:line="278" w:lineRule="auto"/>
         <w:ind w:firstLine="708"/>
-        <w:jc w:val="left"/>
         <w:rPr>
           <w:b/>
           <w:bCs/>
@@ -12130,6 +12149,16 @@
         </w:rPr>
         <w:lastRenderedPageBreak/>
         <w:t>4.7 Listagem de pedidos de entrada</w:t>
+      </w:r>
+    </w:p>
+    <w:p>
+      <w:pPr>
+        <w:widowControl/>
+        <w:spacing w:after="160" w:line="278" w:lineRule="auto"/>
+        <w:ind w:left="708"/>
+      </w:pPr>
+      <w:r>
+        <w:t xml:space="preserve">Esta tela permite o gerenciamento e o controle de todas as entradas e expedições de produtos registradas no sistema. Nela, o usuário pode visualizar uma listagem completa contendo as principais informações das movimentações, tais como o identificador único (ID), o nome do produto, a quantidade movimentada, o status atual do pedido (PENDENTE ou CANCELADO), a data de criação do pedido e a data em que o processamento foi finalizado. </w:t>
       </w:r>
     </w:p>
     <w:p>
@@ -12137,75 +12166,54 @@
         <w:widowControl/>
         <w:spacing w:after="160" w:line="278" w:lineRule="auto"/>
         <w:ind w:firstLine="708"/>
-        <w:jc w:val="left"/>
-        <w:rPr>
-          <w:b/>
-          <w:bCs/>
-        </w:rPr>
-      </w:pPr>
-      <w:r>
-        <w:rPr>
-          <w:b/>
-          <w:bCs/>
-        </w:rPr>
-        <w:t xml:space="preserve">Esta tela permite o gerenciamento e o controle de todas as entradas e expedições de produtos registradas no sistema. Nela, o usuário pode visualizar uma listagem completa contendo as principais informações das movimentações, tais como o identificador único (ID), o nome do produto, a quantidade movimentada, o status atual do pedido (PENDENTE ou CANCELADO), a data de criação do pedido e a data em que o processamento foi finalizado. </w:t>
-      </w:r>
+        <w:rPr>
+          <w:b/>
+          <w:bCs/>
+        </w:rPr>
+      </w:pPr>
     </w:p>
     <w:p>
       <w:pPr>
         <w:widowControl/>
         <w:spacing w:after="160" w:line="278" w:lineRule="auto"/>
         <w:ind w:firstLine="708"/>
-        <w:jc w:val="left"/>
-        <w:rPr>
-          <w:b/>
-          <w:bCs/>
-        </w:rPr>
-      </w:pPr>
+        <w:rPr>
+          <w:b/>
+          <w:bCs/>
+        </w:rPr>
+      </w:pPr>
+      <w:proofErr w:type="spellStart"/>
+      <w:r>
+        <w:rPr>
+          <w:b/>
+          <w:bCs/>
+        </w:rPr>
+        <w:t>Wireframe</w:t>
+      </w:r>
+      <w:proofErr w:type="spellEnd"/>
+      <w:r>
+        <w:rPr>
+          <w:b/>
+          <w:bCs/>
+        </w:rPr>
+        <w:t>:</w:t>
+      </w:r>
     </w:p>
     <w:p>
       <w:pPr>
         <w:widowControl/>
         <w:spacing w:after="160" w:line="278" w:lineRule="auto"/>
         <w:ind w:firstLine="708"/>
-        <w:jc w:val="left"/>
-        <w:rPr>
-          <w:b/>
-          <w:bCs/>
-        </w:rPr>
-      </w:pPr>
-      <w:proofErr w:type="spellStart"/>
-      <w:r>
-        <w:rPr>
-          <w:b/>
-          <w:bCs/>
-        </w:rPr>
-        <w:t>Wireframe</w:t>
-      </w:r>
-      <w:proofErr w:type="spellEnd"/>
-      <w:r>
-        <w:rPr>
-          <w:b/>
-          <w:bCs/>
-        </w:rPr>
-        <w:t>:</w:t>
-      </w:r>
-    </w:p>
-    <w:p>
-      <w:pPr>
-        <w:widowControl/>
-        <w:spacing w:after="160" w:line="278" w:lineRule="auto"/>
-        <w:ind w:firstLine="708"/>
-        <w:jc w:val="left"/>
-        <w:rPr>
-          <w:b/>
-          <w:bCs/>
-        </w:rPr>
-      </w:pPr>
-      <w:r>
-        <w:rPr>
-          <w:b/>
-          <w:bCs/>
+        <w:rPr>
+          <w:b/>
+          <w:bCs/>
+        </w:rPr>
+      </w:pPr>
+      <w:r>
+        <w:rPr>
+          <w:b/>
+          <w:bCs/>
+          <w:noProof/>
           <w14:ligatures w14:val="standardContextual"/>
         </w:rPr>
         <w:drawing>
@@ -12285,23 +12293,11 @@
           <w:bCs/>
         </w:rPr>
       </w:pPr>
-    </w:p>
-    <w:p>
-      <w:pPr>
-        <w:widowControl/>
-        <w:autoSpaceDE/>
-        <w:autoSpaceDN/>
-        <w:spacing w:after="160" w:line="278" w:lineRule="auto"/>
-        <w:jc w:val="left"/>
-        <w:rPr>
-          <w:b/>
-          <w:bCs/>
-        </w:rPr>
-      </w:pPr>
-      <w:r>
-        <w:rPr>
-          <w:b/>
-          <w:bCs/>
+      <w:r>
+        <w:rPr>
+          <w:b/>
+          <w:bCs/>
+          <w:noProof/>
           <w14:ligatures w14:val="standardContextual"/>
         </w:rPr>
         <w:drawing>
@@ -12359,7 +12355,6 @@
         <w:widowControl/>
         <w:spacing w:after="160" w:line="278" w:lineRule="auto"/>
         <w:ind w:firstLine="708"/>
-        <w:jc w:val="left"/>
         <w:rPr>
           <w:b/>
           <w:bCs/>
@@ -12372,6 +12367,30 @@
         </w:rPr>
         <w:lastRenderedPageBreak/>
         <w:t>4.8 Registro de pedidos de entrada</w:t>
+      </w:r>
+    </w:p>
+    <w:p>
+      <w:pPr>
+        <w:widowControl/>
+        <w:spacing w:after="160" w:line="278" w:lineRule="auto"/>
+        <w:ind w:left="708"/>
+      </w:pPr>
+      <w:r>
+        <w:t xml:space="preserve">Através desta interface, é possível </w:t>
+      </w:r>
+      <w:proofErr w:type="gramStart"/>
+      <w:r>
+        <w:t>criar um novo</w:t>
+      </w:r>
+      <w:proofErr w:type="gramEnd"/>
+      <w:r>
+        <w:t xml:space="preserve"> pedido de expedição clicando no botão "Novo Pedido de </w:t>
+      </w:r>
+      <w:r>
+        <w:t>Entrada</w:t>
+      </w:r>
+      <w:r>
+        <w:t>". Na tela de cadastro, o usuário seleciona o cliente associado, adiciona dinamicamente os produtos desejados especificando suas respectivas quantidades e monta a lista de itens antes de salvar o pedido no estado inicial pendente. Além disso, a partir das ações disponíveis na tabela ou na tela de detalhes do pedido, o operador do sistema pode realizar o processamento definitivo (o que efetuará a baixa automatizada dos itens no estoque corrente) ou efetuar o cancelamento da operação, caso necessário.</w:t>
       </w:r>
     </w:p>
     <w:p>
@@ -12379,48 +12398,26 @@
         <w:widowControl/>
         <w:spacing w:after="160" w:line="278" w:lineRule="auto"/>
         <w:ind w:firstLine="708"/>
-        <w:jc w:val="left"/>
-        <w:rPr>
-          <w:b/>
-          <w:bCs/>
-        </w:rPr>
-      </w:pPr>
-      <w:r>
-        <w:rPr>
-          <w:b/>
-          <w:bCs/>
-        </w:rPr>
-        <w:t xml:space="preserve">Através desta interface, é possível </w:t>
-      </w:r>
-      <w:proofErr w:type="gramStart"/>
-      <w:r>
-        <w:rPr>
-          <w:b/>
-          <w:bCs/>
-        </w:rPr>
-        <w:t>criar um novo</w:t>
-      </w:r>
-      <w:proofErr w:type="gramEnd"/>
-      <w:r>
-        <w:rPr>
-          <w:b/>
-          <w:bCs/>
-        </w:rPr>
-        <w:t xml:space="preserve"> pedido de expedição clicando no botão "Novo Pedido de </w:t>
-      </w:r>
-      <w:r>
-        <w:rPr>
-          <w:b/>
-          <w:bCs/>
-        </w:rPr>
-        <w:t>Entrada</w:t>
-      </w:r>
-      <w:r>
-        <w:rPr>
-          <w:b/>
-          <w:bCs/>
-        </w:rPr>
-        <w:t>". Na tela de cadastro, o usuário seleciona o cliente associado, adiciona dinamicamente os produtos desejados especificando suas respectivas quantidades e monta a lista de itens antes de salvar o pedido no estado inicial pendente. Além disso, a partir das ações disponíveis na tabela ou na tela de detalhes do pedido, o operador do sistema pode realizar o processamento definitivo (o que efetuará a baixa automatizada dos itens no estoque corrente) ou efetuar o cancelamento da operação, caso necessário.</w:t>
+        <w:rPr>
+          <w:b/>
+          <w:bCs/>
+        </w:rPr>
+      </w:pPr>
+      <w:proofErr w:type="spellStart"/>
+      <w:r>
+        <w:rPr>
+          <w:b/>
+          <w:bCs/>
+        </w:rPr>
+        <w:t>Wireframe</w:t>
+      </w:r>
+      <w:proofErr w:type="spellEnd"/>
+      <w:r>
+        <w:rPr>
+          <w:b/>
+          <w:bCs/>
+        </w:rPr>
+        <w:t>:</w:t>
       </w:r>
     </w:p>
     <w:p>
@@ -12428,44 +12425,16 @@
         <w:widowControl/>
         <w:spacing w:after="160" w:line="278" w:lineRule="auto"/>
         <w:ind w:firstLine="708"/>
-        <w:jc w:val="left"/>
-        <w:rPr>
-          <w:b/>
-          <w:bCs/>
-        </w:rPr>
-      </w:pPr>
-      <w:proofErr w:type="spellStart"/>
-      <w:r>
-        <w:rPr>
-          <w:b/>
-          <w:bCs/>
-        </w:rPr>
-        <w:t>Wireframe</w:t>
-      </w:r>
-      <w:proofErr w:type="spellEnd"/>
-      <w:r>
-        <w:rPr>
-          <w:b/>
-          <w:bCs/>
-        </w:rPr>
-        <w:t>:</w:t>
-      </w:r>
-    </w:p>
-    <w:p>
-      <w:pPr>
-        <w:widowControl/>
-        <w:spacing w:after="160" w:line="278" w:lineRule="auto"/>
-        <w:ind w:firstLine="708"/>
-        <w:jc w:val="left"/>
-        <w:rPr>
-          <w:b/>
-          <w:bCs/>
-        </w:rPr>
-      </w:pPr>
-      <w:r>
-        <w:rPr>
-          <w:b/>
-          <w:bCs/>
+        <w:rPr>
+          <w:b/>
+          <w:bCs/>
+        </w:rPr>
+      </w:pPr>
+      <w:r>
+        <w:rPr>
+          <w:b/>
+          <w:bCs/>
+          <w:noProof/>
           <w14:ligatures w14:val="standardContextual"/>
         </w:rPr>
         <w:drawing>
@@ -12516,7 +12485,6 @@
         <w:widowControl/>
         <w:spacing w:after="160" w:line="278" w:lineRule="auto"/>
         <w:ind w:firstLine="708"/>
-        <w:jc w:val="left"/>
         <w:rPr>
           <w:b/>
           <w:bCs/>
@@ -12535,10 +12503,10 @@
         <w:widowControl/>
         <w:spacing w:after="160" w:line="278" w:lineRule="auto"/>
         <w:ind w:firstLine="708"/>
-        <w:jc w:val="left"/>
-      </w:pPr>
-      <w:r>
-        <w:rPr>
+      </w:pPr>
+      <w:r>
+        <w:rPr>
+          <w:noProof/>
           <w14:ligatures w14:val="standardContextual"/>
         </w:rPr>
         <w:drawing>
@@ -12590,7 +12558,6 @@
         <w:autoSpaceDE/>
         <w:autoSpaceDN/>
         <w:spacing w:after="160" w:line="278" w:lineRule="auto"/>
-        <w:jc w:val="left"/>
         <w:rPr>
           <w:b/>
           <w:bCs/>
@@ -12630,25 +12597,12 @@
       <w:pPr>
         <w:widowControl/>
         <w:spacing w:after="160" w:line="278" w:lineRule="auto"/>
-        <w:ind w:firstLine="708"/>
-        <w:jc w:val="left"/>
-        <w:rPr>
-          <w:b/>
-          <w:bCs/>
-        </w:rPr>
-      </w:pPr>
-      <w:r>
-        <w:rPr>
-          <w:b/>
-          <w:bCs/>
-        </w:rPr>
+        <w:ind w:left="708"/>
+      </w:pPr>
+      <w:r>
         <w:t>Esta tela permite o gerenciamento e o controle de todas as saídas e expedições de produtos registradas no sistema. Nela, o usuário pode visualizar uma listagem completa contendo as principais informações das movimentações, tais como o identificador único (ID), o nome do produto, a quantidade movimentada, o status atual do pedido (PENDENTE ou CANCELADO), a data de criação do pedido e a data em que o processamento foi finalizado.</w:t>
       </w:r>
       <w:r>
-        <w:rPr>
-          <w:b/>
-          <w:bCs/>
-        </w:rPr>
         <w:t xml:space="preserve"> </w:t>
       </w:r>
     </w:p>
@@ -12668,7 +12622,7 @@
       <w:pPr>
         <w:widowControl/>
         <w:spacing w:after="160" w:line="278" w:lineRule="auto"/>
-        <w:ind w:firstLine="708"/>
+        <w:ind w:left="708"/>
         <w:jc w:val="left"/>
         <w:rPr>
           <w:b/>
@@ -12692,6 +12646,9 @@
         <w:t>:</w:t>
       </w:r>
       <w:r>
+        <w:rPr>
+          <w:noProof/>
+        </w:rPr>
         <w:drawing>
           <wp:inline distT="0" distB="0" distL="0" distR="0" wp14:anchorId="26F7C4D6" wp14:editId="15AB5F06">
             <wp:extent cx="5762625" cy="3238500"/>
@@ -12766,6 +12723,9 @@
         </w:rPr>
       </w:pPr>
       <w:r>
+        <w:rPr>
+          <w:noProof/>
+        </w:rPr>
         <w:drawing>
           <wp:inline distT="0" distB="0" distL="0" distR="0" wp14:anchorId="78C62930" wp14:editId="78EC6010">
             <wp:extent cx="4945090" cy="2362200"/>
@@ -12855,44 +12815,23 @@
       <w:pPr>
         <w:widowControl/>
         <w:spacing w:after="160" w:line="278" w:lineRule="auto"/>
-        <w:ind w:firstLine="708"/>
-        <w:jc w:val="left"/>
-      </w:pPr>
-      <w:r>
-        <w:rPr>
-          <w:b/>
-          <w:bCs/>
-        </w:rPr>
+        <w:ind w:left="708"/>
+      </w:pPr>
+      <w:r>
         <w:t xml:space="preserve">Através desta interface, é possível </w:t>
       </w:r>
       <w:proofErr w:type="gramStart"/>
       <w:r>
-        <w:rPr>
-          <w:b/>
-          <w:bCs/>
-        </w:rPr>
         <w:t>criar um novo</w:t>
       </w:r>
       <w:proofErr w:type="gramEnd"/>
       <w:r>
-        <w:rPr>
-          <w:b/>
-          <w:bCs/>
-        </w:rPr>
         <w:t xml:space="preserve"> pedido de expedição clicando no botão "Novo Pedido de Saída". Na tela de cadastro, o usuário seleciona o cliente associado, adiciona dinamicamente os produtos desejados especificando suas respectivas quantidades e monta a lista de itens antes de salvar o pedido no estado inicial pendente.</w:t>
       </w:r>
       <w:r>
-        <w:rPr>
-          <w:b/>
-          <w:bCs/>
-        </w:rPr>
         <w:t xml:space="preserve"> </w:t>
       </w:r>
       <w:r>
-        <w:rPr>
-          <w:b/>
-          <w:bCs/>
-        </w:rPr>
         <w:t>Além disso, a partir das ações disponíveis na tabela ou na tela de detalhes do pedido, o operador do sistema pode realizar o processamento definitivo (o que efetuará a baixa automatizada dos itens no estoque corrente) ou efetuar o cancelamento da operação, caso necessário.</w:t>
       </w:r>
     </w:p>
@@ -12900,7 +12839,7 @@
       <w:pPr>
         <w:widowControl/>
         <w:spacing w:after="160" w:line="278" w:lineRule="auto"/>
-        <w:ind w:firstLine="708"/>
+        <w:ind w:left="708"/>
         <w:jc w:val="left"/>
         <w:rPr>
           <w:b/>
@@ -12924,6 +12863,9 @@
         <w:t>:</w:t>
       </w:r>
       <w:r>
+        <w:rPr>
+          <w:noProof/>
+        </w:rPr>
         <w:drawing>
           <wp:inline distT="0" distB="0" distL="0" distR="0" wp14:anchorId="55C9E75B" wp14:editId="3EC08E3D">
             <wp:extent cx="4881562" cy="2743357"/>
@@ -12971,7 +12913,7 @@
       <w:pPr>
         <w:widowControl/>
         <w:spacing w:after="160" w:line="278" w:lineRule="auto"/>
-        <w:ind w:firstLine="708"/>
+        <w:ind w:left="708"/>
         <w:jc w:val="left"/>
         <w:rPr>
           <w:b/>
@@ -12986,6 +12928,9 @@
         <w:t>Interface:</w:t>
       </w:r>
       <w:r>
+        <w:rPr>
+          <w:noProof/>
+        </w:rPr>
         <w:drawing>
           <wp:inline distT="0" distB="0" distL="0" distR="0" wp14:anchorId="472EB5F8" wp14:editId="34C9D3B4">
             <wp:extent cx="5762625" cy="2733675"/>
@@ -13134,6 +13079,7 @@
         <w:rPr>
           <w:b/>
           <w:bCs/>
+          <w:noProof/>
         </w:rPr>
         <w:drawing>
           <wp:inline distT="0" distB="0" distL="0" distR="0" wp14:anchorId="09AE47A7" wp14:editId="768BEC77">
@@ -13229,6 +13175,7 @@
         <w:rPr>
           <w:b/>
           <w:bCs/>
+          <w:noProof/>
         </w:rPr>
         <w:drawing>
           <wp:inline distT="0" distB="0" distL="0" distR="0" wp14:anchorId="46AA8C9A" wp14:editId="3AB324E0">
@@ -13366,6 +13313,7 @@
         <w:rPr>
           <w:b/>
           <w:bCs/>
+          <w:noProof/>
         </w:rPr>
         <w:drawing>
           <wp:inline distT="0" distB="0" distL="0" distR="0" wp14:anchorId="44EFBB36" wp14:editId="737EAC58">
@@ -13458,6 +13406,9 @@
         </w:rPr>
       </w:pPr>
       <w:r>
+        <w:rPr>
+          <w:noProof/>
+        </w:rPr>
         <w:drawing>
           <wp:inline distT="0" distB="0" distL="0" distR="0" wp14:anchorId="6BF4A9B7" wp14:editId="658F3E7F">
             <wp:extent cx="5334897" cy="2435349"/>
@@ -13554,7 +13505,7 @@
       <w:pPr>
         <w:widowControl/>
         <w:spacing w:after="160" w:line="278" w:lineRule="auto"/>
-        <w:ind w:firstLine="708"/>
+        <w:ind w:left="708"/>
         <w:jc w:val="left"/>
       </w:pPr>
       <w:r>
@@ -13569,7 +13520,7 @@
       <w:pPr>
         <w:widowControl/>
         <w:spacing w:after="160" w:line="278" w:lineRule="auto"/>
-        <w:ind w:firstLine="708"/>
+        <w:ind w:left="708"/>
         <w:jc w:val="left"/>
         <w:rPr>
           <w:rFonts w:eastAsia="Times New Roman" w:cs="Times New Roman"/>
@@ -13597,6 +13548,9 @@
         <w:t>:</w:t>
       </w:r>
       <w:r>
+        <w:rPr>
+          <w:noProof/>
+        </w:rPr>
         <w:drawing>
           <wp:inline distT="0" distB="0" distL="0" distR="0" wp14:anchorId="39FF2569" wp14:editId="5CD790DC">
             <wp:extent cx="5762625" cy="3228975"/>
@@ -13681,6 +13635,7 @@
           <w:rFonts w:eastAsia="Times New Roman" w:cs="Times New Roman"/>
           <w:b/>
           <w:bCs/>
+          <w:noProof/>
           <w:szCs w:val="24"/>
           <w14:ligatures w14:val="standardContextual"/>
         </w:rPr>
@@ -13816,6 +13771,7 @@
         <w:rPr>
           <w:b/>
           <w:bCs/>
+          <w:noProof/>
         </w:rPr>
         <w:drawing>
           <wp:inline distT="0" distB="0" distL="0" distR="0" wp14:anchorId="5A1D93EB" wp14:editId="7661E7BD">
@@ -13911,6 +13867,7 @@
         <w:rPr>
           <w:b/>
           <w:bCs/>
+          <w:noProof/>
         </w:rPr>
         <w:drawing>
           <wp:inline distT="0" distB="0" distL="0" distR="0" wp14:anchorId="1E855AEB" wp14:editId="0900351D">
@@ -14008,13 +13965,12 @@
     <w:p>
       <w:pPr>
         <w:spacing w:line="360" w:lineRule="auto"/>
-        <w:ind w:left="708"/>
-      </w:pPr>
-    </w:p>
-    <w:p>
-      <w:pPr>
-        <w:spacing w:line="360" w:lineRule="auto"/>
-        <w:ind w:left="708"/>
+      </w:pPr>
+    </w:p>
+    <w:p>
+      <w:pPr>
+        <w:spacing w:line="360" w:lineRule="auto"/>
+        <w:ind w:firstLine="708"/>
         <w:rPr>
           <w:b/>
           <w:bCs/>
@@ -14043,6 +13999,7 @@
         <w:rPr>
           <w:b/>
           <w:bCs/>
+          <w:noProof/>
         </w:rPr>
         <w:drawing>
           <wp:inline distT="0" distB="0" distL="0" distR="0" wp14:anchorId="67280E63" wp14:editId="5383C54F">
@@ -14138,6 +14095,7 @@
         <w:rPr>
           <w:b/>
           <w:bCs/>
+          <w:noProof/>
         </w:rPr>
         <w:drawing>
           <wp:inline distT="0" distB="0" distL="0" distR="0" wp14:anchorId="13AAC2C4" wp14:editId="512EBC72">
@@ -14283,6 +14241,7 @@
         <w:rPr>
           <w:b/>
           <w:bCs/>
+          <w:noProof/>
         </w:rPr>
         <w:drawing>
           <wp:inline distT="0" distB="0" distL="0" distR="0" wp14:anchorId="7DF58879" wp14:editId="694079A1">
@@ -14378,6 +14337,7 @@
         <w:rPr>
           <w:b/>
           <w:bCs/>
+          <w:noProof/>
         </w:rPr>
         <w:drawing>
           <wp:inline distT="0" distB="0" distL="0" distR="0" wp14:anchorId="10F4AE62" wp14:editId="2FB5168C">
@@ -14518,6 +14478,7 @@
         <w:rPr>
           <w:b/>
           <w:bCs/>
+          <w:noProof/>
         </w:rPr>
         <w:drawing>
           <wp:inline distT="0" distB="0" distL="0" distR="0" wp14:anchorId="3AC3B497" wp14:editId="6A658236">
@@ -14621,6 +14582,7 @@
         <w:rPr>
           <w:b/>
           <w:bCs/>
+          <w:noProof/>
         </w:rPr>
         <w:drawing>
           <wp:inline distT="0" distB="0" distL="0" distR="0" wp14:anchorId="1E6DB123" wp14:editId="38B26AB9">
@@ -14753,6 +14715,7 @@
         <w:rPr>
           <w:b/>
           <w:bCs/>
+          <w:noProof/>
         </w:rPr>
         <w:drawing>
           <wp:inline distT="0" distB="0" distL="0" distR="0" wp14:anchorId="29FE367F" wp14:editId="0F1016DF">
@@ -14848,6 +14811,7 @@
         <w:rPr>
           <w:b/>
           <w:bCs/>
+          <w:noProof/>
         </w:rPr>
         <w:drawing>
           <wp:inline distT="0" distB="0" distL="0" distR="0" wp14:anchorId="293A9DB1" wp14:editId="7F2139C6">
@@ -14979,6 +14943,7 @@
         <w:rPr>
           <w:b/>
           <w:bCs/>
+          <w:noProof/>
         </w:rPr>
         <w:drawing>
           <wp:inline distT="0" distB="0" distL="0" distR="0" wp14:anchorId="44EC0000" wp14:editId="5A136FFF">
@@ -15074,6 +15039,7 @@
         <w:rPr>
           <w:b/>
           <w:bCs/>
+          <w:noProof/>
         </w:rPr>
         <w:drawing>
           <wp:inline distT="0" distB="0" distL="0" distR="0" wp14:anchorId="48DEE9E9" wp14:editId="6AEC1CFE">
@@ -15285,14 +15251,14 @@
           <w:b/>
           <w:bCs/>
         </w:rPr>
-        <w:t>Interface</w:t>
-      </w:r>
-      <w:r>
-        <w:rPr>
-          <w:b/>
-          <w:bCs/>
-        </w:rPr>
-        <w:br w:type="page"/>
+        <w:t>Interfac</w:t>
+      </w:r>
+      <w:r>
+        <w:rPr>
+          <w:b/>
+          <w:bCs/>
+        </w:rPr>
+        <w:t>e</w:t>
       </w:r>
     </w:p>
     <w:p>
@@ -15301,70 +15267,130 @@
         <w:autoSpaceDE/>
         <w:autoSpaceDN/>
         <w:spacing w:after="160" w:line="278" w:lineRule="auto"/>
+        <w:jc w:val="left"/>
+        <w:rPr>
+          <w:b/>
+          <w:bCs/>
+        </w:rPr>
+      </w:pPr>
+      <w:r>
+        <w:rPr>
+          <w:b/>
+          <w:bCs/>
+        </w:rPr>
+        <w:drawing>
+          <wp:inline distT="0" distB="0" distL="0" distR="0" wp14:anchorId="2EC1E9BF" wp14:editId="36B5AB4A">
+            <wp:extent cx="5760085" cy="2726690"/>
+            <wp:effectExtent l="0" t="0" r="0" b="0"/>
+            <wp:docPr id="363549493" name="Imagem 1"/>
+            <wp:cNvGraphicFramePr>
+              <a:graphicFrameLocks xmlns:a="http://schemas.openxmlformats.org/drawingml/2006/main" noChangeAspect="1"/>
+            </wp:cNvGraphicFramePr>
+            <a:graphic xmlns:a="http://schemas.openxmlformats.org/drawingml/2006/main">
+              <a:graphicData uri="http://schemas.openxmlformats.org/drawingml/2006/picture">
+                <pic:pic xmlns:pic="http://schemas.openxmlformats.org/drawingml/2006/picture">
+                  <pic:nvPicPr>
+                    <pic:cNvPr id="363549493" name=""/>
+                    <pic:cNvPicPr/>
+                  </pic:nvPicPr>
+                  <pic:blipFill>
+                    <a:blip r:embed="rId46"/>
+                    <a:stretch>
+                      <a:fillRect/>
+                    </a:stretch>
+                  </pic:blipFill>
+                  <pic:spPr>
+                    <a:xfrm>
+                      <a:off x="0" y="0"/>
+                      <a:ext cx="5760085" cy="2726690"/>
+                    </a:xfrm>
+                    <a:prstGeom prst="rect">
+                      <a:avLst/>
+                    </a:prstGeom>
+                  </pic:spPr>
+                </pic:pic>
+              </a:graphicData>
+            </a:graphic>
+          </wp:inline>
+        </w:drawing>
+      </w:r>
+      <w:r>
+        <w:rPr>
+          <w:b/>
+          <w:bCs/>
+        </w:rPr>
+        <w:br w:type="page"/>
+      </w:r>
+    </w:p>
+    <w:p>
+      <w:pPr>
+        <w:widowControl/>
+        <w:autoSpaceDE/>
+        <w:autoSpaceDN/>
+        <w:spacing w:after="160" w:line="278" w:lineRule="auto"/>
+        <w:jc w:val="left"/>
+        <w:rPr>
+          <w:b/>
+          <w:bCs/>
+        </w:rPr>
+      </w:pPr>
+    </w:p>
+    <w:p>
+      <w:pPr>
+        <w:pStyle w:val="Ttulo1"/>
+        <w:spacing w:line="360" w:lineRule="auto"/>
+      </w:pPr>
+      <w:bookmarkStart w:id="19" w:name="_Toc232503611"/>
+      <w:r>
+        <w:t>5. Interface gráfica mobile</w:t>
+      </w:r>
+      <w:bookmarkEnd w:id="19"/>
+    </w:p>
+    <w:p>
+      <w:pPr>
+        <w:pStyle w:val="Ttulo2"/>
+        <w:spacing w:line="360" w:lineRule="auto"/>
         <w:ind w:firstLine="708"/>
+      </w:pPr>
+      <w:bookmarkStart w:id="20" w:name="_Toc232503612"/>
+      <w:r>
+        <w:t>5.1 Tela de login</w:t>
+      </w:r>
+      <w:bookmarkEnd w:id="20"/>
+    </w:p>
+    <w:p>
+      <w:pPr>
+        <w:spacing w:line="360" w:lineRule="auto"/>
+        <w:ind w:left="708"/>
+      </w:pPr>
+      <w:r>
+        <w:t xml:space="preserve">A tela de Login tem como finalidade controlar e restringir o acesso ao sistema por meio da verificação dos usuários. Para acessar as funcionalidades disponíveis, o usuário deverá informar suas credenciais de acesso, compostas por </w:t>
+      </w:r>
+      <w:proofErr w:type="spellStart"/>
+      <w:r>
+        <w:t>email</w:t>
+      </w:r>
+      <w:proofErr w:type="spellEnd"/>
+      <w:r>
+        <w:t xml:space="preserve"> e senha.</w:t>
+      </w:r>
+    </w:p>
+    <w:p>
+      <w:pPr>
+        <w:spacing w:line="360" w:lineRule="auto"/>
+        <w:ind w:left="708"/>
+      </w:pPr>
+    </w:p>
+    <w:p>
+      <w:pPr>
+        <w:spacing w:line="360" w:lineRule="auto"/>
+        <w:ind w:left="708"/>
         <w:jc w:val="left"/>
         <w:rPr>
           <w:b/>
           <w:bCs/>
         </w:rPr>
       </w:pPr>
-    </w:p>
-    <w:p>
-      <w:pPr>
-        <w:pStyle w:val="Ttulo1"/>
-        <w:spacing w:line="360" w:lineRule="auto"/>
-      </w:pPr>
-      <w:bookmarkStart w:id="19" w:name="_Toc232503611"/>
-      <w:r>
-        <w:t>5. Interface gráfica mobile</w:t>
-      </w:r>
-      <w:bookmarkEnd w:id="19"/>
-    </w:p>
-    <w:p>
-      <w:pPr>
-        <w:pStyle w:val="Ttulo2"/>
-        <w:spacing w:line="360" w:lineRule="auto"/>
-        <w:ind w:firstLine="708"/>
-      </w:pPr>
-      <w:bookmarkStart w:id="20" w:name="_Toc232503612"/>
-      <w:r>
-        <w:t>5.1 Tela de login</w:t>
-      </w:r>
-      <w:bookmarkEnd w:id="20"/>
-    </w:p>
-    <w:p>
-      <w:pPr>
-        <w:spacing w:line="360" w:lineRule="auto"/>
-        <w:ind w:left="708"/>
-      </w:pPr>
-      <w:r>
-        <w:t xml:space="preserve">A tela de Login tem como finalidade controlar e restringir o acesso ao sistema por meio da verificação dos usuários. Para acessar as funcionalidades disponíveis, o usuário deverá informar suas credenciais de acesso, compostas por </w:t>
-      </w:r>
-      <w:proofErr w:type="spellStart"/>
-      <w:r>
-        <w:t>email</w:t>
-      </w:r>
-      <w:proofErr w:type="spellEnd"/>
-      <w:r>
-        <w:t xml:space="preserve"> e senha.</w:t>
-      </w:r>
-    </w:p>
-    <w:p>
-      <w:pPr>
-        <w:spacing w:line="360" w:lineRule="auto"/>
-        <w:ind w:left="708"/>
-      </w:pPr>
-    </w:p>
-    <w:p>
-      <w:pPr>
-        <w:spacing w:line="360" w:lineRule="auto"/>
-        <w:ind w:left="708"/>
-        <w:jc w:val="left"/>
-        <w:rPr>
-          <w:b/>
-          <w:bCs/>
-        </w:rPr>
-      </w:pPr>
       <w:proofErr w:type="spellStart"/>
       <w:r>
         <w:rPr>
@@ -15388,6 +15414,9 @@
         <w:ind w:left="708"/>
       </w:pPr>
       <w:r>
+        <w:rPr>
+          <w:noProof/>
+        </w:rPr>
         <w:drawing>
           <wp:inline distT="0" distB="0" distL="0" distR="0" wp14:anchorId="51D63495" wp14:editId="00939636">
             <wp:extent cx="2463056" cy="4378594"/>
@@ -15406,7 +15435,7 @@
                     </pic:cNvPicPr>
                   </pic:nvPicPr>
                   <pic:blipFill>
-                    <a:blip r:embed="rId46" cstate="print">
+                    <a:blip r:embed="rId47" cstate="print">
                       <a:extLst>
                         <a:ext uri="{28A0092B-C50C-407E-A947-70E740481C1C}">
                           <a14:useLocalDpi xmlns:a14="http://schemas.microsoft.com/office/drawing/2010/main" val="0"/>
@@ -15525,6 +15554,9 @@
         <w:ind w:firstLine="708"/>
       </w:pPr>
       <w:r>
+        <w:rPr>
+          <w:noProof/>
+        </w:rPr>
         <w:drawing>
           <wp:inline distT="0" distB="0" distL="0" distR="0" wp14:anchorId="05FF62CC" wp14:editId="2A4FB3C4">
             <wp:extent cx="2442213" cy="4341541"/>
@@ -15543,7 +15575,7 @@
                     </pic:cNvPicPr>
                   </pic:nvPicPr>
                   <pic:blipFill>
-                    <a:blip r:embed="rId47" cstate="print">
+                    <a:blip r:embed="rId48" cstate="print">
                       <a:extLst>
                         <a:ext uri="{28A0092B-C50C-407E-A947-70E740481C1C}">
                           <a14:useLocalDpi xmlns:a14="http://schemas.microsoft.com/office/drawing/2010/main" val="0"/>
@@ -15656,6 +15688,9 @@
         <w:ind w:firstLine="708"/>
       </w:pPr>
       <w:r>
+        <w:rPr>
+          <w:noProof/>
+        </w:rPr>
         <w:drawing>
           <wp:inline distT="0" distB="0" distL="0" distR="0" wp14:anchorId="3436E099" wp14:editId="7877DAC5">
             <wp:extent cx="2601951" cy="4625506"/>
@@ -15674,7 +15709,7 @@
                     </pic:cNvPicPr>
                   </pic:nvPicPr>
                   <pic:blipFill>
-                    <a:blip r:embed="rId48" cstate="print">
+                    <a:blip r:embed="rId49" cstate="print">
                       <a:extLst>
                         <a:ext uri="{28A0092B-C50C-407E-A947-70E740481C1C}">
                           <a14:useLocalDpi xmlns:a14="http://schemas.microsoft.com/office/drawing/2010/main" val="0"/>
@@ -15791,6 +15826,9 @@
         <w:tab/>
       </w:r>
       <w:r>
+        <w:rPr>
+          <w:noProof/>
+        </w:rPr>
         <w:drawing>
           <wp:inline distT="0" distB="0" distL="0" distR="0" wp14:anchorId="1A3BC566" wp14:editId="1DADC81C">
             <wp:extent cx="2364059" cy="4202606"/>
@@ -15809,7 +15847,7 @@
                     </pic:cNvPicPr>
                   </pic:nvPicPr>
                   <pic:blipFill>
-                    <a:blip r:embed="rId49" cstate="print">
+                    <a:blip r:embed="rId50" cstate="print">
                       <a:extLst>
                         <a:ext uri="{28A0092B-C50C-407E-A947-70E740481C1C}">
                           <a14:useLocalDpi xmlns:a14="http://schemas.microsoft.com/office/drawing/2010/main" val="0"/>
@@ -15922,6 +15960,9 @@
         <w:ind w:firstLine="708"/>
       </w:pPr>
       <w:r>
+        <w:rPr>
+          <w:noProof/>
+        </w:rPr>
         <w:drawing>
           <wp:inline distT="0" distB="0" distL="0" distR="0" wp14:anchorId="5573A647" wp14:editId="6C76794A">
             <wp:extent cx="2474259" cy="4398507"/>
@@ -15940,7 +15981,7 @@
                     </pic:cNvPicPr>
                   </pic:nvPicPr>
                   <pic:blipFill>
-                    <a:blip r:embed="rId50" cstate="print">
+                    <a:blip r:embed="rId51" cstate="print">
                       <a:extLst>
                         <a:ext uri="{28A0092B-C50C-407E-A947-70E740481C1C}">
                           <a14:useLocalDpi xmlns:a14="http://schemas.microsoft.com/office/drawing/2010/main" val="0"/>
@@ -16056,6 +16097,9 @@
         <w:tab/>
       </w:r>
       <w:r>
+        <w:rPr>
+          <w:noProof/>
+        </w:rPr>
         <w:drawing>
           <wp:inline distT="0" distB="0" distL="0" distR="0" wp14:anchorId="2788CF43" wp14:editId="4903C5BB">
             <wp:extent cx="2494019" cy="4433636"/>
@@ -16074,7 +16118,7 @@
                     </pic:cNvPicPr>
                   </pic:nvPicPr>
                   <pic:blipFill>
-                    <a:blip r:embed="rId51" cstate="print">
+                    <a:blip r:embed="rId52" cstate="print">
                       <a:extLst>
                         <a:ext uri="{28A0092B-C50C-407E-A947-70E740481C1C}">
                           <a14:useLocalDpi xmlns:a14="http://schemas.microsoft.com/office/drawing/2010/main" val="0"/>
@@ -16203,6 +16247,9 @@
         </w:rPr>
       </w:pPr>
       <w:r>
+        <w:rPr>
+          <w:noProof/>
+        </w:rPr>
         <w:drawing>
           <wp:inline distT="0" distB="0" distL="0" distR="0" wp14:anchorId="4CC4DE6E" wp14:editId="4D1ACEDE">
             <wp:extent cx="2544780" cy="4523874"/>
@@ -16221,7 +16268,7 @@
                     </pic:cNvPicPr>
                   </pic:nvPicPr>
                   <pic:blipFill>
-                    <a:blip r:embed="rId52" cstate="print">
+                    <a:blip r:embed="rId53" cstate="print">
                       <a:extLst>
                         <a:ext uri="{28A0092B-C50C-407E-A947-70E740481C1C}">
                           <a14:useLocalDpi xmlns:a14="http://schemas.microsoft.com/office/drawing/2010/main" val="0"/>
@@ -16349,13 +16396,7 @@
         </w:rPr>
       </w:pPr>
       <w:r>
-        <w:t>App -&gt;</w:t>
-      </w:r>
-      <w:r>
-        <w:t xml:space="preserve"> </w:t>
-      </w:r>
-      <w:r>
-        <w:t>GET /</w:t>
+        <w:t>App -&gt; GET /</w:t>
       </w:r>
       <w:proofErr w:type="spellStart"/>
       <w:r>
@@ -16371,23 +16412,11 @@
       </w:r>
       <w:proofErr w:type="spellEnd"/>
       <w:r>
-        <w:t xml:space="preserve"> na sessão; se sim,</w:t>
-      </w:r>
-      <w:r>
-        <w:t xml:space="preserve"> </w:t>
-      </w:r>
-      <w:r>
-        <w:t>redireciona para a tela base (base). Se não, exibe a tela de login.</w:t>
+        <w:t xml:space="preserve"> na sessão; se sim, redireciona para a tela base (base). Se não, exibe a tela de login.</w:t>
       </w:r>
       <w:r>
         <w:br/>
-        <w:t>App -&gt;</w:t>
-      </w:r>
-      <w:r>
-        <w:t xml:space="preserve"> </w:t>
-      </w:r>
-      <w:r>
-        <w:t>POST /</w:t>
+        <w:t>App -&gt; POST /</w:t>
       </w:r>
       <w:proofErr w:type="spellStart"/>
       <w:r>
@@ -16411,13 +16440,7 @@
       </w:r>
       <w:proofErr w:type="spellEnd"/>
       <w:r>
-        <w:t xml:space="preserve"> do</w:t>
-      </w:r>
-      <w:r>
-        <w:t xml:space="preserve"> </w:t>
-      </w:r>
-      <w:r>
-        <w:t xml:space="preserve">formulário e chama </w:t>
+        <w:t xml:space="preserve"> do formulário e chama </w:t>
       </w:r>
       <w:proofErr w:type="spellStart"/>
       <w:r>
@@ -16437,13 +16460,7 @@
       </w:r>
       <w:r>
         <w:br/>
-        <w:t>Models</w:t>
-      </w:r>
-      <w:r>
-        <w:t xml:space="preserve"> </w:t>
-      </w:r>
-      <w:r>
-        <w:t xml:space="preserve">-&gt; </w:t>
+        <w:t xml:space="preserve">Models -&gt; </w:t>
       </w:r>
       <w:proofErr w:type="spellStart"/>
       <w:r>
@@ -16459,10 +16476,7 @@
       </w:r>
       <w:proofErr w:type="spellEnd"/>
       <w:r>
-        <w:t xml:space="preserve"> </w:t>
-      </w:r>
-      <w:r>
-        <w:t>no banco e, se encontrado, delega a comparação da senha para a camada de</w:t>
+        <w:t xml:space="preserve"> no banco e, se encontrado, delega a comparação da senha para a camada de</w:t>
       </w:r>
       <w:r>
         <w:br/>
@@ -16470,13 +16484,7 @@
       </w:r>
       <w:r>
         <w:br/>
-        <w:t>Core</w:t>
-      </w:r>
-      <w:r>
-        <w:t xml:space="preserve"> </w:t>
-      </w:r>
-      <w:r>
-        <w:t xml:space="preserve">-&gt; </w:t>
+        <w:t xml:space="preserve">Core -&gt; </w:t>
       </w:r>
       <w:proofErr w:type="spellStart"/>
       <w:r>
@@ -16504,23 +16512,11 @@
       </w:r>
       <w:proofErr w:type="spellEnd"/>
       <w:r>
-        <w:t>), sem nunca expor a senha</w:t>
-      </w:r>
-      <w:r>
-        <w:t xml:space="preserve"> </w:t>
-      </w:r>
-      <w:r>
-        <w:t>original.</w:t>
+        <w:t>), sem nunca expor a senha original.</w:t>
       </w:r>
       <w:r>
         <w:br/>
-        <w:t>App -&gt;</w:t>
-      </w:r>
-      <w:r>
-        <w:t xml:space="preserve"> </w:t>
-      </w:r>
-      <w:r>
-        <w:t xml:space="preserve">Login bem-sucedido -&gt; Se </w:t>
+        <w:t xml:space="preserve">App -&gt; Login bem-sucedido -&gt; Se </w:t>
       </w:r>
       <w:proofErr w:type="spellStart"/>
       <w:r>
@@ -16536,10 +16532,7 @@
       </w:r>
       <w:proofErr w:type="spellEnd"/>
       <w:r>
-        <w:t>,</w:t>
-      </w:r>
-      <w:r>
-        <w:t xml:space="preserve"> </w:t>
+        <w:t xml:space="preserve">, </w:t>
       </w:r>
       <w:proofErr w:type="spellStart"/>
       <w:r>
@@ -16555,10 +16548,7 @@
       </w:r>
       <w:proofErr w:type="spellEnd"/>
       <w:r>
-        <w:t>), zera</w:t>
-      </w:r>
-      <w:r>
-        <w:t xml:space="preserve"> </w:t>
+        <w:t xml:space="preserve">), zera </w:t>
       </w:r>
       <w:proofErr w:type="spellStart"/>
       <w:r>
@@ -16566,13 +16556,7 @@
       </w:r>
       <w:proofErr w:type="spellEnd"/>
       <w:r>
-        <w:t xml:space="preserve"> e redireciona</w:t>
-      </w:r>
-      <w:r>
-        <w:t xml:space="preserve"> </w:t>
-      </w:r>
-      <w:r>
-        <w:t>para base.</w:t>
+        <w:t xml:space="preserve"> e redireciona para base.</w:t>
       </w:r>
       <w:r>
         <w:br/>
@@ -16583,10 +16567,7 @@
       </w:r>
       <w:proofErr w:type="spellEnd"/>
       <w:r>
-        <w:t xml:space="preserve"> </w:t>
-      </w:r>
-      <w:r>
-        <w:t>-&gt; loginfuncionario.html -&gt; Tela com campos de e-mail, senha e botão de</w:t>
+        <w:t xml:space="preserve"> -&gt; loginfuncionario.html -&gt; Tela com campos de e-mail, senha e botão de</w:t>
       </w:r>
       <w:r>
         <w:br/>
@@ -16665,10 +16646,7 @@
       </w:r>
       <w:r>
         <w:br/>
-        <w:t>Models -&gt;</w:t>
-      </w:r>
-      <w:r>
-        <w:t xml:space="preserve"> </w:t>
+        <w:t xml:space="preserve">Models -&gt; </w:t>
       </w:r>
       <w:proofErr w:type="spellStart"/>
       <w:r>
@@ -16684,13 +16662,7 @@
       </w:r>
       <w:proofErr w:type="spellEnd"/>
       <w:r>
-        <w:t xml:space="preserve"> (funcionário não encontrado OU</w:t>
-      </w:r>
-      <w:r>
-        <w:t xml:space="preserve"> </w:t>
-      </w:r>
-      <w:r>
-        <w:t xml:space="preserve">senha não confere com o </w:t>
+        <w:t xml:space="preserve"> (funcionário não encontrado OU senha não confere com o </w:t>
       </w:r>
       <w:proofErr w:type="spellStart"/>
       <w:r>
@@ -16702,10 +16674,7 @@
       </w:r>
       <w:r>
         <w:br/>
-        <w:t>App -&gt; Incrementa</w:t>
-      </w:r>
-      <w:r>
-        <w:t xml:space="preserve"> </w:t>
+        <w:t xml:space="preserve">App -&gt; Incrementa </w:t>
       </w:r>
       <w:proofErr w:type="spellStart"/>
       <w:r>
@@ -16725,10 +16694,7 @@
       </w:r>
       <w:r>
         <w:br/>
-        <w:t>App -&gt; Exibe</w:t>
-      </w:r>
-      <w:r>
-        <w:t xml:space="preserve"> </w:t>
+        <w:t xml:space="preserve">App -&gt; Exibe </w:t>
       </w:r>
       <w:proofErr w:type="gramStart"/>
       <w:r>
@@ -16755,6 +16721,9 @@
         <w:br/>
       </w:r>
       <w:r>
+        <w:rPr>
+          <w:noProof/>
+        </w:rPr>
         <w:drawing>
           <wp:inline distT="0" distB="0" distL="0" distR="0" wp14:anchorId="6E0BA864" wp14:editId="6AE30415">
             <wp:extent cx="2011680" cy="2780852"/>
@@ -16771,7 +16740,7 @@
                     <pic:cNvPicPr/>
                   </pic:nvPicPr>
                   <pic:blipFill>
-                    <a:blip r:embed="rId53"/>
+                    <a:blip r:embed="rId54"/>
                     <a:stretch>
                       <a:fillRect/>
                     </a:stretch>
@@ -16807,92 +16776,65 @@
           <w:b/>
           <w:bCs/>
         </w:rPr>
-        <w:t>Cenário 2 — Funcionário com</w:t>
-      </w:r>
-      <w:r>
-        <w:rPr>
-          <w:b/>
-          <w:bCs/>
-        </w:rPr>
+        <w:t>Cenário 2 — Funcionário com acesso bloqueado</w:t>
+      </w:r>
+      <w:r>
+        <w:br/>
+        <w:t xml:space="preserve">Models -&gt; </w:t>
+      </w:r>
+      <w:proofErr w:type="spellStart"/>
+      <w:r>
+        <w:t>Funcionario.autenticar</w:t>
+      </w:r>
+      <w:proofErr w:type="spellEnd"/>
+      <w:r>
+        <w:t xml:space="preserve">() -&gt; Encontra o funcionário, mas </w:t>
+      </w:r>
+      <w:proofErr w:type="spellStart"/>
+      <w:r>
+        <w:t>funcionario_acesso</w:t>
+      </w:r>
+      <w:proofErr w:type="spellEnd"/>
+      <w:r>
         <w:t xml:space="preserve"> </w:t>
       </w:r>
       <w:r>
-        <w:rPr>
-          <w:b/>
-          <w:bCs/>
-        </w:rPr>
-        <w:t>acesso bloquead</w:t>
-      </w:r>
-      <w:r>
-        <w:rPr>
-          <w:b/>
-          <w:bCs/>
-        </w:rPr>
-        <w:t>o</w:t>
+        <w:t>=</w:t>
+      </w:r>
+      <w:r>
+        <w:t xml:space="preserve"> </w:t>
+      </w:r>
+      <w:r>
+        <w:t>= 0.</w:t>
       </w:r>
       <w:r>
         <w:br/>
-        <w:t>Models -&gt;</w:t>
+        <w:t xml:space="preserve">App -&gt; Zera </w:t>
+      </w:r>
+      <w:proofErr w:type="spellStart"/>
+      <w:r>
+        <w:t>usuario_tentativas</w:t>
+      </w:r>
+      <w:proofErr w:type="spellEnd"/>
+      <w:r>
+        <w:t xml:space="preserve"> e exibe </w:t>
+      </w:r>
+      <w:proofErr w:type="gramStart"/>
+      <w:r>
+        <w:t>flash(</w:t>
+      </w:r>
+      <w:proofErr w:type="gramEnd"/>
+      <w:r>
+        <w:t>"Funcionário bloqueado - espere até um</w:t>
       </w:r>
       <w:r>
         <w:t xml:space="preserve"> </w:t>
       </w:r>
-      <w:proofErr w:type="spellStart"/>
-      <w:r>
-        <w:t>Funcionario.autenticar</w:t>
-      </w:r>
-      <w:proofErr w:type="spellEnd"/>
-      <w:r>
-        <w:t xml:space="preserve">() -&gt; Encontra o funcionário, mas </w:t>
-      </w:r>
-      <w:proofErr w:type="spellStart"/>
-      <w:r>
-        <w:t>funcionario_acesso</w:t>
-      </w:r>
-      <w:proofErr w:type="spellEnd"/>
-      <w:r>
-        <w:t xml:space="preserve"> </w:t>
-      </w:r>
-      <w:r>
-        <w:t>=</w:t>
-      </w:r>
-      <w:r>
-        <w:t xml:space="preserve"> </w:t>
-      </w:r>
-      <w:r>
-        <w:t>= 0.</w:t>
+      <w:r>
+        <w:t>administrador desbloquear").</w:t>
       </w:r>
       <w:r>
         <w:br/>
-        <w:t>App -&gt; Zera</w:t>
-      </w:r>
-      <w:r>
-        <w:t xml:space="preserve"> </w:t>
-      </w:r>
-      <w:proofErr w:type="spellStart"/>
-      <w:r>
-        <w:t>usuario_tentativas</w:t>
-      </w:r>
-      <w:proofErr w:type="spellEnd"/>
-      <w:r>
-        <w:t xml:space="preserve"> e exibe </w:t>
-      </w:r>
-      <w:proofErr w:type="gramStart"/>
-      <w:r>
-        <w:t>flash(</w:t>
-      </w:r>
-      <w:proofErr w:type="gramEnd"/>
-      <w:r>
-        <w:t>"Funcionário bloqueado - espere até um</w:t>
-      </w:r>
-      <w:r>
-        <w:t xml:space="preserve"> </w:t>
-      </w:r>
-      <w:r>
-        <w:t>administrador desbloquear").</w:t>
-      </w:r>
-      <w:r>
-        <w:br/>
       </w:r>
       <w:proofErr w:type="spellStart"/>
       <w:r>
@@ -16900,19 +16842,7 @@
       </w:r>
       <w:proofErr w:type="spellEnd"/>
       <w:r>
-        <w:t xml:space="preserve"> -&gt;</w:t>
-      </w:r>
-      <w:r>
-        <w:t xml:space="preserve"> </w:t>
-      </w:r>
-      <w:r>
-        <w:t>loginfuncionario.html -&gt; Recarrega mantendo o usuário na tela de login, sem</w:t>
-      </w:r>
-      <w:r>
-        <w:t xml:space="preserve"> </w:t>
-      </w:r>
-      <w:r>
-        <w:t>criar sessão.</w:t>
+        <w:t xml:space="preserve"> -&gt; loginfuncionario.html -&gt; Recarrega mantendo o usuário na tela de login, sem criar sessão.</w:t>
       </w:r>
     </w:p>
     <w:p>
@@ -16931,6 +16861,9 @@
         <w:jc w:val="left"/>
       </w:pPr>
       <w:r>
+        <w:rPr>
+          <w:noProof/>
+        </w:rPr>
         <w:drawing>
           <wp:inline distT="0" distB="0" distL="0" distR="0" wp14:anchorId="456BC13B" wp14:editId="43B67C18">
             <wp:extent cx="2011586" cy="2994660"/>
@@ -16949,7 +16882,7 @@
                     </pic:cNvPicPr>
                   </pic:nvPicPr>
                   <pic:blipFill>
-                    <a:blip r:embed="rId54">
+                    <a:blip r:embed="rId55">
                       <a:extLst>
                         <a:ext uri="{28A0092B-C50C-407E-A947-70E740481C1C}">
                           <a14:useLocalDpi xmlns:a14="http://schemas.microsoft.com/office/drawing/2010/main" val="0"/>
@@ -16999,28 +16932,11 @@
           <w:b/>
           <w:bCs/>
         </w:rPr>
-        <w:t>— 3 tentativas</w:t>
-      </w:r>
-      <w:r>
-        <w:rPr>
-          <w:b/>
-          <w:bCs/>
-        </w:rPr>
-        <w:t xml:space="preserve"> </w:t>
-      </w:r>
-      <w:r>
-        <w:rPr>
-          <w:b/>
-          <w:bCs/>
-        </w:rPr>
-        <w:t>inválidas consecutivas (bloqueio automático)</w:t>
+        <w:t>— 3 tentativas inválidas consecutivas (bloqueio automático)</w:t>
       </w:r>
       <w:r>
         <w:br/>
-        <w:t>App -&gt; Quando</w:t>
-      </w:r>
-      <w:r>
-        <w:t xml:space="preserve"> </w:t>
+        <w:t xml:space="preserve">App -&gt; Quando </w:t>
       </w:r>
       <w:proofErr w:type="spellStart"/>
       <w:r>
@@ -17028,10 +16944,7 @@
       </w:r>
       <w:proofErr w:type="spellEnd"/>
       <w:r>
-        <w:t xml:space="preserve"> &gt;= 3, verifica</w:t>
-      </w:r>
-      <w:r>
-        <w:t xml:space="preserve"> </w:t>
+        <w:t xml:space="preserve"> &gt;= 3, verifica </w:t>
       </w:r>
       <w:proofErr w:type="spellStart"/>
       <w:r>
@@ -17055,13 +16968,7 @@
       </w:r>
       <w:r>
         <w:br/>
-        <w:t>Models</w:t>
-      </w:r>
-      <w:r>
-        <w:t xml:space="preserve"> </w:t>
-      </w:r>
-      <w:r>
-        <w:t xml:space="preserve">-&gt; </w:t>
+        <w:t xml:space="preserve">Models -&gt; </w:t>
       </w:r>
       <w:proofErr w:type="spellStart"/>
       <w:r>
@@ -17089,10 +16996,7 @@
       </w:r>
       <w:r>
         <w:br/>
-        <w:t>App -&gt;</w:t>
-      </w:r>
-      <w:r>
-        <w:t xml:space="preserve"> </w:t>
+        <w:t xml:space="preserve">App -&gt; </w:t>
       </w:r>
       <w:proofErr w:type="spellStart"/>
       <w:r>
@@ -17100,35 +17004,11 @@
       </w:r>
       <w:proofErr w:type="spellEnd"/>
       <w:r>
-        <w:t>() -&gt; Envia notificação para o e-mail</w:t>
-      </w:r>
-      <w:r>
-        <w:t xml:space="preserve"> </w:t>
-      </w:r>
-      <w:r>
-        <w:t>administrativo fixo (voituregestaodeestoque@gmail.com) com nome e e-mail do</w:t>
-      </w:r>
-      <w:r>
-        <w:t xml:space="preserve"> </w:t>
-      </w:r>
-      <w:r>
-        <w:t>funcionário bloqueado.</w:t>
+        <w:t>() -&gt; Envia notificação para o e-mail administrativo fixo (voituregestaodeestoque@gmail.com) com nome e e-mail do funcionário bloqueado.</w:t>
       </w:r>
       <w:r>
         <w:br/>
-        <w:t>App -&gt;</w:t>
-      </w:r>
-      <w:r>
-        <w:t xml:space="preserve"> </w:t>
-      </w:r>
-      <w:r>
-        <w:t>Exibe flash("Email bloqueado - Espere até um admin desbloquear",</w:t>
-      </w:r>
-      <w:r>
-        <w:t xml:space="preserve"> </w:t>
-      </w:r>
-      <w:r>
-        <w:t xml:space="preserve">"erro") e zera </w:t>
+        <w:t xml:space="preserve">App -&gt; Exibe flash("Email bloqueado - Espere até um admin desbloquear", "erro") e zera </w:t>
       </w:r>
       <w:proofErr w:type="spellStart"/>
       <w:r>
@@ -17147,42 +17027,15 @@
       </w:r>
       <w:r>
         <w:br/>
-        <w:t>App -&gt;</w:t>
-      </w:r>
-      <w:r>
-        <w:t xml:space="preserve"> </w:t>
-      </w:r>
-      <w:r>
-        <w:t>Exibe flash("Email errado") (sem bloquear nada, pois não há</w:t>
-      </w:r>
-      <w:r>
-        <w:t xml:space="preserve"> </w:t>
-      </w:r>
-      <w:r>
-        <w:t>funcionário a bloquear).</w:t>
+        <w:t>App -&gt; Exibe flash("Email errado") (sem bloquear nada, pois não há funcionário a bloquear).</w:t>
       </w:r>
       <w:r>
         <w:br/>
-        <w:t>Em ambos</w:t>
-      </w:r>
-      <w:r>
-        <w:t xml:space="preserve"> </w:t>
-      </w:r>
-      <w:r>
-        <w:t>os casos, o fluxo cai também no flash("Login e/ou senha inválidos",</w:t>
+        <w:t>Em ambos os casos, o fluxo cai também no flash("Login e/ou senha inválidos",</w:t>
       </w:r>
       <w:r>
         <w:br/>
-        <w:t>"erro") final, podendo gerar duas mensagens flash simultâneas — vale</w:t>
-      </w:r>
-      <w:r>
-        <w:t xml:space="preserve"> </w:t>
-      </w:r>
-      <w:r>
-        <w:t>testar como isso aparece na tela</w:t>
-      </w:r>
-      <w:r>
-        <w:t>.</w:t>
+        <w:t>"erro") final, podendo gerar duas mensagens flash simultâneas — vale testar como isso aparece na tela.</w:t>
       </w:r>
     </w:p>
     <w:p>
@@ -17201,6 +17054,9 @@
         <w:jc w:val="left"/>
       </w:pPr>
       <w:r>
+        <w:rPr>
+          <w:noProof/>
+        </w:rPr>
         <w:drawing>
           <wp:inline distT="0" distB="0" distL="0" distR="0" wp14:anchorId="26DCC1F3" wp14:editId="7E095B0B">
             <wp:extent cx="2181195" cy="2621280"/>
@@ -17217,7 +17073,7 @@
                     <pic:cNvPicPr/>
                   </pic:nvPicPr>
                   <pic:blipFill>
-                    <a:blip r:embed="rId55"/>
+                    <a:blip r:embed="rId56"/>
                     <a:stretch>
                       <a:fillRect/>
                     </a:stretch>
@@ -17300,20 +17156,10 @@
           <w:b/>
           <w:bCs/>
         </w:rPr>
-        <w:t>App</w:t>
-      </w:r>
-      <w:r>
-        <w:rPr>
-          <w:b/>
-          <w:bCs/>
-        </w:rPr>
-        <w:t>.py</w:t>
-      </w:r>
-      <w:r>
-        <w:t xml:space="preserve"> →</w:t>
-      </w:r>
-      <w:r>
-        <w:t xml:space="preserve"> </w:t>
+        <w:t>App.py</w:t>
+      </w:r>
+      <w:r>
+        <w:t xml:space="preserve"> → </w:t>
       </w:r>
       <w:r>
         <w:rPr>
@@ -17333,14 +17179,7 @@
           <w:b/>
           <w:bCs/>
         </w:rPr>
-        <w:t>App</w:t>
-      </w:r>
-      <w:r>
-        <w:rPr>
-          <w:b/>
-          <w:bCs/>
-        </w:rPr>
-        <w:t>.py</w:t>
+        <w:t>App.py</w:t>
       </w:r>
       <w:r>
         <w:t xml:space="preserve"> → </w:t>
@@ -17770,7 +17609,7 @@
                     </pic:cNvPicPr>
                   </pic:nvPicPr>
                   <pic:blipFill>
-                    <a:blip r:embed="rId56" cstate="print">
+                    <a:blip r:embed="rId57" cstate="print">
                       <a:extLst>
                         <a:ext uri="{28A0092B-C50C-407E-A947-70E740481C1C}">
                           <a14:useLocalDpi xmlns:a14="http://schemas.microsoft.com/office/drawing/2010/main" val="0"/>
@@ -18169,6 +18008,9 @@
         <w:ind w:left="708"/>
       </w:pPr>
       <w:r>
+        <w:rPr>
+          <w:noProof/>
+        </w:rPr>
         <w:drawing>
           <wp:inline distT="0" distB="0" distL="0" distR="0" wp14:anchorId="2BC00B6D" wp14:editId="1208B470">
             <wp:extent cx="4838700" cy="1205541"/>
@@ -18185,7 +18027,7 @@
                     <pic:cNvPicPr/>
                   </pic:nvPicPr>
                   <pic:blipFill>
-                    <a:blip r:embed="rId57"/>
+                    <a:blip r:embed="rId58"/>
                     <a:stretch>
                       <a:fillRect/>
                     </a:stretch>
@@ -18255,6 +18097,9 @@
         <w:ind w:left="708"/>
       </w:pPr>
       <w:r>
+        <w:rPr>
+          <w:noProof/>
+        </w:rPr>
         <w:drawing>
           <wp:inline distT="0" distB="0" distL="0" distR="0" wp14:anchorId="4BDC68AB" wp14:editId="7AB7DED6">
             <wp:extent cx="5295900" cy="851332"/>
@@ -18271,7 +18116,7 @@
                     <pic:cNvPicPr/>
                   </pic:nvPicPr>
                   <pic:blipFill rotWithShape="1">
-                    <a:blip r:embed="rId58"/>
+                    <a:blip r:embed="rId59"/>
                     <a:srcRect t="26243"/>
                     <a:stretch>
                       <a:fillRect/>
@@ -18591,6 +18436,9 @@
         <w:ind w:left="708"/>
       </w:pPr>
       <w:r>
+        <w:rPr>
+          <w:noProof/>
+        </w:rPr>
         <w:drawing>
           <wp:inline distT="0" distB="0" distL="0" distR="0" wp14:anchorId="22DC6F38" wp14:editId="0C886D16">
             <wp:extent cx="1661160" cy="849565"/>
@@ -18607,7 +18455,7 @@
                     <pic:cNvPicPr/>
                   </pic:nvPicPr>
                   <pic:blipFill>
-                    <a:blip r:embed="rId59"/>
+                    <a:blip r:embed="rId60"/>
                     <a:stretch>
                       <a:fillRect/>
                     </a:stretch>
@@ -18640,6 +18488,9 @@
         <w:tab/>
       </w:r>
       <w:r>
+        <w:rPr>
+          <w:noProof/>
+        </w:rPr>
         <w:drawing>
           <wp:inline distT="0" distB="0" distL="0" distR="0" wp14:anchorId="22C13A60" wp14:editId="33A0F6C8">
             <wp:extent cx="1828800" cy="581025"/>
@@ -18656,7 +18507,7 @@
                     <pic:cNvPicPr/>
                   </pic:nvPicPr>
                   <pic:blipFill rotWithShape="1">
-                    <a:blip r:embed="rId60"/>
+                    <a:blip r:embed="rId61"/>
                     <a:srcRect r="65579"/>
                     <a:stretch>
                       <a:fillRect/>
@@ -18941,7 +18792,7 @@
 </file>
 
 <file path=word/endnotes.xml><?xml version="1.0" encoding="utf-8"?>
-<w:endnotes xmlns:wpc="http://schemas.microsoft.com/office/word/2010/wordprocessingCanvas" xmlns:cx="http://schemas.microsoft.com/office/drawing/2014/chartex" xmlns:cx1="http://schemas.microsoft.com/office/drawing/2015/9/8/chartex" xmlns:cx2="http://schemas.microsoft.com/office/drawing/2015/10/21/chartex" xmlns:cx3="http://schemas.microsoft.com/office/drawing/2016/5/9/chartex" xmlns:cx4="http://schemas.microsoft.com/office/drawing/2016/5/10/chartex" xmlns:cx5="http://schemas.microsoft.com/office/drawing/2016/5/11/chartex" xmlns:cx6="http://schemas.microsoft.com/office/drawing/2016/5/12/chartex" xmlns:cx7="http://schemas.microsoft.com/office/drawing/2016/5/13/chartex" xmlns:cx8="http://schemas.microsoft.com/office/drawing/2016/5/14/chartex" xmlns:mc="http://schemas.openxmlformats.org/markup-compatibility/2006" xmlns:aink="http://schemas.microsoft.com/office/drawing/2016/ink" xmlns:am3d="http://schemas.microsoft.com/office/drawing/2017/model3d" xmlns:o="urn:schemas-microsoft-com:office:office" xmlns:oel="http://schemas.microsoft.com/office/2019/extlst" xmlns:r="http://schemas.openxmlformats.org/officeDocument/2006/relationships" xmlns:m="http://schemas.openxmlformats.org/officeDocument/2006/math" xmlns:v="urn:schemas-microsoft-com:vml" xmlns:wp14="http://schemas.microsoft.com/office/word/2010/wordprocessingDrawing" xmlns:wp="http://schemas.openxmlformats.org/drawingml/2006/wordprocessingDrawing" xmlns:w10="urn:schemas-microsoft-com:office:word" xmlns:w="http://schemas.openxmlformats.org/wordprocessingml/2006/main" xmlns:w14="http://schemas.microsoft.com/office/word/2010/wordml" xmlns:w15="http://schemas.microsoft.com/office/word/2012/wordml" xmlns:w16cei="http://schemas.microsoft.com/office/word/2026/wordml/cei" xmlns:w16cex="http://schemas.microsoft.com/office/word/2018/wordml/cex" xmlns:w16cid="http://schemas.microsoft.com/office/word/2016/wordml/cid" xmlns:w16="http://schemas.microsoft.com/office/word/2018/wordml" xmlns:w16du="http://schemas.microsoft.com/office/word/2023/wordml/word16du" xmlns:w16sdtdh="http://schemas.microsoft.com/office/word/2020/wordml/sdtdatahash" xmlns:w16sdtfl="http://schemas.microsoft.com/office/word/2024/wordml/sdtformatlock" xmlns:w16se="http://schemas.microsoft.com/office/word/2015/wordml/symex" xmlns:wpg="http://schemas.microsoft.com/office/word/2010/wordprocessingGroup" xmlns:wpi="http://schemas.microsoft.com/office/word/2010/wordprocessingInk" xmlns:wne="http://schemas.microsoft.com/office/word/2006/wordml" xmlns:wps="http://schemas.microsoft.com/office/word/2010/wordprocessingShape" mc:Ignorable="w14 w15 w16se w16cid w16 w16cex w16sdtdh w16sdtfl w16du wp14">
+<w:endnotes xmlns:wpc="http://schemas.microsoft.com/office/word/2010/wordprocessingCanvas" xmlns:cx="http://schemas.microsoft.com/office/drawing/2014/chartex" xmlns:cx1="http://schemas.microsoft.com/office/drawing/2015/9/8/chartex" xmlns:cx2="http://schemas.microsoft.com/office/drawing/2015/10/21/chartex" xmlns:cx3="http://schemas.microsoft.com/office/drawing/2016/5/9/chartex" xmlns:cx4="http://schemas.microsoft.com/office/drawing/2016/5/10/chartex" xmlns:cx5="http://schemas.microsoft.com/office/drawing/2016/5/11/chartex" xmlns:cx6="http://schemas.microsoft.com/office/drawing/2016/5/12/chartex" xmlns:cx7="http://schemas.microsoft.com/office/drawing/2016/5/13/chartex" xmlns:cx8="http://schemas.microsoft.com/office/drawing/2016/5/14/chartex" xmlns:mc="http://schemas.openxmlformats.org/markup-compatibility/2006" xmlns:aink="http://schemas.microsoft.com/office/drawing/2016/ink" xmlns:am3d="http://schemas.microsoft.com/office/drawing/2017/model3d" xmlns:o="urn:schemas-microsoft-com:office:office" xmlns:oel="http://schemas.microsoft.com/office/2019/extlst" xmlns:r="http://schemas.openxmlformats.org/officeDocument/2006/relationships" xmlns:m="http://schemas.openxmlformats.org/officeDocument/2006/math" xmlns:v="urn:schemas-microsoft-com:vml" xmlns:wp14="http://schemas.microsoft.com/office/word/2010/wordprocessingDrawing" xmlns:wp="http://schemas.openxmlformats.org/drawingml/2006/wordprocessingDrawing" xmlns:w10="urn:schemas-microsoft-com:office:word" xmlns:w="http://schemas.openxmlformats.org/wordprocessingml/2006/main" xmlns:w14="http://schemas.microsoft.com/office/word/2010/wordml" xmlns:w15="http://schemas.microsoft.com/office/word/2012/wordml" xmlns:w16cex="http://schemas.microsoft.com/office/word/2018/wordml/cex" xmlns:w16cid="http://schemas.microsoft.com/office/word/2016/wordml/cid" xmlns:w16="http://schemas.microsoft.com/office/word/2018/wordml" xmlns:w16du="http://schemas.microsoft.com/office/word/2023/wordml/word16du" xmlns:w16sdtdh="http://schemas.microsoft.com/office/word/2020/wordml/sdtdatahash" xmlns:w16sdtfl="http://schemas.microsoft.com/office/word/2024/wordml/sdtformatlock" xmlns:w16se="http://schemas.microsoft.com/office/word/2015/wordml/symex" xmlns:wpg="http://schemas.microsoft.com/office/word/2010/wordprocessingGroup" xmlns:wpi="http://schemas.microsoft.com/office/word/2010/wordprocessingInk" xmlns:wne="http://schemas.microsoft.com/office/word/2006/wordml" xmlns:wps="http://schemas.microsoft.com/office/word/2010/wordprocessingShape" mc:Ignorable="w14 w15 w16se w16cid w16 w16cex w16sdtdh w16sdtfl w16du wp14">
   <w:endnote w:type="separator" w:id="-1">
     <w:p>
       <w:r>
@@ -18960,7 +18811,7 @@
 </file>
 
 <file path=word/footnotes.xml><?xml version="1.0" encoding="utf-8"?>
-<w:footnotes xmlns:wpc="http://schemas.microsoft.com/office/word/2010/wordprocessingCanvas" xmlns:cx="http://schemas.microsoft.com/office/drawing/2014/chartex" xmlns:cx1="http://schemas.microsoft.com/office/drawing/2015/9/8/chartex" xmlns:cx2="http://schemas.microsoft.com/office/drawing/2015/10/21/chartex" xmlns:cx3="http://schemas.microsoft.com/office/drawing/2016/5/9/chartex" xmlns:cx4="http://schemas.microsoft.com/office/drawing/2016/5/10/chartex" xmlns:cx5="http://schemas.microsoft.com/office/drawing/2016/5/11/chartex" xmlns:cx6="http://schemas.microsoft.com/office/drawing/2016/5/12/chartex" xmlns:cx7="http://schemas.microsoft.com/office/drawing/2016/5/13/chartex" xmlns:cx8="http://schemas.microsoft.com/office/drawing/2016/5/14/chartex" xmlns:mc="http://schemas.openxmlformats.org/markup-compatibility/2006" xmlns:aink="http://schemas.microsoft.com/office/drawing/2016/ink" xmlns:am3d="http://schemas.microsoft.com/office/drawing/2017/model3d" xmlns:o="urn:schemas-microsoft-com:office:office" xmlns:oel="http://schemas.microsoft.com/office/2019/extlst" xmlns:r="http://schemas.openxmlformats.org/officeDocument/2006/relationships" xmlns:m="http://schemas.openxmlformats.org/officeDocument/2006/math" xmlns:v="urn:schemas-microsoft-com:vml" xmlns:wp14="http://schemas.microsoft.com/office/word/2010/wordprocessingDrawing" xmlns:wp="http://schemas.openxmlformats.org/drawingml/2006/wordprocessingDrawing" xmlns:w10="urn:schemas-microsoft-com:office:word" xmlns:w="http://schemas.openxmlformats.org/wordprocessingml/2006/main" xmlns:w14="http://schemas.microsoft.com/office/word/2010/wordml" xmlns:w15="http://schemas.microsoft.com/office/word/2012/wordml" xmlns:w16cei="http://schemas.microsoft.com/office/word/2026/wordml/cei" xmlns:w16cex="http://schemas.microsoft.com/office/word/2018/wordml/cex" xmlns:w16cid="http://schemas.microsoft.com/office/word/2016/wordml/cid" xmlns:w16="http://schemas.microsoft.com/office/word/2018/wordml" xmlns:w16du="http://schemas.microsoft.com/office/word/2023/wordml/word16du" xmlns:w16sdtdh="http://schemas.microsoft.com/office/word/2020/wordml/sdtdatahash" xmlns:w16sdtfl="http://schemas.microsoft.com/office/word/2024/wordml/sdtformatlock" xmlns:w16se="http://schemas.microsoft.com/office/word/2015/wordml/symex" xmlns:wpg="http://schemas.microsoft.com/office/word/2010/wordprocessingGroup" xmlns:wpi="http://schemas.microsoft.com/office/word/2010/wordprocessingInk" xmlns:wne="http://schemas.microsoft.com/office/word/2006/wordml" xmlns:wps="http://schemas.microsoft.com/office/word/2010/wordprocessingShape" mc:Ignorable="w14 w15 w16se w16cid w16 w16cex w16sdtdh w16sdtfl w16du wp14">
+<w:footnotes xmlns:wpc="http://schemas.microsoft.com/office/word/2010/wordprocessingCanvas" xmlns:cx="http://schemas.microsoft.com/office/drawing/2014/chartex" xmlns:cx1="http://schemas.microsoft.com/office/drawing/2015/9/8/chartex" xmlns:cx2="http://schemas.microsoft.com/office/drawing/2015/10/21/chartex" xmlns:cx3="http://schemas.microsoft.com/office/drawing/2016/5/9/chartex" xmlns:cx4="http://schemas.microsoft.com/office/drawing/2016/5/10/chartex" xmlns:cx5="http://schemas.microsoft.com/office/drawing/2016/5/11/chartex" xmlns:cx6="http://schemas.microsoft.com/office/drawing/2016/5/12/chartex" xmlns:cx7="http://schemas.microsoft.com/office/drawing/2016/5/13/chartex" xmlns:cx8="http://schemas.microsoft.com/office/drawing/2016/5/14/chartex" xmlns:mc="http://schemas.openxmlformats.org/markup-compatibility/2006" xmlns:aink="http://schemas.microsoft.com/office/drawing/2016/ink" xmlns:am3d="http://schemas.microsoft.com/office/drawing/2017/model3d" xmlns:o="urn:schemas-microsoft-com:office:office" xmlns:oel="http://schemas.microsoft.com/office/2019/extlst" xmlns:r="http://schemas.openxmlformats.org/officeDocument/2006/relationships" xmlns:m="http://schemas.openxmlformats.org/officeDocument/2006/math" xmlns:v="urn:schemas-microsoft-com:vml" xmlns:wp14="http://schemas.microsoft.com/office/word/2010/wordprocessingDrawing" xmlns:wp="http://schemas.openxmlformats.org/drawingml/2006/wordprocessingDrawing" xmlns:w10="urn:schemas-microsoft-com:office:word" xmlns:w="http://schemas.openxmlformats.org/wordprocessingml/2006/main" xmlns:w14="http://schemas.microsoft.com/office/word/2010/wordml" xmlns:w15="http://schemas.microsoft.com/office/word/2012/wordml" xmlns:w16cex="http://schemas.microsoft.com/office/word/2018/wordml/cex" xmlns:w16cid="http://schemas.microsoft.com/office/word/2016/wordml/cid" xmlns:w16="http://schemas.microsoft.com/office/word/2018/wordml" xmlns:w16du="http://schemas.microsoft.com/office/word/2023/wordml/word16du" xmlns:w16sdtdh="http://schemas.microsoft.com/office/word/2020/wordml/sdtdatahash" xmlns:w16sdtfl="http://schemas.microsoft.com/office/word/2024/wordml/sdtformatlock" xmlns:w16se="http://schemas.microsoft.com/office/word/2015/wordml/symex" xmlns:wpg="http://schemas.microsoft.com/office/word/2010/wordprocessingGroup" xmlns:wpi="http://schemas.microsoft.com/office/word/2010/wordprocessingInk" xmlns:wne="http://schemas.microsoft.com/office/word/2006/wordml" xmlns:wps="http://schemas.microsoft.com/office/word/2010/wordprocessingShape" mc:Ignorable="w14 w15 w16se w16cid w16 w16cex w16sdtdh w16sdtfl w16du wp14">
   <w:footnote w:type="separator" w:id="-1">
     <w:p>
       <w:r>
@@ -18979,7 +18830,7 @@
 </file>
 
 <file path=word/numbering.xml><?xml version="1.0" encoding="utf-8"?>
-<w:numbering xmlns:wpc="http://schemas.microsoft.com/office/word/2010/wordprocessingCanvas" xmlns:cx="http://schemas.microsoft.com/office/drawing/2014/chartex" xmlns:cx1="http://schemas.microsoft.com/office/drawing/2015/9/8/chartex" xmlns:cx2="http://schemas.microsoft.com/office/drawing/2015/10/21/chartex" xmlns:cx3="http://schemas.microsoft.com/office/drawing/2016/5/9/chartex" xmlns:cx4="http://schemas.microsoft.com/office/drawing/2016/5/10/chartex" xmlns:cx5="http://schemas.microsoft.com/office/drawing/2016/5/11/chartex" xmlns:cx6="http://schemas.microsoft.com/office/drawing/2016/5/12/chartex" xmlns:cx7="http://schemas.microsoft.com/office/drawing/2016/5/13/chartex" xmlns:cx8="http://schemas.microsoft.com/office/drawing/2016/5/14/chartex" xmlns:mc="http://schemas.openxmlformats.org/markup-compatibility/2006" xmlns:aink="http://schemas.microsoft.com/office/drawing/2016/ink" xmlns:am3d="http://schemas.microsoft.com/office/drawing/2017/model3d" xmlns:o="urn:schemas-microsoft-com:office:office" xmlns:oel="http://schemas.microsoft.com/office/2019/extlst" xmlns:r="http://schemas.openxmlformats.org/officeDocument/2006/relationships" xmlns:m="http://schemas.openxmlformats.org/officeDocument/2006/math" xmlns:v="urn:schemas-microsoft-com:vml" xmlns:wp14="http://schemas.microsoft.com/office/word/2010/wordprocessingDrawing" xmlns:wp="http://schemas.openxmlformats.org/drawingml/2006/wordprocessingDrawing" xmlns:w10="urn:schemas-microsoft-com:office:word" xmlns:w="http://schemas.openxmlformats.org/wordprocessingml/2006/main" xmlns:w14="http://schemas.microsoft.com/office/word/2010/wordml" xmlns:w15="http://schemas.microsoft.com/office/word/2012/wordml" xmlns:w16cei="http://schemas.microsoft.com/office/word/2026/wordml/cei" xmlns:w16cex="http://schemas.microsoft.com/office/word/2018/wordml/cex" xmlns:w16cid="http://schemas.microsoft.com/office/word/2016/wordml/cid" xmlns:w16="http://schemas.microsoft.com/office/word/2018/wordml" xmlns:w16du="http://schemas.microsoft.com/office/word/2023/wordml/word16du" xmlns:w16sdtdh="http://schemas.microsoft.com/office/word/2020/wordml/sdtdatahash" xmlns:w16sdtfl="http://schemas.microsoft.com/office/word/2024/wordml/sdtformatlock" xmlns:w16se="http://schemas.microsoft.com/office/word/2015/wordml/symex" xmlns:wpg="http://schemas.microsoft.com/office/word/2010/wordprocessingGroup" xmlns:wpi="http://schemas.microsoft.com/office/word/2010/wordprocessingInk" xmlns:wne="http://schemas.microsoft.com/office/word/2006/wordml" xmlns:wps="http://schemas.microsoft.com/office/word/2010/wordprocessingShape" mc:Ignorable="w14 w15 w16se w16cid w16 w16cex w16sdtdh w16sdtfl w16du wp14">
+<w:numbering xmlns:wpc="http://schemas.microsoft.com/office/word/2010/wordprocessingCanvas" xmlns:cx="http://schemas.microsoft.com/office/drawing/2014/chartex" xmlns:cx1="http://schemas.microsoft.com/office/drawing/2015/9/8/chartex" xmlns:cx2="http://schemas.microsoft.com/office/drawing/2015/10/21/chartex" xmlns:cx3="http://schemas.microsoft.com/office/drawing/2016/5/9/chartex" xmlns:cx4="http://schemas.microsoft.com/office/drawing/2016/5/10/chartex" xmlns:cx5="http://schemas.microsoft.com/office/drawing/2016/5/11/chartex" xmlns:cx6="http://schemas.microsoft.com/office/drawing/2016/5/12/chartex" xmlns:cx7="http://schemas.microsoft.com/office/drawing/2016/5/13/chartex" xmlns:cx8="http://schemas.microsoft.com/office/drawing/2016/5/14/chartex" xmlns:mc="http://schemas.openxmlformats.org/markup-compatibility/2006" xmlns:aink="http://schemas.microsoft.com/office/drawing/2016/ink" xmlns:am3d="http://schemas.microsoft.com/office/drawing/2017/model3d" xmlns:o="urn:schemas-microsoft-com:office:office" xmlns:oel="http://schemas.microsoft.com/office/2019/extlst" xmlns:r="http://schemas.openxmlformats.org/officeDocument/2006/relationships" xmlns:m="http://schemas.openxmlformats.org/officeDocument/2006/math" xmlns:v="urn:schemas-microsoft-com:vml" xmlns:wp14="http://schemas.microsoft.com/office/word/2010/wordprocessingDrawing" xmlns:wp="http://schemas.openxmlformats.org/drawingml/2006/wordprocessingDrawing" xmlns:w10="urn:schemas-microsoft-com:office:word" xmlns:w="http://schemas.openxmlformats.org/wordprocessingml/2006/main" xmlns:w14="http://schemas.microsoft.com/office/word/2010/wordml" xmlns:w15="http://schemas.microsoft.com/office/word/2012/wordml" xmlns:w16cex="http://schemas.microsoft.com/office/word/2018/wordml/cex" xmlns:w16cid="http://schemas.microsoft.com/office/word/2016/wordml/cid" xmlns:w16="http://schemas.microsoft.com/office/word/2018/wordml" xmlns:w16du="http://schemas.microsoft.com/office/word/2023/wordml/word16du" xmlns:w16sdtdh="http://schemas.microsoft.com/office/word/2020/wordml/sdtdatahash" xmlns:w16sdtfl="http://schemas.microsoft.com/office/word/2024/wordml/sdtformatlock" xmlns:w16se="http://schemas.microsoft.com/office/word/2015/wordml/symex" xmlns:wpg="http://schemas.microsoft.com/office/word/2010/wordprocessingGroup" xmlns:wpi="http://schemas.microsoft.com/office/word/2010/wordprocessingInk" xmlns:wne="http://schemas.microsoft.com/office/word/2006/wordml" xmlns:wps="http://schemas.microsoft.com/office/word/2010/wordprocessingShape" mc:Ignorable="w14 w15 w16se w16cid w16 w16cex w16sdtdh w16sdtfl w16du wp14">
   <w:abstractNum w:abstractNumId="0" w15:restartNumberingAfterBreak="0">
     <w:nsid w:val="02EF2C5C"/>
     <w:multiLevelType w:val="hybridMultilevel"/>
@@ -23059,6 +22910,7 @@
   <w:style w:type="character" w:default="1" w:styleId="Fontepargpadro">
     <w:name w:val="Default Paragraph Font"/>
     <w:uiPriority w:val="1"/>
+    <w:semiHidden/>
     <w:unhideWhenUsed/>
   </w:style>
   <w:style w:type="table" w:default="1" w:styleId="Tabelanormal">
